--- a/planejamento/planejamento.docx
+++ b/planejamento/planejamento.docx
@@ -287,6 +287,5662 @@
         <w:t>Dashboard.</w:t>
       </w:r>
     </w:p>
+    <w:p/>
+    <w:p>
+      <w:pPr>
+        <w:spacing w:before="100" w:beforeAutospacing="1" w:after="100" w:afterAutospacing="1" w:line="240" w:lineRule="auto"/>
+        <w:outlineLvl w:val="2"/>
+        <w:rPr>
+          <w:rFonts w:ascii="Times New Roman" w:eastAsia="Times New Roman" w:hAnsi="Times New Roman" w:cs="Times New Roman"/>
+          <w:b/>
+          <w:bCs/>
+          <w:kern w:val="0"/>
+          <w:sz w:val="27"/>
+          <w:szCs w:val="27"/>
+          <w:lang w:eastAsia="pt-BR"/>
+          <w14:ligatures w14:val="none"/>
+        </w:rPr>
+      </w:pPr>
+      <w:r>
+        <w:rPr>
+          <w:rFonts w:ascii="Times New Roman" w:eastAsia="Times New Roman" w:hAnsi="Times New Roman" w:cs="Times New Roman"/>
+          <w:b/>
+          <w:bCs/>
+          <w:kern w:val="0"/>
+          <w:sz w:val="27"/>
+          <w:szCs w:val="27"/>
+          <w:lang w:eastAsia="pt-BR"/>
+          <w14:ligatures w14:val="none"/>
+        </w:rPr>
+        <w:t>Onde está o dinheiro de verdade? (A Consultoria)</w:t>
+      </w:r>
+    </w:p>
+    <w:p>
+      <w:pPr>
+        <w:spacing w:before="100" w:beforeAutospacing="1" w:after="100" w:afterAutospacing="1" w:line="240" w:lineRule="auto"/>
+        <w:rPr>
+          <w:rFonts w:ascii="Times New Roman" w:eastAsia="Times New Roman" w:hAnsi="Times New Roman" w:cs="Times New Roman"/>
+          <w:kern w:val="0"/>
+          <w:sz w:val="24"/>
+          <w:szCs w:val="24"/>
+          <w:lang w:eastAsia="pt-BR"/>
+          <w14:ligatures w14:val="none"/>
+        </w:rPr>
+      </w:pPr>
+      <w:r>
+        <w:rPr>
+          <w:rFonts w:ascii="Times New Roman" w:eastAsia="Times New Roman" w:hAnsi="Times New Roman" w:cs="Times New Roman"/>
+          <w:kern w:val="0"/>
+          <w:sz w:val="24"/>
+          <w:szCs w:val="24"/>
+          <w:lang w:eastAsia="pt-BR"/>
+          <w14:ligatures w14:val="none"/>
+        </w:rPr>
+        <w:lastRenderedPageBreak/>
+        <w:t xml:space="preserve">Se você quer os R$ 1.000,00 (e muito mais), você precisa sair do "Gerador de Contratos comum" e ir para o </w:t>
+      </w:r>
+      <w:r>
+        <w:rPr>
+          <w:rFonts w:ascii="Times New Roman" w:eastAsia="Times New Roman" w:hAnsi="Times New Roman" w:cs="Times New Roman"/>
+          <w:b/>
+          <w:bCs/>
+          <w:kern w:val="0"/>
+          <w:sz w:val="24"/>
+          <w:szCs w:val="24"/>
+          <w:lang w:eastAsia="pt-BR"/>
+          <w14:ligatures w14:val="none"/>
+        </w:rPr>
+        <w:t>Nicho Profissional</w:t>
+      </w:r>
+      <w:r>
+        <w:rPr>
+          <w:rFonts w:ascii="Times New Roman" w:eastAsia="Times New Roman" w:hAnsi="Times New Roman" w:cs="Times New Roman"/>
+          <w:kern w:val="0"/>
+          <w:sz w:val="24"/>
+          <w:szCs w:val="24"/>
+          <w:lang w:eastAsia="pt-BR"/>
+          <w14:ligatures w14:val="none"/>
+        </w:rPr>
+        <w:t>.</w:t>
+      </w:r>
+    </w:p>
+    <w:p>
+      <w:pPr>
+        <w:numPr>
+          <w:ilvl w:val="0"/>
+          <w:numId w:val="3"/>
+        </w:numPr>
+        <w:spacing w:before="100" w:beforeAutospacing="1" w:after="100" w:afterAutospacing="1" w:line="240" w:lineRule="auto"/>
+        <w:rPr>
+          <w:rFonts w:ascii="Times New Roman" w:eastAsia="Times New Roman" w:hAnsi="Times New Roman" w:cs="Times New Roman"/>
+          <w:kern w:val="0"/>
+          <w:sz w:val="24"/>
+          <w:szCs w:val="24"/>
+          <w:lang w:eastAsia="pt-BR"/>
+          <w14:ligatures w14:val="none"/>
+        </w:rPr>
+      </w:pPr>
+      <w:r>
+        <w:rPr>
+          <w:rFonts w:ascii="Times New Roman" w:eastAsia="Times New Roman" w:hAnsi="Times New Roman" w:cs="Times New Roman"/>
+          <w:b/>
+          <w:bCs/>
+          <w:kern w:val="0"/>
+          <w:sz w:val="24"/>
+          <w:szCs w:val="24"/>
+          <w:lang w:eastAsia="pt-BR"/>
+          <w14:ligatures w14:val="none"/>
+        </w:rPr>
+        <w:t>Esqueça o "Usuário Comum":</w:t>
+      </w:r>
+      <w:r>
+        <w:rPr>
+          <w:rFonts w:ascii="Times New Roman" w:eastAsia="Times New Roman" w:hAnsi="Times New Roman" w:cs="Times New Roman"/>
+          <w:kern w:val="0"/>
+          <w:sz w:val="24"/>
+          <w:szCs w:val="24"/>
+          <w:lang w:eastAsia="pt-BR"/>
+          <w14:ligatures w14:val="none"/>
+        </w:rPr>
+        <w:t xml:space="preserve"> Foque em </w:t>
+      </w:r>
+      <w:r>
+        <w:rPr>
+          <w:rFonts w:ascii="Times New Roman" w:eastAsia="Times New Roman" w:hAnsi="Times New Roman" w:cs="Times New Roman"/>
+          <w:b/>
+          <w:bCs/>
+          <w:kern w:val="0"/>
+          <w:sz w:val="24"/>
+          <w:szCs w:val="24"/>
+          <w:lang w:eastAsia="pt-BR"/>
+          <w14:ligatures w14:val="none"/>
+        </w:rPr>
+        <w:t>Corretores de Imóveis autônomos</w:t>
+      </w:r>
+      <w:r>
+        <w:rPr>
+          <w:rFonts w:ascii="Times New Roman" w:eastAsia="Times New Roman" w:hAnsi="Times New Roman" w:cs="Times New Roman"/>
+          <w:kern w:val="0"/>
+          <w:sz w:val="24"/>
+          <w:szCs w:val="24"/>
+          <w:lang w:eastAsia="pt-BR"/>
+          <w14:ligatures w14:val="none"/>
+        </w:rPr>
+        <w:t xml:space="preserve"> ou </w:t>
+      </w:r>
+      <w:r>
+        <w:rPr>
+          <w:rFonts w:ascii="Times New Roman" w:eastAsia="Times New Roman" w:hAnsi="Times New Roman" w:cs="Times New Roman"/>
+          <w:b/>
+          <w:bCs/>
+          <w:kern w:val="0"/>
+          <w:sz w:val="24"/>
+          <w:szCs w:val="24"/>
+          <w:lang w:eastAsia="pt-BR"/>
+          <w14:ligatures w14:val="none"/>
+        </w:rPr>
+        <w:t>Pequenos Empreiteiros</w:t>
+      </w:r>
+      <w:r>
+        <w:rPr>
+          <w:rFonts w:ascii="Times New Roman" w:eastAsia="Times New Roman" w:hAnsi="Times New Roman" w:cs="Times New Roman"/>
+          <w:kern w:val="0"/>
+          <w:sz w:val="24"/>
+          <w:szCs w:val="24"/>
+          <w:lang w:eastAsia="pt-BR"/>
+          <w14:ligatures w14:val="none"/>
+        </w:rPr>
+        <w:t>. Eles fazem contratos toda semana e precisam de organização.</w:t>
+      </w:r>
+    </w:p>
+    <w:p>
+      <w:pPr>
+        <w:numPr>
+          <w:ilvl w:val="0"/>
+          <w:numId w:val="3"/>
+        </w:numPr>
+        <w:spacing w:before="100" w:beforeAutospacing="1" w:after="100" w:afterAutospacing="1" w:line="240" w:lineRule="auto"/>
+        <w:rPr>
+          <w:rFonts w:ascii="Times New Roman" w:eastAsia="Times New Roman" w:hAnsi="Times New Roman" w:cs="Times New Roman"/>
+          <w:kern w:val="0"/>
+          <w:sz w:val="24"/>
+          <w:szCs w:val="24"/>
+          <w:lang w:eastAsia="pt-BR"/>
+          <w14:ligatures w14:val="none"/>
+        </w:rPr>
+      </w:pPr>
+      <w:r>
+        <w:rPr>
+          <w:rFonts w:ascii="Times New Roman" w:eastAsia="Times New Roman" w:hAnsi="Times New Roman" w:cs="Times New Roman"/>
+          <w:b/>
+          <w:bCs/>
+          <w:kern w:val="0"/>
+          <w:sz w:val="24"/>
+          <w:szCs w:val="24"/>
+          <w:lang w:eastAsia="pt-BR"/>
+          <w14:ligatures w14:val="none"/>
+        </w:rPr>
+        <w:t>Venda Gestão, não o Papel:</w:t>
+      </w:r>
+      <w:r>
+        <w:rPr>
+          <w:rFonts w:ascii="Times New Roman" w:eastAsia="Times New Roman" w:hAnsi="Times New Roman" w:cs="Times New Roman"/>
+          <w:kern w:val="0"/>
+          <w:sz w:val="24"/>
+          <w:szCs w:val="24"/>
+          <w:lang w:eastAsia="pt-BR"/>
+          <w14:ligatures w14:val="none"/>
+        </w:rPr>
+        <w:t xml:space="preserve"> O seu app não deve apenas "gerar" o contrato. Ele deve:</w:t>
+      </w:r>
+    </w:p>
+    <w:p>
+      <w:pPr>
+        <w:numPr>
+          <w:ilvl w:val="1"/>
+          <w:numId w:val="3"/>
+        </w:numPr>
+        <w:spacing w:before="100" w:beforeAutospacing="1" w:after="100" w:afterAutospacing="1" w:line="240" w:lineRule="auto"/>
+        <w:rPr>
+          <w:rFonts w:ascii="Times New Roman" w:eastAsia="Times New Roman" w:hAnsi="Times New Roman" w:cs="Times New Roman"/>
+          <w:kern w:val="0"/>
+          <w:sz w:val="24"/>
+          <w:szCs w:val="24"/>
+          <w:lang w:eastAsia="pt-BR"/>
+          <w14:ligatures w14:val="none"/>
+        </w:rPr>
+      </w:pPr>
+      <w:r>
+        <w:rPr>
+          <w:rFonts w:ascii="Times New Roman" w:eastAsia="Times New Roman" w:hAnsi="Times New Roman" w:cs="Times New Roman"/>
+          <w:kern w:val="0"/>
+          <w:sz w:val="24"/>
+          <w:szCs w:val="24"/>
+          <w:lang w:eastAsia="pt-BR"/>
+          <w14:ligatures w14:val="none"/>
+        </w:rPr>
+        <w:t>Armazenar o contrato na nuvem (</w:t>
+      </w:r>
+      <w:proofErr w:type="spellStart"/>
+      <w:r>
+        <w:rPr>
+          <w:rFonts w:ascii="Times New Roman" w:eastAsia="Times New Roman" w:hAnsi="Times New Roman" w:cs="Times New Roman"/>
+          <w:kern w:val="0"/>
+          <w:sz w:val="24"/>
+          <w:szCs w:val="24"/>
+          <w:lang w:eastAsia="pt-BR"/>
+          <w14:ligatures w14:val="none"/>
+        </w:rPr>
+        <w:t>Firebase</w:t>
+      </w:r>
+      <w:proofErr w:type="spellEnd"/>
+      <w:r>
+        <w:rPr>
+          <w:rFonts w:ascii="Times New Roman" w:eastAsia="Times New Roman" w:hAnsi="Times New Roman" w:cs="Times New Roman"/>
+          <w:kern w:val="0"/>
+          <w:sz w:val="24"/>
+          <w:szCs w:val="24"/>
+          <w:lang w:eastAsia="pt-BR"/>
+          <w14:ligatures w14:val="none"/>
+        </w:rPr>
+        <w:t>).</w:t>
+      </w:r>
+    </w:p>
+    <w:p>
+      <w:pPr>
+        <w:numPr>
+          <w:ilvl w:val="1"/>
+          <w:numId w:val="3"/>
+        </w:numPr>
+        <w:spacing w:before="100" w:beforeAutospacing="1" w:after="100" w:afterAutospacing="1" w:line="240" w:lineRule="auto"/>
+        <w:rPr>
+          <w:rFonts w:ascii="Times New Roman" w:eastAsia="Times New Roman" w:hAnsi="Times New Roman" w:cs="Times New Roman"/>
+          <w:kern w:val="0"/>
+          <w:sz w:val="24"/>
+          <w:szCs w:val="24"/>
+          <w:lang w:eastAsia="pt-BR"/>
+          <w14:ligatures w14:val="none"/>
+        </w:rPr>
+      </w:pPr>
+      <w:r>
+        <w:rPr>
+          <w:rFonts w:ascii="Times New Roman" w:eastAsia="Times New Roman" w:hAnsi="Times New Roman" w:cs="Times New Roman"/>
+          <w:kern w:val="0"/>
+          <w:sz w:val="24"/>
+          <w:szCs w:val="24"/>
+          <w:lang w:eastAsia="pt-BR"/>
+          <w14:ligatures w14:val="none"/>
+        </w:rPr>
+        <w:t>Enviar o link por WhatsApp para a outra parte.</w:t>
+      </w:r>
+    </w:p>
+    <w:p>
+      <w:pPr>
+        <w:numPr>
+          <w:ilvl w:val="1"/>
+          <w:numId w:val="3"/>
+        </w:numPr>
+        <w:spacing w:before="100" w:beforeAutospacing="1" w:after="100" w:afterAutospacing="1" w:line="240" w:lineRule="auto"/>
+        <w:rPr>
+          <w:rFonts w:ascii="Times New Roman" w:eastAsia="Times New Roman" w:hAnsi="Times New Roman" w:cs="Times New Roman"/>
+          <w:kern w:val="0"/>
+          <w:sz w:val="24"/>
+          <w:szCs w:val="24"/>
+          <w:lang w:eastAsia="pt-BR"/>
+          <w14:ligatures w14:val="none"/>
+        </w:rPr>
+      </w:pPr>
+      <w:r>
+        <w:rPr>
+          <w:rFonts w:ascii="Times New Roman" w:eastAsia="Times New Roman" w:hAnsi="Times New Roman" w:cs="Times New Roman"/>
+          <w:kern w:val="0"/>
+          <w:sz w:val="24"/>
+          <w:szCs w:val="24"/>
+          <w:lang w:eastAsia="pt-BR"/>
+          <w14:ligatures w14:val="none"/>
+        </w:rPr>
+        <w:t>Ter uma "assinatura digital" simples (mesmo que seja apenas um log de IP e aceite).</w:t>
+      </w:r>
+    </w:p>
+    <w:p>
+      <w:pPr>
+        <w:numPr>
+          <w:ilvl w:val="0"/>
+          <w:numId w:val="3"/>
+        </w:numPr>
+        <w:spacing w:before="100" w:beforeAutospacing="1" w:after="100" w:afterAutospacing="1" w:line="240" w:lineRule="auto"/>
+        <w:rPr>
+          <w:rFonts w:ascii="Times New Roman" w:eastAsia="Times New Roman" w:hAnsi="Times New Roman" w:cs="Times New Roman"/>
+          <w:kern w:val="0"/>
+          <w:sz w:val="24"/>
+          <w:szCs w:val="24"/>
+          <w:lang w:eastAsia="pt-BR"/>
+          <w14:ligatures w14:val="none"/>
+        </w:rPr>
+      </w:pPr>
+      <w:r>
+        <w:rPr>
+          <w:rFonts w:ascii="Times New Roman" w:eastAsia="Times New Roman" w:hAnsi="Times New Roman" w:cs="Times New Roman"/>
+          <w:b/>
+          <w:bCs/>
+          <w:kern w:val="0"/>
+          <w:sz w:val="24"/>
+          <w:szCs w:val="24"/>
+          <w:lang w:eastAsia="pt-BR"/>
+          <w14:ligatures w14:val="none"/>
+        </w:rPr>
+        <w:t>Foque no PWA:</w:t>
+      </w:r>
+      <w:r>
+        <w:rPr>
+          <w:rFonts w:ascii="Times New Roman" w:eastAsia="Times New Roman" w:hAnsi="Times New Roman" w:cs="Times New Roman"/>
+          <w:kern w:val="0"/>
+          <w:sz w:val="24"/>
+          <w:szCs w:val="24"/>
+          <w:lang w:eastAsia="pt-BR"/>
+          <w14:ligatures w14:val="none"/>
+        </w:rPr>
+        <w:t xml:space="preserve"> Use a vantagem do PWA (funcionar offline, ícone na tela) para ser a ferramenta de bolso do prestador de serviço que está na obra ou na rua e precisa fechar o negócio </w:t>
+      </w:r>
+      <w:r>
+        <w:rPr>
+          <w:rFonts w:ascii="Times New Roman" w:eastAsia="Times New Roman" w:hAnsi="Times New Roman" w:cs="Times New Roman"/>
+          <w:i/>
+          <w:iCs/>
+          <w:kern w:val="0"/>
+          <w:sz w:val="24"/>
+          <w:szCs w:val="24"/>
+          <w:lang w:eastAsia="pt-BR"/>
+          <w14:ligatures w14:val="none"/>
+        </w:rPr>
+        <w:t>na hora</w:t>
+      </w:r>
+      <w:r>
+        <w:rPr>
+          <w:rFonts w:ascii="Times New Roman" w:eastAsia="Times New Roman" w:hAnsi="Times New Roman" w:cs="Times New Roman"/>
+          <w:kern w:val="0"/>
+          <w:sz w:val="24"/>
+          <w:szCs w:val="24"/>
+          <w:lang w:eastAsia="pt-BR"/>
+          <w14:ligatures w14:val="none"/>
+        </w:rPr>
+        <w:t>.</w:t>
+      </w:r>
+    </w:p>
+    <w:p>
+      <w:pPr>
+        <w:spacing w:before="100" w:beforeAutospacing="1" w:after="100" w:afterAutospacing="1" w:line="240" w:lineRule="auto"/>
+        <w:rPr>
+          <w:rFonts w:ascii="Times New Roman" w:eastAsia="Times New Roman" w:hAnsi="Times New Roman" w:cs="Times New Roman"/>
+          <w:kern w:val="0"/>
+          <w:sz w:val="24"/>
+          <w:szCs w:val="24"/>
+          <w:lang w:eastAsia="pt-BR"/>
+          <w14:ligatures w14:val="none"/>
+        </w:rPr>
+      </w:pPr>
+    </w:p>
+    <w:p>
+      <w:pPr>
+        <w:spacing w:before="100" w:beforeAutospacing="1" w:after="100" w:afterAutospacing="1" w:line="240" w:lineRule="auto"/>
+        <w:rPr>
+          <w:rFonts w:ascii="Times New Roman" w:eastAsia="Times New Roman" w:hAnsi="Times New Roman" w:cs="Times New Roman"/>
+          <w:kern w:val="0"/>
+          <w:sz w:val="24"/>
+          <w:szCs w:val="24"/>
+          <w:lang w:eastAsia="pt-BR"/>
+          <w14:ligatures w14:val="none"/>
+        </w:rPr>
+      </w:pPr>
+    </w:p>
+    <w:p>
+      <w:pPr>
+        <w:pStyle w:val="Ttulo3"/>
+      </w:pPr>
+      <w:r>
+        <w:t>1. O "Pulo do Gato": O Contrato vira Orçamento</w:t>
+      </w:r>
+    </w:p>
+    <w:p>
+      <w:pPr>
+        <w:pStyle w:val="NormalWeb"/>
+      </w:pPr>
+      <w:r>
+        <w:t xml:space="preserve">O profissional de manutenção (ar-condicionado, jardim) raramente chega com o contrato pronto. Ele envia um </w:t>
+      </w:r>
+      <w:r>
+        <w:rPr>
+          <w:b/>
+          <w:bCs/>
+        </w:rPr>
+        <w:t>Orçamento</w:t>
+      </w:r>
+      <w:r>
+        <w:t xml:space="preserve"> que, ao ser aprovado, vira </w:t>
+      </w:r>
+      <w:r>
+        <w:rPr>
+          <w:b/>
+          <w:bCs/>
+        </w:rPr>
+        <w:t>Contrato</w:t>
+      </w:r>
+      <w:r>
+        <w:t>.</w:t>
+      </w:r>
+    </w:p>
+    <w:p>
+      <w:pPr>
+        <w:pStyle w:val="NormalWeb"/>
+        <w:numPr>
+          <w:ilvl w:val="0"/>
+          <w:numId w:val="4"/>
+        </w:numPr>
+      </w:pPr>
+      <w:r>
+        <w:rPr>
+          <w:b/>
+          <w:bCs/>
+        </w:rPr>
+        <w:t>Melhoria:</w:t>
+      </w:r>
+      <w:r>
+        <w:t xml:space="preserve"> Crie um fluxo onde o profissional preenche os dados, o app gera um "Orçamento Profissional" em PDF/Link. Se o cliente der o "Ok" pelo Zap, o app gera o contrato automaticamente com os mesmos dados.</w:t>
+      </w:r>
+    </w:p>
+    <w:p>
+      <w:pPr>
+        <w:pStyle w:val="NormalWeb"/>
+        <w:numPr>
+          <w:ilvl w:val="0"/>
+          <w:numId w:val="4"/>
+        </w:numPr>
+      </w:pPr>
+      <w:r>
+        <w:rPr>
+          <w:b/>
+          <w:bCs/>
+        </w:rPr>
+        <w:t>Por que isso monetiza?</w:t>
+      </w:r>
+      <w:r>
+        <w:t xml:space="preserve"> Porque você resolve a burocracia do cara que está com a mão suja de graxa e não tem tempo de ir para o computador.</w:t>
+      </w:r>
+    </w:p>
+    <w:p>
+      <w:pPr>
+        <w:pStyle w:val="Ttulo3"/>
+      </w:pPr>
+      <w:r>
+        <w:t>2. A "Assinatura de Dedo" (Formalização Simples)</w:t>
+      </w:r>
+    </w:p>
+    <w:p>
+      <w:pPr>
+        <w:pStyle w:val="NormalWeb"/>
+      </w:pPr>
+      <w:r>
+        <w:t xml:space="preserve">Papel e impressora são inimigos da agilidade. No PWA, você pode implementar um campo de </w:t>
+      </w:r>
+      <w:r>
+        <w:rPr>
+          <w:b/>
+          <w:bCs/>
+        </w:rPr>
+        <w:t>assinatura na tela</w:t>
+      </w:r>
+      <w:r>
+        <w:t xml:space="preserve"> (</w:t>
+      </w:r>
+      <w:proofErr w:type="spellStart"/>
+      <w:r>
+        <w:t>canvas</w:t>
+      </w:r>
+      <w:proofErr w:type="spellEnd"/>
+      <w:r>
+        <w:t>).</w:t>
+      </w:r>
+    </w:p>
+    <w:p>
+      <w:pPr>
+        <w:pStyle w:val="NormalWeb"/>
+        <w:numPr>
+          <w:ilvl w:val="0"/>
+          <w:numId w:val="5"/>
+        </w:numPr>
+      </w:pPr>
+      <w:r>
+        <w:rPr>
+          <w:b/>
+          <w:bCs/>
+        </w:rPr>
+        <w:t>A Realidade:</w:t>
+      </w:r>
+      <w:r>
+        <w:t xml:space="preserve"> Para contratos de baixo valor (manutenção de R$ 300,00 ou venda de bike de R$ 1.000,00), uma assinatura digital na tela com o registro do IP e data tem um valor psicológico e jurídico enorme para evitar calotes.</w:t>
+      </w:r>
+    </w:p>
+    <w:p>
+      <w:pPr>
+        <w:pStyle w:val="NormalWeb"/>
+        <w:numPr>
+          <w:ilvl w:val="0"/>
+          <w:numId w:val="5"/>
+        </w:numPr>
+      </w:pPr>
+      <w:r>
+        <w:rPr>
+          <w:b/>
+          <w:bCs/>
+        </w:rPr>
+        <w:t>Valor agregado:</w:t>
+      </w:r>
+      <w:r>
+        <w:t xml:space="preserve"> Isso separa seu app de um "gerador de texto" e o torna uma "plataforma de fechamento".</w:t>
+      </w:r>
+    </w:p>
+    <w:p>
+      <w:pPr>
+        <w:pStyle w:val="Ttulo3"/>
+      </w:pPr>
+      <w:r>
+        <w:t xml:space="preserve">3. Organização por Clientes (O </w:t>
+      </w:r>
+      <w:proofErr w:type="spellStart"/>
+      <w:r>
+        <w:t>mini-CRM</w:t>
+      </w:r>
+      <w:proofErr w:type="spellEnd"/>
+      <w:r>
+        <w:t>)</w:t>
+      </w:r>
+    </w:p>
+    <w:p>
+      <w:pPr>
+        <w:pStyle w:val="NormalWeb"/>
+      </w:pPr>
+      <w:r>
+        <w:t>Se eu sou um jardineiro e faço 10 jardins por mês, quero abrir seu app e ver a lista de quem me deve ou de quem o contrato já venceu.</w:t>
+      </w:r>
+    </w:p>
+    <w:p>
+      <w:pPr>
+        <w:pStyle w:val="NormalWeb"/>
+        <w:numPr>
+          <w:ilvl w:val="0"/>
+          <w:numId w:val="6"/>
+        </w:numPr>
+      </w:pPr>
+      <w:r>
+        <w:rPr>
+          <w:b/>
+          <w:bCs/>
+        </w:rPr>
+        <w:t>Melhoria:</w:t>
+      </w:r>
+      <w:r>
+        <w:t xml:space="preserve"> Use o </w:t>
+      </w:r>
+      <w:proofErr w:type="spellStart"/>
+      <w:r>
+        <w:t>Firebase</w:t>
+      </w:r>
+      <w:proofErr w:type="spellEnd"/>
+      <w:r>
+        <w:t xml:space="preserve"> para criar um "Histórico de Contratos". O usuário faz login e vê: </w:t>
+      </w:r>
+      <w:r>
+        <w:rPr>
+          <w:i/>
+          <w:iCs/>
+        </w:rPr>
+        <w:t>[João - Ar Condicionado - R$ 200 - Pago]</w:t>
+      </w:r>
+      <w:r>
+        <w:t xml:space="preserve"> ou </w:t>
+      </w:r>
+      <w:r>
+        <w:rPr>
+          <w:i/>
+          <w:iCs/>
+        </w:rPr>
+        <w:t>[Maria - Jardim - R$ 150 - Pendente]</w:t>
+      </w:r>
+      <w:r>
+        <w:t>.</w:t>
+      </w:r>
+    </w:p>
+    <w:p>
+      <w:pPr>
+        <w:pStyle w:val="NormalWeb"/>
+        <w:numPr>
+          <w:ilvl w:val="0"/>
+          <w:numId w:val="6"/>
+        </w:numPr>
+      </w:pPr>
+      <w:r>
+        <w:rPr>
+          <w:b/>
+          <w:bCs/>
+        </w:rPr>
+        <w:lastRenderedPageBreak/>
+        <w:t>Monetização:</w:t>
+      </w:r>
+      <w:r>
+        <w:t xml:space="preserve"> Você pode oferecer 3 contratos grátis por mês e cobrar uma assinatura (</w:t>
+      </w:r>
+      <w:proofErr w:type="spellStart"/>
+      <w:r>
+        <w:t>ex</w:t>
+      </w:r>
+      <w:proofErr w:type="spellEnd"/>
+      <w:r>
+        <w:t xml:space="preserve">: R$ 29,90) para contratos ilimitados e gestão de clientes. </w:t>
+      </w:r>
+      <w:r>
+        <w:rPr>
+          <w:b/>
+          <w:bCs/>
+        </w:rPr>
+        <w:t>34 assinantes = R$ 1.000,00 de lucro.</w:t>
+      </w:r>
+    </w:p>
+    <w:p>
+      <w:pPr>
+        <w:pStyle w:val="Ttulo3"/>
+      </w:pPr>
+      <w:r>
+        <w:t>4. Checklist de Vistoria (Para Venda de Usados)</w:t>
+      </w:r>
+    </w:p>
+    <w:p>
+      <w:pPr>
+        <w:pStyle w:val="NormalWeb"/>
+      </w:pPr>
+      <w:r>
+        <w:t>Quem vende uma máquina de cortar grama usada tem medo de o comprador reclamar depois.</w:t>
+      </w:r>
+    </w:p>
+    <w:p>
+      <w:pPr>
+        <w:pStyle w:val="NormalWeb"/>
+        <w:numPr>
+          <w:ilvl w:val="0"/>
+          <w:numId w:val="7"/>
+        </w:numPr>
+      </w:pPr>
+      <w:r>
+        <w:rPr>
+          <w:b/>
+          <w:bCs/>
+        </w:rPr>
+        <w:t>Melhoria:</w:t>
+      </w:r>
+      <w:r>
+        <w:t xml:space="preserve"> No contrato de compra e venda, adicione um "Checklist de Estado": </w:t>
+      </w:r>
+      <w:r>
+        <w:rPr>
+          <w:i/>
+          <w:iCs/>
+        </w:rPr>
+        <w:t>( ) Motor funcionando, ( ) Pintura com riscos, ( ) Sem garantia.</w:t>
+      </w:r>
+    </w:p>
+    <w:p>
+      <w:pPr>
+        <w:pStyle w:val="NormalWeb"/>
+        <w:numPr>
+          <w:ilvl w:val="0"/>
+          <w:numId w:val="7"/>
+        </w:numPr>
+      </w:pPr>
+      <w:r>
+        <w:rPr>
+          <w:b/>
+          <w:bCs/>
+        </w:rPr>
+        <w:t>Sinceridade:</w:t>
+      </w:r>
+      <w:r>
+        <w:t xml:space="preserve"> Isso dá segurança para quem vende. É um diferencial que nenhum modelo pronto do Google oferece.</w:t>
+      </w:r>
+    </w:p>
+    <w:p>
+      <w:pPr>
+        <w:spacing w:before="100" w:beforeAutospacing="1" w:after="100" w:afterAutospacing="1" w:line="240" w:lineRule="auto"/>
+        <w:rPr>
+          <w:rFonts w:ascii="Times New Roman" w:eastAsia="Times New Roman" w:hAnsi="Times New Roman" w:cs="Times New Roman"/>
+          <w:kern w:val="0"/>
+          <w:sz w:val="24"/>
+          <w:szCs w:val="24"/>
+          <w:lang w:eastAsia="pt-BR"/>
+          <w14:ligatures w14:val="none"/>
+        </w:rPr>
+      </w:pPr>
+    </w:p>
+    <w:p>
+      <w:pPr>
+        <w:spacing w:before="100" w:beforeAutospacing="1" w:after="100" w:afterAutospacing="1" w:line="240" w:lineRule="auto"/>
+        <w:rPr>
+          <w:rFonts w:ascii="Times New Roman" w:eastAsia="Times New Roman" w:hAnsi="Times New Roman" w:cs="Times New Roman"/>
+          <w:kern w:val="0"/>
+          <w:sz w:val="24"/>
+          <w:szCs w:val="24"/>
+          <w:lang w:eastAsia="pt-BR"/>
+          <w14:ligatures w14:val="none"/>
+        </w:rPr>
+      </w:pPr>
+    </w:p>
+    <w:p>
+      <w:pPr>
+        <w:spacing w:before="100" w:beforeAutospacing="1" w:after="100" w:afterAutospacing="1" w:line="240" w:lineRule="auto"/>
+        <w:rPr>
+          <w:rFonts w:ascii="Times New Roman" w:eastAsia="Times New Roman" w:hAnsi="Times New Roman" w:cs="Times New Roman"/>
+          <w:kern w:val="0"/>
+          <w:sz w:val="24"/>
+          <w:szCs w:val="24"/>
+          <w:lang w:eastAsia="pt-BR"/>
+          <w14:ligatures w14:val="none"/>
+        </w:rPr>
+      </w:pPr>
+    </w:p>
+    <w:p>
+      <w:pPr>
+        <w:spacing w:before="100" w:beforeAutospacing="1" w:after="100" w:afterAutospacing="1" w:line="240" w:lineRule="auto"/>
+        <w:rPr>
+          <w:rFonts w:ascii="Times New Roman" w:eastAsia="Times New Roman" w:hAnsi="Times New Roman" w:cs="Times New Roman"/>
+          <w:kern w:val="0"/>
+          <w:sz w:val="24"/>
+          <w:szCs w:val="24"/>
+          <w:lang w:eastAsia="pt-BR"/>
+          <w14:ligatures w14:val="none"/>
+        </w:rPr>
+      </w:pPr>
+    </w:p>
+    <w:p>
+      <w:pPr>
+        <w:pStyle w:val="Ttulo3"/>
+      </w:pPr>
+      <w:r>
+        <w:t>A Realidade das Despesas e Lucro</w:t>
+      </w:r>
+    </w:p>
+    <w:p>
+      <w:pPr>
+        <w:pStyle w:val="NormalWeb"/>
+      </w:pPr>
+      <w:r>
+        <w:t>Para ter R$ 1.000,00 limpos, considere o seguinte cenário:</w:t>
+      </w:r>
+    </w:p>
+    <w:tbl>
+      <w:tblPr>
+        <w:tblW w:w="0" w:type="auto"/>
+        <w:tblCellSpacing w:w="15" w:type="dxa"/>
+        <w:tblCellMar>
+          <w:top w:w="15" w:type="dxa"/>
+          <w:left w:w="15" w:type="dxa"/>
+          <w:bottom w:w="15" w:type="dxa"/>
+          <w:right w:w="15" w:type="dxa"/>
+        </w:tblCellMar>
+        <w:tblLook w:val="04A0" w:firstRow="1" w:lastRow="0" w:firstColumn="1" w:lastColumn="0" w:noHBand="0" w:noVBand="1"/>
+      </w:tblPr>
+      <w:tblGrid>
+        <w:gridCol w:w="2666"/>
+        <w:gridCol w:w="1351"/>
+        <w:gridCol w:w="4471"/>
+      </w:tblGrid>
+      <w:tr>
+        <w:trPr>
+          <w:tblHeader/>
+          <w:tblCellSpacing w:w="15" w:type="dxa"/>
+        </w:trPr>
+        <w:tc>
+          <w:tcPr>
+            <w:tcW w:w="0" w:type="auto"/>
+            <w:tcBorders>
+              <w:top w:val="single" w:sz="6" w:space="0" w:color="auto"/>
+              <w:left w:val="single" w:sz="6" w:space="0" w:color="auto"/>
+              <w:bottom w:val="single" w:sz="6" w:space="0" w:color="auto"/>
+              <w:right w:val="single" w:sz="6" w:space="0" w:color="auto"/>
+            </w:tcBorders>
+            <w:vAlign w:val="center"/>
+            <w:hideMark/>
+          </w:tcPr>
+          <w:p>
+            <w:pPr>
+              <w:spacing w:after="480"/>
+            </w:pPr>
+            <w:r>
+              <w:rPr>
+                <w:rStyle w:val="Forte"/>
+              </w:rPr>
+              <w:t>Item</w:t>
+            </w:r>
+          </w:p>
+        </w:tc>
+        <w:tc>
+          <w:tcPr>
+            <w:tcW w:w="0" w:type="auto"/>
+            <w:tcBorders>
+              <w:top w:val="single" w:sz="6" w:space="0" w:color="auto"/>
+              <w:left w:val="single" w:sz="6" w:space="0" w:color="auto"/>
+              <w:bottom w:val="single" w:sz="6" w:space="0" w:color="auto"/>
+              <w:right w:val="single" w:sz="6" w:space="0" w:color="auto"/>
+            </w:tcBorders>
+            <w:vAlign w:val="center"/>
+            <w:hideMark/>
+          </w:tcPr>
+          <w:p>
+            <w:pPr>
+              <w:spacing w:after="480"/>
+            </w:pPr>
+            <w:r>
+              <w:rPr>
+                <w:rStyle w:val="Forte"/>
+              </w:rPr>
+              <w:t>Custo Estimado</w:t>
+            </w:r>
+          </w:p>
+        </w:tc>
+        <w:tc>
+          <w:tcPr>
+            <w:tcW w:w="0" w:type="auto"/>
+            <w:tcBorders>
+              <w:top w:val="single" w:sz="6" w:space="0" w:color="auto"/>
+              <w:left w:val="single" w:sz="6" w:space="0" w:color="auto"/>
+              <w:bottom w:val="single" w:sz="6" w:space="0" w:color="auto"/>
+              <w:right w:val="single" w:sz="6" w:space="0" w:color="auto"/>
+            </w:tcBorders>
+            <w:vAlign w:val="center"/>
+            <w:hideMark/>
+          </w:tcPr>
+          <w:p>
+            <w:pPr>
+              <w:spacing w:after="480"/>
+            </w:pPr>
+            <w:r>
+              <w:rPr>
+                <w:rStyle w:val="Forte"/>
+              </w:rPr>
+              <w:t>Observação</w:t>
+            </w:r>
+          </w:p>
+        </w:tc>
+      </w:tr>
+      <w:tr>
+        <w:trPr>
+          <w:tblCellSpacing w:w="15" w:type="dxa"/>
+        </w:trPr>
+        <w:tc>
+          <w:tcPr>
+            <w:tcW w:w="0" w:type="auto"/>
+            <w:tcBorders>
+              <w:top w:val="single" w:sz="6" w:space="0" w:color="auto"/>
+              <w:left w:val="single" w:sz="6" w:space="0" w:color="auto"/>
+              <w:bottom w:val="single" w:sz="6" w:space="0" w:color="auto"/>
+              <w:right w:val="single" w:sz="6" w:space="0" w:color="auto"/>
+            </w:tcBorders>
+            <w:vAlign w:val="center"/>
+            <w:hideMark/>
+          </w:tcPr>
+          <w:p>
+            <w:pPr>
+              <w:spacing w:after="480"/>
+            </w:pPr>
+            <w:r>
+              <w:rPr>
+                <w:b/>
+                <w:bCs/>
+              </w:rPr>
+              <w:t>Hospedagem (</w:t>
+            </w:r>
+            <w:proofErr w:type="spellStart"/>
+            <w:r>
+              <w:rPr>
+                <w:b/>
+                <w:bCs/>
+              </w:rPr>
+              <w:t>Firebase</w:t>
+            </w:r>
+            <w:proofErr w:type="spellEnd"/>
+            <w:r>
+              <w:rPr>
+                <w:b/>
+                <w:bCs/>
+              </w:rPr>
+              <w:t>/GitHub)</w:t>
+            </w:r>
+          </w:p>
+        </w:tc>
+        <w:tc>
+          <w:tcPr>
+            <w:tcW w:w="0" w:type="auto"/>
+            <w:tcBorders>
+              <w:top w:val="single" w:sz="6" w:space="0" w:color="auto"/>
+              <w:left w:val="single" w:sz="6" w:space="0" w:color="auto"/>
+              <w:bottom w:val="single" w:sz="6" w:space="0" w:color="auto"/>
+              <w:right w:val="single" w:sz="6" w:space="0" w:color="auto"/>
+            </w:tcBorders>
+            <w:vAlign w:val="center"/>
+            <w:hideMark/>
+          </w:tcPr>
+          <w:p>
+            <w:pPr>
+              <w:spacing w:after="480"/>
+            </w:pPr>
+            <w:r>
+              <w:t>R$ 0,00</w:t>
+            </w:r>
+          </w:p>
+        </w:tc>
+        <w:tc>
+          <w:tcPr>
+            <w:tcW w:w="0" w:type="auto"/>
+            <w:tcBorders>
+              <w:top w:val="single" w:sz="6" w:space="0" w:color="auto"/>
+              <w:left w:val="single" w:sz="6" w:space="0" w:color="auto"/>
+              <w:bottom w:val="single" w:sz="6" w:space="0" w:color="auto"/>
+              <w:right w:val="single" w:sz="6" w:space="0" w:color="auto"/>
+            </w:tcBorders>
+            <w:vAlign w:val="center"/>
+            <w:hideMark/>
+          </w:tcPr>
+          <w:p>
+            <w:pPr>
+              <w:spacing w:after="480"/>
+            </w:pPr>
+            <w:r>
+              <w:t>No plano gratuito (</w:t>
+            </w:r>
+            <w:proofErr w:type="spellStart"/>
+            <w:r>
+              <w:t>Spark</w:t>
+            </w:r>
+            <w:proofErr w:type="spellEnd"/>
+            <w:r>
+              <w:t>) você aguenta milhares de usuários.</w:t>
+            </w:r>
+          </w:p>
+        </w:tc>
+      </w:tr>
+      <w:tr>
+        <w:trPr>
+          <w:tblCellSpacing w:w="15" w:type="dxa"/>
+        </w:trPr>
+        <w:tc>
+          <w:tcPr>
+            <w:tcW w:w="0" w:type="auto"/>
+            <w:tcBorders>
+              <w:top w:val="single" w:sz="6" w:space="0" w:color="auto"/>
+              <w:left w:val="single" w:sz="6" w:space="0" w:color="auto"/>
+              <w:bottom w:val="single" w:sz="6" w:space="0" w:color="auto"/>
+              <w:right w:val="single" w:sz="6" w:space="0" w:color="auto"/>
+            </w:tcBorders>
+            <w:vAlign w:val="center"/>
+            <w:hideMark/>
+          </w:tcPr>
+          <w:p>
+            <w:pPr>
+              <w:spacing w:after="480"/>
+            </w:pPr>
+            <w:r>
+              <w:rPr>
+                <w:b/>
+                <w:bCs/>
+              </w:rPr>
+              <w:t>Domínio (.com.br)</w:t>
+            </w:r>
+          </w:p>
+        </w:tc>
+        <w:tc>
+          <w:tcPr>
+            <w:tcW w:w="0" w:type="auto"/>
+            <w:tcBorders>
+              <w:top w:val="single" w:sz="6" w:space="0" w:color="auto"/>
+              <w:left w:val="single" w:sz="6" w:space="0" w:color="auto"/>
+              <w:bottom w:val="single" w:sz="6" w:space="0" w:color="auto"/>
+              <w:right w:val="single" w:sz="6" w:space="0" w:color="auto"/>
+            </w:tcBorders>
+            <w:vAlign w:val="center"/>
+            <w:hideMark/>
+          </w:tcPr>
+          <w:p>
+            <w:pPr>
+              <w:spacing w:after="480"/>
+            </w:pPr>
+            <w:r>
+              <w:t>R$ 40,00 /ano</w:t>
+            </w:r>
+          </w:p>
+        </w:tc>
+        <w:tc>
+          <w:tcPr>
+            <w:tcW w:w="0" w:type="auto"/>
+            <w:tcBorders>
+              <w:top w:val="single" w:sz="6" w:space="0" w:color="auto"/>
+              <w:left w:val="single" w:sz="6" w:space="0" w:color="auto"/>
+              <w:bottom w:val="single" w:sz="6" w:space="0" w:color="auto"/>
+              <w:right w:val="single" w:sz="6" w:space="0" w:color="auto"/>
+            </w:tcBorders>
+            <w:vAlign w:val="center"/>
+            <w:hideMark/>
+          </w:tcPr>
+          <w:p>
+            <w:pPr>
+              <w:spacing w:after="480"/>
+            </w:pPr>
+            <w:r>
+              <w:t>Essencial para passar credibilidade profissional.</w:t>
+            </w:r>
+          </w:p>
+        </w:tc>
+      </w:tr>
+      <w:tr>
+        <w:trPr>
+          <w:tblCellSpacing w:w="15" w:type="dxa"/>
+        </w:trPr>
+        <w:tc>
+          <w:tcPr>
+            <w:tcW w:w="0" w:type="auto"/>
+            <w:tcBorders>
+              <w:top w:val="single" w:sz="6" w:space="0" w:color="auto"/>
+              <w:left w:val="single" w:sz="6" w:space="0" w:color="auto"/>
+              <w:bottom w:val="single" w:sz="6" w:space="0" w:color="auto"/>
+              <w:right w:val="single" w:sz="6" w:space="0" w:color="auto"/>
+            </w:tcBorders>
+            <w:vAlign w:val="center"/>
+            <w:hideMark/>
+          </w:tcPr>
+          <w:p>
+            <w:pPr>
+              <w:spacing w:after="480"/>
+            </w:pPr>
+            <w:r>
+              <w:rPr>
+                <w:b/>
+                <w:bCs/>
+              </w:rPr>
+              <w:t>Marketing (Tráfego Pago)</w:t>
+            </w:r>
+          </w:p>
+        </w:tc>
+        <w:tc>
+          <w:tcPr>
+            <w:tcW w:w="0" w:type="auto"/>
+            <w:tcBorders>
+              <w:top w:val="single" w:sz="6" w:space="0" w:color="auto"/>
+              <w:left w:val="single" w:sz="6" w:space="0" w:color="auto"/>
+              <w:bottom w:val="single" w:sz="6" w:space="0" w:color="auto"/>
+              <w:right w:val="single" w:sz="6" w:space="0" w:color="auto"/>
+            </w:tcBorders>
+            <w:vAlign w:val="center"/>
+            <w:hideMark/>
+          </w:tcPr>
+          <w:p>
+            <w:pPr>
+              <w:spacing w:after="480"/>
+            </w:pPr>
+            <w:r>
+              <w:t>R$ 300,00 /mês</w:t>
+            </w:r>
+          </w:p>
+        </w:tc>
+        <w:tc>
+          <w:tcPr>
+            <w:tcW w:w="0" w:type="auto"/>
+            <w:tcBorders>
+              <w:top w:val="single" w:sz="6" w:space="0" w:color="auto"/>
+              <w:left w:val="single" w:sz="6" w:space="0" w:color="auto"/>
+              <w:bottom w:val="single" w:sz="6" w:space="0" w:color="auto"/>
+              <w:right w:val="single" w:sz="6" w:space="0" w:color="auto"/>
+            </w:tcBorders>
+            <w:vAlign w:val="center"/>
+            <w:hideMark/>
+          </w:tcPr>
+          <w:p>
+            <w:pPr>
+              <w:spacing w:after="480"/>
+            </w:pPr>
+            <w:r>
+              <w:t>Para atrair os primeiros 50 clientes pagantes.</w:t>
+            </w:r>
+          </w:p>
+        </w:tc>
+      </w:tr>
+      <w:tr>
+        <w:trPr>
+          <w:tblCellSpacing w:w="15" w:type="dxa"/>
+        </w:trPr>
+        <w:tc>
+          <w:tcPr>
+            <w:tcW w:w="0" w:type="auto"/>
+            <w:tcBorders>
+              <w:top w:val="single" w:sz="6" w:space="0" w:color="auto"/>
+              <w:left w:val="single" w:sz="6" w:space="0" w:color="auto"/>
+              <w:bottom w:val="single" w:sz="6" w:space="0" w:color="auto"/>
+              <w:right w:val="single" w:sz="6" w:space="0" w:color="auto"/>
+            </w:tcBorders>
+            <w:vAlign w:val="center"/>
+            <w:hideMark/>
+          </w:tcPr>
+          <w:p>
+            <w:pPr>
+              <w:spacing w:after="480"/>
+            </w:pPr>
+            <w:r>
+              <w:rPr>
+                <w:b/>
+                <w:bCs/>
+              </w:rPr>
+              <w:t>Manutenção/Seu Tempo</w:t>
+            </w:r>
+          </w:p>
+        </w:tc>
+        <w:tc>
+          <w:tcPr>
+            <w:tcW w:w="0" w:type="auto"/>
+            <w:tcBorders>
+              <w:top w:val="single" w:sz="6" w:space="0" w:color="auto"/>
+              <w:left w:val="single" w:sz="6" w:space="0" w:color="auto"/>
+              <w:bottom w:val="single" w:sz="6" w:space="0" w:color="auto"/>
+              <w:right w:val="single" w:sz="6" w:space="0" w:color="auto"/>
+            </w:tcBorders>
+            <w:vAlign w:val="center"/>
+            <w:hideMark/>
+          </w:tcPr>
+          <w:p>
+            <w:pPr>
+              <w:spacing w:after="480"/>
+            </w:pPr>
+            <w:r>
+              <w:t>R$ 0,00</w:t>
+            </w:r>
+          </w:p>
+        </w:tc>
+        <w:tc>
+          <w:tcPr>
+            <w:tcW w:w="0" w:type="auto"/>
+            <w:tcBorders>
+              <w:top w:val="single" w:sz="6" w:space="0" w:color="auto"/>
+              <w:left w:val="single" w:sz="6" w:space="0" w:color="auto"/>
+              <w:bottom w:val="single" w:sz="6" w:space="0" w:color="auto"/>
+              <w:right w:val="single" w:sz="6" w:space="0" w:color="auto"/>
+            </w:tcBorders>
+            <w:vAlign w:val="center"/>
+            <w:hideMark/>
+          </w:tcPr>
+          <w:p>
+            <w:pPr>
+              <w:spacing w:after="480"/>
+            </w:pPr>
+            <w:r>
+              <w:t>Você é o desenvolvedor.</w:t>
+            </w:r>
+          </w:p>
+        </w:tc>
+      </w:tr>
+    </w:tbl>
+    <w:p>
+      <w:pPr>
+        <w:spacing w:before="100" w:beforeAutospacing="1" w:after="100" w:afterAutospacing="1" w:line="240" w:lineRule="auto"/>
+        <w:rPr>
+          <w:rFonts w:ascii="Times New Roman" w:eastAsia="Times New Roman" w:hAnsi="Times New Roman" w:cs="Times New Roman"/>
+          <w:kern w:val="0"/>
+          <w:sz w:val="24"/>
+          <w:szCs w:val="24"/>
+          <w:lang w:eastAsia="pt-BR"/>
+          <w14:ligatures w14:val="none"/>
+        </w:rPr>
+      </w:pPr>
+    </w:p>
+    <w:p>
+      <w:pPr>
+        <w:spacing w:before="100" w:beforeAutospacing="1" w:after="100" w:afterAutospacing="1" w:line="240" w:lineRule="auto"/>
+        <w:rPr>
+          <w:rFonts w:ascii="Times New Roman" w:eastAsia="Times New Roman" w:hAnsi="Times New Roman" w:cs="Times New Roman"/>
+          <w:kern w:val="0"/>
+          <w:sz w:val="24"/>
+          <w:szCs w:val="24"/>
+          <w:lang w:eastAsia="pt-BR"/>
+          <w14:ligatures w14:val="none"/>
+        </w:rPr>
+      </w:pPr>
+    </w:p>
+    <w:p>
+      <w:pPr>
+        <w:spacing w:before="100" w:beforeAutospacing="1" w:after="100" w:afterAutospacing="1" w:line="240" w:lineRule="auto"/>
+        <w:outlineLvl w:val="2"/>
+        <w:rPr>
+          <w:rFonts w:ascii="Times New Roman" w:eastAsia="Times New Roman" w:hAnsi="Times New Roman" w:cs="Times New Roman"/>
+          <w:b/>
+          <w:bCs/>
+          <w:kern w:val="0"/>
+          <w:sz w:val="27"/>
+          <w:szCs w:val="27"/>
+          <w:lang w:eastAsia="pt-BR"/>
+          <w14:ligatures w14:val="none"/>
+        </w:rPr>
+      </w:pPr>
+      <w:r>
+        <w:rPr>
+          <w:rFonts w:ascii="Times New Roman" w:eastAsia="Times New Roman" w:hAnsi="Times New Roman" w:cs="Times New Roman"/>
+          <w:b/>
+          <w:bCs/>
+          <w:kern w:val="0"/>
+          <w:sz w:val="27"/>
+          <w:szCs w:val="27"/>
+          <w:lang w:eastAsia="pt-BR"/>
+          <w14:ligatures w14:val="none"/>
+        </w:rPr>
+        <w:lastRenderedPageBreak/>
+        <w:t>1. A Realidade do CAC (Custo de Aquisição de Cliente)</w:t>
+      </w:r>
+    </w:p>
+    <w:p>
+      <w:pPr>
+        <w:spacing w:before="100" w:beforeAutospacing="1" w:after="100" w:afterAutospacing="1" w:line="240" w:lineRule="auto"/>
+        <w:rPr>
+          <w:rFonts w:ascii="Times New Roman" w:eastAsia="Times New Roman" w:hAnsi="Times New Roman" w:cs="Times New Roman"/>
+          <w:kern w:val="0"/>
+          <w:sz w:val="24"/>
+          <w:szCs w:val="24"/>
+          <w:lang w:eastAsia="pt-BR"/>
+          <w14:ligatures w14:val="none"/>
+        </w:rPr>
+      </w:pPr>
+      <w:r>
+        <w:rPr>
+          <w:rFonts w:ascii="Times New Roman" w:eastAsia="Times New Roman" w:hAnsi="Times New Roman" w:cs="Times New Roman"/>
+          <w:kern w:val="0"/>
+          <w:sz w:val="24"/>
+          <w:szCs w:val="24"/>
+          <w:lang w:eastAsia="pt-BR"/>
+          <w14:ligatures w14:val="none"/>
+        </w:rPr>
+        <w:t xml:space="preserve">No tráfego pago, trabalhamos com uma métrica chamada </w:t>
+      </w:r>
+      <w:r>
+        <w:rPr>
+          <w:rFonts w:ascii="Times New Roman" w:eastAsia="Times New Roman" w:hAnsi="Times New Roman" w:cs="Times New Roman"/>
+          <w:b/>
+          <w:bCs/>
+          <w:kern w:val="0"/>
+          <w:sz w:val="24"/>
+          <w:szCs w:val="24"/>
+          <w:lang w:eastAsia="pt-BR"/>
+          <w14:ligatures w14:val="none"/>
+        </w:rPr>
+        <w:t>CAC</w:t>
+      </w:r>
+      <w:r>
+        <w:rPr>
+          <w:rFonts w:ascii="Times New Roman" w:eastAsia="Times New Roman" w:hAnsi="Times New Roman" w:cs="Times New Roman"/>
+          <w:kern w:val="0"/>
+          <w:sz w:val="24"/>
+          <w:szCs w:val="24"/>
+          <w:lang w:eastAsia="pt-BR"/>
+          <w14:ligatures w14:val="none"/>
+        </w:rPr>
+        <w:t xml:space="preserve">. É quanto você gasta em anúncios para converter </w:t>
+      </w:r>
+      <w:r>
+        <w:rPr>
+          <w:rFonts w:ascii="Times New Roman" w:eastAsia="Times New Roman" w:hAnsi="Times New Roman" w:cs="Times New Roman"/>
+          <w:b/>
+          <w:bCs/>
+          <w:kern w:val="0"/>
+          <w:sz w:val="24"/>
+          <w:szCs w:val="24"/>
+          <w:lang w:eastAsia="pt-BR"/>
+          <w14:ligatures w14:val="none"/>
+        </w:rPr>
+        <w:t>uma</w:t>
+      </w:r>
+      <w:r>
+        <w:rPr>
+          <w:rFonts w:ascii="Times New Roman" w:eastAsia="Times New Roman" w:hAnsi="Times New Roman" w:cs="Times New Roman"/>
+          <w:kern w:val="0"/>
+          <w:sz w:val="24"/>
+          <w:szCs w:val="24"/>
+          <w:lang w:eastAsia="pt-BR"/>
+          <w14:ligatures w14:val="none"/>
+        </w:rPr>
+        <w:t xml:space="preserve"> pessoa em cliente pagante.</w:t>
+      </w:r>
+    </w:p>
+    <w:p>
+      <w:pPr>
+        <w:numPr>
+          <w:ilvl w:val="0"/>
+          <w:numId w:val="8"/>
+        </w:numPr>
+        <w:spacing w:before="100" w:beforeAutospacing="1" w:after="100" w:afterAutospacing="1" w:line="240" w:lineRule="auto"/>
+        <w:rPr>
+          <w:rFonts w:ascii="Times New Roman" w:eastAsia="Times New Roman" w:hAnsi="Times New Roman" w:cs="Times New Roman"/>
+          <w:kern w:val="0"/>
+          <w:sz w:val="24"/>
+          <w:szCs w:val="24"/>
+          <w:lang w:eastAsia="pt-BR"/>
+          <w14:ligatures w14:val="none"/>
+        </w:rPr>
+      </w:pPr>
+      <w:r>
+        <w:rPr>
+          <w:rFonts w:ascii="Times New Roman" w:eastAsia="Times New Roman" w:hAnsi="Times New Roman" w:cs="Times New Roman"/>
+          <w:b/>
+          <w:bCs/>
+          <w:kern w:val="0"/>
+          <w:sz w:val="24"/>
+          <w:szCs w:val="24"/>
+          <w:lang w:eastAsia="pt-BR"/>
+          <w14:ligatures w14:val="none"/>
+        </w:rPr>
+        <w:t>Nicho de Profissionais/Serviços:</w:t>
+      </w:r>
+      <w:r>
+        <w:rPr>
+          <w:rFonts w:ascii="Times New Roman" w:eastAsia="Times New Roman" w:hAnsi="Times New Roman" w:cs="Times New Roman"/>
+          <w:kern w:val="0"/>
+          <w:sz w:val="24"/>
+          <w:szCs w:val="24"/>
+          <w:lang w:eastAsia="pt-BR"/>
+          <w14:ligatures w14:val="none"/>
+        </w:rPr>
+        <w:t xml:space="preserve"> O clique (CPC) para termos como "contrato de manutenção" ou "gestão para jardineiros" custa, em média, entre </w:t>
+      </w:r>
+      <w:r>
+        <w:rPr>
+          <w:rFonts w:ascii="Times New Roman" w:eastAsia="Times New Roman" w:hAnsi="Times New Roman" w:cs="Times New Roman"/>
+          <w:b/>
+          <w:bCs/>
+          <w:kern w:val="0"/>
+          <w:sz w:val="24"/>
+          <w:szCs w:val="24"/>
+          <w:lang w:eastAsia="pt-BR"/>
+          <w14:ligatures w14:val="none"/>
+        </w:rPr>
+        <w:t>R$ 0,80 e R$ 2,50</w:t>
+      </w:r>
+      <w:r>
+        <w:rPr>
+          <w:rFonts w:ascii="Times New Roman" w:eastAsia="Times New Roman" w:hAnsi="Times New Roman" w:cs="Times New Roman"/>
+          <w:kern w:val="0"/>
+          <w:sz w:val="24"/>
+          <w:szCs w:val="24"/>
+          <w:lang w:eastAsia="pt-BR"/>
+          <w14:ligatures w14:val="none"/>
+        </w:rPr>
+        <w:t>.</w:t>
+      </w:r>
+    </w:p>
+    <w:p>
+      <w:pPr>
+        <w:numPr>
+          <w:ilvl w:val="0"/>
+          <w:numId w:val="8"/>
+        </w:numPr>
+        <w:spacing w:before="100" w:beforeAutospacing="1" w:after="100" w:afterAutospacing="1" w:line="240" w:lineRule="auto"/>
+        <w:rPr>
+          <w:rFonts w:ascii="Times New Roman" w:eastAsia="Times New Roman" w:hAnsi="Times New Roman" w:cs="Times New Roman"/>
+          <w:kern w:val="0"/>
+          <w:sz w:val="24"/>
+          <w:szCs w:val="24"/>
+          <w:lang w:eastAsia="pt-BR"/>
+          <w14:ligatures w14:val="none"/>
+        </w:rPr>
+      </w:pPr>
+      <w:r>
+        <w:rPr>
+          <w:rFonts w:ascii="Times New Roman" w:eastAsia="Times New Roman" w:hAnsi="Times New Roman" w:cs="Times New Roman"/>
+          <w:b/>
+          <w:bCs/>
+          <w:kern w:val="0"/>
+          <w:sz w:val="24"/>
+          <w:szCs w:val="24"/>
+          <w:lang w:eastAsia="pt-BR"/>
+          <w14:ligatures w14:val="none"/>
+        </w:rPr>
+        <w:t>Taxa de Conversão:</w:t>
+      </w:r>
+      <w:r>
+        <w:rPr>
+          <w:rFonts w:ascii="Times New Roman" w:eastAsia="Times New Roman" w:hAnsi="Times New Roman" w:cs="Times New Roman"/>
+          <w:kern w:val="0"/>
+          <w:sz w:val="24"/>
+          <w:szCs w:val="24"/>
+          <w:lang w:eastAsia="pt-BR"/>
+          <w14:ligatures w14:val="none"/>
+        </w:rPr>
+        <w:t xml:space="preserve"> De cada 100 pessoas que clicam e entram no seu site, se o seu produto for muito bom, </w:t>
+      </w:r>
+      <w:r>
+        <w:rPr>
+          <w:rFonts w:ascii="Times New Roman" w:eastAsia="Times New Roman" w:hAnsi="Times New Roman" w:cs="Times New Roman"/>
+          <w:b/>
+          <w:bCs/>
+          <w:kern w:val="0"/>
+          <w:sz w:val="24"/>
+          <w:szCs w:val="24"/>
+          <w:lang w:eastAsia="pt-BR"/>
+          <w14:ligatures w14:val="none"/>
+        </w:rPr>
+        <w:t>1 ou 2</w:t>
+      </w:r>
+      <w:r>
+        <w:rPr>
+          <w:rFonts w:ascii="Times New Roman" w:eastAsia="Times New Roman" w:hAnsi="Times New Roman" w:cs="Times New Roman"/>
+          <w:kern w:val="0"/>
+          <w:sz w:val="24"/>
+          <w:szCs w:val="24"/>
+          <w:lang w:eastAsia="pt-BR"/>
+          <w14:ligatures w14:val="none"/>
+        </w:rPr>
+        <w:t xml:space="preserve"> vão assinar o plano pago.</w:t>
+      </w:r>
+    </w:p>
+    <w:p>
+      <w:pPr>
+        <w:spacing w:before="100" w:beforeAutospacing="1" w:after="100" w:afterAutospacing="1" w:line="240" w:lineRule="auto"/>
+        <w:rPr>
+          <w:rFonts w:ascii="Times New Roman" w:eastAsia="Times New Roman" w:hAnsi="Times New Roman" w:cs="Times New Roman"/>
+          <w:kern w:val="0"/>
+          <w:sz w:val="24"/>
+          <w:szCs w:val="24"/>
+          <w:lang w:eastAsia="pt-BR"/>
+          <w14:ligatures w14:val="none"/>
+        </w:rPr>
+      </w:pPr>
+      <w:r>
+        <w:rPr>
+          <w:rFonts w:ascii="Times New Roman" w:eastAsia="Times New Roman" w:hAnsi="Times New Roman" w:cs="Times New Roman"/>
+          <w:b/>
+          <w:bCs/>
+          <w:kern w:val="0"/>
+          <w:sz w:val="24"/>
+          <w:szCs w:val="24"/>
+          <w:lang w:eastAsia="pt-BR"/>
+          <w14:ligatures w14:val="none"/>
+        </w:rPr>
+        <w:t>A conta realista:</w:t>
+      </w:r>
+    </w:p>
+    <w:p>
+      <w:pPr>
+        <w:numPr>
+          <w:ilvl w:val="0"/>
+          <w:numId w:val="9"/>
+        </w:numPr>
+        <w:spacing w:before="100" w:beforeAutospacing="1" w:after="100" w:afterAutospacing="1" w:line="240" w:lineRule="auto"/>
+        <w:rPr>
+          <w:rFonts w:ascii="Times New Roman" w:eastAsia="Times New Roman" w:hAnsi="Times New Roman" w:cs="Times New Roman"/>
+          <w:kern w:val="0"/>
+          <w:sz w:val="24"/>
+          <w:szCs w:val="24"/>
+          <w:lang w:eastAsia="pt-BR"/>
+          <w14:ligatures w14:val="none"/>
+        </w:rPr>
+      </w:pPr>
+      <w:r>
+        <w:rPr>
+          <w:rFonts w:ascii="Times New Roman" w:eastAsia="Times New Roman" w:hAnsi="Times New Roman" w:cs="Times New Roman"/>
+          <w:kern w:val="0"/>
+          <w:sz w:val="24"/>
+          <w:szCs w:val="24"/>
+          <w:lang w:eastAsia="pt-BR"/>
+          <w14:ligatures w14:val="none"/>
+        </w:rPr>
+        <w:t xml:space="preserve">Se você gasta </w:t>
+      </w:r>
+      <w:r>
+        <w:rPr>
+          <w:rFonts w:ascii="Times New Roman" w:eastAsia="Times New Roman" w:hAnsi="Times New Roman" w:cs="Times New Roman"/>
+          <w:b/>
+          <w:bCs/>
+          <w:kern w:val="0"/>
+          <w:sz w:val="24"/>
+          <w:szCs w:val="24"/>
+          <w:lang w:eastAsia="pt-BR"/>
+          <w14:ligatures w14:val="none"/>
+        </w:rPr>
+        <w:t>R$ 10,00 por dia</w:t>
+      </w:r>
+      <w:r>
+        <w:rPr>
+          <w:rFonts w:ascii="Times New Roman" w:eastAsia="Times New Roman" w:hAnsi="Times New Roman" w:cs="Times New Roman"/>
+          <w:kern w:val="0"/>
+          <w:sz w:val="24"/>
+          <w:szCs w:val="24"/>
+          <w:lang w:eastAsia="pt-BR"/>
+          <w14:ligatures w14:val="none"/>
+        </w:rPr>
+        <w:t xml:space="preserve"> (R$ 300/mês):</w:t>
+      </w:r>
+    </w:p>
+    <w:p>
+      <w:pPr>
+        <w:numPr>
+          <w:ilvl w:val="0"/>
+          <w:numId w:val="9"/>
+        </w:numPr>
+        <w:spacing w:before="100" w:beforeAutospacing="1" w:after="100" w:afterAutospacing="1" w:line="240" w:lineRule="auto"/>
+        <w:rPr>
+          <w:rFonts w:ascii="Times New Roman" w:eastAsia="Times New Roman" w:hAnsi="Times New Roman" w:cs="Times New Roman"/>
+          <w:kern w:val="0"/>
+          <w:sz w:val="24"/>
+          <w:szCs w:val="24"/>
+          <w:lang w:eastAsia="pt-BR"/>
+          <w14:ligatures w14:val="none"/>
+        </w:rPr>
+      </w:pPr>
+      <w:r>
+        <w:rPr>
+          <w:rFonts w:ascii="Times New Roman" w:eastAsia="Times New Roman" w:hAnsi="Times New Roman" w:cs="Times New Roman"/>
+          <w:kern w:val="0"/>
+          <w:sz w:val="24"/>
+          <w:szCs w:val="24"/>
+          <w:lang w:eastAsia="pt-BR"/>
+          <w14:ligatures w14:val="none"/>
+        </w:rPr>
+        <w:t xml:space="preserve">Você consegue aproximadamente </w:t>
+      </w:r>
+      <w:r>
+        <w:rPr>
+          <w:rFonts w:ascii="Times New Roman" w:eastAsia="Times New Roman" w:hAnsi="Times New Roman" w:cs="Times New Roman"/>
+          <w:b/>
+          <w:bCs/>
+          <w:kern w:val="0"/>
+          <w:sz w:val="24"/>
+          <w:szCs w:val="24"/>
+          <w:lang w:eastAsia="pt-BR"/>
+          <w14:ligatures w14:val="none"/>
+        </w:rPr>
+        <w:t>7 a 10 cliques</w:t>
+      </w:r>
+      <w:r>
+        <w:rPr>
+          <w:rFonts w:ascii="Times New Roman" w:eastAsia="Times New Roman" w:hAnsi="Times New Roman" w:cs="Times New Roman"/>
+          <w:kern w:val="0"/>
+          <w:sz w:val="24"/>
+          <w:szCs w:val="24"/>
+          <w:lang w:eastAsia="pt-BR"/>
+          <w14:ligatures w14:val="none"/>
+        </w:rPr>
+        <w:t xml:space="preserve"> qualificados por dia.</w:t>
+      </w:r>
+    </w:p>
+    <w:p>
+      <w:pPr>
+        <w:numPr>
+          <w:ilvl w:val="0"/>
+          <w:numId w:val="9"/>
+        </w:numPr>
+        <w:spacing w:before="100" w:beforeAutospacing="1" w:after="100" w:afterAutospacing="1" w:line="240" w:lineRule="auto"/>
+        <w:rPr>
+          <w:rFonts w:ascii="Times New Roman" w:eastAsia="Times New Roman" w:hAnsi="Times New Roman" w:cs="Times New Roman"/>
+          <w:kern w:val="0"/>
+          <w:sz w:val="24"/>
+          <w:szCs w:val="24"/>
+          <w:lang w:eastAsia="pt-BR"/>
+          <w14:ligatures w14:val="none"/>
+        </w:rPr>
+      </w:pPr>
+      <w:r>
+        <w:rPr>
+          <w:rFonts w:ascii="Times New Roman" w:eastAsia="Times New Roman" w:hAnsi="Times New Roman" w:cs="Times New Roman"/>
+          <w:kern w:val="0"/>
+          <w:sz w:val="24"/>
+          <w:szCs w:val="24"/>
+          <w:lang w:eastAsia="pt-BR"/>
+          <w14:ligatures w14:val="none"/>
+        </w:rPr>
+        <w:t xml:space="preserve">No final do mês, você teve </w:t>
+      </w:r>
+      <w:r>
+        <w:rPr>
+          <w:rFonts w:ascii="Times New Roman" w:eastAsia="Times New Roman" w:hAnsi="Times New Roman" w:cs="Times New Roman"/>
+          <w:b/>
+          <w:bCs/>
+          <w:kern w:val="0"/>
+          <w:sz w:val="24"/>
+          <w:szCs w:val="24"/>
+          <w:lang w:eastAsia="pt-BR"/>
+          <w14:ligatures w14:val="none"/>
+        </w:rPr>
+        <w:t>210 a 300 visitas</w:t>
+      </w:r>
+      <w:r>
+        <w:rPr>
+          <w:rFonts w:ascii="Times New Roman" w:eastAsia="Times New Roman" w:hAnsi="Times New Roman" w:cs="Times New Roman"/>
+          <w:kern w:val="0"/>
+          <w:sz w:val="24"/>
+          <w:szCs w:val="24"/>
+          <w:lang w:eastAsia="pt-BR"/>
+          <w14:ligatures w14:val="none"/>
+        </w:rPr>
+        <w:t xml:space="preserve"> no seu site.</w:t>
+      </w:r>
+    </w:p>
+    <w:p>
+      <w:pPr>
+        <w:numPr>
+          <w:ilvl w:val="0"/>
+          <w:numId w:val="9"/>
+        </w:numPr>
+        <w:spacing w:before="100" w:beforeAutospacing="1" w:after="100" w:afterAutospacing="1" w:line="240" w:lineRule="auto"/>
+        <w:rPr>
+          <w:rFonts w:ascii="Times New Roman" w:eastAsia="Times New Roman" w:hAnsi="Times New Roman" w:cs="Times New Roman"/>
+          <w:kern w:val="0"/>
+          <w:sz w:val="24"/>
+          <w:szCs w:val="24"/>
+          <w:lang w:eastAsia="pt-BR"/>
+          <w14:ligatures w14:val="none"/>
+        </w:rPr>
+      </w:pPr>
+      <w:r>
+        <w:rPr>
+          <w:rFonts w:ascii="Times New Roman" w:eastAsia="Times New Roman" w:hAnsi="Times New Roman" w:cs="Times New Roman"/>
+          <w:kern w:val="0"/>
+          <w:sz w:val="24"/>
+          <w:szCs w:val="24"/>
+          <w:lang w:eastAsia="pt-BR"/>
+          <w14:ligatures w14:val="none"/>
+        </w:rPr>
+        <w:t xml:space="preserve">Com uma conversão de 2%, você teria </w:t>
+      </w:r>
+      <w:r>
+        <w:rPr>
+          <w:rFonts w:ascii="Times New Roman" w:eastAsia="Times New Roman" w:hAnsi="Times New Roman" w:cs="Times New Roman"/>
+          <w:b/>
+          <w:bCs/>
+          <w:kern w:val="0"/>
+          <w:sz w:val="24"/>
+          <w:szCs w:val="24"/>
+          <w:lang w:eastAsia="pt-BR"/>
+          <w14:ligatures w14:val="none"/>
+        </w:rPr>
+        <w:t>4 a 6 novos clientes pagantes</w:t>
+      </w:r>
+      <w:r>
+        <w:rPr>
+          <w:rFonts w:ascii="Times New Roman" w:eastAsia="Times New Roman" w:hAnsi="Times New Roman" w:cs="Times New Roman"/>
+          <w:kern w:val="0"/>
+          <w:sz w:val="24"/>
+          <w:szCs w:val="24"/>
+          <w:lang w:eastAsia="pt-BR"/>
+          <w14:ligatures w14:val="none"/>
+        </w:rPr>
+        <w:t xml:space="preserve"> por mês.</w:t>
+      </w:r>
+    </w:p>
+    <w:p>
+      <w:pPr>
+        <w:spacing w:before="100" w:beforeAutospacing="1" w:after="100" w:afterAutospacing="1" w:line="240" w:lineRule="auto"/>
+        <w:rPr>
+          <w:rFonts w:ascii="Times New Roman" w:eastAsia="Times New Roman" w:hAnsi="Times New Roman" w:cs="Times New Roman"/>
+          <w:kern w:val="0"/>
+          <w:sz w:val="24"/>
+          <w:szCs w:val="24"/>
+          <w:lang w:eastAsia="pt-BR"/>
+          <w14:ligatures w14:val="none"/>
+        </w:rPr>
+      </w:pPr>
+      <w:r>
+        <w:rPr>
+          <w:rFonts w:ascii="Times New Roman" w:eastAsia="Times New Roman" w:hAnsi="Times New Roman" w:cs="Times New Roman"/>
+          <w:b/>
+          <w:bCs/>
+          <w:kern w:val="0"/>
+          <w:sz w:val="24"/>
+          <w:szCs w:val="24"/>
+          <w:lang w:eastAsia="pt-BR"/>
+          <w14:ligatures w14:val="none"/>
+        </w:rPr>
+        <w:t>Para chegar em 500 clientes pagantes com R$ 300,00, seu CAC teria que ser de R$ 0,60 por cliente. Isso não existe em nenhum lugar do mundo digital hoje.</w:t>
+      </w:r>
+    </w:p>
+    <w:p>
+      <w:pPr>
+        <w:spacing w:after="0" w:line="240" w:lineRule="auto"/>
+        <w:rPr>
+          <w:rFonts w:ascii="Times New Roman" w:eastAsia="Times New Roman" w:hAnsi="Times New Roman" w:cs="Times New Roman"/>
+          <w:kern w:val="0"/>
+          <w:sz w:val="24"/>
+          <w:szCs w:val="24"/>
+          <w:lang w:eastAsia="pt-BR"/>
+          <w14:ligatures w14:val="none"/>
+        </w:rPr>
+      </w:pPr>
+      <w:r>
+        <w:rPr>
+          <w:rFonts w:ascii="Times New Roman" w:eastAsia="Times New Roman" w:hAnsi="Times New Roman" w:cs="Times New Roman"/>
+          <w:kern w:val="0"/>
+          <w:sz w:val="24"/>
+          <w:szCs w:val="24"/>
+          <w:lang w:eastAsia="pt-BR"/>
+          <w14:ligatures w14:val="none"/>
+        </w:rPr>
+        <w:pict w14:anchorId="7F982FA8">
+          <v:rect id="_x0000_i1025" style="width:0;height:1.5pt" o:hralign="center" o:hrstd="t" o:hr="t" fillcolor="#a0a0a0" stroked="f"/>
+        </w:pict>
+      </w:r>
+    </w:p>
+    <w:p>
+      <w:pPr>
+        <w:spacing w:before="100" w:beforeAutospacing="1" w:after="100" w:afterAutospacing="1" w:line="240" w:lineRule="auto"/>
+        <w:outlineLvl w:val="2"/>
+        <w:rPr>
+          <w:rFonts w:ascii="Times New Roman" w:eastAsia="Times New Roman" w:hAnsi="Times New Roman" w:cs="Times New Roman"/>
+          <w:b/>
+          <w:bCs/>
+          <w:kern w:val="0"/>
+          <w:sz w:val="27"/>
+          <w:szCs w:val="27"/>
+          <w:lang w:eastAsia="pt-BR"/>
+          <w14:ligatures w14:val="none"/>
+        </w:rPr>
+      </w:pPr>
+      <w:r>
+        <w:rPr>
+          <w:rFonts w:ascii="Times New Roman" w:eastAsia="Times New Roman" w:hAnsi="Times New Roman" w:cs="Times New Roman"/>
+          <w:b/>
+          <w:bCs/>
+          <w:kern w:val="0"/>
+          <w:sz w:val="27"/>
+          <w:szCs w:val="27"/>
+          <w:lang w:eastAsia="pt-BR"/>
+          <w14:ligatures w14:val="none"/>
+        </w:rPr>
+        <w:t>2. Onde os R$ 300,00 funcionam? (A Estratégia de Guerrilha)</w:t>
+      </w:r>
+    </w:p>
+    <w:p>
+      <w:pPr>
+        <w:spacing w:before="100" w:beforeAutospacing="1" w:after="100" w:afterAutospacing="1" w:line="240" w:lineRule="auto"/>
+        <w:rPr>
+          <w:rFonts w:ascii="Times New Roman" w:eastAsia="Times New Roman" w:hAnsi="Times New Roman" w:cs="Times New Roman"/>
+          <w:kern w:val="0"/>
+          <w:sz w:val="24"/>
+          <w:szCs w:val="24"/>
+          <w:lang w:eastAsia="pt-BR"/>
+          <w14:ligatures w14:val="none"/>
+        </w:rPr>
+      </w:pPr>
+      <w:r>
+        <w:rPr>
+          <w:rFonts w:ascii="Times New Roman" w:eastAsia="Times New Roman" w:hAnsi="Times New Roman" w:cs="Times New Roman"/>
+          <w:kern w:val="0"/>
+          <w:sz w:val="24"/>
+          <w:szCs w:val="24"/>
+          <w:lang w:eastAsia="pt-BR"/>
+          <w14:ligatures w14:val="none"/>
+        </w:rPr>
+        <w:t>Com R$ 300,00, você não compra "escala" (volume), você compra "testes".</w:t>
+      </w:r>
+    </w:p>
+    <w:p>
+      <w:pPr>
+        <w:spacing w:before="100" w:beforeAutospacing="1" w:after="100" w:afterAutospacing="1" w:line="240" w:lineRule="auto"/>
+        <w:rPr>
+          <w:rFonts w:ascii="Times New Roman" w:eastAsia="Times New Roman" w:hAnsi="Times New Roman" w:cs="Times New Roman"/>
+          <w:kern w:val="0"/>
+          <w:sz w:val="24"/>
+          <w:szCs w:val="24"/>
+          <w:lang w:eastAsia="pt-BR"/>
+          <w14:ligatures w14:val="none"/>
+        </w:rPr>
+      </w:pPr>
+      <w:r>
+        <w:rPr>
+          <w:rFonts w:ascii="Times New Roman" w:eastAsia="Times New Roman" w:hAnsi="Times New Roman" w:cs="Times New Roman"/>
+          <w:kern w:val="0"/>
+          <w:sz w:val="24"/>
+          <w:szCs w:val="24"/>
+          <w:lang w:eastAsia="pt-BR"/>
+          <w14:ligatures w14:val="none"/>
+        </w:rPr>
+        <w:t>Como Social Media e Gestor, eu usaria esses R$ 300,00 da seguinte forma:</w:t>
+      </w:r>
+    </w:p>
+    <w:p>
+      <w:pPr>
+        <w:numPr>
+          <w:ilvl w:val="0"/>
+          <w:numId w:val="10"/>
+        </w:numPr>
+        <w:spacing w:before="100" w:beforeAutospacing="1" w:after="100" w:afterAutospacing="1" w:line="240" w:lineRule="auto"/>
+        <w:rPr>
+          <w:rFonts w:ascii="Times New Roman" w:eastAsia="Times New Roman" w:hAnsi="Times New Roman" w:cs="Times New Roman"/>
+          <w:kern w:val="0"/>
+          <w:sz w:val="24"/>
+          <w:szCs w:val="24"/>
+          <w:lang w:eastAsia="pt-BR"/>
+          <w14:ligatures w14:val="none"/>
+        </w:rPr>
+      </w:pPr>
+      <w:proofErr w:type="spellStart"/>
+      <w:r>
+        <w:rPr>
+          <w:rFonts w:ascii="Times New Roman" w:eastAsia="Times New Roman" w:hAnsi="Times New Roman" w:cs="Times New Roman"/>
+          <w:b/>
+          <w:bCs/>
+          <w:kern w:val="0"/>
+          <w:sz w:val="24"/>
+          <w:szCs w:val="24"/>
+          <w:lang w:eastAsia="pt-BR"/>
+          <w14:ligatures w14:val="none"/>
+        </w:rPr>
+        <w:t>Remarketing</w:t>
+      </w:r>
+      <w:proofErr w:type="spellEnd"/>
+      <w:r>
+        <w:rPr>
+          <w:rFonts w:ascii="Times New Roman" w:eastAsia="Times New Roman" w:hAnsi="Times New Roman" w:cs="Times New Roman"/>
+          <w:b/>
+          <w:bCs/>
+          <w:kern w:val="0"/>
+          <w:sz w:val="24"/>
+          <w:szCs w:val="24"/>
+          <w:lang w:eastAsia="pt-BR"/>
+          <w14:ligatures w14:val="none"/>
+        </w:rPr>
+        <w:t>:</w:t>
+      </w:r>
+      <w:r>
+        <w:rPr>
+          <w:rFonts w:ascii="Times New Roman" w:eastAsia="Times New Roman" w:hAnsi="Times New Roman" w:cs="Times New Roman"/>
+          <w:kern w:val="0"/>
+          <w:sz w:val="24"/>
+          <w:szCs w:val="24"/>
+          <w:lang w:eastAsia="pt-BR"/>
+          <w14:ligatures w14:val="none"/>
+        </w:rPr>
+        <w:t xml:space="preserve"> Não tente atrair gente nova todo dia. Use o dinheiro para "perseguir" quem já entrou no seu site via busca orgânica ou indicação.</w:t>
+      </w:r>
+    </w:p>
+    <w:p>
+      <w:pPr>
+        <w:numPr>
+          <w:ilvl w:val="0"/>
+          <w:numId w:val="10"/>
+        </w:numPr>
+        <w:spacing w:before="100" w:beforeAutospacing="1" w:after="100" w:afterAutospacing="1" w:line="240" w:lineRule="auto"/>
+        <w:rPr>
+          <w:rFonts w:ascii="Times New Roman" w:eastAsia="Times New Roman" w:hAnsi="Times New Roman" w:cs="Times New Roman"/>
+          <w:kern w:val="0"/>
+          <w:sz w:val="24"/>
+          <w:szCs w:val="24"/>
+          <w:lang w:eastAsia="pt-BR"/>
+          <w14:ligatures w14:val="none"/>
+        </w:rPr>
+      </w:pPr>
+      <w:r>
+        <w:rPr>
+          <w:rFonts w:ascii="Times New Roman" w:eastAsia="Times New Roman" w:hAnsi="Times New Roman" w:cs="Times New Roman"/>
+          <w:b/>
+          <w:bCs/>
+          <w:kern w:val="0"/>
+          <w:sz w:val="24"/>
+          <w:szCs w:val="24"/>
+          <w:lang w:eastAsia="pt-BR"/>
+          <w14:ligatures w14:val="none"/>
+        </w:rPr>
+        <w:t xml:space="preserve">Nichos </w:t>
+      </w:r>
+      <w:proofErr w:type="spellStart"/>
+      <w:r>
+        <w:rPr>
+          <w:rFonts w:ascii="Times New Roman" w:eastAsia="Times New Roman" w:hAnsi="Times New Roman" w:cs="Times New Roman"/>
+          <w:b/>
+          <w:bCs/>
+          <w:kern w:val="0"/>
+          <w:sz w:val="24"/>
+          <w:szCs w:val="24"/>
+          <w:lang w:eastAsia="pt-BR"/>
+          <w14:ligatures w14:val="none"/>
+        </w:rPr>
+        <w:t>Hiper-Locais</w:t>
+      </w:r>
+      <w:proofErr w:type="spellEnd"/>
+      <w:r>
+        <w:rPr>
+          <w:rFonts w:ascii="Times New Roman" w:eastAsia="Times New Roman" w:hAnsi="Times New Roman" w:cs="Times New Roman"/>
+          <w:b/>
+          <w:bCs/>
+          <w:kern w:val="0"/>
+          <w:sz w:val="24"/>
+          <w:szCs w:val="24"/>
+          <w:lang w:eastAsia="pt-BR"/>
+          <w14:ligatures w14:val="none"/>
+        </w:rPr>
+        <w:t>:</w:t>
+      </w:r>
+      <w:r>
+        <w:rPr>
+          <w:rFonts w:ascii="Times New Roman" w:eastAsia="Times New Roman" w:hAnsi="Times New Roman" w:cs="Times New Roman"/>
+          <w:kern w:val="0"/>
+          <w:sz w:val="24"/>
+          <w:szCs w:val="24"/>
+          <w:lang w:eastAsia="pt-BR"/>
+          <w14:ligatures w14:val="none"/>
+        </w:rPr>
+        <w:t xml:space="preserve"> Em vez de anunciar para "Brasil", anuncie para profissionais de manutenção em uma região específica. O leilão é mais barato.</w:t>
+      </w:r>
+    </w:p>
+    <w:p>
+      <w:pPr>
+        <w:numPr>
+          <w:ilvl w:val="0"/>
+          <w:numId w:val="10"/>
+        </w:numPr>
+        <w:spacing w:before="100" w:beforeAutospacing="1" w:after="100" w:afterAutospacing="1" w:line="240" w:lineRule="auto"/>
+        <w:rPr>
+          <w:rFonts w:ascii="Times New Roman" w:eastAsia="Times New Roman" w:hAnsi="Times New Roman" w:cs="Times New Roman"/>
+          <w:kern w:val="0"/>
+          <w:sz w:val="24"/>
+          <w:szCs w:val="24"/>
+          <w:lang w:eastAsia="pt-BR"/>
+          <w14:ligatures w14:val="none"/>
+        </w:rPr>
+      </w:pPr>
+      <w:r>
+        <w:rPr>
+          <w:rFonts w:ascii="Times New Roman" w:eastAsia="Times New Roman" w:hAnsi="Times New Roman" w:cs="Times New Roman"/>
+          <w:b/>
+          <w:bCs/>
+          <w:kern w:val="0"/>
+          <w:sz w:val="24"/>
+          <w:szCs w:val="24"/>
+          <w:lang w:eastAsia="pt-BR"/>
+          <w14:ligatures w14:val="none"/>
+        </w:rPr>
+        <w:t>Vídeos de Demonstração:</w:t>
+      </w:r>
+      <w:r>
+        <w:rPr>
+          <w:rFonts w:ascii="Times New Roman" w:eastAsia="Times New Roman" w:hAnsi="Times New Roman" w:cs="Times New Roman"/>
+          <w:kern w:val="0"/>
+          <w:sz w:val="24"/>
+          <w:szCs w:val="24"/>
+          <w:lang w:eastAsia="pt-BR"/>
+          <w14:ligatures w14:val="none"/>
+        </w:rPr>
+        <w:t xml:space="preserve"> Invista os R$ 300,00 em impulsionar um vídeo curto (</w:t>
+      </w:r>
+      <w:proofErr w:type="spellStart"/>
+      <w:r>
+        <w:rPr>
+          <w:rFonts w:ascii="Times New Roman" w:eastAsia="Times New Roman" w:hAnsi="Times New Roman" w:cs="Times New Roman"/>
+          <w:kern w:val="0"/>
+          <w:sz w:val="24"/>
+          <w:szCs w:val="24"/>
+          <w:lang w:eastAsia="pt-BR"/>
+          <w14:ligatures w14:val="none"/>
+        </w:rPr>
+        <w:t>Reels</w:t>
+      </w:r>
+      <w:proofErr w:type="spellEnd"/>
+      <w:r>
+        <w:rPr>
+          <w:rFonts w:ascii="Times New Roman" w:eastAsia="Times New Roman" w:hAnsi="Times New Roman" w:cs="Times New Roman"/>
+          <w:kern w:val="0"/>
+          <w:sz w:val="24"/>
+          <w:szCs w:val="24"/>
+          <w:lang w:eastAsia="pt-BR"/>
+          <w14:ligatures w14:val="none"/>
+        </w:rPr>
+        <w:t>/</w:t>
+      </w:r>
+      <w:proofErr w:type="spellStart"/>
+      <w:r>
+        <w:rPr>
+          <w:rFonts w:ascii="Times New Roman" w:eastAsia="Times New Roman" w:hAnsi="Times New Roman" w:cs="Times New Roman"/>
+          <w:kern w:val="0"/>
+          <w:sz w:val="24"/>
+          <w:szCs w:val="24"/>
+          <w:lang w:eastAsia="pt-BR"/>
+          <w14:ligatures w14:val="none"/>
+        </w:rPr>
+        <w:t>TikTok</w:t>
+      </w:r>
+      <w:proofErr w:type="spellEnd"/>
+      <w:r>
+        <w:rPr>
+          <w:rFonts w:ascii="Times New Roman" w:eastAsia="Times New Roman" w:hAnsi="Times New Roman" w:cs="Times New Roman"/>
+          <w:kern w:val="0"/>
+          <w:sz w:val="24"/>
+          <w:szCs w:val="24"/>
+          <w:lang w:eastAsia="pt-BR"/>
+          <w14:ligatures w14:val="none"/>
+        </w:rPr>
+        <w:t xml:space="preserve">) mostrando: </w:t>
+      </w:r>
+      <w:r>
+        <w:rPr>
+          <w:rFonts w:ascii="Times New Roman" w:eastAsia="Times New Roman" w:hAnsi="Times New Roman" w:cs="Times New Roman"/>
+          <w:i/>
+          <w:iCs/>
+          <w:kern w:val="0"/>
+          <w:sz w:val="24"/>
+          <w:szCs w:val="24"/>
+          <w:lang w:eastAsia="pt-BR"/>
+          <w14:ligatures w14:val="none"/>
+        </w:rPr>
+        <w:t>"Como eu fechei um contrato de R$ 2.000 em 30 segundos pelo WhatsApp"</w:t>
+      </w:r>
+      <w:r>
+        <w:rPr>
+          <w:rFonts w:ascii="Times New Roman" w:eastAsia="Times New Roman" w:hAnsi="Times New Roman" w:cs="Times New Roman"/>
+          <w:kern w:val="0"/>
+          <w:sz w:val="24"/>
+          <w:szCs w:val="24"/>
+          <w:lang w:eastAsia="pt-BR"/>
+          <w14:ligatures w14:val="none"/>
+        </w:rPr>
+        <w:t>. Isso gera curiosidade a um custo menor.</w:t>
+      </w:r>
+    </w:p>
+    <w:p>
+      <w:pPr>
+        <w:spacing w:after="0" w:line="240" w:lineRule="auto"/>
+        <w:rPr>
+          <w:rFonts w:ascii="Times New Roman" w:eastAsia="Times New Roman" w:hAnsi="Times New Roman" w:cs="Times New Roman"/>
+          <w:kern w:val="0"/>
+          <w:sz w:val="24"/>
+          <w:szCs w:val="24"/>
+          <w:lang w:eastAsia="pt-BR"/>
+          <w14:ligatures w14:val="none"/>
+        </w:rPr>
+      </w:pPr>
+      <w:r>
+        <w:rPr>
+          <w:rFonts w:ascii="Times New Roman" w:eastAsia="Times New Roman" w:hAnsi="Times New Roman" w:cs="Times New Roman"/>
+          <w:kern w:val="0"/>
+          <w:sz w:val="24"/>
+          <w:szCs w:val="24"/>
+          <w:lang w:eastAsia="pt-BR"/>
+          <w14:ligatures w14:val="none"/>
+        </w:rPr>
+        <w:pict w14:anchorId="0C6946E8">
+          <v:rect id="_x0000_i1026" style="width:0;height:1.5pt" o:hralign="center" o:hrstd="t" o:hr="t" fillcolor="#a0a0a0" stroked="f"/>
+        </w:pict>
+      </w:r>
+    </w:p>
+    <w:p>
+      <w:pPr>
+        <w:spacing w:before="100" w:beforeAutospacing="1" w:after="100" w:afterAutospacing="1" w:line="240" w:lineRule="auto"/>
+        <w:outlineLvl w:val="2"/>
+        <w:rPr>
+          <w:rFonts w:ascii="Times New Roman" w:eastAsia="Times New Roman" w:hAnsi="Times New Roman" w:cs="Times New Roman"/>
+          <w:b/>
+          <w:bCs/>
+          <w:kern w:val="0"/>
+          <w:sz w:val="27"/>
+          <w:szCs w:val="27"/>
+          <w:lang w:eastAsia="pt-BR"/>
+          <w14:ligatures w14:val="none"/>
+        </w:rPr>
+      </w:pPr>
+      <w:r>
+        <w:rPr>
+          <w:rFonts w:ascii="Times New Roman" w:eastAsia="Times New Roman" w:hAnsi="Times New Roman" w:cs="Times New Roman"/>
+          <w:b/>
+          <w:bCs/>
+          <w:kern w:val="0"/>
+          <w:sz w:val="27"/>
+          <w:szCs w:val="27"/>
+          <w:lang w:eastAsia="pt-BR"/>
+          <w14:ligatures w14:val="none"/>
+        </w:rPr>
+        <w:t>3. A Verdade sobre os 500 Clientes</w:t>
+      </w:r>
+    </w:p>
+    <w:p>
+      <w:pPr>
+        <w:spacing w:before="100" w:beforeAutospacing="1" w:after="100" w:afterAutospacing="1" w:line="240" w:lineRule="auto"/>
+        <w:rPr>
+          <w:rFonts w:ascii="Times New Roman" w:eastAsia="Times New Roman" w:hAnsi="Times New Roman" w:cs="Times New Roman"/>
+          <w:kern w:val="0"/>
+          <w:sz w:val="24"/>
+          <w:szCs w:val="24"/>
+          <w:lang w:eastAsia="pt-BR"/>
+          <w14:ligatures w14:val="none"/>
+        </w:rPr>
+      </w:pPr>
+      <w:r>
+        <w:rPr>
+          <w:rFonts w:ascii="Times New Roman" w:eastAsia="Times New Roman" w:hAnsi="Times New Roman" w:cs="Times New Roman"/>
+          <w:kern w:val="0"/>
+          <w:sz w:val="24"/>
+          <w:szCs w:val="24"/>
+          <w:lang w:eastAsia="pt-BR"/>
+          <w14:ligatures w14:val="none"/>
+        </w:rPr>
+        <w:t xml:space="preserve">Para alcançar 500 clientes pagantes recorrentes (SaaS), você precisaria de um investimento em tráfego de, no mínimo, </w:t>
+      </w:r>
+      <w:r>
+        <w:rPr>
+          <w:rFonts w:ascii="Times New Roman" w:eastAsia="Times New Roman" w:hAnsi="Times New Roman" w:cs="Times New Roman"/>
+          <w:b/>
+          <w:bCs/>
+          <w:kern w:val="0"/>
+          <w:sz w:val="24"/>
+          <w:szCs w:val="24"/>
+          <w:lang w:eastAsia="pt-BR"/>
+          <w14:ligatures w14:val="none"/>
+        </w:rPr>
+        <w:t>R$ 3.000,00 a R$ 7.000,00 por mês</w:t>
+      </w:r>
+      <w:r>
+        <w:rPr>
+          <w:rFonts w:ascii="Times New Roman" w:eastAsia="Times New Roman" w:hAnsi="Times New Roman" w:cs="Times New Roman"/>
+          <w:kern w:val="0"/>
+          <w:sz w:val="24"/>
+          <w:szCs w:val="24"/>
+          <w:lang w:eastAsia="pt-BR"/>
+          <w14:ligatures w14:val="none"/>
+        </w:rPr>
+        <w:t>, dependendo da qualidade da sua página de vendas.</w:t>
+      </w:r>
+    </w:p>
+    <w:p>
+      <w:pPr>
+        <w:spacing w:before="100" w:beforeAutospacing="1" w:after="100" w:afterAutospacing="1" w:line="240" w:lineRule="auto"/>
+        <w:rPr>
+          <w:rFonts w:ascii="Times New Roman" w:eastAsia="Times New Roman" w:hAnsi="Times New Roman" w:cs="Times New Roman"/>
+          <w:kern w:val="0"/>
+          <w:sz w:val="24"/>
+          <w:szCs w:val="24"/>
+          <w:lang w:eastAsia="pt-BR"/>
+          <w14:ligatures w14:val="none"/>
+        </w:rPr>
+      </w:pPr>
+      <w:r>
+        <w:rPr>
+          <w:rFonts w:ascii="Times New Roman" w:eastAsia="Times New Roman" w:hAnsi="Times New Roman" w:cs="Times New Roman"/>
+          <w:b/>
+          <w:bCs/>
+          <w:kern w:val="0"/>
+          <w:sz w:val="24"/>
+          <w:szCs w:val="24"/>
+          <w:lang w:eastAsia="pt-BR"/>
+          <w14:ligatures w14:val="none"/>
+        </w:rPr>
+        <w:t>O que você deve fazer agora com R$ 300,00?</w:t>
+      </w:r>
+      <w:r>
+        <w:rPr>
+          <w:rFonts w:ascii="Times New Roman" w:eastAsia="Times New Roman" w:hAnsi="Times New Roman" w:cs="Times New Roman"/>
+          <w:kern w:val="0"/>
+          <w:sz w:val="24"/>
+          <w:szCs w:val="24"/>
+          <w:lang w:eastAsia="pt-BR"/>
+          <w14:ligatures w14:val="none"/>
+        </w:rPr>
+        <w:t xml:space="preserve"> Não jogue esse dinheiro no lixo tentando "vender" direto. Use-o para validar se as pessoas </w:t>
+      </w:r>
+      <w:r>
+        <w:rPr>
+          <w:rFonts w:ascii="Times New Roman" w:eastAsia="Times New Roman" w:hAnsi="Times New Roman" w:cs="Times New Roman"/>
+          <w:b/>
+          <w:bCs/>
+          <w:kern w:val="0"/>
+          <w:sz w:val="24"/>
+          <w:szCs w:val="24"/>
+          <w:lang w:eastAsia="pt-BR"/>
+          <w14:ligatures w14:val="none"/>
+        </w:rPr>
+        <w:t>querem</w:t>
+      </w:r>
+      <w:r>
+        <w:rPr>
+          <w:rFonts w:ascii="Times New Roman" w:eastAsia="Times New Roman" w:hAnsi="Times New Roman" w:cs="Times New Roman"/>
+          <w:kern w:val="0"/>
+          <w:sz w:val="24"/>
+          <w:szCs w:val="24"/>
+          <w:lang w:eastAsia="pt-BR"/>
+          <w14:ligatures w14:val="none"/>
+        </w:rPr>
+        <w:t xml:space="preserve"> o produto:</w:t>
+      </w:r>
+    </w:p>
+    <w:p>
+      <w:pPr>
+        <w:numPr>
+          <w:ilvl w:val="0"/>
+          <w:numId w:val="11"/>
+        </w:numPr>
+        <w:spacing w:before="100" w:beforeAutospacing="1" w:after="100" w:afterAutospacing="1" w:line="240" w:lineRule="auto"/>
+        <w:rPr>
+          <w:rFonts w:ascii="Times New Roman" w:eastAsia="Times New Roman" w:hAnsi="Times New Roman" w:cs="Times New Roman"/>
+          <w:kern w:val="0"/>
+          <w:sz w:val="24"/>
+          <w:szCs w:val="24"/>
+          <w:lang w:eastAsia="pt-BR"/>
+          <w14:ligatures w14:val="none"/>
+        </w:rPr>
+      </w:pPr>
+      <w:r>
+        <w:rPr>
+          <w:rFonts w:ascii="Times New Roman" w:eastAsia="Times New Roman" w:hAnsi="Times New Roman" w:cs="Times New Roman"/>
+          <w:kern w:val="0"/>
+          <w:sz w:val="24"/>
+          <w:szCs w:val="24"/>
+          <w:lang w:eastAsia="pt-BR"/>
+          <w14:ligatures w14:val="none"/>
+        </w:rPr>
+        <w:t>Crie uma oferta de "7 dias grátis".</w:t>
+      </w:r>
+    </w:p>
+    <w:p>
+      <w:pPr>
+        <w:numPr>
+          <w:ilvl w:val="0"/>
+          <w:numId w:val="11"/>
+        </w:numPr>
+        <w:spacing w:before="100" w:beforeAutospacing="1" w:after="100" w:afterAutospacing="1" w:line="240" w:lineRule="auto"/>
+        <w:rPr>
+          <w:rFonts w:ascii="Times New Roman" w:eastAsia="Times New Roman" w:hAnsi="Times New Roman" w:cs="Times New Roman"/>
+          <w:kern w:val="0"/>
+          <w:sz w:val="24"/>
+          <w:szCs w:val="24"/>
+          <w:lang w:eastAsia="pt-BR"/>
+          <w14:ligatures w14:val="none"/>
+        </w:rPr>
+      </w:pPr>
+      <w:r>
+        <w:rPr>
+          <w:rFonts w:ascii="Times New Roman" w:eastAsia="Times New Roman" w:hAnsi="Times New Roman" w:cs="Times New Roman"/>
+          <w:kern w:val="0"/>
+          <w:sz w:val="24"/>
+          <w:szCs w:val="24"/>
+          <w:lang w:eastAsia="pt-BR"/>
+          <w14:ligatures w14:val="none"/>
+        </w:rPr>
+        <w:t>Veja quantas pessoas se cadastram.</w:t>
+      </w:r>
+    </w:p>
+    <w:p>
+      <w:pPr>
+        <w:numPr>
+          <w:ilvl w:val="0"/>
+          <w:numId w:val="11"/>
+        </w:numPr>
+        <w:spacing w:before="100" w:beforeAutospacing="1" w:after="100" w:afterAutospacing="1" w:line="240" w:lineRule="auto"/>
+        <w:rPr>
+          <w:rFonts w:ascii="Times New Roman" w:eastAsia="Times New Roman" w:hAnsi="Times New Roman" w:cs="Times New Roman"/>
+          <w:kern w:val="0"/>
+          <w:sz w:val="24"/>
+          <w:szCs w:val="24"/>
+          <w:lang w:eastAsia="pt-BR"/>
+          <w14:ligatures w14:val="none"/>
+        </w:rPr>
+      </w:pPr>
+      <w:r>
+        <w:rPr>
+          <w:rFonts w:ascii="Times New Roman" w:eastAsia="Times New Roman" w:hAnsi="Times New Roman" w:cs="Times New Roman"/>
+          <w:kern w:val="0"/>
+          <w:sz w:val="24"/>
+          <w:szCs w:val="24"/>
+          <w:lang w:eastAsia="pt-BR"/>
+          <w14:ligatures w14:val="none"/>
+        </w:rPr>
+        <w:lastRenderedPageBreak/>
+        <w:t xml:space="preserve">Se de 100 cadastros grátis, ninguém virar pago, o problema não é o dinheiro do anúncio, é o seu </w:t>
+      </w:r>
+      <w:r>
+        <w:rPr>
+          <w:rFonts w:ascii="Times New Roman" w:eastAsia="Times New Roman" w:hAnsi="Times New Roman" w:cs="Times New Roman"/>
+          <w:b/>
+          <w:bCs/>
+          <w:kern w:val="0"/>
+          <w:sz w:val="24"/>
+          <w:szCs w:val="24"/>
+          <w:lang w:eastAsia="pt-BR"/>
+          <w14:ligatures w14:val="none"/>
+        </w:rPr>
+        <w:t>produto</w:t>
+      </w:r>
+      <w:r>
+        <w:rPr>
+          <w:rFonts w:ascii="Times New Roman" w:eastAsia="Times New Roman" w:hAnsi="Times New Roman" w:cs="Times New Roman"/>
+          <w:kern w:val="0"/>
+          <w:sz w:val="24"/>
+          <w:szCs w:val="24"/>
+          <w:lang w:eastAsia="pt-BR"/>
+          <w14:ligatures w14:val="none"/>
+        </w:rPr>
+        <w:t xml:space="preserve"> ou seu </w:t>
+      </w:r>
+      <w:r>
+        <w:rPr>
+          <w:rFonts w:ascii="Times New Roman" w:eastAsia="Times New Roman" w:hAnsi="Times New Roman" w:cs="Times New Roman"/>
+          <w:b/>
+          <w:bCs/>
+          <w:kern w:val="0"/>
+          <w:sz w:val="24"/>
+          <w:szCs w:val="24"/>
+          <w:lang w:eastAsia="pt-BR"/>
+          <w14:ligatures w14:val="none"/>
+        </w:rPr>
+        <w:t>preço</w:t>
+      </w:r>
+      <w:r>
+        <w:rPr>
+          <w:rFonts w:ascii="Times New Roman" w:eastAsia="Times New Roman" w:hAnsi="Times New Roman" w:cs="Times New Roman"/>
+          <w:kern w:val="0"/>
+          <w:sz w:val="24"/>
+          <w:szCs w:val="24"/>
+          <w:lang w:eastAsia="pt-BR"/>
+          <w14:ligatures w14:val="none"/>
+        </w:rPr>
+        <w:t>.</w:t>
+      </w:r>
+    </w:p>
+    <w:p>
+      <w:pPr>
+        <w:spacing w:before="100" w:beforeAutospacing="1" w:after="100" w:afterAutospacing="1" w:line="240" w:lineRule="auto"/>
+        <w:outlineLvl w:val="2"/>
+        <w:rPr>
+          <w:rFonts w:ascii="Times New Roman" w:eastAsia="Times New Roman" w:hAnsi="Times New Roman" w:cs="Times New Roman"/>
+          <w:b/>
+          <w:bCs/>
+          <w:kern w:val="0"/>
+          <w:sz w:val="27"/>
+          <w:szCs w:val="27"/>
+          <w:lang w:eastAsia="pt-BR"/>
+          <w14:ligatures w14:val="none"/>
+        </w:rPr>
+      </w:pPr>
+      <w:r>
+        <w:rPr>
+          <w:rFonts w:ascii="Times New Roman" w:eastAsia="Times New Roman" w:hAnsi="Times New Roman" w:cs="Times New Roman"/>
+          <w:b/>
+          <w:bCs/>
+          <w:kern w:val="0"/>
+          <w:sz w:val="27"/>
+          <w:szCs w:val="27"/>
+          <w:lang w:eastAsia="pt-BR"/>
+          <w14:ligatures w14:val="none"/>
+        </w:rPr>
+        <w:t>Veredito do Especialista:</w:t>
+      </w:r>
+    </w:p>
+    <w:p>
+      <w:pPr>
+        <w:spacing w:before="100" w:beforeAutospacing="1" w:after="100" w:afterAutospacing="1" w:line="240" w:lineRule="auto"/>
+        <w:rPr>
+          <w:rFonts w:ascii="Times New Roman" w:eastAsia="Times New Roman" w:hAnsi="Times New Roman" w:cs="Times New Roman"/>
+          <w:kern w:val="0"/>
+          <w:sz w:val="24"/>
+          <w:szCs w:val="24"/>
+          <w:lang w:eastAsia="pt-BR"/>
+          <w14:ligatures w14:val="none"/>
+        </w:rPr>
+      </w:pPr>
+      <w:r>
+        <w:rPr>
+          <w:rFonts w:ascii="Times New Roman" w:eastAsia="Times New Roman" w:hAnsi="Times New Roman" w:cs="Times New Roman"/>
+          <w:kern w:val="0"/>
+          <w:sz w:val="24"/>
+          <w:szCs w:val="24"/>
+          <w:lang w:eastAsia="pt-BR"/>
+          <w14:ligatures w14:val="none"/>
+        </w:rPr>
+        <w:t xml:space="preserve">A meta de </w:t>
+      </w:r>
+      <w:r>
+        <w:rPr>
+          <w:rFonts w:ascii="Times New Roman" w:eastAsia="Times New Roman" w:hAnsi="Times New Roman" w:cs="Times New Roman"/>
+          <w:b/>
+          <w:bCs/>
+          <w:kern w:val="0"/>
+          <w:sz w:val="24"/>
+          <w:szCs w:val="24"/>
+          <w:lang w:eastAsia="pt-BR"/>
+          <w14:ligatures w14:val="none"/>
+        </w:rPr>
+        <w:t>R$ 1.000,00 de lucro</w:t>
+      </w:r>
+      <w:r>
+        <w:rPr>
+          <w:rFonts w:ascii="Times New Roman" w:eastAsia="Times New Roman" w:hAnsi="Times New Roman" w:cs="Times New Roman"/>
+          <w:kern w:val="0"/>
+          <w:sz w:val="24"/>
+          <w:szCs w:val="24"/>
+          <w:lang w:eastAsia="pt-BR"/>
+          <w14:ligatures w14:val="none"/>
+        </w:rPr>
+        <w:t xml:space="preserve"> com 30 a 40 clientes é </w:t>
+      </w:r>
+      <w:r>
+        <w:rPr>
+          <w:rFonts w:ascii="Times New Roman" w:eastAsia="Times New Roman" w:hAnsi="Times New Roman" w:cs="Times New Roman"/>
+          <w:b/>
+          <w:bCs/>
+          <w:kern w:val="0"/>
+          <w:sz w:val="24"/>
+          <w:szCs w:val="24"/>
+          <w:lang w:eastAsia="pt-BR"/>
+          <w14:ligatures w14:val="none"/>
+        </w:rPr>
+        <w:t>totalmente possível</w:t>
+      </w:r>
+      <w:r>
+        <w:rPr>
+          <w:rFonts w:ascii="Times New Roman" w:eastAsia="Times New Roman" w:hAnsi="Times New Roman" w:cs="Times New Roman"/>
+          <w:kern w:val="0"/>
+          <w:sz w:val="24"/>
+          <w:szCs w:val="24"/>
+          <w:lang w:eastAsia="pt-BR"/>
+          <w14:ligatures w14:val="none"/>
+        </w:rPr>
+        <w:t xml:space="preserve"> com R$ 300,00 de tráfego se você for muito bom na segmentação. A meta de </w:t>
+      </w:r>
+      <w:r>
+        <w:rPr>
+          <w:rFonts w:ascii="Times New Roman" w:eastAsia="Times New Roman" w:hAnsi="Times New Roman" w:cs="Times New Roman"/>
+          <w:b/>
+          <w:bCs/>
+          <w:kern w:val="0"/>
+          <w:sz w:val="24"/>
+          <w:szCs w:val="24"/>
+          <w:lang w:eastAsia="pt-BR"/>
+          <w14:ligatures w14:val="none"/>
+        </w:rPr>
+        <w:t>500 clientes</w:t>
+      </w:r>
+      <w:r>
+        <w:rPr>
+          <w:rFonts w:ascii="Times New Roman" w:eastAsia="Times New Roman" w:hAnsi="Times New Roman" w:cs="Times New Roman"/>
+          <w:kern w:val="0"/>
+          <w:sz w:val="24"/>
+          <w:szCs w:val="24"/>
+          <w:lang w:eastAsia="pt-BR"/>
+          <w14:ligatures w14:val="none"/>
+        </w:rPr>
+        <w:t xml:space="preserve"> com R$ 300,00 é </w:t>
+      </w:r>
+      <w:r>
+        <w:rPr>
+          <w:rFonts w:ascii="Times New Roman" w:eastAsia="Times New Roman" w:hAnsi="Times New Roman" w:cs="Times New Roman"/>
+          <w:b/>
+          <w:bCs/>
+          <w:kern w:val="0"/>
+          <w:sz w:val="24"/>
+          <w:szCs w:val="24"/>
+          <w:lang w:eastAsia="pt-BR"/>
+          <w14:ligatures w14:val="none"/>
+        </w:rPr>
+        <w:t>impossível</w:t>
+      </w:r>
+      <w:r>
+        <w:rPr>
+          <w:rFonts w:ascii="Times New Roman" w:eastAsia="Times New Roman" w:hAnsi="Times New Roman" w:cs="Times New Roman"/>
+          <w:kern w:val="0"/>
+          <w:sz w:val="24"/>
+          <w:szCs w:val="24"/>
+          <w:lang w:eastAsia="pt-BR"/>
+          <w14:ligatures w14:val="none"/>
+        </w:rPr>
+        <w:t>.</w:t>
+      </w:r>
+    </w:p>
+    <w:p>
+      <w:pPr>
+        <w:spacing w:before="100" w:beforeAutospacing="1" w:after="100" w:afterAutospacing="1" w:line="240" w:lineRule="auto"/>
+        <w:rPr>
+          <w:rFonts w:ascii="Times New Roman" w:eastAsia="Times New Roman" w:hAnsi="Times New Roman" w:cs="Times New Roman"/>
+          <w:kern w:val="0"/>
+          <w:sz w:val="24"/>
+          <w:szCs w:val="24"/>
+          <w:lang w:eastAsia="pt-BR"/>
+          <w14:ligatures w14:val="none"/>
+        </w:rPr>
+      </w:pPr>
+      <w:r>
+        <w:rPr>
+          <w:rFonts w:ascii="Times New Roman" w:eastAsia="Times New Roman" w:hAnsi="Times New Roman" w:cs="Times New Roman"/>
+          <w:kern w:val="0"/>
+          <w:sz w:val="24"/>
+          <w:szCs w:val="24"/>
+          <w:lang w:eastAsia="pt-BR"/>
+          <w14:ligatures w14:val="none"/>
+        </w:rPr>
+        <w:t>O marketing digital é uma máquina: você coloca R$ 1,00 e ele te devolve R$ 3,00. No seu plano atual, você está esperando que a máquina receba R$ 1,00 e devolva R$ 100,00. Isso é loteria, não é business.</w:t>
+      </w:r>
+    </w:p>
+    <w:p>
+      <w:pPr>
+        <w:spacing w:before="100" w:beforeAutospacing="1" w:after="100" w:afterAutospacing="1" w:line="240" w:lineRule="auto"/>
+        <w:rPr>
+          <w:rFonts w:ascii="Times New Roman" w:eastAsia="Times New Roman" w:hAnsi="Times New Roman" w:cs="Times New Roman"/>
+          <w:kern w:val="0"/>
+          <w:sz w:val="24"/>
+          <w:szCs w:val="24"/>
+          <w:lang w:eastAsia="pt-BR"/>
+          <w14:ligatures w14:val="none"/>
+        </w:rPr>
+      </w:pPr>
+    </w:p>
+    <w:p>
+      <w:pPr>
+        <w:pStyle w:val="Ttulo3"/>
+      </w:pPr>
+      <w:r>
+        <w:t>O Conselho Final do Consultor</w:t>
+      </w:r>
+    </w:p>
+    <w:p>
+      <w:pPr>
+        <w:pStyle w:val="NormalWeb"/>
+      </w:pPr>
+      <w:r>
+        <w:t xml:space="preserve">O seu plano de investir R$ 300,00 e ir acumulando é </w:t>
+      </w:r>
+      <w:r>
+        <w:rPr>
+          <w:b/>
+          <w:bCs/>
+        </w:rPr>
+        <w:t>inteligente e pé no chão</w:t>
+      </w:r>
+      <w:r>
+        <w:t xml:space="preserve"> para quem está começando. É a melhor forma de validar o produto sem quebrar o banco.</w:t>
+      </w:r>
+    </w:p>
+    <w:p>
+      <w:pPr>
+        <w:pStyle w:val="NormalWeb"/>
+      </w:pPr>
+      <w:r>
+        <w:rPr>
+          <w:b/>
+          <w:bCs/>
+        </w:rPr>
+        <w:t xml:space="preserve">O segredo para você não perder esses clientes (evitar o </w:t>
+      </w:r>
+      <w:proofErr w:type="spellStart"/>
+      <w:r>
+        <w:rPr>
+          <w:b/>
+          <w:bCs/>
+        </w:rPr>
+        <w:t>churn</w:t>
+      </w:r>
+      <w:proofErr w:type="spellEnd"/>
+      <w:r>
+        <w:rPr>
+          <w:b/>
+          <w:bCs/>
+        </w:rPr>
+        <w:t>) é:</w:t>
+      </w:r>
+      <w:r>
+        <w:t xml:space="preserve"> O seu app não pode ser apenas um "gerador". Ele tem que ser o "arquivo" do profissional. Se ele sentir que todos os contratos da vida dele estão salvos ali no seu </w:t>
+      </w:r>
+      <w:proofErr w:type="spellStart"/>
+      <w:r>
+        <w:t>Firebase</w:t>
+      </w:r>
+      <w:proofErr w:type="spellEnd"/>
+      <w:r>
+        <w:t xml:space="preserve">, ele </w:t>
+      </w:r>
+      <w:r>
+        <w:rPr>
+          <w:b/>
+          <w:bCs/>
+        </w:rPr>
+        <w:t>nunca</w:t>
+      </w:r>
+      <w:r>
+        <w:t xml:space="preserve"> vai cancelar, porque ele terá medo de perder o histórico.</w:t>
+      </w:r>
+    </w:p>
+    <w:p>
+      <w:pPr>
+        <w:pStyle w:val="NormalWeb"/>
+      </w:pPr>
+    </w:p>
+    <w:p>
+      <w:pPr>
+        <w:pStyle w:val="Ttulo3"/>
+      </w:pPr>
+      <w:r>
+        <w:t>3. A Estratégia de "Ancoragem" (O segredo do meio termo)</w:t>
+      </w:r>
+    </w:p>
+    <w:p>
+      <w:pPr>
+        <w:pStyle w:val="NormalWeb"/>
+      </w:pPr>
+      <w:r>
+        <w:t xml:space="preserve">Como estrategista, eu não escolheria um valor só. Eu usaria a </w:t>
+      </w:r>
+      <w:r>
+        <w:rPr>
+          <w:b/>
+          <w:bCs/>
+        </w:rPr>
+        <w:t>Ancoragem de Preço</w:t>
+      </w:r>
+      <w:r>
+        <w:t>:</w:t>
+      </w:r>
+    </w:p>
+    <w:p>
+      <w:pPr>
+        <w:pStyle w:val="NormalWeb"/>
+        <w:numPr>
+          <w:ilvl w:val="0"/>
+          <w:numId w:val="12"/>
+        </w:numPr>
+      </w:pPr>
+      <w:r>
+        <w:rPr>
+          <w:b/>
+          <w:bCs/>
+        </w:rPr>
+        <w:t>Plano Starter (Grátis):</w:t>
+      </w:r>
+      <w:r>
+        <w:t xml:space="preserve"> Gera 1 contrato por mês (para o usuário comum sentir o gostinho).</w:t>
+      </w:r>
+    </w:p>
+    <w:p>
+      <w:pPr>
+        <w:pStyle w:val="NormalWeb"/>
+        <w:numPr>
+          <w:ilvl w:val="0"/>
+          <w:numId w:val="12"/>
+        </w:numPr>
+      </w:pPr>
+      <w:r>
+        <w:rPr>
+          <w:b/>
+          <w:bCs/>
+        </w:rPr>
+        <w:t>Plano Profissional (R$ 24,90 ou R$ 29,90):</w:t>
+      </w:r>
+      <w:r>
+        <w:t xml:space="preserve"> Contratos ilimitados + Assinatura na tela + Histórico no </w:t>
+      </w:r>
+      <w:proofErr w:type="spellStart"/>
+      <w:r>
+        <w:t>Firebase</w:t>
+      </w:r>
+      <w:proofErr w:type="spellEnd"/>
+      <w:r>
+        <w:t xml:space="preserve">. </w:t>
+      </w:r>
+      <w:r>
+        <w:rPr>
+          <w:b/>
+          <w:bCs/>
+        </w:rPr>
+        <w:t>(Este é o seu foco)</w:t>
+      </w:r>
+      <w:r>
+        <w:t>.</w:t>
+      </w:r>
+    </w:p>
+    <w:p>
+      <w:pPr>
+        <w:pStyle w:val="NormalWeb"/>
+        <w:numPr>
+          <w:ilvl w:val="0"/>
+          <w:numId w:val="12"/>
+        </w:numPr>
+      </w:pPr>
+      <w:r>
+        <w:rPr>
+          <w:b/>
+          <w:bCs/>
+        </w:rPr>
+        <w:t>Plano Avulso (R$ 19,90):</w:t>
+      </w:r>
+      <w:r>
+        <w:t xml:space="preserve"> Para quem quer apenas UM contrato agora e nunca mais voltar.</w:t>
+      </w:r>
+    </w:p>
+    <w:p>
+      <w:pPr>
+        <w:pStyle w:val="NormalWeb"/>
+      </w:pPr>
+      <w:r>
+        <w:rPr>
+          <w:b/>
+          <w:bCs/>
+        </w:rPr>
+        <w:t>Por que isso funciona?</w:t>
+      </w:r>
+      <w:r>
+        <w:t xml:space="preserve"> Quando o profissional vê que o "Avulso" custa R$ 20 e o "Mensal" custa R$ 29, ele sente que o Mensal é um negócio incrível e assina sem pensar duas vezes.</w:t>
+      </w:r>
+    </w:p>
+    <w:p>
+      <w:pPr>
+        <w:spacing w:before="100" w:beforeAutospacing="1" w:after="100" w:afterAutospacing="1" w:line="240" w:lineRule="auto"/>
+        <w:rPr>
+          <w:rFonts w:ascii="Times New Roman" w:eastAsia="Times New Roman" w:hAnsi="Times New Roman" w:cs="Times New Roman"/>
+          <w:kern w:val="0"/>
+          <w:sz w:val="24"/>
+          <w:szCs w:val="24"/>
+          <w:lang w:eastAsia="pt-BR"/>
+          <w14:ligatures w14:val="none"/>
+        </w:rPr>
+      </w:pPr>
+      <w:r>
+        <w:rPr>
+          <w:rFonts w:ascii="Times New Roman" w:eastAsia="Times New Roman" w:hAnsi="Times New Roman" w:cs="Times New Roman"/>
+          <w:b/>
+          <w:bCs/>
+          <w:kern w:val="0"/>
+          <w:sz w:val="24"/>
+          <w:szCs w:val="24"/>
+          <w:lang w:eastAsia="pt-BR"/>
+          <w14:ligatures w14:val="none"/>
+        </w:rPr>
+        <w:t>O nicho de Aluguel é o mais perigoso para você começar. O melhor nicho para os seus R$ 300,00 e sua estrutura atual é o de Prestação de Serviços (Manutenção).</w:t>
+      </w:r>
+    </w:p>
+    <w:p>
+      <w:pPr>
+        <w:spacing w:before="100" w:beforeAutospacing="1" w:after="100" w:afterAutospacing="1" w:line="240" w:lineRule="auto"/>
+        <w:rPr>
+          <w:rFonts w:ascii="Times New Roman" w:eastAsia="Times New Roman" w:hAnsi="Times New Roman" w:cs="Times New Roman"/>
+          <w:kern w:val="0"/>
+          <w:sz w:val="24"/>
+          <w:szCs w:val="24"/>
+          <w:lang w:eastAsia="pt-BR"/>
+          <w14:ligatures w14:val="none"/>
+        </w:rPr>
+      </w:pPr>
+      <w:r>
+        <w:rPr>
+          <w:rFonts w:ascii="Times New Roman" w:eastAsia="Times New Roman" w:hAnsi="Times New Roman" w:cs="Times New Roman"/>
+          <w:kern w:val="0"/>
+          <w:sz w:val="24"/>
+          <w:szCs w:val="24"/>
+          <w:lang w:eastAsia="pt-BR"/>
+          <w14:ligatures w14:val="none"/>
+        </w:rPr>
+        <w:t xml:space="preserve">Como seu consultor, vou te explicar o porquê com base em </w:t>
+      </w:r>
+      <w:r>
+        <w:rPr>
+          <w:rFonts w:ascii="Times New Roman" w:eastAsia="Times New Roman" w:hAnsi="Times New Roman" w:cs="Times New Roman"/>
+          <w:b/>
+          <w:bCs/>
+          <w:kern w:val="0"/>
+          <w:sz w:val="24"/>
+          <w:szCs w:val="24"/>
+          <w:lang w:eastAsia="pt-BR"/>
+          <w14:ligatures w14:val="none"/>
+        </w:rPr>
+        <w:t>fatos de mercado</w:t>
+      </w:r>
+      <w:r>
+        <w:rPr>
+          <w:rFonts w:ascii="Times New Roman" w:eastAsia="Times New Roman" w:hAnsi="Times New Roman" w:cs="Times New Roman"/>
+          <w:kern w:val="0"/>
+          <w:sz w:val="24"/>
+          <w:szCs w:val="24"/>
+          <w:lang w:eastAsia="pt-BR"/>
+          <w14:ligatures w14:val="none"/>
+        </w:rPr>
+        <w:t>, não em suposições.</w:t>
+      </w:r>
+    </w:p>
+    <w:p>
+      <w:pPr>
+        <w:spacing w:after="0" w:line="240" w:lineRule="auto"/>
+        <w:rPr>
+          <w:rFonts w:ascii="Times New Roman" w:eastAsia="Times New Roman" w:hAnsi="Times New Roman" w:cs="Times New Roman"/>
+          <w:kern w:val="0"/>
+          <w:sz w:val="24"/>
+          <w:szCs w:val="24"/>
+          <w:lang w:eastAsia="pt-BR"/>
+          <w14:ligatures w14:val="none"/>
+        </w:rPr>
+      </w:pPr>
+      <w:r>
+        <w:rPr>
+          <w:rFonts w:ascii="Times New Roman" w:eastAsia="Times New Roman" w:hAnsi="Times New Roman" w:cs="Times New Roman"/>
+          <w:kern w:val="0"/>
+          <w:sz w:val="24"/>
+          <w:szCs w:val="24"/>
+          <w:lang w:eastAsia="pt-BR"/>
+          <w14:ligatures w14:val="none"/>
+        </w:rPr>
+        <w:pict w14:anchorId="5479E0CF">
+          <v:rect id="_x0000_i1029" style="width:0;height:1.5pt" o:hralign="center" o:hrstd="t" o:hr="t" fillcolor="#a0a0a0" stroked="f"/>
+        </w:pict>
+      </w:r>
+    </w:p>
+    <w:p>
+      <w:pPr>
+        <w:spacing w:before="100" w:beforeAutospacing="1" w:after="100" w:afterAutospacing="1" w:line="240" w:lineRule="auto"/>
+        <w:outlineLvl w:val="2"/>
+        <w:rPr>
+          <w:rFonts w:ascii="Times New Roman" w:eastAsia="Times New Roman" w:hAnsi="Times New Roman" w:cs="Times New Roman"/>
+          <w:b/>
+          <w:bCs/>
+          <w:kern w:val="0"/>
+          <w:sz w:val="27"/>
+          <w:szCs w:val="27"/>
+          <w:lang w:eastAsia="pt-BR"/>
+          <w14:ligatures w14:val="none"/>
+        </w:rPr>
+      </w:pPr>
+      <w:r>
+        <w:rPr>
+          <w:rFonts w:ascii="Times New Roman" w:eastAsia="Times New Roman" w:hAnsi="Times New Roman" w:cs="Times New Roman"/>
+          <w:b/>
+          <w:bCs/>
+          <w:kern w:val="0"/>
+          <w:sz w:val="27"/>
+          <w:szCs w:val="27"/>
+          <w:lang w:eastAsia="pt-BR"/>
+          <w14:ligatures w14:val="none"/>
+        </w:rPr>
+        <w:lastRenderedPageBreak/>
+        <w:t>Por que o Aluguel é uma "Armadilha" para o Iniciante?</w:t>
+      </w:r>
+    </w:p>
+    <w:p>
+      <w:pPr>
+        <w:numPr>
+          <w:ilvl w:val="0"/>
+          <w:numId w:val="13"/>
+        </w:numPr>
+        <w:spacing w:before="100" w:beforeAutospacing="1" w:after="100" w:afterAutospacing="1" w:line="240" w:lineRule="auto"/>
+        <w:rPr>
+          <w:rFonts w:ascii="Times New Roman" w:eastAsia="Times New Roman" w:hAnsi="Times New Roman" w:cs="Times New Roman"/>
+          <w:kern w:val="0"/>
+          <w:sz w:val="24"/>
+          <w:szCs w:val="24"/>
+          <w:lang w:eastAsia="pt-BR"/>
+          <w14:ligatures w14:val="none"/>
+        </w:rPr>
+      </w:pPr>
+      <w:r>
+        <w:rPr>
+          <w:rFonts w:ascii="Times New Roman" w:eastAsia="Times New Roman" w:hAnsi="Times New Roman" w:cs="Times New Roman"/>
+          <w:b/>
+          <w:bCs/>
+          <w:kern w:val="0"/>
+          <w:sz w:val="24"/>
+          <w:szCs w:val="24"/>
+          <w:lang w:eastAsia="pt-BR"/>
+          <w14:ligatures w14:val="none"/>
+        </w:rPr>
+        <w:t>Baixa Recorrência:</w:t>
+      </w:r>
+      <w:r>
+        <w:rPr>
+          <w:rFonts w:ascii="Times New Roman" w:eastAsia="Times New Roman" w:hAnsi="Times New Roman" w:cs="Times New Roman"/>
+          <w:kern w:val="0"/>
+          <w:sz w:val="24"/>
+          <w:szCs w:val="24"/>
+          <w:lang w:eastAsia="pt-BR"/>
+          <w14:ligatures w14:val="none"/>
+        </w:rPr>
+        <w:t xml:space="preserve"> Uma pessoa aluga um salão hoje e só vai precisar de outro contrato daqui a 2 ou 3 anos. Ele paga R$ 20,00 uma vez e some. Você nunca vai acumular clientes assim; vai ter que "caçar" um cliente novo todo santo dia.</w:t>
+      </w:r>
+    </w:p>
+    <w:p>
+      <w:pPr>
+        <w:numPr>
+          <w:ilvl w:val="0"/>
+          <w:numId w:val="13"/>
+        </w:numPr>
+        <w:spacing w:before="100" w:beforeAutospacing="1" w:after="100" w:afterAutospacing="1" w:line="240" w:lineRule="auto"/>
+        <w:rPr>
+          <w:rFonts w:ascii="Times New Roman" w:eastAsia="Times New Roman" w:hAnsi="Times New Roman" w:cs="Times New Roman"/>
+          <w:kern w:val="0"/>
+          <w:sz w:val="24"/>
+          <w:szCs w:val="24"/>
+          <w:lang w:eastAsia="pt-BR"/>
+          <w14:ligatures w14:val="none"/>
+        </w:rPr>
+      </w:pPr>
+      <w:r>
+        <w:rPr>
+          <w:rFonts w:ascii="Times New Roman" w:eastAsia="Times New Roman" w:hAnsi="Times New Roman" w:cs="Times New Roman"/>
+          <w:b/>
+          <w:bCs/>
+          <w:kern w:val="0"/>
+          <w:sz w:val="24"/>
+          <w:szCs w:val="24"/>
+          <w:lang w:eastAsia="pt-BR"/>
+          <w14:ligatures w14:val="none"/>
+        </w:rPr>
+        <w:t>Risco Jurídico Altíssimo:</w:t>
+      </w:r>
+      <w:r>
+        <w:rPr>
+          <w:rFonts w:ascii="Times New Roman" w:eastAsia="Times New Roman" w:hAnsi="Times New Roman" w:cs="Times New Roman"/>
+          <w:kern w:val="0"/>
+          <w:sz w:val="24"/>
+          <w:szCs w:val="24"/>
+          <w:lang w:eastAsia="pt-BR"/>
+          <w14:ligatures w14:val="none"/>
+        </w:rPr>
+        <w:t xml:space="preserve"> Aluguel envolve a Lei do Inquilinato. Se o seu contrato genérico esquecer uma vírgula sobre multa, despejo ou benfeitorias, o dono do imóvel perde milhares de reais. O primeiro processo que um usuário seu levar, ele vai tentar te culpar.</w:t>
+      </w:r>
+    </w:p>
+    <w:p>
+      <w:pPr>
+        <w:numPr>
+          <w:ilvl w:val="0"/>
+          <w:numId w:val="13"/>
+        </w:numPr>
+        <w:spacing w:before="100" w:beforeAutospacing="1" w:after="100" w:afterAutospacing="1" w:line="240" w:lineRule="auto"/>
+        <w:rPr>
+          <w:rFonts w:ascii="Times New Roman" w:eastAsia="Times New Roman" w:hAnsi="Times New Roman" w:cs="Times New Roman"/>
+          <w:kern w:val="0"/>
+          <w:sz w:val="24"/>
+          <w:szCs w:val="24"/>
+          <w:lang w:eastAsia="pt-BR"/>
+          <w14:ligatures w14:val="none"/>
+        </w:rPr>
+      </w:pPr>
+      <w:r>
+        <w:rPr>
+          <w:rFonts w:ascii="Times New Roman" w:eastAsia="Times New Roman" w:hAnsi="Times New Roman" w:cs="Times New Roman"/>
+          <w:b/>
+          <w:bCs/>
+          <w:kern w:val="0"/>
+          <w:sz w:val="24"/>
+          <w:szCs w:val="24"/>
+          <w:lang w:eastAsia="pt-BR"/>
+          <w14:ligatures w14:val="none"/>
+        </w:rPr>
+        <w:t>Concorrência de Peso:</w:t>
+      </w:r>
+      <w:r>
+        <w:rPr>
+          <w:rFonts w:ascii="Times New Roman" w:eastAsia="Times New Roman" w:hAnsi="Times New Roman" w:cs="Times New Roman"/>
+          <w:kern w:val="0"/>
+          <w:sz w:val="24"/>
+          <w:szCs w:val="24"/>
+          <w:lang w:eastAsia="pt-BR"/>
+          <w14:ligatures w14:val="none"/>
+        </w:rPr>
+        <w:t xml:space="preserve"> Quem aluga imóvel "sozinho" hoje usa o </w:t>
+      </w:r>
+      <w:proofErr w:type="spellStart"/>
+      <w:r>
+        <w:rPr>
+          <w:rFonts w:ascii="Times New Roman" w:eastAsia="Times New Roman" w:hAnsi="Times New Roman" w:cs="Times New Roman"/>
+          <w:b/>
+          <w:bCs/>
+          <w:kern w:val="0"/>
+          <w:sz w:val="24"/>
+          <w:szCs w:val="24"/>
+          <w:lang w:eastAsia="pt-BR"/>
+          <w14:ligatures w14:val="none"/>
+        </w:rPr>
+        <w:t>QuintoAndar</w:t>
+      </w:r>
+      <w:proofErr w:type="spellEnd"/>
+      <w:r>
+        <w:rPr>
+          <w:rFonts w:ascii="Times New Roman" w:eastAsia="Times New Roman" w:hAnsi="Times New Roman" w:cs="Times New Roman"/>
+          <w:kern w:val="0"/>
+          <w:sz w:val="24"/>
+          <w:szCs w:val="24"/>
+          <w:lang w:eastAsia="pt-BR"/>
+          <w14:ligatures w14:val="none"/>
+        </w:rPr>
+        <w:t xml:space="preserve"> ou modelos prontos de imobiliárias que já estão consolidados.</w:t>
+      </w:r>
+    </w:p>
+    <w:p>
+      <w:pPr>
+        <w:spacing w:after="0" w:line="240" w:lineRule="auto"/>
+        <w:rPr>
+          <w:rFonts w:ascii="Times New Roman" w:eastAsia="Times New Roman" w:hAnsi="Times New Roman" w:cs="Times New Roman"/>
+          <w:kern w:val="0"/>
+          <w:sz w:val="24"/>
+          <w:szCs w:val="24"/>
+          <w:lang w:eastAsia="pt-BR"/>
+          <w14:ligatures w14:val="none"/>
+        </w:rPr>
+      </w:pPr>
+      <w:r>
+        <w:rPr>
+          <w:rFonts w:ascii="Times New Roman" w:eastAsia="Times New Roman" w:hAnsi="Times New Roman" w:cs="Times New Roman"/>
+          <w:kern w:val="0"/>
+          <w:sz w:val="24"/>
+          <w:szCs w:val="24"/>
+          <w:lang w:eastAsia="pt-BR"/>
+          <w14:ligatures w14:val="none"/>
+        </w:rPr>
+        <w:pict w14:anchorId="62B25823">
+          <v:rect id="_x0000_i1030" style="width:0;height:1.5pt" o:hralign="center" o:hrstd="t" o:hr="t" fillcolor="#a0a0a0" stroked="f"/>
+        </w:pict>
+      </w:r>
+    </w:p>
+    <w:p>
+      <w:pPr>
+        <w:spacing w:before="100" w:beforeAutospacing="1" w:after="100" w:afterAutospacing="1" w:line="240" w:lineRule="auto"/>
+        <w:outlineLvl w:val="2"/>
+        <w:rPr>
+          <w:rFonts w:ascii="Times New Roman" w:eastAsia="Times New Roman" w:hAnsi="Times New Roman" w:cs="Times New Roman"/>
+          <w:b/>
+          <w:bCs/>
+          <w:kern w:val="0"/>
+          <w:sz w:val="27"/>
+          <w:szCs w:val="27"/>
+          <w:lang w:eastAsia="pt-BR"/>
+          <w14:ligatures w14:val="none"/>
+        </w:rPr>
+      </w:pPr>
+      <w:r>
+        <w:rPr>
+          <w:rFonts w:ascii="Times New Roman" w:eastAsia="Times New Roman" w:hAnsi="Times New Roman" w:cs="Times New Roman"/>
+          <w:b/>
+          <w:bCs/>
+          <w:kern w:val="0"/>
+          <w:sz w:val="27"/>
+          <w:szCs w:val="27"/>
+          <w:lang w:eastAsia="pt-BR"/>
+          <w14:ligatures w14:val="none"/>
+        </w:rPr>
+        <w:t>Por que a Prestação de Serviços (Manutenção) é o "Pote de Ouro"?</w:t>
+      </w:r>
+    </w:p>
+    <w:p>
+      <w:pPr>
+        <w:spacing w:before="100" w:beforeAutospacing="1" w:after="100" w:afterAutospacing="1" w:line="240" w:lineRule="auto"/>
+        <w:rPr>
+          <w:rFonts w:ascii="Times New Roman" w:eastAsia="Times New Roman" w:hAnsi="Times New Roman" w:cs="Times New Roman"/>
+          <w:kern w:val="0"/>
+          <w:sz w:val="24"/>
+          <w:szCs w:val="24"/>
+          <w:lang w:eastAsia="pt-BR"/>
+          <w14:ligatures w14:val="none"/>
+        </w:rPr>
+      </w:pPr>
+      <w:r>
+        <w:rPr>
+          <w:rFonts w:ascii="Times New Roman" w:eastAsia="Times New Roman" w:hAnsi="Times New Roman" w:cs="Times New Roman"/>
+          <w:kern w:val="0"/>
+          <w:sz w:val="24"/>
+          <w:szCs w:val="24"/>
+          <w:lang w:eastAsia="pt-BR"/>
+          <w14:ligatures w14:val="none"/>
+        </w:rPr>
+        <w:t xml:space="preserve">Este é o nicho que vai te dar os </w:t>
+      </w:r>
+      <w:r>
+        <w:rPr>
+          <w:rFonts w:ascii="Times New Roman" w:eastAsia="Times New Roman" w:hAnsi="Times New Roman" w:cs="Times New Roman"/>
+          <w:b/>
+          <w:bCs/>
+          <w:kern w:val="0"/>
+          <w:sz w:val="24"/>
+          <w:szCs w:val="24"/>
+          <w:lang w:eastAsia="pt-BR"/>
+          <w14:ligatures w14:val="none"/>
+        </w:rPr>
+        <w:t>R$ 1.000,00 limpos</w:t>
+      </w:r>
+      <w:r>
+        <w:rPr>
+          <w:rFonts w:ascii="Times New Roman" w:eastAsia="Times New Roman" w:hAnsi="Times New Roman" w:cs="Times New Roman"/>
+          <w:kern w:val="0"/>
+          <w:sz w:val="24"/>
+          <w:szCs w:val="24"/>
+          <w:lang w:eastAsia="pt-BR"/>
+          <w14:ligatures w14:val="none"/>
+        </w:rPr>
+        <w:t xml:space="preserve"> mais rápido.</w:t>
+      </w:r>
+    </w:p>
+    <w:p>
+      <w:pPr>
+        <w:numPr>
+          <w:ilvl w:val="0"/>
+          <w:numId w:val="14"/>
+        </w:numPr>
+        <w:spacing w:before="100" w:beforeAutospacing="1" w:after="100" w:afterAutospacing="1" w:line="240" w:lineRule="auto"/>
+        <w:rPr>
+          <w:rFonts w:ascii="Times New Roman" w:eastAsia="Times New Roman" w:hAnsi="Times New Roman" w:cs="Times New Roman"/>
+          <w:kern w:val="0"/>
+          <w:sz w:val="24"/>
+          <w:szCs w:val="24"/>
+          <w:lang w:eastAsia="pt-BR"/>
+          <w14:ligatures w14:val="none"/>
+        </w:rPr>
+      </w:pPr>
+      <w:r>
+        <w:rPr>
+          <w:rFonts w:ascii="Times New Roman" w:eastAsia="Times New Roman" w:hAnsi="Times New Roman" w:cs="Times New Roman"/>
+          <w:b/>
+          <w:bCs/>
+          <w:kern w:val="0"/>
+          <w:sz w:val="24"/>
+          <w:szCs w:val="24"/>
+          <w:lang w:eastAsia="pt-BR"/>
+          <w14:ligatures w14:val="none"/>
+        </w:rPr>
+        <w:t>Recorrência Real (O "Balde com menos furos"):</w:t>
+      </w:r>
+      <w:r>
+        <w:rPr>
+          <w:rFonts w:ascii="Times New Roman" w:eastAsia="Times New Roman" w:hAnsi="Times New Roman" w:cs="Times New Roman"/>
+          <w:kern w:val="0"/>
+          <w:sz w:val="24"/>
+          <w:szCs w:val="24"/>
+          <w:lang w:eastAsia="pt-BR"/>
+          <w14:ligatures w14:val="none"/>
+        </w:rPr>
+        <w:t xml:space="preserve"> O técnico de ar-condicionado, o jardineiro ou o eletricista faz 3, 5, 10 serviços </w:t>
+      </w:r>
+      <w:r>
+        <w:rPr>
+          <w:rFonts w:ascii="Times New Roman" w:eastAsia="Times New Roman" w:hAnsi="Times New Roman" w:cs="Times New Roman"/>
+          <w:b/>
+          <w:bCs/>
+          <w:kern w:val="0"/>
+          <w:sz w:val="24"/>
+          <w:szCs w:val="24"/>
+          <w:lang w:eastAsia="pt-BR"/>
+          <w14:ligatures w14:val="none"/>
+        </w:rPr>
+        <w:t>por semana</w:t>
+      </w:r>
+      <w:r>
+        <w:rPr>
+          <w:rFonts w:ascii="Times New Roman" w:eastAsia="Times New Roman" w:hAnsi="Times New Roman" w:cs="Times New Roman"/>
+          <w:kern w:val="0"/>
+          <w:sz w:val="24"/>
+          <w:szCs w:val="24"/>
+          <w:lang w:eastAsia="pt-BR"/>
+          <w14:ligatures w14:val="none"/>
+        </w:rPr>
+        <w:t>. Ele precisa abrir o seu app toda hora. Ele é o cliente que aceita pagar uma assinatura mensal porque o app vira a "ferramenta de trabalho" dele.</w:t>
+      </w:r>
+    </w:p>
+    <w:p>
+      <w:pPr>
+        <w:numPr>
+          <w:ilvl w:val="0"/>
+          <w:numId w:val="14"/>
+        </w:numPr>
+        <w:spacing w:before="100" w:beforeAutospacing="1" w:after="100" w:afterAutospacing="1" w:line="240" w:lineRule="auto"/>
+        <w:rPr>
+          <w:rFonts w:ascii="Times New Roman" w:eastAsia="Times New Roman" w:hAnsi="Times New Roman" w:cs="Times New Roman"/>
+          <w:kern w:val="0"/>
+          <w:sz w:val="24"/>
+          <w:szCs w:val="24"/>
+          <w:lang w:eastAsia="pt-BR"/>
+          <w14:ligatures w14:val="none"/>
+        </w:rPr>
+      </w:pPr>
+      <w:r>
+        <w:rPr>
+          <w:rFonts w:ascii="Times New Roman" w:eastAsia="Times New Roman" w:hAnsi="Times New Roman" w:cs="Times New Roman"/>
+          <w:b/>
+          <w:bCs/>
+          <w:kern w:val="0"/>
+          <w:sz w:val="24"/>
+          <w:szCs w:val="24"/>
+          <w:lang w:eastAsia="pt-BR"/>
+          <w14:ligatures w14:val="none"/>
+        </w:rPr>
+        <w:t>O Medo do Calote:</w:t>
+      </w:r>
+      <w:r>
+        <w:rPr>
+          <w:rFonts w:ascii="Times New Roman" w:eastAsia="Times New Roman" w:hAnsi="Times New Roman" w:cs="Times New Roman"/>
+          <w:kern w:val="0"/>
+          <w:sz w:val="24"/>
+          <w:szCs w:val="24"/>
+          <w:lang w:eastAsia="pt-BR"/>
+          <w14:ligatures w14:val="none"/>
+        </w:rPr>
+        <w:t xml:space="preserve"> O maior pesadelo do prestador de serviço autônomo é trabalhar e não receber. Quando você oferece um contrato que ele gera no WhatsApp antes de começar o serviço, você está vendendo </w:t>
+      </w:r>
+      <w:r>
+        <w:rPr>
+          <w:rFonts w:ascii="Times New Roman" w:eastAsia="Times New Roman" w:hAnsi="Times New Roman" w:cs="Times New Roman"/>
+          <w:b/>
+          <w:bCs/>
+          <w:kern w:val="0"/>
+          <w:sz w:val="24"/>
+          <w:szCs w:val="24"/>
+          <w:lang w:eastAsia="pt-BR"/>
+          <w14:ligatures w14:val="none"/>
+        </w:rPr>
+        <w:t>Dormir Tranquilo</w:t>
+      </w:r>
+      <w:r>
+        <w:rPr>
+          <w:rFonts w:ascii="Times New Roman" w:eastAsia="Times New Roman" w:hAnsi="Times New Roman" w:cs="Times New Roman"/>
+          <w:kern w:val="0"/>
+          <w:sz w:val="24"/>
+          <w:szCs w:val="24"/>
+          <w:lang w:eastAsia="pt-BR"/>
+          <w14:ligatures w14:val="none"/>
+        </w:rPr>
+        <w:t>. Isso vale muito mais que R$ 29,90.</w:t>
+      </w:r>
+    </w:p>
+    <w:p>
+      <w:pPr>
+        <w:numPr>
+          <w:ilvl w:val="0"/>
+          <w:numId w:val="14"/>
+        </w:numPr>
+        <w:spacing w:before="100" w:beforeAutospacing="1" w:after="100" w:afterAutospacing="1" w:line="240" w:lineRule="auto"/>
+        <w:rPr>
+          <w:rFonts w:ascii="Times New Roman" w:eastAsia="Times New Roman" w:hAnsi="Times New Roman" w:cs="Times New Roman"/>
+          <w:kern w:val="0"/>
+          <w:sz w:val="24"/>
+          <w:szCs w:val="24"/>
+          <w:lang w:eastAsia="pt-BR"/>
+          <w14:ligatures w14:val="none"/>
+        </w:rPr>
+      </w:pPr>
+      <w:r>
+        <w:rPr>
+          <w:rFonts w:ascii="Times New Roman" w:eastAsia="Times New Roman" w:hAnsi="Times New Roman" w:cs="Times New Roman"/>
+          <w:b/>
+          <w:bCs/>
+          <w:kern w:val="0"/>
+          <w:sz w:val="24"/>
+          <w:szCs w:val="24"/>
+          <w:lang w:eastAsia="pt-BR"/>
+          <w14:ligatures w14:val="none"/>
+        </w:rPr>
+        <w:t>Portabilidade (PWA):</w:t>
+      </w:r>
+      <w:r>
+        <w:rPr>
+          <w:rFonts w:ascii="Times New Roman" w:eastAsia="Times New Roman" w:hAnsi="Times New Roman" w:cs="Times New Roman"/>
+          <w:kern w:val="0"/>
+          <w:sz w:val="24"/>
+          <w:szCs w:val="24"/>
+          <w:lang w:eastAsia="pt-BR"/>
+          <w14:ligatures w14:val="none"/>
+        </w:rPr>
+        <w:t xml:space="preserve"> O cara está na escada, com o celular na mão. Ele preenche o nome do cliente, o valor, o serviço e manda o link. É imbatível.</w:t>
+      </w:r>
+    </w:p>
+    <w:p>
+      <w:pPr>
+        <w:spacing w:after="0" w:line="240" w:lineRule="auto"/>
+        <w:rPr>
+          <w:rFonts w:ascii="Times New Roman" w:eastAsia="Times New Roman" w:hAnsi="Times New Roman" w:cs="Times New Roman"/>
+          <w:kern w:val="0"/>
+          <w:sz w:val="24"/>
+          <w:szCs w:val="24"/>
+          <w:lang w:eastAsia="pt-BR"/>
+          <w14:ligatures w14:val="none"/>
+        </w:rPr>
+      </w:pPr>
+      <w:r>
+        <w:rPr>
+          <w:rFonts w:ascii="Times New Roman" w:eastAsia="Times New Roman" w:hAnsi="Times New Roman" w:cs="Times New Roman"/>
+          <w:kern w:val="0"/>
+          <w:sz w:val="24"/>
+          <w:szCs w:val="24"/>
+          <w:lang w:eastAsia="pt-BR"/>
+          <w14:ligatures w14:val="none"/>
+        </w:rPr>
+        <w:pict w14:anchorId="6EEC28FA">
+          <v:rect id="_x0000_i1031" style="width:0;height:1.5pt" o:hralign="center" o:hrstd="t" o:hr="t" fillcolor="#a0a0a0" stroked="f"/>
+        </w:pict>
+      </w:r>
+    </w:p>
+    <w:p>
+      <w:pPr>
+        <w:spacing w:before="100" w:beforeAutospacing="1" w:after="100" w:afterAutospacing="1" w:line="240" w:lineRule="auto"/>
+        <w:outlineLvl w:val="2"/>
+        <w:rPr>
+          <w:rFonts w:ascii="Times New Roman" w:eastAsia="Times New Roman" w:hAnsi="Times New Roman" w:cs="Times New Roman"/>
+          <w:b/>
+          <w:bCs/>
+          <w:kern w:val="0"/>
+          <w:sz w:val="27"/>
+          <w:szCs w:val="27"/>
+          <w:lang w:eastAsia="pt-BR"/>
+          <w14:ligatures w14:val="none"/>
+        </w:rPr>
+      </w:pPr>
+      <w:r>
+        <w:rPr>
+          <w:rFonts w:ascii="Times New Roman" w:eastAsia="Times New Roman" w:hAnsi="Times New Roman" w:cs="Times New Roman"/>
+          <w:b/>
+          <w:bCs/>
+          <w:kern w:val="0"/>
+          <w:sz w:val="27"/>
+          <w:szCs w:val="27"/>
+          <w:lang w:eastAsia="pt-BR"/>
+          <w14:ligatures w14:val="none"/>
+        </w:rPr>
+        <w:t>Como chegar nesse público (Estratégia de Guerrilha com R$ 300,00)</w:t>
+      </w:r>
+    </w:p>
+    <w:p>
+      <w:pPr>
+        <w:spacing w:before="100" w:beforeAutospacing="1" w:after="100" w:afterAutospacing="1" w:line="240" w:lineRule="auto"/>
+        <w:rPr>
+          <w:rFonts w:ascii="Times New Roman" w:eastAsia="Times New Roman" w:hAnsi="Times New Roman" w:cs="Times New Roman"/>
+          <w:kern w:val="0"/>
+          <w:sz w:val="24"/>
+          <w:szCs w:val="24"/>
+          <w:lang w:eastAsia="pt-BR"/>
+          <w14:ligatures w14:val="none"/>
+        </w:rPr>
+      </w:pPr>
+      <w:r>
+        <w:rPr>
+          <w:rFonts w:ascii="Times New Roman" w:eastAsia="Times New Roman" w:hAnsi="Times New Roman" w:cs="Times New Roman"/>
+          <w:kern w:val="0"/>
+          <w:sz w:val="24"/>
+          <w:szCs w:val="24"/>
+          <w:lang w:eastAsia="pt-BR"/>
+          <w14:ligatures w14:val="none"/>
+        </w:rPr>
+        <w:t xml:space="preserve">Se você focar em </w:t>
+      </w:r>
+      <w:r>
+        <w:rPr>
+          <w:rFonts w:ascii="Times New Roman" w:eastAsia="Times New Roman" w:hAnsi="Times New Roman" w:cs="Times New Roman"/>
+          <w:b/>
+          <w:bCs/>
+          <w:kern w:val="0"/>
+          <w:sz w:val="24"/>
+          <w:szCs w:val="24"/>
+          <w:lang w:eastAsia="pt-BR"/>
+          <w14:ligatures w14:val="none"/>
+        </w:rPr>
+        <w:t>Técnicos de Manutenção (Ar-condicionado, Refrigeração, Elétrica)</w:t>
+      </w:r>
+      <w:r>
+        <w:rPr>
+          <w:rFonts w:ascii="Times New Roman" w:eastAsia="Times New Roman" w:hAnsi="Times New Roman" w:cs="Times New Roman"/>
+          <w:kern w:val="0"/>
+          <w:sz w:val="24"/>
+          <w:szCs w:val="24"/>
+          <w:lang w:eastAsia="pt-BR"/>
+          <w14:ligatures w14:val="none"/>
+        </w:rPr>
+        <w:t>, veja como você gasta seu dinheiro:</w:t>
+      </w:r>
+    </w:p>
+    <w:p>
+      <w:pPr>
+        <w:numPr>
+          <w:ilvl w:val="0"/>
+          <w:numId w:val="15"/>
+        </w:numPr>
+        <w:spacing w:before="100" w:beforeAutospacing="1" w:after="100" w:afterAutospacing="1" w:line="240" w:lineRule="auto"/>
+        <w:rPr>
+          <w:rFonts w:ascii="Times New Roman" w:eastAsia="Times New Roman" w:hAnsi="Times New Roman" w:cs="Times New Roman"/>
+          <w:kern w:val="0"/>
+          <w:sz w:val="24"/>
+          <w:szCs w:val="24"/>
+          <w:lang w:eastAsia="pt-BR"/>
+          <w14:ligatures w14:val="none"/>
+        </w:rPr>
+      </w:pPr>
+      <w:r>
+        <w:rPr>
+          <w:rFonts w:ascii="Times New Roman" w:eastAsia="Times New Roman" w:hAnsi="Times New Roman" w:cs="Times New Roman"/>
+          <w:b/>
+          <w:bCs/>
+          <w:kern w:val="0"/>
+          <w:sz w:val="24"/>
+          <w:szCs w:val="24"/>
+          <w:lang w:eastAsia="pt-BR"/>
+          <w14:ligatures w14:val="none"/>
+        </w:rPr>
+        <w:t>Onde eles estão:</w:t>
+      </w:r>
+      <w:r>
+        <w:rPr>
+          <w:rFonts w:ascii="Times New Roman" w:eastAsia="Times New Roman" w:hAnsi="Times New Roman" w:cs="Times New Roman"/>
+          <w:kern w:val="0"/>
+          <w:sz w:val="24"/>
+          <w:szCs w:val="24"/>
+          <w:lang w:eastAsia="pt-BR"/>
+          <w14:ligatures w14:val="none"/>
+        </w:rPr>
+        <w:t xml:space="preserve"> Grupos de Facebook de "Técnicos de Refrigeração", "Maridos de Aluguel" e, principalmente, no </w:t>
+      </w:r>
+      <w:r>
+        <w:rPr>
+          <w:rFonts w:ascii="Times New Roman" w:eastAsia="Times New Roman" w:hAnsi="Times New Roman" w:cs="Times New Roman"/>
+          <w:b/>
+          <w:bCs/>
+          <w:kern w:val="0"/>
+          <w:sz w:val="24"/>
+          <w:szCs w:val="24"/>
+          <w:lang w:eastAsia="pt-BR"/>
+          <w14:ligatures w14:val="none"/>
+        </w:rPr>
+        <w:t xml:space="preserve">Instagram/Facebook </w:t>
+      </w:r>
+      <w:proofErr w:type="spellStart"/>
+      <w:r>
+        <w:rPr>
+          <w:rFonts w:ascii="Times New Roman" w:eastAsia="Times New Roman" w:hAnsi="Times New Roman" w:cs="Times New Roman"/>
+          <w:b/>
+          <w:bCs/>
+          <w:kern w:val="0"/>
+          <w:sz w:val="24"/>
+          <w:szCs w:val="24"/>
+          <w:lang w:eastAsia="pt-BR"/>
+          <w14:ligatures w14:val="none"/>
+        </w:rPr>
+        <w:t>Ads</w:t>
+      </w:r>
+      <w:proofErr w:type="spellEnd"/>
+      <w:r>
+        <w:rPr>
+          <w:rFonts w:ascii="Times New Roman" w:eastAsia="Times New Roman" w:hAnsi="Times New Roman" w:cs="Times New Roman"/>
+          <w:kern w:val="0"/>
+          <w:sz w:val="24"/>
+          <w:szCs w:val="24"/>
+          <w:lang w:eastAsia="pt-BR"/>
+          <w14:ligatures w14:val="none"/>
+        </w:rPr>
+        <w:t xml:space="preserve"> segmentado por "Interesses em ferramentas (</w:t>
+      </w:r>
+      <w:proofErr w:type="spellStart"/>
+      <w:r>
+        <w:rPr>
+          <w:rFonts w:ascii="Times New Roman" w:eastAsia="Times New Roman" w:hAnsi="Times New Roman" w:cs="Times New Roman"/>
+          <w:kern w:val="0"/>
+          <w:sz w:val="24"/>
+          <w:szCs w:val="24"/>
+          <w:lang w:eastAsia="pt-BR"/>
+          <w14:ligatures w14:val="none"/>
+        </w:rPr>
+        <w:t>Makita</w:t>
+      </w:r>
+      <w:proofErr w:type="spellEnd"/>
+      <w:r>
+        <w:rPr>
+          <w:rFonts w:ascii="Times New Roman" w:eastAsia="Times New Roman" w:hAnsi="Times New Roman" w:cs="Times New Roman"/>
+          <w:kern w:val="0"/>
+          <w:sz w:val="24"/>
+          <w:szCs w:val="24"/>
+          <w:lang w:eastAsia="pt-BR"/>
+          <w14:ligatures w14:val="none"/>
+        </w:rPr>
+        <w:t>, Bosch)" ou "Profissões autônomas".</w:t>
+      </w:r>
+    </w:p>
+    <w:p>
+      <w:pPr>
+        <w:numPr>
+          <w:ilvl w:val="0"/>
+          <w:numId w:val="15"/>
+        </w:numPr>
+        <w:spacing w:before="100" w:beforeAutospacing="1" w:after="100" w:afterAutospacing="1" w:line="240" w:lineRule="auto"/>
+        <w:rPr>
+          <w:rFonts w:ascii="Times New Roman" w:eastAsia="Times New Roman" w:hAnsi="Times New Roman" w:cs="Times New Roman"/>
+          <w:kern w:val="0"/>
+          <w:sz w:val="24"/>
+          <w:szCs w:val="24"/>
+          <w:lang w:eastAsia="pt-BR"/>
+          <w14:ligatures w14:val="none"/>
+        </w:rPr>
+      </w:pPr>
+      <w:r>
+        <w:rPr>
+          <w:rFonts w:ascii="Times New Roman" w:eastAsia="Times New Roman" w:hAnsi="Times New Roman" w:cs="Times New Roman"/>
+          <w:b/>
+          <w:bCs/>
+          <w:kern w:val="0"/>
+          <w:sz w:val="24"/>
+          <w:szCs w:val="24"/>
+          <w:lang w:eastAsia="pt-BR"/>
+          <w14:ligatures w14:val="none"/>
+        </w:rPr>
+        <w:t>O Anúncio Matador:</w:t>
+      </w:r>
+      <w:r>
+        <w:rPr>
+          <w:rFonts w:ascii="Times New Roman" w:eastAsia="Times New Roman" w:hAnsi="Times New Roman" w:cs="Times New Roman"/>
+          <w:kern w:val="0"/>
+          <w:sz w:val="24"/>
+          <w:szCs w:val="24"/>
+          <w:lang w:eastAsia="pt-BR"/>
+          <w14:ligatures w14:val="none"/>
+        </w:rPr>
+        <w:t xml:space="preserve"> Não venda "contrato". Venda "fim do calote".</w:t>
+      </w:r>
+    </w:p>
+    <w:p>
+      <w:pPr>
+        <w:spacing w:beforeAutospacing="1" w:after="100" w:afterAutospacing="1" w:line="240" w:lineRule="auto"/>
+        <w:ind w:left="1440"/>
+        <w:rPr>
+          <w:rFonts w:ascii="Times New Roman" w:eastAsia="Times New Roman" w:hAnsi="Times New Roman" w:cs="Times New Roman"/>
+          <w:kern w:val="0"/>
+          <w:sz w:val="24"/>
+          <w:szCs w:val="24"/>
+          <w:lang w:eastAsia="pt-BR"/>
+          <w14:ligatures w14:val="none"/>
+        </w:rPr>
+      </w:pPr>
+      <w:r>
+        <w:rPr>
+          <w:rFonts w:ascii="Times New Roman" w:eastAsia="Times New Roman" w:hAnsi="Times New Roman" w:cs="Times New Roman"/>
+          <w:i/>
+          <w:iCs/>
+          <w:kern w:val="0"/>
+          <w:sz w:val="24"/>
+          <w:szCs w:val="24"/>
+          <w:lang w:eastAsia="pt-BR"/>
+          <w14:ligatures w14:val="none"/>
+        </w:rPr>
+        <w:t>"Cansado de fazer o serviço e o cliente sumir na hora de pagar? Gere um contrato de serviço profissional pelo WhatsApp em 30 segundos. Teste grátis."</w:t>
+      </w:r>
+    </w:p>
+    <w:p>
+      <w:pPr>
+        <w:spacing w:after="0" w:line="240" w:lineRule="auto"/>
+        <w:rPr>
+          <w:rFonts w:ascii="Times New Roman" w:eastAsia="Times New Roman" w:hAnsi="Times New Roman" w:cs="Times New Roman"/>
+          <w:kern w:val="0"/>
+          <w:sz w:val="24"/>
+          <w:szCs w:val="24"/>
+          <w:lang w:eastAsia="pt-BR"/>
+          <w14:ligatures w14:val="none"/>
+        </w:rPr>
+      </w:pPr>
+      <w:r>
+        <w:rPr>
+          <w:rFonts w:ascii="Times New Roman" w:eastAsia="Times New Roman" w:hAnsi="Times New Roman" w:cs="Times New Roman"/>
+          <w:kern w:val="0"/>
+          <w:sz w:val="24"/>
+          <w:szCs w:val="24"/>
+          <w:lang w:eastAsia="pt-BR"/>
+          <w14:ligatures w14:val="none"/>
+        </w:rPr>
+        <w:pict w14:anchorId="74ECFF18">
+          <v:rect id="_x0000_i1032" style="width:0;height:1.5pt" o:hralign="center" o:hrstd="t" o:hr="t" fillcolor="#a0a0a0" stroked="f"/>
+        </w:pict>
+      </w:r>
+    </w:p>
+    <w:p>
+      <w:pPr>
+        <w:spacing w:before="100" w:beforeAutospacing="1" w:after="100" w:afterAutospacing="1" w:line="240" w:lineRule="auto"/>
+        <w:outlineLvl w:val="2"/>
+        <w:rPr>
+          <w:rFonts w:ascii="Times New Roman" w:eastAsia="Times New Roman" w:hAnsi="Times New Roman" w:cs="Times New Roman"/>
+          <w:b/>
+          <w:bCs/>
+          <w:kern w:val="0"/>
+          <w:sz w:val="27"/>
+          <w:szCs w:val="27"/>
+          <w:lang w:eastAsia="pt-BR"/>
+          <w14:ligatures w14:val="none"/>
+        </w:rPr>
+      </w:pPr>
+      <w:r>
+        <w:rPr>
+          <w:rFonts w:ascii="Times New Roman" w:eastAsia="Times New Roman" w:hAnsi="Times New Roman" w:cs="Times New Roman"/>
+          <w:b/>
+          <w:bCs/>
+          <w:kern w:val="0"/>
+          <w:sz w:val="27"/>
+          <w:szCs w:val="27"/>
+          <w:lang w:eastAsia="pt-BR"/>
+          <w14:ligatures w14:val="none"/>
+        </w:rPr>
+        <w:t>Minha Opinião de Consultor "Pé no Chão"</w:t>
+      </w:r>
+    </w:p>
+    <w:p>
+      <w:pPr>
+        <w:spacing w:before="100" w:beforeAutospacing="1" w:after="100" w:afterAutospacing="1" w:line="240" w:lineRule="auto"/>
+        <w:rPr>
+          <w:rFonts w:ascii="Times New Roman" w:eastAsia="Times New Roman" w:hAnsi="Times New Roman" w:cs="Times New Roman"/>
+          <w:kern w:val="0"/>
+          <w:sz w:val="24"/>
+          <w:szCs w:val="24"/>
+          <w:lang w:eastAsia="pt-BR"/>
+          <w14:ligatures w14:val="none"/>
+        </w:rPr>
+      </w:pPr>
+      <w:r>
+        <w:rPr>
+          <w:rFonts w:ascii="Times New Roman" w:eastAsia="Times New Roman" w:hAnsi="Times New Roman" w:cs="Times New Roman"/>
+          <w:kern w:val="0"/>
+          <w:sz w:val="24"/>
+          <w:szCs w:val="24"/>
+          <w:lang w:eastAsia="pt-BR"/>
+          <w14:ligatures w14:val="none"/>
+        </w:rPr>
+        <w:t>Se você quer os R$ 1.000,00 de lucro:</w:t>
+      </w:r>
+    </w:p>
+    <w:p>
+      <w:pPr>
+        <w:numPr>
+          <w:ilvl w:val="0"/>
+          <w:numId w:val="16"/>
+        </w:numPr>
+        <w:spacing w:before="100" w:beforeAutospacing="1" w:after="100" w:afterAutospacing="1" w:line="240" w:lineRule="auto"/>
+        <w:rPr>
+          <w:rFonts w:ascii="Times New Roman" w:eastAsia="Times New Roman" w:hAnsi="Times New Roman" w:cs="Times New Roman"/>
+          <w:kern w:val="0"/>
+          <w:sz w:val="24"/>
+          <w:szCs w:val="24"/>
+          <w:lang w:eastAsia="pt-BR"/>
+          <w14:ligatures w14:val="none"/>
+        </w:rPr>
+      </w:pPr>
+      <w:r>
+        <w:rPr>
+          <w:rFonts w:ascii="Times New Roman" w:eastAsia="Times New Roman" w:hAnsi="Times New Roman" w:cs="Times New Roman"/>
+          <w:b/>
+          <w:bCs/>
+          <w:kern w:val="0"/>
+          <w:sz w:val="24"/>
+          <w:szCs w:val="24"/>
+          <w:lang w:eastAsia="pt-BR"/>
+          <w14:ligatures w14:val="none"/>
+        </w:rPr>
+        <w:lastRenderedPageBreak/>
+        <w:t>Ataque os Prestadores de Serviço.</w:t>
+      </w:r>
+    </w:p>
+    <w:p>
+      <w:pPr>
+        <w:numPr>
+          <w:ilvl w:val="0"/>
+          <w:numId w:val="16"/>
+        </w:numPr>
+        <w:spacing w:before="100" w:beforeAutospacing="1" w:after="100" w:afterAutospacing="1" w:line="240" w:lineRule="auto"/>
+        <w:rPr>
+          <w:rFonts w:ascii="Times New Roman" w:eastAsia="Times New Roman" w:hAnsi="Times New Roman" w:cs="Times New Roman"/>
+          <w:kern w:val="0"/>
+          <w:sz w:val="24"/>
+          <w:szCs w:val="24"/>
+          <w:lang w:eastAsia="pt-BR"/>
+          <w14:ligatures w14:val="none"/>
+        </w:rPr>
+      </w:pPr>
+      <w:r>
+        <w:rPr>
+          <w:rFonts w:ascii="Times New Roman" w:eastAsia="Times New Roman" w:hAnsi="Times New Roman" w:cs="Times New Roman"/>
+          <w:b/>
+          <w:bCs/>
+          <w:kern w:val="0"/>
+          <w:sz w:val="24"/>
+          <w:szCs w:val="24"/>
+          <w:lang w:eastAsia="pt-BR"/>
+          <w14:ligatures w14:val="none"/>
+        </w:rPr>
+        <w:t>Foque na agilidade do WhatsApp.</w:t>
+      </w:r>
+    </w:p>
+    <w:p>
+      <w:pPr>
+        <w:numPr>
+          <w:ilvl w:val="0"/>
+          <w:numId w:val="16"/>
+        </w:numPr>
+        <w:spacing w:before="100" w:beforeAutospacing="1" w:after="100" w:afterAutospacing="1" w:line="240" w:lineRule="auto"/>
+        <w:rPr>
+          <w:rFonts w:ascii="Times New Roman" w:eastAsia="Times New Roman" w:hAnsi="Times New Roman" w:cs="Times New Roman"/>
+          <w:kern w:val="0"/>
+          <w:sz w:val="24"/>
+          <w:szCs w:val="24"/>
+          <w:lang w:eastAsia="pt-BR"/>
+          <w14:ligatures w14:val="none"/>
+        </w:rPr>
+      </w:pPr>
+      <w:r>
+        <w:rPr>
+          <w:rFonts w:ascii="Times New Roman" w:eastAsia="Times New Roman" w:hAnsi="Times New Roman" w:cs="Times New Roman"/>
+          <w:b/>
+          <w:bCs/>
+          <w:kern w:val="0"/>
+          <w:sz w:val="24"/>
+          <w:szCs w:val="24"/>
+          <w:lang w:eastAsia="pt-BR"/>
+          <w14:ligatures w14:val="none"/>
+        </w:rPr>
+        <w:t>Deixe o "Aluguel" e "Compra e Venda" lá no site apenas como bônus</w:t>
+      </w:r>
+      <w:r>
+        <w:rPr>
+          <w:rFonts w:ascii="Times New Roman" w:eastAsia="Times New Roman" w:hAnsi="Times New Roman" w:cs="Times New Roman"/>
+          <w:kern w:val="0"/>
+          <w:sz w:val="24"/>
+          <w:szCs w:val="24"/>
+          <w:lang w:eastAsia="pt-BR"/>
+          <w14:ligatures w14:val="none"/>
+        </w:rPr>
+        <w:t>, mas não gaste 1 centavo de anúncio neles agora.</w:t>
+      </w:r>
+    </w:p>
+    <w:p>
+      <w:pPr>
+        <w:spacing w:before="100" w:beforeAutospacing="1" w:after="100" w:afterAutospacing="1" w:line="240" w:lineRule="auto"/>
+        <w:rPr>
+          <w:rFonts w:ascii="Times New Roman" w:eastAsia="Times New Roman" w:hAnsi="Times New Roman" w:cs="Times New Roman"/>
+          <w:kern w:val="0"/>
+          <w:sz w:val="24"/>
+          <w:szCs w:val="24"/>
+          <w:lang w:eastAsia="pt-BR"/>
+          <w14:ligatures w14:val="none"/>
+        </w:rPr>
+      </w:pPr>
+      <w:r>
+        <w:rPr>
+          <w:rFonts w:ascii="Times New Roman" w:eastAsia="Times New Roman" w:hAnsi="Times New Roman" w:cs="Times New Roman"/>
+          <w:b/>
+          <w:bCs/>
+          <w:kern w:val="0"/>
+          <w:sz w:val="24"/>
+          <w:szCs w:val="24"/>
+          <w:lang w:eastAsia="pt-BR"/>
+          <w14:ligatures w14:val="none"/>
+        </w:rPr>
+        <w:t>A realidade é:</w:t>
+      </w:r>
+      <w:r>
+        <w:rPr>
+          <w:rFonts w:ascii="Times New Roman" w:eastAsia="Times New Roman" w:hAnsi="Times New Roman" w:cs="Times New Roman"/>
+          <w:kern w:val="0"/>
+          <w:sz w:val="24"/>
+          <w:szCs w:val="24"/>
+          <w:lang w:eastAsia="pt-BR"/>
+          <w14:ligatures w14:val="none"/>
+        </w:rPr>
+        <w:t xml:space="preserve"> O dono do imóvel de aluguel é conservador e medroso. O técnico de manutenção é prático e está perdendo dinheiro hoje com falta de formalização. </w:t>
+      </w:r>
+      <w:r>
+        <w:rPr>
+          <w:rFonts w:ascii="Times New Roman" w:eastAsia="Times New Roman" w:hAnsi="Times New Roman" w:cs="Times New Roman"/>
+          <w:b/>
+          <w:bCs/>
+          <w:kern w:val="0"/>
+          <w:sz w:val="24"/>
+          <w:szCs w:val="24"/>
+          <w:lang w:eastAsia="pt-BR"/>
+          <w14:ligatures w14:val="none"/>
+        </w:rPr>
+        <w:t>Venda para quem está perdendo dinheiro agora.</w:t>
+      </w:r>
+    </w:p>
+    <w:p>
+      <w:pPr>
+        <w:pStyle w:val="NormalWeb"/>
+      </w:pPr>
+    </w:p>
+    <w:p>
+      <w:pPr>
+        <w:pStyle w:val="NormalWeb"/>
+      </w:pPr>
+    </w:p>
+    <w:p>
+      <w:pPr>
+        <w:spacing w:before="100" w:beforeAutospacing="1" w:after="100" w:afterAutospacing="1" w:line="240" w:lineRule="auto"/>
+        <w:rPr>
+          <w:rFonts w:ascii="Times New Roman" w:eastAsia="Times New Roman" w:hAnsi="Times New Roman" w:cs="Times New Roman"/>
+          <w:kern w:val="0"/>
+          <w:sz w:val="24"/>
+          <w:szCs w:val="24"/>
+          <w:lang w:eastAsia="pt-BR"/>
+          <w14:ligatures w14:val="none"/>
+        </w:rPr>
+      </w:pPr>
+      <w:r>
+        <w:rPr>
+          <w:rFonts w:ascii="Times New Roman" w:eastAsia="Times New Roman" w:hAnsi="Times New Roman" w:cs="Times New Roman"/>
+          <w:kern w:val="0"/>
+          <w:sz w:val="24"/>
+          <w:szCs w:val="24"/>
+          <w:lang w:eastAsia="pt-BR"/>
+          <w14:ligatures w14:val="none"/>
+        </w:rPr>
+        <w:t xml:space="preserve">Como seu estrategista de tráfego e social media, aqui está o plano real para invadir o </w:t>
+      </w:r>
+      <w:proofErr w:type="spellStart"/>
+      <w:r>
+        <w:rPr>
+          <w:rFonts w:ascii="Times New Roman" w:eastAsia="Times New Roman" w:hAnsi="Times New Roman" w:cs="Times New Roman"/>
+          <w:b/>
+          <w:bCs/>
+          <w:kern w:val="0"/>
+          <w:sz w:val="24"/>
+          <w:szCs w:val="24"/>
+          <w:lang w:eastAsia="pt-BR"/>
+          <w14:ligatures w14:val="none"/>
+        </w:rPr>
+        <w:t>TikTok</w:t>
+      </w:r>
+      <w:proofErr w:type="spellEnd"/>
+      <w:r>
+        <w:rPr>
+          <w:rFonts w:ascii="Times New Roman" w:eastAsia="Times New Roman" w:hAnsi="Times New Roman" w:cs="Times New Roman"/>
+          <w:kern w:val="0"/>
+          <w:sz w:val="24"/>
+          <w:szCs w:val="24"/>
+          <w:lang w:eastAsia="pt-BR"/>
+          <w14:ligatures w14:val="none"/>
+        </w:rPr>
+        <w:t xml:space="preserve"> e o </w:t>
+      </w:r>
+      <w:r>
+        <w:rPr>
+          <w:rFonts w:ascii="Times New Roman" w:eastAsia="Times New Roman" w:hAnsi="Times New Roman" w:cs="Times New Roman"/>
+          <w:b/>
+          <w:bCs/>
+          <w:kern w:val="0"/>
+          <w:sz w:val="24"/>
+          <w:szCs w:val="24"/>
+          <w:lang w:eastAsia="pt-BR"/>
+          <w14:ligatures w14:val="none"/>
+        </w:rPr>
+        <w:t>Instagram (</w:t>
+      </w:r>
+      <w:proofErr w:type="spellStart"/>
+      <w:r>
+        <w:rPr>
+          <w:rFonts w:ascii="Times New Roman" w:eastAsia="Times New Roman" w:hAnsi="Times New Roman" w:cs="Times New Roman"/>
+          <w:b/>
+          <w:bCs/>
+          <w:kern w:val="0"/>
+          <w:sz w:val="24"/>
+          <w:szCs w:val="24"/>
+          <w:lang w:eastAsia="pt-BR"/>
+          <w14:ligatures w14:val="none"/>
+        </w:rPr>
+        <w:t>Reels</w:t>
+      </w:r>
+      <w:proofErr w:type="spellEnd"/>
+      <w:r>
+        <w:rPr>
+          <w:rFonts w:ascii="Times New Roman" w:eastAsia="Times New Roman" w:hAnsi="Times New Roman" w:cs="Times New Roman"/>
+          <w:b/>
+          <w:bCs/>
+          <w:kern w:val="0"/>
+          <w:sz w:val="24"/>
+          <w:szCs w:val="24"/>
+          <w:lang w:eastAsia="pt-BR"/>
+          <w14:ligatures w14:val="none"/>
+        </w:rPr>
+        <w:t>)</w:t>
+      </w:r>
+      <w:r>
+        <w:rPr>
+          <w:rFonts w:ascii="Times New Roman" w:eastAsia="Times New Roman" w:hAnsi="Times New Roman" w:cs="Times New Roman"/>
+          <w:kern w:val="0"/>
+          <w:sz w:val="24"/>
+          <w:szCs w:val="24"/>
+          <w:lang w:eastAsia="pt-BR"/>
+          <w14:ligatures w14:val="none"/>
+        </w:rPr>
+        <w:t xml:space="preserve"> com os seus </w:t>
+      </w:r>
+      <w:r>
+        <w:rPr>
+          <w:rFonts w:ascii="Times New Roman" w:eastAsia="Times New Roman" w:hAnsi="Times New Roman" w:cs="Times New Roman"/>
+          <w:b/>
+          <w:bCs/>
+          <w:kern w:val="0"/>
+          <w:sz w:val="24"/>
+          <w:szCs w:val="24"/>
+          <w:lang w:eastAsia="pt-BR"/>
+          <w14:ligatures w14:val="none"/>
+        </w:rPr>
+        <w:t>R$ 300,00</w:t>
+      </w:r>
+      <w:r>
+        <w:rPr>
+          <w:rFonts w:ascii="Times New Roman" w:eastAsia="Times New Roman" w:hAnsi="Times New Roman" w:cs="Times New Roman"/>
+          <w:kern w:val="0"/>
+          <w:sz w:val="24"/>
+          <w:szCs w:val="24"/>
+          <w:lang w:eastAsia="pt-BR"/>
+          <w14:ligatures w14:val="none"/>
+        </w:rPr>
+        <w:t>, focando no algoritmo:</w:t>
+      </w:r>
+    </w:p>
+    <w:p>
+      <w:pPr>
+        <w:spacing w:after="0" w:line="240" w:lineRule="auto"/>
+        <w:rPr>
+          <w:rFonts w:ascii="Times New Roman" w:eastAsia="Times New Roman" w:hAnsi="Times New Roman" w:cs="Times New Roman"/>
+          <w:kern w:val="0"/>
+          <w:sz w:val="24"/>
+          <w:szCs w:val="24"/>
+          <w:lang w:eastAsia="pt-BR"/>
+          <w14:ligatures w14:val="none"/>
+        </w:rPr>
+      </w:pPr>
+      <w:r>
+        <w:rPr>
+          <w:rFonts w:ascii="Times New Roman" w:eastAsia="Times New Roman" w:hAnsi="Times New Roman" w:cs="Times New Roman"/>
+          <w:kern w:val="0"/>
+          <w:sz w:val="24"/>
+          <w:szCs w:val="24"/>
+          <w:lang w:eastAsia="pt-BR"/>
+          <w14:ligatures w14:val="none"/>
+        </w:rPr>
+        <w:pict w14:anchorId="5A441670">
+          <v:rect id="_x0000_i1037" style="width:0;height:1.5pt" o:hralign="center" o:hrstd="t" o:hr="t" fillcolor="#a0a0a0" stroked="f"/>
+        </w:pict>
+      </w:r>
+    </w:p>
+    <w:p>
+      <w:pPr>
+        <w:spacing w:before="100" w:beforeAutospacing="1" w:after="100" w:afterAutospacing="1" w:line="240" w:lineRule="auto"/>
+        <w:outlineLvl w:val="2"/>
+        <w:rPr>
+          <w:rFonts w:ascii="Times New Roman" w:eastAsia="Times New Roman" w:hAnsi="Times New Roman" w:cs="Times New Roman"/>
+          <w:b/>
+          <w:bCs/>
+          <w:kern w:val="0"/>
+          <w:sz w:val="27"/>
+          <w:szCs w:val="27"/>
+          <w:lang w:eastAsia="pt-BR"/>
+          <w14:ligatures w14:val="none"/>
+        </w:rPr>
+      </w:pPr>
+      <w:r>
+        <w:rPr>
+          <w:rFonts w:ascii="Times New Roman" w:eastAsia="Times New Roman" w:hAnsi="Times New Roman" w:cs="Times New Roman"/>
+          <w:b/>
+          <w:bCs/>
+          <w:kern w:val="0"/>
+          <w:sz w:val="27"/>
+          <w:szCs w:val="27"/>
+          <w:lang w:eastAsia="pt-BR"/>
+          <w14:ligatures w14:val="none"/>
+        </w:rPr>
+        <w:t>1. O Formato do Vídeo (O "Gancho")</w:t>
+      </w:r>
+    </w:p>
+    <w:p>
+      <w:pPr>
+        <w:spacing w:before="100" w:beforeAutospacing="1" w:after="100" w:afterAutospacing="1" w:line="240" w:lineRule="auto"/>
+        <w:rPr>
+          <w:rFonts w:ascii="Times New Roman" w:eastAsia="Times New Roman" w:hAnsi="Times New Roman" w:cs="Times New Roman"/>
+          <w:kern w:val="0"/>
+          <w:sz w:val="24"/>
+          <w:szCs w:val="24"/>
+          <w:lang w:eastAsia="pt-BR"/>
+          <w14:ligatures w14:val="none"/>
+        </w:rPr>
+      </w:pPr>
+      <w:r>
+        <w:rPr>
+          <w:rFonts w:ascii="Times New Roman" w:eastAsia="Times New Roman" w:hAnsi="Times New Roman" w:cs="Times New Roman"/>
+          <w:kern w:val="0"/>
+          <w:sz w:val="24"/>
+          <w:szCs w:val="24"/>
+          <w:lang w:eastAsia="pt-BR"/>
+          <w14:ligatures w14:val="none"/>
+        </w:rPr>
+        <w:t xml:space="preserve">Esqueça vídeos bonitinhos de agência. O que funciona para esse público é o </w:t>
+      </w:r>
+      <w:r>
+        <w:rPr>
+          <w:rFonts w:ascii="Times New Roman" w:eastAsia="Times New Roman" w:hAnsi="Times New Roman" w:cs="Times New Roman"/>
+          <w:b/>
+          <w:bCs/>
+          <w:kern w:val="0"/>
+          <w:sz w:val="24"/>
+          <w:szCs w:val="24"/>
+          <w:lang w:eastAsia="pt-BR"/>
+          <w14:ligatures w14:val="none"/>
+        </w:rPr>
+        <w:t>vídeo "raiz"</w:t>
+      </w:r>
+      <w:r>
+        <w:rPr>
+          <w:rFonts w:ascii="Times New Roman" w:eastAsia="Times New Roman" w:hAnsi="Times New Roman" w:cs="Times New Roman"/>
+          <w:kern w:val="0"/>
+          <w:sz w:val="24"/>
+          <w:szCs w:val="24"/>
+          <w:lang w:eastAsia="pt-BR"/>
+          <w14:ligatures w14:val="none"/>
+        </w:rPr>
+        <w:t>.</w:t>
+      </w:r>
+    </w:p>
+    <w:p>
+      <w:pPr>
+        <w:numPr>
+          <w:ilvl w:val="0"/>
+          <w:numId w:val="17"/>
+        </w:numPr>
+        <w:spacing w:before="100" w:beforeAutospacing="1" w:after="100" w:afterAutospacing="1" w:line="240" w:lineRule="auto"/>
+        <w:rPr>
+          <w:rFonts w:ascii="Times New Roman" w:eastAsia="Times New Roman" w:hAnsi="Times New Roman" w:cs="Times New Roman"/>
+          <w:kern w:val="0"/>
+          <w:sz w:val="24"/>
+          <w:szCs w:val="24"/>
+          <w:lang w:eastAsia="pt-BR"/>
+          <w14:ligatures w14:val="none"/>
+        </w:rPr>
+      </w:pPr>
+      <w:r>
+        <w:rPr>
+          <w:rFonts w:ascii="Times New Roman" w:eastAsia="Times New Roman" w:hAnsi="Times New Roman" w:cs="Times New Roman"/>
+          <w:b/>
+          <w:bCs/>
+          <w:kern w:val="0"/>
+          <w:sz w:val="24"/>
+          <w:szCs w:val="24"/>
+          <w:lang w:eastAsia="pt-BR"/>
+          <w14:ligatures w14:val="none"/>
+        </w:rPr>
+        <w:t>Como fazer:</w:t>
+      </w:r>
+      <w:r>
+        <w:rPr>
+          <w:rFonts w:ascii="Times New Roman" w:eastAsia="Times New Roman" w:hAnsi="Times New Roman" w:cs="Times New Roman"/>
+          <w:kern w:val="0"/>
+          <w:sz w:val="24"/>
+          <w:szCs w:val="24"/>
+          <w:lang w:eastAsia="pt-BR"/>
+          <w14:ligatures w14:val="none"/>
+        </w:rPr>
+        <w:t xml:space="preserve"> Grave a tela do seu celular (ou peça para alguém filmar você segurando o celular) mostrando o seu PWA aberto.</w:t>
+      </w:r>
+    </w:p>
+    <w:p>
+      <w:pPr>
+        <w:numPr>
+          <w:ilvl w:val="0"/>
+          <w:numId w:val="17"/>
+        </w:numPr>
+        <w:spacing w:before="100" w:beforeAutospacing="1" w:after="100" w:afterAutospacing="1" w:line="240" w:lineRule="auto"/>
+        <w:rPr>
+          <w:rFonts w:ascii="Times New Roman" w:eastAsia="Times New Roman" w:hAnsi="Times New Roman" w:cs="Times New Roman"/>
+          <w:kern w:val="0"/>
+          <w:sz w:val="24"/>
+          <w:szCs w:val="24"/>
+          <w:lang w:eastAsia="pt-BR"/>
+          <w14:ligatures w14:val="none"/>
+        </w:rPr>
+      </w:pPr>
+      <w:r>
+        <w:rPr>
+          <w:rFonts w:ascii="Times New Roman" w:eastAsia="Times New Roman" w:hAnsi="Times New Roman" w:cs="Times New Roman"/>
+          <w:b/>
+          <w:bCs/>
+          <w:kern w:val="0"/>
+          <w:sz w:val="24"/>
+          <w:szCs w:val="24"/>
+          <w:lang w:eastAsia="pt-BR"/>
+          <w14:ligatures w14:val="none"/>
+        </w:rPr>
+        <w:t>O Roteiro (30 segundos):</w:t>
+      </w:r>
+    </w:p>
+    <w:p>
+      <w:pPr>
+        <w:numPr>
+          <w:ilvl w:val="1"/>
+          <w:numId w:val="17"/>
+        </w:numPr>
+        <w:spacing w:before="100" w:beforeAutospacing="1" w:after="100" w:afterAutospacing="1" w:line="240" w:lineRule="auto"/>
+        <w:rPr>
+          <w:rFonts w:ascii="Times New Roman" w:eastAsia="Times New Roman" w:hAnsi="Times New Roman" w:cs="Times New Roman"/>
+          <w:kern w:val="0"/>
+          <w:sz w:val="24"/>
+          <w:szCs w:val="24"/>
+          <w:lang w:eastAsia="pt-BR"/>
+          <w14:ligatures w14:val="none"/>
+        </w:rPr>
+      </w:pPr>
+      <w:r>
+        <w:rPr>
+          <w:rFonts w:ascii="Times New Roman" w:eastAsia="Times New Roman" w:hAnsi="Times New Roman" w:cs="Times New Roman"/>
+          <w:b/>
+          <w:bCs/>
+          <w:kern w:val="0"/>
+          <w:sz w:val="24"/>
+          <w:szCs w:val="24"/>
+          <w:lang w:eastAsia="pt-BR"/>
+          <w14:ligatures w14:val="none"/>
+        </w:rPr>
+        <w:t>0-3s (A Dor):</w:t>
+      </w:r>
+      <w:r>
+        <w:rPr>
+          <w:rFonts w:ascii="Times New Roman" w:eastAsia="Times New Roman" w:hAnsi="Times New Roman" w:cs="Times New Roman"/>
+          <w:kern w:val="0"/>
+          <w:sz w:val="24"/>
+          <w:szCs w:val="24"/>
+          <w:lang w:eastAsia="pt-BR"/>
+          <w14:ligatures w14:val="none"/>
+        </w:rPr>
+        <w:t xml:space="preserve"> "Cansado de fazer o serviço e o cliente 'esquecer' de te pagar o combinado?"</w:t>
+      </w:r>
+    </w:p>
+    <w:p>
+      <w:pPr>
+        <w:numPr>
+          <w:ilvl w:val="1"/>
+          <w:numId w:val="17"/>
+        </w:numPr>
+        <w:spacing w:before="100" w:beforeAutospacing="1" w:after="100" w:afterAutospacing="1" w:line="240" w:lineRule="auto"/>
+        <w:rPr>
+          <w:rFonts w:ascii="Times New Roman" w:eastAsia="Times New Roman" w:hAnsi="Times New Roman" w:cs="Times New Roman"/>
+          <w:kern w:val="0"/>
+          <w:sz w:val="24"/>
+          <w:szCs w:val="24"/>
+          <w:lang w:eastAsia="pt-BR"/>
+          <w14:ligatures w14:val="none"/>
+        </w:rPr>
+      </w:pPr>
+      <w:r>
+        <w:rPr>
+          <w:rFonts w:ascii="Times New Roman" w:eastAsia="Times New Roman" w:hAnsi="Times New Roman" w:cs="Times New Roman"/>
+          <w:b/>
+          <w:bCs/>
+          <w:kern w:val="0"/>
+          <w:sz w:val="24"/>
+          <w:szCs w:val="24"/>
+          <w:lang w:eastAsia="pt-BR"/>
+          <w14:ligatures w14:val="none"/>
+        </w:rPr>
+        <w:t>3-15s (A Solução):</w:t>
+      </w:r>
+      <w:r>
+        <w:rPr>
+          <w:rFonts w:ascii="Times New Roman" w:eastAsia="Times New Roman" w:hAnsi="Times New Roman" w:cs="Times New Roman"/>
+          <w:kern w:val="0"/>
+          <w:sz w:val="24"/>
+          <w:szCs w:val="24"/>
+          <w:lang w:eastAsia="pt-BR"/>
+          <w14:ligatures w14:val="none"/>
+        </w:rPr>
+        <w:t xml:space="preserve"> "Eu cansei disso e criei essa ferramenta. Olha como é rápido: coloco o nome do cliente, o valor da instalação do ar e o que foi feito." (Mostra você preenchendo rápido).</w:t>
+      </w:r>
+    </w:p>
+    <w:p>
+      <w:pPr>
+        <w:numPr>
+          <w:ilvl w:val="1"/>
+          <w:numId w:val="17"/>
+        </w:numPr>
+        <w:spacing w:before="100" w:beforeAutospacing="1" w:after="100" w:afterAutospacing="1" w:line="240" w:lineRule="auto"/>
+        <w:rPr>
+          <w:rFonts w:ascii="Times New Roman" w:eastAsia="Times New Roman" w:hAnsi="Times New Roman" w:cs="Times New Roman"/>
+          <w:kern w:val="0"/>
+          <w:sz w:val="24"/>
+          <w:szCs w:val="24"/>
+          <w:lang w:eastAsia="pt-BR"/>
+          <w14:ligatures w14:val="none"/>
+        </w:rPr>
+      </w:pPr>
+      <w:r>
+        <w:rPr>
+          <w:rFonts w:ascii="Times New Roman" w:eastAsia="Times New Roman" w:hAnsi="Times New Roman" w:cs="Times New Roman"/>
+          <w:b/>
+          <w:bCs/>
+          <w:kern w:val="0"/>
+          <w:sz w:val="24"/>
+          <w:szCs w:val="24"/>
+          <w:lang w:eastAsia="pt-BR"/>
+          <w14:ligatures w14:val="none"/>
+        </w:rPr>
+        <w:t>15-25s (O Xeque-Mate):</w:t>
+      </w:r>
+      <w:r>
+        <w:rPr>
+          <w:rFonts w:ascii="Times New Roman" w:eastAsia="Times New Roman" w:hAnsi="Times New Roman" w:cs="Times New Roman"/>
+          <w:kern w:val="0"/>
+          <w:sz w:val="24"/>
+          <w:szCs w:val="24"/>
+          <w:lang w:eastAsia="pt-BR"/>
+          <w14:ligatures w14:val="none"/>
+        </w:rPr>
+        <w:t xml:space="preserve"> "Clico aqui e pronto: contrato enviado pro WhatsApp dele com validade jurídica. Ele assina na tela e o negócio tá fechado."</w:t>
+      </w:r>
+    </w:p>
+    <w:p>
+      <w:pPr>
+        <w:numPr>
+          <w:ilvl w:val="1"/>
+          <w:numId w:val="17"/>
+        </w:numPr>
+        <w:spacing w:before="100" w:beforeAutospacing="1" w:after="100" w:afterAutospacing="1" w:line="240" w:lineRule="auto"/>
+        <w:rPr>
+          <w:rFonts w:ascii="Times New Roman" w:eastAsia="Times New Roman" w:hAnsi="Times New Roman" w:cs="Times New Roman"/>
+          <w:kern w:val="0"/>
+          <w:sz w:val="24"/>
+          <w:szCs w:val="24"/>
+          <w:lang w:eastAsia="pt-BR"/>
+          <w14:ligatures w14:val="none"/>
+        </w:rPr>
+      </w:pPr>
+      <w:r>
+        <w:rPr>
+          <w:rFonts w:ascii="Times New Roman" w:eastAsia="Times New Roman" w:hAnsi="Times New Roman" w:cs="Times New Roman"/>
+          <w:b/>
+          <w:bCs/>
+          <w:kern w:val="0"/>
+          <w:sz w:val="24"/>
+          <w:szCs w:val="24"/>
+          <w:lang w:eastAsia="pt-BR"/>
+          <w14:ligatures w14:val="none"/>
+        </w:rPr>
+        <w:t>25-30s (Chamada):</w:t>
+      </w:r>
+      <w:r>
+        <w:rPr>
+          <w:rFonts w:ascii="Times New Roman" w:eastAsia="Times New Roman" w:hAnsi="Times New Roman" w:cs="Times New Roman"/>
+          <w:kern w:val="0"/>
+          <w:sz w:val="24"/>
+          <w:szCs w:val="24"/>
+          <w:lang w:eastAsia="pt-BR"/>
+          <w14:ligatures w14:val="none"/>
+        </w:rPr>
+        <w:t xml:space="preserve"> "Se você é autônomo, o link tá na minha </w:t>
+      </w:r>
+      <w:proofErr w:type="spellStart"/>
+      <w:r>
+        <w:rPr>
+          <w:rFonts w:ascii="Times New Roman" w:eastAsia="Times New Roman" w:hAnsi="Times New Roman" w:cs="Times New Roman"/>
+          <w:kern w:val="0"/>
+          <w:sz w:val="24"/>
+          <w:szCs w:val="24"/>
+          <w:lang w:eastAsia="pt-BR"/>
+          <w14:ligatures w14:val="none"/>
+        </w:rPr>
+        <w:t>bio</w:t>
+      </w:r>
+      <w:proofErr w:type="spellEnd"/>
+      <w:r>
+        <w:rPr>
+          <w:rFonts w:ascii="Times New Roman" w:eastAsia="Times New Roman" w:hAnsi="Times New Roman" w:cs="Times New Roman"/>
+          <w:kern w:val="0"/>
+          <w:sz w:val="24"/>
+          <w:szCs w:val="24"/>
+          <w:lang w:eastAsia="pt-BR"/>
+          <w14:ligatures w14:val="none"/>
+        </w:rPr>
+        <w:t>. Testa aí."</w:t>
+      </w:r>
+    </w:p>
+    <w:p>
+      <w:pPr>
+        <w:spacing w:after="0" w:line="240" w:lineRule="auto"/>
+        <w:rPr>
+          <w:rFonts w:ascii="Times New Roman" w:eastAsia="Times New Roman" w:hAnsi="Times New Roman" w:cs="Times New Roman"/>
+          <w:kern w:val="0"/>
+          <w:sz w:val="24"/>
+          <w:szCs w:val="24"/>
+          <w:lang w:eastAsia="pt-BR"/>
+          <w14:ligatures w14:val="none"/>
+        </w:rPr>
+      </w:pPr>
+      <w:r>
+        <w:rPr>
+          <w:rFonts w:ascii="Times New Roman" w:eastAsia="Times New Roman" w:hAnsi="Times New Roman" w:cs="Times New Roman"/>
+          <w:kern w:val="0"/>
+          <w:sz w:val="24"/>
+          <w:szCs w:val="24"/>
+          <w:lang w:eastAsia="pt-BR"/>
+          <w14:ligatures w14:val="none"/>
+        </w:rPr>
+        <w:pict w14:anchorId="011DAC85">
+          <v:rect id="_x0000_i1038" style="width:0;height:1.5pt" o:hralign="center" o:hrstd="t" o:hr="t" fillcolor="#a0a0a0" stroked="f"/>
+        </w:pict>
+      </w:r>
+    </w:p>
+    <w:p>
+      <w:pPr>
+        <w:spacing w:before="100" w:beforeAutospacing="1" w:after="100" w:afterAutospacing="1" w:line="240" w:lineRule="auto"/>
+        <w:outlineLvl w:val="2"/>
+        <w:rPr>
+          <w:rFonts w:ascii="Times New Roman" w:eastAsia="Times New Roman" w:hAnsi="Times New Roman" w:cs="Times New Roman"/>
+          <w:b/>
+          <w:bCs/>
+          <w:kern w:val="0"/>
+          <w:sz w:val="27"/>
+          <w:szCs w:val="27"/>
+          <w:lang w:eastAsia="pt-BR"/>
+          <w14:ligatures w14:val="none"/>
+        </w:rPr>
+      </w:pPr>
+      <w:r>
+        <w:rPr>
+          <w:rFonts w:ascii="Times New Roman" w:eastAsia="Times New Roman" w:hAnsi="Times New Roman" w:cs="Times New Roman"/>
+          <w:b/>
+          <w:bCs/>
+          <w:kern w:val="0"/>
+          <w:sz w:val="27"/>
+          <w:szCs w:val="27"/>
+          <w:lang w:eastAsia="pt-BR"/>
+          <w14:ligatures w14:val="none"/>
+        </w:rPr>
+        <w:t>2. Onde colocar os R$ 300,00? (Configuração do Anúncio)</w:t>
+      </w:r>
+    </w:p>
+    <w:p>
+      <w:pPr>
+        <w:spacing w:before="100" w:beforeAutospacing="1" w:after="100" w:afterAutospacing="1" w:line="240" w:lineRule="auto"/>
+        <w:rPr>
+          <w:rFonts w:ascii="Times New Roman" w:eastAsia="Times New Roman" w:hAnsi="Times New Roman" w:cs="Times New Roman"/>
+          <w:kern w:val="0"/>
+          <w:sz w:val="24"/>
+          <w:szCs w:val="24"/>
+          <w:lang w:eastAsia="pt-BR"/>
+          <w14:ligatures w14:val="none"/>
+        </w:rPr>
+      </w:pPr>
+      <w:r>
+        <w:rPr>
+          <w:rFonts w:ascii="Times New Roman" w:eastAsia="Times New Roman" w:hAnsi="Times New Roman" w:cs="Times New Roman"/>
+          <w:kern w:val="0"/>
+          <w:sz w:val="24"/>
+          <w:szCs w:val="24"/>
+          <w:lang w:eastAsia="pt-BR"/>
+          <w14:ligatures w14:val="none"/>
+        </w:rPr>
+        <w:t xml:space="preserve">Não "impulsione" o post pelo botão azul do Instagram. Use o </w:t>
+      </w:r>
+      <w:r>
+        <w:rPr>
+          <w:rFonts w:ascii="Times New Roman" w:eastAsia="Times New Roman" w:hAnsi="Times New Roman" w:cs="Times New Roman"/>
+          <w:b/>
+          <w:bCs/>
+          <w:kern w:val="0"/>
+          <w:sz w:val="24"/>
+          <w:szCs w:val="24"/>
+          <w:lang w:eastAsia="pt-BR"/>
+          <w14:ligatures w14:val="none"/>
+        </w:rPr>
+        <w:t>Gerenciador de Anúncios</w:t>
+      </w:r>
+      <w:r>
+        <w:rPr>
+          <w:rFonts w:ascii="Times New Roman" w:eastAsia="Times New Roman" w:hAnsi="Times New Roman" w:cs="Times New Roman"/>
+          <w:kern w:val="0"/>
+          <w:sz w:val="24"/>
+          <w:szCs w:val="24"/>
+          <w:lang w:eastAsia="pt-BR"/>
+          <w14:ligatures w14:val="none"/>
+        </w:rPr>
+        <w:t xml:space="preserve"> (Meta </w:t>
+      </w:r>
+      <w:proofErr w:type="spellStart"/>
+      <w:r>
+        <w:rPr>
+          <w:rFonts w:ascii="Times New Roman" w:eastAsia="Times New Roman" w:hAnsi="Times New Roman" w:cs="Times New Roman"/>
+          <w:kern w:val="0"/>
+          <w:sz w:val="24"/>
+          <w:szCs w:val="24"/>
+          <w:lang w:eastAsia="pt-BR"/>
+          <w14:ligatures w14:val="none"/>
+        </w:rPr>
+        <w:t>Ads</w:t>
+      </w:r>
+      <w:proofErr w:type="spellEnd"/>
+      <w:r>
+        <w:rPr>
+          <w:rFonts w:ascii="Times New Roman" w:eastAsia="Times New Roman" w:hAnsi="Times New Roman" w:cs="Times New Roman"/>
+          <w:kern w:val="0"/>
+          <w:sz w:val="24"/>
+          <w:szCs w:val="24"/>
+          <w:lang w:eastAsia="pt-BR"/>
+          <w14:ligatures w14:val="none"/>
+        </w:rPr>
+        <w:t xml:space="preserve">) ou o </w:t>
+      </w:r>
+      <w:proofErr w:type="spellStart"/>
+      <w:r>
+        <w:rPr>
+          <w:rFonts w:ascii="Times New Roman" w:eastAsia="Times New Roman" w:hAnsi="Times New Roman" w:cs="Times New Roman"/>
+          <w:b/>
+          <w:bCs/>
+          <w:kern w:val="0"/>
+          <w:sz w:val="24"/>
+          <w:szCs w:val="24"/>
+          <w:lang w:eastAsia="pt-BR"/>
+          <w14:ligatures w14:val="none"/>
+        </w:rPr>
+        <w:t>TikTok</w:t>
+      </w:r>
+      <w:proofErr w:type="spellEnd"/>
+      <w:r>
+        <w:rPr>
+          <w:rFonts w:ascii="Times New Roman" w:eastAsia="Times New Roman" w:hAnsi="Times New Roman" w:cs="Times New Roman"/>
+          <w:b/>
+          <w:bCs/>
+          <w:kern w:val="0"/>
+          <w:sz w:val="24"/>
+          <w:szCs w:val="24"/>
+          <w:lang w:eastAsia="pt-BR"/>
+          <w14:ligatures w14:val="none"/>
+        </w:rPr>
+        <w:t xml:space="preserve"> </w:t>
+      </w:r>
+      <w:proofErr w:type="spellStart"/>
+      <w:r>
+        <w:rPr>
+          <w:rFonts w:ascii="Times New Roman" w:eastAsia="Times New Roman" w:hAnsi="Times New Roman" w:cs="Times New Roman"/>
+          <w:b/>
+          <w:bCs/>
+          <w:kern w:val="0"/>
+          <w:sz w:val="24"/>
+          <w:szCs w:val="24"/>
+          <w:lang w:eastAsia="pt-BR"/>
+          <w14:ligatures w14:val="none"/>
+        </w:rPr>
+        <w:t>Ads</w:t>
+      </w:r>
+      <w:proofErr w:type="spellEnd"/>
+      <w:r>
+        <w:rPr>
+          <w:rFonts w:ascii="Times New Roman" w:eastAsia="Times New Roman" w:hAnsi="Times New Roman" w:cs="Times New Roman"/>
+          <w:kern w:val="0"/>
+          <w:sz w:val="24"/>
+          <w:szCs w:val="24"/>
+          <w:lang w:eastAsia="pt-BR"/>
+          <w14:ligatures w14:val="none"/>
+        </w:rPr>
+        <w:t>.</w:t>
+      </w:r>
+    </w:p>
+    <w:p>
+      <w:pPr>
+        <w:numPr>
+          <w:ilvl w:val="0"/>
+          <w:numId w:val="18"/>
+        </w:numPr>
+        <w:spacing w:before="100" w:beforeAutospacing="1" w:after="100" w:afterAutospacing="1" w:line="240" w:lineRule="auto"/>
+        <w:rPr>
+          <w:rFonts w:ascii="Times New Roman" w:eastAsia="Times New Roman" w:hAnsi="Times New Roman" w:cs="Times New Roman"/>
+          <w:kern w:val="0"/>
+          <w:sz w:val="24"/>
+          <w:szCs w:val="24"/>
+          <w:lang w:eastAsia="pt-BR"/>
+          <w14:ligatures w14:val="none"/>
+        </w:rPr>
+      </w:pPr>
+      <w:r>
+        <w:rPr>
+          <w:rFonts w:ascii="Times New Roman" w:eastAsia="Times New Roman" w:hAnsi="Times New Roman" w:cs="Times New Roman"/>
+          <w:b/>
+          <w:bCs/>
+          <w:kern w:val="0"/>
+          <w:sz w:val="24"/>
+          <w:szCs w:val="24"/>
+          <w:lang w:eastAsia="pt-BR"/>
+          <w14:ligatures w14:val="none"/>
+        </w:rPr>
+        <w:t xml:space="preserve">No </w:t>
+      </w:r>
+      <w:proofErr w:type="spellStart"/>
+      <w:r>
+        <w:rPr>
+          <w:rFonts w:ascii="Times New Roman" w:eastAsia="Times New Roman" w:hAnsi="Times New Roman" w:cs="Times New Roman"/>
+          <w:b/>
+          <w:bCs/>
+          <w:kern w:val="0"/>
+          <w:sz w:val="24"/>
+          <w:szCs w:val="24"/>
+          <w:lang w:eastAsia="pt-BR"/>
+          <w14:ligatures w14:val="none"/>
+        </w:rPr>
+        <w:t>TikTok</w:t>
+      </w:r>
+      <w:proofErr w:type="spellEnd"/>
+      <w:r>
+        <w:rPr>
+          <w:rFonts w:ascii="Times New Roman" w:eastAsia="Times New Roman" w:hAnsi="Times New Roman" w:cs="Times New Roman"/>
+          <w:b/>
+          <w:bCs/>
+          <w:kern w:val="0"/>
+          <w:sz w:val="24"/>
+          <w:szCs w:val="24"/>
+          <w:lang w:eastAsia="pt-BR"/>
+          <w14:ligatures w14:val="none"/>
+        </w:rPr>
+        <w:t>:</w:t>
+      </w:r>
+      <w:r>
+        <w:rPr>
+          <w:rFonts w:ascii="Times New Roman" w:eastAsia="Times New Roman" w:hAnsi="Times New Roman" w:cs="Times New Roman"/>
+          <w:kern w:val="0"/>
+          <w:sz w:val="24"/>
+          <w:szCs w:val="24"/>
+          <w:lang w:eastAsia="pt-BR"/>
+          <w14:ligatures w14:val="none"/>
+        </w:rPr>
+        <w:t xml:space="preserve"> O algoritmo é excelente para achar "tribos". Use hashtags como </w:t>
+      </w:r>
+      <w:r>
+        <w:rPr>
+          <w:rFonts w:ascii="Courier New" w:eastAsia="Times New Roman" w:hAnsi="Courier New" w:cs="Courier New"/>
+          <w:kern w:val="0"/>
+          <w:sz w:val="20"/>
+          <w:szCs w:val="20"/>
+          <w:lang w:eastAsia="pt-BR"/>
+          <w14:ligatures w14:val="none"/>
+        </w:rPr>
+        <w:t>#arcondicionado</w:t>
+      </w:r>
+      <w:r>
+        <w:rPr>
+          <w:rFonts w:ascii="Times New Roman" w:eastAsia="Times New Roman" w:hAnsi="Times New Roman" w:cs="Times New Roman"/>
+          <w:kern w:val="0"/>
+          <w:sz w:val="24"/>
+          <w:szCs w:val="24"/>
+          <w:lang w:eastAsia="pt-BR"/>
+          <w14:ligatures w14:val="none"/>
+        </w:rPr>
+        <w:t xml:space="preserve">, </w:t>
+      </w:r>
+      <w:r>
+        <w:rPr>
+          <w:rFonts w:ascii="Courier New" w:eastAsia="Times New Roman" w:hAnsi="Courier New" w:cs="Courier New"/>
+          <w:kern w:val="0"/>
+          <w:sz w:val="20"/>
+          <w:szCs w:val="20"/>
+          <w:lang w:eastAsia="pt-BR"/>
+          <w14:ligatures w14:val="none"/>
+        </w:rPr>
+        <w:t>#eletricista</w:t>
+      </w:r>
+      <w:r>
+        <w:rPr>
+          <w:rFonts w:ascii="Times New Roman" w:eastAsia="Times New Roman" w:hAnsi="Times New Roman" w:cs="Times New Roman"/>
+          <w:kern w:val="0"/>
+          <w:sz w:val="24"/>
+          <w:szCs w:val="24"/>
+          <w:lang w:eastAsia="pt-BR"/>
+          <w14:ligatures w14:val="none"/>
+        </w:rPr>
+        <w:t xml:space="preserve">, </w:t>
+      </w:r>
+      <w:r>
+        <w:rPr>
+          <w:rFonts w:ascii="Courier New" w:eastAsia="Times New Roman" w:hAnsi="Courier New" w:cs="Courier New"/>
+          <w:kern w:val="0"/>
+          <w:sz w:val="20"/>
+          <w:szCs w:val="20"/>
+          <w:lang w:eastAsia="pt-BR"/>
+          <w14:ligatures w14:val="none"/>
+        </w:rPr>
+        <w:t>#maridodealuguel</w:t>
+      </w:r>
+      <w:r>
+        <w:rPr>
+          <w:rFonts w:ascii="Times New Roman" w:eastAsia="Times New Roman" w:hAnsi="Times New Roman" w:cs="Times New Roman"/>
+          <w:kern w:val="0"/>
+          <w:sz w:val="24"/>
+          <w:szCs w:val="24"/>
+          <w:lang w:eastAsia="pt-BR"/>
+          <w14:ligatures w14:val="none"/>
+        </w:rPr>
+        <w:t xml:space="preserve">, </w:t>
+      </w:r>
+      <w:r>
+        <w:rPr>
+          <w:rFonts w:ascii="Courier New" w:eastAsia="Times New Roman" w:hAnsi="Courier New" w:cs="Courier New"/>
+          <w:kern w:val="0"/>
+          <w:sz w:val="20"/>
+          <w:szCs w:val="20"/>
+          <w:lang w:eastAsia="pt-BR"/>
+          <w14:ligatures w14:val="none"/>
+        </w:rPr>
+        <w:t>#refrigeração</w:t>
+      </w:r>
+      <w:r>
+        <w:rPr>
+          <w:rFonts w:ascii="Times New Roman" w:eastAsia="Times New Roman" w:hAnsi="Times New Roman" w:cs="Times New Roman"/>
+          <w:kern w:val="0"/>
+          <w:sz w:val="24"/>
+          <w:szCs w:val="24"/>
+          <w:lang w:eastAsia="pt-BR"/>
+          <w14:ligatures w14:val="none"/>
+        </w:rPr>
+        <w:t xml:space="preserve">. O </w:t>
+      </w:r>
+      <w:proofErr w:type="spellStart"/>
+      <w:r>
+        <w:rPr>
+          <w:rFonts w:ascii="Times New Roman" w:eastAsia="Times New Roman" w:hAnsi="Times New Roman" w:cs="Times New Roman"/>
+          <w:kern w:val="0"/>
+          <w:sz w:val="24"/>
+          <w:szCs w:val="24"/>
+          <w:lang w:eastAsia="pt-BR"/>
+          <w14:ligatures w14:val="none"/>
+        </w:rPr>
+        <w:t>TikTok</w:t>
+      </w:r>
+      <w:proofErr w:type="spellEnd"/>
+      <w:r>
+        <w:rPr>
+          <w:rFonts w:ascii="Times New Roman" w:eastAsia="Times New Roman" w:hAnsi="Times New Roman" w:cs="Times New Roman"/>
+          <w:kern w:val="0"/>
+          <w:sz w:val="24"/>
+          <w:szCs w:val="24"/>
+          <w:lang w:eastAsia="pt-BR"/>
+          <w14:ligatures w14:val="none"/>
+        </w:rPr>
+        <w:t xml:space="preserve"> vai entregar para quem consome esses conteúdos de trabalho manual.</w:t>
+      </w:r>
+    </w:p>
+    <w:p>
+      <w:pPr>
+        <w:numPr>
+          <w:ilvl w:val="0"/>
+          <w:numId w:val="18"/>
+        </w:numPr>
+        <w:spacing w:before="100" w:beforeAutospacing="1" w:after="100" w:afterAutospacing="1" w:line="240" w:lineRule="auto"/>
+        <w:rPr>
+          <w:rFonts w:ascii="Times New Roman" w:eastAsia="Times New Roman" w:hAnsi="Times New Roman" w:cs="Times New Roman"/>
+          <w:kern w:val="0"/>
+          <w:sz w:val="24"/>
+          <w:szCs w:val="24"/>
+          <w:lang w:eastAsia="pt-BR"/>
+          <w14:ligatures w14:val="none"/>
+        </w:rPr>
+      </w:pPr>
+      <w:r>
+        <w:rPr>
+          <w:rFonts w:ascii="Times New Roman" w:eastAsia="Times New Roman" w:hAnsi="Times New Roman" w:cs="Times New Roman"/>
+          <w:b/>
+          <w:bCs/>
+          <w:kern w:val="0"/>
+          <w:sz w:val="24"/>
+          <w:szCs w:val="24"/>
+          <w:lang w:eastAsia="pt-BR"/>
+          <w14:ligatures w14:val="none"/>
+        </w:rPr>
+        <w:t>No Instagram/Facebook:</w:t>
+      </w:r>
+      <w:r>
+        <w:rPr>
+          <w:rFonts w:ascii="Times New Roman" w:eastAsia="Times New Roman" w:hAnsi="Times New Roman" w:cs="Times New Roman"/>
+          <w:kern w:val="0"/>
+          <w:sz w:val="24"/>
+          <w:szCs w:val="24"/>
+          <w:lang w:eastAsia="pt-BR"/>
+          <w14:ligatures w14:val="none"/>
+        </w:rPr>
+        <w:t xml:space="preserve"> Foque em </w:t>
+      </w:r>
+      <w:r>
+        <w:rPr>
+          <w:rFonts w:ascii="Times New Roman" w:eastAsia="Times New Roman" w:hAnsi="Times New Roman" w:cs="Times New Roman"/>
+          <w:b/>
+          <w:bCs/>
+          <w:kern w:val="0"/>
+          <w:sz w:val="24"/>
+          <w:szCs w:val="24"/>
+          <w:lang w:eastAsia="pt-BR"/>
+          <w14:ligatures w14:val="none"/>
+        </w:rPr>
+        <w:t>Interesses Profissionais</w:t>
+      </w:r>
+      <w:r>
+        <w:rPr>
+          <w:rFonts w:ascii="Times New Roman" w:eastAsia="Times New Roman" w:hAnsi="Times New Roman" w:cs="Times New Roman"/>
+          <w:kern w:val="0"/>
+          <w:sz w:val="24"/>
+          <w:szCs w:val="24"/>
+          <w:lang w:eastAsia="pt-BR"/>
+          <w14:ligatures w14:val="none"/>
+        </w:rPr>
+        <w:t>.</w:t>
+      </w:r>
+    </w:p>
+    <w:p>
+      <w:pPr>
+        <w:numPr>
+          <w:ilvl w:val="1"/>
+          <w:numId w:val="18"/>
+        </w:numPr>
+        <w:spacing w:before="100" w:beforeAutospacing="1" w:after="100" w:afterAutospacing="1" w:line="240" w:lineRule="auto"/>
+        <w:rPr>
+          <w:rFonts w:ascii="Times New Roman" w:eastAsia="Times New Roman" w:hAnsi="Times New Roman" w:cs="Times New Roman"/>
+          <w:kern w:val="0"/>
+          <w:sz w:val="24"/>
+          <w:szCs w:val="24"/>
+          <w:lang w:eastAsia="pt-BR"/>
+          <w14:ligatures w14:val="none"/>
+        </w:rPr>
+      </w:pPr>
+      <w:r>
+        <w:rPr>
+          <w:rFonts w:ascii="Times New Roman" w:eastAsia="Times New Roman" w:hAnsi="Times New Roman" w:cs="Times New Roman"/>
+          <w:b/>
+          <w:bCs/>
+          <w:kern w:val="0"/>
+          <w:sz w:val="24"/>
+          <w:szCs w:val="24"/>
+          <w:lang w:eastAsia="pt-BR"/>
+          <w14:ligatures w14:val="none"/>
+        </w:rPr>
+        <w:t>Público:</w:t>
+      </w:r>
+      <w:r>
+        <w:rPr>
+          <w:rFonts w:ascii="Times New Roman" w:eastAsia="Times New Roman" w:hAnsi="Times New Roman" w:cs="Times New Roman"/>
+          <w:kern w:val="0"/>
+          <w:sz w:val="24"/>
+          <w:szCs w:val="24"/>
+          <w:lang w:eastAsia="pt-BR"/>
+          <w14:ligatures w14:val="none"/>
+        </w:rPr>
+        <w:t xml:space="preserve"> Homens/Mulheres, 25-50 anos.</w:t>
+      </w:r>
+    </w:p>
+    <w:p>
+      <w:pPr>
+        <w:numPr>
+          <w:ilvl w:val="1"/>
+          <w:numId w:val="18"/>
+        </w:numPr>
+        <w:spacing w:before="100" w:beforeAutospacing="1" w:after="100" w:afterAutospacing="1" w:line="240" w:lineRule="auto"/>
+        <w:rPr>
+          <w:rFonts w:ascii="Times New Roman" w:eastAsia="Times New Roman" w:hAnsi="Times New Roman" w:cs="Times New Roman"/>
+          <w:kern w:val="0"/>
+          <w:sz w:val="24"/>
+          <w:szCs w:val="24"/>
+          <w:lang w:eastAsia="pt-BR"/>
+          <w14:ligatures w14:val="none"/>
+        </w:rPr>
+      </w:pPr>
+      <w:r>
+        <w:rPr>
+          <w:rFonts w:ascii="Times New Roman" w:eastAsia="Times New Roman" w:hAnsi="Times New Roman" w:cs="Times New Roman"/>
+          <w:b/>
+          <w:bCs/>
+          <w:kern w:val="0"/>
+          <w:sz w:val="24"/>
+          <w:szCs w:val="24"/>
+          <w:lang w:eastAsia="pt-BR"/>
+          <w14:ligatures w14:val="none"/>
+        </w:rPr>
+        <w:lastRenderedPageBreak/>
+        <w:t>Interesses:</w:t>
+      </w:r>
+      <w:r>
+        <w:rPr>
+          <w:rFonts w:ascii="Times New Roman" w:eastAsia="Times New Roman" w:hAnsi="Times New Roman" w:cs="Times New Roman"/>
+          <w:kern w:val="0"/>
+          <w:sz w:val="24"/>
+          <w:szCs w:val="24"/>
+          <w:lang w:eastAsia="pt-BR"/>
+          <w14:ligatures w14:val="none"/>
+        </w:rPr>
+        <w:t xml:space="preserve"> Ferramentas (</w:t>
+      </w:r>
+      <w:proofErr w:type="spellStart"/>
+      <w:r>
+        <w:rPr>
+          <w:rFonts w:ascii="Times New Roman" w:eastAsia="Times New Roman" w:hAnsi="Times New Roman" w:cs="Times New Roman"/>
+          <w:kern w:val="0"/>
+          <w:sz w:val="24"/>
+          <w:szCs w:val="24"/>
+          <w:lang w:eastAsia="pt-BR"/>
+          <w14:ligatures w14:val="none"/>
+        </w:rPr>
+        <w:t>Makita</w:t>
+      </w:r>
+      <w:proofErr w:type="spellEnd"/>
+      <w:r>
+        <w:rPr>
+          <w:rFonts w:ascii="Times New Roman" w:eastAsia="Times New Roman" w:hAnsi="Times New Roman" w:cs="Times New Roman"/>
+          <w:kern w:val="0"/>
+          <w:sz w:val="24"/>
+          <w:szCs w:val="24"/>
+          <w:lang w:eastAsia="pt-BR"/>
+          <w14:ligatures w14:val="none"/>
+        </w:rPr>
+        <w:t xml:space="preserve">, </w:t>
+      </w:r>
+      <w:proofErr w:type="spellStart"/>
+      <w:r>
+        <w:rPr>
+          <w:rFonts w:ascii="Times New Roman" w:eastAsia="Times New Roman" w:hAnsi="Times New Roman" w:cs="Times New Roman"/>
+          <w:kern w:val="0"/>
+          <w:sz w:val="24"/>
+          <w:szCs w:val="24"/>
+          <w:lang w:eastAsia="pt-BR"/>
+          <w14:ligatures w14:val="none"/>
+        </w:rPr>
+        <w:t>DeWalt</w:t>
+      </w:r>
+      <w:proofErr w:type="spellEnd"/>
+      <w:r>
+        <w:rPr>
+          <w:rFonts w:ascii="Times New Roman" w:eastAsia="Times New Roman" w:hAnsi="Times New Roman" w:cs="Times New Roman"/>
+          <w:kern w:val="0"/>
+          <w:sz w:val="24"/>
+          <w:szCs w:val="24"/>
+          <w:lang w:eastAsia="pt-BR"/>
+          <w14:ligatures w14:val="none"/>
+        </w:rPr>
+        <w:t>), Pagamento por aproximação (quem usa maquininha de cartão), Pequenos empresários.</w:t>
+      </w:r>
+    </w:p>
+    <w:p>
+      <w:pPr>
+        <w:spacing w:after="0" w:line="240" w:lineRule="auto"/>
+        <w:rPr>
+          <w:rFonts w:ascii="Times New Roman" w:eastAsia="Times New Roman" w:hAnsi="Times New Roman" w:cs="Times New Roman"/>
+          <w:kern w:val="0"/>
+          <w:sz w:val="24"/>
+          <w:szCs w:val="24"/>
+          <w:lang w:eastAsia="pt-BR"/>
+          <w14:ligatures w14:val="none"/>
+        </w:rPr>
+      </w:pPr>
+      <w:r>
+        <w:rPr>
+          <w:rFonts w:ascii="Times New Roman" w:eastAsia="Times New Roman" w:hAnsi="Times New Roman" w:cs="Times New Roman"/>
+          <w:kern w:val="0"/>
+          <w:sz w:val="24"/>
+          <w:szCs w:val="24"/>
+          <w:lang w:eastAsia="pt-BR"/>
+          <w14:ligatures w14:val="none"/>
+        </w:rPr>
+        <w:pict w14:anchorId="6A701805">
+          <v:rect id="_x0000_i1039" style="width:0;height:1.5pt" o:hralign="center" o:hrstd="t" o:hr="t" fillcolor="#a0a0a0" stroked="f"/>
+        </w:pict>
+      </w:r>
+    </w:p>
+    <w:p>
+      <w:pPr>
+        <w:spacing w:before="100" w:beforeAutospacing="1" w:after="100" w:afterAutospacing="1" w:line="240" w:lineRule="auto"/>
+        <w:outlineLvl w:val="2"/>
+        <w:rPr>
+          <w:rFonts w:ascii="Times New Roman" w:eastAsia="Times New Roman" w:hAnsi="Times New Roman" w:cs="Times New Roman"/>
+          <w:b/>
+          <w:bCs/>
+          <w:kern w:val="0"/>
+          <w:sz w:val="27"/>
+          <w:szCs w:val="27"/>
+          <w:lang w:eastAsia="pt-BR"/>
+          <w14:ligatures w14:val="none"/>
+        </w:rPr>
+      </w:pPr>
+      <w:r>
+        <w:rPr>
+          <w:rFonts w:ascii="Times New Roman" w:eastAsia="Times New Roman" w:hAnsi="Times New Roman" w:cs="Times New Roman"/>
+          <w:b/>
+          <w:bCs/>
+          <w:kern w:val="0"/>
+          <w:sz w:val="27"/>
+          <w:szCs w:val="27"/>
+          <w:lang w:eastAsia="pt-BR"/>
+          <w14:ligatures w14:val="none"/>
+        </w:rPr>
+        <w:t>3. A Estratégia de "Conteúdo Útil" (Orgânico)</w:t>
+      </w:r>
+    </w:p>
+    <w:p>
+      <w:pPr>
+        <w:spacing w:before="100" w:beforeAutospacing="1" w:after="100" w:afterAutospacing="1" w:line="240" w:lineRule="auto"/>
+        <w:rPr>
+          <w:rFonts w:ascii="Times New Roman" w:eastAsia="Times New Roman" w:hAnsi="Times New Roman" w:cs="Times New Roman"/>
+          <w:kern w:val="0"/>
+          <w:sz w:val="24"/>
+          <w:szCs w:val="24"/>
+          <w:lang w:eastAsia="pt-BR"/>
+          <w14:ligatures w14:val="none"/>
+        </w:rPr>
+      </w:pPr>
+      <w:r>
+        <w:rPr>
+          <w:rFonts w:ascii="Times New Roman" w:eastAsia="Times New Roman" w:hAnsi="Times New Roman" w:cs="Times New Roman"/>
+          <w:kern w:val="0"/>
+          <w:sz w:val="24"/>
+          <w:szCs w:val="24"/>
+          <w:lang w:eastAsia="pt-BR"/>
+          <w14:ligatures w14:val="none"/>
+        </w:rPr>
+        <w:t>Além do pago, você pode "caçar" clientes de graça sem ser chato:</w:t>
+      </w:r>
+    </w:p>
+    <w:p>
+      <w:pPr>
+        <w:numPr>
+          <w:ilvl w:val="0"/>
+          <w:numId w:val="19"/>
+        </w:numPr>
+        <w:spacing w:before="100" w:beforeAutospacing="1" w:after="100" w:afterAutospacing="1" w:line="240" w:lineRule="auto"/>
+        <w:rPr>
+          <w:rFonts w:ascii="Times New Roman" w:eastAsia="Times New Roman" w:hAnsi="Times New Roman" w:cs="Times New Roman"/>
+          <w:kern w:val="0"/>
+          <w:sz w:val="24"/>
+          <w:szCs w:val="24"/>
+          <w:lang w:eastAsia="pt-BR"/>
+          <w14:ligatures w14:val="none"/>
+        </w:rPr>
+      </w:pPr>
+      <w:r>
+        <w:rPr>
+          <w:rFonts w:ascii="Times New Roman" w:eastAsia="Times New Roman" w:hAnsi="Times New Roman" w:cs="Times New Roman"/>
+          <w:b/>
+          <w:bCs/>
+          <w:kern w:val="0"/>
+          <w:sz w:val="24"/>
+          <w:szCs w:val="24"/>
+          <w:lang w:eastAsia="pt-BR"/>
+          <w14:ligatures w14:val="none"/>
+        </w:rPr>
+        <w:t>Comentários Estratégicos:</w:t>
+      </w:r>
+      <w:r>
+        <w:rPr>
+          <w:rFonts w:ascii="Times New Roman" w:eastAsia="Times New Roman" w:hAnsi="Times New Roman" w:cs="Times New Roman"/>
+          <w:kern w:val="0"/>
+          <w:sz w:val="24"/>
+          <w:szCs w:val="24"/>
+          <w:lang w:eastAsia="pt-BR"/>
+          <w14:ligatures w14:val="none"/>
+        </w:rPr>
+        <w:t xml:space="preserve"> Siga perfis grandes de técnicos de manutenção. Quando eles postarem algo reclamando de cliente "caloteiro", você comenta: </w:t>
+      </w:r>
+      <w:r>
+        <w:rPr>
+          <w:rFonts w:ascii="Times New Roman" w:eastAsia="Times New Roman" w:hAnsi="Times New Roman" w:cs="Times New Roman"/>
+          <w:i/>
+          <w:iCs/>
+          <w:kern w:val="0"/>
+          <w:sz w:val="24"/>
+          <w:szCs w:val="24"/>
+          <w:lang w:eastAsia="pt-BR"/>
+          <w14:ligatures w14:val="none"/>
+        </w:rPr>
+        <w:t>"Putz, passei por isso e por isso criei um gerador de contrato pelo Zap que resolveu meu problema. Se alguém quiser testar, o link tá no meu perfil"</w:t>
+      </w:r>
+      <w:r>
+        <w:rPr>
+          <w:rFonts w:ascii="Times New Roman" w:eastAsia="Times New Roman" w:hAnsi="Times New Roman" w:cs="Times New Roman"/>
+          <w:kern w:val="0"/>
+          <w:sz w:val="24"/>
+          <w:szCs w:val="24"/>
+          <w:lang w:eastAsia="pt-BR"/>
+          <w14:ligatures w14:val="none"/>
+        </w:rPr>
+        <w:t>.</w:t>
+      </w:r>
+    </w:p>
+    <w:p>
+      <w:pPr>
+        <w:numPr>
+          <w:ilvl w:val="0"/>
+          <w:numId w:val="19"/>
+        </w:numPr>
+        <w:spacing w:before="100" w:beforeAutospacing="1" w:after="100" w:afterAutospacing="1" w:line="240" w:lineRule="auto"/>
+        <w:rPr>
+          <w:rFonts w:ascii="Times New Roman" w:eastAsia="Times New Roman" w:hAnsi="Times New Roman" w:cs="Times New Roman"/>
+          <w:kern w:val="0"/>
+          <w:sz w:val="24"/>
+          <w:szCs w:val="24"/>
+          <w:lang w:eastAsia="pt-BR"/>
+          <w14:ligatures w14:val="none"/>
+        </w:rPr>
+      </w:pPr>
+      <w:r>
+        <w:rPr>
+          <w:rFonts w:ascii="Times New Roman" w:eastAsia="Times New Roman" w:hAnsi="Times New Roman" w:cs="Times New Roman"/>
+          <w:b/>
+          <w:bCs/>
+          <w:kern w:val="0"/>
+          <w:sz w:val="24"/>
+          <w:szCs w:val="24"/>
+          <w:lang w:eastAsia="pt-BR"/>
+          <w14:ligatures w14:val="none"/>
+        </w:rPr>
+        <w:t>Isso não é spam</w:t>
+      </w:r>
+      <w:r>
+        <w:rPr>
+          <w:rFonts w:ascii="Times New Roman" w:eastAsia="Times New Roman" w:hAnsi="Times New Roman" w:cs="Times New Roman"/>
+          <w:kern w:val="0"/>
+          <w:sz w:val="24"/>
+          <w:szCs w:val="24"/>
+          <w:lang w:eastAsia="pt-BR"/>
+          <w14:ligatures w14:val="none"/>
+        </w:rPr>
+        <w:t xml:space="preserve">, é uma </w:t>
+      </w:r>
+      <w:r>
+        <w:rPr>
+          <w:rFonts w:ascii="Times New Roman" w:eastAsia="Times New Roman" w:hAnsi="Times New Roman" w:cs="Times New Roman"/>
+          <w:b/>
+          <w:bCs/>
+          <w:kern w:val="0"/>
+          <w:sz w:val="24"/>
+          <w:szCs w:val="24"/>
+          <w:lang w:eastAsia="pt-BR"/>
+          <w14:ligatures w14:val="none"/>
+        </w:rPr>
+        <w:t>ajuda</w:t>
+      </w:r>
+      <w:r>
+        <w:rPr>
+          <w:rFonts w:ascii="Times New Roman" w:eastAsia="Times New Roman" w:hAnsi="Times New Roman" w:cs="Times New Roman"/>
+          <w:kern w:val="0"/>
+          <w:sz w:val="24"/>
+          <w:szCs w:val="24"/>
+          <w:lang w:eastAsia="pt-BR"/>
+          <w14:ligatures w14:val="none"/>
+        </w:rPr>
+        <w:t xml:space="preserve"> contextualizada.</w:t>
+      </w:r>
+    </w:p>
+    <w:p>
+      <w:pPr>
+        <w:spacing w:after="0" w:line="240" w:lineRule="auto"/>
+        <w:rPr>
+          <w:rFonts w:ascii="Times New Roman" w:eastAsia="Times New Roman" w:hAnsi="Times New Roman" w:cs="Times New Roman"/>
+          <w:kern w:val="0"/>
+          <w:sz w:val="24"/>
+          <w:szCs w:val="24"/>
+          <w:lang w:eastAsia="pt-BR"/>
+          <w14:ligatures w14:val="none"/>
+        </w:rPr>
+      </w:pPr>
+      <w:r>
+        <w:rPr>
+          <w:rFonts w:ascii="Times New Roman" w:eastAsia="Times New Roman" w:hAnsi="Times New Roman" w:cs="Times New Roman"/>
+          <w:kern w:val="0"/>
+          <w:sz w:val="24"/>
+          <w:szCs w:val="24"/>
+          <w:lang w:eastAsia="pt-BR"/>
+          <w14:ligatures w14:val="none"/>
+        </w:rPr>
+        <w:pict w14:anchorId="69567060">
+          <v:rect id="_x0000_i1040" style="width:0;height:1.5pt" o:hralign="center" o:hrstd="t" o:hr="t" fillcolor="#a0a0a0" stroked="f"/>
+        </w:pict>
+      </w:r>
+    </w:p>
+    <w:p>
+      <w:pPr>
+        <w:spacing w:before="100" w:beforeAutospacing="1" w:after="100" w:afterAutospacing="1" w:line="240" w:lineRule="auto"/>
+        <w:outlineLvl w:val="2"/>
+        <w:rPr>
+          <w:rFonts w:ascii="Times New Roman" w:eastAsia="Times New Roman" w:hAnsi="Times New Roman" w:cs="Times New Roman"/>
+          <w:b/>
+          <w:bCs/>
+          <w:kern w:val="0"/>
+          <w:sz w:val="27"/>
+          <w:szCs w:val="27"/>
+          <w:lang w:eastAsia="pt-BR"/>
+          <w14:ligatures w14:val="none"/>
+        </w:rPr>
+      </w:pPr>
+      <w:r>
+        <w:rPr>
+          <w:rFonts w:ascii="Times New Roman" w:eastAsia="Times New Roman" w:hAnsi="Times New Roman" w:cs="Times New Roman"/>
+          <w:b/>
+          <w:bCs/>
+          <w:kern w:val="0"/>
+          <w:sz w:val="27"/>
+          <w:szCs w:val="27"/>
+          <w:lang w:eastAsia="pt-BR"/>
+          <w14:ligatures w14:val="none"/>
+        </w:rPr>
+        <w:t>4. A Realidade do "Clique para o WhatsApp"</w:t>
+      </w:r>
+    </w:p>
+    <w:p>
+      <w:pPr>
+        <w:spacing w:before="100" w:beforeAutospacing="1" w:after="100" w:afterAutospacing="1" w:line="240" w:lineRule="auto"/>
+        <w:rPr>
+          <w:rFonts w:ascii="Times New Roman" w:eastAsia="Times New Roman" w:hAnsi="Times New Roman" w:cs="Times New Roman"/>
+          <w:kern w:val="0"/>
+          <w:sz w:val="24"/>
+          <w:szCs w:val="24"/>
+          <w:lang w:eastAsia="pt-BR"/>
+          <w14:ligatures w14:val="none"/>
+        </w:rPr>
+      </w:pPr>
+      <w:r>
+        <w:rPr>
+          <w:rFonts w:ascii="Times New Roman" w:eastAsia="Times New Roman" w:hAnsi="Times New Roman" w:cs="Times New Roman"/>
+          <w:kern w:val="0"/>
+          <w:sz w:val="24"/>
+          <w:szCs w:val="24"/>
+          <w:lang w:eastAsia="pt-BR"/>
+          <w14:ligatures w14:val="none"/>
+        </w:rPr>
+        <w:t xml:space="preserve">Uma dica de ouro: No começo, em vez de mandar o cara para uma página de vendas fria, mande ele para o </w:t>
+      </w:r>
+      <w:r>
+        <w:rPr>
+          <w:rFonts w:ascii="Times New Roman" w:eastAsia="Times New Roman" w:hAnsi="Times New Roman" w:cs="Times New Roman"/>
+          <w:b/>
+          <w:bCs/>
+          <w:kern w:val="0"/>
+          <w:sz w:val="24"/>
+          <w:szCs w:val="24"/>
+          <w:lang w:eastAsia="pt-BR"/>
+          <w14:ligatures w14:val="none"/>
+        </w:rPr>
+        <w:t>seu WhatsApp</w:t>
+      </w:r>
+      <w:r>
+        <w:rPr>
+          <w:rFonts w:ascii="Times New Roman" w:eastAsia="Times New Roman" w:hAnsi="Times New Roman" w:cs="Times New Roman"/>
+          <w:kern w:val="0"/>
+          <w:sz w:val="24"/>
+          <w:szCs w:val="24"/>
+          <w:lang w:eastAsia="pt-BR"/>
+          <w14:ligatures w14:val="none"/>
+        </w:rPr>
+        <w:t>.</w:t>
+      </w:r>
+    </w:p>
+    <w:p>
+      <w:pPr>
+        <w:numPr>
+          <w:ilvl w:val="0"/>
+          <w:numId w:val="20"/>
+        </w:numPr>
+        <w:spacing w:before="100" w:beforeAutospacing="1" w:after="100" w:afterAutospacing="1" w:line="240" w:lineRule="auto"/>
+        <w:rPr>
+          <w:rFonts w:ascii="Times New Roman" w:eastAsia="Times New Roman" w:hAnsi="Times New Roman" w:cs="Times New Roman"/>
+          <w:kern w:val="0"/>
+          <w:sz w:val="24"/>
+          <w:szCs w:val="24"/>
+          <w:lang w:eastAsia="pt-BR"/>
+          <w14:ligatures w14:val="none"/>
+        </w:rPr>
+      </w:pPr>
+      <w:r>
+        <w:rPr>
+          <w:rFonts w:ascii="Times New Roman" w:eastAsia="Times New Roman" w:hAnsi="Times New Roman" w:cs="Times New Roman"/>
+          <w:b/>
+          <w:bCs/>
+          <w:kern w:val="0"/>
+          <w:sz w:val="24"/>
+          <w:szCs w:val="24"/>
+          <w:lang w:eastAsia="pt-BR"/>
+          <w14:ligatures w14:val="none"/>
+        </w:rPr>
+        <w:t>Por quê?</w:t>
+      </w:r>
+      <w:r>
+        <w:rPr>
+          <w:rFonts w:ascii="Times New Roman" w:eastAsia="Times New Roman" w:hAnsi="Times New Roman" w:cs="Times New Roman"/>
+          <w:kern w:val="0"/>
+          <w:sz w:val="24"/>
+          <w:szCs w:val="24"/>
+          <w:lang w:eastAsia="pt-BR"/>
+          <w14:ligatures w14:val="none"/>
+        </w:rPr>
+        <w:t xml:space="preserve"> Porque você vai ouvir as dúvidas dele. Se 10 caras falarem "Ah, mas eu queria que tivesse campo para foto da peça", você já sabe o que programar no seu </w:t>
+      </w:r>
+      <w:r>
+        <w:rPr>
+          <w:rFonts w:ascii="Courier New" w:eastAsia="Times New Roman" w:hAnsi="Courier New" w:cs="Courier New"/>
+          <w:kern w:val="0"/>
+          <w:sz w:val="20"/>
+          <w:szCs w:val="20"/>
+          <w:lang w:eastAsia="pt-BR"/>
+          <w14:ligatures w14:val="none"/>
+        </w:rPr>
+        <w:t>app.js</w:t>
+      </w:r>
+      <w:r>
+        <w:rPr>
+          <w:rFonts w:ascii="Times New Roman" w:eastAsia="Times New Roman" w:hAnsi="Times New Roman" w:cs="Times New Roman"/>
+          <w:kern w:val="0"/>
+          <w:sz w:val="24"/>
+          <w:szCs w:val="24"/>
+          <w:lang w:eastAsia="pt-BR"/>
+          <w14:ligatures w14:val="none"/>
+        </w:rPr>
+        <w:t xml:space="preserve"> na próxima semana. É uma consultoria gratuita que seu próprio cliente te dá.</w:t>
+      </w:r>
+    </w:p>
+    <w:p>
+      <w:pPr>
+        <w:spacing w:before="100" w:beforeAutospacing="1" w:after="100" w:afterAutospacing="1" w:line="240" w:lineRule="auto"/>
+        <w:outlineLvl w:val="2"/>
+        <w:rPr>
+          <w:rFonts w:ascii="Times New Roman" w:eastAsia="Times New Roman" w:hAnsi="Times New Roman" w:cs="Times New Roman"/>
+          <w:b/>
+          <w:bCs/>
+          <w:kern w:val="0"/>
+          <w:sz w:val="27"/>
+          <w:szCs w:val="27"/>
+          <w:lang w:eastAsia="pt-BR"/>
+          <w14:ligatures w14:val="none"/>
+        </w:rPr>
+      </w:pPr>
+      <w:r>
+        <w:rPr>
+          <w:rFonts w:ascii="Times New Roman" w:eastAsia="Times New Roman" w:hAnsi="Times New Roman" w:cs="Times New Roman"/>
+          <w:b/>
+          <w:bCs/>
+          <w:kern w:val="0"/>
+          <w:sz w:val="27"/>
+          <w:szCs w:val="27"/>
+          <w:lang w:eastAsia="pt-BR"/>
+          <w14:ligatures w14:val="none"/>
+        </w:rPr>
+        <w:t>O "Pé no Chão" do Especialista:</w:t>
+      </w:r>
+    </w:p>
+    <w:p>
+      <w:pPr>
+        <w:spacing w:before="100" w:beforeAutospacing="1" w:after="100" w:afterAutospacing="1" w:line="240" w:lineRule="auto"/>
+        <w:rPr>
+          <w:rFonts w:ascii="Times New Roman" w:eastAsia="Times New Roman" w:hAnsi="Times New Roman" w:cs="Times New Roman"/>
+          <w:kern w:val="0"/>
+          <w:sz w:val="24"/>
+          <w:szCs w:val="24"/>
+          <w:lang w:eastAsia="pt-BR"/>
+          <w14:ligatures w14:val="none"/>
+        </w:rPr>
+      </w:pPr>
+      <w:r>
+        <w:rPr>
+          <w:rFonts w:ascii="Times New Roman" w:eastAsia="Times New Roman" w:hAnsi="Times New Roman" w:cs="Times New Roman"/>
+          <w:kern w:val="0"/>
+          <w:sz w:val="24"/>
+          <w:szCs w:val="24"/>
+          <w:lang w:eastAsia="pt-BR"/>
+          <w14:ligatures w14:val="none"/>
+        </w:rPr>
+        <w:t xml:space="preserve">Com R$ 10,00 por dia (seus R$ 300,00), você vai aparecer para cerca de </w:t>
+      </w:r>
+      <w:r>
+        <w:rPr>
+          <w:rFonts w:ascii="Times New Roman" w:eastAsia="Times New Roman" w:hAnsi="Times New Roman" w:cs="Times New Roman"/>
+          <w:b/>
+          <w:bCs/>
+          <w:kern w:val="0"/>
+          <w:sz w:val="24"/>
+          <w:szCs w:val="24"/>
+          <w:lang w:eastAsia="pt-BR"/>
+          <w14:ligatures w14:val="none"/>
+        </w:rPr>
+        <w:t>2.000 a 5.000 pessoas por dia</w:t>
+      </w:r>
+      <w:r>
+        <w:rPr>
+          <w:rFonts w:ascii="Times New Roman" w:eastAsia="Times New Roman" w:hAnsi="Times New Roman" w:cs="Times New Roman"/>
+          <w:kern w:val="0"/>
+          <w:sz w:val="24"/>
+          <w:szCs w:val="24"/>
+          <w:lang w:eastAsia="pt-BR"/>
+          <w14:ligatures w14:val="none"/>
+        </w:rPr>
+        <w:t xml:space="preserve"> no </w:t>
+      </w:r>
+      <w:proofErr w:type="spellStart"/>
+      <w:r>
+        <w:rPr>
+          <w:rFonts w:ascii="Times New Roman" w:eastAsia="Times New Roman" w:hAnsi="Times New Roman" w:cs="Times New Roman"/>
+          <w:kern w:val="0"/>
+          <w:sz w:val="24"/>
+          <w:szCs w:val="24"/>
+          <w:lang w:eastAsia="pt-BR"/>
+          <w14:ligatures w14:val="none"/>
+        </w:rPr>
+        <w:t>TikTok</w:t>
+      </w:r>
+      <w:proofErr w:type="spellEnd"/>
+      <w:r>
+        <w:rPr>
+          <w:rFonts w:ascii="Times New Roman" w:eastAsia="Times New Roman" w:hAnsi="Times New Roman" w:cs="Times New Roman"/>
+          <w:kern w:val="0"/>
+          <w:sz w:val="24"/>
+          <w:szCs w:val="24"/>
+          <w:lang w:eastAsia="pt-BR"/>
+          <w14:ligatures w14:val="none"/>
+        </w:rPr>
+        <w:t>/</w:t>
+      </w:r>
+      <w:proofErr w:type="spellStart"/>
+      <w:r>
+        <w:rPr>
+          <w:rFonts w:ascii="Times New Roman" w:eastAsia="Times New Roman" w:hAnsi="Times New Roman" w:cs="Times New Roman"/>
+          <w:kern w:val="0"/>
+          <w:sz w:val="24"/>
+          <w:szCs w:val="24"/>
+          <w:lang w:eastAsia="pt-BR"/>
+          <w14:ligatures w14:val="none"/>
+        </w:rPr>
+        <w:t>Reels</w:t>
+      </w:r>
+      <w:proofErr w:type="spellEnd"/>
+      <w:r>
+        <w:rPr>
+          <w:rFonts w:ascii="Times New Roman" w:eastAsia="Times New Roman" w:hAnsi="Times New Roman" w:cs="Times New Roman"/>
+          <w:kern w:val="0"/>
+          <w:sz w:val="24"/>
+          <w:szCs w:val="24"/>
+          <w:lang w:eastAsia="pt-BR"/>
+          <w14:ligatures w14:val="none"/>
+        </w:rPr>
+        <w:t>. Se o seu vídeo for sincero e mostrar a dor do calote, você vai ter uma fila de profissionais querendo testar.</w:t>
+      </w:r>
+    </w:p>
+    <w:p>
+      <w:pPr>
+        <w:pStyle w:val="NormalWeb"/>
+      </w:pPr>
+    </w:p>
+    <w:p>
+      <w:pPr>
+        <w:pStyle w:val="NormalWeb"/>
+      </w:pPr>
+    </w:p>
+    <w:p>
+      <w:pPr>
+        <w:numPr>
+          <w:ilvl w:val="0"/>
+          <w:numId w:val="21"/>
+        </w:numPr>
+        <w:spacing w:before="100" w:beforeAutospacing="1" w:after="100" w:afterAutospacing="1" w:line="240" w:lineRule="auto"/>
+        <w:rPr>
+          <w:rFonts w:ascii="Times New Roman" w:eastAsia="Times New Roman" w:hAnsi="Times New Roman" w:cs="Times New Roman"/>
+          <w:kern w:val="0"/>
+          <w:sz w:val="24"/>
+          <w:szCs w:val="24"/>
+          <w:lang w:eastAsia="pt-BR"/>
+          <w14:ligatures w14:val="none"/>
+        </w:rPr>
+      </w:pPr>
+      <w:r>
+        <w:rPr>
+          <w:rFonts w:ascii="Times New Roman" w:eastAsia="Times New Roman" w:hAnsi="Times New Roman" w:cs="Times New Roman"/>
+          <w:b/>
+          <w:bCs/>
+          <w:kern w:val="0"/>
+          <w:sz w:val="24"/>
+          <w:szCs w:val="24"/>
+          <w:lang w:eastAsia="pt-BR"/>
+          <w14:ligatures w14:val="none"/>
+        </w:rPr>
+        <w:t>Base Sólida:</w:t>
+      </w:r>
+      <w:r>
+        <w:rPr>
+          <w:rFonts w:ascii="Times New Roman" w:eastAsia="Times New Roman" w:hAnsi="Times New Roman" w:cs="Times New Roman"/>
+          <w:kern w:val="0"/>
+          <w:sz w:val="24"/>
+          <w:szCs w:val="24"/>
+          <w:lang w:eastAsia="pt-BR"/>
+          <w14:ligatures w14:val="none"/>
+        </w:rPr>
+        <w:t xml:space="preserve"> O </w:t>
+      </w:r>
+      <w:proofErr w:type="spellStart"/>
+      <w:r>
+        <w:rPr>
+          <w:rFonts w:ascii="Times New Roman" w:eastAsia="Times New Roman" w:hAnsi="Times New Roman" w:cs="Times New Roman"/>
+          <w:kern w:val="0"/>
+          <w:sz w:val="24"/>
+          <w:szCs w:val="24"/>
+          <w:lang w:eastAsia="pt-BR"/>
+          <w14:ligatures w14:val="none"/>
+        </w:rPr>
+        <w:t>Firebase</w:t>
+      </w:r>
+      <w:proofErr w:type="spellEnd"/>
+      <w:r>
+        <w:rPr>
+          <w:rFonts w:ascii="Times New Roman" w:eastAsia="Times New Roman" w:hAnsi="Times New Roman" w:cs="Times New Roman"/>
+          <w:kern w:val="0"/>
+          <w:sz w:val="24"/>
+          <w:szCs w:val="24"/>
+          <w:lang w:eastAsia="pt-BR"/>
+          <w14:ligatures w14:val="none"/>
+        </w:rPr>
+        <w:t>, o PDF e o WhatsApp precisam estar integrados e sem "bugs". É melhor gastar tempo agora depurando o código do que gastar dinheiro depois pedindo desculpas para um cliente que pagou e o contrato não gerou.</w:t>
+      </w:r>
+    </w:p>
+    <w:p>
+      <w:pPr>
+        <w:spacing w:after="0" w:line="240" w:lineRule="auto"/>
+        <w:rPr>
+          <w:rFonts w:ascii="Times New Roman" w:eastAsia="Times New Roman" w:hAnsi="Times New Roman" w:cs="Times New Roman"/>
+          <w:kern w:val="0"/>
+          <w:sz w:val="24"/>
+          <w:szCs w:val="24"/>
+          <w:lang w:eastAsia="pt-BR"/>
+          <w14:ligatures w14:val="none"/>
+        </w:rPr>
+      </w:pPr>
+      <w:r>
+        <w:rPr>
+          <w:rFonts w:ascii="Times New Roman" w:eastAsia="Times New Roman" w:hAnsi="Times New Roman" w:cs="Times New Roman"/>
+          <w:kern w:val="0"/>
+          <w:sz w:val="24"/>
+          <w:szCs w:val="24"/>
+          <w:lang w:eastAsia="pt-BR"/>
+          <w14:ligatures w14:val="none"/>
+        </w:rPr>
+        <w:pict w14:anchorId="3A81B58B">
+          <v:rect id="_x0000_i1045" style="width:0;height:1.5pt" o:hralign="center" o:hrstd="t" o:hr="t" fillcolor="#a0a0a0" stroked="f"/>
+        </w:pict>
+      </w:r>
+    </w:p>
+    <w:p>
+      <w:pPr>
+        <w:spacing w:before="100" w:beforeAutospacing="1" w:after="100" w:afterAutospacing="1" w:line="240" w:lineRule="auto"/>
+        <w:outlineLvl w:val="2"/>
+        <w:rPr>
+          <w:rFonts w:ascii="Times New Roman" w:eastAsia="Times New Roman" w:hAnsi="Times New Roman" w:cs="Times New Roman"/>
+          <w:b/>
+          <w:bCs/>
+          <w:kern w:val="0"/>
+          <w:sz w:val="27"/>
+          <w:szCs w:val="27"/>
+          <w:lang w:eastAsia="pt-BR"/>
+          <w14:ligatures w14:val="none"/>
+        </w:rPr>
+      </w:pPr>
+      <w:r>
+        <w:rPr>
+          <w:rFonts w:ascii="Times New Roman" w:eastAsia="Times New Roman" w:hAnsi="Times New Roman" w:cs="Times New Roman"/>
+          <w:b/>
+          <w:bCs/>
+          <w:kern w:val="0"/>
+          <w:sz w:val="27"/>
+          <w:szCs w:val="27"/>
+          <w:lang w:eastAsia="pt-BR"/>
+          <w14:ligatures w14:val="none"/>
+        </w:rPr>
+        <w:t>O meu conselho final para essa etapa:</w:t>
+      </w:r>
+    </w:p>
+    <w:p>
+      <w:pPr>
+        <w:spacing w:before="100" w:beforeAutospacing="1" w:after="100" w:afterAutospacing="1" w:line="240" w:lineRule="auto"/>
+        <w:rPr>
+          <w:rFonts w:ascii="Times New Roman" w:eastAsia="Times New Roman" w:hAnsi="Times New Roman" w:cs="Times New Roman"/>
+          <w:kern w:val="0"/>
+          <w:sz w:val="24"/>
+          <w:szCs w:val="24"/>
+          <w:lang w:eastAsia="pt-BR"/>
+          <w14:ligatures w14:val="none"/>
+        </w:rPr>
+      </w:pPr>
+      <w:r>
+        <w:rPr>
+          <w:rFonts w:ascii="Times New Roman" w:eastAsia="Times New Roman" w:hAnsi="Times New Roman" w:cs="Times New Roman"/>
+          <w:kern w:val="0"/>
+          <w:sz w:val="24"/>
+          <w:szCs w:val="24"/>
+          <w:lang w:eastAsia="pt-BR"/>
+          <w14:ligatures w14:val="none"/>
+        </w:rPr>
+        <w:t xml:space="preserve">Foque em deixar a </w:t>
+      </w:r>
+      <w:r>
+        <w:rPr>
+          <w:rFonts w:ascii="Times New Roman" w:eastAsia="Times New Roman" w:hAnsi="Times New Roman" w:cs="Times New Roman"/>
+          <w:b/>
+          <w:bCs/>
+          <w:kern w:val="0"/>
+          <w:sz w:val="24"/>
+          <w:szCs w:val="24"/>
+          <w:lang w:eastAsia="pt-BR"/>
+          <w14:ligatures w14:val="none"/>
+        </w:rPr>
+        <w:t>experiência do usuário</w:t>
+      </w:r>
+      <w:r>
+        <w:rPr>
+          <w:rFonts w:ascii="Times New Roman" w:eastAsia="Times New Roman" w:hAnsi="Times New Roman" w:cs="Times New Roman"/>
+          <w:kern w:val="0"/>
+          <w:sz w:val="24"/>
+          <w:szCs w:val="24"/>
+          <w:lang w:eastAsia="pt-BR"/>
+          <w14:ligatures w14:val="none"/>
+        </w:rPr>
+        <w:t xml:space="preserve"> impecável.</w:t>
+      </w:r>
+    </w:p>
+    <w:p>
+      <w:pPr>
+        <w:numPr>
+          <w:ilvl w:val="0"/>
+          <w:numId w:val="22"/>
+        </w:numPr>
+        <w:spacing w:before="100" w:beforeAutospacing="1" w:after="100" w:afterAutospacing="1" w:line="240" w:lineRule="auto"/>
+        <w:rPr>
+          <w:rFonts w:ascii="Times New Roman" w:eastAsia="Times New Roman" w:hAnsi="Times New Roman" w:cs="Times New Roman"/>
+          <w:kern w:val="0"/>
+          <w:sz w:val="24"/>
+          <w:szCs w:val="24"/>
+          <w:lang w:eastAsia="pt-BR"/>
+          <w14:ligatures w14:val="none"/>
+        </w:rPr>
+      </w:pPr>
+      <w:r>
+        <w:rPr>
+          <w:rFonts w:ascii="Times New Roman" w:eastAsia="Times New Roman" w:hAnsi="Times New Roman" w:cs="Times New Roman"/>
+          <w:kern w:val="0"/>
+          <w:sz w:val="24"/>
+          <w:szCs w:val="24"/>
+          <w:lang w:eastAsia="pt-BR"/>
+          <w14:ligatures w14:val="none"/>
+        </w:rPr>
+        <w:t>O formulário está fácil de preencher no celular?</w:t>
+      </w:r>
+    </w:p>
+    <w:p>
+      <w:pPr>
+        <w:numPr>
+          <w:ilvl w:val="0"/>
+          <w:numId w:val="22"/>
+        </w:numPr>
+        <w:spacing w:before="100" w:beforeAutospacing="1" w:after="100" w:afterAutospacing="1" w:line="240" w:lineRule="auto"/>
+        <w:rPr>
+          <w:rFonts w:ascii="Times New Roman" w:eastAsia="Times New Roman" w:hAnsi="Times New Roman" w:cs="Times New Roman"/>
+          <w:kern w:val="0"/>
+          <w:sz w:val="24"/>
+          <w:szCs w:val="24"/>
+          <w:lang w:eastAsia="pt-BR"/>
+          <w14:ligatures w14:val="none"/>
+        </w:rPr>
+      </w:pPr>
+      <w:r>
+        <w:rPr>
+          <w:rFonts w:ascii="Times New Roman" w:eastAsia="Times New Roman" w:hAnsi="Times New Roman" w:cs="Times New Roman"/>
+          <w:kern w:val="0"/>
+          <w:sz w:val="24"/>
+          <w:szCs w:val="24"/>
+          <w:lang w:eastAsia="pt-BR"/>
+          <w14:ligatures w14:val="none"/>
+        </w:rPr>
+        <w:t>O PDF sai com uma formatação bonita e profissional?</w:t>
+      </w:r>
+    </w:p>
+    <w:p>
+      <w:pPr>
+        <w:numPr>
+          <w:ilvl w:val="0"/>
+          <w:numId w:val="22"/>
+        </w:numPr>
+        <w:spacing w:before="100" w:beforeAutospacing="1" w:after="100" w:afterAutospacing="1" w:line="240" w:lineRule="auto"/>
+        <w:rPr>
+          <w:rFonts w:ascii="Times New Roman" w:eastAsia="Times New Roman" w:hAnsi="Times New Roman" w:cs="Times New Roman"/>
+          <w:kern w:val="0"/>
+          <w:sz w:val="24"/>
+          <w:szCs w:val="24"/>
+          <w:lang w:eastAsia="pt-BR"/>
+          <w14:ligatures w14:val="none"/>
+        </w:rPr>
+      </w:pPr>
+      <w:r>
+        <w:rPr>
+          <w:rFonts w:ascii="Times New Roman" w:eastAsia="Times New Roman" w:hAnsi="Times New Roman" w:cs="Times New Roman"/>
+          <w:kern w:val="0"/>
+          <w:sz w:val="24"/>
+          <w:szCs w:val="24"/>
+          <w:lang w:eastAsia="pt-BR"/>
+          <w14:ligatures w14:val="none"/>
+        </w:rPr>
+        <w:lastRenderedPageBreak/>
+        <w:t xml:space="preserve">Os dados estão sendo salvos corretamente no </w:t>
+      </w:r>
+      <w:proofErr w:type="spellStart"/>
+      <w:r>
+        <w:rPr>
+          <w:rFonts w:ascii="Times New Roman" w:eastAsia="Times New Roman" w:hAnsi="Times New Roman" w:cs="Times New Roman"/>
+          <w:kern w:val="0"/>
+          <w:sz w:val="24"/>
+          <w:szCs w:val="24"/>
+          <w:lang w:eastAsia="pt-BR"/>
+          <w14:ligatures w14:val="none"/>
+        </w:rPr>
+        <w:t>Firebase</w:t>
+      </w:r>
+      <w:proofErr w:type="spellEnd"/>
+      <w:r>
+        <w:rPr>
+          <w:rFonts w:ascii="Times New Roman" w:eastAsia="Times New Roman" w:hAnsi="Times New Roman" w:cs="Times New Roman"/>
+          <w:kern w:val="0"/>
+          <w:sz w:val="24"/>
+          <w:szCs w:val="24"/>
+          <w:lang w:eastAsia="pt-BR"/>
+          <w14:ligatures w14:val="none"/>
+        </w:rPr>
+        <w:t>?</w:t>
+      </w:r>
+    </w:p>
+    <w:p>
+      <w:pPr>
+        <w:pStyle w:val="NormalWeb"/>
+      </w:pPr>
+    </w:p>
+    <w:p>
+      <w:pPr>
+        <w:spacing w:before="100" w:beforeAutospacing="1" w:after="100" w:afterAutospacing="1" w:line="240" w:lineRule="auto"/>
+        <w:rPr>
+          <w:rFonts w:ascii="Times New Roman" w:eastAsia="Times New Roman" w:hAnsi="Times New Roman" w:cs="Times New Roman"/>
+          <w:kern w:val="0"/>
+          <w:sz w:val="24"/>
+          <w:szCs w:val="24"/>
+          <w:lang w:eastAsia="pt-BR"/>
+          <w14:ligatures w14:val="none"/>
+        </w:rPr>
+      </w:pPr>
+    </w:p>
+    <w:p/>
     <w:p>
       <w:pPr>
         <w:pStyle w:val="PargrafodaLista"/>
@@ -305,6 +5961,155 @@
 <file path=word/numbering.xml><?xml version="1.0" encoding="utf-8"?>
 <w:numbering xmlns:wpc="http://schemas.microsoft.com/office/word/2010/wordprocessingCanvas" xmlns:cx="http://schemas.microsoft.com/office/drawing/2014/chartex" xmlns:cx1="http://schemas.microsoft.com/office/drawing/2015/9/8/chartex" xmlns:cx2="http://schemas.microsoft.com/office/drawing/2015/10/21/chartex" xmlns:cx3="http://schemas.microsoft.com/office/drawing/2016/5/9/chartex" xmlns:cx4="http://schemas.microsoft.com/office/drawing/2016/5/10/chartex" xmlns:cx5="http://schemas.microsoft.com/office/drawing/2016/5/11/chartex" xmlns:cx6="http://schemas.microsoft.com/office/drawing/2016/5/12/chartex" xmlns:cx7="http://schemas.microsoft.com/office/drawing/2016/5/13/chartex" xmlns:cx8="http://schemas.microsoft.com/office/drawing/2016/5/14/chartex" xmlns:mc="http://schemas.openxmlformats.org/markup-compatibility/2006" xmlns:aink="http://schemas.microsoft.com/office/drawing/2016/ink" xmlns:am3d="http://schemas.microsoft.com/office/drawing/2017/model3d" xmlns:o="urn:schemas-microsoft-com:office:office" xmlns:r="http://schemas.openxmlformats.org/officeDocument/2006/relationships" xmlns:m="http://schemas.openxmlformats.org/officeDocument/2006/math" xmlns:v="urn:schemas-microsoft-com:vml" xmlns:wp14="http://schemas.microsoft.com/office/word/2010/wordprocessingDrawing" xmlns:wp="http://schemas.openxmlformats.org/drawingml/2006/wordprocessingDrawing" xmlns:w10="urn:schemas-microsoft-com:office:word" xmlns:w="http://schemas.openxmlformats.org/wordprocessingml/2006/main" xmlns:w14="http://schemas.microsoft.com/office/word/2010/wordml" xmlns:w15="http://schemas.microsoft.com/office/word/2012/wordml" xmlns:w16cex="http://schemas.microsoft.com/office/word/2018/wordml/cex" xmlns:w16cid="http://schemas.microsoft.com/office/word/2016/wordml/cid" xmlns:w16="http://schemas.microsoft.com/office/word/2018/wordml" xmlns:w16sdtdh="http://schemas.microsoft.com/office/word/2020/wordml/sdtdatahash" xmlns:w16se="http://schemas.microsoft.com/office/word/2015/wordml/symex" xmlns:wpg="http://schemas.microsoft.com/office/word/2010/wordprocessingGroup" xmlns:wpi="http://schemas.microsoft.com/office/word/2010/wordprocessingInk" xmlns:wne="http://schemas.microsoft.com/office/word/2006/wordml" xmlns:wps="http://schemas.microsoft.com/office/word/2010/wordprocessingShape" mc:Ignorable="w14 w15 w16se w16cid w16 w16cex w16sdtdh wp14">
   <w:abstractNum w:abstractNumId="0" w15:restartNumberingAfterBreak="0">
+    <w:nsid w:val="08DC23AE"/>
+    <w:multiLevelType w:val="multilevel"/>
+    <w:tmpl w:val="E36E7BF0"/>
+    <w:lvl w:ilvl="0">
+      <w:start w:val="1"/>
+      <w:numFmt w:val="bullet"/>
+      <w:lvlText w:val=""/>
+      <w:lvlJc w:val="left"/>
+      <w:pPr>
+        <w:tabs>
+          <w:tab w:val="num" w:pos="720"/>
+        </w:tabs>
+        <w:ind w:left="720" w:hanging="360"/>
+      </w:pPr>
+      <w:rPr>
+        <w:rFonts w:ascii="Symbol" w:hAnsi="Symbol" w:hint="default"/>
+        <w:sz w:val="20"/>
+      </w:rPr>
+    </w:lvl>
+    <w:lvl w:ilvl="1" w:tentative="1">
+      <w:start w:val="1"/>
+      <w:numFmt w:val="bullet"/>
+      <w:lvlText w:val="o"/>
+      <w:lvlJc w:val="left"/>
+      <w:pPr>
+        <w:tabs>
+          <w:tab w:val="num" w:pos="1440"/>
+        </w:tabs>
+        <w:ind w:left="1440" w:hanging="360"/>
+      </w:pPr>
+      <w:rPr>
+        <w:rFonts w:ascii="Courier New" w:hAnsi="Courier New" w:hint="default"/>
+        <w:sz w:val="20"/>
+      </w:rPr>
+    </w:lvl>
+    <w:lvl w:ilvl="2" w:tentative="1">
+      <w:start w:val="1"/>
+      <w:numFmt w:val="bullet"/>
+      <w:lvlText w:val=""/>
+      <w:lvlJc w:val="left"/>
+      <w:pPr>
+        <w:tabs>
+          <w:tab w:val="num" w:pos="2160"/>
+        </w:tabs>
+        <w:ind w:left="2160" w:hanging="360"/>
+      </w:pPr>
+      <w:rPr>
+        <w:rFonts w:ascii="Wingdings" w:hAnsi="Wingdings" w:hint="default"/>
+        <w:sz w:val="20"/>
+      </w:rPr>
+    </w:lvl>
+    <w:lvl w:ilvl="3" w:tentative="1">
+      <w:start w:val="1"/>
+      <w:numFmt w:val="bullet"/>
+      <w:lvlText w:val=""/>
+      <w:lvlJc w:val="left"/>
+      <w:pPr>
+        <w:tabs>
+          <w:tab w:val="num" w:pos="2880"/>
+        </w:tabs>
+        <w:ind w:left="2880" w:hanging="360"/>
+      </w:pPr>
+      <w:rPr>
+        <w:rFonts w:ascii="Wingdings" w:hAnsi="Wingdings" w:hint="default"/>
+        <w:sz w:val="20"/>
+      </w:rPr>
+    </w:lvl>
+    <w:lvl w:ilvl="4" w:tentative="1">
+      <w:start w:val="1"/>
+      <w:numFmt w:val="bullet"/>
+      <w:lvlText w:val=""/>
+      <w:lvlJc w:val="left"/>
+      <w:pPr>
+        <w:tabs>
+          <w:tab w:val="num" w:pos="3600"/>
+        </w:tabs>
+        <w:ind w:left="3600" w:hanging="360"/>
+      </w:pPr>
+      <w:rPr>
+        <w:rFonts w:ascii="Wingdings" w:hAnsi="Wingdings" w:hint="default"/>
+        <w:sz w:val="20"/>
+      </w:rPr>
+    </w:lvl>
+    <w:lvl w:ilvl="5" w:tentative="1">
+      <w:start w:val="1"/>
+      <w:numFmt w:val="bullet"/>
+      <w:lvlText w:val=""/>
+      <w:lvlJc w:val="left"/>
+      <w:pPr>
+        <w:tabs>
+          <w:tab w:val="num" w:pos="4320"/>
+        </w:tabs>
+        <w:ind w:left="4320" w:hanging="360"/>
+      </w:pPr>
+      <w:rPr>
+        <w:rFonts w:ascii="Wingdings" w:hAnsi="Wingdings" w:hint="default"/>
+        <w:sz w:val="20"/>
+      </w:rPr>
+    </w:lvl>
+    <w:lvl w:ilvl="6" w:tentative="1">
+      <w:start w:val="1"/>
+      <w:numFmt w:val="bullet"/>
+      <w:lvlText w:val=""/>
+      <w:lvlJc w:val="left"/>
+      <w:pPr>
+        <w:tabs>
+          <w:tab w:val="num" w:pos="5040"/>
+        </w:tabs>
+        <w:ind w:left="5040" w:hanging="360"/>
+      </w:pPr>
+      <w:rPr>
+        <w:rFonts w:ascii="Wingdings" w:hAnsi="Wingdings" w:hint="default"/>
+        <w:sz w:val="20"/>
+      </w:rPr>
+    </w:lvl>
+    <w:lvl w:ilvl="7" w:tentative="1">
+      <w:start w:val="1"/>
+      <w:numFmt w:val="bullet"/>
+      <w:lvlText w:val=""/>
+      <w:lvlJc w:val="left"/>
+      <w:pPr>
+        <w:tabs>
+          <w:tab w:val="num" w:pos="5760"/>
+        </w:tabs>
+        <w:ind w:left="5760" w:hanging="360"/>
+      </w:pPr>
+      <w:rPr>
+        <w:rFonts w:ascii="Wingdings" w:hAnsi="Wingdings" w:hint="default"/>
+        <w:sz w:val="20"/>
+      </w:rPr>
+    </w:lvl>
+    <w:lvl w:ilvl="8" w:tentative="1">
+      <w:start w:val="1"/>
+      <w:numFmt w:val="bullet"/>
+      <w:lvlText w:val=""/>
+      <w:lvlJc w:val="left"/>
+      <w:pPr>
+        <w:tabs>
+          <w:tab w:val="num" w:pos="6480"/>
+        </w:tabs>
+        <w:ind w:left="6480" w:hanging="360"/>
+      </w:pPr>
+      <w:rPr>
+        <w:rFonts w:ascii="Wingdings" w:hAnsi="Wingdings" w:hint="default"/>
+        <w:sz w:val="20"/>
+      </w:rPr>
+    </w:lvl>
+  </w:abstractNum>
+  <w:abstractNum w:abstractNumId="1" w15:restartNumberingAfterBreak="0">
     <w:nsid w:val="0AC13022"/>
     <w:multiLevelType w:val="hybridMultilevel"/>
     <w:tmpl w:val="DBB2CA2E"/>
@@ -416,7 +6221,829 @@
       </w:rPr>
     </w:lvl>
   </w:abstractNum>
-  <w:abstractNum w:abstractNumId="1" w15:restartNumberingAfterBreak="0">
+  <w:abstractNum w:abstractNumId="2" w15:restartNumberingAfterBreak="0">
+    <w:nsid w:val="137B04DD"/>
+    <w:multiLevelType w:val="multilevel"/>
+    <w:tmpl w:val="91EEF282"/>
+    <w:lvl w:ilvl="0">
+      <w:start w:val="1"/>
+      <w:numFmt w:val="decimal"/>
+      <w:lvlText w:val="%1."/>
+      <w:lvlJc w:val="left"/>
+      <w:pPr>
+        <w:tabs>
+          <w:tab w:val="num" w:pos="720"/>
+        </w:tabs>
+        <w:ind w:left="720" w:hanging="360"/>
+      </w:pPr>
+    </w:lvl>
+    <w:lvl w:ilvl="1" w:tentative="1">
+      <w:start w:val="1"/>
+      <w:numFmt w:val="decimal"/>
+      <w:lvlText w:val="%2."/>
+      <w:lvlJc w:val="left"/>
+      <w:pPr>
+        <w:tabs>
+          <w:tab w:val="num" w:pos="1440"/>
+        </w:tabs>
+        <w:ind w:left="1440" w:hanging="360"/>
+      </w:pPr>
+    </w:lvl>
+    <w:lvl w:ilvl="2" w:tentative="1">
+      <w:start w:val="1"/>
+      <w:numFmt w:val="decimal"/>
+      <w:lvlText w:val="%3."/>
+      <w:lvlJc w:val="left"/>
+      <w:pPr>
+        <w:tabs>
+          <w:tab w:val="num" w:pos="2160"/>
+        </w:tabs>
+        <w:ind w:left="2160" w:hanging="360"/>
+      </w:pPr>
+    </w:lvl>
+    <w:lvl w:ilvl="3" w:tentative="1">
+      <w:start w:val="1"/>
+      <w:numFmt w:val="decimal"/>
+      <w:lvlText w:val="%4."/>
+      <w:lvlJc w:val="left"/>
+      <w:pPr>
+        <w:tabs>
+          <w:tab w:val="num" w:pos="2880"/>
+        </w:tabs>
+        <w:ind w:left="2880" w:hanging="360"/>
+      </w:pPr>
+    </w:lvl>
+    <w:lvl w:ilvl="4" w:tentative="1">
+      <w:start w:val="1"/>
+      <w:numFmt w:val="decimal"/>
+      <w:lvlText w:val="%5."/>
+      <w:lvlJc w:val="left"/>
+      <w:pPr>
+        <w:tabs>
+          <w:tab w:val="num" w:pos="3600"/>
+        </w:tabs>
+        <w:ind w:left="3600" w:hanging="360"/>
+      </w:pPr>
+    </w:lvl>
+    <w:lvl w:ilvl="5" w:tentative="1">
+      <w:start w:val="1"/>
+      <w:numFmt w:val="decimal"/>
+      <w:lvlText w:val="%6."/>
+      <w:lvlJc w:val="left"/>
+      <w:pPr>
+        <w:tabs>
+          <w:tab w:val="num" w:pos="4320"/>
+        </w:tabs>
+        <w:ind w:left="4320" w:hanging="360"/>
+      </w:pPr>
+    </w:lvl>
+    <w:lvl w:ilvl="6" w:tentative="1">
+      <w:start w:val="1"/>
+      <w:numFmt w:val="decimal"/>
+      <w:lvlText w:val="%7."/>
+      <w:lvlJc w:val="left"/>
+      <w:pPr>
+        <w:tabs>
+          <w:tab w:val="num" w:pos="5040"/>
+        </w:tabs>
+        <w:ind w:left="5040" w:hanging="360"/>
+      </w:pPr>
+    </w:lvl>
+    <w:lvl w:ilvl="7" w:tentative="1">
+      <w:start w:val="1"/>
+      <w:numFmt w:val="decimal"/>
+      <w:lvlText w:val="%8."/>
+      <w:lvlJc w:val="left"/>
+      <w:pPr>
+        <w:tabs>
+          <w:tab w:val="num" w:pos="5760"/>
+        </w:tabs>
+        <w:ind w:left="5760" w:hanging="360"/>
+      </w:pPr>
+    </w:lvl>
+    <w:lvl w:ilvl="8" w:tentative="1">
+      <w:start w:val="1"/>
+      <w:numFmt w:val="decimal"/>
+      <w:lvlText w:val="%9."/>
+      <w:lvlJc w:val="left"/>
+      <w:pPr>
+        <w:tabs>
+          <w:tab w:val="num" w:pos="6480"/>
+        </w:tabs>
+        <w:ind w:left="6480" w:hanging="360"/>
+      </w:pPr>
+    </w:lvl>
+  </w:abstractNum>
+  <w:abstractNum w:abstractNumId="3" w15:restartNumberingAfterBreak="0">
+    <w:nsid w:val="14510B44"/>
+    <w:multiLevelType w:val="multilevel"/>
+    <w:tmpl w:val="C3C272A8"/>
+    <w:lvl w:ilvl="0">
+      <w:start w:val="1"/>
+      <w:numFmt w:val="decimal"/>
+      <w:lvlText w:val="%1."/>
+      <w:lvlJc w:val="left"/>
+      <w:pPr>
+        <w:tabs>
+          <w:tab w:val="num" w:pos="720"/>
+        </w:tabs>
+        <w:ind w:left="720" w:hanging="360"/>
+      </w:pPr>
+    </w:lvl>
+    <w:lvl w:ilvl="1" w:tentative="1">
+      <w:start w:val="1"/>
+      <w:numFmt w:val="decimal"/>
+      <w:lvlText w:val="%2."/>
+      <w:lvlJc w:val="left"/>
+      <w:pPr>
+        <w:tabs>
+          <w:tab w:val="num" w:pos="1440"/>
+        </w:tabs>
+        <w:ind w:left="1440" w:hanging="360"/>
+      </w:pPr>
+    </w:lvl>
+    <w:lvl w:ilvl="2" w:tentative="1">
+      <w:start w:val="1"/>
+      <w:numFmt w:val="decimal"/>
+      <w:lvlText w:val="%3."/>
+      <w:lvlJc w:val="left"/>
+      <w:pPr>
+        <w:tabs>
+          <w:tab w:val="num" w:pos="2160"/>
+        </w:tabs>
+        <w:ind w:left="2160" w:hanging="360"/>
+      </w:pPr>
+    </w:lvl>
+    <w:lvl w:ilvl="3" w:tentative="1">
+      <w:start w:val="1"/>
+      <w:numFmt w:val="decimal"/>
+      <w:lvlText w:val="%4."/>
+      <w:lvlJc w:val="left"/>
+      <w:pPr>
+        <w:tabs>
+          <w:tab w:val="num" w:pos="2880"/>
+        </w:tabs>
+        <w:ind w:left="2880" w:hanging="360"/>
+      </w:pPr>
+    </w:lvl>
+    <w:lvl w:ilvl="4" w:tentative="1">
+      <w:start w:val="1"/>
+      <w:numFmt w:val="decimal"/>
+      <w:lvlText w:val="%5."/>
+      <w:lvlJc w:val="left"/>
+      <w:pPr>
+        <w:tabs>
+          <w:tab w:val="num" w:pos="3600"/>
+        </w:tabs>
+        <w:ind w:left="3600" w:hanging="360"/>
+      </w:pPr>
+    </w:lvl>
+    <w:lvl w:ilvl="5" w:tentative="1">
+      <w:start w:val="1"/>
+      <w:numFmt w:val="decimal"/>
+      <w:lvlText w:val="%6."/>
+      <w:lvlJc w:val="left"/>
+      <w:pPr>
+        <w:tabs>
+          <w:tab w:val="num" w:pos="4320"/>
+        </w:tabs>
+        <w:ind w:left="4320" w:hanging="360"/>
+      </w:pPr>
+    </w:lvl>
+    <w:lvl w:ilvl="6" w:tentative="1">
+      <w:start w:val="1"/>
+      <w:numFmt w:val="decimal"/>
+      <w:lvlText w:val="%7."/>
+      <w:lvlJc w:val="left"/>
+      <w:pPr>
+        <w:tabs>
+          <w:tab w:val="num" w:pos="5040"/>
+        </w:tabs>
+        <w:ind w:left="5040" w:hanging="360"/>
+      </w:pPr>
+    </w:lvl>
+    <w:lvl w:ilvl="7" w:tentative="1">
+      <w:start w:val="1"/>
+      <w:numFmt w:val="decimal"/>
+      <w:lvlText w:val="%8."/>
+      <w:lvlJc w:val="left"/>
+      <w:pPr>
+        <w:tabs>
+          <w:tab w:val="num" w:pos="5760"/>
+        </w:tabs>
+        <w:ind w:left="5760" w:hanging="360"/>
+      </w:pPr>
+    </w:lvl>
+    <w:lvl w:ilvl="8" w:tentative="1">
+      <w:start w:val="1"/>
+      <w:numFmt w:val="decimal"/>
+      <w:lvlText w:val="%9."/>
+      <w:lvlJc w:val="left"/>
+      <w:pPr>
+        <w:tabs>
+          <w:tab w:val="num" w:pos="6480"/>
+        </w:tabs>
+        <w:ind w:left="6480" w:hanging="360"/>
+      </w:pPr>
+    </w:lvl>
+  </w:abstractNum>
+  <w:abstractNum w:abstractNumId="4" w15:restartNumberingAfterBreak="0">
+    <w:nsid w:val="157A255B"/>
+    <w:multiLevelType w:val="multilevel"/>
+    <w:tmpl w:val="8ADCBDA8"/>
+    <w:lvl w:ilvl="0">
+      <w:start w:val="1"/>
+      <w:numFmt w:val="bullet"/>
+      <w:lvlText w:val=""/>
+      <w:lvlJc w:val="left"/>
+      <w:pPr>
+        <w:tabs>
+          <w:tab w:val="num" w:pos="720"/>
+        </w:tabs>
+        <w:ind w:left="720" w:hanging="360"/>
+      </w:pPr>
+      <w:rPr>
+        <w:rFonts w:ascii="Symbol" w:hAnsi="Symbol" w:hint="default"/>
+        <w:sz w:val="20"/>
+      </w:rPr>
+    </w:lvl>
+    <w:lvl w:ilvl="1" w:tentative="1">
+      <w:start w:val="1"/>
+      <w:numFmt w:val="bullet"/>
+      <w:lvlText w:val="o"/>
+      <w:lvlJc w:val="left"/>
+      <w:pPr>
+        <w:tabs>
+          <w:tab w:val="num" w:pos="1440"/>
+        </w:tabs>
+        <w:ind w:left="1440" w:hanging="360"/>
+      </w:pPr>
+      <w:rPr>
+        <w:rFonts w:ascii="Courier New" w:hAnsi="Courier New" w:hint="default"/>
+        <w:sz w:val="20"/>
+      </w:rPr>
+    </w:lvl>
+    <w:lvl w:ilvl="2" w:tentative="1">
+      <w:start w:val="1"/>
+      <w:numFmt w:val="bullet"/>
+      <w:lvlText w:val=""/>
+      <w:lvlJc w:val="left"/>
+      <w:pPr>
+        <w:tabs>
+          <w:tab w:val="num" w:pos="2160"/>
+        </w:tabs>
+        <w:ind w:left="2160" w:hanging="360"/>
+      </w:pPr>
+      <w:rPr>
+        <w:rFonts w:ascii="Wingdings" w:hAnsi="Wingdings" w:hint="default"/>
+        <w:sz w:val="20"/>
+      </w:rPr>
+    </w:lvl>
+    <w:lvl w:ilvl="3" w:tentative="1">
+      <w:start w:val="1"/>
+      <w:numFmt w:val="bullet"/>
+      <w:lvlText w:val=""/>
+      <w:lvlJc w:val="left"/>
+      <w:pPr>
+        <w:tabs>
+          <w:tab w:val="num" w:pos="2880"/>
+        </w:tabs>
+        <w:ind w:left="2880" w:hanging="360"/>
+      </w:pPr>
+      <w:rPr>
+        <w:rFonts w:ascii="Wingdings" w:hAnsi="Wingdings" w:hint="default"/>
+        <w:sz w:val="20"/>
+      </w:rPr>
+    </w:lvl>
+    <w:lvl w:ilvl="4" w:tentative="1">
+      <w:start w:val="1"/>
+      <w:numFmt w:val="bullet"/>
+      <w:lvlText w:val=""/>
+      <w:lvlJc w:val="left"/>
+      <w:pPr>
+        <w:tabs>
+          <w:tab w:val="num" w:pos="3600"/>
+        </w:tabs>
+        <w:ind w:left="3600" w:hanging="360"/>
+      </w:pPr>
+      <w:rPr>
+        <w:rFonts w:ascii="Wingdings" w:hAnsi="Wingdings" w:hint="default"/>
+        <w:sz w:val="20"/>
+      </w:rPr>
+    </w:lvl>
+    <w:lvl w:ilvl="5" w:tentative="1">
+      <w:start w:val="1"/>
+      <w:numFmt w:val="bullet"/>
+      <w:lvlText w:val=""/>
+      <w:lvlJc w:val="left"/>
+      <w:pPr>
+        <w:tabs>
+          <w:tab w:val="num" w:pos="4320"/>
+        </w:tabs>
+        <w:ind w:left="4320" w:hanging="360"/>
+      </w:pPr>
+      <w:rPr>
+        <w:rFonts w:ascii="Wingdings" w:hAnsi="Wingdings" w:hint="default"/>
+        <w:sz w:val="20"/>
+      </w:rPr>
+    </w:lvl>
+    <w:lvl w:ilvl="6" w:tentative="1">
+      <w:start w:val="1"/>
+      <w:numFmt w:val="bullet"/>
+      <w:lvlText w:val=""/>
+      <w:lvlJc w:val="left"/>
+      <w:pPr>
+        <w:tabs>
+          <w:tab w:val="num" w:pos="5040"/>
+        </w:tabs>
+        <w:ind w:left="5040" w:hanging="360"/>
+      </w:pPr>
+      <w:rPr>
+        <w:rFonts w:ascii="Wingdings" w:hAnsi="Wingdings" w:hint="default"/>
+        <w:sz w:val="20"/>
+      </w:rPr>
+    </w:lvl>
+    <w:lvl w:ilvl="7" w:tentative="1">
+      <w:start w:val="1"/>
+      <w:numFmt w:val="bullet"/>
+      <w:lvlText w:val=""/>
+      <w:lvlJc w:val="left"/>
+      <w:pPr>
+        <w:tabs>
+          <w:tab w:val="num" w:pos="5760"/>
+        </w:tabs>
+        <w:ind w:left="5760" w:hanging="360"/>
+      </w:pPr>
+      <w:rPr>
+        <w:rFonts w:ascii="Wingdings" w:hAnsi="Wingdings" w:hint="default"/>
+        <w:sz w:val="20"/>
+      </w:rPr>
+    </w:lvl>
+    <w:lvl w:ilvl="8" w:tentative="1">
+      <w:start w:val="1"/>
+      <w:numFmt w:val="bullet"/>
+      <w:lvlText w:val=""/>
+      <w:lvlJc w:val="left"/>
+      <w:pPr>
+        <w:tabs>
+          <w:tab w:val="num" w:pos="6480"/>
+        </w:tabs>
+        <w:ind w:left="6480" w:hanging="360"/>
+      </w:pPr>
+      <w:rPr>
+        <w:rFonts w:ascii="Wingdings" w:hAnsi="Wingdings" w:hint="default"/>
+        <w:sz w:val="20"/>
+      </w:rPr>
+    </w:lvl>
+  </w:abstractNum>
+  <w:abstractNum w:abstractNumId="5" w15:restartNumberingAfterBreak="0">
+    <w:nsid w:val="1DD81281"/>
+    <w:multiLevelType w:val="multilevel"/>
+    <w:tmpl w:val="0D4A40D8"/>
+    <w:lvl w:ilvl="0">
+      <w:start w:val="1"/>
+      <w:numFmt w:val="bullet"/>
+      <w:lvlText w:val=""/>
+      <w:lvlJc w:val="left"/>
+      <w:pPr>
+        <w:tabs>
+          <w:tab w:val="num" w:pos="720"/>
+        </w:tabs>
+        <w:ind w:left="720" w:hanging="360"/>
+      </w:pPr>
+      <w:rPr>
+        <w:rFonts w:ascii="Symbol" w:hAnsi="Symbol" w:hint="default"/>
+        <w:sz w:val="20"/>
+      </w:rPr>
+    </w:lvl>
+    <w:lvl w:ilvl="1" w:tentative="1">
+      <w:start w:val="1"/>
+      <w:numFmt w:val="bullet"/>
+      <w:lvlText w:val="o"/>
+      <w:lvlJc w:val="left"/>
+      <w:pPr>
+        <w:tabs>
+          <w:tab w:val="num" w:pos="1440"/>
+        </w:tabs>
+        <w:ind w:left="1440" w:hanging="360"/>
+      </w:pPr>
+      <w:rPr>
+        <w:rFonts w:ascii="Courier New" w:hAnsi="Courier New" w:hint="default"/>
+        <w:sz w:val="20"/>
+      </w:rPr>
+    </w:lvl>
+    <w:lvl w:ilvl="2" w:tentative="1">
+      <w:start w:val="1"/>
+      <w:numFmt w:val="bullet"/>
+      <w:lvlText w:val=""/>
+      <w:lvlJc w:val="left"/>
+      <w:pPr>
+        <w:tabs>
+          <w:tab w:val="num" w:pos="2160"/>
+        </w:tabs>
+        <w:ind w:left="2160" w:hanging="360"/>
+      </w:pPr>
+      <w:rPr>
+        <w:rFonts w:ascii="Wingdings" w:hAnsi="Wingdings" w:hint="default"/>
+        <w:sz w:val="20"/>
+      </w:rPr>
+    </w:lvl>
+    <w:lvl w:ilvl="3" w:tentative="1">
+      <w:start w:val="1"/>
+      <w:numFmt w:val="bullet"/>
+      <w:lvlText w:val=""/>
+      <w:lvlJc w:val="left"/>
+      <w:pPr>
+        <w:tabs>
+          <w:tab w:val="num" w:pos="2880"/>
+        </w:tabs>
+        <w:ind w:left="2880" w:hanging="360"/>
+      </w:pPr>
+      <w:rPr>
+        <w:rFonts w:ascii="Wingdings" w:hAnsi="Wingdings" w:hint="default"/>
+        <w:sz w:val="20"/>
+      </w:rPr>
+    </w:lvl>
+    <w:lvl w:ilvl="4" w:tentative="1">
+      <w:start w:val="1"/>
+      <w:numFmt w:val="bullet"/>
+      <w:lvlText w:val=""/>
+      <w:lvlJc w:val="left"/>
+      <w:pPr>
+        <w:tabs>
+          <w:tab w:val="num" w:pos="3600"/>
+        </w:tabs>
+        <w:ind w:left="3600" w:hanging="360"/>
+      </w:pPr>
+      <w:rPr>
+        <w:rFonts w:ascii="Wingdings" w:hAnsi="Wingdings" w:hint="default"/>
+        <w:sz w:val="20"/>
+      </w:rPr>
+    </w:lvl>
+    <w:lvl w:ilvl="5" w:tentative="1">
+      <w:start w:val="1"/>
+      <w:numFmt w:val="bullet"/>
+      <w:lvlText w:val=""/>
+      <w:lvlJc w:val="left"/>
+      <w:pPr>
+        <w:tabs>
+          <w:tab w:val="num" w:pos="4320"/>
+        </w:tabs>
+        <w:ind w:left="4320" w:hanging="360"/>
+      </w:pPr>
+      <w:rPr>
+        <w:rFonts w:ascii="Wingdings" w:hAnsi="Wingdings" w:hint="default"/>
+        <w:sz w:val="20"/>
+      </w:rPr>
+    </w:lvl>
+    <w:lvl w:ilvl="6" w:tentative="1">
+      <w:start w:val="1"/>
+      <w:numFmt w:val="bullet"/>
+      <w:lvlText w:val=""/>
+      <w:lvlJc w:val="left"/>
+      <w:pPr>
+        <w:tabs>
+          <w:tab w:val="num" w:pos="5040"/>
+        </w:tabs>
+        <w:ind w:left="5040" w:hanging="360"/>
+      </w:pPr>
+      <w:rPr>
+        <w:rFonts w:ascii="Wingdings" w:hAnsi="Wingdings" w:hint="default"/>
+        <w:sz w:val="20"/>
+      </w:rPr>
+    </w:lvl>
+    <w:lvl w:ilvl="7" w:tentative="1">
+      <w:start w:val="1"/>
+      <w:numFmt w:val="bullet"/>
+      <w:lvlText w:val=""/>
+      <w:lvlJc w:val="left"/>
+      <w:pPr>
+        <w:tabs>
+          <w:tab w:val="num" w:pos="5760"/>
+        </w:tabs>
+        <w:ind w:left="5760" w:hanging="360"/>
+      </w:pPr>
+      <w:rPr>
+        <w:rFonts w:ascii="Wingdings" w:hAnsi="Wingdings" w:hint="default"/>
+        <w:sz w:val="20"/>
+      </w:rPr>
+    </w:lvl>
+    <w:lvl w:ilvl="8" w:tentative="1">
+      <w:start w:val="1"/>
+      <w:numFmt w:val="bullet"/>
+      <w:lvlText w:val=""/>
+      <w:lvlJc w:val="left"/>
+      <w:pPr>
+        <w:tabs>
+          <w:tab w:val="num" w:pos="6480"/>
+        </w:tabs>
+        <w:ind w:left="6480" w:hanging="360"/>
+      </w:pPr>
+      <w:rPr>
+        <w:rFonts w:ascii="Wingdings" w:hAnsi="Wingdings" w:hint="default"/>
+        <w:sz w:val="20"/>
+      </w:rPr>
+    </w:lvl>
+  </w:abstractNum>
+  <w:abstractNum w:abstractNumId="6" w15:restartNumberingAfterBreak="0">
+    <w:nsid w:val="1FC16570"/>
+    <w:multiLevelType w:val="multilevel"/>
+    <w:tmpl w:val="8F8EE6FE"/>
+    <w:lvl w:ilvl="0">
+      <w:start w:val="1"/>
+      <w:numFmt w:val="bullet"/>
+      <w:lvlText w:val=""/>
+      <w:lvlJc w:val="left"/>
+      <w:pPr>
+        <w:tabs>
+          <w:tab w:val="num" w:pos="720"/>
+        </w:tabs>
+        <w:ind w:left="720" w:hanging="360"/>
+      </w:pPr>
+      <w:rPr>
+        <w:rFonts w:ascii="Symbol" w:hAnsi="Symbol" w:hint="default"/>
+        <w:sz w:val="20"/>
+      </w:rPr>
+    </w:lvl>
+    <w:lvl w:ilvl="1" w:tentative="1">
+      <w:start w:val="1"/>
+      <w:numFmt w:val="bullet"/>
+      <w:lvlText w:val="o"/>
+      <w:lvlJc w:val="left"/>
+      <w:pPr>
+        <w:tabs>
+          <w:tab w:val="num" w:pos="1440"/>
+        </w:tabs>
+        <w:ind w:left="1440" w:hanging="360"/>
+      </w:pPr>
+      <w:rPr>
+        <w:rFonts w:ascii="Courier New" w:hAnsi="Courier New" w:hint="default"/>
+        <w:sz w:val="20"/>
+      </w:rPr>
+    </w:lvl>
+    <w:lvl w:ilvl="2" w:tentative="1">
+      <w:start w:val="1"/>
+      <w:numFmt w:val="bullet"/>
+      <w:lvlText w:val=""/>
+      <w:lvlJc w:val="left"/>
+      <w:pPr>
+        <w:tabs>
+          <w:tab w:val="num" w:pos="2160"/>
+        </w:tabs>
+        <w:ind w:left="2160" w:hanging="360"/>
+      </w:pPr>
+      <w:rPr>
+        <w:rFonts w:ascii="Wingdings" w:hAnsi="Wingdings" w:hint="default"/>
+        <w:sz w:val="20"/>
+      </w:rPr>
+    </w:lvl>
+    <w:lvl w:ilvl="3" w:tentative="1">
+      <w:start w:val="1"/>
+      <w:numFmt w:val="bullet"/>
+      <w:lvlText w:val=""/>
+      <w:lvlJc w:val="left"/>
+      <w:pPr>
+        <w:tabs>
+          <w:tab w:val="num" w:pos="2880"/>
+        </w:tabs>
+        <w:ind w:left="2880" w:hanging="360"/>
+      </w:pPr>
+      <w:rPr>
+        <w:rFonts w:ascii="Wingdings" w:hAnsi="Wingdings" w:hint="default"/>
+        <w:sz w:val="20"/>
+      </w:rPr>
+    </w:lvl>
+    <w:lvl w:ilvl="4" w:tentative="1">
+      <w:start w:val="1"/>
+      <w:numFmt w:val="bullet"/>
+      <w:lvlText w:val=""/>
+      <w:lvlJc w:val="left"/>
+      <w:pPr>
+        <w:tabs>
+          <w:tab w:val="num" w:pos="3600"/>
+        </w:tabs>
+        <w:ind w:left="3600" w:hanging="360"/>
+      </w:pPr>
+      <w:rPr>
+        <w:rFonts w:ascii="Wingdings" w:hAnsi="Wingdings" w:hint="default"/>
+        <w:sz w:val="20"/>
+      </w:rPr>
+    </w:lvl>
+    <w:lvl w:ilvl="5" w:tentative="1">
+      <w:start w:val="1"/>
+      <w:numFmt w:val="bullet"/>
+      <w:lvlText w:val=""/>
+      <w:lvlJc w:val="left"/>
+      <w:pPr>
+        <w:tabs>
+          <w:tab w:val="num" w:pos="4320"/>
+        </w:tabs>
+        <w:ind w:left="4320" w:hanging="360"/>
+      </w:pPr>
+      <w:rPr>
+        <w:rFonts w:ascii="Wingdings" w:hAnsi="Wingdings" w:hint="default"/>
+        <w:sz w:val="20"/>
+      </w:rPr>
+    </w:lvl>
+    <w:lvl w:ilvl="6" w:tentative="1">
+      <w:start w:val="1"/>
+      <w:numFmt w:val="bullet"/>
+      <w:lvlText w:val=""/>
+      <w:lvlJc w:val="left"/>
+      <w:pPr>
+        <w:tabs>
+          <w:tab w:val="num" w:pos="5040"/>
+        </w:tabs>
+        <w:ind w:left="5040" w:hanging="360"/>
+      </w:pPr>
+      <w:rPr>
+        <w:rFonts w:ascii="Wingdings" w:hAnsi="Wingdings" w:hint="default"/>
+        <w:sz w:val="20"/>
+      </w:rPr>
+    </w:lvl>
+    <w:lvl w:ilvl="7" w:tentative="1">
+      <w:start w:val="1"/>
+      <w:numFmt w:val="bullet"/>
+      <w:lvlText w:val=""/>
+      <w:lvlJc w:val="left"/>
+      <w:pPr>
+        <w:tabs>
+          <w:tab w:val="num" w:pos="5760"/>
+        </w:tabs>
+        <w:ind w:left="5760" w:hanging="360"/>
+      </w:pPr>
+      <w:rPr>
+        <w:rFonts w:ascii="Wingdings" w:hAnsi="Wingdings" w:hint="default"/>
+        <w:sz w:val="20"/>
+      </w:rPr>
+    </w:lvl>
+    <w:lvl w:ilvl="8" w:tentative="1">
+      <w:start w:val="1"/>
+      <w:numFmt w:val="bullet"/>
+      <w:lvlText w:val=""/>
+      <w:lvlJc w:val="left"/>
+      <w:pPr>
+        <w:tabs>
+          <w:tab w:val="num" w:pos="6480"/>
+        </w:tabs>
+        <w:ind w:left="6480" w:hanging="360"/>
+      </w:pPr>
+      <w:rPr>
+        <w:rFonts w:ascii="Wingdings" w:hAnsi="Wingdings" w:hint="default"/>
+        <w:sz w:val="20"/>
+      </w:rPr>
+    </w:lvl>
+  </w:abstractNum>
+  <w:abstractNum w:abstractNumId="7" w15:restartNumberingAfterBreak="0">
+    <w:nsid w:val="201E4884"/>
+    <w:multiLevelType w:val="multilevel"/>
+    <w:tmpl w:val="6928B060"/>
+    <w:lvl w:ilvl="0">
+      <w:start w:val="1"/>
+      <w:numFmt w:val="bullet"/>
+      <w:lvlText w:val=""/>
+      <w:lvlJc w:val="left"/>
+      <w:pPr>
+        <w:tabs>
+          <w:tab w:val="num" w:pos="720"/>
+        </w:tabs>
+        <w:ind w:left="720" w:hanging="360"/>
+      </w:pPr>
+      <w:rPr>
+        <w:rFonts w:ascii="Symbol" w:hAnsi="Symbol" w:hint="default"/>
+        <w:sz w:val="20"/>
+      </w:rPr>
+    </w:lvl>
+    <w:lvl w:ilvl="1" w:tentative="1">
+      <w:start w:val="1"/>
+      <w:numFmt w:val="bullet"/>
+      <w:lvlText w:val="o"/>
+      <w:lvlJc w:val="left"/>
+      <w:pPr>
+        <w:tabs>
+          <w:tab w:val="num" w:pos="1440"/>
+        </w:tabs>
+        <w:ind w:left="1440" w:hanging="360"/>
+      </w:pPr>
+      <w:rPr>
+        <w:rFonts w:ascii="Courier New" w:hAnsi="Courier New" w:hint="default"/>
+        <w:sz w:val="20"/>
+      </w:rPr>
+    </w:lvl>
+    <w:lvl w:ilvl="2" w:tentative="1">
+      <w:start w:val="1"/>
+      <w:numFmt w:val="bullet"/>
+      <w:lvlText w:val=""/>
+      <w:lvlJc w:val="left"/>
+      <w:pPr>
+        <w:tabs>
+          <w:tab w:val="num" w:pos="2160"/>
+        </w:tabs>
+        <w:ind w:left="2160" w:hanging="360"/>
+      </w:pPr>
+      <w:rPr>
+        <w:rFonts w:ascii="Wingdings" w:hAnsi="Wingdings" w:hint="default"/>
+        <w:sz w:val="20"/>
+      </w:rPr>
+    </w:lvl>
+    <w:lvl w:ilvl="3" w:tentative="1">
+      <w:start w:val="1"/>
+      <w:numFmt w:val="bullet"/>
+      <w:lvlText w:val=""/>
+      <w:lvlJc w:val="left"/>
+      <w:pPr>
+        <w:tabs>
+          <w:tab w:val="num" w:pos="2880"/>
+        </w:tabs>
+        <w:ind w:left="2880" w:hanging="360"/>
+      </w:pPr>
+      <w:rPr>
+        <w:rFonts w:ascii="Wingdings" w:hAnsi="Wingdings" w:hint="default"/>
+        <w:sz w:val="20"/>
+      </w:rPr>
+    </w:lvl>
+    <w:lvl w:ilvl="4" w:tentative="1">
+      <w:start w:val="1"/>
+      <w:numFmt w:val="bullet"/>
+      <w:lvlText w:val=""/>
+      <w:lvlJc w:val="left"/>
+      <w:pPr>
+        <w:tabs>
+          <w:tab w:val="num" w:pos="3600"/>
+        </w:tabs>
+        <w:ind w:left="3600" w:hanging="360"/>
+      </w:pPr>
+      <w:rPr>
+        <w:rFonts w:ascii="Wingdings" w:hAnsi="Wingdings" w:hint="default"/>
+        <w:sz w:val="20"/>
+      </w:rPr>
+    </w:lvl>
+    <w:lvl w:ilvl="5" w:tentative="1">
+      <w:start w:val="1"/>
+      <w:numFmt w:val="bullet"/>
+      <w:lvlText w:val=""/>
+      <w:lvlJc w:val="left"/>
+      <w:pPr>
+        <w:tabs>
+          <w:tab w:val="num" w:pos="4320"/>
+        </w:tabs>
+        <w:ind w:left="4320" w:hanging="360"/>
+      </w:pPr>
+      <w:rPr>
+        <w:rFonts w:ascii="Wingdings" w:hAnsi="Wingdings" w:hint="default"/>
+        <w:sz w:val="20"/>
+      </w:rPr>
+    </w:lvl>
+    <w:lvl w:ilvl="6" w:tentative="1">
+      <w:start w:val="1"/>
+      <w:numFmt w:val="bullet"/>
+      <w:lvlText w:val=""/>
+      <w:lvlJc w:val="left"/>
+      <w:pPr>
+        <w:tabs>
+          <w:tab w:val="num" w:pos="5040"/>
+        </w:tabs>
+        <w:ind w:left="5040" w:hanging="360"/>
+      </w:pPr>
+      <w:rPr>
+        <w:rFonts w:ascii="Wingdings" w:hAnsi="Wingdings" w:hint="default"/>
+        <w:sz w:val="20"/>
+      </w:rPr>
+    </w:lvl>
+    <w:lvl w:ilvl="7" w:tentative="1">
+      <w:start w:val="1"/>
+      <w:numFmt w:val="bullet"/>
+      <w:lvlText w:val=""/>
+      <w:lvlJc w:val="left"/>
+      <w:pPr>
+        <w:tabs>
+          <w:tab w:val="num" w:pos="5760"/>
+        </w:tabs>
+        <w:ind w:left="5760" w:hanging="360"/>
+      </w:pPr>
+      <w:rPr>
+        <w:rFonts w:ascii="Wingdings" w:hAnsi="Wingdings" w:hint="default"/>
+        <w:sz w:val="20"/>
+      </w:rPr>
+    </w:lvl>
+    <w:lvl w:ilvl="8" w:tentative="1">
+      <w:start w:val="1"/>
+      <w:numFmt w:val="bullet"/>
+      <w:lvlText w:val=""/>
+      <w:lvlJc w:val="left"/>
+      <w:pPr>
+        <w:tabs>
+          <w:tab w:val="num" w:pos="6480"/>
+        </w:tabs>
+        <w:ind w:left="6480" w:hanging="360"/>
+      </w:pPr>
+      <w:rPr>
+        <w:rFonts w:ascii="Wingdings" w:hAnsi="Wingdings" w:hint="default"/>
+        <w:sz w:val="20"/>
+      </w:rPr>
+    </w:lvl>
+  </w:abstractNum>
+  <w:abstractNum w:abstractNumId="8" w15:restartNumberingAfterBreak="0">
     <w:nsid w:val="245A4EBB"/>
     <w:multiLevelType w:val="hybridMultilevel"/>
     <w:tmpl w:val="AF2CA396"/>
@@ -528,11 +7155,1864 @@
       </w:rPr>
     </w:lvl>
   </w:abstractNum>
+  <w:abstractNum w:abstractNumId="9" w15:restartNumberingAfterBreak="0">
+    <w:nsid w:val="28BC5CB1"/>
+    <w:multiLevelType w:val="multilevel"/>
+    <w:tmpl w:val="9EB28D50"/>
+    <w:lvl w:ilvl="0">
+      <w:start w:val="1"/>
+      <w:numFmt w:val="bullet"/>
+      <w:lvlText w:val=""/>
+      <w:lvlJc w:val="left"/>
+      <w:pPr>
+        <w:tabs>
+          <w:tab w:val="num" w:pos="720"/>
+        </w:tabs>
+        <w:ind w:left="720" w:hanging="360"/>
+      </w:pPr>
+      <w:rPr>
+        <w:rFonts w:ascii="Symbol" w:hAnsi="Symbol" w:hint="default"/>
+        <w:sz w:val="20"/>
+      </w:rPr>
+    </w:lvl>
+    <w:lvl w:ilvl="1" w:tentative="1">
+      <w:start w:val="1"/>
+      <w:numFmt w:val="bullet"/>
+      <w:lvlText w:val="o"/>
+      <w:lvlJc w:val="left"/>
+      <w:pPr>
+        <w:tabs>
+          <w:tab w:val="num" w:pos="1440"/>
+        </w:tabs>
+        <w:ind w:left="1440" w:hanging="360"/>
+      </w:pPr>
+      <w:rPr>
+        <w:rFonts w:ascii="Courier New" w:hAnsi="Courier New" w:hint="default"/>
+        <w:sz w:val="20"/>
+      </w:rPr>
+    </w:lvl>
+    <w:lvl w:ilvl="2" w:tentative="1">
+      <w:start w:val="1"/>
+      <w:numFmt w:val="bullet"/>
+      <w:lvlText w:val=""/>
+      <w:lvlJc w:val="left"/>
+      <w:pPr>
+        <w:tabs>
+          <w:tab w:val="num" w:pos="2160"/>
+        </w:tabs>
+        <w:ind w:left="2160" w:hanging="360"/>
+      </w:pPr>
+      <w:rPr>
+        <w:rFonts w:ascii="Wingdings" w:hAnsi="Wingdings" w:hint="default"/>
+        <w:sz w:val="20"/>
+      </w:rPr>
+    </w:lvl>
+    <w:lvl w:ilvl="3" w:tentative="1">
+      <w:start w:val="1"/>
+      <w:numFmt w:val="bullet"/>
+      <w:lvlText w:val=""/>
+      <w:lvlJc w:val="left"/>
+      <w:pPr>
+        <w:tabs>
+          <w:tab w:val="num" w:pos="2880"/>
+        </w:tabs>
+        <w:ind w:left="2880" w:hanging="360"/>
+      </w:pPr>
+      <w:rPr>
+        <w:rFonts w:ascii="Wingdings" w:hAnsi="Wingdings" w:hint="default"/>
+        <w:sz w:val="20"/>
+      </w:rPr>
+    </w:lvl>
+    <w:lvl w:ilvl="4" w:tentative="1">
+      <w:start w:val="1"/>
+      <w:numFmt w:val="bullet"/>
+      <w:lvlText w:val=""/>
+      <w:lvlJc w:val="left"/>
+      <w:pPr>
+        <w:tabs>
+          <w:tab w:val="num" w:pos="3600"/>
+        </w:tabs>
+        <w:ind w:left="3600" w:hanging="360"/>
+      </w:pPr>
+      <w:rPr>
+        <w:rFonts w:ascii="Wingdings" w:hAnsi="Wingdings" w:hint="default"/>
+        <w:sz w:val="20"/>
+      </w:rPr>
+    </w:lvl>
+    <w:lvl w:ilvl="5" w:tentative="1">
+      <w:start w:val="1"/>
+      <w:numFmt w:val="bullet"/>
+      <w:lvlText w:val=""/>
+      <w:lvlJc w:val="left"/>
+      <w:pPr>
+        <w:tabs>
+          <w:tab w:val="num" w:pos="4320"/>
+        </w:tabs>
+        <w:ind w:left="4320" w:hanging="360"/>
+      </w:pPr>
+      <w:rPr>
+        <w:rFonts w:ascii="Wingdings" w:hAnsi="Wingdings" w:hint="default"/>
+        <w:sz w:val="20"/>
+      </w:rPr>
+    </w:lvl>
+    <w:lvl w:ilvl="6" w:tentative="1">
+      <w:start w:val="1"/>
+      <w:numFmt w:val="bullet"/>
+      <w:lvlText w:val=""/>
+      <w:lvlJc w:val="left"/>
+      <w:pPr>
+        <w:tabs>
+          <w:tab w:val="num" w:pos="5040"/>
+        </w:tabs>
+        <w:ind w:left="5040" w:hanging="360"/>
+      </w:pPr>
+      <w:rPr>
+        <w:rFonts w:ascii="Wingdings" w:hAnsi="Wingdings" w:hint="default"/>
+        <w:sz w:val="20"/>
+      </w:rPr>
+    </w:lvl>
+    <w:lvl w:ilvl="7" w:tentative="1">
+      <w:start w:val="1"/>
+      <w:numFmt w:val="bullet"/>
+      <w:lvlText w:val=""/>
+      <w:lvlJc w:val="left"/>
+      <w:pPr>
+        <w:tabs>
+          <w:tab w:val="num" w:pos="5760"/>
+        </w:tabs>
+        <w:ind w:left="5760" w:hanging="360"/>
+      </w:pPr>
+      <w:rPr>
+        <w:rFonts w:ascii="Wingdings" w:hAnsi="Wingdings" w:hint="default"/>
+        <w:sz w:val="20"/>
+      </w:rPr>
+    </w:lvl>
+    <w:lvl w:ilvl="8" w:tentative="1">
+      <w:start w:val="1"/>
+      <w:numFmt w:val="bullet"/>
+      <w:lvlText w:val=""/>
+      <w:lvlJc w:val="left"/>
+      <w:pPr>
+        <w:tabs>
+          <w:tab w:val="num" w:pos="6480"/>
+        </w:tabs>
+        <w:ind w:left="6480" w:hanging="360"/>
+      </w:pPr>
+      <w:rPr>
+        <w:rFonts w:ascii="Wingdings" w:hAnsi="Wingdings" w:hint="default"/>
+        <w:sz w:val="20"/>
+      </w:rPr>
+    </w:lvl>
+  </w:abstractNum>
+  <w:abstractNum w:abstractNumId="10" w15:restartNumberingAfterBreak="0">
+    <w:nsid w:val="38EE374B"/>
+    <w:multiLevelType w:val="multilevel"/>
+    <w:tmpl w:val="FFA8691C"/>
+    <w:lvl w:ilvl="0">
+      <w:start w:val="1"/>
+      <w:numFmt w:val="bullet"/>
+      <w:lvlText w:val=""/>
+      <w:lvlJc w:val="left"/>
+      <w:pPr>
+        <w:tabs>
+          <w:tab w:val="num" w:pos="720"/>
+        </w:tabs>
+        <w:ind w:left="720" w:hanging="360"/>
+      </w:pPr>
+      <w:rPr>
+        <w:rFonts w:ascii="Symbol" w:hAnsi="Symbol" w:hint="default"/>
+        <w:sz w:val="20"/>
+      </w:rPr>
+    </w:lvl>
+    <w:lvl w:ilvl="1" w:tentative="1">
+      <w:start w:val="1"/>
+      <w:numFmt w:val="bullet"/>
+      <w:lvlText w:val="o"/>
+      <w:lvlJc w:val="left"/>
+      <w:pPr>
+        <w:tabs>
+          <w:tab w:val="num" w:pos="1440"/>
+        </w:tabs>
+        <w:ind w:left="1440" w:hanging="360"/>
+      </w:pPr>
+      <w:rPr>
+        <w:rFonts w:ascii="Courier New" w:hAnsi="Courier New" w:hint="default"/>
+        <w:sz w:val="20"/>
+      </w:rPr>
+    </w:lvl>
+    <w:lvl w:ilvl="2" w:tentative="1">
+      <w:start w:val="1"/>
+      <w:numFmt w:val="bullet"/>
+      <w:lvlText w:val=""/>
+      <w:lvlJc w:val="left"/>
+      <w:pPr>
+        <w:tabs>
+          <w:tab w:val="num" w:pos="2160"/>
+        </w:tabs>
+        <w:ind w:left="2160" w:hanging="360"/>
+      </w:pPr>
+      <w:rPr>
+        <w:rFonts w:ascii="Wingdings" w:hAnsi="Wingdings" w:hint="default"/>
+        <w:sz w:val="20"/>
+      </w:rPr>
+    </w:lvl>
+    <w:lvl w:ilvl="3" w:tentative="1">
+      <w:start w:val="1"/>
+      <w:numFmt w:val="bullet"/>
+      <w:lvlText w:val=""/>
+      <w:lvlJc w:val="left"/>
+      <w:pPr>
+        <w:tabs>
+          <w:tab w:val="num" w:pos="2880"/>
+        </w:tabs>
+        <w:ind w:left="2880" w:hanging="360"/>
+      </w:pPr>
+      <w:rPr>
+        <w:rFonts w:ascii="Wingdings" w:hAnsi="Wingdings" w:hint="default"/>
+        <w:sz w:val="20"/>
+      </w:rPr>
+    </w:lvl>
+    <w:lvl w:ilvl="4" w:tentative="1">
+      <w:start w:val="1"/>
+      <w:numFmt w:val="bullet"/>
+      <w:lvlText w:val=""/>
+      <w:lvlJc w:val="left"/>
+      <w:pPr>
+        <w:tabs>
+          <w:tab w:val="num" w:pos="3600"/>
+        </w:tabs>
+        <w:ind w:left="3600" w:hanging="360"/>
+      </w:pPr>
+      <w:rPr>
+        <w:rFonts w:ascii="Wingdings" w:hAnsi="Wingdings" w:hint="default"/>
+        <w:sz w:val="20"/>
+      </w:rPr>
+    </w:lvl>
+    <w:lvl w:ilvl="5" w:tentative="1">
+      <w:start w:val="1"/>
+      <w:numFmt w:val="bullet"/>
+      <w:lvlText w:val=""/>
+      <w:lvlJc w:val="left"/>
+      <w:pPr>
+        <w:tabs>
+          <w:tab w:val="num" w:pos="4320"/>
+        </w:tabs>
+        <w:ind w:left="4320" w:hanging="360"/>
+      </w:pPr>
+      <w:rPr>
+        <w:rFonts w:ascii="Wingdings" w:hAnsi="Wingdings" w:hint="default"/>
+        <w:sz w:val="20"/>
+      </w:rPr>
+    </w:lvl>
+    <w:lvl w:ilvl="6" w:tentative="1">
+      <w:start w:val="1"/>
+      <w:numFmt w:val="bullet"/>
+      <w:lvlText w:val=""/>
+      <w:lvlJc w:val="left"/>
+      <w:pPr>
+        <w:tabs>
+          <w:tab w:val="num" w:pos="5040"/>
+        </w:tabs>
+        <w:ind w:left="5040" w:hanging="360"/>
+      </w:pPr>
+      <w:rPr>
+        <w:rFonts w:ascii="Wingdings" w:hAnsi="Wingdings" w:hint="default"/>
+        <w:sz w:val="20"/>
+      </w:rPr>
+    </w:lvl>
+    <w:lvl w:ilvl="7" w:tentative="1">
+      <w:start w:val="1"/>
+      <w:numFmt w:val="bullet"/>
+      <w:lvlText w:val=""/>
+      <w:lvlJc w:val="left"/>
+      <w:pPr>
+        <w:tabs>
+          <w:tab w:val="num" w:pos="5760"/>
+        </w:tabs>
+        <w:ind w:left="5760" w:hanging="360"/>
+      </w:pPr>
+      <w:rPr>
+        <w:rFonts w:ascii="Wingdings" w:hAnsi="Wingdings" w:hint="default"/>
+        <w:sz w:val="20"/>
+      </w:rPr>
+    </w:lvl>
+    <w:lvl w:ilvl="8" w:tentative="1">
+      <w:start w:val="1"/>
+      <w:numFmt w:val="bullet"/>
+      <w:lvlText w:val=""/>
+      <w:lvlJc w:val="left"/>
+      <w:pPr>
+        <w:tabs>
+          <w:tab w:val="num" w:pos="6480"/>
+        </w:tabs>
+        <w:ind w:left="6480" w:hanging="360"/>
+      </w:pPr>
+      <w:rPr>
+        <w:rFonts w:ascii="Wingdings" w:hAnsi="Wingdings" w:hint="default"/>
+        <w:sz w:val="20"/>
+      </w:rPr>
+    </w:lvl>
+  </w:abstractNum>
+  <w:abstractNum w:abstractNumId="11" w15:restartNumberingAfterBreak="0">
+    <w:nsid w:val="3A9A68C4"/>
+    <w:multiLevelType w:val="multilevel"/>
+    <w:tmpl w:val="DECA6C2C"/>
+    <w:lvl w:ilvl="0">
+      <w:start w:val="1"/>
+      <w:numFmt w:val="decimal"/>
+      <w:lvlText w:val="%1."/>
+      <w:lvlJc w:val="left"/>
+      <w:pPr>
+        <w:tabs>
+          <w:tab w:val="num" w:pos="720"/>
+        </w:tabs>
+        <w:ind w:left="720" w:hanging="360"/>
+      </w:pPr>
+    </w:lvl>
+    <w:lvl w:ilvl="1" w:tentative="1">
+      <w:start w:val="1"/>
+      <w:numFmt w:val="decimal"/>
+      <w:lvlText w:val="%2."/>
+      <w:lvlJc w:val="left"/>
+      <w:pPr>
+        <w:tabs>
+          <w:tab w:val="num" w:pos="1440"/>
+        </w:tabs>
+        <w:ind w:left="1440" w:hanging="360"/>
+      </w:pPr>
+    </w:lvl>
+    <w:lvl w:ilvl="2" w:tentative="1">
+      <w:start w:val="1"/>
+      <w:numFmt w:val="decimal"/>
+      <w:lvlText w:val="%3."/>
+      <w:lvlJc w:val="left"/>
+      <w:pPr>
+        <w:tabs>
+          <w:tab w:val="num" w:pos="2160"/>
+        </w:tabs>
+        <w:ind w:left="2160" w:hanging="360"/>
+      </w:pPr>
+    </w:lvl>
+    <w:lvl w:ilvl="3" w:tentative="1">
+      <w:start w:val="1"/>
+      <w:numFmt w:val="decimal"/>
+      <w:lvlText w:val="%4."/>
+      <w:lvlJc w:val="left"/>
+      <w:pPr>
+        <w:tabs>
+          <w:tab w:val="num" w:pos="2880"/>
+        </w:tabs>
+        <w:ind w:left="2880" w:hanging="360"/>
+      </w:pPr>
+    </w:lvl>
+    <w:lvl w:ilvl="4" w:tentative="1">
+      <w:start w:val="1"/>
+      <w:numFmt w:val="decimal"/>
+      <w:lvlText w:val="%5."/>
+      <w:lvlJc w:val="left"/>
+      <w:pPr>
+        <w:tabs>
+          <w:tab w:val="num" w:pos="3600"/>
+        </w:tabs>
+        <w:ind w:left="3600" w:hanging="360"/>
+      </w:pPr>
+    </w:lvl>
+    <w:lvl w:ilvl="5" w:tentative="1">
+      <w:start w:val="1"/>
+      <w:numFmt w:val="decimal"/>
+      <w:lvlText w:val="%6."/>
+      <w:lvlJc w:val="left"/>
+      <w:pPr>
+        <w:tabs>
+          <w:tab w:val="num" w:pos="4320"/>
+        </w:tabs>
+        <w:ind w:left="4320" w:hanging="360"/>
+      </w:pPr>
+    </w:lvl>
+    <w:lvl w:ilvl="6" w:tentative="1">
+      <w:start w:val="1"/>
+      <w:numFmt w:val="decimal"/>
+      <w:lvlText w:val="%7."/>
+      <w:lvlJc w:val="left"/>
+      <w:pPr>
+        <w:tabs>
+          <w:tab w:val="num" w:pos="5040"/>
+        </w:tabs>
+        <w:ind w:left="5040" w:hanging="360"/>
+      </w:pPr>
+    </w:lvl>
+    <w:lvl w:ilvl="7" w:tentative="1">
+      <w:start w:val="1"/>
+      <w:numFmt w:val="decimal"/>
+      <w:lvlText w:val="%8."/>
+      <w:lvlJc w:val="left"/>
+      <w:pPr>
+        <w:tabs>
+          <w:tab w:val="num" w:pos="5760"/>
+        </w:tabs>
+        <w:ind w:left="5760" w:hanging="360"/>
+      </w:pPr>
+    </w:lvl>
+    <w:lvl w:ilvl="8" w:tentative="1">
+      <w:start w:val="1"/>
+      <w:numFmt w:val="decimal"/>
+      <w:lvlText w:val="%9."/>
+      <w:lvlJc w:val="left"/>
+      <w:pPr>
+        <w:tabs>
+          <w:tab w:val="num" w:pos="6480"/>
+        </w:tabs>
+        <w:ind w:left="6480" w:hanging="360"/>
+      </w:pPr>
+    </w:lvl>
+  </w:abstractNum>
+  <w:abstractNum w:abstractNumId="12" w15:restartNumberingAfterBreak="0">
+    <w:nsid w:val="3D6746BC"/>
+    <w:multiLevelType w:val="multilevel"/>
+    <w:tmpl w:val="B0903B76"/>
+    <w:lvl w:ilvl="0">
+      <w:start w:val="1"/>
+      <w:numFmt w:val="decimal"/>
+      <w:lvlText w:val="%1."/>
+      <w:lvlJc w:val="left"/>
+      <w:pPr>
+        <w:tabs>
+          <w:tab w:val="num" w:pos="720"/>
+        </w:tabs>
+        <w:ind w:left="720" w:hanging="360"/>
+      </w:pPr>
+    </w:lvl>
+    <w:lvl w:ilvl="1" w:tentative="1">
+      <w:start w:val="1"/>
+      <w:numFmt w:val="decimal"/>
+      <w:lvlText w:val="%2."/>
+      <w:lvlJc w:val="left"/>
+      <w:pPr>
+        <w:tabs>
+          <w:tab w:val="num" w:pos="1440"/>
+        </w:tabs>
+        <w:ind w:left="1440" w:hanging="360"/>
+      </w:pPr>
+    </w:lvl>
+    <w:lvl w:ilvl="2" w:tentative="1">
+      <w:start w:val="1"/>
+      <w:numFmt w:val="decimal"/>
+      <w:lvlText w:val="%3."/>
+      <w:lvlJc w:val="left"/>
+      <w:pPr>
+        <w:tabs>
+          <w:tab w:val="num" w:pos="2160"/>
+        </w:tabs>
+        <w:ind w:left="2160" w:hanging="360"/>
+      </w:pPr>
+    </w:lvl>
+    <w:lvl w:ilvl="3" w:tentative="1">
+      <w:start w:val="1"/>
+      <w:numFmt w:val="decimal"/>
+      <w:lvlText w:val="%4."/>
+      <w:lvlJc w:val="left"/>
+      <w:pPr>
+        <w:tabs>
+          <w:tab w:val="num" w:pos="2880"/>
+        </w:tabs>
+        <w:ind w:left="2880" w:hanging="360"/>
+      </w:pPr>
+    </w:lvl>
+    <w:lvl w:ilvl="4" w:tentative="1">
+      <w:start w:val="1"/>
+      <w:numFmt w:val="decimal"/>
+      <w:lvlText w:val="%5."/>
+      <w:lvlJc w:val="left"/>
+      <w:pPr>
+        <w:tabs>
+          <w:tab w:val="num" w:pos="3600"/>
+        </w:tabs>
+        <w:ind w:left="3600" w:hanging="360"/>
+      </w:pPr>
+    </w:lvl>
+    <w:lvl w:ilvl="5" w:tentative="1">
+      <w:start w:val="1"/>
+      <w:numFmt w:val="decimal"/>
+      <w:lvlText w:val="%6."/>
+      <w:lvlJc w:val="left"/>
+      <w:pPr>
+        <w:tabs>
+          <w:tab w:val="num" w:pos="4320"/>
+        </w:tabs>
+        <w:ind w:left="4320" w:hanging="360"/>
+      </w:pPr>
+    </w:lvl>
+    <w:lvl w:ilvl="6" w:tentative="1">
+      <w:start w:val="1"/>
+      <w:numFmt w:val="decimal"/>
+      <w:lvlText w:val="%7."/>
+      <w:lvlJc w:val="left"/>
+      <w:pPr>
+        <w:tabs>
+          <w:tab w:val="num" w:pos="5040"/>
+        </w:tabs>
+        <w:ind w:left="5040" w:hanging="360"/>
+      </w:pPr>
+    </w:lvl>
+    <w:lvl w:ilvl="7" w:tentative="1">
+      <w:start w:val="1"/>
+      <w:numFmt w:val="decimal"/>
+      <w:lvlText w:val="%8."/>
+      <w:lvlJc w:val="left"/>
+      <w:pPr>
+        <w:tabs>
+          <w:tab w:val="num" w:pos="5760"/>
+        </w:tabs>
+        <w:ind w:left="5760" w:hanging="360"/>
+      </w:pPr>
+    </w:lvl>
+    <w:lvl w:ilvl="8" w:tentative="1">
+      <w:start w:val="1"/>
+      <w:numFmt w:val="decimal"/>
+      <w:lvlText w:val="%9."/>
+      <w:lvlJc w:val="left"/>
+      <w:pPr>
+        <w:tabs>
+          <w:tab w:val="num" w:pos="6480"/>
+        </w:tabs>
+        <w:ind w:left="6480" w:hanging="360"/>
+      </w:pPr>
+    </w:lvl>
+  </w:abstractNum>
+  <w:abstractNum w:abstractNumId="13" w15:restartNumberingAfterBreak="0">
+    <w:nsid w:val="421B514B"/>
+    <w:multiLevelType w:val="multilevel"/>
+    <w:tmpl w:val="FE267C56"/>
+    <w:lvl w:ilvl="0">
+      <w:start w:val="1"/>
+      <w:numFmt w:val="bullet"/>
+      <w:lvlText w:val=""/>
+      <w:lvlJc w:val="left"/>
+      <w:pPr>
+        <w:tabs>
+          <w:tab w:val="num" w:pos="720"/>
+        </w:tabs>
+        <w:ind w:left="720" w:hanging="360"/>
+      </w:pPr>
+      <w:rPr>
+        <w:rFonts w:ascii="Symbol" w:hAnsi="Symbol" w:hint="default"/>
+        <w:sz w:val="20"/>
+      </w:rPr>
+    </w:lvl>
+    <w:lvl w:ilvl="1">
+      <w:start w:val="1"/>
+      <w:numFmt w:val="decimal"/>
+      <w:lvlText w:val="%2."/>
+      <w:lvlJc w:val="left"/>
+      <w:pPr>
+        <w:tabs>
+          <w:tab w:val="num" w:pos="1440"/>
+        </w:tabs>
+        <w:ind w:left="1440" w:hanging="360"/>
+      </w:pPr>
+    </w:lvl>
+    <w:lvl w:ilvl="2" w:tentative="1">
+      <w:start w:val="1"/>
+      <w:numFmt w:val="bullet"/>
+      <w:lvlText w:val=""/>
+      <w:lvlJc w:val="left"/>
+      <w:pPr>
+        <w:tabs>
+          <w:tab w:val="num" w:pos="2160"/>
+        </w:tabs>
+        <w:ind w:left="2160" w:hanging="360"/>
+      </w:pPr>
+      <w:rPr>
+        <w:rFonts w:ascii="Wingdings" w:hAnsi="Wingdings" w:hint="default"/>
+        <w:sz w:val="20"/>
+      </w:rPr>
+    </w:lvl>
+    <w:lvl w:ilvl="3" w:tentative="1">
+      <w:start w:val="1"/>
+      <w:numFmt w:val="bullet"/>
+      <w:lvlText w:val=""/>
+      <w:lvlJc w:val="left"/>
+      <w:pPr>
+        <w:tabs>
+          <w:tab w:val="num" w:pos="2880"/>
+        </w:tabs>
+        <w:ind w:left="2880" w:hanging="360"/>
+      </w:pPr>
+      <w:rPr>
+        <w:rFonts w:ascii="Wingdings" w:hAnsi="Wingdings" w:hint="default"/>
+        <w:sz w:val="20"/>
+      </w:rPr>
+    </w:lvl>
+    <w:lvl w:ilvl="4" w:tentative="1">
+      <w:start w:val="1"/>
+      <w:numFmt w:val="bullet"/>
+      <w:lvlText w:val=""/>
+      <w:lvlJc w:val="left"/>
+      <w:pPr>
+        <w:tabs>
+          <w:tab w:val="num" w:pos="3600"/>
+        </w:tabs>
+        <w:ind w:left="3600" w:hanging="360"/>
+      </w:pPr>
+      <w:rPr>
+        <w:rFonts w:ascii="Wingdings" w:hAnsi="Wingdings" w:hint="default"/>
+        <w:sz w:val="20"/>
+      </w:rPr>
+    </w:lvl>
+    <w:lvl w:ilvl="5" w:tentative="1">
+      <w:start w:val="1"/>
+      <w:numFmt w:val="bullet"/>
+      <w:lvlText w:val=""/>
+      <w:lvlJc w:val="left"/>
+      <w:pPr>
+        <w:tabs>
+          <w:tab w:val="num" w:pos="4320"/>
+        </w:tabs>
+        <w:ind w:left="4320" w:hanging="360"/>
+      </w:pPr>
+      <w:rPr>
+        <w:rFonts w:ascii="Wingdings" w:hAnsi="Wingdings" w:hint="default"/>
+        <w:sz w:val="20"/>
+      </w:rPr>
+    </w:lvl>
+    <w:lvl w:ilvl="6" w:tentative="1">
+      <w:start w:val="1"/>
+      <w:numFmt w:val="bullet"/>
+      <w:lvlText w:val=""/>
+      <w:lvlJc w:val="left"/>
+      <w:pPr>
+        <w:tabs>
+          <w:tab w:val="num" w:pos="5040"/>
+        </w:tabs>
+        <w:ind w:left="5040" w:hanging="360"/>
+      </w:pPr>
+      <w:rPr>
+        <w:rFonts w:ascii="Wingdings" w:hAnsi="Wingdings" w:hint="default"/>
+        <w:sz w:val="20"/>
+      </w:rPr>
+    </w:lvl>
+    <w:lvl w:ilvl="7" w:tentative="1">
+      <w:start w:val="1"/>
+      <w:numFmt w:val="bullet"/>
+      <w:lvlText w:val=""/>
+      <w:lvlJc w:val="left"/>
+      <w:pPr>
+        <w:tabs>
+          <w:tab w:val="num" w:pos="5760"/>
+        </w:tabs>
+        <w:ind w:left="5760" w:hanging="360"/>
+      </w:pPr>
+      <w:rPr>
+        <w:rFonts w:ascii="Wingdings" w:hAnsi="Wingdings" w:hint="default"/>
+        <w:sz w:val="20"/>
+      </w:rPr>
+    </w:lvl>
+    <w:lvl w:ilvl="8" w:tentative="1">
+      <w:start w:val="1"/>
+      <w:numFmt w:val="bullet"/>
+      <w:lvlText w:val=""/>
+      <w:lvlJc w:val="left"/>
+      <w:pPr>
+        <w:tabs>
+          <w:tab w:val="num" w:pos="6480"/>
+        </w:tabs>
+        <w:ind w:left="6480" w:hanging="360"/>
+      </w:pPr>
+      <w:rPr>
+        <w:rFonts w:ascii="Wingdings" w:hAnsi="Wingdings" w:hint="default"/>
+        <w:sz w:val="20"/>
+      </w:rPr>
+    </w:lvl>
+  </w:abstractNum>
+  <w:abstractNum w:abstractNumId="14" w15:restartNumberingAfterBreak="0">
+    <w:nsid w:val="48703DAC"/>
+    <w:multiLevelType w:val="multilevel"/>
+    <w:tmpl w:val="763EB722"/>
+    <w:lvl w:ilvl="0">
+      <w:start w:val="1"/>
+      <w:numFmt w:val="bullet"/>
+      <w:lvlText w:val=""/>
+      <w:lvlJc w:val="left"/>
+      <w:pPr>
+        <w:tabs>
+          <w:tab w:val="num" w:pos="720"/>
+        </w:tabs>
+        <w:ind w:left="720" w:hanging="360"/>
+      </w:pPr>
+      <w:rPr>
+        <w:rFonts w:ascii="Symbol" w:hAnsi="Symbol" w:hint="default"/>
+        <w:sz w:val="20"/>
+      </w:rPr>
+    </w:lvl>
+    <w:lvl w:ilvl="1">
+      <w:start w:val="1"/>
+      <w:numFmt w:val="bullet"/>
+      <w:lvlText w:val="o"/>
+      <w:lvlJc w:val="left"/>
+      <w:pPr>
+        <w:tabs>
+          <w:tab w:val="num" w:pos="1440"/>
+        </w:tabs>
+        <w:ind w:left="1440" w:hanging="360"/>
+      </w:pPr>
+      <w:rPr>
+        <w:rFonts w:ascii="Courier New" w:hAnsi="Courier New" w:hint="default"/>
+        <w:sz w:val="20"/>
+      </w:rPr>
+    </w:lvl>
+    <w:lvl w:ilvl="2" w:tentative="1">
+      <w:start w:val="1"/>
+      <w:numFmt w:val="bullet"/>
+      <w:lvlText w:val=""/>
+      <w:lvlJc w:val="left"/>
+      <w:pPr>
+        <w:tabs>
+          <w:tab w:val="num" w:pos="2160"/>
+        </w:tabs>
+        <w:ind w:left="2160" w:hanging="360"/>
+      </w:pPr>
+      <w:rPr>
+        <w:rFonts w:ascii="Wingdings" w:hAnsi="Wingdings" w:hint="default"/>
+        <w:sz w:val="20"/>
+      </w:rPr>
+    </w:lvl>
+    <w:lvl w:ilvl="3" w:tentative="1">
+      <w:start w:val="1"/>
+      <w:numFmt w:val="bullet"/>
+      <w:lvlText w:val=""/>
+      <w:lvlJc w:val="left"/>
+      <w:pPr>
+        <w:tabs>
+          <w:tab w:val="num" w:pos="2880"/>
+        </w:tabs>
+        <w:ind w:left="2880" w:hanging="360"/>
+      </w:pPr>
+      <w:rPr>
+        <w:rFonts w:ascii="Wingdings" w:hAnsi="Wingdings" w:hint="default"/>
+        <w:sz w:val="20"/>
+      </w:rPr>
+    </w:lvl>
+    <w:lvl w:ilvl="4" w:tentative="1">
+      <w:start w:val="1"/>
+      <w:numFmt w:val="bullet"/>
+      <w:lvlText w:val=""/>
+      <w:lvlJc w:val="left"/>
+      <w:pPr>
+        <w:tabs>
+          <w:tab w:val="num" w:pos="3600"/>
+        </w:tabs>
+        <w:ind w:left="3600" w:hanging="360"/>
+      </w:pPr>
+      <w:rPr>
+        <w:rFonts w:ascii="Wingdings" w:hAnsi="Wingdings" w:hint="default"/>
+        <w:sz w:val="20"/>
+      </w:rPr>
+    </w:lvl>
+    <w:lvl w:ilvl="5" w:tentative="1">
+      <w:start w:val="1"/>
+      <w:numFmt w:val="bullet"/>
+      <w:lvlText w:val=""/>
+      <w:lvlJc w:val="left"/>
+      <w:pPr>
+        <w:tabs>
+          <w:tab w:val="num" w:pos="4320"/>
+        </w:tabs>
+        <w:ind w:left="4320" w:hanging="360"/>
+      </w:pPr>
+      <w:rPr>
+        <w:rFonts w:ascii="Wingdings" w:hAnsi="Wingdings" w:hint="default"/>
+        <w:sz w:val="20"/>
+      </w:rPr>
+    </w:lvl>
+    <w:lvl w:ilvl="6" w:tentative="1">
+      <w:start w:val="1"/>
+      <w:numFmt w:val="bullet"/>
+      <w:lvlText w:val=""/>
+      <w:lvlJc w:val="left"/>
+      <w:pPr>
+        <w:tabs>
+          <w:tab w:val="num" w:pos="5040"/>
+        </w:tabs>
+        <w:ind w:left="5040" w:hanging="360"/>
+      </w:pPr>
+      <w:rPr>
+        <w:rFonts w:ascii="Wingdings" w:hAnsi="Wingdings" w:hint="default"/>
+        <w:sz w:val="20"/>
+      </w:rPr>
+    </w:lvl>
+    <w:lvl w:ilvl="7" w:tentative="1">
+      <w:start w:val="1"/>
+      <w:numFmt w:val="bullet"/>
+      <w:lvlText w:val=""/>
+      <w:lvlJc w:val="left"/>
+      <w:pPr>
+        <w:tabs>
+          <w:tab w:val="num" w:pos="5760"/>
+        </w:tabs>
+        <w:ind w:left="5760" w:hanging="360"/>
+      </w:pPr>
+      <w:rPr>
+        <w:rFonts w:ascii="Wingdings" w:hAnsi="Wingdings" w:hint="default"/>
+        <w:sz w:val="20"/>
+      </w:rPr>
+    </w:lvl>
+    <w:lvl w:ilvl="8" w:tentative="1">
+      <w:start w:val="1"/>
+      <w:numFmt w:val="bullet"/>
+      <w:lvlText w:val=""/>
+      <w:lvlJc w:val="left"/>
+      <w:pPr>
+        <w:tabs>
+          <w:tab w:val="num" w:pos="6480"/>
+        </w:tabs>
+        <w:ind w:left="6480" w:hanging="360"/>
+      </w:pPr>
+      <w:rPr>
+        <w:rFonts w:ascii="Wingdings" w:hAnsi="Wingdings" w:hint="default"/>
+        <w:sz w:val="20"/>
+      </w:rPr>
+    </w:lvl>
+  </w:abstractNum>
+  <w:abstractNum w:abstractNumId="15" w15:restartNumberingAfterBreak="0">
+    <w:nsid w:val="50AD39B5"/>
+    <w:multiLevelType w:val="multilevel"/>
+    <w:tmpl w:val="17DA6AF4"/>
+    <w:lvl w:ilvl="0">
+      <w:start w:val="1"/>
+      <w:numFmt w:val="bullet"/>
+      <w:lvlText w:val=""/>
+      <w:lvlJc w:val="left"/>
+      <w:pPr>
+        <w:tabs>
+          <w:tab w:val="num" w:pos="720"/>
+        </w:tabs>
+        <w:ind w:left="720" w:hanging="360"/>
+      </w:pPr>
+      <w:rPr>
+        <w:rFonts w:ascii="Symbol" w:hAnsi="Symbol" w:hint="default"/>
+        <w:sz w:val="20"/>
+      </w:rPr>
+    </w:lvl>
+    <w:lvl w:ilvl="1" w:tentative="1">
+      <w:start w:val="1"/>
+      <w:numFmt w:val="bullet"/>
+      <w:lvlText w:val="o"/>
+      <w:lvlJc w:val="left"/>
+      <w:pPr>
+        <w:tabs>
+          <w:tab w:val="num" w:pos="1440"/>
+        </w:tabs>
+        <w:ind w:left="1440" w:hanging="360"/>
+      </w:pPr>
+      <w:rPr>
+        <w:rFonts w:ascii="Courier New" w:hAnsi="Courier New" w:hint="default"/>
+        <w:sz w:val="20"/>
+      </w:rPr>
+    </w:lvl>
+    <w:lvl w:ilvl="2" w:tentative="1">
+      <w:start w:val="1"/>
+      <w:numFmt w:val="bullet"/>
+      <w:lvlText w:val=""/>
+      <w:lvlJc w:val="left"/>
+      <w:pPr>
+        <w:tabs>
+          <w:tab w:val="num" w:pos="2160"/>
+        </w:tabs>
+        <w:ind w:left="2160" w:hanging="360"/>
+      </w:pPr>
+      <w:rPr>
+        <w:rFonts w:ascii="Wingdings" w:hAnsi="Wingdings" w:hint="default"/>
+        <w:sz w:val="20"/>
+      </w:rPr>
+    </w:lvl>
+    <w:lvl w:ilvl="3" w:tentative="1">
+      <w:start w:val="1"/>
+      <w:numFmt w:val="bullet"/>
+      <w:lvlText w:val=""/>
+      <w:lvlJc w:val="left"/>
+      <w:pPr>
+        <w:tabs>
+          <w:tab w:val="num" w:pos="2880"/>
+        </w:tabs>
+        <w:ind w:left="2880" w:hanging="360"/>
+      </w:pPr>
+      <w:rPr>
+        <w:rFonts w:ascii="Wingdings" w:hAnsi="Wingdings" w:hint="default"/>
+        <w:sz w:val="20"/>
+      </w:rPr>
+    </w:lvl>
+    <w:lvl w:ilvl="4" w:tentative="1">
+      <w:start w:val="1"/>
+      <w:numFmt w:val="bullet"/>
+      <w:lvlText w:val=""/>
+      <w:lvlJc w:val="left"/>
+      <w:pPr>
+        <w:tabs>
+          <w:tab w:val="num" w:pos="3600"/>
+        </w:tabs>
+        <w:ind w:left="3600" w:hanging="360"/>
+      </w:pPr>
+      <w:rPr>
+        <w:rFonts w:ascii="Wingdings" w:hAnsi="Wingdings" w:hint="default"/>
+        <w:sz w:val="20"/>
+      </w:rPr>
+    </w:lvl>
+    <w:lvl w:ilvl="5" w:tentative="1">
+      <w:start w:val="1"/>
+      <w:numFmt w:val="bullet"/>
+      <w:lvlText w:val=""/>
+      <w:lvlJc w:val="left"/>
+      <w:pPr>
+        <w:tabs>
+          <w:tab w:val="num" w:pos="4320"/>
+        </w:tabs>
+        <w:ind w:left="4320" w:hanging="360"/>
+      </w:pPr>
+      <w:rPr>
+        <w:rFonts w:ascii="Wingdings" w:hAnsi="Wingdings" w:hint="default"/>
+        <w:sz w:val="20"/>
+      </w:rPr>
+    </w:lvl>
+    <w:lvl w:ilvl="6" w:tentative="1">
+      <w:start w:val="1"/>
+      <w:numFmt w:val="bullet"/>
+      <w:lvlText w:val=""/>
+      <w:lvlJc w:val="left"/>
+      <w:pPr>
+        <w:tabs>
+          <w:tab w:val="num" w:pos="5040"/>
+        </w:tabs>
+        <w:ind w:left="5040" w:hanging="360"/>
+      </w:pPr>
+      <w:rPr>
+        <w:rFonts w:ascii="Wingdings" w:hAnsi="Wingdings" w:hint="default"/>
+        <w:sz w:val="20"/>
+      </w:rPr>
+    </w:lvl>
+    <w:lvl w:ilvl="7" w:tentative="1">
+      <w:start w:val="1"/>
+      <w:numFmt w:val="bullet"/>
+      <w:lvlText w:val=""/>
+      <w:lvlJc w:val="left"/>
+      <w:pPr>
+        <w:tabs>
+          <w:tab w:val="num" w:pos="5760"/>
+        </w:tabs>
+        <w:ind w:left="5760" w:hanging="360"/>
+      </w:pPr>
+      <w:rPr>
+        <w:rFonts w:ascii="Wingdings" w:hAnsi="Wingdings" w:hint="default"/>
+        <w:sz w:val="20"/>
+      </w:rPr>
+    </w:lvl>
+    <w:lvl w:ilvl="8" w:tentative="1">
+      <w:start w:val="1"/>
+      <w:numFmt w:val="bullet"/>
+      <w:lvlText w:val=""/>
+      <w:lvlJc w:val="left"/>
+      <w:pPr>
+        <w:tabs>
+          <w:tab w:val="num" w:pos="6480"/>
+        </w:tabs>
+        <w:ind w:left="6480" w:hanging="360"/>
+      </w:pPr>
+      <w:rPr>
+        <w:rFonts w:ascii="Wingdings" w:hAnsi="Wingdings" w:hint="default"/>
+        <w:sz w:val="20"/>
+      </w:rPr>
+    </w:lvl>
+  </w:abstractNum>
+  <w:abstractNum w:abstractNumId="16" w15:restartNumberingAfterBreak="0">
+    <w:nsid w:val="588815ED"/>
+    <w:multiLevelType w:val="multilevel"/>
+    <w:tmpl w:val="CFFC8BF4"/>
+    <w:lvl w:ilvl="0">
+      <w:start w:val="1"/>
+      <w:numFmt w:val="decimal"/>
+      <w:lvlText w:val="%1."/>
+      <w:lvlJc w:val="left"/>
+      <w:pPr>
+        <w:tabs>
+          <w:tab w:val="num" w:pos="720"/>
+        </w:tabs>
+        <w:ind w:left="720" w:hanging="360"/>
+      </w:pPr>
+    </w:lvl>
+    <w:lvl w:ilvl="1" w:tentative="1">
+      <w:start w:val="1"/>
+      <w:numFmt w:val="decimal"/>
+      <w:lvlText w:val="%2."/>
+      <w:lvlJc w:val="left"/>
+      <w:pPr>
+        <w:tabs>
+          <w:tab w:val="num" w:pos="1440"/>
+        </w:tabs>
+        <w:ind w:left="1440" w:hanging="360"/>
+      </w:pPr>
+    </w:lvl>
+    <w:lvl w:ilvl="2" w:tentative="1">
+      <w:start w:val="1"/>
+      <w:numFmt w:val="decimal"/>
+      <w:lvlText w:val="%3."/>
+      <w:lvlJc w:val="left"/>
+      <w:pPr>
+        <w:tabs>
+          <w:tab w:val="num" w:pos="2160"/>
+        </w:tabs>
+        <w:ind w:left="2160" w:hanging="360"/>
+      </w:pPr>
+    </w:lvl>
+    <w:lvl w:ilvl="3" w:tentative="1">
+      <w:start w:val="1"/>
+      <w:numFmt w:val="decimal"/>
+      <w:lvlText w:val="%4."/>
+      <w:lvlJc w:val="left"/>
+      <w:pPr>
+        <w:tabs>
+          <w:tab w:val="num" w:pos="2880"/>
+        </w:tabs>
+        <w:ind w:left="2880" w:hanging="360"/>
+      </w:pPr>
+    </w:lvl>
+    <w:lvl w:ilvl="4" w:tentative="1">
+      <w:start w:val="1"/>
+      <w:numFmt w:val="decimal"/>
+      <w:lvlText w:val="%5."/>
+      <w:lvlJc w:val="left"/>
+      <w:pPr>
+        <w:tabs>
+          <w:tab w:val="num" w:pos="3600"/>
+        </w:tabs>
+        <w:ind w:left="3600" w:hanging="360"/>
+      </w:pPr>
+    </w:lvl>
+    <w:lvl w:ilvl="5" w:tentative="1">
+      <w:start w:val="1"/>
+      <w:numFmt w:val="decimal"/>
+      <w:lvlText w:val="%6."/>
+      <w:lvlJc w:val="left"/>
+      <w:pPr>
+        <w:tabs>
+          <w:tab w:val="num" w:pos="4320"/>
+        </w:tabs>
+        <w:ind w:left="4320" w:hanging="360"/>
+      </w:pPr>
+    </w:lvl>
+    <w:lvl w:ilvl="6" w:tentative="1">
+      <w:start w:val="1"/>
+      <w:numFmt w:val="decimal"/>
+      <w:lvlText w:val="%7."/>
+      <w:lvlJc w:val="left"/>
+      <w:pPr>
+        <w:tabs>
+          <w:tab w:val="num" w:pos="5040"/>
+        </w:tabs>
+        <w:ind w:left="5040" w:hanging="360"/>
+      </w:pPr>
+    </w:lvl>
+    <w:lvl w:ilvl="7" w:tentative="1">
+      <w:start w:val="1"/>
+      <w:numFmt w:val="decimal"/>
+      <w:lvlText w:val="%8."/>
+      <w:lvlJc w:val="left"/>
+      <w:pPr>
+        <w:tabs>
+          <w:tab w:val="num" w:pos="5760"/>
+        </w:tabs>
+        <w:ind w:left="5760" w:hanging="360"/>
+      </w:pPr>
+    </w:lvl>
+    <w:lvl w:ilvl="8" w:tentative="1">
+      <w:start w:val="1"/>
+      <w:numFmt w:val="decimal"/>
+      <w:lvlText w:val="%9."/>
+      <w:lvlJc w:val="left"/>
+      <w:pPr>
+        <w:tabs>
+          <w:tab w:val="num" w:pos="6480"/>
+        </w:tabs>
+        <w:ind w:left="6480" w:hanging="360"/>
+      </w:pPr>
+    </w:lvl>
+  </w:abstractNum>
+  <w:abstractNum w:abstractNumId="17" w15:restartNumberingAfterBreak="0">
+    <w:nsid w:val="62192D69"/>
+    <w:multiLevelType w:val="multilevel"/>
+    <w:tmpl w:val="BD829D5C"/>
+    <w:lvl w:ilvl="0">
+      <w:start w:val="1"/>
+      <w:numFmt w:val="bullet"/>
+      <w:lvlText w:val=""/>
+      <w:lvlJc w:val="left"/>
+      <w:pPr>
+        <w:tabs>
+          <w:tab w:val="num" w:pos="720"/>
+        </w:tabs>
+        <w:ind w:left="720" w:hanging="360"/>
+      </w:pPr>
+      <w:rPr>
+        <w:rFonts w:ascii="Symbol" w:hAnsi="Symbol" w:hint="default"/>
+        <w:sz w:val="20"/>
+      </w:rPr>
+    </w:lvl>
+    <w:lvl w:ilvl="1" w:tentative="1">
+      <w:start w:val="1"/>
+      <w:numFmt w:val="bullet"/>
+      <w:lvlText w:val="o"/>
+      <w:lvlJc w:val="left"/>
+      <w:pPr>
+        <w:tabs>
+          <w:tab w:val="num" w:pos="1440"/>
+        </w:tabs>
+        <w:ind w:left="1440" w:hanging="360"/>
+      </w:pPr>
+      <w:rPr>
+        <w:rFonts w:ascii="Courier New" w:hAnsi="Courier New" w:hint="default"/>
+        <w:sz w:val="20"/>
+      </w:rPr>
+    </w:lvl>
+    <w:lvl w:ilvl="2" w:tentative="1">
+      <w:start w:val="1"/>
+      <w:numFmt w:val="bullet"/>
+      <w:lvlText w:val=""/>
+      <w:lvlJc w:val="left"/>
+      <w:pPr>
+        <w:tabs>
+          <w:tab w:val="num" w:pos="2160"/>
+        </w:tabs>
+        <w:ind w:left="2160" w:hanging="360"/>
+      </w:pPr>
+      <w:rPr>
+        <w:rFonts w:ascii="Wingdings" w:hAnsi="Wingdings" w:hint="default"/>
+        <w:sz w:val="20"/>
+      </w:rPr>
+    </w:lvl>
+    <w:lvl w:ilvl="3" w:tentative="1">
+      <w:start w:val="1"/>
+      <w:numFmt w:val="bullet"/>
+      <w:lvlText w:val=""/>
+      <w:lvlJc w:val="left"/>
+      <w:pPr>
+        <w:tabs>
+          <w:tab w:val="num" w:pos="2880"/>
+        </w:tabs>
+        <w:ind w:left="2880" w:hanging="360"/>
+      </w:pPr>
+      <w:rPr>
+        <w:rFonts w:ascii="Wingdings" w:hAnsi="Wingdings" w:hint="default"/>
+        <w:sz w:val="20"/>
+      </w:rPr>
+    </w:lvl>
+    <w:lvl w:ilvl="4" w:tentative="1">
+      <w:start w:val="1"/>
+      <w:numFmt w:val="bullet"/>
+      <w:lvlText w:val=""/>
+      <w:lvlJc w:val="left"/>
+      <w:pPr>
+        <w:tabs>
+          <w:tab w:val="num" w:pos="3600"/>
+        </w:tabs>
+        <w:ind w:left="3600" w:hanging="360"/>
+      </w:pPr>
+      <w:rPr>
+        <w:rFonts w:ascii="Wingdings" w:hAnsi="Wingdings" w:hint="default"/>
+        <w:sz w:val="20"/>
+      </w:rPr>
+    </w:lvl>
+    <w:lvl w:ilvl="5" w:tentative="1">
+      <w:start w:val="1"/>
+      <w:numFmt w:val="bullet"/>
+      <w:lvlText w:val=""/>
+      <w:lvlJc w:val="left"/>
+      <w:pPr>
+        <w:tabs>
+          <w:tab w:val="num" w:pos="4320"/>
+        </w:tabs>
+        <w:ind w:left="4320" w:hanging="360"/>
+      </w:pPr>
+      <w:rPr>
+        <w:rFonts w:ascii="Wingdings" w:hAnsi="Wingdings" w:hint="default"/>
+        <w:sz w:val="20"/>
+      </w:rPr>
+    </w:lvl>
+    <w:lvl w:ilvl="6" w:tentative="1">
+      <w:start w:val="1"/>
+      <w:numFmt w:val="bullet"/>
+      <w:lvlText w:val=""/>
+      <w:lvlJc w:val="left"/>
+      <w:pPr>
+        <w:tabs>
+          <w:tab w:val="num" w:pos="5040"/>
+        </w:tabs>
+        <w:ind w:left="5040" w:hanging="360"/>
+      </w:pPr>
+      <w:rPr>
+        <w:rFonts w:ascii="Wingdings" w:hAnsi="Wingdings" w:hint="default"/>
+        <w:sz w:val="20"/>
+      </w:rPr>
+    </w:lvl>
+    <w:lvl w:ilvl="7" w:tentative="1">
+      <w:start w:val="1"/>
+      <w:numFmt w:val="bullet"/>
+      <w:lvlText w:val=""/>
+      <w:lvlJc w:val="left"/>
+      <w:pPr>
+        <w:tabs>
+          <w:tab w:val="num" w:pos="5760"/>
+        </w:tabs>
+        <w:ind w:left="5760" w:hanging="360"/>
+      </w:pPr>
+      <w:rPr>
+        <w:rFonts w:ascii="Wingdings" w:hAnsi="Wingdings" w:hint="default"/>
+        <w:sz w:val="20"/>
+      </w:rPr>
+    </w:lvl>
+    <w:lvl w:ilvl="8" w:tentative="1">
+      <w:start w:val="1"/>
+      <w:numFmt w:val="bullet"/>
+      <w:lvlText w:val=""/>
+      <w:lvlJc w:val="left"/>
+      <w:pPr>
+        <w:tabs>
+          <w:tab w:val="num" w:pos="6480"/>
+        </w:tabs>
+        <w:ind w:left="6480" w:hanging="360"/>
+      </w:pPr>
+      <w:rPr>
+        <w:rFonts w:ascii="Wingdings" w:hAnsi="Wingdings" w:hint="default"/>
+        <w:sz w:val="20"/>
+      </w:rPr>
+    </w:lvl>
+  </w:abstractNum>
+  <w:abstractNum w:abstractNumId="18" w15:restartNumberingAfterBreak="0">
+    <w:nsid w:val="62812D66"/>
+    <w:multiLevelType w:val="multilevel"/>
+    <w:tmpl w:val="D3F6393A"/>
+    <w:lvl w:ilvl="0">
+      <w:start w:val="1"/>
+      <w:numFmt w:val="decimal"/>
+      <w:lvlText w:val="%1."/>
+      <w:lvlJc w:val="left"/>
+      <w:pPr>
+        <w:tabs>
+          <w:tab w:val="num" w:pos="720"/>
+        </w:tabs>
+        <w:ind w:left="720" w:hanging="360"/>
+      </w:pPr>
+    </w:lvl>
+    <w:lvl w:ilvl="1">
+      <w:start w:val="1"/>
+      <w:numFmt w:val="bullet"/>
+      <w:lvlText w:val="o"/>
+      <w:lvlJc w:val="left"/>
+      <w:pPr>
+        <w:tabs>
+          <w:tab w:val="num" w:pos="1440"/>
+        </w:tabs>
+        <w:ind w:left="1440" w:hanging="360"/>
+      </w:pPr>
+      <w:rPr>
+        <w:rFonts w:ascii="Courier New" w:hAnsi="Courier New" w:hint="default"/>
+        <w:sz w:val="20"/>
+      </w:rPr>
+    </w:lvl>
+    <w:lvl w:ilvl="2" w:tentative="1">
+      <w:start w:val="1"/>
+      <w:numFmt w:val="decimal"/>
+      <w:lvlText w:val="%3."/>
+      <w:lvlJc w:val="left"/>
+      <w:pPr>
+        <w:tabs>
+          <w:tab w:val="num" w:pos="2160"/>
+        </w:tabs>
+        <w:ind w:left="2160" w:hanging="360"/>
+      </w:pPr>
+    </w:lvl>
+    <w:lvl w:ilvl="3" w:tentative="1">
+      <w:start w:val="1"/>
+      <w:numFmt w:val="decimal"/>
+      <w:lvlText w:val="%4."/>
+      <w:lvlJc w:val="left"/>
+      <w:pPr>
+        <w:tabs>
+          <w:tab w:val="num" w:pos="2880"/>
+        </w:tabs>
+        <w:ind w:left="2880" w:hanging="360"/>
+      </w:pPr>
+    </w:lvl>
+    <w:lvl w:ilvl="4" w:tentative="1">
+      <w:start w:val="1"/>
+      <w:numFmt w:val="decimal"/>
+      <w:lvlText w:val="%5."/>
+      <w:lvlJc w:val="left"/>
+      <w:pPr>
+        <w:tabs>
+          <w:tab w:val="num" w:pos="3600"/>
+        </w:tabs>
+        <w:ind w:left="3600" w:hanging="360"/>
+      </w:pPr>
+    </w:lvl>
+    <w:lvl w:ilvl="5" w:tentative="1">
+      <w:start w:val="1"/>
+      <w:numFmt w:val="decimal"/>
+      <w:lvlText w:val="%6."/>
+      <w:lvlJc w:val="left"/>
+      <w:pPr>
+        <w:tabs>
+          <w:tab w:val="num" w:pos="4320"/>
+        </w:tabs>
+        <w:ind w:left="4320" w:hanging="360"/>
+      </w:pPr>
+    </w:lvl>
+    <w:lvl w:ilvl="6" w:tentative="1">
+      <w:start w:val="1"/>
+      <w:numFmt w:val="decimal"/>
+      <w:lvlText w:val="%7."/>
+      <w:lvlJc w:val="left"/>
+      <w:pPr>
+        <w:tabs>
+          <w:tab w:val="num" w:pos="5040"/>
+        </w:tabs>
+        <w:ind w:left="5040" w:hanging="360"/>
+      </w:pPr>
+    </w:lvl>
+    <w:lvl w:ilvl="7" w:tentative="1">
+      <w:start w:val="1"/>
+      <w:numFmt w:val="decimal"/>
+      <w:lvlText w:val="%8."/>
+      <w:lvlJc w:val="left"/>
+      <w:pPr>
+        <w:tabs>
+          <w:tab w:val="num" w:pos="5760"/>
+        </w:tabs>
+        <w:ind w:left="5760" w:hanging="360"/>
+      </w:pPr>
+    </w:lvl>
+    <w:lvl w:ilvl="8" w:tentative="1">
+      <w:start w:val="1"/>
+      <w:numFmt w:val="decimal"/>
+      <w:lvlText w:val="%9."/>
+      <w:lvlJc w:val="left"/>
+      <w:pPr>
+        <w:tabs>
+          <w:tab w:val="num" w:pos="6480"/>
+        </w:tabs>
+        <w:ind w:left="6480" w:hanging="360"/>
+      </w:pPr>
+    </w:lvl>
+  </w:abstractNum>
+  <w:abstractNum w:abstractNumId="19" w15:restartNumberingAfterBreak="0">
+    <w:nsid w:val="66372309"/>
+    <w:multiLevelType w:val="multilevel"/>
+    <w:tmpl w:val="95D8FCAE"/>
+    <w:lvl w:ilvl="0">
+      <w:start w:val="1"/>
+      <w:numFmt w:val="bullet"/>
+      <w:lvlText w:val=""/>
+      <w:lvlJc w:val="left"/>
+      <w:pPr>
+        <w:tabs>
+          <w:tab w:val="num" w:pos="720"/>
+        </w:tabs>
+        <w:ind w:left="720" w:hanging="360"/>
+      </w:pPr>
+      <w:rPr>
+        <w:rFonts w:ascii="Symbol" w:hAnsi="Symbol" w:hint="default"/>
+        <w:sz w:val="20"/>
+      </w:rPr>
+    </w:lvl>
+    <w:lvl w:ilvl="1" w:tentative="1">
+      <w:start w:val="1"/>
+      <w:numFmt w:val="bullet"/>
+      <w:lvlText w:val="o"/>
+      <w:lvlJc w:val="left"/>
+      <w:pPr>
+        <w:tabs>
+          <w:tab w:val="num" w:pos="1440"/>
+        </w:tabs>
+        <w:ind w:left="1440" w:hanging="360"/>
+      </w:pPr>
+      <w:rPr>
+        <w:rFonts w:ascii="Courier New" w:hAnsi="Courier New" w:hint="default"/>
+        <w:sz w:val="20"/>
+      </w:rPr>
+    </w:lvl>
+    <w:lvl w:ilvl="2" w:tentative="1">
+      <w:start w:val="1"/>
+      <w:numFmt w:val="bullet"/>
+      <w:lvlText w:val=""/>
+      <w:lvlJc w:val="left"/>
+      <w:pPr>
+        <w:tabs>
+          <w:tab w:val="num" w:pos="2160"/>
+        </w:tabs>
+        <w:ind w:left="2160" w:hanging="360"/>
+      </w:pPr>
+      <w:rPr>
+        <w:rFonts w:ascii="Wingdings" w:hAnsi="Wingdings" w:hint="default"/>
+        <w:sz w:val="20"/>
+      </w:rPr>
+    </w:lvl>
+    <w:lvl w:ilvl="3" w:tentative="1">
+      <w:start w:val="1"/>
+      <w:numFmt w:val="bullet"/>
+      <w:lvlText w:val=""/>
+      <w:lvlJc w:val="left"/>
+      <w:pPr>
+        <w:tabs>
+          <w:tab w:val="num" w:pos="2880"/>
+        </w:tabs>
+        <w:ind w:left="2880" w:hanging="360"/>
+      </w:pPr>
+      <w:rPr>
+        <w:rFonts w:ascii="Wingdings" w:hAnsi="Wingdings" w:hint="default"/>
+        <w:sz w:val="20"/>
+      </w:rPr>
+    </w:lvl>
+    <w:lvl w:ilvl="4" w:tentative="1">
+      <w:start w:val="1"/>
+      <w:numFmt w:val="bullet"/>
+      <w:lvlText w:val=""/>
+      <w:lvlJc w:val="left"/>
+      <w:pPr>
+        <w:tabs>
+          <w:tab w:val="num" w:pos="3600"/>
+        </w:tabs>
+        <w:ind w:left="3600" w:hanging="360"/>
+      </w:pPr>
+      <w:rPr>
+        <w:rFonts w:ascii="Wingdings" w:hAnsi="Wingdings" w:hint="default"/>
+        <w:sz w:val="20"/>
+      </w:rPr>
+    </w:lvl>
+    <w:lvl w:ilvl="5" w:tentative="1">
+      <w:start w:val="1"/>
+      <w:numFmt w:val="bullet"/>
+      <w:lvlText w:val=""/>
+      <w:lvlJc w:val="left"/>
+      <w:pPr>
+        <w:tabs>
+          <w:tab w:val="num" w:pos="4320"/>
+        </w:tabs>
+        <w:ind w:left="4320" w:hanging="360"/>
+      </w:pPr>
+      <w:rPr>
+        <w:rFonts w:ascii="Wingdings" w:hAnsi="Wingdings" w:hint="default"/>
+        <w:sz w:val="20"/>
+      </w:rPr>
+    </w:lvl>
+    <w:lvl w:ilvl="6" w:tentative="1">
+      <w:start w:val="1"/>
+      <w:numFmt w:val="bullet"/>
+      <w:lvlText w:val=""/>
+      <w:lvlJc w:val="left"/>
+      <w:pPr>
+        <w:tabs>
+          <w:tab w:val="num" w:pos="5040"/>
+        </w:tabs>
+        <w:ind w:left="5040" w:hanging="360"/>
+      </w:pPr>
+      <w:rPr>
+        <w:rFonts w:ascii="Wingdings" w:hAnsi="Wingdings" w:hint="default"/>
+        <w:sz w:val="20"/>
+      </w:rPr>
+    </w:lvl>
+    <w:lvl w:ilvl="7" w:tentative="1">
+      <w:start w:val="1"/>
+      <w:numFmt w:val="bullet"/>
+      <w:lvlText w:val=""/>
+      <w:lvlJc w:val="left"/>
+      <w:pPr>
+        <w:tabs>
+          <w:tab w:val="num" w:pos="5760"/>
+        </w:tabs>
+        <w:ind w:left="5760" w:hanging="360"/>
+      </w:pPr>
+      <w:rPr>
+        <w:rFonts w:ascii="Wingdings" w:hAnsi="Wingdings" w:hint="default"/>
+        <w:sz w:val="20"/>
+      </w:rPr>
+    </w:lvl>
+    <w:lvl w:ilvl="8" w:tentative="1">
+      <w:start w:val="1"/>
+      <w:numFmt w:val="bullet"/>
+      <w:lvlText w:val=""/>
+      <w:lvlJc w:val="left"/>
+      <w:pPr>
+        <w:tabs>
+          <w:tab w:val="num" w:pos="6480"/>
+        </w:tabs>
+        <w:ind w:left="6480" w:hanging="360"/>
+      </w:pPr>
+      <w:rPr>
+        <w:rFonts w:ascii="Wingdings" w:hAnsi="Wingdings" w:hint="default"/>
+        <w:sz w:val="20"/>
+      </w:rPr>
+    </w:lvl>
+  </w:abstractNum>
+  <w:abstractNum w:abstractNumId="20" w15:restartNumberingAfterBreak="0">
+    <w:nsid w:val="78D969FB"/>
+    <w:multiLevelType w:val="multilevel"/>
+    <w:tmpl w:val="0D000B3A"/>
+    <w:lvl w:ilvl="0">
+      <w:start w:val="1"/>
+      <w:numFmt w:val="bullet"/>
+      <w:lvlText w:val=""/>
+      <w:lvlJc w:val="left"/>
+      <w:pPr>
+        <w:tabs>
+          <w:tab w:val="num" w:pos="720"/>
+        </w:tabs>
+        <w:ind w:left="720" w:hanging="360"/>
+      </w:pPr>
+      <w:rPr>
+        <w:rFonts w:ascii="Symbol" w:hAnsi="Symbol" w:hint="default"/>
+        <w:sz w:val="20"/>
+      </w:rPr>
+    </w:lvl>
+    <w:lvl w:ilvl="1" w:tentative="1">
+      <w:start w:val="1"/>
+      <w:numFmt w:val="bullet"/>
+      <w:lvlText w:val="o"/>
+      <w:lvlJc w:val="left"/>
+      <w:pPr>
+        <w:tabs>
+          <w:tab w:val="num" w:pos="1440"/>
+        </w:tabs>
+        <w:ind w:left="1440" w:hanging="360"/>
+      </w:pPr>
+      <w:rPr>
+        <w:rFonts w:ascii="Courier New" w:hAnsi="Courier New" w:hint="default"/>
+        <w:sz w:val="20"/>
+      </w:rPr>
+    </w:lvl>
+    <w:lvl w:ilvl="2" w:tentative="1">
+      <w:start w:val="1"/>
+      <w:numFmt w:val="bullet"/>
+      <w:lvlText w:val=""/>
+      <w:lvlJc w:val="left"/>
+      <w:pPr>
+        <w:tabs>
+          <w:tab w:val="num" w:pos="2160"/>
+        </w:tabs>
+        <w:ind w:left="2160" w:hanging="360"/>
+      </w:pPr>
+      <w:rPr>
+        <w:rFonts w:ascii="Wingdings" w:hAnsi="Wingdings" w:hint="default"/>
+        <w:sz w:val="20"/>
+      </w:rPr>
+    </w:lvl>
+    <w:lvl w:ilvl="3" w:tentative="1">
+      <w:start w:val="1"/>
+      <w:numFmt w:val="bullet"/>
+      <w:lvlText w:val=""/>
+      <w:lvlJc w:val="left"/>
+      <w:pPr>
+        <w:tabs>
+          <w:tab w:val="num" w:pos="2880"/>
+        </w:tabs>
+        <w:ind w:left="2880" w:hanging="360"/>
+      </w:pPr>
+      <w:rPr>
+        <w:rFonts w:ascii="Wingdings" w:hAnsi="Wingdings" w:hint="default"/>
+        <w:sz w:val="20"/>
+      </w:rPr>
+    </w:lvl>
+    <w:lvl w:ilvl="4" w:tentative="1">
+      <w:start w:val="1"/>
+      <w:numFmt w:val="bullet"/>
+      <w:lvlText w:val=""/>
+      <w:lvlJc w:val="left"/>
+      <w:pPr>
+        <w:tabs>
+          <w:tab w:val="num" w:pos="3600"/>
+        </w:tabs>
+        <w:ind w:left="3600" w:hanging="360"/>
+      </w:pPr>
+      <w:rPr>
+        <w:rFonts w:ascii="Wingdings" w:hAnsi="Wingdings" w:hint="default"/>
+        <w:sz w:val="20"/>
+      </w:rPr>
+    </w:lvl>
+    <w:lvl w:ilvl="5" w:tentative="1">
+      <w:start w:val="1"/>
+      <w:numFmt w:val="bullet"/>
+      <w:lvlText w:val=""/>
+      <w:lvlJc w:val="left"/>
+      <w:pPr>
+        <w:tabs>
+          <w:tab w:val="num" w:pos="4320"/>
+        </w:tabs>
+        <w:ind w:left="4320" w:hanging="360"/>
+      </w:pPr>
+      <w:rPr>
+        <w:rFonts w:ascii="Wingdings" w:hAnsi="Wingdings" w:hint="default"/>
+        <w:sz w:val="20"/>
+      </w:rPr>
+    </w:lvl>
+    <w:lvl w:ilvl="6" w:tentative="1">
+      <w:start w:val="1"/>
+      <w:numFmt w:val="bullet"/>
+      <w:lvlText w:val=""/>
+      <w:lvlJc w:val="left"/>
+      <w:pPr>
+        <w:tabs>
+          <w:tab w:val="num" w:pos="5040"/>
+        </w:tabs>
+        <w:ind w:left="5040" w:hanging="360"/>
+      </w:pPr>
+      <w:rPr>
+        <w:rFonts w:ascii="Wingdings" w:hAnsi="Wingdings" w:hint="default"/>
+        <w:sz w:val="20"/>
+      </w:rPr>
+    </w:lvl>
+    <w:lvl w:ilvl="7" w:tentative="1">
+      <w:start w:val="1"/>
+      <w:numFmt w:val="bullet"/>
+      <w:lvlText w:val=""/>
+      <w:lvlJc w:val="left"/>
+      <w:pPr>
+        <w:tabs>
+          <w:tab w:val="num" w:pos="5760"/>
+        </w:tabs>
+        <w:ind w:left="5760" w:hanging="360"/>
+      </w:pPr>
+      <w:rPr>
+        <w:rFonts w:ascii="Wingdings" w:hAnsi="Wingdings" w:hint="default"/>
+        <w:sz w:val="20"/>
+      </w:rPr>
+    </w:lvl>
+    <w:lvl w:ilvl="8" w:tentative="1">
+      <w:start w:val="1"/>
+      <w:numFmt w:val="bullet"/>
+      <w:lvlText w:val=""/>
+      <w:lvlJc w:val="left"/>
+      <w:pPr>
+        <w:tabs>
+          <w:tab w:val="num" w:pos="6480"/>
+        </w:tabs>
+        <w:ind w:left="6480" w:hanging="360"/>
+      </w:pPr>
+      <w:rPr>
+        <w:rFonts w:ascii="Wingdings" w:hAnsi="Wingdings" w:hint="default"/>
+        <w:sz w:val="20"/>
+      </w:rPr>
+    </w:lvl>
+  </w:abstractNum>
+  <w:abstractNum w:abstractNumId="21" w15:restartNumberingAfterBreak="0">
+    <w:nsid w:val="796F6D28"/>
+    <w:multiLevelType w:val="multilevel"/>
+    <w:tmpl w:val="D31EC47E"/>
+    <w:lvl w:ilvl="0">
+      <w:start w:val="1"/>
+      <w:numFmt w:val="bullet"/>
+      <w:lvlText w:val=""/>
+      <w:lvlJc w:val="left"/>
+      <w:pPr>
+        <w:tabs>
+          <w:tab w:val="num" w:pos="720"/>
+        </w:tabs>
+        <w:ind w:left="720" w:hanging="360"/>
+      </w:pPr>
+      <w:rPr>
+        <w:rFonts w:ascii="Symbol" w:hAnsi="Symbol" w:hint="default"/>
+        <w:sz w:val="20"/>
+      </w:rPr>
+    </w:lvl>
+    <w:lvl w:ilvl="1" w:tentative="1">
+      <w:start w:val="1"/>
+      <w:numFmt w:val="bullet"/>
+      <w:lvlText w:val="o"/>
+      <w:lvlJc w:val="left"/>
+      <w:pPr>
+        <w:tabs>
+          <w:tab w:val="num" w:pos="1440"/>
+        </w:tabs>
+        <w:ind w:left="1440" w:hanging="360"/>
+      </w:pPr>
+      <w:rPr>
+        <w:rFonts w:ascii="Courier New" w:hAnsi="Courier New" w:hint="default"/>
+        <w:sz w:val="20"/>
+      </w:rPr>
+    </w:lvl>
+    <w:lvl w:ilvl="2" w:tentative="1">
+      <w:start w:val="1"/>
+      <w:numFmt w:val="bullet"/>
+      <w:lvlText w:val=""/>
+      <w:lvlJc w:val="left"/>
+      <w:pPr>
+        <w:tabs>
+          <w:tab w:val="num" w:pos="2160"/>
+        </w:tabs>
+        <w:ind w:left="2160" w:hanging="360"/>
+      </w:pPr>
+      <w:rPr>
+        <w:rFonts w:ascii="Wingdings" w:hAnsi="Wingdings" w:hint="default"/>
+        <w:sz w:val="20"/>
+      </w:rPr>
+    </w:lvl>
+    <w:lvl w:ilvl="3" w:tentative="1">
+      <w:start w:val="1"/>
+      <w:numFmt w:val="bullet"/>
+      <w:lvlText w:val=""/>
+      <w:lvlJc w:val="left"/>
+      <w:pPr>
+        <w:tabs>
+          <w:tab w:val="num" w:pos="2880"/>
+        </w:tabs>
+        <w:ind w:left="2880" w:hanging="360"/>
+      </w:pPr>
+      <w:rPr>
+        <w:rFonts w:ascii="Wingdings" w:hAnsi="Wingdings" w:hint="default"/>
+        <w:sz w:val="20"/>
+      </w:rPr>
+    </w:lvl>
+    <w:lvl w:ilvl="4" w:tentative="1">
+      <w:start w:val="1"/>
+      <w:numFmt w:val="bullet"/>
+      <w:lvlText w:val=""/>
+      <w:lvlJc w:val="left"/>
+      <w:pPr>
+        <w:tabs>
+          <w:tab w:val="num" w:pos="3600"/>
+        </w:tabs>
+        <w:ind w:left="3600" w:hanging="360"/>
+      </w:pPr>
+      <w:rPr>
+        <w:rFonts w:ascii="Wingdings" w:hAnsi="Wingdings" w:hint="default"/>
+        <w:sz w:val="20"/>
+      </w:rPr>
+    </w:lvl>
+    <w:lvl w:ilvl="5" w:tentative="1">
+      <w:start w:val="1"/>
+      <w:numFmt w:val="bullet"/>
+      <w:lvlText w:val=""/>
+      <w:lvlJc w:val="left"/>
+      <w:pPr>
+        <w:tabs>
+          <w:tab w:val="num" w:pos="4320"/>
+        </w:tabs>
+        <w:ind w:left="4320" w:hanging="360"/>
+      </w:pPr>
+      <w:rPr>
+        <w:rFonts w:ascii="Wingdings" w:hAnsi="Wingdings" w:hint="default"/>
+        <w:sz w:val="20"/>
+      </w:rPr>
+    </w:lvl>
+    <w:lvl w:ilvl="6" w:tentative="1">
+      <w:start w:val="1"/>
+      <w:numFmt w:val="bullet"/>
+      <w:lvlText w:val=""/>
+      <w:lvlJc w:val="left"/>
+      <w:pPr>
+        <w:tabs>
+          <w:tab w:val="num" w:pos="5040"/>
+        </w:tabs>
+        <w:ind w:left="5040" w:hanging="360"/>
+      </w:pPr>
+      <w:rPr>
+        <w:rFonts w:ascii="Wingdings" w:hAnsi="Wingdings" w:hint="default"/>
+        <w:sz w:val="20"/>
+      </w:rPr>
+    </w:lvl>
+    <w:lvl w:ilvl="7" w:tentative="1">
+      <w:start w:val="1"/>
+      <w:numFmt w:val="bullet"/>
+      <w:lvlText w:val=""/>
+      <w:lvlJc w:val="left"/>
+      <w:pPr>
+        <w:tabs>
+          <w:tab w:val="num" w:pos="5760"/>
+        </w:tabs>
+        <w:ind w:left="5760" w:hanging="360"/>
+      </w:pPr>
+      <w:rPr>
+        <w:rFonts w:ascii="Wingdings" w:hAnsi="Wingdings" w:hint="default"/>
+        <w:sz w:val="20"/>
+      </w:rPr>
+    </w:lvl>
+    <w:lvl w:ilvl="8" w:tentative="1">
+      <w:start w:val="1"/>
+      <w:numFmt w:val="bullet"/>
+      <w:lvlText w:val=""/>
+      <w:lvlJc w:val="left"/>
+      <w:pPr>
+        <w:tabs>
+          <w:tab w:val="num" w:pos="6480"/>
+        </w:tabs>
+        <w:ind w:left="6480" w:hanging="360"/>
+      </w:pPr>
+      <w:rPr>
+        <w:rFonts w:ascii="Wingdings" w:hAnsi="Wingdings" w:hint="default"/>
+        <w:sz w:val="20"/>
+      </w:rPr>
+    </w:lvl>
+  </w:abstractNum>
   <w:num w:numId="1">
+    <w:abstractNumId w:val="1"/>
+  </w:num>
+  <w:num w:numId="2">
+    <w:abstractNumId w:val="8"/>
+  </w:num>
+  <w:num w:numId="3">
+    <w:abstractNumId w:val="18"/>
+  </w:num>
+  <w:num w:numId="4">
+    <w:abstractNumId w:val="17"/>
+  </w:num>
+  <w:num w:numId="5">
+    <w:abstractNumId w:val="6"/>
+  </w:num>
+  <w:num w:numId="6">
+    <w:abstractNumId w:val="5"/>
+  </w:num>
+  <w:num w:numId="7">
+    <w:abstractNumId w:val="21"/>
+  </w:num>
+  <w:num w:numId="8">
+    <w:abstractNumId w:val="9"/>
+  </w:num>
+  <w:num w:numId="9">
+    <w:abstractNumId w:val="19"/>
+  </w:num>
+  <w:num w:numId="10">
+    <w:abstractNumId w:val="3"/>
+  </w:num>
+  <w:num w:numId="11">
+    <w:abstractNumId w:val="20"/>
+  </w:num>
+  <w:num w:numId="12">
+    <w:abstractNumId w:val="10"/>
+  </w:num>
+  <w:num w:numId="13">
+    <w:abstractNumId w:val="16"/>
+  </w:num>
+  <w:num w:numId="14">
+    <w:abstractNumId w:val="12"/>
+  </w:num>
+  <w:num w:numId="15">
+    <w:abstractNumId w:val="15"/>
+  </w:num>
+  <w:num w:numId="16">
+    <w:abstractNumId w:val="2"/>
+  </w:num>
+  <w:num w:numId="17">
+    <w:abstractNumId w:val="13"/>
+  </w:num>
+  <w:num w:numId="18">
+    <w:abstractNumId w:val="14"/>
+  </w:num>
+  <w:num w:numId="19">
     <w:abstractNumId w:val="0"/>
   </w:num>
-  <w:num w:numId="2">
-    <w:abstractNumId w:val="1"/>
+  <w:num w:numId="20">
+    <w:abstractNumId w:val="4"/>
+  </w:num>
+  <w:num w:numId="21">
+    <w:abstractNumId w:val="11"/>
+  </w:num>
+  <w:num w:numId="22">
+    <w:abstractNumId w:val="7"/>
   </w:num>
 </w:numbering>
 </file>
@@ -938,6 +9418,28 @@
     <w:name w:val="Normal"/>
     <w:qFormat/>
   </w:style>
+  <w:style w:type="paragraph" w:styleId="Ttulo3">
+    <w:name w:val="heading 3"/>
+    <w:basedOn w:val="Normal"/>
+    <w:link w:val="Ttulo3Char"/>
+    <w:uiPriority w:val="9"/>
+    <w:qFormat/>
+    <w:rsid w:val="00A747E9"/>
+    <w:pPr>
+      <w:spacing w:before="100" w:beforeAutospacing="1" w:after="100" w:afterAutospacing="1" w:line="240" w:lineRule="auto"/>
+      <w:outlineLvl w:val="2"/>
+    </w:pPr>
+    <w:rPr>
+      <w:rFonts w:ascii="Times New Roman" w:eastAsia="Times New Roman" w:hAnsi="Times New Roman" w:cs="Times New Roman"/>
+      <w:b/>
+      <w:bCs/>
+      <w:kern w:val="0"/>
+      <w:sz w:val="27"/>
+      <w:szCs w:val="27"/>
+      <w:lang w:eastAsia="pt-BR"/>
+      <w14:ligatures w14:val="none"/>
+    </w:rPr>
+  </w:style>
   <w:style w:type="character" w:default="1" w:styleId="Fontepargpadro">
     <w:name w:val="Default Paragraph Font"/>
     <w:uiPriority w:val="1"/>
@@ -975,6 +9477,66 @@
       <w:ind w:left="720"/>
       <w:contextualSpacing/>
     </w:pPr>
+  </w:style>
+  <w:style w:type="character" w:customStyle="1" w:styleId="Ttulo3Char">
+    <w:name w:val="Título 3 Char"/>
+    <w:basedOn w:val="Fontepargpadro"/>
+    <w:link w:val="Ttulo3"/>
+    <w:uiPriority w:val="9"/>
+    <w:rsid w:val="00A747E9"/>
+    <w:rPr>
+      <w:rFonts w:ascii="Times New Roman" w:eastAsia="Times New Roman" w:hAnsi="Times New Roman" w:cs="Times New Roman"/>
+      <w:b/>
+      <w:bCs/>
+      <w:kern w:val="0"/>
+      <w:sz w:val="27"/>
+      <w:szCs w:val="27"/>
+      <w:lang w:eastAsia="pt-BR"/>
+      <w14:ligatures w14:val="none"/>
+    </w:rPr>
+  </w:style>
+  <w:style w:type="paragraph" w:styleId="NormalWeb">
+    <w:name w:val="Normal (Web)"/>
+    <w:basedOn w:val="Normal"/>
+    <w:uiPriority w:val="99"/>
+    <w:semiHidden/>
+    <w:unhideWhenUsed/>
+    <w:rsid w:val="00A747E9"/>
+    <w:pPr>
+      <w:spacing w:before="100" w:beforeAutospacing="1" w:after="100" w:afterAutospacing="1" w:line="240" w:lineRule="auto"/>
+    </w:pPr>
+    <w:rPr>
+      <w:rFonts w:ascii="Times New Roman" w:eastAsia="Times New Roman" w:hAnsi="Times New Roman" w:cs="Times New Roman"/>
+      <w:kern w:val="0"/>
+      <w:sz w:val="24"/>
+      <w:szCs w:val="24"/>
+      <w:lang w:eastAsia="pt-BR"/>
+      <w14:ligatures w14:val="none"/>
+    </w:rPr>
+  </w:style>
+  <w:style w:type="character" w:styleId="Forte">
+    <w:name w:val="Strong"/>
+    <w:basedOn w:val="Fontepargpadro"/>
+    <w:uiPriority w:val="22"/>
+    <w:qFormat/>
+    <w:rsid w:val="00A747E9"/>
+    <w:rPr>
+      <w:b/>
+      <w:bCs/>
+    </w:rPr>
+  </w:style>
+  <w:style w:type="character" w:styleId="CdigoHTML">
+    <w:name w:val="HTML Code"/>
+    <w:basedOn w:val="Fontepargpadro"/>
+    <w:uiPriority w:val="99"/>
+    <w:semiHidden/>
+    <w:unhideWhenUsed/>
+    <w:rsid w:val="00A747E9"/>
+    <w:rPr>
+      <w:rFonts w:ascii="Courier New" w:eastAsia="Times New Roman" w:hAnsi="Courier New" w:cs="Courier New"/>
+      <w:sz w:val="20"/>
+      <w:szCs w:val="20"/>
+    </w:rPr>
   </w:style>
 </w:styles>
 </file>

--- a/planejamento/planejamento.docx
+++ b/planejamento/planejamento.docx
@@ -981,12 +981,21 @@
       <w:r>
         <w:t xml:space="preserve"> No contrato de compra e venda, adicione um "Checklist de Estado": </w:t>
       </w:r>
+      <w:proofErr w:type="gramStart"/>
       <w:r>
         <w:rPr>
           <w:i/>
           <w:iCs/>
         </w:rPr>
-        <w:t>( ) Motor funcionando, ( ) Pintura com riscos, ( ) Sem garantia.</w:t>
+        <w:t>( )</w:t>
+      </w:r>
+      <w:proofErr w:type="gramEnd"/>
+      <w:r>
+        <w:rPr>
+          <w:i/>
+          <w:iCs/>
+        </w:rPr>
+        <w:t xml:space="preserve"> Motor funcionando, ( ) Pintura com riscos, ( ) Sem garantia.</w:t>
       </w:r>
     </w:p>
     <w:p>
@@ -1292,7 +1301,23 @@
                 <w:b/>
                 <w:bCs/>
               </w:rPr>
-              <w:t>Domínio (.com.br)</w:t>
+              <w:t xml:space="preserve">Domínio </w:t>
+            </w:r>
+            <w:proofErr w:type="gramStart"/>
+            <w:r>
+              <w:rPr>
+                <w:b/>
+                <w:bCs/>
+              </w:rPr>
+              <w:t>(.com.br</w:t>
+            </w:r>
+            <w:proofErr w:type="gramEnd"/>
+            <w:r>
+              <w:rPr>
+                <w:b/>
+                <w:bCs/>
+              </w:rPr>
+              <w:t>)</w:t>
             </w:r>
           </w:p>
         </w:tc>
@@ -3118,7 +3143,7 @@
           <w14:ligatures w14:val="none"/>
         </w:rPr>
         <w:pict w14:anchorId="5479E0CF">
-          <v:rect id="_x0000_i1029" style="width:0;height:1.5pt" o:hralign="center" o:hrstd="t" o:hr="t" fillcolor="#a0a0a0" stroked="f"/>
+          <v:rect id="_x0000_i1027" style="width:0;height:1.5pt" o:hralign="center" o:hrstd="t" o:hr="t" fillcolor="#a0a0a0" stroked="f"/>
         </w:pict>
       </w:r>
     </w:p>
@@ -3323,7 +3348,7 @@
           <w14:ligatures w14:val="none"/>
         </w:rPr>
         <w:pict w14:anchorId="62B25823">
-          <v:rect id="_x0000_i1030" style="width:0;height:1.5pt" o:hralign="center" o:hrstd="t" o:hr="t" fillcolor="#a0a0a0" stroked="f"/>
+          <v:rect id="_x0000_i1028" style="width:0;height:1.5pt" o:hralign="center" o:hrstd="t" o:hr="t" fillcolor="#a0a0a0" stroked="f"/>
         </w:pict>
       </w:r>
     </w:p>
@@ -3597,7 +3622,7 @@
           <w14:ligatures w14:val="none"/>
         </w:rPr>
         <w:pict w14:anchorId="6EEC28FA">
-          <v:rect id="_x0000_i1031" style="width:0;height:1.5pt" o:hralign="center" o:hrstd="t" o:hr="t" fillcolor="#a0a0a0" stroked="f"/>
+          <v:rect id="_x0000_i1029" style="width:0;height:1.5pt" o:hralign="center" o:hrstd="t" o:hr="t" fillcolor="#a0a0a0" stroked="f"/>
         </w:pict>
       </w:r>
     </w:p>
@@ -3872,7 +3897,7 @@
           <w14:ligatures w14:val="none"/>
         </w:rPr>
         <w:pict w14:anchorId="74ECFF18">
-          <v:rect id="_x0000_i1032" style="width:0;height:1.5pt" o:hralign="center" o:hrstd="t" o:hr="t" fillcolor="#a0a0a0" stroked="f"/>
+          <v:rect id="_x0000_i1030" style="width:0;height:1.5pt" o:hralign="center" o:hrstd="t" o:hr="t" fillcolor="#a0a0a0" stroked="f"/>
         </w:pict>
       </w:r>
     </w:p>
@@ -4239,7 +4264,7 @@
           <w14:ligatures w14:val="none"/>
         </w:rPr>
         <w:pict w14:anchorId="5A441670">
-          <v:rect id="_x0000_i1037" style="width:0;height:1.5pt" o:hralign="center" o:hrstd="t" o:hr="t" fillcolor="#a0a0a0" stroked="f"/>
+          <v:rect id="_x0000_i1031" style="width:0;height:1.5pt" o:hralign="center" o:hrstd="t" o:hr="t" fillcolor="#a0a0a0" stroked="f"/>
         </w:pict>
       </w:r>
     </w:p>
@@ -4601,7 +4626,7 @@
           <w14:ligatures w14:val="none"/>
         </w:rPr>
         <w:pict w14:anchorId="011DAC85">
-          <v:rect id="_x0000_i1038" style="width:0;height:1.5pt" o:hralign="center" o:hrstd="t" o:hr="t" fillcolor="#a0a0a0" stroked="f"/>
+          <v:rect id="_x0000_i1032" style="width:0;height:1.5pt" o:hralign="center" o:hrstd="t" o:hr="t" fillcolor="#a0a0a0" stroked="f"/>
         </w:pict>
       </w:r>
     </w:p>
@@ -5134,7 +5159,31 @@
           <w:lang w:eastAsia="pt-BR"/>
           <w14:ligatures w14:val="none"/>
         </w:rPr>
-        <w:t>), Pagamento por aproximação (quem usa maquininha de cartão), Pequenos empresários.</w:t>
+        <w:t xml:space="preserve">), Pagamento por aproximação (quem usa maquininha de cartão), </w:t>
+      </w:r>
+      <w:proofErr w:type="gramStart"/>
+      <w:r>
+        <w:rPr>
+          <w:rFonts w:ascii="Times New Roman" w:eastAsia="Times New Roman" w:hAnsi="Times New Roman" w:cs="Times New Roman"/>
+          <w:kern w:val="0"/>
+          <w:sz w:val="24"/>
+          <w:szCs w:val="24"/>
+          <w:lang w:eastAsia="pt-BR"/>
+          <w14:ligatures w14:val="none"/>
+        </w:rPr>
+        <w:t>Pequenos</w:t>
+      </w:r>
+      <w:proofErr w:type="gramEnd"/>
+      <w:r>
+        <w:rPr>
+          <w:rFonts w:ascii="Times New Roman" w:eastAsia="Times New Roman" w:hAnsi="Times New Roman" w:cs="Times New Roman"/>
+          <w:kern w:val="0"/>
+          <w:sz w:val="24"/>
+          <w:szCs w:val="24"/>
+          <w:lang w:eastAsia="pt-BR"/>
+          <w14:ligatures w14:val="none"/>
+        </w:rPr>
+        <w:t xml:space="preserve"> empresários.</w:t>
       </w:r>
     </w:p>
     <w:p>
@@ -5159,7 +5208,7 @@
           <w14:ligatures w14:val="none"/>
         </w:rPr>
         <w:pict w14:anchorId="6A701805">
-          <v:rect id="_x0000_i1039" style="width:0;height:1.5pt" o:hralign="center" o:hrstd="t" o:hr="t" fillcolor="#a0a0a0" stroked="f"/>
+          <v:rect id="_x0000_i1033" style="width:0;height:1.5pt" o:hralign="center" o:hrstd="t" o:hr="t" fillcolor="#a0a0a0" stroked="f"/>
         </w:pict>
       </w:r>
     </w:p>
@@ -5368,7 +5417,7 @@
           <w14:ligatures w14:val="none"/>
         </w:rPr>
         <w:pict w14:anchorId="69567060">
-          <v:rect id="_x0000_i1040" style="width:0;height:1.5pt" o:hralign="center" o:hrstd="t" o:hr="t" fillcolor="#a0a0a0" stroked="f"/>
+          <v:rect id="_x0000_i1034" style="width:0;height:1.5pt" o:hralign="center" o:hrstd="t" o:hr="t" fillcolor="#a0a0a0" stroked="f"/>
         </w:pict>
       </w:r>
     </w:p>
@@ -5734,7 +5783,7 @@
           <w14:ligatures w14:val="none"/>
         </w:rPr>
         <w:pict w14:anchorId="3A81B58B">
-          <v:rect id="_x0000_i1045" style="width:0;height:1.5pt" o:hralign="center" o:hrstd="t" o:hr="t" fillcolor="#a0a0a0" stroked="f"/>
+          <v:rect id="_x0000_i1035" style="width:0;height:1.5pt" o:hralign="center" o:hrstd="t" o:hr="t" fillcolor="#a0a0a0" stroked="f"/>
         </w:pict>
       </w:r>
     </w:p>
@@ -5946,6 +5995,1118 @@
     <w:p>
       <w:pPr>
         <w:pStyle w:val="PargrafodaLista"/>
+        <w:rPr>
+          <w:sz w:val="72"/>
+          <w:szCs w:val="72"/>
+        </w:rPr>
+      </w:pPr>
+      <w:r>
+        <w:rPr>
+          <w:sz w:val="72"/>
+          <w:szCs w:val="72"/>
+        </w:rPr>
+        <w:t xml:space="preserve">Entrada do </w:t>
+      </w:r>
+      <w:proofErr w:type="spellStart"/>
+      <w:r>
+        <w:rPr>
+          <w:sz w:val="72"/>
+          <w:szCs w:val="72"/>
+        </w:rPr>
+        <w:t>claude</w:t>
+      </w:r>
+      <w:proofErr w:type="spellEnd"/>
+    </w:p>
+    <w:p>
+      <w:pPr>
+        <w:pStyle w:val="PargrafodaLista"/>
+        <w:rPr>
+          <w:sz w:val="32"/>
+          <w:szCs w:val="32"/>
+        </w:rPr>
+      </w:pPr>
+    </w:p>
+    <w:p>
+      <w:pPr>
+        <w:pStyle w:val="PargrafodaLista"/>
+        <w:rPr>
+          <w:sz w:val="32"/>
+          <w:szCs w:val="32"/>
+        </w:rPr>
+      </w:pPr>
+    </w:p>
+    <w:p>
+      <w:pPr>
+        <w:pStyle w:val="Ttulo3"/>
+        <w:rPr>
+          <w:sz w:val="36"/>
+          <w:szCs w:val="36"/>
+        </w:rPr>
+      </w:pPr>
+      <w:r>
+        <w:rPr>
+          <w:rStyle w:val="font-semibold"/>
+          <w:sz w:val="36"/>
+          <w:szCs w:val="36"/>
+        </w:rPr>
+        <w:t>FASE 1: O Núcleo Perfeito (Onde estamos agora)</w:t>
+      </w:r>
+    </w:p>
+    <w:p>
+      <w:pPr>
+        <w:pStyle w:val="NormalWeb"/>
+        <w:rPr>
+          <w:sz w:val="36"/>
+          <w:szCs w:val="36"/>
+        </w:rPr>
+      </w:pPr>
+      <w:r>
+        <w:rPr>
+          <w:rStyle w:val="nfase"/>
+          <w:sz w:val="36"/>
+          <w:szCs w:val="36"/>
+        </w:rPr>
+        <w:t>Objetivo: Ter a ferramenta de geração funcionando impecavelmente 100% offline.</w:t>
+      </w:r>
+    </w:p>
+    <w:p>
+      <w:pPr>
+        <w:pStyle w:val="py-0"/>
+        <w:numPr>
+          <w:ilvl w:val="0"/>
+          <w:numId w:val="23"/>
+        </w:numPr>
+        <w:rPr>
+          <w:sz w:val="36"/>
+          <w:szCs w:val="36"/>
+        </w:rPr>
+      </w:pPr>
+      <w:r>
+        <w:rPr>
+          <w:rFonts w:ascii="Segoe UI Emoji" w:hAnsi="Segoe UI Emoji" w:cs="Segoe UI Emoji"/>
+          <w:sz w:val="36"/>
+          <w:szCs w:val="36"/>
+        </w:rPr>
+        <w:t>✅</w:t>
+      </w:r>
+      <w:r>
+        <w:rPr>
+          <w:sz w:val="36"/>
+          <w:szCs w:val="36"/>
+        </w:rPr>
+        <w:t xml:space="preserve"> Layout e estrutura base (Feito)</w:t>
+      </w:r>
+    </w:p>
+    <w:p>
+      <w:pPr>
+        <w:pStyle w:val="py-0"/>
+        <w:numPr>
+          <w:ilvl w:val="0"/>
+          <w:numId w:val="23"/>
+        </w:numPr>
+        <w:rPr>
+          <w:sz w:val="36"/>
+          <w:szCs w:val="36"/>
+        </w:rPr>
+      </w:pPr>
+      <w:r>
+        <w:rPr>
+          <w:rFonts w:ascii="Segoe UI Emoji" w:hAnsi="Segoe UI Emoji" w:cs="Segoe UI Emoji"/>
+          <w:sz w:val="36"/>
+          <w:szCs w:val="36"/>
+        </w:rPr>
+        <w:t>✅</w:t>
+      </w:r>
+      <w:r>
+        <w:rPr>
+          <w:sz w:val="36"/>
+          <w:szCs w:val="36"/>
+        </w:rPr>
+        <w:t xml:space="preserve"> PWA instalável e offline-</w:t>
+      </w:r>
+      <w:proofErr w:type="spellStart"/>
+      <w:r>
+        <w:rPr>
+          <w:sz w:val="36"/>
+          <w:szCs w:val="36"/>
+        </w:rPr>
+        <w:t>first</w:t>
+      </w:r>
+      <w:proofErr w:type="spellEnd"/>
+      <w:r>
+        <w:rPr>
+          <w:sz w:val="36"/>
+          <w:szCs w:val="36"/>
+        </w:rPr>
+        <w:t xml:space="preserve"> (Feito: </w:t>
+      </w:r>
+      <w:r>
+        <w:rPr>
+          <w:rStyle w:val="CdigoHTML"/>
+          <w:sz w:val="36"/>
+          <w:szCs w:val="36"/>
+        </w:rPr>
+        <w:t>sw.js</w:t>
+      </w:r>
+      <w:r>
+        <w:rPr>
+          <w:sz w:val="36"/>
+          <w:szCs w:val="36"/>
+        </w:rPr>
+        <w:t xml:space="preserve"> e </w:t>
+      </w:r>
+      <w:proofErr w:type="spellStart"/>
+      <w:proofErr w:type="gramStart"/>
+      <w:r>
+        <w:rPr>
+          <w:rStyle w:val="CdigoHTML"/>
+          <w:sz w:val="36"/>
+          <w:szCs w:val="36"/>
+        </w:rPr>
+        <w:t>manifest.json</w:t>
+      </w:r>
+      <w:proofErr w:type="spellEnd"/>
+      <w:proofErr w:type="gramEnd"/>
+      <w:r>
+        <w:rPr>
+          <w:sz w:val="36"/>
+          <w:szCs w:val="36"/>
+        </w:rPr>
+        <w:t>)</w:t>
+      </w:r>
+    </w:p>
+    <w:p>
+      <w:pPr>
+        <w:pStyle w:val="py-0"/>
+        <w:numPr>
+          <w:ilvl w:val="0"/>
+          <w:numId w:val="23"/>
+        </w:numPr>
+        <w:rPr>
+          <w:sz w:val="36"/>
+          <w:szCs w:val="36"/>
+        </w:rPr>
+      </w:pPr>
+      <w:r>
+        <w:rPr>
+          <w:rFonts w:ascii="Segoe UI Emoji" w:hAnsi="Segoe UI Emoji" w:cs="Segoe UI Emoji"/>
+          <w:sz w:val="36"/>
+          <w:szCs w:val="36"/>
+        </w:rPr>
+        <w:t>✅</w:t>
+      </w:r>
+      <w:r>
+        <w:rPr>
+          <w:sz w:val="36"/>
+          <w:szCs w:val="36"/>
+        </w:rPr>
+        <w:t xml:space="preserve"> Validações vitais como CPF (Feito)</w:t>
+      </w:r>
+    </w:p>
+    <w:p>
+      <w:pPr>
+        <w:pStyle w:val="py-0"/>
+        <w:numPr>
+          <w:ilvl w:val="0"/>
+          <w:numId w:val="23"/>
+        </w:numPr>
+        <w:rPr>
+          <w:sz w:val="36"/>
+          <w:szCs w:val="36"/>
+        </w:rPr>
+      </w:pPr>
+      <w:r>
+        <w:rPr>
+          <w:rFonts w:ascii="Segoe UI Emoji" w:hAnsi="Segoe UI Emoji" w:cs="Segoe UI Emoji"/>
+          <w:sz w:val="36"/>
+          <w:szCs w:val="36"/>
+        </w:rPr>
+        <w:t>🔲</w:t>
+      </w:r>
+      <w:r>
+        <w:rPr>
+          <w:sz w:val="36"/>
+          <w:szCs w:val="36"/>
+        </w:rPr>
+        <w:t xml:space="preserve"> </w:t>
+      </w:r>
+      <w:r>
+        <w:rPr>
+          <w:rStyle w:val="font-semibold"/>
+          <w:sz w:val="36"/>
+          <w:szCs w:val="36"/>
+        </w:rPr>
+        <w:t>(PRÓXIMO PASSO</w:t>
+      </w:r>
+      <w:proofErr w:type="gramStart"/>
+      <w:r>
+        <w:rPr>
+          <w:rStyle w:val="font-semibold"/>
+          <w:sz w:val="36"/>
+          <w:szCs w:val="36"/>
+        </w:rPr>
+        <w:t>)</w:t>
+      </w:r>
+      <w:r>
+        <w:rPr>
+          <w:sz w:val="36"/>
+          <w:szCs w:val="36"/>
+        </w:rPr>
+        <w:t xml:space="preserve"> Salvar</w:t>
+      </w:r>
+      <w:proofErr w:type="gramEnd"/>
+      <w:r>
+        <w:rPr>
+          <w:sz w:val="36"/>
+          <w:szCs w:val="36"/>
+        </w:rPr>
+        <w:t xml:space="preserve"> os dados no dispositivo (</w:t>
+      </w:r>
+      <w:proofErr w:type="spellStart"/>
+      <w:r>
+        <w:rPr>
+          <w:sz w:val="36"/>
+          <w:szCs w:val="36"/>
+        </w:rPr>
+        <w:t>LocalStorage</w:t>
+      </w:r>
+      <w:proofErr w:type="spellEnd"/>
+      <w:r>
+        <w:rPr>
+          <w:sz w:val="36"/>
+          <w:szCs w:val="36"/>
+        </w:rPr>
+        <w:t>): Para o usuário não perder os dados se fechar a aba e para preencher automaticamente os próprios dados na próxima vez.</w:t>
+      </w:r>
+    </w:p>
+    <w:p>
+      <w:pPr>
+        <w:pStyle w:val="py-0"/>
+        <w:numPr>
+          <w:ilvl w:val="0"/>
+          <w:numId w:val="23"/>
+        </w:numPr>
+        <w:rPr>
+          <w:sz w:val="36"/>
+          <w:szCs w:val="36"/>
+        </w:rPr>
+      </w:pPr>
+      <w:r>
+        <w:rPr>
+          <w:rFonts w:ascii="Segoe UI Emoji" w:hAnsi="Segoe UI Emoji" w:cs="Segoe UI Emoji"/>
+          <w:sz w:val="36"/>
+          <w:szCs w:val="36"/>
+        </w:rPr>
+        <w:t>🔲</w:t>
+      </w:r>
+      <w:r>
+        <w:rPr>
+          <w:sz w:val="36"/>
+          <w:szCs w:val="36"/>
+        </w:rPr>
+        <w:t xml:space="preserve"> Exportação e Compartilhamento: Botões para PDF, </w:t>
+      </w:r>
+      <w:proofErr w:type="gramStart"/>
+      <w:r>
+        <w:rPr>
+          <w:sz w:val="36"/>
+          <w:szCs w:val="36"/>
+        </w:rPr>
+        <w:t>Imprimir e enviar</w:t>
+      </w:r>
+      <w:proofErr w:type="gramEnd"/>
+      <w:r>
+        <w:rPr>
+          <w:sz w:val="36"/>
+          <w:szCs w:val="36"/>
+        </w:rPr>
+        <w:t xml:space="preserve"> direto pro WhatsApp.</w:t>
+      </w:r>
+    </w:p>
+    <w:p>
+      <w:pPr>
+        <w:pStyle w:val="Ttulo3"/>
+        <w:rPr>
+          <w:sz w:val="36"/>
+          <w:szCs w:val="36"/>
+        </w:rPr>
+      </w:pPr>
+      <w:r>
+        <w:rPr>
+          <w:rStyle w:val="font-semibold"/>
+          <w:sz w:val="36"/>
+          <w:szCs w:val="36"/>
+        </w:rPr>
+        <w:t>FASE 2: Experiência do Usuário (UX) e Retenção</w:t>
+      </w:r>
+    </w:p>
+    <w:p>
+      <w:pPr>
+        <w:pStyle w:val="NormalWeb"/>
+        <w:rPr>
+          <w:sz w:val="36"/>
+          <w:szCs w:val="36"/>
+        </w:rPr>
+      </w:pPr>
+      <w:r>
+        <w:rPr>
+          <w:rStyle w:val="nfase"/>
+          <w:sz w:val="36"/>
+          <w:szCs w:val="36"/>
+        </w:rPr>
+        <w:t>Objetivo: Deixar o app com "cara de app profissional" e preparar o terreno para cobrar.</w:t>
+      </w:r>
+    </w:p>
+    <w:p>
+      <w:pPr>
+        <w:pStyle w:val="py-0"/>
+        <w:numPr>
+          <w:ilvl w:val="0"/>
+          <w:numId w:val="24"/>
+        </w:numPr>
+        <w:rPr>
+          <w:sz w:val="36"/>
+          <w:szCs w:val="36"/>
+        </w:rPr>
+      </w:pPr>
+      <w:r>
+        <w:rPr>
+          <w:rFonts w:ascii="Segoe UI Emoji" w:hAnsi="Segoe UI Emoji" w:cs="Segoe UI Emoji"/>
+          <w:sz w:val="36"/>
+          <w:szCs w:val="36"/>
+        </w:rPr>
+        <w:t>🔲</w:t>
+      </w:r>
+      <w:r>
+        <w:rPr>
+          <w:sz w:val="36"/>
+          <w:szCs w:val="36"/>
+        </w:rPr>
+        <w:t xml:space="preserve"> </w:t>
+      </w:r>
+      <w:r>
+        <w:rPr>
+          <w:rStyle w:val="font-semibold"/>
+          <w:sz w:val="36"/>
+          <w:szCs w:val="36"/>
+        </w:rPr>
+        <w:t>Tela Inicial (Home/Dashboard):</w:t>
+      </w:r>
+      <w:r>
+        <w:rPr>
+          <w:sz w:val="36"/>
+          <w:szCs w:val="36"/>
+        </w:rPr>
+        <w:t xml:space="preserve"> Quando abre o app, ele não vai direto pro formulário. Ele vê um </w:t>
+      </w:r>
+      <w:r>
+        <w:rPr>
+          <w:sz w:val="36"/>
+          <w:szCs w:val="36"/>
+        </w:rPr>
+        <w:lastRenderedPageBreak/>
+        <w:t>painel: "Bem-vindo! Você gerou X contratos. [Novo Contrato] [Meus Contratos]".</w:t>
+      </w:r>
+    </w:p>
+    <w:p>
+      <w:pPr>
+        <w:pStyle w:val="py-0"/>
+        <w:numPr>
+          <w:ilvl w:val="0"/>
+          <w:numId w:val="24"/>
+        </w:numPr>
+        <w:rPr>
+          <w:sz w:val="36"/>
+          <w:szCs w:val="36"/>
+        </w:rPr>
+      </w:pPr>
+      <w:r>
+        <w:rPr>
+          <w:rFonts w:ascii="Segoe UI Emoji" w:hAnsi="Segoe UI Emoji" w:cs="Segoe UI Emoji"/>
+          <w:sz w:val="36"/>
+          <w:szCs w:val="36"/>
+        </w:rPr>
+        <w:t>🔲</w:t>
+      </w:r>
+      <w:r>
+        <w:rPr>
+          <w:sz w:val="36"/>
+          <w:szCs w:val="36"/>
+        </w:rPr>
+        <w:t xml:space="preserve"> </w:t>
+      </w:r>
+      <w:r>
+        <w:rPr>
+          <w:rStyle w:val="font-semibold"/>
+          <w:sz w:val="36"/>
+          <w:szCs w:val="36"/>
+        </w:rPr>
+        <w:t>Histórico Local:</w:t>
+      </w:r>
+      <w:r>
+        <w:rPr>
+          <w:sz w:val="36"/>
+          <w:szCs w:val="36"/>
+        </w:rPr>
+        <w:t xml:space="preserve"> Uma lista dos contratos já gerados (salvos no celular via </w:t>
+      </w:r>
+      <w:proofErr w:type="spellStart"/>
+      <w:r>
+        <w:rPr>
+          <w:sz w:val="36"/>
+          <w:szCs w:val="36"/>
+        </w:rPr>
+        <w:t>IndexedDB</w:t>
+      </w:r>
+      <w:proofErr w:type="spellEnd"/>
+      <w:r>
+        <w:rPr>
+          <w:sz w:val="36"/>
+          <w:szCs w:val="36"/>
+        </w:rPr>
+        <w:t>/</w:t>
+      </w:r>
+      <w:proofErr w:type="spellStart"/>
+      <w:r>
+        <w:rPr>
+          <w:sz w:val="36"/>
+          <w:szCs w:val="36"/>
+        </w:rPr>
+        <w:t>LocalStorage</w:t>
+      </w:r>
+      <w:proofErr w:type="spellEnd"/>
+      <w:r>
+        <w:rPr>
+          <w:sz w:val="36"/>
+          <w:szCs w:val="36"/>
+        </w:rPr>
+        <w:t>) para ele consultar ou baixar de novo.</w:t>
+      </w:r>
+    </w:p>
+    <w:p>
+      <w:pPr>
+        <w:pStyle w:val="py-0"/>
+        <w:numPr>
+          <w:ilvl w:val="0"/>
+          <w:numId w:val="24"/>
+        </w:numPr>
+        <w:rPr>
+          <w:sz w:val="36"/>
+          <w:szCs w:val="36"/>
+        </w:rPr>
+      </w:pPr>
+      <w:r>
+        <w:rPr>
+          <w:rFonts w:ascii="Segoe UI Emoji" w:hAnsi="Segoe UI Emoji" w:cs="Segoe UI Emoji"/>
+          <w:sz w:val="36"/>
+          <w:szCs w:val="36"/>
+        </w:rPr>
+        <w:t>🔲</w:t>
+      </w:r>
+      <w:r>
+        <w:rPr>
+          <w:sz w:val="36"/>
+          <w:szCs w:val="36"/>
+        </w:rPr>
+        <w:t xml:space="preserve"> </w:t>
+      </w:r>
+      <w:r>
+        <w:rPr>
+          <w:rStyle w:val="font-semibold"/>
+          <w:sz w:val="36"/>
+          <w:szCs w:val="36"/>
+        </w:rPr>
+        <w:t>Meus Dados:</w:t>
+      </w:r>
+      <w:r>
+        <w:rPr>
+          <w:sz w:val="36"/>
+          <w:szCs w:val="36"/>
+        </w:rPr>
+        <w:t xml:space="preserve"> Uma tela onde o profissional salva os dados DELE (Nome, CPF/CNPJ, Endereço). Assim, quando for gerar um contrato, a parte do "Contratado" já vem 100% preenchida.</w:t>
+      </w:r>
+    </w:p>
+    <w:p>
+      <w:pPr>
+        <w:pStyle w:val="Ttulo3"/>
+        <w:rPr>
+          <w:sz w:val="36"/>
+          <w:szCs w:val="36"/>
+        </w:rPr>
+      </w:pPr>
+      <w:r>
+        <w:rPr>
+          <w:rStyle w:val="font-semibold"/>
+          <w:sz w:val="36"/>
+          <w:szCs w:val="36"/>
+        </w:rPr>
+        <w:t>FASE 3: A Nuvem e a Autenticação (A transição para Híbrido)</w:t>
+      </w:r>
+    </w:p>
+    <w:p>
+      <w:pPr>
+        <w:pStyle w:val="NormalWeb"/>
+        <w:rPr>
+          <w:sz w:val="36"/>
+          <w:szCs w:val="36"/>
+        </w:rPr>
+      </w:pPr>
+      <w:r>
+        <w:rPr>
+          <w:rStyle w:val="nfase"/>
+          <w:sz w:val="36"/>
+          <w:szCs w:val="36"/>
+        </w:rPr>
+        <w:t>Objetivo: Conectar à internet para sincronizar e identificar quem é quem.</w:t>
+      </w:r>
+    </w:p>
+    <w:p>
+      <w:pPr>
+        <w:pStyle w:val="py-0"/>
+        <w:numPr>
+          <w:ilvl w:val="0"/>
+          <w:numId w:val="25"/>
+        </w:numPr>
+        <w:rPr>
+          <w:sz w:val="36"/>
+          <w:szCs w:val="36"/>
+        </w:rPr>
+      </w:pPr>
+      <w:r>
+        <w:rPr>
+          <w:rFonts w:ascii="Segoe UI Emoji" w:hAnsi="Segoe UI Emoji" w:cs="Segoe UI Emoji"/>
+          <w:sz w:val="36"/>
+          <w:szCs w:val="36"/>
+        </w:rPr>
+        <w:t>🔲</w:t>
+      </w:r>
+      <w:r>
+        <w:rPr>
+          <w:sz w:val="36"/>
+          <w:szCs w:val="36"/>
+        </w:rPr>
+        <w:t xml:space="preserve"> </w:t>
+      </w:r>
+      <w:r>
+        <w:rPr>
+          <w:rStyle w:val="font-semibold"/>
+          <w:sz w:val="36"/>
+          <w:szCs w:val="36"/>
+        </w:rPr>
+        <w:t>Sistema de Login:</w:t>
+      </w:r>
+      <w:r>
+        <w:rPr>
+          <w:sz w:val="36"/>
+          <w:szCs w:val="36"/>
+        </w:rPr>
+        <w:t xml:space="preserve"> Login simples (</w:t>
+      </w:r>
+      <w:proofErr w:type="spellStart"/>
+      <w:r>
+        <w:rPr>
+          <w:sz w:val="36"/>
+          <w:szCs w:val="36"/>
+        </w:rPr>
+        <w:t>Email</w:t>
+      </w:r>
+      <w:proofErr w:type="spellEnd"/>
+      <w:r>
+        <w:rPr>
+          <w:sz w:val="36"/>
+          <w:szCs w:val="36"/>
+        </w:rPr>
+        <w:t xml:space="preserve">/Senha ou Google). Podemos usar o </w:t>
+      </w:r>
+      <w:proofErr w:type="spellStart"/>
+      <w:r>
+        <w:rPr>
+          <w:sz w:val="36"/>
+          <w:szCs w:val="36"/>
+        </w:rPr>
+        <w:t>Firebase</w:t>
+      </w:r>
+      <w:proofErr w:type="spellEnd"/>
+      <w:r>
+        <w:rPr>
+          <w:sz w:val="36"/>
+          <w:szCs w:val="36"/>
+        </w:rPr>
+        <w:t xml:space="preserve"> (gratuito e excelente para </w:t>
+      </w:r>
+      <w:proofErr w:type="spellStart"/>
+      <w:r>
+        <w:rPr>
+          <w:sz w:val="36"/>
+          <w:szCs w:val="36"/>
+        </w:rPr>
+        <w:t>PWAs</w:t>
+      </w:r>
+      <w:proofErr w:type="spellEnd"/>
+      <w:r>
+        <w:rPr>
+          <w:sz w:val="36"/>
+          <w:szCs w:val="36"/>
+        </w:rPr>
+        <w:t xml:space="preserve"> híbridos).</w:t>
+      </w:r>
+    </w:p>
+    <w:p>
+      <w:pPr>
+        <w:pStyle w:val="py-0"/>
+        <w:numPr>
+          <w:ilvl w:val="0"/>
+          <w:numId w:val="25"/>
+        </w:numPr>
+        <w:rPr>
+          <w:sz w:val="36"/>
+          <w:szCs w:val="36"/>
+        </w:rPr>
+      </w:pPr>
+      <w:r>
+        <w:rPr>
+          <w:rFonts w:ascii="Segoe UI Emoji" w:hAnsi="Segoe UI Emoji" w:cs="Segoe UI Emoji"/>
+          <w:sz w:val="36"/>
+          <w:szCs w:val="36"/>
+        </w:rPr>
+        <w:t>🔲</w:t>
+      </w:r>
+      <w:r>
+        <w:rPr>
+          <w:sz w:val="36"/>
+          <w:szCs w:val="36"/>
+        </w:rPr>
+        <w:t xml:space="preserve"> </w:t>
+      </w:r>
+      <w:r>
+        <w:rPr>
+          <w:rStyle w:val="font-semibold"/>
+          <w:sz w:val="36"/>
+          <w:szCs w:val="36"/>
+        </w:rPr>
+        <w:t>Sincronização:</w:t>
+      </w:r>
+      <w:r>
+        <w:rPr>
+          <w:sz w:val="36"/>
+          <w:szCs w:val="36"/>
+        </w:rPr>
+        <w:t xml:space="preserve"> O app pega o histórico que estava só no celular e joga pra nuvem associado àquela conta. Se ele </w:t>
+      </w:r>
+      <w:proofErr w:type="spellStart"/>
+      <w:r>
+        <w:rPr>
+          <w:sz w:val="36"/>
+          <w:szCs w:val="36"/>
+        </w:rPr>
+        <w:t>logar</w:t>
+      </w:r>
+      <w:proofErr w:type="spellEnd"/>
+      <w:r>
+        <w:rPr>
+          <w:sz w:val="36"/>
+          <w:szCs w:val="36"/>
+        </w:rPr>
+        <w:t xml:space="preserve"> no computador, os contratos estão lá.</w:t>
+      </w:r>
+    </w:p>
+    <w:p>
+      <w:pPr>
+        <w:pStyle w:val="Ttulo3"/>
+        <w:rPr>
+          <w:sz w:val="36"/>
+          <w:szCs w:val="36"/>
+        </w:rPr>
+      </w:pPr>
+      <w:r>
+        <w:rPr>
+          <w:rStyle w:val="font-semibold"/>
+          <w:sz w:val="36"/>
+          <w:szCs w:val="36"/>
+        </w:rPr>
+        <w:t>FASE 4: Monetização (O Dinheiro)</w:t>
+      </w:r>
+    </w:p>
+    <w:p>
+      <w:pPr>
+        <w:pStyle w:val="NormalWeb"/>
+        <w:rPr>
+          <w:sz w:val="36"/>
+          <w:szCs w:val="36"/>
+        </w:rPr>
+      </w:pPr>
+      <w:r>
+        <w:rPr>
+          <w:rStyle w:val="nfase"/>
+          <w:sz w:val="36"/>
+          <w:szCs w:val="36"/>
+        </w:rPr>
+        <w:t>Objetivo: Limitar o uso gratuito e cobrar pelo Premium.</w:t>
+      </w:r>
+    </w:p>
+    <w:p>
+      <w:pPr>
+        <w:pStyle w:val="py-0"/>
+        <w:numPr>
+          <w:ilvl w:val="0"/>
+          <w:numId w:val="26"/>
+        </w:numPr>
+        <w:rPr>
+          <w:sz w:val="36"/>
+          <w:szCs w:val="36"/>
+        </w:rPr>
+      </w:pPr>
+      <w:r>
+        <w:rPr>
+          <w:rFonts w:ascii="Segoe UI Emoji" w:hAnsi="Segoe UI Emoji" w:cs="Segoe UI Emoji"/>
+          <w:sz w:val="36"/>
+          <w:szCs w:val="36"/>
+        </w:rPr>
+        <w:t>🔲</w:t>
+      </w:r>
+      <w:r>
+        <w:rPr>
+          <w:sz w:val="36"/>
+          <w:szCs w:val="36"/>
+        </w:rPr>
+        <w:t xml:space="preserve"> </w:t>
+      </w:r>
+      <w:r>
+        <w:rPr>
+          <w:rStyle w:val="font-semibold"/>
+          <w:sz w:val="36"/>
+          <w:szCs w:val="36"/>
+        </w:rPr>
+        <w:t>Contador de Uso (</w:t>
+      </w:r>
+      <w:proofErr w:type="spellStart"/>
+      <w:r>
+        <w:rPr>
+          <w:rStyle w:val="font-semibold"/>
+          <w:sz w:val="36"/>
+          <w:szCs w:val="36"/>
+        </w:rPr>
+        <w:t>Paywall</w:t>
+      </w:r>
+      <w:proofErr w:type="spellEnd"/>
+      <w:r>
+        <w:rPr>
+          <w:rStyle w:val="font-semibold"/>
+          <w:sz w:val="36"/>
+          <w:szCs w:val="36"/>
+        </w:rPr>
+        <w:t>):</w:t>
+      </w:r>
+      <w:r>
+        <w:rPr>
+          <w:sz w:val="36"/>
+          <w:szCs w:val="36"/>
+        </w:rPr>
+        <w:t xml:space="preserve"> O banco de dados controla: "Usuário X gerou 3 contratos este mês". No 4º contrato, sobe a tela de bloqueio.</w:t>
+      </w:r>
+    </w:p>
+    <w:p>
+      <w:pPr>
+        <w:pStyle w:val="py-0"/>
+        <w:numPr>
+          <w:ilvl w:val="0"/>
+          <w:numId w:val="26"/>
+        </w:numPr>
+        <w:rPr>
+          <w:sz w:val="36"/>
+          <w:szCs w:val="36"/>
+        </w:rPr>
+      </w:pPr>
+      <w:r>
+        <w:rPr>
+          <w:rFonts w:ascii="Segoe UI Emoji" w:hAnsi="Segoe UI Emoji" w:cs="Segoe UI Emoji"/>
+          <w:sz w:val="36"/>
+          <w:szCs w:val="36"/>
+        </w:rPr>
+        <w:lastRenderedPageBreak/>
+        <w:t>🔲</w:t>
+      </w:r>
+      <w:r>
+        <w:rPr>
+          <w:sz w:val="36"/>
+          <w:szCs w:val="36"/>
+        </w:rPr>
+        <w:t xml:space="preserve"> </w:t>
+      </w:r>
+      <w:r>
+        <w:rPr>
+          <w:rStyle w:val="font-semibold"/>
+          <w:sz w:val="36"/>
+          <w:szCs w:val="36"/>
+        </w:rPr>
+        <w:t>Integração de Pagamento:</w:t>
+      </w:r>
+      <w:r>
+        <w:rPr>
+          <w:sz w:val="36"/>
+          <w:szCs w:val="36"/>
+        </w:rPr>
+        <w:t xml:space="preserve"> Conectar com </w:t>
+      </w:r>
+      <w:proofErr w:type="spellStart"/>
+      <w:r>
+        <w:rPr>
+          <w:sz w:val="36"/>
+          <w:szCs w:val="36"/>
+        </w:rPr>
+        <w:t>Stripe</w:t>
+      </w:r>
+      <w:proofErr w:type="spellEnd"/>
+      <w:r>
+        <w:rPr>
+          <w:sz w:val="36"/>
+          <w:szCs w:val="36"/>
+        </w:rPr>
+        <w:t xml:space="preserve">, Mercado Pago ou </w:t>
+      </w:r>
+      <w:proofErr w:type="spellStart"/>
+      <w:r>
+        <w:rPr>
+          <w:sz w:val="36"/>
+          <w:szCs w:val="36"/>
+        </w:rPr>
+        <w:t>Asaas</w:t>
+      </w:r>
+      <w:proofErr w:type="spellEnd"/>
+      <w:r>
+        <w:rPr>
+          <w:sz w:val="36"/>
+          <w:szCs w:val="36"/>
+        </w:rPr>
+        <w:t xml:space="preserve"> para cobrar a assinatura (mensal/anual).</w:t>
+      </w:r>
+    </w:p>
+    <w:p>
+      <w:pPr>
+        <w:pStyle w:val="py-0"/>
+        <w:numPr>
+          <w:ilvl w:val="0"/>
+          <w:numId w:val="26"/>
+        </w:numPr>
+        <w:rPr>
+          <w:sz w:val="36"/>
+          <w:szCs w:val="36"/>
+        </w:rPr>
+      </w:pPr>
+      <w:r>
+        <w:rPr>
+          <w:rFonts w:ascii="Segoe UI Emoji" w:hAnsi="Segoe UI Emoji" w:cs="Segoe UI Emoji"/>
+          <w:sz w:val="36"/>
+          <w:szCs w:val="36"/>
+        </w:rPr>
+        <w:t>🔲</w:t>
+      </w:r>
+      <w:r>
+        <w:rPr>
+          <w:sz w:val="36"/>
+          <w:szCs w:val="36"/>
+        </w:rPr>
+        <w:t xml:space="preserve"> </w:t>
+      </w:r>
+      <w:r>
+        <w:rPr>
+          <w:rStyle w:val="font-semibold"/>
+          <w:sz w:val="36"/>
+          <w:szCs w:val="36"/>
+        </w:rPr>
+        <w:t>Recursos Premium:</w:t>
+      </w:r>
+      <w:r>
+        <w:rPr>
+          <w:sz w:val="36"/>
+          <w:szCs w:val="36"/>
+        </w:rPr>
+        <w:t xml:space="preserve"> Desbloquear coisas como: remover marca d'água, logo da empresa do cliente no contrato, envio de link para assinatura digital, etc.</w:t>
+      </w:r>
+    </w:p>
+    <w:p>
+      <w:pPr>
+        <w:rPr>
+          <w:sz w:val="36"/>
+          <w:szCs w:val="36"/>
+        </w:rPr>
+      </w:pPr>
+      <w:r>
+        <w:rPr>
+          <w:sz w:val="36"/>
+          <w:szCs w:val="36"/>
+        </w:rPr>
+        <w:pict w14:anchorId="2B2903EA">
+          <v:rect id="_x0000_i1036" style="width:0;height:1.5pt" o:hralign="center" o:hrstd="t" o:hr="t" fillcolor="#a0a0a0" stroked="f"/>
+        </w:pict>
+      </w:r>
+    </w:p>
+    <w:p>
+      <w:pPr>
+        <w:pStyle w:val="Ttulo2"/>
+        <w:rPr>
+          <w:sz w:val="36"/>
+          <w:szCs w:val="36"/>
+        </w:rPr>
+      </w:pPr>
+      <w:r>
+        <w:rPr>
+          <w:rFonts w:ascii="Segoe UI Emoji" w:hAnsi="Segoe UI Emoji" w:cs="Segoe UI Emoji"/>
+          <w:sz w:val="36"/>
+          <w:szCs w:val="36"/>
+        </w:rPr>
+        <w:t>🎯</w:t>
+      </w:r>
+      <w:r>
+        <w:rPr>
+          <w:sz w:val="36"/>
+          <w:szCs w:val="36"/>
+        </w:rPr>
+        <w:t xml:space="preserve"> </w:t>
+      </w:r>
+      <w:r>
+        <w:rPr>
+          <w:rStyle w:val="font-semibold"/>
+          <w:sz w:val="36"/>
+          <w:szCs w:val="36"/>
+        </w:rPr>
+        <w:t>POR ONDE COMEÇAMOS HOJE? (Fase 1)</w:t>
+      </w:r>
+    </w:p>
+    <w:p>
+      <w:pPr>
+        <w:pStyle w:val="NormalWeb"/>
+        <w:rPr>
+          <w:sz w:val="36"/>
+          <w:szCs w:val="36"/>
+        </w:rPr>
+      </w:pPr>
+      <w:r>
+        <w:rPr>
+          <w:sz w:val="36"/>
+          <w:szCs w:val="36"/>
+        </w:rPr>
+        <w:t>Nós não podemos pular para a tela de login (Fase 3) se a ferramenta de gerar o PDF/WhatsApp (Fase 1) ainda não existe. A fundação precisa ser sólida.</w:t>
+      </w:r>
+    </w:p>
+    <w:p>
+      <w:pPr>
+        <w:pStyle w:val="NormalWeb"/>
+        <w:rPr>
+          <w:sz w:val="36"/>
+          <w:szCs w:val="36"/>
+        </w:rPr>
+      </w:pPr>
+      <w:r>
+        <w:rPr>
+          <w:rStyle w:val="font-semibold"/>
+          <w:sz w:val="36"/>
+          <w:szCs w:val="36"/>
+        </w:rPr>
+        <w:t>Minha sugestão para os 3 próximos passos técnicos (nessa exata ordem):</w:t>
+      </w:r>
+    </w:p>
+    <w:p>
+      <w:pPr>
+        <w:pStyle w:val="py-0"/>
+        <w:numPr>
+          <w:ilvl w:val="0"/>
+          <w:numId w:val="27"/>
+        </w:numPr>
+        <w:rPr>
+          <w:sz w:val="36"/>
+          <w:szCs w:val="36"/>
+        </w:rPr>
+      </w:pPr>
+      <w:r>
+        <w:rPr>
+          <w:rStyle w:val="font-semibold"/>
+          <w:sz w:val="36"/>
+          <w:szCs w:val="36"/>
+        </w:rPr>
+        <w:t>Botões Mágicos (PDF, Imprimir, WhatsApp):</w:t>
+      </w:r>
+      <w:r>
+        <w:rPr>
+          <w:sz w:val="36"/>
+          <w:szCs w:val="36"/>
+        </w:rPr>
+        <w:t xml:space="preserve"> Fazer o contrato sair do aplicativo para as mãos do cliente.</w:t>
+      </w:r>
+    </w:p>
+    <w:p>
+      <w:pPr>
+        <w:pStyle w:val="py-0"/>
+        <w:numPr>
+          <w:ilvl w:val="0"/>
+          <w:numId w:val="27"/>
+        </w:numPr>
+        <w:rPr>
+          <w:sz w:val="36"/>
+          <w:szCs w:val="36"/>
+        </w:rPr>
+      </w:pPr>
+      <w:proofErr w:type="spellStart"/>
+      <w:r>
+        <w:rPr>
+          <w:rStyle w:val="font-semibold"/>
+          <w:sz w:val="36"/>
+          <w:szCs w:val="36"/>
+        </w:rPr>
+        <w:t>LocalStorage</w:t>
+      </w:r>
+      <w:proofErr w:type="spellEnd"/>
+      <w:r>
+        <w:rPr>
+          <w:rStyle w:val="font-semibold"/>
+          <w:sz w:val="36"/>
+          <w:szCs w:val="36"/>
+        </w:rPr>
+        <w:t xml:space="preserve"> (Salvar Dados):</w:t>
+      </w:r>
+      <w:r>
+        <w:rPr>
+          <w:sz w:val="36"/>
+          <w:szCs w:val="36"/>
+        </w:rPr>
+        <w:t xml:space="preserve"> Fazer os campos guardarem o que foi digitado para o empresário não ficar com raiva se a página recarregar sem querer.</w:t>
+      </w:r>
+    </w:p>
+    <w:p>
+      <w:pPr>
+        <w:pStyle w:val="py-0"/>
+        <w:numPr>
+          <w:ilvl w:val="0"/>
+          <w:numId w:val="27"/>
+        </w:numPr>
+        <w:rPr>
+          <w:sz w:val="36"/>
+          <w:szCs w:val="36"/>
+        </w:rPr>
+      </w:pPr>
+      <w:r>
+        <w:rPr>
+          <w:rStyle w:val="font-semibold"/>
+          <w:sz w:val="36"/>
+          <w:szCs w:val="36"/>
+        </w:rPr>
+        <w:t>Página Inicial (Home):</w:t>
+      </w:r>
+      <w:r>
+        <w:rPr>
+          <w:sz w:val="36"/>
+          <w:szCs w:val="36"/>
+        </w:rPr>
+        <w:t xml:space="preserve"> Criar a primeira versão da tela de boas-vindas que "esconde" o gerador até ele clicar em "Novo Contrato".</w:t>
+      </w:r>
+    </w:p>
+    <w:p>
+      <w:pPr>
+        <w:pStyle w:val="PargrafodaLista"/>
+        <w:rPr>
+          <w:sz w:val="32"/>
+          <w:szCs w:val="32"/>
+        </w:rPr>
       </w:pPr>
     </w:p>
     <w:sectPr>
@@ -6746,6 +7907,155 @@
     </w:lvl>
   </w:abstractNum>
   <w:abstractNum w:abstractNumId="6" w15:restartNumberingAfterBreak="0">
+    <w:nsid w:val="1FA8367B"/>
+    <w:multiLevelType w:val="multilevel"/>
+    <w:tmpl w:val="9F5629B0"/>
+    <w:lvl w:ilvl="0">
+      <w:start w:val="1"/>
+      <w:numFmt w:val="bullet"/>
+      <w:lvlText w:val=""/>
+      <w:lvlJc w:val="left"/>
+      <w:pPr>
+        <w:tabs>
+          <w:tab w:val="num" w:pos="720"/>
+        </w:tabs>
+        <w:ind w:left="720" w:hanging="360"/>
+      </w:pPr>
+      <w:rPr>
+        <w:rFonts w:ascii="Symbol" w:hAnsi="Symbol" w:hint="default"/>
+        <w:sz w:val="20"/>
+      </w:rPr>
+    </w:lvl>
+    <w:lvl w:ilvl="1" w:tentative="1">
+      <w:start w:val="1"/>
+      <w:numFmt w:val="bullet"/>
+      <w:lvlText w:val="o"/>
+      <w:lvlJc w:val="left"/>
+      <w:pPr>
+        <w:tabs>
+          <w:tab w:val="num" w:pos="1440"/>
+        </w:tabs>
+        <w:ind w:left="1440" w:hanging="360"/>
+      </w:pPr>
+      <w:rPr>
+        <w:rFonts w:ascii="Courier New" w:hAnsi="Courier New" w:hint="default"/>
+        <w:sz w:val="20"/>
+      </w:rPr>
+    </w:lvl>
+    <w:lvl w:ilvl="2" w:tentative="1">
+      <w:start w:val="1"/>
+      <w:numFmt w:val="bullet"/>
+      <w:lvlText w:val=""/>
+      <w:lvlJc w:val="left"/>
+      <w:pPr>
+        <w:tabs>
+          <w:tab w:val="num" w:pos="2160"/>
+        </w:tabs>
+        <w:ind w:left="2160" w:hanging="360"/>
+      </w:pPr>
+      <w:rPr>
+        <w:rFonts w:ascii="Wingdings" w:hAnsi="Wingdings" w:hint="default"/>
+        <w:sz w:val="20"/>
+      </w:rPr>
+    </w:lvl>
+    <w:lvl w:ilvl="3" w:tentative="1">
+      <w:start w:val="1"/>
+      <w:numFmt w:val="bullet"/>
+      <w:lvlText w:val=""/>
+      <w:lvlJc w:val="left"/>
+      <w:pPr>
+        <w:tabs>
+          <w:tab w:val="num" w:pos="2880"/>
+        </w:tabs>
+        <w:ind w:left="2880" w:hanging="360"/>
+      </w:pPr>
+      <w:rPr>
+        <w:rFonts w:ascii="Wingdings" w:hAnsi="Wingdings" w:hint="default"/>
+        <w:sz w:val="20"/>
+      </w:rPr>
+    </w:lvl>
+    <w:lvl w:ilvl="4" w:tentative="1">
+      <w:start w:val="1"/>
+      <w:numFmt w:val="bullet"/>
+      <w:lvlText w:val=""/>
+      <w:lvlJc w:val="left"/>
+      <w:pPr>
+        <w:tabs>
+          <w:tab w:val="num" w:pos="3600"/>
+        </w:tabs>
+        <w:ind w:left="3600" w:hanging="360"/>
+      </w:pPr>
+      <w:rPr>
+        <w:rFonts w:ascii="Wingdings" w:hAnsi="Wingdings" w:hint="default"/>
+        <w:sz w:val="20"/>
+      </w:rPr>
+    </w:lvl>
+    <w:lvl w:ilvl="5" w:tentative="1">
+      <w:start w:val="1"/>
+      <w:numFmt w:val="bullet"/>
+      <w:lvlText w:val=""/>
+      <w:lvlJc w:val="left"/>
+      <w:pPr>
+        <w:tabs>
+          <w:tab w:val="num" w:pos="4320"/>
+        </w:tabs>
+        <w:ind w:left="4320" w:hanging="360"/>
+      </w:pPr>
+      <w:rPr>
+        <w:rFonts w:ascii="Wingdings" w:hAnsi="Wingdings" w:hint="default"/>
+        <w:sz w:val="20"/>
+      </w:rPr>
+    </w:lvl>
+    <w:lvl w:ilvl="6" w:tentative="1">
+      <w:start w:val="1"/>
+      <w:numFmt w:val="bullet"/>
+      <w:lvlText w:val=""/>
+      <w:lvlJc w:val="left"/>
+      <w:pPr>
+        <w:tabs>
+          <w:tab w:val="num" w:pos="5040"/>
+        </w:tabs>
+        <w:ind w:left="5040" w:hanging="360"/>
+      </w:pPr>
+      <w:rPr>
+        <w:rFonts w:ascii="Wingdings" w:hAnsi="Wingdings" w:hint="default"/>
+        <w:sz w:val="20"/>
+      </w:rPr>
+    </w:lvl>
+    <w:lvl w:ilvl="7" w:tentative="1">
+      <w:start w:val="1"/>
+      <w:numFmt w:val="bullet"/>
+      <w:lvlText w:val=""/>
+      <w:lvlJc w:val="left"/>
+      <w:pPr>
+        <w:tabs>
+          <w:tab w:val="num" w:pos="5760"/>
+        </w:tabs>
+        <w:ind w:left="5760" w:hanging="360"/>
+      </w:pPr>
+      <w:rPr>
+        <w:rFonts w:ascii="Wingdings" w:hAnsi="Wingdings" w:hint="default"/>
+        <w:sz w:val="20"/>
+      </w:rPr>
+    </w:lvl>
+    <w:lvl w:ilvl="8" w:tentative="1">
+      <w:start w:val="1"/>
+      <w:numFmt w:val="bullet"/>
+      <w:lvlText w:val=""/>
+      <w:lvlJc w:val="left"/>
+      <w:pPr>
+        <w:tabs>
+          <w:tab w:val="num" w:pos="6480"/>
+        </w:tabs>
+        <w:ind w:left="6480" w:hanging="360"/>
+      </w:pPr>
+      <w:rPr>
+        <w:rFonts w:ascii="Wingdings" w:hAnsi="Wingdings" w:hint="default"/>
+        <w:sz w:val="20"/>
+      </w:rPr>
+    </w:lvl>
+  </w:abstractNum>
+  <w:abstractNum w:abstractNumId="7" w15:restartNumberingAfterBreak="0">
     <w:nsid w:val="1FC16570"/>
     <w:multiLevelType w:val="multilevel"/>
     <w:tmpl w:val="8F8EE6FE"/>
@@ -6894,7 +8204,156 @@
       </w:rPr>
     </w:lvl>
   </w:abstractNum>
-  <w:abstractNum w:abstractNumId="7" w15:restartNumberingAfterBreak="0">
+  <w:abstractNum w:abstractNumId="8" w15:restartNumberingAfterBreak="0">
+    <w:nsid w:val="1FEB33DB"/>
+    <w:multiLevelType w:val="multilevel"/>
+    <w:tmpl w:val="278A3A4E"/>
+    <w:lvl w:ilvl="0">
+      <w:start w:val="1"/>
+      <w:numFmt w:val="bullet"/>
+      <w:lvlText w:val=""/>
+      <w:lvlJc w:val="left"/>
+      <w:pPr>
+        <w:tabs>
+          <w:tab w:val="num" w:pos="720"/>
+        </w:tabs>
+        <w:ind w:left="720" w:hanging="360"/>
+      </w:pPr>
+      <w:rPr>
+        <w:rFonts w:ascii="Symbol" w:hAnsi="Symbol" w:hint="default"/>
+        <w:sz w:val="20"/>
+      </w:rPr>
+    </w:lvl>
+    <w:lvl w:ilvl="1" w:tentative="1">
+      <w:start w:val="1"/>
+      <w:numFmt w:val="bullet"/>
+      <w:lvlText w:val="o"/>
+      <w:lvlJc w:val="left"/>
+      <w:pPr>
+        <w:tabs>
+          <w:tab w:val="num" w:pos="1440"/>
+        </w:tabs>
+        <w:ind w:left="1440" w:hanging="360"/>
+      </w:pPr>
+      <w:rPr>
+        <w:rFonts w:ascii="Courier New" w:hAnsi="Courier New" w:hint="default"/>
+        <w:sz w:val="20"/>
+      </w:rPr>
+    </w:lvl>
+    <w:lvl w:ilvl="2" w:tentative="1">
+      <w:start w:val="1"/>
+      <w:numFmt w:val="bullet"/>
+      <w:lvlText w:val=""/>
+      <w:lvlJc w:val="left"/>
+      <w:pPr>
+        <w:tabs>
+          <w:tab w:val="num" w:pos="2160"/>
+        </w:tabs>
+        <w:ind w:left="2160" w:hanging="360"/>
+      </w:pPr>
+      <w:rPr>
+        <w:rFonts w:ascii="Wingdings" w:hAnsi="Wingdings" w:hint="default"/>
+        <w:sz w:val="20"/>
+      </w:rPr>
+    </w:lvl>
+    <w:lvl w:ilvl="3" w:tentative="1">
+      <w:start w:val="1"/>
+      <w:numFmt w:val="bullet"/>
+      <w:lvlText w:val=""/>
+      <w:lvlJc w:val="left"/>
+      <w:pPr>
+        <w:tabs>
+          <w:tab w:val="num" w:pos="2880"/>
+        </w:tabs>
+        <w:ind w:left="2880" w:hanging="360"/>
+      </w:pPr>
+      <w:rPr>
+        <w:rFonts w:ascii="Wingdings" w:hAnsi="Wingdings" w:hint="default"/>
+        <w:sz w:val="20"/>
+      </w:rPr>
+    </w:lvl>
+    <w:lvl w:ilvl="4" w:tentative="1">
+      <w:start w:val="1"/>
+      <w:numFmt w:val="bullet"/>
+      <w:lvlText w:val=""/>
+      <w:lvlJc w:val="left"/>
+      <w:pPr>
+        <w:tabs>
+          <w:tab w:val="num" w:pos="3600"/>
+        </w:tabs>
+        <w:ind w:left="3600" w:hanging="360"/>
+      </w:pPr>
+      <w:rPr>
+        <w:rFonts w:ascii="Wingdings" w:hAnsi="Wingdings" w:hint="default"/>
+        <w:sz w:val="20"/>
+      </w:rPr>
+    </w:lvl>
+    <w:lvl w:ilvl="5" w:tentative="1">
+      <w:start w:val="1"/>
+      <w:numFmt w:val="bullet"/>
+      <w:lvlText w:val=""/>
+      <w:lvlJc w:val="left"/>
+      <w:pPr>
+        <w:tabs>
+          <w:tab w:val="num" w:pos="4320"/>
+        </w:tabs>
+        <w:ind w:left="4320" w:hanging="360"/>
+      </w:pPr>
+      <w:rPr>
+        <w:rFonts w:ascii="Wingdings" w:hAnsi="Wingdings" w:hint="default"/>
+        <w:sz w:val="20"/>
+      </w:rPr>
+    </w:lvl>
+    <w:lvl w:ilvl="6" w:tentative="1">
+      <w:start w:val="1"/>
+      <w:numFmt w:val="bullet"/>
+      <w:lvlText w:val=""/>
+      <w:lvlJc w:val="left"/>
+      <w:pPr>
+        <w:tabs>
+          <w:tab w:val="num" w:pos="5040"/>
+        </w:tabs>
+        <w:ind w:left="5040" w:hanging="360"/>
+      </w:pPr>
+      <w:rPr>
+        <w:rFonts w:ascii="Wingdings" w:hAnsi="Wingdings" w:hint="default"/>
+        <w:sz w:val="20"/>
+      </w:rPr>
+    </w:lvl>
+    <w:lvl w:ilvl="7" w:tentative="1">
+      <w:start w:val="1"/>
+      <w:numFmt w:val="bullet"/>
+      <w:lvlText w:val=""/>
+      <w:lvlJc w:val="left"/>
+      <w:pPr>
+        <w:tabs>
+          <w:tab w:val="num" w:pos="5760"/>
+        </w:tabs>
+        <w:ind w:left="5760" w:hanging="360"/>
+      </w:pPr>
+      <w:rPr>
+        <w:rFonts w:ascii="Wingdings" w:hAnsi="Wingdings" w:hint="default"/>
+        <w:sz w:val="20"/>
+      </w:rPr>
+    </w:lvl>
+    <w:lvl w:ilvl="8" w:tentative="1">
+      <w:start w:val="1"/>
+      <w:numFmt w:val="bullet"/>
+      <w:lvlText w:val=""/>
+      <w:lvlJc w:val="left"/>
+      <w:pPr>
+        <w:tabs>
+          <w:tab w:val="num" w:pos="6480"/>
+        </w:tabs>
+        <w:ind w:left="6480" w:hanging="360"/>
+      </w:pPr>
+      <w:rPr>
+        <w:rFonts w:ascii="Wingdings" w:hAnsi="Wingdings" w:hint="default"/>
+        <w:sz w:val="20"/>
+      </w:rPr>
+    </w:lvl>
+  </w:abstractNum>
+  <w:abstractNum w:abstractNumId="9" w15:restartNumberingAfterBreak="0">
     <w:nsid w:val="201E4884"/>
     <w:multiLevelType w:val="multilevel"/>
     <w:tmpl w:val="6928B060"/>
@@ -7043,7 +8502,156 @@
       </w:rPr>
     </w:lvl>
   </w:abstractNum>
-  <w:abstractNum w:abstractNumId="8" w15:restartNumberingAfterBreak="0">
+  <w:abstractNum w:abstractNumId="10" w15:restartNumberingAfterBreak="0">
+    <w:nsid w:val="21446A46"/>
+    <w:multiLevelType w:val="multilevel"/>
+    <w:tmpl w:val="8F4CF192"/>
+    <w:lvl w:ilvl="0">
+      <w:start w:val="1"/>
+      <w:numFmt w:val="bullet"/>
+      <w:lvlText w:val=""/>
+      <w:lvlJc w:val="left"/>
+      <w:pPr>
+        <w:tabs>
+          <w:tab w:val="num" w:pos="720"/>
+        </w:tabs>
+        <w:ind w:left="720" w:hanging="360"/>
+      </w:pPr>
+      <w:rPr>
+        <w:rFonts w:ascii="Symbol" w:hAnsi="Symbol" w:hint="default"/>
+        <w:sz w:val="20"/>
+      </w:rPr>
+    </w:lvl>
+    <w:lvl w:ilvl="1" w:tentative="1">
+      <w:start w:val="1"/>
+      <w:numFmt w:val="bullet"/>
+      <w:lvlText w:val="o"/>
+      <w:lvlJc w:val="left"/>
+      <w:pPr>
+        <w:tabs>
+          <w:tab w:val="num" w:pos="1440"/>
+        </w:tabs>
+        <w:ind w:left="1440" w:hanging="360"/>
+      </w:pPr>
+      <w:rPr>
+        <w:rFonts w:ascii="Courier New" w:hAnsi="Courier New" w:hint="default"/>
+        <w:sz w:val="20"/>
+      </w:rPr>
+    </w:lvl>
+    <w:lvl w:ilvl="2" w:tentative="1">
+      <w:start w:val="1"/>
+      <w:numFmt w:val="bullet"/>
+      <w:lvlText w:val=""/>
+      <w:lvlJc w:val="left"/>
+      <w:pPr>
+        <w:tabs>
+          <w:tab w:val="num" w:pos="2160"/>
+        </w:tabs>
+        <w:ind w:left="2160" w:hanging="360"/>
+      </w:pPr>
+      <w:rPr>
+        <w:rFonts w:ascii="Wingdings" w:hAnsi="Wingdings" w:hint="default"/>
+        <w:sz w:val="20"/>
+      </w:rPr>
+    </w:lvl>
+    <w:lvl w:ilvl="3" w:tentative="1">
+      <w:start w:val="1"/>
+      <w:numFmt w:val="bullet"/>
+      <w:lvlText w:val=""/>
+      <w:lvlJc w:val="left"/>
+      <w:pPr>
+        <w:tabs>
+          <w:tab w:val="num" w:pos="2880"/>
+        </w:tabs>
+        <w:ind w:left="2880" w:hanging="360"/>
+      </w:pPr>
+      <w:rPr>
+        <w:rFonts w:ascii="Wingdings" w:hAnsi="Wingdings" w:hint="default"/>
+        <w:sz w:val="20"/>
+      </w:rPr>
+    </w:lvl>
+    <w:lvl w:ilvl="4" w:tentative="1">
+      <w:start w:val="1"/>
+      <w:numFmt w:val="bullet"/>
+      <w:lvlText w:val=""/>
+      <w:lvlJc w:val="left"/>
+      <w:pPr>
+        <w:tabs>
+          <w:tab w:val="num" w:pos="3600"/>
+        </w:tabs>
+        <w:ind w:left="3600" w:hanging="360"/>
+      </w:pPr>
+      <w:rPr>
+        <w:rFonts w:ascii="Wingdings" w:hAnsi="Wingdings" w:hint="default"/>
+        <w:sz w:val="20"/>
+      </w:rPr>
+    </w:lvl>
+    <w:lvl w:ilvl="5" w:tentative="1">
+      <w:start w:val="1"/>
+      <w:numFmt w:val="bullet"/>
+      <w:lvlText w:val=""/>
+      <w:lvlJc w:val="left"/>
+      <w:pPr>
+        <w:tabs>
+          <w:tab w:val="num" w:pos="4320"/>
+        </w:tabs>
+        <w:ind w:left="4320" w:hanging="360"/>
+      </w:pPr>
+      <w:rPr>
+        <w:rFonts w:ascii="Wingdings" w:hAnsi="Wingdings" w:hint="default"/>
+        <w:sz w:val="20"/>
+      </w:rPr>
+    </w:lvl>
+    <w:lvl w:ilvl="6" w:tentative="1">
+      <w:start w:val="1"/>
+      <w:numFmt w:val="bullet"/>
+      <w:lvlText w:val=""/>
+      <w:lvlJc w:val="left"/>
+      <w:pPr>
+        <w:tabs>
+          <w:tab w:val="num" w:pos="5040"/>
+        </w:tabs>
+        <w:ind w:left="5040" w:hanging="360"/>
+      </w:pPr>
+      <w:rPr>
+        <w:rFonts w:ascii="Wingdings" w:hAnsi="Wingdings" w:hint="default"/>
+        <w:sz w:val="20"/>
+      </w:rPr>
+    </w:lvl>
+    <w:lvl w:ilvl="7" w:tentative="1">
+      <w:start w:val="1"/>
+      <w:numFmt w:val="bullet"/>
+      <w:lvlText w:val=""/>
+      <w:lvlJc w:val="left"/>
+      <w:pPr>
+        <w:tabs>
+          <w:tab w:val="num" w:pos="5760"/>
+        </w:tabs>
+        <w:ind w:left="5760" w:hanging="360"/>
+      </w:pPr>
+      <w:rPr>
+        <w:rFonts w:ascii="Wingdings" w:hAnsi="Wingdings" w:hint="default"/>
+        <w:sz w:val="20"/>
+      </w:rPr>
+    </w:lvl>
+    <w:lvl w:ilvl="8" w:tentative="1">
+      <w:start w:val="1"/>
+      <w:numFmt w:val="bullet"/>
+      <w:lvlText w:val=""/>
+      <w:lvlJc w:val="left"/>
+      <w:pPr>
+        <w:tabs>
+          <w:tab w:val="num" w:pos="6480"/>
+        </w:tabs>
+        <w:ind w:left="6480" w:hanging="360"/>
+      </w:pPr>
+      <w:rPr>
+        <w:rFonts w:ascii="Wingdings" w:hAnsi="Wingdings" w:hint="default"/>
+        <w:sz w:val="20"/>
+      </w:rPr>
+    </w:lvl>
+  </w:abstractNum>
+  <w:abstractNum w:abstractNumId="11" w15:restartNumberingAfterBreak="0">
     <w:nsid w:val="245A4EBB"/>
     <w:multiLevelType w:val="hybridMultilevel"/>
     <w:tmpl w:val="AF2CA396"/>
@@ -7155,7 +8763,7 @@
       </w:rPr>
     </w:lvl>
   </w:abstractNum>
-  <w:abstractNum w:abstractNumId="9" w15:restartNumberingAfterBreak="0">
+  <w:abstractNum w:abstractNumId="12" w15:restartNumberingAfterBreak="0">
     <w:nsid w:val="28BC5CB1"/>
     <w:multiLevelType w:val="multilevel"/>
     <w:tmpl w:val="9EB28D50"/>
@@ -7304,7 +8912,7 @@
       </w:rPr>
     </w:lvl>
   </w:abstractNum>
-  <w:abstractNum w:abstractNumId="10" w15:restartNumberingAfterBreak="0">
+  <w:abstractNum w:abstractNumId="13" w15:restartNumberingAfterBreak="0">
     <w:nsid w:val="38EE374B"/>
     <w:multiLevelType w:val="multilevel"/>
     <w:tmpl w:val="FFA8691C"/>
@@ -7453,7 +9061,7 @@
       </w:rPr>
     </w:lvl>
   </w:abstractNum>
-  <w:abstractNum w:abstractNumId="11" w15:restartNumberingAfterBreak="0">
+  <w:abstractNum w:abstractNumId="14" w15:restartNumberingAfterBreak="0">
     <w:nsid w:val="3A9A68C4"/>
     <w:multiLevelType w:val="multilevel"/>
     <w:tmpl w:val="DECA6C2C"/>
@@ -7566,7 +9174,7 @@
       </w:pPr>
     </w:lvl>
   </w:abstractNum>
-  <w:abstractNum w:abstractNumId="12" w15:restartNumberingAfterBreak="0">
+  <w:abstractNum w:abstractNumId="15" w15:restartNumberingAfterBreak="0">
     <w:nsid w:val="3D6746BC"/>
     <w:multiLevelType w:val="multilevel"/>
     <w:tmpl w:val="B0903B76"/>
@@ -7679,7 +9287,7 @@
       </w:pPr>
     </w:lvl>
   </w:abstractNum>
-  <w:abstractNum w:abstractNumId="13" w15:restartNumberingAfterBreak="0">
+  <w:abstractNum w:abstractNumId="16" w15:restartNumberingAfterBreak="0">
     <w:nsid w:val="421B514B"/>
     <w:multiLevelType w:val="multilevel"/>
     <w:tmpl w:val="FE267C56"/>
@@ -7824,7 +9432,7 @@
       </w:rPr>
     </w:lvl>
   </w:abstractNum>
-  <w:abstractNum w:abstractNumId="14" w15:restartNumberingAfterBreak="0">
+  <w:abstractNum w:abstractNumId="17" w15:restartNumberingAfterBreak="0">
     <w:nsid w:val="48703DAC"/>
     <w:multiLevelType w:val="multilevel"/>
     <w:tmpl w:val="763EB722"/>
@@ -7973,7 +9581,7 @@
       </w:rPr>
     </w:lvl>
   </w:abstractNum>
-  <w:abstractNum w:abstractNumId="15" w15:restartNumberingAfterBreak="0">
+  <w:abstractNum w:abstractNumId="18" w15:restartNumberingAfterBreak="0">
     <w:nsid w:val="50AD39B5"/>
     <w:multiLevelType w:val="multilevel"/>
     <w:tmpl w:val="17DA6AF4"/>
@@ -8122,7 +9730,7 @@
       </w:rPr>
     </w:lvl>
   </w:abstractNum>
-  <w:abstractNum w:abstractNumId="16" w15:restartNumberingAfterBreak="0">
+  <w:abstractNum w:abstractNumId="19" w15:restartNumberingAfterBreak="0">
     <w:nsid w:val="588815ED"/>
     <w:multiLevelType w:val="multilevel"/>
     <w:tmpl w:val="CFFC8BF4"/>
@@ -8235,7 +9843,7 @@
       </w:pPr>
     </w:lvl>
   </w:abstractNum>
-  <w:abstractNum w:abstractNumId="17" w15:restartNumberingAfterBreak="0">
+  <w:abstractNum w:abstractNumId="20" w15:restartNumberingAfterBreak="0">
     <w:nsid w:val="62192D69"/>
     <w:multiLevelType w:val="multilevel"/>
     <w:tmpl w:val="BD829D5C"/>
@@ -8384,7 +9992,7 @@
       </w:rPr>
     </w:lvl>
   </w:abstractNum>
-  <w:abstractNum w:abstractNumId="18" w15:restartNumberingAfterBreak="0">
+  <w:abstractNum w:abstractNumId="21" w15:restartNumberingAfterBreak="0">
     <w:nsid w:val="62812D66"/>
     <w:multiLevelType w:val="multilevel"/>
     <w:tmpl w:val="D3F6393A"/>
@@ -8501,7 +10109,7 @@
       </w:pPr>
     </w:lvl>
   </w:abstractNum>
-  <w:abstractNum w:abstractNumId="19" w15:restartNumberingAfterBreak="0">
+  <w:abstractNum w:abstractNumId="22" w15:restartNumberingAfterBreak="0">
     <w:nsid w:val="66372309"/>
     <w:multiLevelType w:val="multilevel"/>
     <w:tmpl w:val="95D8FCAE"/>
@@ -8650,7 +10258,269 @@
       </w:rPr>
     </w:lvl>
   </w:abstractNum>
-  <w:abstractNum w:abstractNumId="20" w15:restartNumberingAfterBreak="0">
+  <w:abstractNum w:abstractNumId="23" w15:restartNumberingAfterBreak="0">
+    <w:nsid w:val="7490043A"/>
+    <w:multiLevelType w:val="multilevel"/>
+    <w:tmpl w:val="B78600C4"/>
+    <w:lvl w:ilvl="0">
+      <w:start w:val="1"/>
+      <w:numFmt w:val="decimal"/>
+      <w:lvlText w:val="%1."/>
+      <w:lvlJc w:val="left"/>
+      <w:pPr>
+        <w:tabs>
+          <w:tab w:val="num" w:pos="720"/>
+        </w:tabs>
+        <w:ind w:left="720" w:hanging="360"/>
+      </w:pPr>
+    </w:lvl>
+    <w:lvl w:ilvl="1" w:tentative="1">
+      <w:start w:val="1"/>
+      <w:numFmt w:val="decimal"/>
+      <w:lvlText w:val="%2."/>
+      <w:lvlJc w:val="left"/>
+      <w:pPr>
+        <w:tabs>
+          <w:tab w:val="num" w:pos="1440"/>
+        </w:tabs>
+        <w:ind w:left="1440" w:hanging="360"/>
+      </w:pPr>
+    </w:lvl>
+    <w:lvl w:ilvl="2" w:tentative="1">
+      <w:start w:val="1"/>
+      <w:numFmt w:val="decimal"/>
+      <w:lvlText w:val="%3."/>
+      <w:lvlJc w:val="left"/>
+      <w:pPr>
+        <w:tabs>
+          <w:tab w:val="num" w:pos="2160"/>
+        </w:tabs>
+        <w:ind w:left="2160" w:hanging="360"/>
+      </w:pPr>
+    </w:lvl>
+    <w:lvl w:ilvl="3" w:tentative="1">
+      <w:start w:val="1"/>
+      <w:numFmt w:val="decimal"/>
+      <w:lvlText w:val="%4."/>
+      <w:lvlJc w:val="left"/>
+      <w:pPr>
+        <w:tabs>
+          <w:tab w:val="num" w:pos="2880"/>
+        </w:tabs>
+        <w:ind w:left="2880" w:hanging="360"/>
+      </w:pPr>
+    </w:lvl>
+    <w:lvl w:ilvl="4" w:tentative="1">
+      <w:start w:val="1"/>
+      <w:numFmt w:val="decimal"/>
+      <w:lvlText w:val="%5."/>
+      <w:lvlJc w:val="left"/>
+      <w:pPr>
+        <w:tabs>
+          <w:tab w:val="num" w:pos="3600"/>
+        </w:tabs>
+        <w:ind w:left="3600" w:hanging="360"/>
+      </w:pPr>
+    </w:lvl>
+    <w:lvl w:ilvl="5" w:tentative="1">
+      <w:start w:val="1"/>
+      <w:numFmt w:val="decimal"/>
+      <w:lvlText w:val="%6."/>
+      <w:lvlJc w:val="left"/>
+      <w:pPr>
+        <w:tabs>
+          <w:tab w:val="num" w:pos="4320"/>
+        </w:tabs>
+        <w:ind w:left="4320" w:hanging="360"/>
+      </w:pPr>
+    </w:lvl>
+    <w:lvl w:ilvl="6" w:tentative="1">
+      <w:start w:val="1"/>
+      <w:numFmt w:val="decimal"/>
+      <w:lvlText w:val="%7."/>
+      <w:lvlJc w:val="left"/>
+      <w:pPr>
+        <w:tabs>
+          <w:tab w:val="num" w:pos="5040"/>
+        </w:tabs>
+        <w:ind w:left="5040" w:hanging="360"/>
+      </w:pPr>
+    </w:lvl>
+    <w:lvl w:ilvl="7" w:tentative="1">
+      <w:start w:val="1"/>
+      <w:numFmt w:val="decimal"/>
+      <w:lvlText w:val="%8."/>
+      <w:lvlJc w:val="left"/>
+      <w:pPr>
+        <w:tabs>
+          <w:tab w:val="num" w:pos="5760"/>
+        </w:tabs>
+        <w:ind w:left="5760" w:hanging="360"/>
+      </w:pPr>
+    </w:lvl>
+    <w:lvl w:ilvl="8" w:tentative="1">
+      <w:start w:val="1"/>
+      <w:numFmt w:val="decimal"/>
+      <w:lvlText w:val="%9."/>
+      <w:lvlJc w:val="left"/>
+      <w:pPr>
+        <w:tabs>
+          <w:tab w:val="num" w:pos="6480"/>
+        </w:tabs>
+        <w:ind w:left="6480" w:hanging="360"/>
+      </w:pPr>
+    </w:lvl>
+  </w:abstractNum>
+  <w:abstractNum w:abstractNumId="24" w15:restartNumberingAfterBreak="0">
+    <w:nsid w:val="777C2DEE"/>
+    <w:multiLevelType w:val="multilevel"/>
+    <w:tmpl w:val="66740FE6"/>
+    <w:lvl w:ilvl="0">
+      <w:start w:val="1"/>
+      <w:numFmt w:val="bullet"/>
+      <w:lvlText w:val=""/>
+      <w:lvlJc w:val="left"/>
+      <w:pPr>
+        <w:tabs>
+          <w:tab w:val="num" w:pos="720"/>
+        </w:tabs>
+        <w:ind w:left="720" w:hanging="360"/>
+      </w:pPr>
+      <w:rPr>
+        <w:rFonts w:ascii="Symbol" w:hAnsi="Symbol" w:hint="default"/>
+        <w:sz w:val="20"/>
+      </w:rPr>
+    </w:lvl>
+    <w:lvl w:ilvl="1" w:tentative="1">
+      <w:start w:val="1"/>
+      <w:numFmt w:val="bullet"/>
+      <w:lvlText w:val="o"/>
+      <w:lvlJc w:val="left"/>
+      <w:pPr>
+        <w:tabs>
+          <w:tab w:val="num" w:pos="1440"/>
+        </w:tabs>
+        <w:ind w:left="1440" w:hanging="360"/>
+      </w:pPr>
+      <w:rPr>
+        <w:rFonts w:ascii="Courier New" w:hAnsi="Courier New" w:hint="default"/>
+        <w:sz w:val="20"/>
+      </w:rPr>
+    </w:lvl>
+    <w:lvl w:ilvl="2" w:tentative="1">
+      <w:start w:val="1"/>
+      <w:numFmt w:val="bullet"/>
+      <w:lvlText w:val=""/>
+      <w:lvlJc w:val="left"/>
+      <w:pPr>
+        <w:tabs>
+          <w:tab w:val="num" w:pos="2160"/>
+        </w:tabs>
+        <w:ind w:left="2160" w:hanging="360"/>
+      </w:pPr>
+      <w:rPr>
+        <w:rFonts w:ascii="Wingdings" w:hAnsi="Wingdings" w:hint="default"/>
+        <w:sz w:val="20"/>
+      </w:rPr>
+    </w:lvl>
+    <w:lvl w:ilvl="3" w:tentative="1">
+      <w:start w:val="1"/>
+      <w:numFmt w:val="bullet"/>
+      <w:lvlText w:val=""/>
+      <w:lvlJc w:val="left"/>
+      <w:pPr>
+        <w:tabs>
+          <w:tab w:val="num" w:pos="2880"/>
+        </w:tabs>
+        <w:ind w:left="2880" w:hanging="360"/>
+      </w:pPr>
+      <w:rPr>
+        <w:rFonts w:ascii="Wingdings" w:hAnsi="Wingdings" w:hint="default"/>
+        <w:sz w:val="20"/>
+      </w:rPr>
+    </w:lvl>
+    <w:lvl w:ilvl="4" w:tentative="1">
+      <w:start w:val="1"/>
+      <w:numFmt w:val="bullet"/>
+      <w:lvlText w:val=""/>
+      <w:lvlJc w:val="left"/>
+      <w:pPr>
+        <w:tabs>
+          <w:tab w:val="num" w:pos="3600"/>
+        </w:tabs>
+        <w:ind w:left="3600" w:hanging="360"/>
+      </w:pPr>
+      <w:rPr>
+        <w:rFonts w:ascii="Wingdings" w:hAnsi="Wingdings" w:hint="default"/>
+        <w:sz w:val="20"/>
+      </w:rPr>
+    </w:lvl>
+    <w:lvl w:ilvl="5" w:tentative="1">
+      <w:start w:val="1"/>
+      <w:numFmt w:val="bullet"/>
+      <w:lvlText w:val=""/>
+      <w:lvlJc w:val="left"/>
+      <w:pPr>
+        <w:tabs>
+          <w:tab w:val="num" w:pos="4320"/>
+        </w:tabs>
+        <w:ind w:left="4320" w:hanging="360"/>
+      </w:pPr>
+      <w:rPr>
+        <w:rFonts w:ascii="Wingdings" w:hAnsi="Wingdings" w:hint="default"/>
+        <w:sz w:val="20"/>
+      </w:rPr>
+    </w:lvl>
+    <w:lvl w:ilvl="6" w:tentative="1">
+      <w:start w:val="1"/>
+      <w:numFmt w:val="bullet"/>
+      <w:lvlText w:val=""/>
+      <w:lvlJc w:val="left"/>
+      <w:pPr>
+        <w:tabs>
+          <w:tab w:val="num" w:pos="5040"/>
+        </w:tabs>
+        <w:ind w:left="5040" w:hanging="360"/>
+      </w:pPr>
+      <w:rPr>
+        <w:rFonts w:ascii="Wingdings" w:hAnsi="Wingdings" w:hint="default"/>
+        <w:sz w:val="20"/>
+      </w:rPr>
+    </w:lvl>
+    <w:lvl w:ilvl="7" w:tentative="1">
+      <w:start w:val="1"/>
+      <w:numFmt w:val="bullet"/>
+      <w:lvlText w:val=""/>
+      <w:lvlJc w:val="left"/>
+      <w:pPr>
+        <w:tabs>
+          <w:tab w:val="num" w:pos="5760"/>
+        </w:tabs>
+        <w:ind w:left="5760" w:hanging="360"/>
+      </w:pPr>
+      <w:rPr>
+        <w:rFonts w:ascii="Wingdings" w:hAnsi="Wingdings" w:hint="default"/>
+        <w:sz w:val="20"/>
+      </w:rPr>
+    </w:lvl>
+    <w:lvl w:ilvl="8" w:tentative="1">
+      <w:start w:val="1"/>
+      <w:numFmt w:val="bullet"/>
+      <w:lvlText w:val=""/>
+      <w:lvlJc w:val="left"/>
+      <w:pPr>
+        <w:tabs>
+          <w:tab w:val="num" w:pos="6480"/>
+        </w:tabs>
+        <w:ind w:left="6480" w:hanging="360"/>
+      </w:pPr>
+      <w:rPr>
+        <w:rFonts w:ascii="Wingdings" w:hAnsi="Wingdings" w:hint="default"/>
+        <w:sz w:val="20"/>
+      </w:rPr>
+    </w:lvl>
+  </w:abstractNum>
+  <w:abstractNum w:abstractNumId="25" w15:restartNumberingAfterBreak="0">
     <w:nsid w:val="78D969FB"/>
     <w:multiLevelType w:val="multilevel"/>
     <w:tmpl w:val="0D000B3A"/>
@@ -8799,7 +10669,7 @@
       </w:rPr>
     </w:lvl>
   </w:abstractNum>
-  <w:abstractNum w:abstractNumId="21" w15:restartNumberingAfterBreak="0">
+  <w:abstractNum w:abstractNumId="26" w15:restartNumberingAfterBreak="0">
     <w:nsid w:val="796F6D28"/>
     <w:multiLevelType w:val="multilevel"/>
     <w:tmpl w:val="D31EC47E"/>
@@ -8952,55 +10822,55 @@
     <w:abstractNumId w:val="1"/>
   </w:num>
   <w:num w:numId="2">
-    <w:abstractNumId w:val="8"/>
+    <w:abstractNumId w:val="11"/>
   </w:num>
   <w:num w:numId="3">
-    <w:abstractNumId w:val="18"/>
+    <w:abstractNumId w:val="21"/>
   </w:num>
   <w:num w:numId="4">
-    <w:abstractNumId w:val="17"/>
+    <w:abstractNumId w:val="20"/>
   </w:num>
   <w:num w:numId="5">
-    <w:abstractNumId w:val="6"/>
+    <w:abstractNumId w:val="7"/>
   </w:num>
   <w:num w:numId="6">
     <w:abstractNumId w:val="5"/>
   </w:num>
   <w:num w:numId="7">
-    <w:abstractNumId w:val="21"/>
+    <w:abstractNumId w:val="26"/>
   </w:num>
   <w:num w:numId="8">
-    <w:abstractNumId w:val="9"/>
+    <w:abstractNumId w:val="12"/>
   </w:num>
   <w:num w:numId="9">
-    <w:abstractNumId w:val="19"/>
+    <w:abstractNumId w:val="22"/>
   </w:num>
   <w:num w:numId="10">
     <w:abstractNumId w:val="3"/>
   </w:num>
   <w:num w:numId="11">
-    <w:abstractNumId w:val="20"/>
+    <w:abstractNumId w:val="25"/>
   </w:num>
   <w:num w:numId="12">
-    <w:abstractNumId w:val="10"/>
+    <w:abstractNumId w:val="13"/>
   </w:num>
   <w:num w:numId="13">
-    <w:abstractNumId w:val="16"/>
+    <w:abstractNumId w:val="19"/>
   </w:num>
   <w:num w:numId="14">
-    <w:abstractNumId w:val="12"/>
+    <w:abstractNumId w:val="15"/>
   </w:num>
   <w:num w:numId="15">
-    <w:abstractNumId w:val="15"/>
+    <w:abstractNumId w:val="18"/>
   </w:num>
   <w:num w:numId="16">
     <w:abstractNumId w:val="2"/>
   </w:num>
   <w:num w:numId="17">
-    <w:abstractNumId w:val="13"/>
+    <w:abstractNumId w:val="16"/>
   </w:num>
   <w:num w:numId="18">
-    <w:abstractNumId w:val="14"/>
+    <w:abstractNumId w:val="17"/>
   </w:num>
   <w:num w:numId="19">
     <w:abstractNumId w:val="0"/>
@@ -9009,10 +10879,25 @@
     <w:abstractNumId w:val="4"/>
   </w:num>
   <w:num w:numId="21">
-    <w:abstractNumId w:val="11"/>
+    <w:abstractNumId w:val="14"/>
   </w:num>
   <w:num w:numId="22">
-    <w:abstractNumId w:val="7"/>
+    <w:abstractNumId w:val="9"/>
+  </w:num>
+  <w:num w:numId="23">
+    <w:abstractNumId w:val="6"/>
+  </w:num>
+  <w:num w:numId="24">
+    <w:abstractNumId w:val="10"/>
+  </w:num>
+  <w:num w:numId="25">
+    <w:abstractNumId w:val="24"/>
+  </w:num>
+  <w:num w:numId="26">
+    <w:abstractNumId w:val="8"/>
+  </w:num>
+  <w:num w:numId="27">
+    <w:abstractNumId w:val="23"/>
   </w:num>
 </w:numbering>
 </file>
@@ -9418,6 +11303,29 @@
     <w:name w:val="Normal"/>
     <w:qFormat/>
   </w:style>
+  <w:style w:type="paragraph" w:styleId="Ttulo2">
+    <w:name w:val="heading 2"/>
+    <w:basedOn w:val="Normal"/>
+    <w:next w:val="Normal"/>
+    <w:link w:val="Ttulo2Char"/>
+    <w:uiPriority w:val="9"/>
+    <w:semiHidden/>
+    <w:unhideWhenUsed/>
+    <w:qFormat/>
+    <w:rsid w:val="003C02DF"/>
+    <w:pPr>
+      <w:keepNext/>
+      <w:keepLines/>
+      <w:spacing w:before="40" w:after="0"/>
+      <w:outlineLvl w:val="1"/>
+    </w:pPr>
+    <w:rPr>
+      <w:rFonts w:asciiTheme="majorHAnsi" w:eastAsiaTheme="majorEastAsia" w:hAnsiTheme="majorHAnsi" w:cstheme="majorBidi"/>
+      <w:color w:val="2F5496" w:themeColor="accent1" w:themeShade="BF"/>
+      <w:sz w:val="26"/>
+      <w:szCs w:val="26"/>
+    </w:rPr>
+  </w:style>
   <w:style w:type="paragraph" w:styleId="Ttulo3">
     <w:name w:val="heading 3"/>
     <w:basedOn w:val="Normal"/>
@@ -9536,6 +11444,52 @@
       <w:rFonts w:ascii="Courier New" w:eastAsia="Times New Roman" w:hAnsi="Courier New" w:cs="Courier New"/>
       <w:sz w:val="20"/>
       <w:szCs w:val="20"/>
+    </w:rPr>
+  </w:style>
+  <w:style w:type="character" w:customStyle="1" w:styleId="Ttulo2Char">
+    <w:name w:val="Título 2 Char"/>
+    <w:basedOn w:val="Fontepargpadro"/>
+    <w:link w:val="Ttulo2"/>
+    <w:uiPriority w:val="9"/>
+    <w:semiHidden/>
+    <w:rsid w:val="003C02DF"/>
+    <w:rPr>
+      <w:rFonts w:asciiTheme="majorHAnsi" w:eastAsiaTheme="majorEastAsia" w:hAnsiTheme="majorHAnsi" w:cstheme="majorBidi"/>
+      <w:color w:val="2F5496" w:themeColor="accent1" w:themeShade="BF"/>
+      <w:sz w:val="26"/>
+      <w:szCs w:val="26"/>
+    </w:rPr>
+  </w:style>
+  <w:style w:type="character" w:customStyle="1" w:styleId="font-semibold">
+    <w:name w:val="font-semibold"/>
+    <w:basedOn w:val="Fontepargpadro"/>
+    <w:rsid w:val="003C02DF"/>
+  </w:style>
+  <w:style w:type="character" w:styleId="nfase">
+    <w:name w:val="Emphasis"/>
+    <w:basedOn w:val="Fontepargpadro"/>
+    <w:uiPriority w:val="20"/>
+    <w:qFormat/>
+    <w:rsid w:val="003C02DF"/>
+    <w:rPr>
+      <w:i/>
+      <w:iCs/>
+    </w:rPr>
+  </w:style>
+  <w:style w:type="paragraph" w:customStyle="1" w:styleId="py-0">
+    <w:name w:val="py-0"/>
+    <w:basedOn w:val="Normal"/>
+    <w:rsid w:val="003C02DF"/>
+    <w:pPr>
+      <w:spacing w:before="100" w:beforeAutospacing="1" w:after="100" w:afterAutospacing="1" w:line="240" w:lineRule="auto"/>
+    </w:pPr>
+    <w:rPr>
+      <w:rFonts w:ascii="Times New Roman" w:eastAsia="Times New Roman" w:hAnsi="Times New Roman" w:cs="Times New Roman"/>
+      <w:kern w:val="0"/>
+      <w:sz w:val="24"/>
+      <w:szCs w:val="24"/>
+      <w:lang w:eastAsia="pt-BR"/>
+      <w14:ligatures w14:val="none"/>
     </w:rPr>
   </w:style>
 </w:styles>

--- a/planejamento/planejamento.docx
+++ b/planejamento/planejamento.docx
@@ -7109,6 +7109,6585 @@
         </w:rPr>
       </w:pPr>
     </w:p>
+    <w:p>
+      <w:pPr>
+        <w:pStyle w:val="PargrafodaLista"/>
+        <w:rPr>
+          <w:sz w:val="32"/>
+          <w:szCs w:val="32"/>
+        </w:rPr>
+      </w:pPr>
+    </w:p>
+    <w:p>
+      <w:pPr>
+        <w:pStyle w:val="PargrafodaLista"/>
+        <w:rPr>
+          <w:sz w:val="32"/>
+          <w:szCs w:val="32"/>
+        </w:rPr>
+      </w:pPr>
+    </w:p>
+    <w:p>
+      <w:pPr>
+        <w:pStyle w:val="PargrafodaLista"/>
+        <w:rPr>
+          <w:sz w:val="32"/>
+          <w:szCs w:val="32"/>
+        </w:rPr>
+      </w:pPr>
+    </w:p>
+    <w:p>
+      <w:pPr>
+        <w:pStyle w:val="PargrafodaLista"/>
+        <w:rPr>
+          <w:sz w:val="32"/>
+          <w:szCs w:val="32"/>
+        </w:rPr>
+      </w:pPr>
+    </w:p>
+    <w:p>
+      <w:pPr>
+        <w:pStyle w:val="PargrafodaLista"/>
+        <w:rPr>
+          <w:sz w:val="32"/>
+          <w:szCs w:val="32"/>
+        </w:rPr>
+      </w:pPr>
+    </w:p>
+    <w:p>
+      <w:pPr>
+        <w:pStyle w:val="PargrafodaLista"/>
+        <w:rPr>
+          <w:sz w:val="32"/>
+          <w:szCs w:val="32"/>
+        </w:rPr>
+      </w:pPr>
+    </w:p>
+    <w:p>
+      <w:pPr>
+        <w:pStyle w:val="PargrafodaLista"/>
+        <w:rPr>
+          <w:sz w:val="32"/>
+          <w:szCs w:val="32"/>
+        </w:rPr>
+      </w:pPr>
+    </w:p>
+    <w:p>
+      <w:pPr>
+        <w:pStyle w:val="PargrafodaLista"/>
+        <w:rPr>
+          <w:sz w:val="56"/>
+          <w:szCs w:val="56"/>
+        </w:rPr>
+      </w:pPr>
+      <w:r>
+        <w:rPr>
+          <w:sz w:val="56"/>
+          <w:szCs w:val="56"/>
+        </w:rPr>
+        <w:lastRenderedPageBreak/>
+        <w:t>Melhorias que preciso fazer</w:t>
+      </w:r>
+    </w:p>
+    <w:p>
+      <w:pPr>
+        <w:pStyle w:val="PargrafodaLista"/>
+        <w:rPr>
+          <w:sz w:val="36"/>
+          <w:szCs w:val="36"/>
+        </w:rPr>
+      </w:pPr>
+    </w:p>
+    <w:p>
+      <w:pPr>
+        <w:pStyle w:val="PargrafodaLista"/>
+        <w:rPr>
+          <w:sz w:val="36"/>
+          <w:szCs w:val="36"/>
+        </w:rPr>
+      </w:pPr>
+    </w:p>
+    <w:p>
+      <w:pPr>
+        <w:pStyle w:val="NormalWeb"/>
+        <w:rPr>
+          <w:sz w:val="36"/>
+          <w:szCs w:val="36"/>
+        </w:rPr>
+      </w:pPr>
+      <w:r>
+        <w:rPr>
+          <w:rStyle w:val="font-semibold"/>
+          <w:sz w:val="36"/>
+          <w:szCs w:val="36"/>
+        </w:rPr>
+        <w:t>O QUE FALTA OU PRECISA DE ATENÇÃO:</w:t>
+      </w:r>
+    </w:p>
+    <w:p>
+      <w:pPr>
+        <w:pStyle w:val="NormalWeb"/>
+        <w:numPr>
+          <w:ilvl w:val="0"/>
+          <w:numId w:val="29"/>
+        </w:numPr>
+        <w:rPr>
+          <w:sz w:val="36"/>
+          <w:szCs w:val="36"/>
+        </w:rPr>
+      </w:pPr>
+      <w:r>
+        <w:rPr>
+          <w:rStyle w:val="font-semibold"/>
+          <w:sz w:val="36"/>
+          <w:szCs w:val="36"/>
+        </w:rPr>
+        <w:t>Responsabilidade Legal</w:t>
+      </w:r>
+      <w:r>
+        <w:rPr>
+          <w:sz w:val="36"/>
+          <w:szCs w:val="36"/>
+        </w:rPr>
+        <w:t xml:space="preserve"> - O app PRECISA ter:</w:t>
+      </w:r>
+    </w:p>
+    <w:p>
+      <w:pPr>
+        <w:pStyle w:val="py-0"/>
+        <w:numPr>
+          <w:ilvl w:val="1"/>
+          <w:numId w:val="29"/>
+        </w:numPr>
+        <w:rPr>
+          <w:sz w:val="36"/>
+          <w:szCs w:val="36"/>
+        </w:rPr>
+      </w:pPr>
+      <w:r>
+        <w:rPr>
+          <w:rFonts w:ascii="Segoe UI Symbol" w:hAnsi="Segoe UI Symbol" w:cs="Segoe UI Symbol"/>
+          <w:sz w:val="36"/>
+          <w:szCs w:val="36"/>
+        </w:rPr>
+        <w:t>✗</w:t>
+      </w:r>
+      <w:r>
+        <w:rPr>
+          <w:sz w:val="36"/>
+          <w:szCs w:val="36"/>
+        </w:rPr>
+        <w:t xml:space="preserve"> Termo de Responsabilidade (</w:t>
+      </w:r>
+      <w:proofErr w:type="spellStart"/>
+      <w:r>
+        <w:rPr>
+          <w:sz w:val="36"/>
+          <w:szCs w:val="36"/>
+        </w:rPr>
+        <w:t>disclaimer</w:t>
+      </w:r>
+      <w:proofErr w:type="spellEnd"/>
+      <w:r>
+        <w:rPr>
+          <w:sz w:val="36"/>
+          <w:szCs w:val="36"/>
+        </w:rPr>
+        <w:t xml:space="preserve"> jurídico)</w:t>
+      </w:r>
+    </w:p>
+    <w:p>
+      <w:pPr>
+        <w:pStyle w:val="py-0"/>
+        <w:numPr>
+          <w:ilvl w:val="1"/>
+          <w:numId w:val="29"/>
+        </w:numPr>
+        <w:rPr>
+          <w:sz w:val="36"/>
+          <w:szCs w:val="36"/>
+        </w:rPr>
+      </w:pPr>
+      <w:r>
+        <w:rPr>
+          <w:rFonts w:ascii="Segoe UI Symbol" w:hAnsi="Segoe UI Symbol" w:cs="Segoe UI Symbol"/>
+          <w:sz w:val="36"/>
+          <w:szCs w:val="36"/>
+        </w:rPr>
+        <w:t>✗</w:t>
+      </w:r>
+      <w:r>
+        <w:rPr>
+          <w:sz w:val="36"/>
+          <w:szCs w:val="36"/>
+        </w:rPr>
+        <w:t xml:space="preserve"> LGPD/Política de Privacidade</w:t>
+      </w:r>
+    </w:p>
+    <w:p>
+      <w:pPr>
+        <w:pStyle w:val="py-0"/>
+        <w:numPr>
+          <w:ilvl w:val="1"/>
+          <w:numId w:val="29"/>
+        </w:numPr>
+        <w:rPr>
+          <w:sz w:val="36"/>
+          <w:szCs w:val="36"/>
+        </w:rPr>
+      </w:pPr>
+      <w:r>
+        <w:rPr>
+          <w:rFonts w:ascii="Segoe UI Symbol" w:hAnsi="Segoe UI Symbol" w:cs="Segoe UI Symbol"/>
+          <w:sz w:val="36"/>
+          <w:szCs w:val="36"/>
+        </w:rPr>
+        <w:t>✗</w:t>
+      </w:r>
+      <w:r>
+        <w:rPr>
+          <w:sz w:val="36"/>
+          <w:szCs w:val="36"/>
+        </w:rPr>
+        <w:t xml:space="preserve"> Termos de Serviço claros</w:t>
+      </w:r>
+    </w:p>
+    <w:p>
+      <w:pPr>
+        <w:pStyle w:val="py-0"/>
+        <w:numPr>
+          <w:ilvl w:val="1"/>
+          <w:numId w:val="29"/>
+        </w:numPr>
+        <w:rPr>
+          <w:sz w:val="36"/>
+          <w:szCs w:val="36"/>
+        </w:rPr>
+      </w:pPr>
+      <w:r>
+        <w:rPr>
+          <w:rFonts w:ascii="Segoe UI Symbol" w:hAnsi="Segoe UI Symbol" w:cs="Segoe UI Symbol"/>
+          <w:sz w:val="36"/>
+          <w:szCs w:val="36"/>
+        </w:rPr>
+        <w:t>✗</w:t>
+      </w:r>
+      <w:r>
+        <w:rPr>
+          <w:sz w:val="36"/>
+          <w:szCs w:val="36"/>
+        </w:rPr>
+        <w:t xml:space="preserve"> Advertência: "Consulte um advogado antes de assinar"</w:t>
+      </w:r>
+    </w:p>
+    <w:p>
+      <w:pPr>
+        <w:pStyle w:val="NormalWeb"/>
+        <w:numPr>
+          <w:ilvl w:val="0"/>
+          <w:numId w:val="29"/>
+        </w:numPr>
+        <w:rPr>
+          <w:sz w:val="36"/>
+          <w:szCs w:val="36"/>
+        </w:rPr>
+      </w:pPr>
+      <w:r>
+        <w:rPr>
+          <w:rStyle w:val="font-semibold"/>
+          <w:sz w:val="36"/>
+          <w:szCs w:val="36"/>
+        </w:rPr>
+        <w:t>Faltam Cláusulas Importantes:</w:t>
+      </w:r>
+    </w:p>
+    <w:p>
+      <w:pPr>
+        <w:pStyle w:val="py-0"/>
+        <w:numPr>
+          <w:ilvl w:val="1"/>
+          <w:numId w:val="29"/>
+        </w:numPr>
+        <w:rPr>
+          <w:sz w:val="36"/>
+          <w:szCs w:val="36"/>
+        </w:rPr>
+      </w:pPr>
+      <w:r>
+        <w:rPr>
+          <w:rFonts w:ascii="Segoe UI Symbol" w:hAnsi="Segoe UI Symbol" w:cs="Segoe UI Symbol"/>
+          <w:sz w:val="36"/>
+          <w:szCs w:val="36"/>
+        </w:rPr>
+        <w:t>✗</w:t>
+      </w:r>
+      <w:r>
+        <w:rPr>
+          <w:sz w:val="36"/>
+          <w:szCs w:val="36"/>
+        </w:rPr>
+        <w:t xml:space="preserve"> </w:t>
+      </w:r>
+      <w:r>
+        <w:rPr>
+          <w:rStyle w:val="font-semibold"/>
+          <w:sz w:val="36"/>
+          <w:szCs w:val="36"/>
+        </w:rPr>
+        <w:t>Cláusula de Rescisão</w:t>
+      </w:r>
+      <w:r>
+        <w:rPr>
+          <w:sz w:val="36"/>
+          <w:szCs w:val="36"/>
+        </w:rPr>
+        <w:t xml:space="preserve"> (como encerrar o contrato)</w:t>
+      </w:r>
+    </w:p>
+    <w:p>
+      <w:pPr>
+        <w:pStyle w:val="py-0"/>
+        <w:numPr>
+          <w:ilvl w:val="1"/>
+          <w:numId w:val="29"/>
+        </w:numPr>
+        <w:rPr>
+          <w:sz w:val="36"/>
+          <w:szCs w:val="36"/>
+        </w:rPr>
+      </w:pPr>
+      <w:r>
+        <w:rPr>
+          <w:rFonts w:ascii="Segoe UI Symbol" w:hAnsi="Segoe UI Symbol" w:cs="Segoe UI Symbol"/>
+          <w:sz w:val="36"/>
+          <w:szCs w:val="36"/>
+        </w:rPr>
+        <w:t>✗</w:t>
+      </w:r>
+      <w:r>
+        <w:rPr>
+          <w:sz w:val="36"/>
+          <w:szCs w:val="36"/>
+        </w:rPr>
+        <w:t xml:space="preserve"> </w:t>
+      </w:r>
+      <w:r>
+        <w:rPr>
+          <w:rStyle w:val="font-semibold"/>
+          <w:sz w:val="36"/>
+          <w:szCs w:val="36"/>
+        </w:rPr>
+        <w:t>Cláusula de Sigilo/NDA</w:t>
+      </w:r>
+      <w:r>
+        <w:rPr>
+          <w:sz w:val="36"/>
+          <w:szCs w:val="36"/>
+        </w:rPr>
+        <w:t xml:space="preserve"> (se for contrato de serviço)</w:t>
+      </w:r>
+    </w:p>
+    <w:p>
+      <w:pPr>
+        <w:pStyle w:val="py-0"/>
+        <w:numPr>
+          <w:ilvl w:val="1"/>
+          <w:numId w:val="29"/>
+        </w:numPr>
+        <w:rPr>
+          <w:sz w:val="36"/>
+          <w:szCs w:val="36"/>
+        </w:rPr>
+      </w:pPr>
+      <w:r>
+        <w:rPr>
+          <w:rFonts w:ascii="Segoe UI Symbol" w:hAnsi="Segoe UI Symbol" w:cs="Segoe UI Symbol"/>
+          <w:sz w:val="36"/>
+          <w:szCs w:val="36"/>
+        </w:rPr>
+        <w:t>✗</w:t>
+      </w:r>
+      <w:r>
+        <w:rPr>
+          <w:sz w:val="36"/>
+          <w:szCs w:val="36"/>
+        </w:rPr>
+        <w:t xml:space="preserve"> </w:t>
+      </w:r>
+      <w:r>
+        <w:rPr>
+          <w:rStyle w:val="font-semibold"/>
+          <w:sz w:val="36"/>
+          <w:szCs w:val="36"/>
+        </w:rPr>
+        <w:t>Cláusula de Força Maior</w:t>
+      </w:r>
+      <w:r>
+        <w:rPr>
+          <w:sz w:val="36"/>
+          <w:szCs w:val="36"/>
+        </w:rPr>
+        <w:t xml:space="preserve"> (eventos imprevistos)</w:t>
+      </w:r>
+    </w:p>
+    <w:p>
+      <w:pPr>
+        <w:pStyle w:val="py-0"/>
+        <w:numPr>
+          <w:ilvl w:val="1"/>
+          <w:numId w:val="29"/>
+        </w:numPr>
+        <w:rPr>
+          <w:sz w:val="36"/>
+          <w:szCs w:val="36"/>
+        </w:rPr>
+      </w:pPr>
+      <w:r>
+        <w:rPr>
+          <w:rFonts w:ascii="Segoe UI Symbol" w:hAnsi="Segoe UI Symbol" w:cs="Segoe UI Symbol"/>
+          <w:sz w:val="36"/>
+          <w:szCs w:val="36"/>
+        </w:rPr>
+        <w:t>✗</w:t>
+      </w:r>
+      <w:r>
+        <w:rPr>
+          <w:sz w:val="36"/>
+          <w:szCs w:val="36"/>
+        </w:rPr>
+        <w:t xml:space="preserve"> </w:t>
+      </w:r>
+      <w:r>
+        <w:rPr>
+          <w:rStyle w:val="font-semibold"/>
+          <w:sz w:val="36"/>
+          <w:szCs w:val="36"/>
+        </w:rPr>
+        <w:t>Cláusula de Direitos Autorais</w:t>
+      </w:r>
+      <w:r>
+        <w:rPr>
+          <w:sz w:val="36"/>
+          <w:szCs w:val="36"/>
+        </w:rPr>
+        <w:t xml:space="preserve"> (para contratos de criação)</w:t>
+      </w:r>
+    </w:p>
+    <w:p>
+      <w:pPr>
+        <w:pStyle w:val="py-0"/>
+        <w:numPr>
+          <w:ilvl w:val="1"/>
+          <w:numId w:val="29"/>
+        </w:numPr>
+        <w:rPr>
+          <w:sz w:val="36"/>
+          <w:szCs w:val="36"/>
+        </w:rPr>
+      </w:pPr>
+      <w:r>
+        <w:rPr>
+          <w:rFonts w:ascii="Segoe UI Symbol" w:hAnsi="Segoe UI Symbol" w:cs="Segoe UI Symbol"/>
+          <w:sz w:val="36"/>
+          <w:szCs w:val="36"/>
+        </w:rPr>
+        <w:t>✗</w:t>
+      </w:r>
+      <w:r>
+        <w:rPr>
+          <w:sz w:val="36"/>
+          <w:szCs w:val="36"/>
+        </w:rPr>
+        <w:t xml:space="preserve"> </w:t>
+      </w:r>
+      <w:r>
+        <w:rPr>
+          <w:rStyle w:val="font-semibold"/>
+          <w:sz w:val="36"/>
+          <w:szCs w:val="36"/>
+        </w:rPr>
+        <w:t>Resolução de Conflitos</w:t>
+      </w:r>
+      <w:r>
+        <w:rPr>
+          <w:sz w:val="36"/>
+          <w:szCs w:val="36"/>
+        </w:rPr>
+        <w:t xml:space="preserve"> (arbitragem vs. judicial)</w:t>
+      </w:r>
+    </w:p>
+    <w:p>
+      <w:pPr>
+        <w:pStyle w:val="py-0"/>
+        <w:numPr>
+          <w:ilvl w:val="1"/>
+          <w:numId w:val="29"/>
+        </w:numPr>
+        <w:rPr>
+          <w:sz w:val="36"/>
+          <w:szCs w:val="36"/>
+        </w:rPr>
+      </w:pPr>
+      <w:r>
+        <w:rPr>
+          <w:rFonts w:ascii="Segoe UI Symbol" w:hAnsi="Segoe UI Symbol" w:cs="Segoe UI Symbol"/>
+          <w:sz w:val="36"/>
+          <w:szCs w:val="36"/>
+        </w:rPr>
+        <w:t>✗</w:t>
+      </w:r>
+      <w:r>
+        <w:rPr>
+          <w:sz w:val="36"/>
+          <w:szCs w:val="36"/>
+        </w:rPr>
+        <w:t xml:space="preserve"> </w:t>
+      </w:r>
+      <w:r>
+        <w:rPr>
+          <w:rStyle w:val="font-semibold"/>
+          <w:sz w:val="36"/>
+          <w:szCs w:val="36"/>
+        </w:rPr>
+        <w:t>Vigência e Renovação</w:t>
+      </w:r>
+      <w:r>
+        <w:rPr>
+          <w:sz w:val="36"/>
+          <w:szCs w:val="36"/>
+        </w:rPr>
+        <w:t xml:space="preserve"> (automática ou não?)</w:t>
+      </w:r>
+    </w:p>
+    <w:p>
+      <w:pPr>
+        <w:pStyle w:val="NormalWeb"/>
+        <w:numPr>
+          <w:ilvl w:val="0"/>
+          <w:numId w:val="29"/>
+        </w:numPr>
+        <w:rPr>
+          <w:sz w:val="36"/>
+          <w:szCs w:val="36"/>
+        </w:rPr>
+      </w:pPr>
+      <w:r>
+        <w:rPr>
+          <w:rStyle w:val="font-semibold"/>
+          <w:sz w:val="36"/>
+          <w:szCs w:val="36"/>
+        </w:rPr>
+        <w:t>Validações Faltando:</w:t>
+      </w:r>
+    </w:p>
+    <w:p>
+      <w:pPr>
+        <w:pStyle w:val="py-0"/>
+        <w:numPr>
+          <w:ilvl w:val="1"/>
+          <w:numId w:val="29"/>
+        </w:numPr>
+        <w:rPr>
+          <w:sz w:val="36"/>
+          <w:szCs w:val="36"/>
+        </w:rPr>
+      </w:pPr>
+      <w:r>
+        <w:rPr>
+          <w:rFonts w:ascii="Segoe UI Symbol" w:hAnsi="Segoe UI Symbol" w:cs="Segoe UI Symbol"/>
+          <w:sz w:val="36"/>
+          <w:szCs w:val="36"/>
+        </w:rPr>
+        <w:t>✗</w:t>
+      </w:r>
+      <w:r>
+        <w:rPr>
+          <w:sz w:val="36"/>
+          <w:szCs w:val="36"/>
+        </w:rPr>
+        <w:t xml:space="preserve"> CPF/CNPJ - você </w:t>
+      </w:r>
+      <w:proofErr w:type="spellStart"/>
+      <w:r>
+        <w:rPr>
+          <w:sz w:val="36"/>
+          <w:szCs w:val="36"/>
+        </w:rPr>
+        <w:t>valida</w:t>
+      </w:r>
+      <w:proofErr w:type="spellEnd"/>
+      <w:r>
+        <w:rPr>
+          <w:sz w:val="36"/>
+          <w:szCs w:val="36"/>
+        </w:rPr>
+        <w:t>, mas não integra com API de validação</w:t>
+      </w:r>
+    </w:p>
+    <w:p>
+      <w:pPr>
+        <w:pStyle w:val="py-0"/>
+        <w:numPr>
+          <w:ilvl w:val="1"/>
+          <w:numId w:val="29"/>
+        </w:numPr>
+        <w:rPr>
+          <w:sz w:val="36"/>
+          <w:szCs w:val="36"/>
+        </w:rPr>
+      </w:pPr>
+      <w:r>
+        <w:rPr>
+          <w:rFonts w:ascii="Segoe UI Symbol" w:hAnsi="Segoe UI Symbol" w:cs="Segoe UI Symbol"/>
+          <w:sz w:val="36"/>
+          <w:szCs w:val="36"/>
+        </w:rPr>
+        <w:t>✗</w:t>
+      </w:r>
+      <w:r>
+        <w:rPr>
+          <w:sz w:val="36"/>
+          <w:szCs w:val="36"/>
+        </w:rPr>
+        <w:t xml:space="preserve"> CEP - tá funcionando?</w:t>
+      </w:r>
+    </w:p>
+    <w:p>
+      <w:pPr>
+        <w:pStyle w:val="py-0"/>
+        <w:numPr>
+          <w:ilvl w:val="1"/>
+          <w:numId w:val="29"/>
+        </w:numPr>
+        <w:rPr>
+          <w:sz w:val="36"/>
+          <w:szCs w:val="36"/>
+        </w:rPr>
+      </w:pPr>
+      <w:r>
+        <w:rPr>
+          <w:rFonts w:ascii="Segoe UI Symbol" w:hAnsi="Segoe UI Symbol" w:cs="Segoe UI Symbol"/>
+          <w:sz w:val="36"/>
+          <w:szCs w:val="36"/>
+        </w:rPr>
+        <w:t>✗</w:t>
+      </w:r>
+      <w:r>
+        <w:rPr>
+          <w:sz w:val="36"/>
+          <w:szCs w:val="36"/>
+        </w:rPr>
+        <w:t xml:space="preserve"> Data de Vigência - permite contrato com datas retroativas? Isso é permitido?</w:t>
+      </w:r>
+    </w:p>
+    <w:p>
+      <w:pPr>
+        <w:pStyle w:val="NormalWeb"/>
+        <w:numPr>
+          <w:ilvl w:val="0"/>
+          <w:numId w:val="29"/>
+        </w:numPr>
+        <w:rPr>
+          <w:sz w:val="36"/>
+          <w:szCs w:val="36"/>
+        </w:rPr>
+      </w:pPr>
+      <w:r>
+        <w:rPr>
+          <w:rStyle w:val="font-semibold"/>
+          <w:sz w:val="36"/>
+          <w:szCs w:val="36"/>
+        </w:rPr>
+        <w:lastRenderedPageBreak/>
+        <w:t xml:space="preserve">Questões de </w:t>
+      </w:r>
+      <w:proofErr w:type="spellStart"/>
+      <w:r>
+        <w:rPr>
+          <w:rStyle w:val="font-semibold"/>
+          <w:sz w:val="36"/>
+          <w:szCs w:val="36"/>
+        </w:rPr>
+        <w:t>Compliance</w:t>
+      </w:r>
+      <w:proofErr w:type="spellEnd"/>
+      <w:r>
+        <w:rPr>
+          <w:rStyle w:val="font-semibold"/>
+          <w:sz w:val="36"/>
+          <w:szCs w:val="36"/>
+        </w:rPr>
+        <w:t>:</w:t>
+      </w:r>
+    </w:p>
+    <w:p>
+      <w:pPr>
+        <w:pStyle w:val="py-0"/>
+        <w:numPr>
+          <w:ilvl w:val="1"/>
+          <w:numId w:val="29"/>
+        </w:numPr>
+        <w:rPr>
+          <w:sz w:val="36"/>
+          <w:szCs w:val="36"/>
+        </w:rPr>
+      </w:pPr>
+      <w:r>
+        <w:rPr>
+          <w:sz w:val="36"/>
+          <w:szCs w:val="36"/>
+        </w:rPr>
+        <w:t xml:space="preserve">O contrato gerado é </w:t>
+      </w:r>
+      <w:r>
+        <w:rPr>
+          <w:rStyle w:val="font-semibold"/>
+          <w:sz w:val="36"/>
+          <w:szCs w:val="36"/>
+        </w:rPr>
+        <w:t>juridicamente válido</w:t>
+      </w:r>
+      <w:r>
+        <w:rPr>
+          <w:sz w:val="36"/>
+          <w:szCs w:val="36"/>
+        </w:rPr>
+        <w:t xml:space="preserve"> dependendo de: </w:t>
+      </w:r>
+    </w:p>
+    <w:p>
+      <w:pPr>
+        <w:pStyle w:val="py-0"/>
+        <w:numPr>
+          <w:ilvl w:val="2"/>
+          <w:numId w:val="29"/>
+        </w:numPr>
+        <w:rPr>
+          <w:sz w:val="36"/>
+          <w:szCs w:val="36"/>
+        </w:rPr>
+      </w:pPr>
+      <w:r>
+        <w:rPr>
+          <w:sz w:val="36"/>
+          <w:szCs w:val="36"/>
+        </w:rPr>
+        <w:t>Assinatura eletrônica (e-</w:t>
+      </w:r>
+      <w:proofErr w:type="spellStart"/>
+      <w:r>
+        <w:rPr>
+          <w:sz w:val="36"/>
+          <w:szCs w:val="36"/>
+        </w:rPr>
+        <w:t>signature</w:t>
+      </w:r>
+      <w:proofErr w:type="spellEnd"/>
+      <w:r>
+        <w:rPr>
+          <w:sz w:val="36"/>
+          <w:szCs w:val="36"/>
+        </w:rPr>
+        <w:t>) - você tem?</w:t>
+      </w:r>
+    </w:p>
+    <w:p>
+      <w:pPr>
+        <w:pStyle w:val="py-0"/>
+        <w:numPr>
+          <w:ilvl w:val="2"/>
+          <w:numId w:val="29"/>
+        </w:numPr>
+        <w:rPr>
+          <w:sz w:val="36"/>
+          <w:szCs w:val="36"/>
+        </w:rPr>
+      </w:pPr>
+      <w:r>
+        <w:rPr>
+          <w:sz w:val="36"/>
+          <w:szCs w:val="36"/>
+        </w:rPr>
+        <w:t>Certificação digital (ICP-Brasil)?</w:t>
+      </w:r>
+    </w:p>
+    <w:p>
+      <w:pPr>
+        <w:pStyle w:val="py-0"/>
+        <w:numPr>
+          <w:ilvl w:val="2"/>
+          <w:numId w:val="29"/>
+        </w:numPr>
+        <w:rPr>
+          <w:sz w:val="36"/>
+          <w:szCs w:val="36"/>
+        </w:rPr>
+      </w:pPr>
+      <w:r>
+        <w:rPr>
+          <w:sz w:val="36"/>
+          <w:szCs w:val="36"/>
+        </w:rPr>
+        <w:t>Armazenamento seguro dos contratos?</w:t>
+      </w:r>
+    </w:p>
+    <w:p>
+      <w:pPr>
+        <w:rPr>
+          <w:sz w:val="36"/>
+          <w:szCs w:val="36"/>
+        </w:rPr>
+      </w:pPr>
+      <w:r>
+        <w:rPr>
+          <w:sz w:val="36"/>
+          <w:szCs w:val="36"/>
+        </w:rPr>
+        <w:pict w14:anchorId="0BBEF807">
+          <v:rect id="_x0000_i1037" style="width:0;height:1.5pt" o:hralign="center" o:hrstd="t" o:hr="t" fillcolor="#a0a0a0" stroked="f"/>
+        </w:pict>
+      </w:r>
+    </w:p>
+    <w:p>
+      <w:pPr>
+        <w:pStyle w:val="Ttulo3"/>
+        <w:rPr>
+          <w:sz w:val="36"/>
+          <w:szCs w:val="36"/>
+        </w:rPr>
+      </w:pPr>
+      <w:r>
+        <w:rPr>
+          <w:rStyle w:val="font-semibold"/>
+          <w:sz w:val="36"/>
+          <w:szCs w:val="36"/>
+        </w:rPr>
+        <w:t>2. ASPECTOS DE DESIGN &amp; UX</w:t>
+      </w:r>
+      <w:r>
+        <w:rPr>
+          <w:sz w:val="36"/>
+          <w:szCs w:val="36"/>
+        </w:rPr>
+        <w:t xml:space="preserve"> </w:t>
+      </w:r>
+      <w:r>
+        <w:rPr>
+          <w:rFonts w:ascii="Segoe UI Emoji" w:hAnsi="Segoe UI Emoji" w:cs="Segoe UI Emoji"/>
+          <w:sz w:val="36"/>
+          <w:szCs w:val="36"/>
+        </w:rPr>
+        <w:t>🎨</w:t>
+      </w:r>
+    </w:p>
+    <w:p>
+      <w:pPr>
+        <w:pStyle w:val="NormalWeb"/>
+        <w:rPr>
+          <w:sz w:val="36"/>
+          <w:szCs w:val="36"/>
+        </w:rPr>
+      </w:pPr>
+      <w:r>
+        <w:rPr>
+          <w:rStyle w:val="font-semibold"/>
+          <w:rFonts w:ascii="Segoe UI Emoji" w:hAnsi="Segoe UI Emoji" w:cs="Segoe UI Emoji"/>
+          <w:sz w:val="36"/>
+          <w:szCs w:val="36"/>
+        </w:rPr>
+        <w:t>✅</w:t>
+      </w:r>
+      <w:r>
+        <w:rPr>
+          <w:rStyle w:val="font-semibold"/>
+          <w:sz w:val="36"/>
+          <w:szCs w:val="36"/>
+        </w:rPr>
+        <w:t xml:space="preserve"> O QUE ESTÁ BOM:</w:t>
+      </w:r>
+    </w:p>
+    <w:p>
+      <w:pPr>
+        <w:pStyle w:val="py-0"/>
+        <w:numPr>
+          <w:ilvl w:val="0"/>
+          <w:numId w:val="30"/>
+        </w:numPr>
+        <w:rPr>
+          <w:sz w:val="36"/>
+          <w:szCs w:val="36"/>
+        </w:rPr>
+      </w:pPr>
+      <w:r>
+        <w:rPr>
+          <w:sz w:val="36"/>
+          <w:szCs w:val="36"/>
+        </w:rPr>
+        <w:t>Interface limpa e moderna</w:t>
+      </w:r>
+    </w:p>
+    <w:p>
+      <w:pPr>
+        <w:pStyle w:val="py-0"/>
+        <w:numPr>
+          <w:ilvl w:val="0"/>
+          <w:numId w:val="30"/>
+        </w:numPr>
+        <w:rPr>
+          <w:sz w:val="36"/>
+          <w:szCs w:val="36"/>
+        </w:rPr>
+      </w:pPr>
+      <w:r>
+        <w:rPr>
+          <w:sz w:val="36"/>
+          <w:szCs w:val="36"/>
+        </w:rPr>
+        <w:t>Logo profissional (Contrato Fácil)</w:t>
+      </w:r>
+    </w:p>
+    <w:p>
+      <w:pPr>
+        <w:pStyle w:val="py-0"/>
+        <w:numPr>
+          <w:ilvl w:val="0"/>
+          <w:numId w:val="30"/>
+        </w:numPr>
+        <w:rPr>
+          <w:sz w:val="36"/>
+          <w:szCs w:val="36"/>
+        </w:rPr>
+      </w:pPr>
+      <w:r>
+        <w:rPr>
+          <w:sz w:val="36"/>
+          <w:szCs w:val="36"/>
+        </w:rPr>
+        <w:t>Paleta de cores consistente (azul + verde)</w:t>
+      </w:r>
+    </w:p>
+    <w:p>
+      <w:pPr>
+        <w:pStyle w:val="py-0"/>
+        <w:numPr>
+          <w:ilvl w:val="0"/>
+          <w:numId w:val="30"/>
+        </w:numPr>
+        <w:rPr>
+          <w:sz w:val="36"/>
+          <w:szCs w:val="36"/>
+        </w:rPr>
+      </w:pPr>
+      <w:proofErr w:type="spellStart"/>
+      <w:r>
+        <w:rPr>
+          <w:sz w:val="36"/>
+          <w:szCs w:val="36"/>
+        </w:rPr>
+        <w:t>Responsive</w:t>
+      </w:r>
+      <w:proofErr w:type="spellEnd"/>
+      <w:r>
+        <w:rPr>
+          <w:sz w:val="36"/>
+          <w:szCs w:val="36"/>
+        </w:rPr>
+        <w:t xml:space="preserve"> design</w:t>
+      </w:r>
+    </w:p>
+    <w:p>
+      <w:pPr>
+        <w:pStyle w:val="py-0"/>
+        <w:numPr>
+          <w:ilvl w:val="0"/>
+          <w:numId w:val="30"/>
+        </w:numPr>
+        <w:rPr>
+          <w:sz w:val="36"/>
+          <w:szCs w:val="36"/>
+        </w:rPr>
+      </w:pPr>
+      <w:proofErr w:type="spellStart"/>
+      <w:r>
+        <w:rPr>
+          <w:sz w:val="36"/>
+          <w:szCs w:val="36"/>
+        </w:rPr>
+        <w:t>Toggle</w:t>
+      </w:r>
+      <w:proofErr w:type="spellEnd"/>
+      <w:r>
+        <w:rPr>
+          <w:sz w:val="36"/>
+          <w:szCs w:val="36"/>
+        </w:rPr>
+        <w:t xml:space="preserve"> switches bem implementados</w:t>
+      </w:r>
+    </w:p>
+    <w:p>
+      <w:pPr>
+        <w:pStyle w:val="py-0"/>
+        <w:numPr>
+          <w:ilvl w:val="0"/>
+          <w:numId w:val="30"/>
+        </w:numPr>
+        <w:rPr>
+          <w:sz w:val="36"/>
+          <w:szCs w:val="36"/>
+        </w:rPr>
+      </w:pPr>
+      <w:r>
+        <w:rPr>
+          <w:sz w:val="36"/>
+          <w:szCs w:val="36"/>
+        </w:rPr>
+        <w:t>Fluxo lógico: Locatário → Locador → Gerar</w:t>
+      </w:r>
+    </w:p>
+    <w:p>
+      <w:pPr>
+        <w:pStyle w:val="NormalWeb"/>
+        <w:rPr>
+          <w:sz w:val="36"/>
+          <w:szCs w:val="36"/>
+        </w:rPr>
+      </w:pPr>
+      <w:r>
+        <w:rPr>
+          <w:rStyle w:val="font-semibold"/>
+          <w:rFonts w:ascii="Segoe UI Emoji" w:hAnsi="Segoe UI Emoji" w:cs="Segoe UI Emoji"/>
+          <w:sz w:val="36"/>
+          <w:szCs w:val="36"/>
+        </w:rPr>
+        <w:t>⚠️</w:t>
+      </w:r>
+      <w:r>
+        <w:rPr>
+          <w:rStyle w:val="font-semibold"/>
+          <w:sz w:val="36"/>
+          <w:szCs w:val="36"/>
+        </w:rPr>
+        <w:t xml:space="preserve"> O QUE PODERIA MELHORAR:</w:t>
+      </w:r>
+    </w:p>
+    <w:p>
+      <w:pPr>
+        <w:pStyle w:val="NormalWeb"/>
+        <w:numPr>
+          <w:ilvl w:val="0"/>
+          <w:numId w:val="31"/>
+        </w:numPr>
+        <w:rPr>
+          <w:sz w:val="36"/>
+          <w:szCs w:val="36"/>
+        </w:rPr>
+      </w:pPr>
+      <w:r>
+        <w:rPr>
+          <w:rStyle w:val="font-semibold"/>
+          <w:sz w:val="36"/>
+          <w:szCs w:val="36"/>
+        </w:rPr>
+        <w:t>Experiência do Usuário:</w:t>
+      </w:r>
+    </w:p>
+    <w:p>
+      <w:pPr>
+        <w:pStyle w:val="py-0"/>
+        <w:numPr>
+          <w:ilvl w:val="1"/>
+          <w:numId w:val="31"/>
+        </w:numPr>
+        <w:rPr>
+          <w:sz w:val="36"/>
+          <w:szCs w:val="36"/>
+        </w:rPr>
+      </w:pPr>
+      <w:r>
+        <w:rPr>
+          <w:rFonts w:ascii="Segoe UI Symbol" w:hAnsi="Segoe UI Symbol" w:cs="Segoe UI Symbol"/>
+          <w:sz w:val="36"/>
+          <w:szCs w:val="36"/>
+        </w:rPr>
+        <w:t>✗</w:t>
+      </w:r>
+      <w:r>
+        <w:rPr>
+          <w:sz w:val="36"/>
+          <w:szCs w:val="36"/>
+        </w:rPr>
+        <w:t xml:space="preserve"> Não há </w:t>
+      </w:r>
+      <w:r>
+        <w:rPr>
+          <w:rStyle w:val="font-semibold"/>
+          <w:sz w:val="36"/>
+          <w:szCs w:val="36"/>
+        </w:rPr>
+        <w:t>preview/visualização antes de gerar</w:t>
+      </w:r>
+      <w:r>
+        <w:rPr>
+          <w:sz w:val="36"/>
+          <w:szCs w:val="36"/>
+        </w:rPr>
+        <w:t xml:space="preserve"> (</w:t>
+      </w:r>
+      <w:proofErr w:type="spellStart"/>
+      <w:r>
+        <w:rPr>
+          <w:sz w:val="36"/>
+          <w:szCs w:val="36"/>
+        </w:rPr>
+        <w:t>user</w:t>
+      </w:r>
+      <w:proofErr w:type="spellEnd"/>
+      <w:r>
+        <w:rPr>
+          <w:sz w:val="36"/>
+          <w:szCs w:val="36"/>
+        </w:rPr>
+        <w:t xml:space="preserve"> vê tudo de uma vez no final)</w:t>
+      </w:r>
+    </w:p>
+    <w:p>
+      <w:pPr>
+        <w:pStyle w:val="py-0"/>
+        <w:numPr>
+          <w:ilvl w:val="1"/>
+          <w:numId w:val="31"/>
+        </w:numPr>
+        <w:rPr>
+          <w:sz w:val="36"/>
+          <w:szCs w:val="36"/>
+        </w:rPr>
+      </w:pPr>
+      <w:r>
+        <w:rPr>
+          <w:rFonts w:ascii="Segoe UI Symbol" w:hAnsi="Segoe UI Symbol" w:cs="Segoe UI Symbol"/>
+          <w:sz w:val="36"/>
+          <w:szCs w:val="36"/>
+        </w:rPr>
+        <w:t>✗</w:t>
+      </w:r>
+      <w:r>
+        <w:rPr>
+          <w:sz w:val="36"/>
+          <w:szCs w:val="36"/>
+        </w:rPr>
+        <w:t xml:space="preserve"> Sem </w:t>
+      </w:r>
+      <w:r>
+        <w:rPr>
+          <w:rStyle w:val="font-semibold"/>
+          <w:sz w:val="36"/>
+          <w:szCs w:val="36"/>
+        </w:rPr>
+        <w:t>histórico de contratos</w:t>
+      </w:r>
+      <w:r>
+        <w:rPr>
+          <w:sz w:val="36"/>
+          <w:szCs w:val="36"/>
+        </w:rPr>
+        <w:t xml:space="preserve"> salvos</w:t>
+      </w:r>
+    </w:p>
+    <w:p>
+      <w:pPr>
+        <w:pStyle w:val="py-0"/>
+        <w:numPr>
+          <w:ilvl w:val="1"/>
+          <w:numId w:val="31"/>
+        </w:numPr>
+        <w:rPr>
+          <w:sz w:val="36"/>
+          <w:szCs w:val="36"/>
+        </w:rPr>
+      </w:pPr>
+      <w:r>
+        <w:rPr>
+          <w:rFonts w:ascii="Segoe UI Symbol" w:hAnsi="Segoe UI Symbol" w:cs="Segoe UI Symbol"/>
+          <w:sz w:val="36"/>
+          <w:szCs w:val="36"/>
+        </w:rPr>
+        <w:t>✗</w:t>
+      </w:r>
+      <w:r>
+        <w:rPr>
+          <w:sz w:val="36"/>
+          <w:szCs w:val="36"/>
+        </w:rPr>
+        <w:t xml:space="preserve"> Sem </w:t>
+      </w:r>
+      <w:proofErr w:type="spellStart"/>
+      <w:r>
+        <w:rPr>
+          <w:rStyle w:val="font-semibold"/>
+          <w:sz w:val="36"/>
+          <w:szCs w:val="36"/>
+        </w:rPr>
+        <w:t>templates</w:t>
+      </w:r>
+      <w:proofErr w:type="spellEnd"/>
+      <w:r>
+        <w:rPr>
+          <w:rStyle w:val="font-semibold"/>
+          <w:sz w:val="36"/>
+          <w:szCs w:val="36"/>
+        </w:rPr>
+        <w:t xml:space="preserve"> salvos</w:t>
+      </w:r>
+      <w:r>
+        <w:rPr>
+          <w:sz w:val="36"/>
+          <w:szCs w:val="36"/>
+        </w:rPr>
+        <w:t xml:space="preserve"> (</w:t>
+      </w:r>
+      <w:proofErr w:type="spellStart"/>
+      <w:r>
+        <w:rPr>
+          <w:sz w:val="36"/>
+          <w:szCs w:val="36"/>
+        </w:rPr>
+        <w:t>user</w:t>
+      </w:r>
+      <w:proofErr w:type="spellEnd"/>
+      <w:r>
+        <w:rPr>
+          <w:sz w:val="36"/>
+          <w:szCs w:val="36"/>
+        </w:rPr>
+        <w:t xml:space="preserve"> preenche tudo toda vez)</w:t>
+      </w:r>
+    </w:p>
+    <w:p>
+      <w:pPr>
+        <w:pStyle w:val="py-0"/>
+        <w:numPr>
+          <w:ilvl w:val="1"/>
+          <w:numId w:val="31"/>
+        </w:numPr>
+        <w:rPr>
+          <w:sz w:val="36"/>
+          <w:szCs w:val="36"/>
+        </w:rPr>
+      </w:pPr>
+      <w:r>
+        <w:rPr>
+          <w:rFonts w:ascii="Segoe UI Symbol" w:hAnsi="Segoe UI Symbol" w:cs="Segoe UI Symbol"/>
+          <w:sz w:val="36"/>
+          <w:szCs w:val="36"/>
+        </w:rPr>
+        <w:t>✗</w:t>
+      </w:r>
+      <w:r>
+        <w:rPr>
+          <w:sz w:val="36"/>
+          <w:szCs w:val="36"/>
+        </w:rPr>
+        <w:t xml:space="preserve"> Sem </w:t>
+      </w:r>
+      <w:r>
+        <w:rPr>
+          <w:rStyle w:val="font-semibold"/>
+          <w:sz w:val="36"/>
+          <w:szCs w:val="36"/>
+        </w:rPr>
+        <w:t>modo escuro</w:t>
+      </w:r>
+      <w:r>
+        <w:rPr>
+          <w:sz w:val="36"/>
+          <w:szCs w:val="36"/>
+        </w:rPr>
+        <w:t xml:space="preserve"> (</w:t>
+      </w:r>
+      <w:proofErr w:type="spellStart"/>
+      <w:r>
+        <w:rPr>
+          <w:sz w:val="36"/>
+          <w:szCs w:val="36"/>
+        </w:rPr>
+        <w:t>Dark</w:t>
+      </w:r>
+      <w:proofErr w:type="spellEnd"/>
+      <w:r>
+        <w:rPr>
+          <w:sz w:val="36"/>
+          <w:szCs w:val="36"/>
+        </w:rPr>
+        <w:t xml:space="preserve"> </w:t>
+      </w:r>
+      <w:proofErr w:type="spellStart"/>
+      <w:r>
+        <w:rPr>
+          <w:sz w:val="36"/>
+          <w:szCs w:val="36"/>
+        </w:rPr>
+        <w:t>Mode</w:t>
+      </w:r>
+      <w:proofErr w:type="spellEnd"/>
+      <w:r>
+        <w:rPr>
+          <w:sz w:val="36"/>
+          <w:szCs w:val="36"/>
+        </w:rPr>
+        <w:t>)</w:t>
+      </w:r>
+    </w:p>
+    <w:p>
+      <w:pPr>
+        <w:pStyle w:val="py-0"/>
+        <w:numPr>
+          <w:ilvl w:val="1"/>
+          <w:numId w:val="31"/>
+        </w:numPr>
+        <w:rPr>
+          <w:sz w:val="36"/>
+          <w:szCs w:val="36"/>
+        </w:rPr>
+      </w:pPr>
+      <w:r>
+        <w:rPr>
+          <w:rFonts w:ascii="Segoe UI Symbol" w:hAnsi="Segoe UI Symbol" w:cs="Segoe UI Symbol"/>
+          <w:sz w:val="36"/>
+          <w:szCs w:val="36"/>
+        </w:rPr>
+        <w:t>✗</w:t>
+      </w:r>
+      <w:r>
+        <w:rPr>
+          <w:sz w:val="36"/>
+          <w:szCs w:val="36"/>
+        </w:rPr>
+        <w:t xml:space="preserve"> </w:t>
+      </w:r>
+      <w:r>
+        <w:rPr>
+          <w:rStyle w:val="font-semibold"/>
+          <w:sz w:val="36"/>
+          <w:szCs w:val="36"/>
+        </w:rPr>
+        <w:t>Help/Dúvidas</w:t>
+      </w:r>
+      <w:r>
+        <w:rPr>
+          <w:sz w:val="36"/>
+          <w:szCs w:val="36"/>
+        </w:rPr>
+        <w:t xml:space="preserve"> </w:t>
+      </w:r>
+      <w:proofErr w:type="spellStart"/>
+      <w:r>
+        <w:rPr>
+          <w:sz w:val="36"/>
+          <w:szCs w:val="36"/>
+        </w:rPr>
+        <w:t>inline</w:t>
+      </w:r>
+      <w:proofErr w:type="spellEnd"/>
+      <w:r>
+        <w:rPr>
+          <w:sz w:val="36"/>
+          <w:szCs w:val="36"/>
+        </w:rPr>
+        <w:t xml:space="preserve"> (</w:t>
+      </w:r>
+      <w:proofErr w:type="spellStart"/>
+      <w:r>
+        <w:rPr>
+          <w:sz w:val="36"/>
+          <w:szCs w:val="36"/>
+        </w:rPr>
+        <w:t>tooltips</w:t>
+      </w:r>
+      <w:proofErr w:type="spellEnd"/>
+      <w:r>
+        <w:rPr>
+          <w:sz w:val="36"/>
+          <w:szCs w:val="36"/>
+        </w:rPr>
+        <w:t xml:space="preserve"> nos campos)</w:t>
+      </w:r>
+    </w:p>
+    <w:p>
+      <w:pPr>
+        <w:pStyle w:val="NormalWeb"/>
+        <w:numPr>
+          <w:ilvl w:val="0"/>
+          <w:numId w:val="31"/>
+        </w:numPr>
+        <w:rPr>
+          <w:sz w:val="36"/>
+          <w:szCs w:val="36"/>
+        </w:rPr>
+      </w:pPr>
+      <w:r>
+        <w:rPr>
+          <w:rStyle w:val="font-semibold"/>
+          <w:sz w:val="36"/>
+          <w:szCs w:val="36"/>
+        </w:rPr>
+        <w:t>Mobile:</w:t>
+      </w:r>
+    </w:p>
+    <w:p>
+      <w:pPr>
+        <w:pStyle w:val="py-0"/>
+        <w:numPr>
+          <w:ilvl w:val="1"/>
+          <w:numId w:val="31"/>
+        </w:numPr>
+        <w:rPr>
+          <w:sz w:val="36"/>
+          <w:szCs w:val="36"/>
+        </w:rPr>
+      </w:pPr>
+      <w:r>
+        <w:rPr>
+          <w:sz w:val="36"/>
+          <w:szCs w:val="36"/>
+        </w:rPr>
+        <w:t>A forma de duas colunas funciona em desktop, mas em mobile provavelmente fica ruim</w:t>
+      </w:r>
+    </w:p>
+    <w:p>
+      <w:pPr>
+        <w:pStyle w:val="py-0"/>
+        <w:numPr>
+          <w:ilvl w:val="1"/>
+          <w:numId w:val="31"/>
+        </w:numPr>
+        <w:rPr>
+          <w:sz w:val="36"/>
+          <w:szCs w:val="36"/>
+        </w:rPr>
+      </w:pPr>
+      <w:r>
+        <w:rPr>
+          <w:sz w:val="36"/>
+          <w:szCs w:val="36"/>
+        </w:rPr>
+        <w:lastRenderedPageBreak/>
+        <w:t xml:space="preserve">Falta teste em </w:t>
+      </w:r>
+      <w:r>
+        <w:rPr>
+          <w:rStyle w:val="font-semibold"/>
+          <w:sz w:val="36"/>
+          <w:szCs w:val="36"/>
+        </w:rPr>
+        <w:t>tablets</w:t>
+      </w:r>
+      <w:r>
+        <w:rPr>
+          <w:sz w:val="36"/>
+          <w:szCs w:val="36"/>
+        </w:rPr>
+        <w:t xml:space="preserve"> (iPad, Samsung)</w:t>
+      </w:r>
+    </w:p>
+    <w:p>
+      <w:pPr>
+        <w:pStyle w:val="NormalWeb"/>
+        <w:numPr>
+          <w:ilvl w:val="0"/>
+          <w:numId w:val="31"/>
+        </w:numPr>
+        <w:rPr>
+          <w:sz w:val="36"/>
+          <w:szCs w:val="36"/>
+        </w:rPr>
+      </w:pPr>
+      <w:r>
+        <w:rPr>
+          <w:rStyle w:val="font-semibold"/>
+          <w:sz w:val="36"/>
+          <w:szCs w:val="36"/>
+        </w:rPr>
+        <w:t>Acessibilidade:</w:t>
+      </w:r>
+    </w:p>
+    <w:p>
+      <w:pPr>
+        <w:pStyle w:val="py-0"/>
+        <w:numPr>
+          <w:ilvl w:val="1"/>
+          <w:numId w:val="31"/>
+        </w:numPr>
+        <w:rPr>
+          <w:sz w:val="36"/>
+          <w:szCs w:val="36"/>
+        </w:rPr>
+      </w:pPr>
+      <w:r>
+        <w:rPr>
+          <w:rFonts w:ascii="Segoe UI Symbol" w:hAnsi="Segoe UI Symbol" w:cs="Segoe UI Symbol"/>
+          <w:sz w:val="36"/>
+          <w:szCs w:val="36"/>
+        </w:rPr>
+        <w:t>✗</w:t>
+      </w:r>
+      <w:r>
+        <w:rPr>
+          <w:sz w:val="36"/>
+          <w:szCs w:val="36"/>
+        </w:rPr>
+        <w:t xml:space="preserve"> Sem </w:t>
+      </w:r>
+      <w:proofErr w:type="spellStart"/>
+      <w:r>
+        <w:rPr>
+          <w:rStyle w:val="font-semibold"/>
+          <w:sz w:val="36"/>
+          <w:szCs w:val="36"/>
+        </w:rPr>
+        <w:t>labels</w:t>
+      </w:r>
+      <w:proofErr w:type="spellEnd"/>
+      <w:r>
+        <w:rPr>
+          <w:rStyle w:val="font-semibold"/>
+          <w:sz w:val="36"/>
+          <w:szCs w:val="36"/>
+        </w:rPr>
+        <w:t xml:space="preserve"> acessíveis</w:t>
+      </w:r>
+      <w:r>
+        <w:rPr>
+          <w:sz w:val="36"/>
+          <w:szCs w:val="36"/>
+        </w:rPr>
+        <w:t xml:space="preserve"> para leitores de tela</w:t>
+      </w:r>
+    </w:p>
+    <w:p>
+      <w:pPr>
+        <w:pStyle w:val="py-0"/>
+        <w:numPr>
+          <w:ilvl w:val="1"/>
+          <w:numId w:val="31"/>
+        </w:numPr>
+        <w:rPr>
+          <w:sz w:val="36"/>
+          <w:szCs w:val="36"/>
+        </w:rPr>
+      </w:pPr>
+      <w:r>
+        <w:rPr>
+          <w:rFonts w:ascii="Segoe UI Symbol" w:hAnsi="Segoe UI Symbol" w:cs="Segoe UI Symbol"/>
+          <w:sz w:val="36"/>
+          <w:szCs w:val="36"/>
+        </w:rPr>
+        <w:t>✗</w:t>
+      </w:r>
+      <w:r>
+        <w:rPr>
+          <w:sz w:val="36"/>
+          <w:szCs w:val="36"/>
+        </w:rPr>
+        <w:t xml:space="preserve"> Sem </w:t>
+      </w:r>
+      <w:r>
+        <w:rPr>
+          <w:rStyle w:val="font-semibold"/>
+          <w:sz w:val="36"/>
+          <w:szCs w:val="36"/>
+        </w:rPr>
+        <w:t xml:space="preserve">ARIA </w:t>
+      </w:r>
+      <w:proofErr w:type="spellStart"/>
+      <w:r>
+        <w:rPr>
+          <w:rStyle w:val="font-semibold"/>
+          <w:sz w:val="36"/>
+          <w:szCs w:val="36"/>
+        </w:rPr>
+        <w:t>attributes</w:t>
+      </w:r>
+      <w:proofErr w:type="spellEnd"/>
+    </w:p>
+    <w:p>
+      <w:pPr>
+        <w:pStyle w:val="py-0"/>
+        <w:numPr>
+          <w:ilvl w:val="1"/>
+          <w:numId w:val="31"/>
+        </w:numPr>
+        <w:rPr>
+          <w:sz w:val="36"/>
+          <w:szCs w:val="36"/>
+        </w:rPr>
+      </w:pPr>
+      <w:r>
+        <w:rPr>
+          <w:rFonts w:ascii="Segoe UI Symbol" w:hAnsi="Segoe UI Symbol" w:cs="Segoe UI Symbol"/>
+          <w:sz w:val="36"/>
+          <w:szCs w:val="36"/>
+        </w:rPr>
+        <w:t>✗</w:t>
+      </w:r>
+      <w:r>
+        <w:rPr>
+          <w:sz w:val="36"/>
+          <w:szCs w:val="36"/>
+        </w:rPr>
+        <w:t xml:space="preserve"> Sem </w:t>
+      </w:r>
+      <w:r>
+        <w:rPr>
+          <w:rStyle w:val="font-semibold"/>
+          <w:sz w:val="36"/>
+          <w:szCs w:val="36"/>
+        </w:rPr>
+        <w:t xml:space="preserve">keyboard </w:t>
+      </w:r>
+      <w:proofErr w:type="spellStart"/>
+      <w:r>
+        <w:rPr>
+          <w:rStyle w:val="font-semibold"/>
+          <w:sz w:val="36"/>
+          <w:szCs w:val="36"/>
+        </w:rPr>
+        <w:t>navigation</w:t>
+      </w:r>
+      <w:proofErr w:type="spellEnd"/>
+      <w:r>
+        <w:rPr>
+          <w:sz w:val="36"/>
+          <w:szCs w:val="36"/>
+        </w:rPr>
+        <w:t xml:space="preserve"> completa</w:t>
+      </w:r>
+    </w:p>
+    <w:p>
+      <w:pPr>
+        <w:pStyle w:val="NormalWeb"/>
+        <w:numPr>
+          <w:ilvl w:val="0"/>
+          <w:numId w:val="31"/>
+        </w:numPr>
+        <w:rPr>
+          <w:sz w:val="36"/>
+          <w:szCs w:val="36"/>
+        </w:rPr>
+      </w:pPr>
+      <w:r>
+        <w:rPr>
+          <w:rStyle w:val="font-semibold"/>
+          <w:sz w:val="36"/>
+          <w:szCs w:val="36"/>
+        </w:rPr>
+        <w:t>Feedback Visual:</w:t>
+      </w:r>
+    </w:p>
+    <w:p>
+      <w:pPr>
+        <w:pStyle w:val="py-0"/>
+        <w:numPr>
+          <w:ilvl w:val="1"/>
+          <w:numId w:val="31"/>
+        </w:numPr>
+        <w:rPr>
+          <w:sz w:val="36"/>
+          <w:szCs w:val="36"/>
+        </w:rPr>
+      </w:pPr>
+      <w:r>
+        <w:rPr>
+          <w:rFonts w:ascii="Segoe UI Symbol" w:hAnsi="Segoe UI Symbol" w:cs="Segoe UI Symbol"/>
+          <w:sz w:val="36"/>
+          <w:szCs w:val="36"/>
+        </w:rPr>
+        <w:t>✗</w:t>
+      </w:r>
+      <w:r>
+        <w:rPr>
+          <w:sz w:val="36"/>
+          <w:szCs w:val="36"/>
+        </w:rPr>
+        <w:t xml:space="preserve"> Quando preenche o formulário, não há </w:t>
+      </w:r>
+      <w:r>
+        <w:rPr>
+          <w:rStyle w:val="font-semibold"/>
+          <w:sz w:val="36"/>
+          <w:szCs w:val="36"/>
+        </w:rPr>
+        <w:t>validação em tempo real</w:t>
+      </w:r>
+    </w:p>
+    <w:p>
+      <w:pPr>
+        <w:pStyle w:val="py-0"/>
+        <w:numPr>
+          <w:ilvl w:val="1"/>
+          <w:numId w:val="31"/>
+        </w:numPr>
+        <w:rPr>
+          <w:sz w:val="36"/>
+          <w:szCs w:val="36"/>
+        </w:rPr>
+      </w:pPr>
+      <w:r>
+        <w:rPr>
+          <w:rFonts w:ascii="Segoe UI Symbol" w:hAnsi="Segoe UI Symbol" w:cs="Segoe UI Symbol"/>
+          <w:sz w:val="36"/>
+          <w:szCs w:val="36"/>
+        </w:rPr>
+        <w:t>✗</w:t>
+      </w:r>
+      <w:r>
+        <w:rPr>
+          <w:sz w:val="36"/>
+          <w:szCs w:val="36"/>
+        </w:rPr>
+        <w:t xml:space="preserve"> Sem </w:t>
+      </w:r>
+      <w:proofErr w:type="spellStart"/>
+      <w:r>
+        <w:rPr>
+          <w:rStyle w:val="font-semibold"/>
+          <w:sz w:val="36"/>
+          <w:szCs w:val="36"/>
+        </w:rPr>
+        <w:t>spinner</w:t>
+      </w:r>
+      <w:proofErr w:type="spellEnd"/>
+      <w:r>
+        <w:rPr>
+          <w:rStyle w:val="font-semibold"/>
+          <w:sz w:val="36"/>
+          <w:szCs w:val="36"/>
+        </w:rPr>
+        <w:t>/</w:t>
+      </w:r>
+      <w:proofErr w:type="spellStart"/>
+      <w:r>
+        <w:rPr>
+          <w:rStyle w:val="font-semibold"/>
+          <w:sz w:val="36"/>
+          <w:szCs w:val="36"/>
+        </w:rPr>
+        <w:t>loading</w:t>
+      </w:r>
+      <w:proofErr w:type="spellEnd"/>
+      <w:r>
+        <w:rPr>
+          <w:sz w:val="36"/>
+          <w:szCs w:val="36"/>
+        </w:rPr>
+        <w:t xml:space="preserve"> ao gerar contrato</w:t>
+      </w:r>
+    </w:p>
+    <w:p>
+      <w:pPr>
+        <w:pStyle w:val="py-0"/>
+        <w:numPr>
+          <w:ilvl w:val="1"/>
+          <w:numId w:val="31"/>
+        </w:numPr>
+        <w:rPr>
+          <w:sz w:val="36"/>
+          <w:szCs w:val="36"/>
+        </w:rPr>
+      </w:pPr>
+      <w:r>
+        <w:rPr>
+          <w:rFonts w:ascii="Segoe UI Symbol" w:hAnsi="Segoe UI Symbol" w:cs="Segoe UI Symbol"/>
+          <w:sz w:val="36"/>
+          <w:szCs w:val="36"/>
+        </w:rPr>
+        <w:t>✗</w:t>
+      </w:r>
+      <w:r>
+        <w:rPr>
+          <w:sz w:val="36"/>
+          <w:szCs w:val="36"/>
+        </w:rPr>
+        <w:t xml:space="preserve"> Sem </w:t>
+      </w:r>
+      <w:r>
+        <w:rPr>
+          <w:rStyle w:val="font-semibold"/>
+          <w:sz w:val="36"/>
+          <w:szCs w:val="36"/>
+        </w:rPr>
+        <w:t>animações suaves</w:t>
+      </w:r>
+      <w:r>
+        <w:rPr>
+          <w:sz w:val="36"/>
+          <w:szCs w:val="36"/>
+        </w:rPr>
+        <w:t xml:space="preserve"> nas transições</w:t>
+      </w:r>
+    </w:p>
+    <w:p>
+      <w:pPr>
+        <w:rPr>
+          <w:sz w:val="36"/>
+          <w:szCs w:val="36"/>
+        </w:rPr>
+      </w:pPr>
+      <w:r>
+        <w:rPr>
+          <w:sz w:val="36"/>
+          <w:szCs w:val="36"/>
+        </w:rPr>
+        <w:pict w14:anchorId="383DDB64">
+          <v:rect id="_x0000_i1038" style="width:0;height:1.5pt" o:hralign="center" o:hrstd="t" o:hr="t" fillcolor="#a0a0a0" stroked="f"/>
+        </w:pict>
+      </w:r>
+    </w:p>
+    <w:p>
+      <w:pPr>
+        <w:pStyle w:val="Ttulo3"/>
+        <w:rPr>
+          <w:sz w:val="36"/>
+          <w:szCs w:val="36"/>
+        </w:rPr>
+      </w:pPr>
+      <w:r>
+        <w:rPr>
+          <w:rStyle w:val="font-semibold"/>
+          <w:sz w:val="36"/>
+          <w:szCs w:val="36"/>
+        </w:rPr>
+        <w:t>3. FUNCIONALIDADES FALTANDO</w:t>
+      </w:r>
+      <w:r>
+        <w:rPr>
+          <w:sz w:val="36"/>
+          <w:szCs w:val="36"/>
+        </w:rPr>
+        <w:t xml:space="preserve"> </w:t>
+      </w:r>
+      <w:r>
+        <w:rPr>
+          <w:rFonts w:ascii="Segoe UI Emoji" w:hAnsi="Segoe UI Emoji" w:cs="Segoe UI Emoji"/>
+          <w:sz w:val="36"/>
+          <w:szCs w:val="36"/>
+        </w:rPr>
+        <w:t>🚀</w:t>
+      </w:r>
+    </w:p>
+    <w:p>
+      <w:pPr>
+        <w:pStyle w:val="NormalWeb"/>
+        <w:rPr>
+          <w:sz w:val="36"/>
+          <w:szCs w:val="36"/>
+        </w:rPr>
+      </w:pPr>
+      <w:r>
+        <w:rPr>
+          <w:rStyle w:val="font-semibold"/>
+          <w:sz w:val="36"/>
+          <w:szCs w:val="36"/>
+        </w:rPr>
+        <w:t>ESSENCIAIS (CRÍTICAS):</w:t>
+      </w:r>
+    </w:p>
+    <w:tbl>
+      <w:tblPr>
+        <w:tblW w:w="0" w:type="auto"/>
+        <w:tblCellSpacing w:w="15" w:type="dxa"/>
+        <w:tblCellMar>
+          <w:top w:w="15" w:type="dxa"/>
+          <w:left w:w="15" w:type="dxa"/>
+          <w:bottom w:w="15" w:type="dxa"/>
+          <w:right w:w="15" w:type="dxa"/>
+        </w:tblCellMar>
+        <w:tblLook w:val="04A0" w:firstRow="1" w:lastRow="0" w:firstColumn="1" w:lastColumn="0" w:noHBand="0" w:noVBand="1"/>
+      </w:tblPr>
+      <w:tblGrid>
+        <w:gridCol w:w="3101"/>
+        <w:gridCol w:w="1168"/>
+        <w:gridCol w:w="4235"/>
+      </w:tblGrid>
+      <w:tr>
+        <w:trPr>
+          <w:tblHeader/>
+          <w:tblCellSpacing w:w="15" w:type="dxa"/>
+        </w:trPr>
+        <w:tc>
+          <w:tcPr>
+            <w:tcW w:w="0" w:type="auto"/>
+            <w:vAlign w:val="center"/>
+            <w:hideMark/>
+          </w:tcPr>
+          <w:p>
+            <w:pPr>
+              <w:jc w:val="center"/>
+              <w:rPr>
+                <w:b/>
+                <w:bCs/>
+                <w:sz w:val="36"/>
+                <w:szCs w:val="36"/>
+              </w:rPr>
+            </w:pPr>
+            <w:r>
+              <w:rPr>
+                <w:b/>
+                <w:bCs/>
+                <w:sz w:val="36"/>
+                <w:szCs w:val="36"/>
+              </w:rPr>
+              <w:t>Funcionalidade</w:t>
+            </w:r>
+          </w:p>
+        </w:tc>
+        <w:tc>
+          <w:tcPr>
+            <w:tcW w:w="0" w:type="auto"/>
+            <w:vAlign w:val="center"/>
+            <w:hideMark/>
+          </w:tcPr>
+          <w:p>
+            <w:pPr>
+              <w:jc w:val="center"/>
+              <w:rPr>
+                <w:b/>
+                <w:bCs/>
+                <w:sz w:val="36"/>
+                <w:szCs w:val="36"/>
+              </w:rPr>
+            </w:pPr>
+            <w:r>
+              <w:rPr>
+                <w:b/>
+                <w:bCs/>
+                <w:sz w:val="36"/>
+                <w:szCs w:val="36"/>
+              </w:rPr>
+              <w:t>Status</w:t>
+            </w:r>
+          </w:p>
+        </w:tc>
+        <w:tc>
+          <w:tcPr>
+            <w:tcW w:w="0" w:type="auto"/>
+            <w:vAlign w:val="center"/>
+            <w:hideMark/>
+          </w:tcPr>
+          <w:p>
+            <w:pPr>
+              <w:jc w:val="center"/>
+              <w:rPr>
+                <w:b/>
+                <w:bCs/>
+                <w:sz w:val="36"/>
+                <w:szCs w:val="36"/>
+              </w:rPr>
+            </w:pPr>
+            <w:r>
+              <w:rPr>
+                <w:b/>
+                <w:bCs/>
+                <w:sz w:val="36"/>
+                <w:szCs w:val="36"/>
+              </w:rPr>
+              <w:t>Impacto</w:t>
+            </w:r>
+          </w:p>
+        </w:tc>
+      </w:tr>
+      <w:tr>
+        <w:trPr>
+          <w:tblCellSpacing w:w="15" w:type="dxa"/>
+        </w:trPr>
+        <w:tc>
+          <w:tcPr>
+            <w:tcW w:w="0" w:type="auto"/>
+            <w:vAlign w:val="center"/>
+            <w:hideMark/>
+          </w:tcPr>
+          <w:p>
+            <w:pPr>
+              <w:rPr>
+                <w:sz w:val="36"/>
+                <w:szCs w:val="36"/>
+              </w:rPr>
+            </w:pPr>
+            <w:r>
+              <w:rPr>
+                <w:rFonts w:ascii="Segoe UI Symbol" w:hAnsi="Segoe UI Symbol" w:cs="Segoe UI Symbol"/>
+                <w:sz w:val="36"/>
+                <w:szCs w:val="36"/>
+              </w:rPr>
+              <w:t>✗</w:t>
+            </w:r>
+            <w:r>
+              <w:rPr>
+                <w:sz w:val="36"/>
+                <w:szCs w:val="36"/>
+              </w:rPr>
+              <w:t xml:space="preserve"> </w:t>
+            </w:r>
+            <w:r>
+              <w:rPr>
+                <w:rStyle w:val="font-semibold"/>
+                <w:sz w:val="36"/>
+                <w:szCs w:val="36"/>
+              </w:rPr>
+              <w:t>Login/Autenticação</w:t>
+            </w:r>
+          </w:p>
+        </w:tc>
+        <w:tc>
+          <w:tcPr>
+            <w:tcW w:w="0" w:type="auto"/>
+            <w:vAlign w:val="center"/>
+            <w:hideMark/>
+          </w:tcPr>
+          <w:p>
+            <w:pPr>
+              <w:rPr>
+                <w:sz w:val="36"/>
+                <w:szCs w:val="36"/>
+              </w:rPr>
+            </w:pPr>
+            <w:r>
+              <w:rPr>
+                <w:sz w:val="36"/>
+                <w:szCs w:val="36"/>
+              </w:rPr>
+              <w:t>Não tem</w:t>
+            </w:r>
+          </w:p>
+        </w:tc>
+        <w:tc>
+          <w:tcPr>
+            <w:tcW w:w="0" w:type="auto"/>
+            <w:vAlign w:val="center"/>
+            <w:hideMark/>
+          </w:tcPr>
+          <w:p>
+            <w:pPr>
+              <w:rPr>
+                <w:sz w:val="36"/>
+                <w:szCs w:val="36"/>
+              </w:rPr>
+            </w:pPr>
+            <w:r>
+              <w:rPr>
+                <w:sz w:val="36"/>
+                <w:szCs w:val="36"/>
+              </w:rPr>
+              <w:t>Alto - sem controle de usuários</w:t>
+            </w:r>
+          </w:p>
+        </w:tc>
+      </w:tr>
+      <w:tr>
+        <w:trPr>
+          <w:tblCellSpacing w:w="15" w:type="dxa"/>
+        </w:trPr>
+        <w:tc>
+          <w:tcPr>
+            <w:tcW w:w="0" w:type="auto"/>
+            <w:vAlign w:val="center"/>
+            <w:hideMark/>
+          </w:tcPr>
+          <w:p>
+            <w:pPr>
+              <w:rPr>
+                <w:sz w:val="36"/>
+                <w:szCs w:val="36"/>
+              </w:rPr>
+            </w:pPr>
+            <w:r>
+              <w:rPr>
+                <w:rFonts w:ascii="Segoe UI Symbol" w:hAnsi="Segoe UI Symbol" w:cs="Segoe UI Symbol"/>
+                <w:sz w:val="36"/>
+                <w:szCs w:val="36"/>
+              </w:rPr>
+              <w:t>✗</w:t>
+            </w:r>
+            <w:r>
+              <w:rPr>
+                <w:sz w:val="36"/>
+                <w:szCs w:val="36"/>
+              </w:rPr>
+              <w:t xml:space="preserve"> </w:t>
+            </w:r>
+            <w:r>
+              <w:rPr>
+                <w:rStyle w:val="font-semibold"/>
+                <w:sz w:val="36"/>
+                <w:szCs w:val="36"/>
+              </w:rPr>
+              <w:t>Banco de dados</w:t>
+            </w:r>
+          </w:p>
+        </w:tc>
+        <w:tc>
+          <w:tcPr>
+            <w:tcW w:w="0" w:type="auto"/>
+            <w:vAlign w:val="center"/>
+            <w:hideMark/>
+          </w:tcPr>
+          <w:p>
+            <w:pPr>
+              <w:rPr>
+                <w:sz w:val="36"/>
+                <w:szCs w:val="36"/>
+              </w:rPr>
+            </w:pPr>
+            <w:r>
+              <w:rPr>
+                <w:sz w:val="36"/>
+                <w:szCs w:val="36"/>
+              </w:rPr>
+              <w:t>Não tem</w:t>
+            </w:r>
+          </w:p>
+        </w:tc>
+        <w:tc>
+          <w:tcPr>
+            <w:tcW w:w="0" w:type="auto"/>
+            <w:vAlign w:val="center"/>
+            <w:hideMark/>
+          </w:tcPr>
+          <w:p>
+            <w:pPr>
+              <w:rPr>
+                <w:sz w:val="36"/>
+                <w:szCs w:val="36"/>
+              </w:rPr>
+            </w:pPr>
+            <w:r>
+              <w:rPr>
+                <w:sz w:val="36"/>
+                <w:szCs w:val="36"/>
+              </w:rPr>
+              <w:t>Alto - contratos não persistem</w:t>
+            </w:r>
+          </w:p>
+        </w:tc>
+      </w:tr>
+      <w:tr>
+        <w:trPr>
+          <w:tblCellSpacing w:w="15" w:type="dxa"/>
+        </w:trPr>
+        <w:tc>
+          <w:tcPr>
+            <w:tcW w:w="0" w:type="auto"/>
+            <w:vAlign w:val="center"/>
+            <w:hideMark/>
+          </w:tcPr>
+          <w:p>
+            <w:pPr>
+              <w:rPr>
+                <w:sz w:val="36"/>
+                <w:szCs w:val="36"/>
+              </w:rPr>
+            </w:pPr>
+            <w:r>
+              <w:rPr>
+                <w:rFonts w:ascii="Segoe UI Symbol" w:hAnsi="Segoe UI Symbol" w:cs="Segoe UI Symbol"/>
+                <w:sz w:val="36"/>
+                <w:szCs w:val="36"/>
+              </w:rPr>
+              <w:t>✗</w:t>
+            </w:r>
+            <w:r>
+              <w:rPr>
+                <w:sz w:val="36"/>
+                <w:szCs w:val="36"/>
+              </w:rPr>
+              <w:t xml:space="preserve"> </w:t>
+            </w:r>
+            <w:r>
+              <w:rPr>
+                <w:rStyle w:val="font-semibold"/>
+                <w:sz w:val="36"/>
+                <w:szCs w:val="36"/>
+              </w:rPr>
+              <w:t>Download PDF</w:t>
+            </w:r>
+          </w:p>
+        </w:tc>
+        <w:tc>
+          <w:tcPr>
+            <w:tcW w:w="0" w:type="auto"/>
+            <w:vAlign w:val="center"/>
+            <w:hideMark/>
+          </w:tcPr>
+          <w:p>
+            <w:pPr>
+              <w:rPr>
+                <w:sz w:val="36"/>
+                <w:szCs w:val="36"/>
+              </w:rPr>
+            </w:pPr>
+            <w:r>
+              <w:rPr>
+                <w:sz w:val="36"/>
+                <w:szCs w:val="36"/>
+              </w:rPr>
+              <w:t>Não tem</w:t>
+            </w:r>
+          </w:p>
+        </w:tc>
+        <w:tc>
+          <w:tcPr>
+            <w:tcW w:w="0" w:type="auto"/>
+            <w:vAlign w:val="center"/>
+            <w:hideMark/>
+          </w:tcPr>
+          <w:p>
+            <w:pPr>
+              <w:rPr>
+                <w:sz w:val="36"/>
+                <w:szCs w:val="36"/>
+              </w:rPr>
+            </w:pPr>
+            <w:r>
+              <w:rPr>
+                <w:sz w:val="36"/>
+                <w:szCs w:val="36"/>
+              </w:rPr>
+              <w:t>CRÍTICO - usuário precisa exportar</w:t>
+            </w:r>
+          </w:p>
+        </w:tc>
+      </w:tr>
+      <w:tr>
+        <w:trPr>
+          <w:tblCellSpacing w:w="15" w:type="dxa"/>
+        </w:trPr>
+        <w:tc>
+          <w:tcPr>
+            <w:tcW w:w="0" w:type="auto"/>
+            <w:vAlign w:val="center"/>
+            <w:hideMark/>
+          </w:tcPr>
+          <w:p>
+            <w:pPr>
+              <w:rPr>
+                <w:sz w:val="36"/>
+                <w:szCs w:val="36"/>
+              </w:rPr>
+            </w:pPr>
+            <w:r>
+              <w:rPr>
+                <w:rFonts w:ascii="Segoe UI Symbol" w:hAnsi="Segoe UI Symbol" w:cs="Segoe UI Symbol"/>
+                <w:sz w:val="36"/>
+                <w:szCs w:val="36"/>
+              </w:rPr>
+              <w:t>✗</w:t>
+            </w:r>
+            <w:r>
+              <w:rPr>
+                <w:sz w:val="36"/>
+                <w:szCs w:val="36"/>
+              </w:rPr>
+              <w:t xml:space="preserve"> </w:t>
+            </w:r>
+            <w:proofErr w:type="spellStart"/>
+            <w:r>
+              <w:rPr>
+                <w:rStyle w:val="font-semibold"/>
+                <w:sz w:val="36"/>
+                <w:szCs w:val="36"/>
+              </w:rPr>
+              <w:t>Email</w:t>
+            </w:r>
+            <w:proofErr w:type="spellEnd"/>
+            <w:r>
+              <w:rPr>
+                <w:rStyle w:val="font-semibold"/>
+                <w:sz w:val="36"/>
+                <w:szCs w:val="36"/>
+              </w:rPr>
+              <w:t xml:space="preserve"> para usuário</w:t>
+            </w:r>
+          </w:p>
+        </w:tc>
+        <w:tc>
+          <w:tcPr>
+            <w:tcW w:w="0" w:type="auto"/>
+            <w:vAlign w:val="center"/>
+            <w:hideMark/>
+          </w:tcPr>
+          <w:p>
+            <w:pPr>
+              <w:rPr>
+                <w:sz w:val="36"/>
+                <w:szCs w:val="36"/>
+              </w:rPr>
+            </w:pPr>
+            <w:r>
+              <w:rPr>
+                <w:sz w:val="36"/>
+                <w:szCs w:val="36"/>
+              </w:rPr>
+              <w:t>Não tem</w:t>
+            </w:r>
+          </w:p>
+        </w:tc>
+        <w:tc>
+          <w:tcPr>
+            <w:tcW w:w="0" w:type="auto"/>
+            <w:vAlign w:val="center"/>
+            <w:hideMark/>
+          </w:tcPr>
+          <w:p>
+            <w:pPr>
+              <w:rPr>
+                <w:sz w:val="36"/>
+                <w:szCs w:val="36"/>
+              </w:rPr>
+            </w:pPr>
+            <w:r>
+              <w:rPr>
+                <w:sz w:val="36"/>
+                <w:szCs w:val="36"/>
+              </w:rPr>
+              <w:t>Alto - sem comprovante</w:t>
+            </w:r>
+          </w:p>
+        </w:tc>
+      </w:tr>
+      <w:tr>
+        <w:trPr>
+          <w:tblCellSpacing w:w="15" w:type="dxa"/>
+        </w:trPr>
+        <w:tc>
+          <w:tcPr>
+            <w:tcW w:w="0" w:type="auto"/>
+            <w:vAlign w:val="center"/>
+            <w:hideMark/>
+          </w:tcPr>
+          <w:p>
+            <w:pPr>
+              <w:rPr>
+                <w:sz w:val="36"/>
+                <w:szCs w:val="36"/>
+              </w:rPr>
+            </w:pPr>
+            <w:r>
+              <w:rPr>
+                <w:rFonts w:ascii="Segoe UI Symbol" w:hAnsi="Segoe UI Symbol" w:cs="Segoe UI Symbol"/>
+                <w:sz w:val="36"/>
+                <w:szCs w:val="36"/>
+              </w:rPr>
+              <w:t>✗</w:t>
+            </w:r>
+            <w:r>
+              <w:rPr>
+                <w:sz w:val="36"/>
+                <w:szCs w:val="36"/>
+              </w:rPr>
+              <w:t xml:space="preserve"> </w:t>
+            </w:r>
+            <w:r>
+              <w:rPr>
+                <w:rStyle w:val="font-semibold"/>
+                <w:sz w:val="36"/>
+                <w:szCs w:val="36"/>
+              </w:rPr>
+              <w:t>Assinatura digital</w:t>
+            </w:r>
+          </w:p>
+        </w:tc>
+        <w:tc>
+          <w:tcPr>
+            <w:tcW w:w="0" w:type="auto"/>
+            <w:vAlign w:val="center"/>
+            <w:hideMark/>
+          </w:tcPr>
+          <w:p>
+            <w:pPr>
+              <w:rPr>
+                <w:sz w:val="36"/>
+                <w:szCs w:val="36"/>
+              </w:rPr>
+            </w:pPr>
+            <w:r>
+              <w:rPr>
+                <w:sz w:val="36"/>
+                <w:szCs w:val="36"/>
+              </w:rPr>
+              <w:t>Não tem</w:t>
+            </w:r>
+          </w:p>
+        </w:tc>
+        <w:tc>
+          <w:tcPr>
+            <w:tcW w:w="0" w:type="auto"/>
+            <w:vAlign w:val="center"/>
+            <w:hideMark/>
+          </w:tcPr>
+          <w:p>
+            <w:pPr>
+              <w:rPr>
+                <w:sz w:val="36"/>
+                <w:szCs w:val="36"/>
+              </w:rPr>
+            </w:pPr>
+            <w:r>
+              <w:rPr>
+                <w:sz w:val="36"/>
+                <w:szCs w:val="36"/>
+              </w:rPr>
+              <w:t>CRÍTICO - contrato sem assinatura é inútil</w:t>
+            </w:r>
+          </w:p>
+        </w:tc>
+      </w:tr>
+      <w:tr>
+        <w:trPr>
+          <w:tblCellSpacing w:w="15" w:type="dxa"/>
+        </w:trPr>
+        <w:tc>
+          <w:tcPr>
+            <w:tcW w:w="0" w:type="auto"/>
+            <w:vAlign w:val="center"/>
+            <w:hideMark/>
+          </w:tcPr>
+          <w:p>
+            <w:pPr>
+              <w:rPr>
+                <w:sz w:val="36"/>
+                <w:szCs w:val="36"/>
+              </w:rPr>
+            </w:pPr>
+            <w:r>
+              <w:rPr>
+                <w:rFonts w:ascii="Segoe UI Symbol" w:hAnsi="Segoe UI Symbol" w:cs="Segoe UI Symbol"/>
+                <w:sz w:val="36"/>
+                <w:szCs w:val="36"/>
+              </w:rPr>
+              <w:lastRenderedPageBreak/>
+              <w:t>✗</w:t>
+            </w:r>
+            <w:r>
+              <w:rPr>
+                <w:sz w:val="36"/>
+                <w:szCs w:val="36"/>
+              </w:rPr>
+              <w:t xml:space="preserve"> </w:t>
+            </w:r>
+            <w:r>
+              <w:rPr>
+                <w:rStyle w:val="font-semibold"/>
+                <w:sz w:val="36"/>
+                <w:szCs w:val="36"/>
+              </w:rPr>
+              <w:t>Backup/Cloud</w:t>
+            </w:r>
+          </w:p>
+        </w:tc>
+        <w:tc>
+          <w:tcPr>
+            <w:tcW w:w="0" w:type="auto"/>
+            <w:vAlign w:val="center"/>
+            <w:hideMark/>
+          </w:tcPr>
+          <w:p>
+            <w:pPr>
+              <w:rPr>
+                <w:sz w:val="36"/>
+                <w:szCs w:val="36"/>
+              </w:rPr>
+            </w:pPr>
+            <w:r>
+              <w:rPr>
+                <w:sz w:val="36"/>
+                <w:szCs w:val="36"/>
+              </w:rPr>
+              <w:t>Não tem</w:t>
+            </w:r>
+          </w:p>
+        </w:tc>
+        <w:tc>
+          <w:tcPr>
+            <w:tcW w:w="0" w:type="auto"/>
+            <w:vAlign w:val="center"/>
+            <w:hideMark/>
+          </w:tcPr>
+          <w:p>
+            <w:pPr>
+              <w:rPr>
+                <w:sz w:val="36"/>
+                <w:szCs w:val="36"/>
+              </w:rPr>
+            </w:pPr>
+            <w:r>
+              <w:rPr>
+                <w:sz w:val="36"/>
+                <w:szCs w:val="36"/>
+              </w:rPr>
+              <w:t>Alto - usuário pode perder dados</w:t>
+            </w:r>
+          </w:p>
+        </w:tc>
+      </w:tr>
+    </w:tbl>
+    <w:p>
+      <w:pPr>
+        <w:pStyle w:val="NormalWeb"/>
+        <w:rPr>
+          <w:sz w:val="36"/>
+          <w:szCs w:val="36"/>
+        </w:rPr>
+      </w:pPr>
+      <w:r>
+        <w:rPr>
+          <w:rStyle w:val="font-semibold"/>
+          <w:sz w:val="36"/>
+          <w:szCs w:val="36"/>
+        </w:rPr>
+        <w:t>IMPORTANTES (DIFERENCIAL):</w:t>
+      </w:r>
+    </w:p>
+    <w:tbl>
+      <w:tblPr>
+        <w:tblW w:w="0" w:type="auto"/>
+        <w:tblCellSpacing w:w="15" w:type="dxa"/>
+        <w:tblCellMar>
+          <w:top w:w="15" w:type="dxa"/>
+          <w:left w:w="15" w:type="dxa"/>
+          <w:bottom w:w="15" w:type="dxa"/>
+          <w:right w:w="15" w:type="dxa"/>
+        </w:tblCellMar>
+        <w:tblLook w:val="04A0" w:firstRow="1" w:lastRow="0" w:firstColumn="1" w:lastColumn="0" w:noHBand="0" w:noVBand="1"/>
+      </w:tblPr>
+      <w:tblGrid>
+        <w:gridCol w:w="4088"/>
+        <w:gridCol w:w="4416"/>
+      </w:tblGrid>
+      <w:tr>
+        <w:trPr>
+          <w:tblHeader/>
+          <w:tblCellSpacing w:w="15" w:type="dxa"/>
+        </w:trPr>
+        <w:tc>
+          <w:tcPr>
+            <w:tcW w:w="0" w:type="auto"/>
+            <w:vAlign w:val="center"/>
+            <w:hideMark/>
+          </w:tcPr>
+          <w:p>
+            <w:pPr>
+              <w:jc w:val="center"/>
+              <w:rPr>
+                <w:b/>
+                <w:bCs/>
+                <w:sz w:val="36"/>
+                <w:szCs w:val="36"/>
+              </w:rPr>
+            </w:pPr>
+            <w:r>
+              <w:rPr>
+                <w:b/>
+                <w:bCs/>
+                <w:sz w:val="36"/>
+                <w:szCs w:val="36"/>
+              </w:rPr>
+              <w:t>Funcionalidade</w:t>
+            </w:r>
+          </w:p>
+        </w:tc>
+        <w:tc>
+          <w:tcPr>
+            <w:tcW w:w="0" w:type="auto"/>
+            <w:vAlign w:val="center"/>
+            <w:hideMark/>
+          </w:tcPr>
+          <w:p>
+            <w:pPr>
+              <w:jc w:val="center"/>
+              <w:rPr>
+                <w:b/>
+                <w:bCs/>
+                <w:sz w:val="36"/>
+                <w:szCs w:val="36"/>
+              </w:rPr>
+            </w:pPr>
+            <w:r>
+              <w:rPr>
+                <w:b/>
+                <w:bCs/>
+                <w:sz w:val="36"/>
+                <w:szCs w:val="36"/>
+              </w:rPr>
+              <w:t>Impacto</w:t>
+            </w:r>
+          </w:p>
+        </w:tc>
+      </w:tr>
+      <w:tr>
+        <w:trPr>
+          <w:tblCellSpacing w:w="15" w:type="dxa"/>
+        </w:trPr>
+        <w:tc>
+          <w:tcPr>
+            <w:tcW w:w="0" w:type="auto"/>
+            <w:vAlign w:val="center"/>
+            <w:hideMark/>
+          </w:tcPr>
+          <w:p>
+            <w:pPr>
+              <w:rPr>
+                <w:sz w:val="36"/>
+                <w:szCs w:val="36"/>
+              </w:rPr>
+            </w:pPr>
+            <w:r>
+              <w:rPr>
+                <w:rFonts w:ascii="Segoe UI Symbol" w:hAnsi="Segoe UI Symbol" w:cs="Segoe UI Symbol"/>
+                <w:sz w:val="36"/>
+                <w:szCs w:val="36"/>
+              </w:rPr>
+              <w:t>✗</w:t>
+            </w:r>
+            <w:r>
+              <w:rPr>
+                <w:sz w:val="36"/>
+                <w:szCs w:val="36"/>
+              </w:rPr>
+              <w:t xml:space="preserve"> Edi</w:t>
+            </w:r>
+            <w:r>
+              <w:rPr>
+                <w:rFonts w:ascii="Times New Roman" w:hAnsi="Times New Roman" w:cs="Times New Roman"/>
+                <w:sz w:val="36"/>
+                <w:szCs w:val="36"/>
+              </w:rPr>
+              <w:t>çã</w:t>
+            </w:r>
+            <w:r>
+              <w:rPr>
+                <w:sz w:val="36"/>
+                <w:szCs w:val="36"/>
+              </w:rPr>
+              <w:t>o p</w:t>
+            </w:r>
+            <w:r>
+              <w:rPr>
+                <w:rFonts w:ascii="Times New Roman" w:hAnsi="Times New Roman" w:cs="Times New Roman"/>
+                <w:sz w:val="36"/>
+                <w:szCs w:val="36"/>
+              </w:rPr>
+              <w:t>ó</w:t>
+            </w:r>
+            <w:r>
+              <w:rPr>
+                <w:sz w:val="36"/>
+                <w:szCs w:val="36"/>
+              </w:rPr>
+              <w:t>s-gera</w:t>
+            </w:r>
+            <w:r>
+              <w:rPr>
+                <w:rFonts w:ascii="Times New Roman" w:hAnsi="Times New Roman" w:cs="Times New Roman"/>
+                <w:sz w:val="36"/>
+                <w:szCs w:val="36"/>
+              </w:rPr>
+              <w:t>çã</w:t>
+            </w:r>
+            <w:r>
+              <w:rPr>
+                <w:sz w:val="36"/>
+                <w:szCs w:val="36"/>
+              </w:rPr>
+              <w:t>o</w:t>
+            </w:r>
+          </w:p>
+        </w:tc>
+        <w:tc>
+          <w:tcPr>
+            <w:tcW w:w="0" w:type="auto"/>
+            <w:vAlign w:val="center"/>
+            <w:hideMark/>
+          </w:tcPr>
+          <w:p>
+            <w:pPr>
+              <w:rPr>
+                <w:sz w:val="36"/>
+                <w:szCs w:val="36"/>
+              </w:rPr>
+            </w:pPr>
+            <w:r>
+              <w:rPr>
+                <w:sz w:val="36"/>
+                <w:szCs w:val="36"/>
+              </w:rPr>
+              <w:t>Médio - permite correção rápida</w:t>
+            </w:r>
+          </w:p>
+        </w:tc>
+      </w:tr>
+      <w:tr>
+        <w:trPr>
+          <w:tblCellSpacing w:w="15" w:type="dxa"/>
+        </w:trPr>
+        <w:tc>
+          <w:tcPr>
+            <w:tcW w:w="0" w:type="auto"/>
+            <w:vAlign w:val="center"/>
+            <w:hideMark/>
+          </w:tcPr>
+          <w:p>
+            <w:pPr>
+              <w:rPr>
+                <w:sz w:val="36"/>
+                <w:szCs w:val="36"/>
+              </w:rPr>
+            </w:pPr>
+            <w:r>
+              <w:rPr>
+                <w:rFonts w:ascii="Segoe UI Symbol" w:hAnsi="Segoe UI Symbol" w:cs="Segoe UI Symbol"/>
+                <w:sz w:val="36"/>
+                <w:szCs w:val="36"/>
+              </w:rPr>
+              <w:t>✗</w:t>
+            </w:r>
+            <w:r>
+              <w:rPr>
+                <w:sz w:val="36"/>
+                <w:szCs w:val="36"/>
+              </w:rPr>
+              <w:t xml:space="preserve"> Duplicar contrato</w:t>
+            </w:r>
+          </w:p>
+        </w:tc>
+        <w:tc>
+          <w:tcPr>
+            <w:tcW w:w="0" w:type="auto"/>
+            <w:vAlign w:val="center"/>
+            <w:hideMark/>
+          </w:tcPr>
+          <w:p>
+            <w:pPr>
+              <w:rPr>
+                <w:sz w:val="36"/>
+                <w:szCs w:val="36"/>
+              </w:rPr>
+            </w:pPr>
+            <w:r>
+              <w:rPr>
+                <w:sz w:val="36"/>
+                <w:szCs w:val="36"/>
+              </w:rPr>
+              <w:t>Médio - economia de tempo</w:t>
+            </w:r>
+          </w:p>
+        </w:tc>
+      </w:tr>
+      <w:tr>
+        <w:trPr>
+          <w:tblCellSpacing w:w="15" w:type="dxa"/>
+        </w:trPr>
+        <w:tc>
+          <w:tcPr>
+            <w:tcW w:w="0" w:type="auto"/>
+            <w:vAlign w:val="center"/>
+            <w:hideMark/>
+          </w:tcPr>
+          <w:p>
+            <w:pPr>
+              <w:rPr>
+                <w:sz w:val="36"/>
+                <w:szCs w:val="36"/>
+              </w:rPr>
+            </w:pPr>
+            <w:r>
+              <w:rPr>
+                <w:rFonts w:ascii="Segoe UI Symbol" w:hAnsi="Segoe UI Symbol" w:cs="Segoe UI Symbol"/>
+                <w:sz w:val="36"/>
+                <w:szCs w:val="36"/>
+              </w:rPr>
+              <w:t>✗</w:t>
+            </w:r>
+            <w:r>
+              <w:rPr>
+                <w:sz w:val="36"/>
+                <w:szCs w:val="36"/>
+              </w:rPr>
+              <w:t xml:space="preserve"> Hist</w:t>
+            </w:r>
+            <w:r>
+              <w:rPr>
+                <w:rFonts w:ascii="Times New Roman" w:hAnsi="Times New Roman" w:cs="Times New Roman"/>
+                <w:sz w:val="36"/>
+                <w:szCs w:val="36"/>
+              </w:rPr>
+              <w:t>ó</w:t>
+            </w:r>
+            <w:r>
+              <w:rPr>
+                <w:sz w:val="36"/>
+                <w:szCs w:val="36"/>
+              </w:rPr>
+              <w:t>rico/Arquivos</w:t>
+            </w:r>
+          </w:p>
+        </w:tc>
+        <w:tc>
+          <w:tcPr>
+            <w:tcW w:w="0" w:type="auto"/>
+            <w:vAlign w:val="center"/>
+            <w:hideMark/>
+          </w:tcPr>
+          <w:p>
+            <w:pPr>
+              <w:rPr>
+                <w:sz w:val="36"/>
+                <w:szCs w:val="36"/>
+              </w:rPr>
+            </w:pPr>
+            <w:r>
+              <w:rPr>
+                <w:sz w:val="36"/>
+                <w:szCs w:val="36"/>
+              </w:rPr>
+              <w:t>Alto - organização</w:t>
+            </w:r>
+          </w:p>
+        </w:tc>
+      </w:tr>
+      <w:tr>
+        <w:trPr>
+          <w:tblCellSpacing w:w="15" w:type="dxa"/>
+        </w:trPr>
+        <w:tc>
+          <w:tcPr>
+            <w:tcW w:w="0" w:type="auto"/>
+            <w:vAlign w:val="center"/>
+            <w:hideMark/>
+          </w:tcPr>
+          <w:p>
+            <w:pPr>
+              <w:rPr>
+                <w:sz w:val="36"/>
+                <w:szCs w:val="36"/>
+              </w:rPr>
+            </w:pPr>
+            <w:r>
+              <w:rPr>
+                <w:rFonts w:ascii="Segoe UI Symbol" w:hAnsi="Segoe UI Symbol" w:cs="Segoe UI Symbol"/>
+                <w:sz w:val="36"/>
+                <w:szCs w:val="36"/>
+              </w:rPr>
+              <w:t>✗</w:t>
+            </w:r>
+            <w:r>
+              <w:rPr>
+                <w:sz w:val="36"/>
+                <w:szCs w:val="36"/>
+              </w:rPr>
+              <w:t xml:space="preserve"> Compartilhamento seguro</w:t>
+            </w:r>
+          </w:p>
+        </w:tc>
+        <w:tc>
+          <w:tcPr>
+            <w:tcW w:w="0" w:type="auto"/>
+            <w:vAlign w:val="center"/>
+            <w:hideMark/>
+          </w:tcPr>
+          <w:p>
+            <w:pPr>
+              <w:rPr>
+                <w:sz w:val="36"/>
+                <w:szCs w:val="36"/>
+              </w:rPr>
+            </w:pPr>
+            <w:r>
+              <w:rPr>
+                <w:sz w:val="36"/>
+                <w:szCs w:val="36"/>
+              </w:rPr>
+              <w:t>Alto - enviar para outra parte</w:t>
+            </w:r>
+          </w:p>
+        </w:tc>
+      </w:tr>
+    </w:tbl>
+    <w:p>
+      <w:pPr>
+        <w:rPr>
+          <w:sz w:val="36"/>
+          <w:szCs w:val="36"/>
+        </w:rPr>
+      </w:pPr>
+      <w:r>
+        <w:rPr>
+          <w:sz w:val="36"/>
+          <w:szCs w:val="36"/>
+        </w:rPr>
+        <w:pict w14:anchorId="381663AB">
+          <v:rect id="_x0000_i1039" style="width:0;height:1.5pt" o:hralign="center" o:hrstd="t" o:hr="t" fillcolor="#a0a0a0" stroked="f"/>
+        </w:pict>
+      </w:r>
+    </w:p>
+    <w:p>
+      <w:pPr>
+        <w:pStyle w:val="Ttulo3"/>
+        <w:rPr>
+          <w:sz w:val="36"/>
+          <w:szCs w:val="36"/>
+        </w:rPr>
+      </w:pPr>
+      <w:r>
+        <w:rPr>
+          <w:rStyle w:val="font-semibold"/>
+          <w:sz w:val="36"/>
+          <w:szCs w:val="36"/>
+        </w:rPr>
+        <w:t>4. SEGURANÇA &amp; DADOS</w:t>
+      </w:r>
+      <w:r>
+        <w:rPr>
+          <w:sz w:val="36"/>
+          <w:szCs w:val="36"/>
+        </w:rPr>
+        <w:t xml:space="preserve"> </w:t>
+      </w:r>
+      <w:r>
+        <w:rPr>
+          <w:rFonts w:ascii="Segoe UI Emoji" w:hAnsi="Segoe UI Emoji" w:cs="Segoe UI Emoji"/>
+          <w:sz w:val="36"/>
+          <w:szCs w:val="36"/>
+        </w:rPr>
+        <w:t>🔒</w:t>
+      </w:r>
+    </w:p>
+    <w:p>
+      <w:pPr>
+        <w:pStyle w:val="NormalWeb"/>
+        <w:rPr>
+          <w:sz w:val="36"/>
+          <w:szCs w:val="36"/>
+        </w:rPr>
+      </w:pPr>
+      <w:r>
+        <w:rPr>
+          <w:rStyle w:val="font-semibold"/>
+          <w:rFonts w:ascii="Segoe UI Emoji" w:hAnsi="Segoe UI Emoji" w:cs="Segoe UI Emoji"/>
+          <w:sz w:val="36"/>
+          <w:szCs w:val="36"/>
+        </w:rPr>
+        <w:t>⚠️</w:t>
+      </w:r>
+      <w:r>
+        <w:rPr>
+          <w:rStyle w:val="font-semibold"/>
+          <w:sz w:val="36"/>
+          <w:szCs w:val="36"/>
+        </w:rPr>
+        <w:t xml:space="preserve"> PREOCUPAÇÕES:</w:t>
+      </w:r>
+    </w:p>
+    <w:p>
+      <w:pPr>
+        <w:pStyle w:val="py-0"/>
+        <w:numPr>
+          <w:ilvl w:val="0"/>
+          <w:numId w:val="32"/>
+        </w:numPr>
+        <w:rPr>
+          <w:sz w:val="36"/>
+          <w:szCs w:val="36"/>
+        </w:rPr>
+      </w:pPr>
+      <w:r>
+        <w:rPr>
+          <w:rFonts w:ascii="Segoe UI Symbol" w:hAnsi="Segoe UI Symbol" w:cs="Segoe UI Symbol"/>
+          <w:sz w:val="36"/>
+          <w:szCs w:val="36"/>
+        </w:rPr>
+        <w:t>✗</w:t>
+      </w:r>
+      <w:r>
+        <w:rPr>
+          <w:sz w:val="36"/>
+          <w:szCs w:val="36"/>
+        </w:rPr>
+        <w:t xml:space="preserve"> Dados são </w:t>
+      </w:r>
+      <w:r>
+        <w:rPr>
+          <w:rStyle w:val="font-semibold"/>
+          <w:sz w:val="36"/>
+          <w:szCs w:val="36"/>
+        </w:rPr>
+        <w:t xml:space="preserve">armazenados apenas no </w:t>
+      </w:r>
+      <w:proofErr w:type="spellStart"/>
+      <w:r>
+        <w:rPr>
+          <w:rStyle w:val="font-semibold"/>
+          <w:sz w:val="36"/>
+          <w:szCs w:val="36"/>
+        </w:rPr>
+        <w:t>localStorage</w:t>
+      </w:r>
+      <w:proofErr w:type="spellEnd"/>
+      <w:r>
+        <w:rPr>
+          <w:sz w:val="36"/>
+          <w:szCs w:val="36"/>
+        </w:rPr>
+        <w:t xml:space="preserve"> do navegador</w:t>
+      </w:r>
+    </w:p>
+    <w:p>
+      <w:pPr>
+        <w:pStyle w:val="py-0"/>
+        <w:numPr>
+          <w:ilvl w:val="0"/>
+          <w:numId w:val="32"/>
+        </w:numPr>
+        <w:rPr>
+          <w:sz w:val="36"/>
+          <w:szCs w:val="36"/>
+        </w:rPr>
+      </w:pPr>
+      <w:r>
+        <w:rPr>
+          <w:rFonts w:ascii="Segoe UI Symbol" w:hAnsi="Segoe UI Symbol" w:cs="Segoe UI Symbol"/>
+          <w:sz w:val="36"/>
+          <w:szCs w:val="36"/>
+        </w:rPr>
+        <w:t>✗</w:t>
+      </w:r>
+      <w:r>
+        <w:rPr>
+          <w:sz w:val="36"/>
+          <w:szCs w:val="36"/>
+        </w:rPr>
+        <w:t xml:space="preserve"> Sem </w:t>
+      </w:r>
+      <w:r>
+        <w:rPr>
+          <w:rStyle w:val="font-semibold"/>
+          <w:sz w:val="36"/>
+          <w:szCs w:val="36"/>
+        </w:rPr>
+        <w:t>criptografia</w:t>
+      </w:r>
+      <w:r>
+        <w:rPr>
+          <w:sz w:val="36"/>
+          <w:szCs w:val="36"/>
+        </w:rPr>
+        <w:t xml:space="preserve"> de dados sensíveis (CPF, endereço)</w:t>
+      </w:r>
+    </w:p>
+    <w:p>
+      <w:pPr>
+        <w:pStyle w:val="py-0"/>
+        <w:numPr>
+          <w:ilvl w:val="0"/>
+          <w:numId w:val="32"/>
+        </w:numPr>
+        <w:rPr>
+          <w:sz w:val="36"/>
+          <w:szCs w:val="36"/>
+        </w:rPr>
+      </w:pPr>
+      <w:r>
+        <w:rPr>
+          <w:rFonts w:ascii="Segoe UI Symbol" w:hAnsi="Segoe UI Symbol" w:cs="Segoe UI Symbol"/>
+          <w:sz w:val="36"/>
+          <w:szCs w:val="36"/>
+        </w:rPr>
+        <w:t>✗</w:t>
+      </w:r>
+      <w:r>
+        <w:rPr>
+          <w:sz w:val="36"/>
+          <w:szCs w:val="36"/>
+        </w:rPr>
+        <w:t xml:space="preserve"> Sem </w:t>
+      </w:r>
+      <w:r>
+        <w:rPr>
+          <w:rStyle w:val="font-semibold"/>
+          <w:sz w:val="36"/>
+          <w:szCs w:val="36"/>
+        </w:rPr>
+        <w:t>validação de integridade</w:t>
+      </w:r>
+      <w:r>
+        <w:rPr>
+          <w:sz w:val="36"/>
+          <w:szCs w:val="36"/>
+        </w:rPr>
+        <w:t xml:space="preserve"> dos contratos</w:t>
+      </w:r>
+    </w:p>
+    <w:p>
+      <w:pPr>
+        <w:pStyle w:val="py-0"/>
+        <w:numPr>
+          <w:ilvl w:val="0"/>
+          <w:numId w:val="32"/>
+        </w:numPr>
+        <w:rPr>
+          <w:sz w:val="36"/>
+          <w:szCs w:val="36"/>
+        </w:rPr>
+      </w:pPr>
+      <w:r>
+        <w:rPr>
+          <w:rFonts w:ascii="Segoe UI Symbol" w:hAnsi="Segoe UI Symbol" w:cs="Segoe UI Symbol"/>
+          <w:sz w:val="36"/>
+          <w:szCs w:val="36"/>
+        </w:rPr>
+        <w:t>✗</w:t>
+      </w:r>
+      <w:r>
+        <w:rPr>
+          <w:sz w:val="36"/>
+          <w:szCs w:val="36"/>
+        </w:rPr>
+        <w:t xml:space="preserve"> Sem </w:t>
+      </w:r>
+      <w:r>
+        <w:rPr>
+          <w:rStyle w:val="font-semibold"/>
+          <w:sz w:val="36"/>
+          <w:szCs w:val="36"/>
+        </w:rPr>
+        <w:t>auditoria/log</w:t>
+      </w:r>
+      <w:r>
+        <w:rPr>
+          <w:sz w:val="36"/>
+          <w:szCs w:val="36"/>
+        </w:rPr>
+        <w:t xml:space="preserve"> de quem criou o quê e quando</w:t>
+      </w:r>
+    </w:p>
+    <w:p>
+      <w:pPr>
+        <w:pStyle w:val="py-0"/>
+        <w:numPr>
+          <w:ilvl w:val="0"/>
+          <w:numId w:val="32"/>
+        </w:numPr>
+        <w:rPr>
+          <w:sz w:val="36"/>
+          <w:szCs w:val="36"/>
+        </w:rPr>
+      </w:pPr>
+      <w:r>
+        <w:rPr>
+          <w:rFonts w:ascii="Segoe UI Symbol" w:hAnsi="Segoe UI Symbol" w:cs="Segoe UI Symbol"/>
+          <w:sz w:val="36"/>
+          <w:szCs w:val="36"/>
+        </w:rPr>
+        <w:t>✗</w:t>
+      </w:r>
+      <w:r>
+        <w:rPr>
+          <w:sz w:val="36"/>
+          <w:szCs w:val="36"/>
+        </w:rPr>
+        <w:t xml:space="preserve"> Sem </w:t>
+      </w:r>
+      <w:r>
+        <w:rPr>
+          <w:rStyle w:val="font-semibold"/>
+          <w:sz w:val="36"/>
+          <w:szCs w:val="36"/>
+        </w:rPr>
+        <w:t>backup automático</w:t>
+      </w:r>
+    </w:p>
+    <w:p>
+      <w:pPr>
+        <w:rPr>
+          <w:sz w:val="36"/>
+          <w:szCs w:val="36"/>
+        </w:rPr>
+      </w:pPr>
+      <w:r>
+        <w:rPr>
+          <w:sz w:val="36"/>
+          <w:szCs w:val="36"/>
+        </w:rPr>
+        <w:pict w14:anchorId="4DFA76E1">
+          <v:rect id="_x0000_i1040" style="width:0;height:1.5pt" o:hralign="center" o:hrstd="t" o:hr="t" fillcolor="#a0a0a0" stroked="f"/>
+        </w:pict>
+      </w:r>
+    </w:p>
+    <w:p>
+      <w:pPr>
+        <w:pStyle w:val="Ttulo3"/>
+        <w:rPr>
+          <w:sz w:val="36"/>
+          <w:szCs w:val="36"/>
+        </w:rPr>
+      </w:pPr>
+      <w:r>
+        <w:rPr>
+          <w:rStyle w:val="font-semibold"/>
+          <w:sz w:val="36"/>
+          <w:szCs w:val="36"/>
+        </w:rPr>
+        <w:lastRenderedPageBreak/>
+        <w:t>5. CÓDIGO &amp; ARQUITETURA</w:t>
+      </w:r>
+      <w:r>
+        <w:rPr>
+          <w:sz w:val="36"/>
+          <w:szCs w:val="36"/>
+        </w:rPr>
+        <w:t xml:space="preserve"> </w:t>
+      </w:r>
+      <w:r>
+        <w:rPr>
+          <w:rFonts w:ascii="Segoe UI Emoji" w:hAnsi="Segoe UI Emoji" w:cs="Segoe UI Emoji"/>
+          <w:sz w:val="36"/>
+          <w:szCs w:val="36"/>
+        </w:rPr>
+        <w:t>💻</w:t>
+      </w:r>
+    </w:p>
+    <w:p>
+      <w:pPr>
+        <w:pStyle w:val="NormalWeb"/>
+        <w:rPr>
+          <w:sz w:val="36"/>
+          <w:szCs w:val="36"/>
+        </w:rPr>
+      </w:pPr>
+      <w:r>
+        <w:rPr>
+          <w:rStyle w:val="font-semibold"/>
+          <w:rFonts w:ascii="Segoe UI Emoji" w:hAnsi="Segoe UI Emoji" w:cs="Segoe UI Emoji"/>
+          <w:sz w:val="36"/>
+          <w:szCs w:val="36"/>
+        </w:rPr>
+        <w:t>✅</w:t>
+      </w:r>
+      <w:r>
+        <w:rPr>
+          <w:rStyle w:val="font-semibold"/>
+          <w:sz w:val="36"/>
+          <w:szCs w:val="36"/>
+        </w:rPr>
+        <w:t xml:space="preserve"> PONTOS POSITIVOS:</w:t>
+      </w:r>
+    </w:p>
+    <w:p>
+      <w:pPr>
+        <w:pStyle w:val="py-0"/>
+        <w:numPr>
+          <w:ilvl w:val="0"/>
+          <w:numId w:val="33"/>
+        </w:numPr>
+        <w:rPr>
+          <w:sz w:val="36"/>
+          <w:szCs w:val="36"/>
+        </w:rPr>
+      </w:pPr>
+      <w:r>
+        <w:rPr>
+          <w:sz w:val="36"/>
+          <w:szCs w:val="36"/>
+        </w:rPr>
+        <w:t>Estrutura clara (HTML, CSS, JS separados)</w:t>
+      </w:r>
+    </w:p>
+    <w:p>
+      <w:pPr>
+        <w:pStyle w:val="py-0"/>
+        <w:numPr>
+          <w:ilvl w:val="0"/>
+          <w:numId w:val="33"/>
+        </w:numPr>
+        <w:rPr>
+          <w:sz w:val="36"/>
+          <w:szCs w:val="36"/>
+        </w:rPr>
+      </w:pPr>
+      <w:r>
+        <w:rPr>
+          <w:sz w:val="36"/>
+          <w:szCs w:val="36"/>
+        </w:rPr>
+        <w:t>CSS bem organizado (variáveis CSS)</w:t>
+      </w:r>
+    </w:p>
+    <w:p>
+      <w:pPr>
+        <w:pStyle w:val="py-0"/>
+        <w:numPr>
+          <w:ilvl w:val="0"/>
+          <w:numId w:val="33"/>
+        </w:numPr>
+        <w:rPr>
+          <w:sz w:val="36"/>
+          <w:szCs w:val="36"/>
+        </w:rPr>
+      </w:pPr>
+      <w:r>
+        <w:rPr>
+          <w:sz w:val="36"/>
+          <w:szCs w:val="36"/>
+        </w:rPr>
+        <w:t>Funções modularizadas</w:t>
+      </w:r>
+    </w:p>
+    <w:p>
+      <w:pPr>
+        <w:pStyle w:val="NormalWeb"/>
+        <w:rPr>
+          <w:sz w:val="36"/>
+          <w:szCs w:val="36"/>
+        </w:rPr>
+      </w:pPr>
+      <w:r>
+        <w:rPr>
+          <w:rStyle w:val="font-semibold"/>
+          <w:rFonts w:ascii="Segoe UI Emoji" w:hAnsi="Segoe UI Emoji" w:cs="Segoe UI Emoji"/>
+          <w:sz w:val="36"/>
+          <w:szCs w:val="36"/>
+        </w:rPr>
+        <w:t>⚠️</w:t>
+      </w:r>
+      <w:r>
+        <w:rPr>
+          <w:rStyle w:val="font-semibold"/>
+          <w:sz w:val="36"/>
+          <w:szCs w:val="36"/>
+        </w:rPr>
+        <w:t xml:space="preserve"> MELHORIAS:</w:t>
+      </w:r>
+    </w:p>
+    <w:p>
+      <w:pPr>
+        <w:pStyle w:val="py-0"/>
+        <w:numPr>
+          <w:ilvl w:val="0"/>
+          <w:numId w:val="34"/>
+        </w:numPr>
+        <w:rPr>
+          <w:sz w:val="36"/>
+          <w:szCs w:val="36"/>
+        </w:rPr>
+      </w:pPr>
+      <w:r>
+        <w:rPr>
+          <w:rFonts w:ascii="Segoe UI Symbol" w:hAnsi="Segoe UI Symbol" w:cs="Segoe UI Symbol"/>
+          <w:sz w:val="36"/>
+          <w:szCs w:val="36"/>
+        </w:rPr>
+        <w:t>✗</w:t>
+      </w:r>
+      <w:r>
+        <w:rPr>
+          <w:sz w:val="36"/>
+          <w:szCs w:val="36"/>
+        </w:rPr>
+        <w:t xml:space="preserve"> Sem </w:t>
+      </w:r>
+      <w:r>
+        <w:rPr>
+          <w:rStyle w:val="font-semibold"/>
+          <w:sz w:val="36"/>
+          <w:szCs w:val="36"/>
+        </w:rPr>
+        <w:t>Framework</w:t>
+      </w:r>
+      <w:r>
+        <w:rPr>
+          <w:sz w:val="36"/>
+          <w:szCs w:val="36"/>
+        </w:rPr>
+        <w:t xml:space="preserve"> (</w:t>
+      </w:r>
+      <w:proofErr w:type="spellStart"/>
+      <w:r>
+        <w:rPr>
+          <w:sz w:val="36"/>
+          <w:szCs w:val="36"/>
+        </w:rPr>
+        <w:t>Vue</w:t>
+      </w:r>
+      <w:proofErr w:type="spellEnd"/>
+      <w:r>
+        <w:rPr>
+          <w:sz w:val="36"/>
+          <w:szCs w:val="36"/>
+        </w:rPr>
+        <w:t>/</w:t>
+      </w:r>
+      <w:proofErr w:type="spellStart"/>
+      <w:r>
+        <w:rPr>
+          <w:sz w:val="36"/>
+          <w:szCs w:val="36"/>
+        </w:rPr>
+        <w:t>React</w:t>
+      </w:r>
+      <w:proofErr w:type="spellEnd"/>
+      <w:r>
+        <w:rPr>
+          <w:sz w:val="36"/>
+          <w:szCs w:val="36"/>
+        </w:rPr>
+        <w:t>) - dificulta escalabilidade</w:t>
+      </w:r>
+    </w:p>
+    <w:p>
+      <w:pPr>
+        <w:pStyle w:val="py-0"/>
+        <w:numPr>
+          <w:ilvl w:val="0"/>
+          <w:numId w:val="34"/>
+        </w:numPr>
+        <w:rPr>
+          <w:sz w:val="36"/>
+          <w:szCs w:val="36"/>
+        </w:rPr>
+      </w:pPr>
+      <w:r>
+        <w:rPr>
+          <w:rFonts w:ascii="Segoe UI Symbol" w:hAnsi="Segoe UI Symbol" w:cs="Segoe UI Symbol"/>
+          <w:sz w:val="36"/>
+          <w:szCs w:val="36"/>
+        </w:rPr>
+        <w:t>✗</w:t>
+      </w:r>
+      <w:r>
+        <w:rPr>
+          <w:sz w:val="36"/>
+          <w:szCs w:val="36"/>
+        </w:rPr>
+        <w:t xml:space="preserve"> Sem </w:t>
+      </w:r>
+      <w:r>
+        <w:rPr>
+          <w:rStyle w:val="font-semibold"/>
+          <w:sz w:val="36"/>
+          <w:szCs w:val="36"/>
+        </w:rPr>
+        <w:t xml:space="preserve">API </w:t>
+      </w:r>
+      <w:proofErr w:type="spellStart"/>
+      <w:r>
+        <w:rPr>
+          <w:rStyle w:val="font-semibold"/>
+          <w:sz w:val="36"/>
+          <w:szCs w:val="36"/>
+        </w:rPr>
+        <w:t>Backend</w:t>
+      </w:r>
+      <w:proofErr w:type="spellEnd"/>
+      <w:r>
+        <w:rPr>
+          <w:sz w:val="36"/>
+          <w:szCs w:val="36"/>
+        </w:rPr>
+        <w:t xml:space="preserve"> - tudo </w:t>
+      </w:r>
+      <w:proofErr w:type="spellStart"/>
+      <w:r>
+        <w:rPr>
+          <w:sz w:val="36"/>
+          <w:szCs w:val="36"/>
+        </w:rPr>
+        <w:t>client-side</w:t>
+      </w:r>
+      <w:proofErr w:type="spellEnd"/>
+    </w:p>
+    <w:p>
+      <w:pPr>
+        <w:pStyle w:val="py-0"/>
+        <w:numPr>
+          <w:ilvl w:val="0"/>
+          <w:numId w:val="34"/>
+        </w:numPr>
+        <w:rPr>
+          <w:sz w:val="36"/>
+          <w:szCs w:val="36"/>
+        </w:rPr>
+      </w:pPr>
+      <w:r>
+        <w:rPr>
+          <w:rFonts w:ascii="Segoe UI Symbol" w:hAnsi="Segoe UI Symbol" w:cs="Segoe UI Symbol"/>
+          <w:sz w:val="36"/>
+          <w:szCs w:val="36"/>
+        </w:rPr>
+        <w:t>✗</w:t>
+      </w:r>
+      <w:r>
+        <w:rPr>
+          <w:sz w:val="36"/>
+          <w:szCs w:val="36"/>
+        </w:rPr>
+        <w:t xml:space="preserve"> Sem </w:t>
+      </w:r>
+      <w:r>
+        <w:rPr>
+          <w:rStyle w:val="font-semibold"/>
+          <w:sz w:val="36"/>
+          <w:szCs w:val="36"/>
+        </w:rPr>
+        <w:t>Testes automatizados</w:t>
+      </w:r>
+    </w:p>
+    <w:p>
+      <w:pPr>
+        <w:pStyle w:val="py-0"/>
+        <w:numPr>
+          <w:ilvl w:val="0"/>
+          <w:numId w:val="34"/>
+        </w:numPr>
+        <w:rPr>
+          <w:sz w:val="36"/>
+          <w:szCs w:val="36"/>
+        </w:rPr>
+      </w:pPr>
+      <w:r>
+        <w:rPr>
+          <w:rFonts w:ascii="Segoe UI Symbol" w:hAnsi="Segoe UI Symbol" w:cs="Segoe UI Symbol"/>
+          <w:sz w:val="36"/>
+          <w:szCs w:val="36"/>
+        </w:rPr>
+        <w:t>✗</w:t>
+      </w:r>
+      <w:r>
+        <w:rPr>
+          <w:sz w:val="36"/>
+          <w:szCs w:val="36"/>
+        </w:rPr>
+        <w:t xml:space="preserve"> Sem </w:t>
+      </w:r>
+      <w:proofErr w:type="spellStart"/>
+      <w:r>
+        <w:rPr>
+          <w:rStyle w:val="font-semibold"/>
+          <w:sz w:val="36"/>
+          <w:szCs w:val="36"/>
+        </w:rPr>
+        <w:t>Logging</w:t>
+      </w:r>
+      <w:proofErr w:type="spellEnd"/>
+      <w:r>
+        <w:rPr>
+          <w:rStyle w:val="font-semibold"/>
+          <w:sz w:val="36"/>
+          <w:szCs w:val="36"/>
+        </w:rPr>
+        <w:t>/Monitoramento</w:t>
+      </w:r>
+    </w:p>
+    <w:p>
+      <w:pPr>
+        <w:pStyle w:val="py-0"/>
+        <w:numPr>
+          <w:ilvl w:val="0"/>
+          <w:numId w:val="34"/>
+        </w:numPr>
+        <w:rPr>
+          <w:sz w:val="36"/>
+          <w:szCs w:val="36"/>
+        </w:rPr>
+      </w:pPr>
+      <w:r>
+        <w:rPr>
+          <w:rFonts w:ascii="Segoe UI Symbol" w:hAnsi="Segoe UI Symbol" w:cs="Segoe UI Symbol"/>
+          <w:sz w:val="36"/>
+          <w:szCs w:val="36"/>
+        </w:rPr>
+        <w:t>✗</w:t>
+      </w:r>
+      <w:r>
+        <w:rPr>
+          <w:sz w:val="36"/>
+          <w:szCs w:val="36"/>
+        </w:rPr>
+        <w:t xml:space="preserve"> Sem </w:t>
+      </w:r>
+      <w:r>
+        <w:rPr>
+          <w:rStyle w:val="font-semibold"/>
+          <w:sz w:val="36"/>
+          <w:szCs w:val="36"/>
+        </w:rPr>
+        <w:t>Versionamento de contratos</w:t>
+      </w:r>
+    </w:p>
+    <w:p>
+      <w:pPr>
+        <w:rPr>
+          <w:sz w:val="36"/>
+          <w:szCs w:val="36"/>
+        </w:rPr>
+      </w:pPr>
+      <w:r>
+        <w:rPr>
+          <w:sz w:val="36"/>
+          <w:szCs w:val="36"/>
+        </w:rPr>
+        <w:pict w14:anchorId="1CAF74D3">
+          <v:rect id="_x0000_i1041" style="width:0;height:1.5pt" o:hralign="center" o:hrstd="t" o:hr="t" fillcolor="#a0a0a0" stroked="f"/>
+        </w:pict>
+      </w:r>
+    </w:p>
+    <w:p>
+      <w:pPr>
+        <w:pStyle w:val="Ttulo3"/>
+        <w:rPr>
+          <w:sz w:val="36"/>
+          <w:szCs w:val="36"/>
+        </w:rPr>
+      </w:pPr>
+      <w:r>
+        <w:rPr>
+          <w:rStyle w:val="font-semibold"/>
+          <w:sz w:val="36"/>
+          <w:szCs w:val="36"/>
+        </w:rPr>
+        <w:t>6. MONETIZAÇÃO</w:t>
+      </w:r>
+      <w:r>
+        <w:rPr>
+          <w:sz w:val="36"/>
+          <w:szCs w:val="36"/>
+        </w:rPr>
+        <w:t xml:space="preserve"> </w:t>
+      </w:r>
+      <w:r>
+        <w:rPr>
+          <w:rFonts w:ascii="Segoe UI Emoji" w:hAnsi="Segoe UI Emoji" w:cs="Segoe UI Emoji"/>
+          <w:sz w:val="36"/>
+          <w:szCs w:val="36"/>
+        </w:rPr>
+        <w:t>💰</w:t>
+      </w:r>
+    </w:p>
+    <w:p>
+      <w:pPr>
+        <w:pStyle w:val="NormalWeb"/>
+        <w:rPr>
+          <w:sz w:val="36"/>
+          <w:szCs w:val="36"/>
+        </w:rPr>
+      </w:pPr>
+      <w:r>
+        <w:rPr>
+          <w:rStyle w:val="font-semibold"/>
+          <w:sz w:val="36"/>
+          <w:szCs w:val="36"/>
+        </w:rPr>
+        <w:t>MODELO RECOMENDADO: FREEMIUM</w:t>
+      </w:r>
+    </w:p>
+    <w:p>
+      <w:pPr>
+        <w:pStyle w:val="Pr-formataoHTML"/>
+        <w:rPr>
+          <w:sz w:val="36"/>
+          <w:szCs w:val="36"/>
+        </w:rPr>
+      </w:pPr>
+      <w:r>
+        <w:rPr>
+          <w:sz w:val="36"/>
+          <w:szCs w:val="36"/>
+        </w:rPr>
+        <w:t>GRATUITO (Com Limitações):</w:t>
+      </w:r>
+    </w:p>
+    <w:p>
+      <w:pPr>
+        <w:pStyle w:val="Pr-formataoHTML"/>
+        <w:rPr>
+          <w:sz w:val="36"/>
+          <w:szCs w:val="36"/>
+        </w:rPr>
+      </w:pPr>
+      <w:r>
+        <w:rPr>
+          <w:sz w:val="36"/>
+          <w:szCs w:val="36"/>
+        </w:rPr>
+        <w:t>├─ 3 contratos/mês</w:t>
+      </w:r>
+    </w:p>
+    <w:p>
+      <w:pPr>
+        <w:pStyle w:val="Pr-formataoHTML"/>
+        <w:rPr>
+          <w:sz w:val="36"/>
+          <w:szCs w:val="36"/>
+        </w:rPr>
+      </w:pPr>
+      <w:r>
+        <w:rPr>
+          <w:sz w:val="36"/>
+          <w:szCs w:val="36"/>
+        </w:rPr>
+        <w:t>├─ Tipos: Aluguel, Serviço, Venda</w:t>
+      </w:r>
+    </w:p>
+    <w:p>
+      <w:pPr>
+        <w:pStyle w:val="Pr-formataoHTML"/>
+        <w:rPr>
+          <w:sz w:val="36"/>
+          <w:szCs w:val="36"/>
+        </w:rPr>
+      </w:pPr>
+      <w:r>
+        <w:rPr>
+          <w:sz w:val="36"/>
+          <w:szCs w:val="36"/>
+        </w:rPr>
+        <w:t>├─ Sem download PDF</w:t>
+      </w:r>
+    </w:p>
+    <w:p>
+      <w:pPr>
+        <w:pStyle w:val="Pr-formataoHTML"/>
+        <w:rPr>
+          <w:sz w:val="36"/>
+          <w:szCs w:val="36"/>
+        </w:rPr>
+      </w:pPr>
+      <w:r>
+        <w:rPr>
+          <w:sz w:val="36"/>
+          <w:szCs w:val="36"/>
+        </w:rPr>
+        <w:t>├─ Sem histórico</w:t>
+      </w:r>
+    </w:p>
+    <w:p>
+      <w:pPr>
+        <w:pStyle w:val="Pr-formataoHTML"/>
+        <w:rPr>
+          <w:sz w:val="36"/>
+          <w:szCs w:val="36"/>
+        </w:rPr>
+      </w:pPr>
+    </w:p>
+    <w:p>
+      <w:pPr>
+        <w:pStyle w:val="Pr-formataoHTML"/>
+        <w:rPr>
+          <w:sz w:val="36"/>
+          <w:szCs w:val="36"/>
+        </w:rPr>
+      </w:pPr>
+      <w:r>
+        <w:rPr>
+          <w:sz w:val="36"/>
+          <w:szCs w:val="36"/>
+        </w:rPr>
+        <w:t>PREMIUM (R$ 29,90/mês ou R$ 199/ano):</w:t>
+      </w:r>
+    </w:p>
+    <w:p>
+      <w:pPr>
+        <w:pStyle w:val="Pr-formataoHTML"/>
+        <w:rPr>
+          <w:sz w:val="36"/>
+          <w:szCs w:val="36"/>
+        </w:rPr>
+      </w:pPr>
+      <w:r>
+        <w:rPr>
+          <w:sz w:val="36"/>
+          <w:szCs w:val="36"/>
+        </w:rPr>
+        <w:t>├─ Contratos ilimitados</w:t>
+      </w:r>
+    </w:p>
+    <w:p>
+      <w:pPr>
+        <w:pStyle w:val="Pr-formataoHTML"/>
+        <w:rPr>
+          <w:sz w:val="36"/>
+          <w:szCs w:val="36"/>
+        </w:rPr>
+      </w:pPr>
+      <w:r>
+        <w:rPr>
+          <w:sz w:val="36"/>
+          <w:szCs w:val="36"/>
+        </w:rPr>
+        <w:t>├─ Download em PDF + Word</w:t>
+      </w:r>
+    </w:p>
+    <w:p>
+      <w:pPr>
+        <w:pStyle w:val="Pr-formataoHTML"/>
+        <w:rPr>
+          <w:sz w:val="36"/>
+          <w:szCs w:val="36"/>
+        </w:rPr>
+      </w:pPr>
+      <w:r>
+        <w:rPr>
+          <w:sz w:val="36"/>
+          <w:szCs w:val="36"/>
+        </w:rPr>
+        <w:t>├─ Assinatura digital (e-</w:t>
+      </w:r>
+      <w:proofErr w:type="spellStart"/>
+      <w:r>
+        <w:rPr>
+          <w:sz w:val="36"/>
+          <w:szCs w:val="36"/>
+        </w:rPr>
+        <w:t>signature</w:t>
+      </w:r>
+      <w:proofErr w:type="spellEnd"/>
+      <w:r>
+        <w:rPr>
+          <w:sz w:val="36"/>
+          <w:szCs w:val="36"/>
+        </w:rPr>
+        <w:t>)</w:t>
+      </w:r>
+    </w:p>
+    <w:p>
+      <w:pPr>
+        <w:pStyle w:val="Pr-formataoHTML"/>
+        <w:rPr>
+          <w:sz w:val="36"/>
+          <w:szCs w:val="36"/>
+        </w:rPr>
+      </w:pPr>
+      <w:r>
+        <w:rPr>
+          <w:sz w:val="36"/>
+          <w:szCs w:val="36"/>
+        </w:rPr>
+        <w:t>├─ Histórico completo</w:t>
+      </w:r>
+    </w:p>
+    <w:p>
+      <w:pPr>
+        <w:pStyle w:val="Pr-formataoHTML"/>
+        <w:rPr>
+          <w:sz w:val="36"/>
+          <w:szCs w:val="36"/>
+        </w:rPr>
+      </w:pPr>
+      <w:r>
+        <w:rPr>
+          <w:sz w:val="36"/>
+          <w:szCs w:val="36"/>
+        </w:rPr>
+        <w:t xml:space="preserve">├─ </w:t>
+      </w:r>
+      <w:proofErr w:type="spellStart"/>
+      <w:r>
+        <w:rPr>
+          <w:sz w:val="36"/>
+          <w:szCs w:val="36"/>
+        </w:rPr>
+        <w:t>Templates</w:t>
+      </w:r>
+      <w:proofErr w:type="spellEnd"/>
+      <w:r>
+        <w:rPr>
+          <w:sz w:val="36"/>
+          <w:szCs w:val="36"/>
+        </w:rPr>
+        <w:t xml:space="preserve"> salvos</w:t>
+      </w:r>
+    </w:p>
+    <w:p>
+      <w:pPr>
+        <w:pStyle w:val="Pr-formataoHTML"/>
+        <w:rPr>
+          <w:sz w:val="36"/>
+          <w:szCs w:val="36"/>
+        </w:rPr>
+      </w:pPr>
+      <w:r>
+        <w:rPr>
+          <w:sz w:val="36"/>
+          <w:szCs w:val="36"/>
+        </w:rPr>
+        <w:lastRenderedPageBreak/>
+        <w:t xml:space="preserve">├─ Suporte por </w:t>
+      </w:r>
+      <w:proofErr w:type="spellStart"/>
+      <w:r>
+        <w:rPr>
+          <w:sz w:val="36"/>
+          <w:szCs w:val="36"/>
+        </w:rPr>
+        <w:t>email</w:t>
+      </w:r>
+      <w:proofErr w:type="spellEnd"/>
+    </w:p>
+    <w:p>
+      <w:pPr>
+        <w:pStyle w:val="Pr-formataoHTML"/>
+        <w:rPr>
+          <w:sz w:val="36"/>
+          <w:szCs w:val="36"/>
+        </w:rPr>
+      </w:pPr>
+    </w:p>
+    <w:p>
+      <w:pPr>
+        <w:pStyle w:val="Pr-formataoHTML"/>
+        <w:rPr>
+          <w:sz w:val="36"/>
+          <w:szCs w:val="36"/>
+        </w:rPr>
+      </w:pPr>
+      <w:r>
+        <w:rPr>
+          <w:sz w:val="36"/>
+          <w:szCs w:val="36"/>
+        </w:rPr>
+        <w:t>ENTERPRISE (Customizado):</w:t>
+      </w:r>
+    </w:p>
+    <w:p>
+      <w:pPr>
+        <w:pStyle w:val="Pr-formataoHTML"/>
+        <w:rPr>
+          <w:sz w:val="36"/>
+          <w:szCs w:val="36"/>
+        </w:rPr>
+      </w:pPr>
+      <w:r>
+        <w:rPr>
+          <w:sz w:val="36"/>
+          <w:szCs w:val="36"/>
+        </w:rPr>
+        <w:t>├─ Tudo do Premium +</w:t>
+      </w:r>
+    </w:p>
+    <w:p>
+      <w:pPr>
+        <w:pStyle w:val="Pr-formataoHTML"/>
+        <w:rPr>
+          <w:sz w:val="36"/>
+          <w:szCs w:val="36"/>
+        </w:rPr>
+      </w:pPr>
+      <w:r>
+        <w:rPr>
+          <w:sz w:val="36"/>
+          <w:szCs w:val="36"/>
+        </w:rPr>
+        <w:t>├─ Integração com sistemas</w:t>
+      </w:r>
+    </w:p>
+    <w:p>
+      <w:pPr>
+        <w:pStyle w:val="Pr-formataoHTML"/>
+        <w:rPr>
+          <w:sz w:val="36"/>
+          <w:szCs w:val="36"/>
+        </w:rPr>
+      </w:pPr>
+      <w:r>
+        <w:rPr>
+          <w:sz w:val="36"/>
+          <w:szCs w:val="36"/>
+        </w:rPr>
+        <w:t>├─ White-</w:t>
+      </w:r>
+      <w:proofErr w:type="spellStart"/>
+      <w:r>
+        <w:rPr>
+          <w:sz w:val="36"/>
+          <w:szCs w:val="36"/>
+        </w:rPr>
+        <w:t>label</w:t>
+      </w:r>
+      <w:proofErr w:type="spellEnd"/>
+    </w:p>
+    <w:p>
+      <w:pPr>
+        <w:pStyle w:val="Pr-formataoHTML"/>
+        <w:rPr>
+          <w:sz w:val="36"/>
+          <w:szCs w:val="36"/>
+        </w:rPr>
+      </w:pPr>
+      <w:r>
+        <w:rPr>
+          <w:sz w:val="36"/>
+          <w:szCs w:val="36"/>
+        </w:rPr>
+        <w:t>├─ Suporte prioritário</w:t>
+      </w:r>
+    </w:p>
+    <w:p>
+      <w:pPr>
+        <w:rPr>
+          <w:sz w:val="36"/>
+          <w:szCs w:val="36"/>
+        </w:rPr>
+      </w:pPr>
+      <w:r>
+        <w:rPr>
+          <w:sz w:val="36"/>
+          <w:szCs w:val="36"/>
+        </w:rPr>
+        <w:pict w14:anchorId="12218963">
+          <v:rect id="_x0000_i1042" style="width:0;height:1.5pt" o:hralign="center" o:hrstd="t" o:hr="t" fillcolor="#a0a0a0" stroked="f"/>
+        </w:pict>
+      </w:r>
+    </w:p>
+    <w:p>
+      <w:pPr>
+        <w:pStyle w:val="Ttulo2"/>
+        <w:rPr>
+          <w:sz w:val="36"/>
+          <w:szCs w:val="36"/>
+        </w:rPr>
+      </w:pPr>
+      <w:r>
+        <w:rPr>
+          <w:rStyle w:val="font-semibold"/>
+          <w:sz w:val="36"/>
+          <w:szCs w:val="36"/>
+        </w:rPr>
+        <w:t>PRÓXIMOS PASSOS RECOMENDADOS</w:t>
+      </w:r>
+      <w:r>
+        <w:rPr>
+          <w:sz w:val="36"/>
+          <w:szCs w:val="36"/>
+        </w:rPr>
+        <w:t xml:space="preserve"> </w:t>
+      </w:r>
+      <w:r>
+        <w:rPr>
+          <w:rFonts w:ascii="Segoe UI Emoji" w:hAnsi="Segoe UI Emoji" w:cs="Segoe UI Emoji"/>
+          <w:sz w:val="36"/>
+          <w:szCs w:val="36"/>
+        </w:rPr>
+        <w:t>🎯</w:t>
+      </w:r>
+    </w:p>
+    <w:p>
+      <w:pPr>
+        <w:pStyle w:val="Ttulo3"/>
+        <w:rPr>
+          <w:sz w:val="36"/>
+          <w:szCs w:val="36"/>
+        </w:rPr>
+      </w:pPr>
+      <w:r>
+        <w:rPr>
+          <w:rStyle w:val="font-semibold"/>
+          <w:sz w:val="36"/>
+          <w:szCs w:val="36"/>
+        </w:rPr>
+        <w:t>FASE 1 (CRÍTICA - Próximas 2 semanas):</w:t>
+      </w:r>
+    </w:p>
+    <w:p>
+      <w:pPr>
+        <w:pStyle w:val="NormalWeb"/>
+        <w:numPr>
+          <w:ilvl w:val="0"/>
+          <w:numId w:val="35"/>
+        </w:numPr>
+        <w:rPr>
+          <w:sz w:val="36"/>
+          <w:szCs w:val="36"/>
+        </w:rPr>
+      </w:pPr>
+      <w:r>
+        <w:rPr>
+          <w:rFonts w:ascii="Segoe UI Emoji" w:hAnsi="Segoe UI Emoji" w:cs="Segoe UI Emoji"/>
+          <w:sz w:val="36"/>
+          <w:szCs w:val="36"/>
+        </w:rPr>
+        <w:t>✅</w:t>
+      </w:r>
+      <w:r>
+        <w:rPr>
+          <w:sz w:val="36"/>
+          <w:szCs w:val="36"/>
+        </w:rPr>
+        <w:t xml:space="preserve"> </w:t>
+      </w:r>
+      <w:r>
+        <w:rPr>
+          <w:rStyle w:val="font-semibold"/>
+          <w:sz w:val="36"/>
+          <w:szCs w:val="36"/>
+        </w:rPr>
+        <w:t>Adicionar Download PDF</w:t>
+      </w:r>
+    </w:p>
+    <w:p>
+      <w:pPr>
+        <w:pStyle w:val="py-0"/>
+        <w:numPr>
+          <w:ilvl w:val="1"/>
+          <w:numId w:val="35"/>
+        </w:numPr>
+        <w:rPr>
+          <w:sz w:val="36"/>
+          <w:szCs w:val="36"/>
+        </w:rPr>
+      </w:pPr>
+      <w:r>
+        <w:rPr>
+          <w:sz w:val="36"/>
+          <w:szCs w:val="36"/>
+        </w:rPr>
+        <w:t xml:space="preserve">Usar biblioteca como </w:t>
+      </w:r>
+      <w:proofErr w:type="spellStart"/>
+      <w:r>
+        <w:rPr>
+          <w:rStyle w:val="CdigoHTML"/>
+          <w:sz w:val="36"/>
+          <w:szCs w:val="36"/>
+        </w:rPr>
+        <w:t>pdfkit</w:t>
+      </w:r>
+      <w:proofErr w:type="spellEnd"/>
+      <w:r>
+        <w:rPr>
+          <w:sz w:val="36"/>
+          <w:szCs w:val="36"/>
+        </w:rPr>
+        <w:t xml:space="preserve"> ou </w:t>
+      </w:r>
+      <w:r>
+        <w:rPr>
+          <w:rStyle w:val="CdigoHTML"/>
+          <w:sz w:val="36"/>
+          <w:szCs w:val="36"/>
+        </w:rPr>
+        <w:t>html2pdf</w:t>
+      </w:r>
+    </w:p>
+    <w:p>
+      <w:pPr>
+        <w:pStyle w:val="py-0"/>
+        <w:numPr>
+          <w:ilvl w:val="1"/>
+          <w:numId w:val="35"/>
+        </w:numPr>
+        <w:rPr>
+          <w:sz w:val="36"/>
+          <w:szCs w:val="36"/>
+        </w:rPr>
+      </w:pPr>
+      <w:r>
+        <w:rPr>
+          <w:sz w:val="36"/>
+          <w:szCs w:val="36"/>
+        </w:rPr>
+        <w:t>Gerar PDF com o contrato formatado</w:t>
+      </w:r>
+    </w:p>
+    <w:p>
+      <w:pPr>
+        <w:pStyle w:val="NormalWeb"/>
+        <w:numPr>
+          <w:ilvl w:val="0"/>
+          <w:numId w:val="35"/>
+        </w:numPr>
+        <w:rPr>
+          <w:sz w:val="36"/>
+          <w:szCs w:val="36"/>
+        </w:rPr>
+      </w:pPr>
+      <w:r>
+        <w:rPr>
+          <w:rFonts w:ascii="Segoe UI Emoji" w:hAnsi="Segoe UI Emoji" w:cs="Segoe UI Emoji"/>
+          <w:sz w:val="36"/>
+          <w:szCs w:val="36"/>
+        </w:rPr>
+        <w:t>✅</w:t>
+      </w:r>
+      <w:r>
+        <w:rPr>
+          <w:sz w:val="36"/>
+          <w:szCs w:val="36"/>
+        </w:rPr>
+        <w:t xml:space="preserve"> </w:t>
+      </w:r>
+      <w:r>
+        <w:rPr>
+          <w:rStyle w:val="font-semibold"/>
+          <w:sz w:val="36"/>
+          <w:szCs w:val="36"/>
+        </w:rPr>
+        <w:t xml:space="preserve">Banco de Dados </w:t>
+      </w:r>
+      <w:proofErr w:type="spellStart"/>
+      <w:r>
+        <w:rPr>
+          <w:rStyle w:val="font-semibold"/>
+          <w:sz w:val="36"/>
+          <w:szCs w:val="36"/>
+        </w:rPr>
+        <w:t>Backend</w:t>
+      </w:r>
+      <w:proofErr w:type="spellEnd"/>
+    </w:p>
+    <w:p>
+      <w:pPr>
+        <w:pStyle w:val="py-0"/>
+        <w:numPr>
+          <w:ilvl w:val="1"/>
+          <w:numId w:val="35"/>
+        </w:numPr>
+        <w:rPr>
+          <w:sz w:val="36"/>
+          <w:szCs w:val="36"/>
+        </w:rPr>
+      </w:pPr>
+      <w:proofErr w:type="spellStart"/>
+      <w:r>
+        <w:rPr>
+          <w:sz w:val="36"/>
+          <w:szCs w:val="36"/>
+        </w:rPr>
+        <w:t>Firebase</w:t>
+      </w:r>
+      <w:proofErr w:type="spellEnd"/>
+      <w:r>
+        <w:rPr>
+          <w:sz w:val="36"/>
+          <w:szCs w:val="36"/>
+        </w:rPr>
+        <w:t xml:space="preserve"> (mais fácil) ou</w:t>
+      </w:r>
+    </w:p>
+    <w:p>
+      <w:pPr>
+        <w:pStyle w:val="py-0"/>
+        <w:numPr>
+          <w:ilvl w:val="1"/>
+          <w:numId w:val="35"/>
+        </w:numPr>
+        <w:rPr>
+          <w:sz w:val="36"/>
+          <w:szCs w:val="36"/>
+        </w:rPr>
+      </w:pPr>
+      <w:r>
+        <w:rPr>
+          <w:sz w:val="36"/>
+          <w:szCs w:val="36"/>
+        </w:rPr>
+        <w:t xml:space="preserve">Node.js + </w:t>
+      </w:r>
+      <w:proofErr w:type="spellStart"/>
+      <w:r>
+        <w:rPr>
+          <w:sz w:val="36"/>
+          <w:szCs w:val="36"/>
+        </w:rPr>
+        <w:t>MongoDB</w:t>
+      </w:r>
+      <w:proofErr w:type="spellEnd"/>
+      <w:r>
+        <w:rPr>
+          <w:sz w:val="36"/>
+          <w:szCs w:val="36"/>
+        </w:rPr>
+        <w:t xml:space="preserve"> (mais controle)</w:t>
+      </w:r>
+    </w:p>
+    <w:p>
+      <w:pPr>
+        <w:pStyle w:val="py-0"/>
+        <w:numPr>
+          <w:ilvl w:val="1"/>
+          <w:numId w:val="35"/>
+        </w:numPr>
+        <w:rPr>
+          <w:sz w:val="36"/>
+          <w:szCs w:val="36"/>
+        </w:rPr>
+      </w:pPr>
+      <w:r>
+        <w:rPr>
+          <w:sz w:val="36"/>
+          <w:szCs w:val="36"/>
+        </w:rPr>
+        <w:t>Salvar contratos do usuário</w:t>
+      </w:r>
+    </w:p>
+    <w:p>
+      <w:pPr>
+        <w:pStyle w:val="NormalWeb"/>
+        <w:numPr>
+          <w:ilvl w:val="0"/>
+          <w:numId w:val="35"/>
+        </w:numPr>
+        <w:rPr>
+          <w:sz w:val="36"/>
+          <w:szCs w:val="36"/>
+        </w:rPr>
+      </w:pPr>
+      <w:r>
+        <w:rPr>
+          <w:rFonts w:ascii="Segoe UI Emoji" w:hAnsi="Segoe UI Emoji" w:cs="Segoe UI Emoji"/>
+          <w:sz w:val="36"/>
+          <w:szCs w:val="36"/>
+        </w:rPr>
+        <w:t>✅</w:t>
+      </w:r>
+      <w:r>
+        <w:rPr>
+          <w:sz w:val="36"/>
+          <w:szCs w:val="36"/>
+        </w:rPr>
+        <w:t xml:space="preserve"> </w:t>
+      </w:r>
+      <w:r>
+        <w:rPr>
+          <w:rStyle w:val="font-semibold"/>
+          <w:sz w:val="36"/>
+          <w:szCs w:val="36"/>
+        </w:rPr>
+        <w:t>Autenticação</w:t>
+      </w:r>
+    </w:p>
+    <w:p>
+      <w:pPr>
+        <w:pStyle w:val="py-0"/>
+        <w:numPr>
+          <w:ilvl w:val="1"/>
+          <w:numId w:val="35"/>
+        </w:numPr>
+        <w:rPr>
+          <w:sz w:val="36"/>
+          <w:szCs w:val="36"/>
+        </w:rPr>
+      </w:pPr>
+      <w:r>
+        <w:rPr>
+          <w:sz w:val="36"/>
+          <w:szCs w:val="36"/>
+        </w:rPr>
+        <w:t xml:space="preserve">Login com </w:t>
+      </w:r>
+      <w:proofErr w:type="spellStart"/>
+      <w:r>
+        <w:rPr>
+          <w:sz w:val="36"/>
+          <w:szCs w:val="36"/>
+        </w:rPr>
+        <w:t>Email</w:t>
+      </w:r>
+      <w:proofErr w:type="spellEnd"/>
+      <w:r>
+        <w:rPr>
+          <w:sz w:val="36"/>
+          <w:szCs w:val="36"/>
+        </w:rPr>
+        <w:t>/Senha ou Google</w:t>
+      </w:r>
+    </w:p>
+    <w:p>
+      <w:pPr>
+        <w:pStyle w:val="py-0"/>
+        <w:numPr>
+          <w:ilvl w:val="1"/>
+          <w:numId w:val="35"/>
+        </w:numPr>
+        <w:rPr>
+          <w:sz w:val="36"/>
+          <w:szCs w:val="36"/>
+        </w:rPr>
+      </w:pPr>
+      <w:r>
+        <w:rPr>
+          <w:sz w:val="36"/>
+          <w:szCs w:val="36"/>
+        </w:rPr>
+        <w:t>Sistema de contratos por usuário</w:t>
+      </w:r>
+    </w:p>
+    <w:p>
+      <w:pPr>
+        <w:pStyle w:val="NormalWeb"/>
+        <w:numPr>
+          <w:ilvl w:val="0"/>
+          <w:numId w:val="35"/>
+        </w:numPr>
+        <w:rPr>
+          <w:sz w:val="36"/>
+          <w:szCs w:val="36"/>
+        </w:rPr>
+      </w:pPr>
+      <w:r>
+        <w:rPr>
+          <w:rFonts w:ascii="Segoe UI Emoji" w:hAnsi="Segoe UI Emoji" w:cs="Segoe UI Emoji"/>
+          <w:sz w:val="36"/>
+          <w:szCs w:val="36"/>
+        </w:rPr>
+        <w:t>✅</w:t>
+      </w:r>
+      <w:r>
+        <w:rPr>
+          <w:sz w:val="36"/>
+          <w:szCs w:val="36"/>
+        </w:rPr>
+        <w:t xml:space="preserve"> </w:t>
+      </w:r>
+      <w:proofErr w:type="spellStart"/>
+      <w:r>
+        <w:rPr>
+          <w:rStyle w:val="font-semibold"/>
+          <w:sz w:val="36"/>
+          <w:szCs w:val="36"/>
+        </w:rPr>
+        <w:t>Compliance</w:t>
+      </w:r>
+      <w:proofErr w:type="spellEnd"/>
+      <w:r>
+        <w:rPr>
+          <w:rStyle w:val="font-semibold"/>
+          <w:sz w:val="36"/>
+          <w:szCs w:val="36"/>
+        </w:rPr>
+        <w:t xml:space="preserve"> Legal</w:t>
+      </w:r>
+    </w:p>
+    <w:p>
+      <w:pPr>
+        <w:pStyle w:val="py-0"/>
+        <w:numPr>
+          <w:ilvl w:val="1"/>
+          <w:numId w:val="35"/>
+        </w:numPr>
+        <w:rPr>
+          <w:sz w:val="36"/>
+          <w:szCs w:val="36"/>
+        </w:rPr>
+      </w:pPr>
+      <w:r>
+        <w:rPr>
+          <w:sz w:val="36"/>
+          <w:szCs w:val="36"/>
+        </w:rPr>
+        <w:t xml:space="preserve">Adicionar </w:t>
+      </w:r>
+      <w:proofErr w:type="spellStart"/>
+      <w:r>
+        <w:rPr>
+          <w:sz w:val="36"/>
+          <w:szCs w:val="36"/>
+        </w:rPr>
+        <w:t>disclaimer</w:t>
+      </w:r>
+      <w:proofErr w:type="spellEnd"/>
+      <w:r>
+        <w:rPr>
+          <w:sz w:val="36"/>
+          <w:szCs w:val="36"/>
+        </w:rPr>
+        <w:t xml:space="preserve"> jurídico</w:t>
+      </w:r>
+    </w:p>
+    <w:p>
+      <w:pPr>
+        <w:pStyle w:val="py-0"/>
+        <w:numPr>
+          <w:ilvl w:val="1"/>
+          <w:numId w:val="35"/>
+        </w:numPr>
+        <w:rPr>
+          <w:sz w:val="36"/>
+          <w:szCs w:val="36"/>
+        </w:rPr>
+      </w:pPr>
+      <w:r>
+        <w:rPr>
+          <w:sz w:val="36"/>
+          <w:szCs w:val="36"/>
+        </w:rPr>
+        <w:t>Política de Privacidade + LGPD</w:t>
+      </w:r>
+    </w:p>
+    <w:p>
+      <w:pPr>
+        <w:pStyle w:val="py-0"/>
+        <w:numPr>
+          <w:ilvl w:val="1"/>
+          <w:numId w:val="35"/>
+        </w:numPr>
+        <w:rPr>
+          <w:sz w:val="36"/>
+          <w:szCs w:val="36"/>
+        </w:rPr>
+      </w:pPr>
+      <w:r>
+        <w:rPr>
+          <w:sz w:val="36"/>
+          <w:szCs w:val="36"/>
+        </w:rPr>
+        <w:t>Termos de Serviço</w:t>
+      </w:r>
+    </w:p>
+    <w:p>
+      <w:pPr>
+        <w:pStyle w:val="Ttulo3"/>
+        <w:rPr>
+          <w:sz w:val="36"/>
+          <w:szCs w:val="36"/>
+        </w:rPr>
+      </w:pPr>
+      <w:r>
+        <w:rPr>
+          <w:rStyle w:val="font-semibold"/>
+          <w:sz w:val="36"/>
+          <w:szCs w:val="36"/>
+        </w:rPr>
+        <w:t>FASE 2 (IMPORTANTE - Próximas 3-4 semanas):</w:t>
+      </w:r>
+    </w:p>
+    <w:p>
+      <w:pPr>
+        <w:pStyle w:val="NormalWeb"/>
+        <w:numPr>
+          <w:ilvl w:val="0"/>
+          <w:numId w:val="36"/>
+        </w:numPr>
+        <w:rPr>
+          <w:sz w:val="36"/>
+          <w:szCs w:val="36"/>
+        </w:rPr>
+      </w:pPr>
+      <w:r>
+        <w:rPr>
+          <w:rFonts w:ascii="Segoe UI Emoji" w:hAnsi="Segoe UI Emoji" w:cs="Segoe UI Emoji"/>
+          <w:sz w:val="36"/>
+          <w:szCs w:val="36"/>
+        </w:rPr>
+        <w:t>✅</w:t>
+      </w:r>
+      <w:r>
+        <w:rPr>
+          <w:sz w:val="36"/>
+          <w:szCs w:val="36"/>
+        </w:rPr>
+        <w:t xml:space="preserve"> </w:t>
+      </w:r>
+      <w:r>
+        <w:rPr>
+          <w:rStyle w:val="font-semibold"/>
+          <w:sz w:val="36"/>
+          <w:szCs w:val="36"/>
+        </w:rPr>
+        <w:t>Assinatura Digital</w:t>
+      </w:r>
+    </w:p>
+    <w:p>
+      <w:pPr>
+        <w:pStyle w:val="py-0"/>
+        <w:numPr>
+          <w:ilvl w:val="1"/>
+          <w:numId w:val="36"/>
+        </w:numPr>
+        <w:rPr>
+          <w:sz w:val="36"/>
+          <w:szCs w:val="36"/>
+        </w:rPr>
+      </w:pPr>
+      <w:r>
+        <w:rPr>
+          <w:sz w:val="36"/>
+          <w:szCs w:val="36"/>
+        </w:rPr>
+        <w:t xml:space="preserve">Integrar com plataforma como </w:t>
+      </w:r>
+      <w:proofErr w:type="spellStart"/>
+      <w:r>
+        <w:rPr>
+          <w:rStyle w:val="font-semibold"/>
+          <w:sz w:val="36"/>
+          <w:szCs w:val="36"/>
+        </w:rPr>
+        <w:t>DocuSign</w:t>
+      </w:r>
+      <w:proofErr w:type="spellEnd"/>
+      <w:r>
+        <w:rPr>
+          <w:sz w:val="36"/>
+          <w:szCs w:val="36"/>
+        </w:rPr>
+        <w:t xml:space="preserve"> ou </w:t>
+      </w:r>
+      <w:proofErr w:type="spellStart"/>
+      <w:r>
+        <w:rPr>
+          <w:rStyle w:val="font-semibold"/>
+          <w:sz w:val="36"/>
+          <w:szCs w:val="36"/>
+        </w:rPr>
+        <w:t>Clicksign</w:t>
+      </w:r>
+      <w:proofErr w:type="spellEnd"/>
+    </w:p>
+    <w:p>
+      <w:pPr>
+        <w:pStyle w:val="py-0"/>
+        <w:numPr>
+          <w:ilvl w:val="1"/>
+          <w:numId w:val="36"/>
+        </w:numPr>
+        <w:rPr>
+          <w:sz w:val="36"/>
+          <w:szCs w:val="36"/>
+        </w:rPr>
+      </w:pPr>
+      <w:r>
+        <w:rPr>
+          <w:sz w:val="36"/>
+          <w:szCs w:val="36"/>
+        </w:rPr>
+        <w:lastRenderedPageBreak/>
+        <w:t>Usuário consegue assinar e armazenar contrato assinado</w:t>
+      </w:r>
+    </w:p>
+    <w:p>
+      <w:pPr>
+        <w:pStyle w:val="NormalWeb"/>
+        <w:numPr>
+          <w:ilvl w:val="0"/>
+          <w:numId w:val="36"/>
+        </w:numPr>
+        <w:rPr>
+          <w:sz w:val="36"/>
+          <w:szCs w:val="36"/>
+        </w:rPr>
+      </w:pPr>
+      <w:r>
+        <w:rPr>
+          <w:rFonts w:ascii="Segoe UI Emoji" w:hAnsi="Segoe UI Emoji" w:cs="Segoe UI Emoji"/>
+          <w:sz w:val="36"/>
+          <w:szCs w:val="36"/>
+        </w:rPr>
+        <w:t>✅</w:t>
+      </w:r>
+      <w:r>
+        <w:rPr>
+          <w:sz w:val="36"/>
+          <w:szCs w:val="36"/>
+        </w:rPr>
+        <w:t xml:space="preserve"> </w:t>
+      </w:r>
+      <w:r>
+        <w:rPr>
+          <w:rStyle w:val="font-semibold"/>
+          <w:sz w:val="36"/>
+          <w:szCs w:val="36"/>
+        </w:rPr>
+        <w:t>Aprimorar UX</w:t>
+      </w:r>
+    </w:p>
+    <w:p>
+      <w:pPr>
+        <w:pStyle w:val="py-0"/>
+        <w:numPr>
+          <w:ilvl w:val="1"/>
+          <w:numId w:val="36"/>
+        </w:numPr>
+        <w:rPr>
+          <w:sz w:val="36"/>
+          <w:szCs w:val="36"/>
+        </w:rPr>
+      </w:pPr>
+      <w:r>
+        <w:rPr>
+          <w:sz w:val="36"/>
+          <w:szCs w:val="36"/>
+        </w:rPr>
+        <w:t>Preview antes de gerar</w:t>
+      </w:r>
+    </w:p>
+    <w:p>
+      <w:pPr>
+        <w:pStyle w:val="py-0"/>
+        <w:numPr>
+          <w:ilvl w:val="1"/>
+          <w:numId w:val="36"/>
+        </w:numPr>
+        <w:rPr>
+          <w:sz w:val="36"/>
+          <w:szCs w:val="36"/>
+        </w:rPr>
+      </w:pPr>
+      <w:r>
+        <w:rPr>
+          <w:sz w:val="36"/>
+          <w:szCs w:val="36"/>
+        </w:rPr>
+        <w:t>Histórico de contratos</w:t>
+      </w:r>
+    </w:p>
+    <w:p>
+      <w:pPr>
+        <w:pStyle w:val="py-0"/>
+        <w:numPr>
+          <w:ilvl w:val="1"/>
+          <w:numId w:val="36"/>
+        </w:numPr>
+        <w:rPr>
+          <w:sz w:val="36"/>
+          <w:szCs w:val="36"/>
+        </w:rPr>
+      </w:pPr>
+      <w:proofErr w:type="spellStart"/>
+      <w:r>
+        <w:rPr>
+          <w:sz w:val="36"/>
+          <w:szCs w:val="36"/>
+        </w:rPr>
+        <w:t>Templates</w:t>
+      </w:r>
+      <w:proofErr w:type="spellEnd"/>
+      <w:r>
+        <w:rPr>
+          <w:sz w:val="36"/>
+          <w:szCs w:val="36"/>
+        </w:rPr>
+        <w:t xml:space="preserve"> salvos</w:t>
+      </w:r>
+    </w:p>
+    <w:p>
+      <w:pPr>
+        <w:pStyle w:val="NormalWeb"/>
+        <w:numPr>
+          <w:ilvl w:val="0"/>
+          <w:numId w:val="36"/>
+        </w:numPr>
+        <w:rPr>
+          <w:sz w:val="36"/>
+          <w:szCs w:val="36"/>
+        </w:rPr>
+      </w:pPr>
+      <w:r>
+        <w:rPr>
+          <w:rFonts w:ascii="Segoe UI Emoji" w:hAnsi="Segoe UI Emoji" w:cs="Segoe UI Emoji"/>
+          <w:sz w:val="36"/>
+          <w:szCs w:val="36"/>
+        </w:rPr>
+        <w:t>✅</w:t>
+      </w:r>
+      <w:r>
+        <w:rPr>
+          <w:sz w:val="36"/>
+          <w:szCs w:val="36"/>
+        </w:rPr>
+        <w:t xml:space="preserve"> </w:t>
+      </w:r>
+      <w:r>
+        <w:rPr>
+          <w:rStyle w:val="font-semibold"/>
+          <w:sz w:val="36"/>
+          <w:szCs w:val="36"/>
+        </w:rPr>
+        <w:t>Melhorar Design</w:t>
+      </w:r>
+    </w:p>
+    <w:p>
+      <w:pPr>
+        <w:pStyle w:val="py-0"/>
+        <w:numPr>
+          <w:ilvl w:val="1"/>
+          <w:numId w:val="36"/>
+        </w:numPr>
+        <w:rPr>
+          <w:sz w:val="36"/>
+          <w:szCs w:val="36"/>
+        </w:rPr>
+      </w:pPr>
+      <w:proofErr w:type="spellStart"/>
+      <w:r>
+        <w:rPr>
+          <w:sz w:val="36"/>
+          <w:szCs w:val="36"/>
+        </w:rPr>
+        <w:t>Dark</w:t>
+      </w:r>
+      <w:proofErr w:type="spellEnd"/>
+      <w:r>
+        <w:rPr>
+          <w:sz w:val="36"/>
+          <w:szCs w:val="36"/>
+        </w:rPr>
+        <w:t xml:space="preserve"> </w:t>
+      </w:r>
+      <w:proofErr w:type="spellStart"/>
+      <w:r>
+        <w:rPr>
+          <w:sz w:val="36"/>
+          <w:szCs w:val="36"/>
+        </w:rPr>
+        <w:t>mode</w:t>
+      </w:r>
+      <w:proofErr w:type="spellEnd"/>
+    </w:p>
+    <w:p>
+      <w:pPr>
+        <w:pStyle w:val="py-0"/>
+        <w:numPr>
+          <w:ilvl w:val="1"/>
+          <w:numId w:val="36"/>
+        </w:numPr>
+        <w:rPr>
+          <w:sz w:val="36"/>
+          <w:szCs w:val="36"/>
+        </w:rPr>
+      </w:pPr>
+      <w:r>
+        <w:rPr>
+          <w:sz w:val="36"/>
+          <w:szCs w:val="36"/>
+        </w:rPr>
+        <w:t>Mobile-</w:t>
+      </w:r>
+      <w:proofErr w:type="spellStart"/>
+      <w:r>
+        <w:rPr>
+          <w:sz w:val="36"/>
+          <w:szCs w:val="36"/>
+        </w:rPr>
+        <w:t>first</w:t>
+      </w:r>
+      <w:proofErr w:type="spellEnd"/>
+      <w:r>
+        <w:rPr>
+          <w:sz w:val="36"/>
+          <w:szCs w:val="36"/>
+        </w:rPr>
+        <w:t xml:space="preserve"> responsividade</w:t>
+      </w:r>
+    </w:p>
+    <w:p>
+      <w:pPr>
+        <w:pStyle w:val="py-0"/>
+        <w:numPr>
+          <w:ilvl w:val="1"/>
+          <w:numId w:val="36"/>
+        </w:numPr>
+        <w:rPr>
+          <w:sz w:val="36"/>
+          <w:szCs w:val="36"/>
+        </w:rPr>
+      </w:pPr>
+      <w:r>
+        <w:rPr>
+          <w:sz w:val="36"/>
+          <w:szCs w:val="36"/>
+        </w:rPr>
+        <w:t>Animações suaves</w:t>
+      </w:r>
+    </w:p>
+    <w:p>
+      <w:pPr>
+        <w:pStyle w:val="Ttulo3"/>
+        <w:rPr>
+          <w:sz w:val="36"/>
+          <w:szCs w:val="36"/>
+        </w:rPr>
+      </w:pPr>
+      <w:r>
+        <w:rPr>
+          <w:rStyle w:val="font-semibold"/>
+          <w:sz w:val="36"/>
+          <w:szCs w:val="36"/>
+        </w:rPr>
+        <w:t>FASE 3 (ESCALABILIDADE - Próximas 6-8 semanas):</w:t>
+      </w:r>
+    </w:p>
+    <w:p>
+      <w:pPr>
+        <w:pStyle w:val="py-0"/>
+        <w:numPr>
+          <w:ilvl w:val="0"/>
+          <w:numId w:val="37"/>
+        </w:numPr>
+        <w:rPr>
+          <w:sz w:val="36"/>
+          <w:szCs w:val="36"/>
+        </w:rPr>
+      </w:pPr>
+      <w:r>
+        <w:rPr>
+          <w:rFonts w:ascii="Segoe UI Emoji" w:hAnsi="Segoe UI Emoji" w:cs="Segoe UI Emoji"/>
+          <w:sz w:val="36"/>
+          <w:szCs w:val="36"/>
+        </w:rPr>
+        <w:t>✅</w:t>
+      </w:r>
+      <w:r>
+        <w:rPr>
+          <w:sz w:val="36"/>
+          <w:szCs w:val="36"/>
+        </w:rPr>
+        <w:t xml:space="preserve"> </w:t>
+      </w:r>
+      <w:r>
+        <w:rPr>
+          <w:rStyle w:val="font-semibold"/>
+          <w:sz w:val="36"/>
+          <w:szCs w:val="36"/>
+        </w:rPr>
+        <w:t>Expansão de Funcionalidades</w:t>
+      </w:r>
+      <w:r>
+        <w:rPr>
+          <w:sz w:val="36"/>
+          <w:szCs w:val="36"/>
+        </w:rPr>
+        <w:t xml:space="preserve"> </w:t>
+      </w:r>
+    </w:p>
+    <w:p>
+      <w:pPr>
+        <w:pStyle w:val="py-0"/>
+        <w:numPr>
+          <w:ilvl w:val="1"/>
+          <w:numId w:val="37"/>
+        </w:numPr>
+        <w:rPr>
+          <w:sz w:val="36"/>
+          <w:szCs w:val="36"/>
+        </w:rPr>
+      </w:pPr>
+      <w:r>
+        <w:rPr>
+          <w:sz w:val="36"/>
+          <w:szCs w:val="36"/>
+        </w:rPr>
+        <w:t>Mais tipos de contrato</w:t>
+      </w:r>
+    </w:p>
+    <w:p>
+      <w:pPr>
+        <w:pStyle w:val="py-0"/>
+        <w:numPr>
+          <w:ilvl w:val="1"/>
+          <w:numId w:val="37"/>
+        </w:numPr>
+        <w:rPr>
+          <w:sz w:val="36"/>
+          <w:szCs w:val="36"/>
+        </w:rPr>
+      </w:pPr>
+      <w:r>
+        <w:rPr>
+          <w:sz w:val="36"/>
+          <w:szCs w:val="36"/>
+        </w:rPr>
+        <w:t>Integração com e-mail</w:t>
+      </w:r>
+    </w:p>
+    <w:p>
+      <w:pPr>
+        <w:pStyle w:val="py-0"/>
+        <w:numPr>
+          <w:ilvl w:val="1"/>
+          <w:numId w:val="37"/>
+        </w:numPr>
+        <w:rPr>
+          <w:sz w:val="36"/>
+          <w:szCs w:val="36"/>
+        </w:rPr>
+      </w:pPr>
+      <w:r>
+        <w:rPr>
+          <w:sz w:val="36"/>
+          <w:szCs w:val="36"/>
+        </w:rPr>
+        <w:t>Relatórios/Dashboard</w:t>
+      </w:r>
+    </w:p>
+    <w:p>
+      <w:pPr>
+        <w:pStyle w:val="py-0"/>
+        <w:numPr>
+          <w:ilvl w:val="1"/>
+          <w:numId w:val="37"/>
+        </w:numPr>
+        <w:rPr>
+          <w:sz w:val="36"/>
+          <w:szCs w:val="36"/>
+        </w:rPr>
+      </w:pPr>
+      <w:r>
+        <w:rPr>
+          <w:sz w:val="36"/>
+          <w:szCs w:val="36"/>
+        </w:rPr>
+        <w:t xml:space="preserve">API pública (para </w:t>
+      </w:r>
+      <w:proofErr w:type="spellStart"/>
+      <w:r>
+        <w:rPr>
+          <w:sz w:val="36"/>
+          <w:szCs w:val="36"/>
+        </w:rPr>
+        <w:t>white-label</w:t>
+      </w:r>
+      <w:proofErr w:type="spellEnd"/>
+      <w:r>
+        <w:rPr>
+          <w:sz w:val="36"/>
+          <w:szCs w:val="36"/>
+        </w:rPr>
+        <w:t>)</w:t>
+      </w:r>
+    </w:p>
+    <w:p>
+      <w:pPr>
+        <w:rPr>
+          <w:sz w:val="36"/>
+          <w:szCs w:val="36"/>
+        </w:rPr>
+      </w:pPr>
+      <w:r>
+        <w:rPr>
+          <w:sz w:val="36"/>
+          <w:szCs w:val="36"/>
+        </w:rPr>
+        <w:pict w14:anchorId="2BA0606D">
+          <v:rect id="_x0000_i1043" style="width:0;height:1.5pt" o:hralign="center" o:hrstd="t" o:hr="t" fillcolor="#a0a0a0" stroked="f"/>
+        </w:pict>
+      </w:r>
+    </w:p>
+    <w:p>
+      <w:pPr>
+        <w:pStyle w:val="Ttulo2"/>
+        <w:rPr>
+          <w:sz w:val="36"/>
+          <w:szCs w:val="36"/>
+        </w:rPr>
+      </w:pPr>
+      <w:r>
+        <w:rPr>
+          <w:rStyle w:val="font-semibold"/>
+          <w:sz w:val="36"/>
+          <w:szCs w:val="36"/>
+        </w:rPr>
+        <w:t>MINHA RECOMENDAÇÃO FINAL</w:t>
+      </w:r>
+      <w:r>
+        <w:rPr>
+          <w:sz w:val="36"/>
+          <w:szCs w:val="36"/>
+        </w:rPr>
+        <w:t xml:space="preserve"> </w:t>
+      </w:r>
+      <w:r>
+        <w:rPr>
+          <w:rFonts w:ascii="Segoe UI Emoji" w:hAnsi="Segoe UI Emoji" w:cs="Segoe UI Emoji"/>
+          <w:sz w:val="36"/>
+          <w:szCs w:val="36"/>
+        </w:rPr>
+        <w:t>🚀</w:t>
+      </w:r>
+    </w:p>
+    <w:p>
+      <w:pPr>
+        <w:pStyle w:val="NormalWeb"/>
+        <w:rPr>
+          <w:sz w:val="36"/>
+          <w:szCs w:val="36"/>
+        </w:rPr>
+      </w:pPr>
+      <w:r>
+        <w:rPr>
+          <w:rStyle w:val="font-semibold"/>
+          <w:sz w:val="36"/>
+          <w:szCs w:val="36"/>
+        </w:rPr>
+        <w:t>STATUS ATUAL:</w:t>
+      </w:r>
+      <w:r>
+        <w:rPr>
+          <w:sz w:val="36"/>
+          <w:szCs w:val="36"/>
+        </w:rPr>
+        <w:t xml:space="preserve"> Seu app é um </w:t>
+      </w:r>
+      <w:r>
+        <w:rPr>
+          <w:rStyle w:val="font-semibold"/>
+          <w:sz w:val="36"/>
+          <w:szCs w:val="36"/>
+        </w:rPr>
+        <w:t>MVP (Mínimo Produto Viável)</w:t>
+      </w:r>
+      <w:r>
+        <w:rPr>
+          <w:sz w:val="36"/>
+          <w:szCs w:val="36"/>
+        </w:rPr>
+        <w:t xml:space="preserve"> muito bom em termos de design e UX.</w:t>
+      </w:r>
+    </w:p>
+    <w:p>
+      <w:pPr>
+        <w:pStyle w:val="NormalWeb"/>
+        <w:rPr>
+          <w:sz w:val="36"/>
+          <w:szCs w:val="36"/>
+        </w:rPr>
+      </w:pPr>
+      <w:r>
+        <w:rPr>
+          <w:rStyle w:val="font-semibold"/>
+          <w:sz w:val="36"/>
+          <w:szCs w:val="36"/>
+        </w:rPr>
+        <w:t>MAS:</w:t>
+      </w:r>
+      <w:r>
+        <w:rPr>
+          <w:sz w:val="36"/>
+          <w:szCs w:val="36"/>
+        </w:rPr>
+        <w:t xml:space="preserve"> Ainda é um </w:t>
+      </w:r>
+      <w:r>
+        <w:rPr>
+          <w:rStyle w:val="font-semibold"/>
+          <w:sz w:val="36"/>
+          <w:szCs w:val="36"/>
+        </w:rPr>
+        <w:t>protótipo</w:t>
+      </w:r>
+      <w:r>
+        <w:rPr>
+          <w:sz w:val="36"/>
+          <w:szCs w:val="36"/>
+        </w:rPr>
+        <w:t xml:space="preserve"> porque faltam:</w:t>
+      </w:r>
+    </w:p>
+    <w:p>
+      <w:pPr>
+        <w:pStyle w:val="py-0"/>
+        <w:numPr>
+          <w:ilvl w:val="0"/>
+          <w:numId w:val="38"/>
+        </w:numPr>
+        <w:rPr>
+          <w:sz w:val="36"/>
+          <w:szCs w:val="36"/>
+        </w:rPr>
+      </w:pPr>
+      <w:proofErr w:type="spellStart"/>
+      <w:r>
+        <w:rPr>
+          <w:sz w:val="36"/>
+          <w:szCs w:val="36"/>
+        </w:rPr>
+        <w:t>Backend</w:t>
+      </w:r>
+      <w:proofErr w:type="spellEnd"/>
+    </w:p>
+    <w:p>
+      <w:pPr>
+        <w:pStyle w:val="py-0"/>
+        <w:numPr>
+          <w:ilvl w:val="0"/>
+          <w:numId w:val="38"/>
+        </w:numPr>
+        <w:rPr>
+          <w:sz w:val="36"/>
+          <w:szCs w:val="36"/>
+        </w:rPr>
+      </w:pPr>
+      <w:r>
+        <w:rPr>
+          <w:sz w:val="36"/>
+          <w:szCs w:val="36"/>
+        </w:rPr>
+        <w:t>Persistência de dados</w:t>
+      </w:r>
+    </w:p>
+    <w:p>
+      <w:pPr>
+        <w:pStyle w:val="py-0"/>
+        <w:numPr>
+          <w:ilvl w:val="0"/>
+          <w:numId w:val="38"/>
+        </w:numPr>
+        <w:rPr>
+          <w:sz w:val="36"/>
+          <w:szCs w:val="36"/>
+        </w:rPr>
+      </w:pPr>
+      <w:r>
+        <w:rPr>
+          <w:sz w:val="36"/>
+          <w:szCs w:val="36"/>
+        </w:rPr>
+        <w:t>Download/</w:t>
+      </w:r>
+      <w:proofErr w:type="spellStart"/>
+      <w:r>
+        <w:rPr>
+          <w:sz w:val="36"/>
+          <w:szCs w:val="36"/>
+        </w:rPr>
+        <w:t>export</w:t>
+      </w:r>
+      <w:proofErr w:type="spellEnd"/>
+    </w:p>
+    <w:p>
+      <w:pPr>
+        <w:pStyle w:val="py-0"/>
+        <w:numPr>
+          <w:ilvl w:val="0"/>
+          <w:numId w:val="38"/>
+        </w:numPr>
+        <w:rPr>
+          <w:sz w:val="36"/>
+          <w:szCs w:val="36"/>
+        </w:rPr>
+      </w:pPr>
+      <w:r>
+        <w:rPr>
+          <w:sz w:val="36"/>
+          <w:szCs w:val="36"/>
+        </w:rPr>
+        <w:t>Autenticação</w:t>
+      </w:r>
+    </w:p>
+    <w:p>
+      <w:pPr>
+        <w:pStyle w:val="py-0"/>
+        <w:numPr>
+          <w:ilvl w:val="0"/>
+          <w:numId w:val="38"/>
+        </w:numPr>
+        <w:rPr>
+          <w:sz w:val="36"/>
+          <w:szCs w:val="36"/>
+        </w:rPr>
+      </w:pPr>
+      <w:proofErr w:type="spellStart"/>
+      <w:r>
+        <w:rPr>
+          <w:sz w:val="36"/>
+          <w:szCs w:val="36"/>
+        </w:rPr>
+        <w:t>Compliance</w:t>
+      </w:r>
+      <w:proofErr w:type="spellEnd"/>
+      <w:r>
+        <w:rPr>
+          <w:sz w:val="36"/>
+          <w:szCs w:val="36"/>
+        </w:rPr>
+        <w:t xml:space="preserve"> legal</w:t>
+      </w:r>
+    </w:p>
+    <w:p>
+      <w:pPr>
+        <w:pStyle w:val="NormalWeb"/>
+        <w:rPr>
+          <w:sz w:val="36"/>
+          <w:szCs w:val="36"/>
+        </w:rPr>
+      </w:pPr>
+      <w:r>
+        <w:rPr>
+          <w:rStyle w:val="font-semibold"/>
+          <w:sz w:val="36"/>
+          <w:szCs w:val="36"/>
+        </w:rPr>
+        <w:lastRenderedPageBreak/>
+        <w:t>PARA MONETIZAR E LANÇAR, VOCÊ PRECISA:</w:t>
+      </w:r>
+    </w:p>
+    <w:p>
+      <w:pPr>
+        <w:pStyle w:val="py-0"/>
+        <w:numPr>
+          <w:ilvl w:val="0"/>
+          <w:numId w:val="39"/>
+        </w:numPr>
+        <w:rPr>
+          <w:sz w:val="36"/>
+          <w:szCs w:val="36"/>
+        </w:rPr>
+      </w:pPr>
+      <w:r>
+        <w:rPr>
+          <w:rStyle w:val="font-semibold"/>
+          <w:sz w:val="36"/>
+          <w:szCs w:val="36"/>
+        </w:rPr>
+        <w:t xml:space="preserve">Adicionar </w:t>
+      </w:r>
+      <w:proofErr w:type="spellStart"/>
+      <w:r>
+        <w:rPr>
+          <w:rStyle w:val="font-semibold"/>
+          <w:sz w:val="36"/>
+          <w:szCs w:val="36"/>
+        </w:rPr>
+        <w:t>Backend</w:t>
+      </w:r>
+      <w:proofErr w:type="spellEnd"/>
+      <w:r>
+        <w:rPr>
+          <w:sz w:val="36"/>
+          <w:szCs w:val="36"/>
+        </w:rPr>
+        <w:t xml:space="preserve"> (</w:t>
+      </w:r>
+      <w:proofErr w:type="spellStart"/>
+      <w:r>
+        <w:rPr>
+          <w:sz w:val="36"/>
+          <w:szCs w:val="36"/>
+        </w:rPr>
+        <w:t>Firebase</w:t>
+      </w:r>
+      <w:proofErr w:type="spellEnd"/>
+      <w:r>
+        <w:rPr>
+          <w:sz w:val="36"/>
+          <w:szCs w:val="36"/>
+        </w:rPr>
+        <w:t xml:space="preserve"> é mais rápido)</w:t>
+      </w:r>
+    </w:p>
+    <w:p>
+      <w:pPr>
+        <w:pStyle w:val="py-0"/>
+        <w:numPr>
+          <w:ilvl w:val="0"/>
+          <w:numId w:val="39"/>
+        </w:numPr>
+        <w:rPr>
+          <w:sz w:val="36"/>
+          <w:szCs w:val="36"/>
+        </w:rPr>
+      </w:pPr>
+      <w:r>
+        <w:rPr>
+          <w:rStyle w:val="font-semibold"/>
+          <w:sz w:val="36"/>
+          <w:szCs w:val="36"/>
+        </w:rPr>
+        <w:t>Implementar PDF download</w:t>
+      </w:r>
+      <w:r>
+        <w:rPr>
+          <w:sz w:val="36"/>
+          <w:szCs w:val="36"/>
+        </w:rPr>
+        <w:t xml:space="preserve"> (1-2 dias)</w:t>
+      </w:r>
+    </w:p>
+    <w:p>
+      <w:pPr>
+        <w:pStyle w:val="py-0"/>
+        <w:numPr>
+          <w:ilvl w:val="0"/>
+          <w:numId w:val="39"/>
+        </w:numPr>
+        <w:rPr>
+          <w:sz w:val="36"/>
+          <w:szCs w:val="36"/>
+        </w:rPr>
+      </w:pPr>
+      <w:r>
+        <w:rPr>
+          <w:rStyle w:val="font-semibold"/>
+          <w:sz w:val="36"/>
+          <w:szCs w:val="36"/>
+        </w:rPr>
+        <w:t xml:space="preserve">Adicionar </w:t>
+      </w:r>
+      <w:proofErr w:type="spellStart"/>
+      <w:r>
+        <w:rPr>
+          <w:rStyle w:val="font-semibold"/>
+          <w:sz w:val="36"/>
+          <w:szCs w:val="36"/>
+        </w:rPr>
+        <w:t>Disclaimer</w:t>
+      </w:r>
+      <w:proofErr w:type="spellEnd"/>
+      <w:r>
+        <w:rPr>
+          <w:rStyle w:val="font-semibold"/>
+          <w:sz w:val="36"/>
+          <w:szCs w:val="36"/>
+        </w:rPr>
+        <w:t xml:space="preserve"> jurídico</w:t>
+      </w:r>
+      <w:r>
+        <w:rPr>
+          <w:sz w:val="36"/>
+          <w:szCs w:val="36"/>
+        </w:rPr>
+        <w:t xml:space="preserve"> (1 dia)</w:t>
+      </w:r>
+    </w:p>
+    <w:p>
+      <w:pPr>
+        <w:pStyle w:val="py-0"/>
+        <w:numPr>
+          <w:ilvl w:val="0"/>
+          <w:numId w:val="39"/>
+        </w:numPr>
+        <w:rPr>
+          <w:sz w:val="36"/>
+          <w:szCs w:val="36"/>
+        </w:rPr>
+      </w:pPr>
+      <w:r>
+        <w:rPr>
+          <w:rStyle w:val="font-semibold"/>
+          <w:sz w:val="36"/>
+          <w:szCs w:val="36"/>
+        </w:rPr>
+        <w:t>Sistema de Login</w:t>
+      </w:r>
+      <w:r>
+        <w:rPr>
+          <w:sz w:val="36"/>
+          <w:szCs w:val="36"/>
+        </w:rPr>
+        <w:t xml:space="preserve"> (2-3 dias)</w:t>
+      </w:r>
+    </w:p>
+    <w:p>
+      <w:pPr>
+        <w:pStyle w:val="py-0"/>
+        <w:numPr>
+          <w:ilvl w:val="0"/>
+          <w:numId w:val="39"/>
+        </w:numPr>
+        <w:rPr>
+          <w:sz w:val="36"/>
+          <w:szCs w:val="36"/>
+        </w:rPr>
+      </w:pPr>
+      <w:r>
+        <w:rPr>
+          <w:rStyle w:val="font-semibold"/>
+          <w:sz w:val="36"/>
+          <w:szCs w:val="36"/>
+        </w:rPr>
+        <w:t xml:space="preserve">Plano </w:t>
+      </w:r>
+      <w:proofErr w:type="spellStart"/>
+      <w:r>
+        <w:rPr>
+          <w:rStyle w:val="font-semibold"/>
+          <w:sz w:val="36"/>
+          <w:szCs w:val="36"/>
+        </w:rPr>
+        <w:t>Freemium</w:t>
+      </w:r>
+      <w:proofErr w:type="spellEnd"/>
+      <w:r>
+        <w:rPr>
+          <w:sz w:val="36"/>
+          <w:szCs w:val="36"/>
+        </w:rPr>
+        <w:t xml:space="preserve"> com limites (2 dias)</w:t>
+      </w:r>
+    </w:p>
+    <w:p>
+      <w:pPr>
+        <w:pStyle w:val="NormalWeb"/>
+        <w:rPr>
+          <w:sz w:val="36"/>
+          <w:szCs w:val="36"/>
+        </w:rPr>
+      </w:pPr>
+      <w:proofErr w:type="spellStart"/>
+      <w:r>
+        <w:rPr>
+          <w:rStyle w:val="font-semibold"/>
+          <w:sz w:val="36"/>
+          <w:szCs w:val="36"/>
+        </w:rPr>
+        <w:t>Timeline</w:t>
+      </w:r>
+      <w:proofErr w:type="spellEnd"/>
+      <w:r>
+        <w:rPr>
+          <w:rStyle w:val="font-semibold"/>
+          <w:sz w:val="36"/>
+          <w:szCs w:val="36"/>
+        </w:rPr>
+        <w:t xml:space="preserve"> realista:</w:t>
+      </w:r>
+      <w:r>
+        <w:rPr>
+          <w:sz w:val="36"/>
+          <w:szCs w:val="36"/>
+        </w:rPr>
+        <w:t xml:space="preserve"> </w:t>
+      </w:r>
+      <w:r>
+        <w:rPr>
+          <w:rStyle w:val="font-semibold"/>
+          <w:sz w:val="36"/>
+          <w:szCs w:val="36"/>
+        </w:rPr>
+        <w:t>2-3 semanas</w:t>
+      </w:r>
+      <w:r>
+        <w:rPr>
+          <w:sz w:val="36"/>
+          <w:szCs w:val="36"/>
+        </w:rPr>
+        <w:t xml:space="preserve"> de desenvolvimento para ter um produto </w:t>
+      </w:r>
+      <w:proofErr w:type="spellStart"/>
+      <w:r>
+        <w:rPr>
+          <w:rStyle w:val="font-semibold"/>
+          <w:sz w:val="36"/>
+          <w:szCs w:val="36"/>
+        </w:rPr>
+        <w:t>monetizável</w:t>
+      </w:r>
+      <w:proofErr w:type="spellEnd"/>
+      <w:r>
+        <w:rPr>
+          <w:rStyle w:val="font-semibold"/>
+          <w:sz w:val="36"/>
+          <w:szCs w:val="36"/>
+        </w:rPr>
+        <w:t xml:space="preserve"> e legal</w:t>
+      </w:r>
+      <w:r>
+        <w:rPr>
+          <w:sz w:val="36"/>
+          <w:szCs w:val="36"/>
+        </w:rPr>
+        <w:t>.</w:t>
+      </w:r>
+    </w:p>
+    <w:p>
+      <w:pPr>
+        <w:pStyle w:val="NormalWeb"/>
+        <w:rPr>
+          <w:sz w:val="36"/>
+          <w:szCs w:val="36"/>
+        </w:rPr>
+      </w:pPr>
+    </w:p>
+    <w:p>
+      <w:pPr>
+        <w:pStyle w:val="NormalWeb"/>
+        <w:jc w:val="center"/>
+        <w:rPr>
+          <w:b/>
+          <w:bCs/>
+          <w:sz w:val="96"/>
+          <w:szCs w:val="96"/>
+          <w:u w:val="single"/>
+        </w:rPr>
+      </w:pPr>
+    </w:p>
+    <w:p>
+      <w:pPr>
+        <w:pStyle w:val="NormalWeb"/>
+        <w:jc w:val="center"/>
+        <w:rPr>
+          <w:b/>
+          <w:bCs/>
+          <w:sz w:val="96"/>
+          <w:szCs w:val="96"/>
+          <w:u w:val="single"/>
+        </w:rPr>
+      </w:pPr>
+      <w:r>
+        <w:rPr>
+          <w:b/>
+          <w:bCs/>
+          <w:sz w:val="96"/>
+          <w:szCs w:val="96"/>
+          <w:u w:val="single"/>
+        </w:rPr>
+        <w:t>CUSTOS</w:t>
+      </w:r>
+      <w:r>
+        <w:rPr>
+          <w:b/>
+          <w:bCs/>
+          <w:sz w:val="96"/>
+          <w:szCs w:val="96"/>
+          <w:u w:val="single"/>
+        </w:rPr>
+        <w:br/>
+      </w:r>
+    </w:p>
+    <w:p>
+      <w:pPr>
+        <w:pStyle w:val="NormalWeb"/>
+      </w:pPr>
+      <w:r>
+        <w:t>Vou abrir o jogo sobre os custos reais mensais de um app completo como o seu e como economizar em cada ponto:</w:t>
+      </w:r>
+    </w:p>
+    <w:p>
+      <w:r>
+        <w:pict w14:anchorId="059A2F04">
+          <v:rect id="_x0000_i1058" style="width:0;height:1.5pt" o:hralign="center" o:hrstd="t" o:hr="t" fillcolor="#a0a0a0" stroked="f"/>
+        </w:pict>
+      </w:r>
+    </w:p>
+    <w:p>
+      <w:pPr>
+        <w:pStyle w:val="Ttulo3"/>
+      </w:pPr>
+      <w:r>
+        <w:t>1. Hospedagem do App (</w:t>
+      </w:r>
+      <w:proofErr w:type="spellStart"/>
+      <w:r>
+        <w:t>Frontend</w:t>
+      </w:r>
+      <w:proofErr w:type="spellEnd"/>
+      <w:r>
+        <w:t>)</w:t>
+      </w:r>
+    </w:p>
+    <w:p>
+      <w:pPr>
+        <w:pStyle w:val="NormalWeb"/>
+      </w:pPr>
+      <w:r>
+        <w:t>Onde o seu site vai morar na internet para as pessoas acessarem.</w:t>
+      </w:r>
+    </w:p>
+    <w:p>
+      <w:pPr>
+        <w:pStyle w:val="py-0"/>
+        <w:numPr>
+          <w:ilvl w:val="0"/>
+          <w:numId w:val="40"/>
+        </w:numPr>
+      </w:pPr>
+      <w:r>
+        <w:rPr>
+          <w:rStyle w:val="font-semibold"/>
+        </w:rPr>
+        <w:t>Custo Tradicional:</w:t>
+      </w:r>
+      <w:r>
+        <w:t xml:space="preserve"> R$ 30 a R$ 100/mês.</w:t>
+      </w:r>
+    </w:p>
+    <w:p>
+      <w:pPr>
+        <w:pStyle w:val="py-0"/>
+        <w:numPr>
+          <w:ilvl w:val="0"/>
+          <w:numId w:val="40"/>
+        </w:numPr>
+      </w:pPr>
+      <w:r>
+        <w:rPr>
+          <w:rStyle w:val="font-semibold"/>
+        </w:rPr>
+        <w:t>Como economizar (Custo ZERO):</w:t>
+      </w:r>
+      <w:r>
+        <w:t xml:space="preserve"> Usando plataformas modernas como </w:t>
+      </w:r>
+      <w:proofErr w:type="spellStart"/>
+      <w:r>
+        <w:rPr>
+          <w:rStyle w:val="font-semibold"/>
+        </w:rPr>
+        <w:t>Vercel</w:t>
+      </w:r>
+      <w:proofErr w:type="spellEnd"/>
+      <w:r>
+        <w:rPr>
+          <w:rStyle w:val="font-semibold"/>
+        </w:rPr>
+        <w:t xml:space="preserve">, </w:t>
+      </w:r>
+      <w:proofErr w:type="spellStart"/>
+      <w:r>
+        <w:rPr>
+          <w:rStyle w:val="font-semibold"/>
+        </w:rPr>
+        <w:t>Netlify</w:t>
+      </w:r>
+      <w:proofErr w:type="spellEnd"/>
+      <w:r>
+        <w:rPr>
+          <w:rStyle w:val="font-semibold"/>
+        </w:rPr>
+        <w:t xml:space="preserve"> ou </w:t>
+      </w:r>
+      <w:proofErr w:type="spellStart"/>
+      <w:r>
+        <w:rPr>
+          <w:rStyle w:val="font-semibold"/>
+        </w:rPr>
+        <w:t>Cloudflare</w:t>
+      </w:r>
+      <w:proofErr w:type="spellEnd"/>
+      <w:r>
+        <w:rPr>
+          <w:rStyle w:val="font-semibold"/>
+        </w:rPr>
+        <w:t xml:space="preserve"> </w:t>
+      </w:r>
+      <w:proofErr w:type="spellStart"/>
+      <w:r>
+        <w:rPr>
+          <w:rStyle w:val="font-semibold"/>
+        </w:rPr>
+        <w:t>Pages</w:t>
+      </w:r>
+      <w:proofErr w:type="spellEnd"/>
+      <w:r>
+        <w:t xml:space="preserve">. Elas hospedam aplicativos em </w:t>
+      </w:r>
+      <w:proofErr w:type="spellStart"/>
+      <w:r>
+        <w:t>JavaScript</w:t>
+      </w:r>
+      <w:proofErr w:type="spellEnd"/>
+      <w:r>
+        <w:t>/</w:t>
+      </w:r>
+      <w:proofErr w:type="spellStart"/>
+      <w:r>
+        <w:t>React</w:t>
+      </w:r>
+      <w:proofErr w:type="spellEnd"/>
+      <w:r>
+        <w:t xml:space="preserve"> de graça, com certificado de segurança (HTTPS) e são extremamente rápidas.</w:t>
+      </w:r>
+    </w:p>
+    <w:p>
+      <w:pPr>
+        <w:pStyle w:val="py-0"/>
+        <w:numPr>
+          <w:ilvl w:val="0"/>
+          <w:numId w:val="40"/>
+        </w:numPr>
+      </w:pPr>
+      <w:r>
+        <w:rPr>
+          <w:rStyle w:val="font-semibold"/>
+        </w:rPr>
+        <w:t>Seu Custo:</w:t>
+      </w:r>
+      <w:r>
+        <w:t xml:space="preserve"> </w:t>
+      </w:r>
+      <w:r>
+        <w:rPr>
+          <w:rStyle w:val="font-semibold"/>
+        </w:rPr>
+        <w:t>R$ 0,00/mês</w:t>
+      </w:r>
+    </w:p>
+    <w:p>
+      <w:pPr>
+        <w:pStyle w:val="Ttulo3"/>
+      </w:pPr>
+      <w:r>
+        <w:t xml:space="preserve">2. Banco de Dados, Login e </w:t>
+      </w:r>
+      <w:proofErr w:type="spellStart"/>
+      <w:r>
+        <w:t>Backend</w:t>
+      </w:r>
+      <w:proofErr w:type="spellEnd"/>
+      <w:r>
+        <w:t xml:space="preserve"> (A Nuvem)</w:t>
+      </w:r>
+    </w:p>
+    <w:p>
+      <w:pPr>
+        <w:pStyle w:val="NormalWeb"/>
+      </w:pPr>
+      <w:r>
+        <w:t>Onde você vai salvar os usuários, senhas e os contratos.</w:t>
+      </w:r>
+    </w:p>
+    <w:p>
+      <w:pPr>
+        <w:pStyle w:val="py-0"/>
+        <w:numPr>
+          <w:ilvl w:val="0"/>
+          <w:numId w:val="41"/>
+        </w:numPr>
+      </w:pPr>
+      <w:r>
+        <w:rPr>
+          <w:rStyle w:val="font-semibold"/>
+        </w:rPr>
+        <w:lastRenderedPageBreak/>
+        <w:t>Custo Tradicional:</w:t>
+      </w:r>
+      <w:r>
+        <w:t xml:space="preserve"> R$ 100 a R$ 300/mês em servidores (AWS, Google Cloud).</w:t>
+      </w:r>
+    </w:p>
+    <w:p>
+      <w:pPr>
+        <w:pStyle w:val="py-0"/>
+        <w:numPr>
+          <w:ilvl w:val="0"/>
+          <w:numId w:val="41"/>
+        </w:numPr>
+      </w:pPr>
+      <w:r>
+        <w:rPr>
+          <w:rStyle w:val="font-semibold"/>
+        </w:rPr>
+        <w:t>Como economizar (Custo ZERO):</w:t>
+      </w:r>
+      <w:r>
+        <w:t xml:space="preserve"> Usando o </w:t>
+      </w:r>
+      <w:proofErr w:type="spellStart"/>
+      <w:r>
+        <w:rPr>
+          <w:rStyle w:val="font-semibold"/>
+        </w:rPr>
+        <w:t>Firebase</w:t>
+      </w:r>
+      <w:proofErr w:type="spellEnd"/>
+      <w:r>
+        <w:t xml:space="preserve"> (do Google) ou </w:t>
+      </w:r>
+      <w:proofErr w:type="spellStart"/>
+      <w:r>
+        <w:rPr>
+          <w:rStyle w:val="font-semibold"/>
+        </w:rPr>
+        <w:t>Supabase</w:t>
+      </w:r>
+      <w:proofErr w:type="spellEnd"/>
+      <w:r>
+        <w:t xml:space="preserve">. O </w:t>
+      </w:r>
+      <w:proofErr w:type="spellStart"/>
+      <w:r>
+        <w:t>Firebase</w:t>
+      </w:r>
+      <w:proofErr w:type="spellEnd"/>
+      <w:r>
+        <w:t xml:space="preserve"> te dá de graça: até 50.000 logins por mês, 1 GB de banco de dados (cabe </w:t>
+      </w:r>
+      <w:r>
+        <w:rPr>
+          <w:rStyle w:val="nfase"/>
+          <w:rFonts w:eastAsiaTheme="majorEastAsia"/>
+        </w:rPr>
+        <w:t>muito</w:t>
+      </w:r>
+      <w:r>
+        <w:t xml:space="preserve"> contrato em texto) e 5 GB para salvar os </w:t>
+      </w:r>
+      <w:proofErr w:type="spellStart"/>
+      <w:r>
+        <w:t>PDFs</w:t>
+      </w:r>
+      <w:proofErr w:type="spellEnd"/>
+      <w:r>
+        <w:t xml:space="preserve"> gerados.</w:t>
+      </w:r>
+    </w:p>
+    <w:p>
+      <w:pPr>
+        <w:pStyle w:val="py-0"/>
+        <w:numPr>
+          <w:ilvl w:val="0"/>
+          <w:numId w:val="41"/>
+        </w:numPr>
+      </w:pPr>
+      <w:r>
+        <w:rPr>
+          <w:rStyle w:val="font-semibold"/>
+        </w:rPr>
+        <w:t>Seu Custo:</w:t>
+      </w:r>
+      <w:r>
+        <w:t xml:space="preserve"> </w:t>
+      </w:r>
+      <w:r>
+        <w:rPr>
+          <w:rStyle w:val="font-semibold"/>
+        </w:rPr>
+        <w:t>R$ 0,00/mês</w:t>
+      </w:r>
+      <w:r>
+        <w:t xml:space="preserve"> (Você só vai pagar se passar de uns 2.000 usuários ativos gerando contratos todos os dias, e se isso acontecer, você já estará ganhando muito dinheiro).</w:t>
+      </w:r>
+    </w:p>
+    <w:p>
+      <w:pPr>
+        <w:pStyle w:val="Ttulo3"/>
+      </w:pPr>
+      <w:r>
+        <w:t>3. Disparo de E-mails</w:t>
+      </w:r>
+    </w:p>
+    <w:p>
+      <w:pPr>
+        <w:pStyle w:val="NormalWeb"/>
+      </w:pPr>
+      <w:r>
+        <w:t>Para mandar o contrato por e-mail, enviar "Esqueci minha senha", etc.</w:t>
+      </w:r>
+    </w:p>
+    <w:p>
+      <w:pPr>
+        <w:pStyle w:val="py-0"/>
+        <w:numPr>
+          <w:ilvl w:val="0"/>
+          <w:numId w:val="42"/>
+        </w:numPr>
+      </w:pPr>
+      <w:r>
+        <w:rPr>
+          <w:rStyle w:val="font-semibold"/>
+        </w:rPr>
+        <w:t>Custo Tradicional:</w:t>
+      </w:r>
+      <w:r>
+        <w:t xml:space="preserve"> R$ 50 a R$ 100/mês.</w:t>
+      </w:r>
+    </w:p>
+    <w:p>
+      <w:pPr>
+        <w:pStyle w:val="py-0"/>
+        <w:numPr>
+          <w:ilvl w:val="0"/>
+          <w:numId w:val="42"/>
+        </w:numPr>
+      </w:pPr>
+      <w:r>
+        <w:rPr>
+          <w:rStyle w:val="font-semibold"/>
+        </w:rPr>
+        <w:t>Como economizar (Custo ZERO):</w:t>
+      </w:r>
+      <w:r>
+        <w:t xml:space="preserve"> Serviços como </w:t>
+      </w:r>
+      <w:proofErr w:type="spellStart"/>
+      <w:r>
+        <w:rPr>
+          <w:rStyle w:val="font-semibold"/>
+        </w:rPr>
+        <w:t>Resend</w:t>
+      </w:r>
+      <w:proofErr w:type="spellEnd"/>
+      <w:r>
+        <w:rPr>
+          <w:rStyle w:val="font-semibold"/>
+        </w:rPr>
+        <w:t xml:space="preserve">, </w:t>
+      </w:r>
+      <w:proofErr w:type="spellStart"/>
+      <w:r>
+        <w:rPr>
+          <w:rStyle w:val="font-semibold"/>
+        </w:rPr>
+        <w:t>SendGrid</w:t>
+      </w:r>
+      <w:proofErr w:type="spellEnd"/>
+      <w:r>
+        <w:rPr>
+          <w:rStyle w:val="font-semibold"/>
+        </w:rPr>
+        <w:t xml:space="preserve"> ou </w:t>
+      </w:r>
+      <w:proofErr w:type="spellStart"/>
+      <w:r>
+        <w:rPr>
+          <w:rStyle w:val="font-semibold"/>
+        </w:rPr>
+        <w:t>MailerSend</w:t>
+      </w:r>
+      <w:proofErr w:type="spellEnd"/>
+      <w:r>
+        <w:t xml:space="preserve"> permitem enviar entre 3.000 a 10.000 e-mails por mês totalmente de graça.</w:t>
+      </w:r>
+    </w:p>
+    <w:p>
+      <w:pPr>
+        <w:pStyle w:val="py-0"/>
+        <w:numPr>
+          <w:ilvl w:val="0"/>
+          <w:numId w:val="42"/>
+        </w:numPr>
+      </w:pPr>
+      <w:r>
+        <w:rPr>
+          <w:rStyle w:val="font-semibold"/>
+        </w:rPr>
+        <w:t>Seu Custo:</w:t>
+      </w:r>
+      <w:r>
+        <w:t xml:space="preserve"> </w:t>
+      </w:r>
+      <w:r>
+        <w:rPr>
+          <w:rStyle w:val="font-semibold"/>
+        </w:rPr>
+        <w:t>R$ 0,00/mês</w:t>
+      </w:r>
+    </w:p>
+    <w:p>
+      <w:pPr>
+        <w:pStyle w:val="Ttulo3"/>
+      </w:pPr>
+      <w:r>
+        <w:t>4. Validação de CEP, CPF e CNPJ (APIs)</w:t>
+      </w:r>
+    </w:p>
+    <w:p>
+      <w:pPr>
+        <w:pStyle w:val="py-0"/>
+        <w:numPr>
+          <w:ilvl w:val="0"/>
+          <w:numId w:val="43"/>
+        </w:numPr>
+      </w:pPr>
+      <w:r>
+        <w:rPr>
+          <w:rStyle w:val="font-semibold"/>
+        </w:rPr>
+        <w:t>CEP:</w:t>
+      </w:r>
+      <w:r>
+        <w:t xml:space="preserve"> A API do </w:t>
+      </w:r>
+      <w:proofErr w:type="spellStart"/>
+      <w:r>
+        <w:t>ViaCEP</w:t>
+      </w:r>
+      <w:proofErr w:type="spellEnd"/>
+      <w:r>
+        <w:t xml:space="preserve"> é gratuita e ilimitada.</w:t>
+      </w:r>
+    </w:p>
+    <w:p>
+      <w:pPr>
+        <w:pStyle w:val="py-0"/>
+        <w:numPr>
+          <w:ilvl w:val="0"/>
+          <w:numId w:val="43"/>
+        </w:numPr>
+      </w:pPr>
+      <w:r>
+        <w:rPr>
+          <w:rStyle w:val="font-semibold"/>
+        </w:rPr>
+        <w:t>CNPJ/CPF:</w:t>
+      </w:r>
+      <w:r>
+        <w:t xml:space="preserve"> A API da </w:t>
+      </w:r>
+      <w:proofErr w:type="spellStart"/>
+      <w:r>
+        <w:t>ReceitaWS</w:t>
+      </w:r>
+      <w:proofErr w:type="spellEnd"/>
+      <w:r>
+        <w:t xml:space="preserve"> ou </w:t>
+      </w:r>
+      <w:proofErr w:type="spellStart"/>
+      <w:r>
+        <w:t>BrasilAPI</w:t>
+      </w:r>
+      <w:proofErr w:type="spellEnd"/>
+      <w:r>
+        <w:t xml:space="preserve"> permite consultas gratuitas (</w:t>
+      </w:r>
+      <w:proofErr w:type="spellStart"/>
+      <w:r>
+        <w:t>ex</w:t>
+      </w:r>
+      <w:proofErr w:type="spellEnd"/>
+      <w:r>
+        <w:t>: 3 consultas por minuto). Para um app começando, é mais que suficiente.</w:t>
+      </w:r>
+    </w:p>
+    <w:p>
+      <w:pPr>
+        <w:pStyle w:val="py-0"/>
+        <w:numPr>
+          <w:ilvl w:val="0"/>
+          <w:numId w:val="43"/>
+        </w:numPr>
+      </w:pPr>
+      <w:r>
+        <w:rPr>
+          <w:rStyle w:val="font-semibold"/>
+        </w:rPr>
+        <w:t>Seu Custo:</w:t>
+      </w:r>
+      <w:r>
+        <w:t xml:space="preserve"> </w:t>
+      </w:r>
+      <w:r>
+        <w:rPr>
+          <w:rStyle w:val="font-semibold"/>
+        </w:rPr>
+        <w:t>R$ 0,00/mês</w:t>
+      </w:r>
+    </w:p>
+    <w:p>
+      <w:pPr>
+        <w:pStyle w:val="Ttulo3"/>
+      </w:pPr>
+      <w:r>
+        <w:t xml:space="preserve">5. Domínio do Site (O seu </w:t>
+      </w:r>
+      <w:proofErr w:type="gramStart"/>
+      <w:r>
+        <w:t>endereço .</w:t>
+      </w:r>
+      <w:proofErr w:type="gramEnd"/>
+      <w:r>
+        <w:t>com.br)</w:t>
+      </w:r>
+    </w:p>
+    <w:p>
+      <w:pPr>
+        <w:pStyle w:val="NormalWeb"/>
+      </w:pPr>
+      <w:r>
+        <w:t>Esse não tem como fugir, você precisa de um nome profissional (</w:t>
+      </w:r>
+      <w:proofErr w:type="spellStart"/>
+      <w:r>
+        <w:t>ex</w:t>
+      </w:r>
+      <w:proofErr w:type="spellEnd"/>
+      <w:r>
+        <w:t xml:space="preserve">: </w:t>
+      </w:r>
+      <w:r>
+        <w:rPr>
+          <w:rStyle w:val="CdigoHTML"/>
+        </w:rPr>
+        <w:t>contratofacil.com.br</w:t>
+      </w:r>
+      <w:r>
+        <w:t>).</w:t>
+      </w:r>
+    </w:p>
+    <w:p>
+      <w:pPr>
+        <w:pStyle w:val="py-0"/>
+        <w:numPr>
+          <w:ilvl w:val="0"/>
+          <w:numId w:val="44"/>
+        </w:numPr>
+      </w:pPr>
+      <w:r>
+        <w:rPr>
+          <w:rStyle w:val="font-semibold"/>
+        </w:rPr>
+        <w:t>Seu Custo:</w:t>
+      </w:r>
+      <w:r>
+        <w:t xml:space="preserve"> </w:t>
+      </w:r>
+      <w:r>
+        <w:rPr>
+          <w:rStyle w:val="font-semibold"/>
+        </w:rPr>
+        <w:t>R$ 40,00 por ANO</w:t>
+      </w:r>
+      <w:r>
+        <w:t xml:space="preserve"> (Dá cerca de R$ 3,33 por mês no Registro.br).</w:t>
+      </w:r>
+    </w:p>
+    <w:p>
+      <w:r>
+        <w:pict w14:anchorId="070A4D5A">
+          <v:rect id="_x0000_i1059" style="width:0;height:1.5pt" o:hralign="center" o:hrstd="t" o:hr="t" fillcolor="#a0a0a0" stroked="f"/>
+        </w:pict>
+      </w:r>
+    </w:p>
+    <w:p>
+      <w:pPr>
+        <w:pStyle w:val="Ttulo3"/>
+      </w:pPr>
+      <w:r>
+        <w:rPr>
+          <w:rFonts w:ascii="Segoe UI Emoji" w:hAnsi="Segoe UI Emoji" w:cs="Segoe UI Emoji"/>
+        </w:rPr>
+        <w:t>⚠️</w:t>
+      </w:r>
+      <w:r>
+        <w:t xml:space="preserve"> 6. O ÚNICO GASTO REAL: Assinatura Eletrônica (Fase 4)</w:t>
+      </w:r>
+    </w:p>
+    <w:p>
+      <w:pPr>
+        <w:pStyle w:val="NormalWeb"/>
+      </w:pPr>
+      <w:r>
+        <w:t>Aqui é onde o "bicho pega". Integrar assinatura digital via API (</w:t>
+      </w:r>
+      <w:proofErr w:type="spellStart"/>
+      <w:r>
+        <w:t>DocuSign</w:t>
+      </w:r>
+      <w:proofErr w:type="spellEnd"/>
+      <w:r>
+        <w:t xml:space="preserve">, </w:t>
+      </w:r>
+      <w:proofErr w:type="spellStart"/>
+      <w:r>
+        <w:t>ZapSign</w:t>
+      </w:r>
+      <w:proofErr w:type="spellEnd"/>
+      <w:r>
+        <w:t xml:space="preserve">, </w:t>
+      </w:r>
+      <w:proofErr w:type="spellStart"/>
+      <w:r>
+        <w:t>Clicksign</w:t>
+      </w:r>
+      <w:proofErr w:type="spellEnd"/>
+      <w:r>
+        <w:t xml:space="preserve">) </w:t>
+      </w:r>
+      <w:r>
+        <w:rPr>
+          <w:rStyle w:val="font-semibold"/>
+        </w:rPr>
+        <w:t>custa dinheiro por cada assinatura gerada</w:t>
+      </w:r>
+      <w:r>
+        <w:t>.</w:t>
+      </w:r>
+    </w:p>
+    <w:p>
+      <w:pPr>
+        <w:pStyle w:val="py-0"/>
+        <w:numPr>
+          <w:ilvl w:val="0"/>
+          <w:numId w:val="45"/>
+        </w:numPr>
+      </w:pPr>
+      <w:r>
+        <w:rPr>
+          <w:rStyle w:val="font-semibold"/>
+        </w:rPr>
+        <w:t>O Custo:</w:t>
+      </w:r>
+      <w:r>
+        <w:t xml:space="preserve"> As plataformas cobram em média de </w:t>
+      </w:r>
+      <w:r>
+        <w:rPr>
+          <w:rStyle w:val="font-semibold"/>
+        </w:rPr>
+        <w:t>R$ 1,50 a R$ 3,00 por contrato assinado</w:t>
+      </w:r>
+      <w:r>
+        <w:t xml:space="preserve"> via API. Alguns exigem planos mensais de R$ 150 a R$ 300.</w:t>
+      </w:r>
+    </w:p>
+    <w:p>
+      <w:pPr>
+        <w:pStyle w:val="py-0"/>
+        <w:numPr>
+          <w:ilvl w:val="0"/>
+          <w:numId w:val="45"/>
+        </w:numPr>
+      </w:pPr>
+      <w:r>
+        <w:rPr>
+          <w:rStyle w:val="font-semibold"/>
+        </w:rPr>
+        <w:t>A ESTRATÉGIA PARA ECONOMIZAR (O "Pulo do Gato"):</w:t>
+      </w:r>
+      <w:r>
+        <w:t xml:space="preserve"> </w:t>
+      </w:r>
+    </w:p>
+    <w:p>
+      <w:pPr>
+        <w:pStyle w:val="py-0"/>
+        <w:numPr>
+          <w:ilvl w:val="1"/>
+          <w:numId w:val="45"/>
+        </w:numPr>
+      </w:pPr>
+      <w:r>
+        <w:rPr>
+          <w:rStyle w:val="font-semibold"/>
+        </w:rPr>
+        <w:t>Modo Gratuito (O que eu recomendo para começar):</w:t>
+      </w:r>
+      <w:r>
+        <w:t xml:space="preserve"> Não integre API de assinatura no início. Gere o contrato em PDF perfeitinho. Ensine o seu usuário a assinar de graça usando o </w:t>
+      </w:r>
+      <w:r>
+        <w:rPr>
+          <w:rStyle w:val="font-semibold"/>
+        </w:rPr>
+        <w:t>Portal GOV.BR</w:t>
+      </w:r>
+      <w:r>
+        <w:t xml:space="preserve"> (o governo brasileiro tem um portal oficial, 100% gratuito, que assina </w:t>
+      </w:r>
+      <w:proofErr w:type="spellStart"/>
+      <w:r>
+        <w:t>PDFs</w:t>
+      </w:r>
+      <w:proofErr w:type="spellEnd"/>
+      <w:r>
+        <w:t xml:space="preserve"> com validade ICP-Brasil). Você pode até colocar um botão no seu app: </w:t>
+      </w:r>
+      <w:r>
+        <w:rPr>
+          <w:rStyle w:val="nfase"/>
+          <w:rFonts w:eastAsiaTheme="majorEastAsia"/>
+        </w:rPr>
+        <w:t>"Assinar via Gov.br (Gratuito)"</w:t>
+      </w:r>
+      <w:r>
+        <w:t xml:space="preserve"> que redireciona o usuário para lá.</w:t>
+      </w:r>
+    </w:p>
+    <w:p>
+      <w:pPr>
+        <w:pStyle w:val="py-0"/>
+        <w:numPr>
+          <w:ilvl w:val="1"/>
+          <w:numId w:val="45"/>
+        </w:numPr>
+      </w:pPr>
+      <w:r>
+        <w:rPr>
+          <w:rStyle w:val="font-semibold"/>
+        </w:rPr>
+        <w:lastRenderedPageBreak/>
+        <w:t>Modo Premium (Quando você for cobrar):</w:t>
+      </w:r>
+      <w:r>
+        <w:t xml:space="preserve"> Se você cobrar R$ 29,90 por mês do usuário no plano Premium, você pode pagar um plano básico de API (</w:t>
+      </w:r>
+      <w:proofErr w:type="spellStart"/>
+      <w:r>
+        <w:t>ex</w:t>
+      </w:r>
+      <w:proofErr w:type="spellEnd"/>
+      <w:r>
+        <w:t xml:space="preserve">: </w:t>
+      </w:r>
+      <w:proofErr w:type="spellStart"/>
+      <w:r>
+        <w:t>ZapSign</w:t>
+      </w:r>
+      <w:proofErr w:type="spellEnd"/>
+      <w:r>
+        <w:t>) de R$ 100,00. Se 10 usuários pagarem o Premium, você arrecada R$ 300, paga a API e já tem lucro. Você repassa o custo da assinatura para o usuário que paga o app.</w:t>
+      </w:r>
+    </w:p>
+    <w:p>
+      <w:r>
+        <w:pict w14:anchorId="31461F35">
+          <v:rect id="_x0000_i1060" style="width:0;height:1.5pt" o:hralign="center" o:hrstd="t" o:hr="t" fillcolor="#a0a0a0" stroked="f"/>
+        </w:pict>
+      </w:r>
+    </w:p>
+    <w:p>
+      <w:pPr>
+        <w:pStyle w:val="Ttulo3"/>
+      </w:pPr>
+      <w:r>
+        <w:rPr>
+          <w:rFonts w:ascii="Segoe UI Emoji" w:hAnsi="Segoe UI Emoji" w:cs="Segoe UI Emoji"/>
+        </w:rPr>
+        <w:t>📊</w:t>
+      </w:r>
+      <w:r>
+        <w:t xml:space="preserve"> RESUMO DA DESPESA MENSAL</w:t>
+      </w:r>
+    </w:p>
+    <w:p>
+      <w:pPr>
+        <w:pStyle w:val="NormalWeb"/>
+      </w:pPr>
+      <w:r>
+        <w:t xml:space="preserve">Para colocar o app no ar (Fases 1, 2 e 3 do nosso </w:t>
+      </w:r>
+      <w:proofErr w:type="spellStart"/>
+      <w:r>
+        <w:t>roadmap</w:t>
+      </w:r>
+      <w:proofErr w:type="spellEnd"/>
+      <w:r>
+        <w:t>), com login, salvando contratos e gerando PDF:</w:t>
+      </w:r>
+    </w:p>
+    <w:p>
+      <w:pPr>
+        <w:pStyle w:val="py-0"/>
+        <w:numPr>
+          <w:ilvl w:val="0"/>
+          <w:numId w:val="46"/>
+        </w:numPr>
+      </w:pPr>
+      <w:r>
+        <w:rPr>
+          <w:rStyle w:val="font-semibold"/>
+        </w:rPr>
+        <w:t>Hospedagem:</w:t>
+      </w:r>
+      <w:r>
+        <w:t xml:space="preserve"> R$ 0,00</w:t>
+      </w:r>
+    </w:p>
+    <w:p>
+      <w:pPr>
+        <w:pStyle w:val="py-0"/>
+        <w:numPr>
+          <w:ilvl w:val="0"/>
+          <w:numId w:val="46"/>
+        </w:numPr>
+      </w:pPr>
+      <w:r>
+        <w:rPr>
+          <w:rStyle w:val="font-semibold"/>
+        </w:rPr>
+        <w:t>Banco de Dados:</w:t>
+      </w:r>
+      <w:r>
+        <w:t xml:space="preserve"> R$ 0,00</w:t>
+      </w:r>
+    </w:p>
+    <w:p>
+      <w:pPr>
+        <w:pStyle w:val="py-0"/>
+        <w:numPr>
+          <w:ilvl w:val="0"/>
+          <w:numId w:val="46"/>
+        </w:numPr>
+      </w:pPr>
+      <w:r>
+        <w:rPr>
+          <w:rStyle w:val="font-semibold"/>
+        </w:rPr>
+        <w:t>E-mails:</w:t>
+      </w:r>
+      <w:r>
+        <w:t xml:space="preserve"> R$ 0,00</w:t>
+      </w:r>
+    </w:p>
+    <w:p>
+      <w:pPr>
+        <w:pStyle w:val="py-0"/>
+        <w:numPr>
+          <w:ilvl w:val="0"/>
+          <w:numId w:val="46"/>
+        </w:numPr>
+      </w:pPr>
+      <w:r>
+        <w:rPr>
+          <w:rStyle w:val="font-semibold"/>
+        </w:rPr>
+        <w:t>Domínio:</w:t>
+      </w:r>
+      <w:r>
+        <w:t xml:space="preserve"> R$ 3,33 / mês (pago anualmente)</w:t>
+      </w:r>
+    </w:p>
+    <w:p>
+      <w:pPr>
+        <w:pStyle w:val="py-0"/>
+        <w:numPr>
+          <w:ilvl w:val="0"/>
+          <w:numId w:val="46"/>
+        </w:numPr>
+      </w:pPr>
+      <w:r>
+        <w:rPr>
+          <w:rStyle w:val="font-semibold"/>
+        </w:rPr>
+        <w:t>TOTAL:</w:t>
+      </w:r>
+      <w:r>
+        <w:t xml:space="preserve"> </w:t>
+      </w:r>
+      <w:r>
+        <w:rPr>
+          <w:rStyle w:val="font-semibold"/>
+        </w:rPr>
+        <w:t>Menos de R$ 5,00 por mês!</w:t>
+      </w:r>
+    </w:p>
+    <w:p>
+      <w:pPr>
+        <w:pStyle w:val="NormalWeb"/>
+      </w:pPr>
+      <w:r>
+        <w:rPr>
+          <w:rStyle w:val="font-semibold"/>
+        </w:rPr>
+        <w:t>A regra de ouro de Startups e SaaS é:</w:t>
+      </w:r>
+      <w:r>
+        <w:t xml:space="preserve"> Nunca gaste com infraestrutura antes de ter clientes pagantes. A gente consegue montar toda a arquitetura do seu aplicativo usando as camadas gratuitas das melhores tecnologias do mundo. Você só vai precisar colocar a mão no bolso quando o aplicativo estiver grande, e se ele estiver grande, os próprios usuários pagarão essa conta.</w:t>
+      </w:r>
+    </w:p>
+    <w:p>
+      <w:pPr>
+        <w:pStyle w:val="NormalWeb"/>
+        <w:rPr>
+          <w:sz w:val="36"/>
+          <w:szCs w:val="36"/>
+        </w:rPr>
+      </w:pPr>
+    </w:p>
+    <w:p>
+      <w:pPr>
+        <w:pStyle w:val="PargrafodaLista"/>
+        <w:rPr>
+          <w:sz w:val="32"/>
+          <w:szCs w:val="32"/>
+        </w:rPr>
+      </w:pPr>
+    </w:p>
+    <w:p>
+      <w:pPr>
+        <w:pStyle w:val="PargrafodaLista"/>
+        <w:rPr>
+          <w:sz w:val="32"/>
+          <w:szCs w:val="32"/>
+        </w:rPr>
+      </w:pPr>
+    </w:p>
     <w:sectPr>
       <w:pgSz w:w="11906" w:h="16838"/>
       <w:pgMar w:top="1417" w:right="1701" w:bottom="1417" w:left="1701" w:header="708" w:footer="708" w:gutter="0"/>
@@ -7122,6 +13701,244 @@
 <file path=word/numbering.xml><?xml version="1.0" encoding="utf-8"?>
 <w:numbering xmlns:wpc="http://schemas.microsoft.com/office/word/2010/wordprocessingCanvas" xmlns:cx="http://schemas.microsoft.com/office/drawing/2014/chartex" xmlns:cx1="http://schemas.microsoft.com/office/drawing/2015/9/8/chartex" xmlns:cx2="http://schemas.microsoft.com/office/drawing/2015/10/21/chartex" xmlns:cx3="http://schemas.microsoft.com/office/drawing/2016/5/9/chartex" xmlns:cx4="http://schemas.microsoft.com/office/drawing/2016/5/10/chartex" xmlns:cx5="http://schemas.microsoft.com/office/drawing/2016/5/11/chartex" xmlns:cx6="http://schemas.microsoft.com/office/drawing/2016/5/12/chartex" xmlns:cx7="http://schemas.microsoft.com/office/drawing/2016/5/13/chartex" xmlns:cx8="http://schemas.microsoft.com/office/drawing/2016/5/14/chartex" xmlns:mc="http://schemas.openxmlformats.org/markup-compatibility/2006" xmlns:aink="http://schemas.microsoft.com/office/drawing/2016/ink" xmlns:am3d="http://schemas.microsoft.com/office/drawing/2017/model3d" xmlns:o="urn:schemas-microsoft-com:office:office" xmlns:r="http://schemas.openxmlformats.org/officeDocument/2006/relationships" xmlns:m="http://schemas.openxmlformats.org/officeDocument/2006/math" xmlns:v="urn:schemas-microsoft-com:vml" xmlns:wp14="http://schemas.microsoft.com/office/word/2010/wordprocessingDrawing" xmlns:wp="http://schemas.openxmlformats.org/drawingml/2006/wordprocessingDrawing" xmlns:w10="urn:schemas-microsoft-com:office:word" xmlns:w="http://schemas.openxmlformats.org/wordprocessingml/2006/main" xmlns:w14="http://schemas.microsoft.com/office/word/2010/wordml" xmlns:w15="http://schemas.microsoft.com/office/word/2012/wordml" xmlns:w16cex="http://schemas.microsoft.com/office/word/2018/wordml/cex" xmlns:w16cid="http://schemas.microsoft.com/office/word/2016/wordml/cid" xmlns:w16="http://schemas.microsoft.com/office/word/2018/wordml" xmlns:w16sdtdh="http://schemas.microsoft.com/office/word/2020/wordml/sdtdatahash" xmlns:w16se="http://schemas.microsoft.com/office/word/2015/wordml/symex" xmlns:wpg="http://schemas.microsoft.com/office/word/2010/wordprocessingGroup" xmlns:wpi="http://schemas.microsoft.com/office/word/2010/wordprocessingInk" xmlns:wne="http://schemas.microsoft.com/office/word/2006/wordml" xmlns:wps="http://schemas.microsoft.com/office/word/2010/wordprocessingShape" mc:Ignorable="w14 w15 w16se w16cid w16 w16cex w16sdtdh wp14">
   <w:abstractNum w:abstractNumId="0" w15:restartNumberingAfterBreak="0">
+    <w:nsid w:val="01EF65EF"/>
+    <w:multiLevelType w:val="multilevel"/>
+    <w:tmpl w:val="819E2588"/>
+    <w:lvl w:ilvl="0">
+      <w:start w:val="1"/>
+      <w:numFmt w:val="decimal"/>
+      <w:lvlText w:val="%1."/>
+      <w:lvlJc w:val="left"/>
+      <w:pPr>
+        <w:tabs>
+          <w:tab w:val="num" w:pos="720"/>
+        </w:tabs>
+        <w:ind w:left="720" w:hanging="360"/>
+      </w:pPr>
+    </w:lvl>
+    <w:lvl w:ilvl="1">
+      <w:start w:val="1"/>
+      <w:numFmt w:val="bullet"/>
+      <w:lvlText w:val="o"/>
+      <w:lvlJc w:val="left"/>
+      <w:pPr>
+        <w:tabs>
+          <w:tab w:val="num" w:pos="1440"/>
+        </w:tabs>
+        <w:ind w:left="1440" w:hanging="360"/>
+      </w:pPr>
+      <w:rPr>
+        <w:rFonts w:ascii="Courier New" w:hAnsi="Courier New" w:hint="default"/>
+        <w:sz w:val="20"/>
+      </w:rPr>
+    </w:lvl>
+    <w:lvl w:ilvl="2">
+      <w:start w:val="1"/>
+      <w:numFmt w:val="bullet"/>
+      <w:lvlText w:val=""/>
+      <w:lvlJc w:val="left"/>
+      <w:pPr>
+        <w:tabs>
+          <w:tab w:val="num" w:pos="2160"/>
+        </w:tabs>
+        <w:ind w:left="2160" w:hanging="360"/>
+      </w:pPr>
+      <w:rPr>
+        <w:rFonts w:ascii="Wingdings" w:hAnsi="Wingdings" w:hint="default"/>
+        <w:sz w:val="20"/>
+      </w:rPr>
+    </w:lvl>
+    <w:lvl w:ilvl="3" w:tentative="1">
+      <w:start w:val="1"/>
+      <w:numFmt w:val="decimal"/>
+      <w:lvlText w:val="%4."/>
+      <w:lvlJc w:val="left"/>
+      <w:pPr>
+        <w:tabs>
+          <w:tab w:val="num" w:pos="2880"/>
+        </w:tabs>
+        <w:ind w:left="2880" w:hanging="360"/>
+      </w:pPr>
+    </w:lvl>
+    <w:lvl w:ilvl="4" w:tentative="1">
+      <w:start w:val="1"/>
+      <w:numFmt w:val="decimal"/>
+      <w:lvlText w:val="%5."/>
+      <w:lvlJc w:val="left"/>
+      <w:pPr>
+        <w:tabs>
+          <w:tab w:val="num" w:pos="3600"/>
+        </w:tabs>
+        <w:ind w:left="3600" w:hanging="360"/>
+      </w:pPr>
+    </w:lvl>
+    <w:lvl w:ilvl="5" w:tentative="1">
+      <w:start w:val="1"/>
+      <w:numFmt w:val="decimal"/>
+      <w:lvlText w:val="%6."/>
+      <w:lvlJc w:val="left"/>
+      <w:pPr>
+        <w:tabs>
+          <w:tab w:val="num" w:pos="4320"/>
+        </w:tabs>
+        <w:ind w:left="4320" w:hanging="360"/>
+      </w:pPr>
+    </w:lvl>
+    <w:lvl w:ilvl="6" w:tentative="1">
+      <w:start w:val="1"/>
+      <w:numFmt w:val="decimal"/>
+      <w:lvlText w:val="%7."/>
+      <w:lvlJc w:val="left"/>
+      <w:pPr>
+        <w:tabs>
+          <w:tab w:val="num" w:pos="5040"/>
+        </w:tabs>
+        <w:ind w:left="5040" w:hanging="360"/>
+      </w:pPr>
+    </w:lvl>
+    <w:lvl w:ilvl="7" w:tentative="1">
+      <w:start w:val="1"/>
+      <w:numFmt w:val="decimal"/>
+      <w:lvlText w:val="%8."/>
+      <w:lvlJc w:val="left"/>
+      <w:pPr>
+        <w:tabs>
+          <w:tab w:val="num" w:pos="5760"/>
+        </w:tabs>
+        <w:ind w:left="5760" w:hanging="360"/>
+      </w:pPr>
+    </w:lvl>
+    <w:lvl w:ilvl="8" w:tentative="1">
+      <w:start w:val="1"/>
+      <w:numFmt w:val="decimal"/>
+      <w:lvlText w:val="%9."/>
+      <w:lvlJc w:val="left"/>
+      <w:pPr>
+        <w:tabs>
+          <w:tab w:val="num" w:pos="6480"/>
+        </w:tabs>
+        <w:ind w:left="6480" w:hanging="360"/>
+      </w:pPr>
+    </w:lvl>
+  </w:abstractNum>
+  <w:abstractNum w:abstractNumId="1" w15:restartNumberingAfterBreak="0">
+    <w:nsid w:val="04F604FE"/>
+    <w:multiLevelType w:val="multilevel"/>
+    <w:tmpl w:val="84423912"/>
+    <w:lvl w:ilvl="0">
+      <w:start w:val="5"/>
+      <w:numFmt w:val="decimal"/>
+      <w:lvlText w:val="%1."/>
+      <w:lvlJc w:val="left"/>
+      <w:pPr>
+        <w:tabs>
+          <w:tab w:val="num" w:pos="720"/>
+        </w:tabs>
+        <w:ind w:left="720" w:hanging="360"/>
+      </w:pPr>
+    </w:lvl>
+    <w:lvl w:ilvl="1">
+      <w:start w:val="1"/>
+      <w:numFmt w:val="bullet"/>
+      <w:lvlText w:val="o"/>
+      <w:lvlJc w:val="left"/>
+      <w:pPr>
+        <w:tabs>
+          <w:tab w:val="num" w:pos="1440"/>
+        </w:tabs>
+        <w:ind w:left="1440" w:hanging="360"/>
+      </w:pPr>
+      <w:rPr>
+        <w:rFonts w:ascii="Courier New" w:hAnsi="Courier New" w:hint="default"/>
+        <w:sz w:val="20"/>
+      </w:rPr>
+    </w:lvl>
+    <w:lvl w:ilvl="2" w:tentative="1">
+      <w:start w:val="1"/>
+      <w:numFmt w:val="decimal"/>
+      <w:lvlText w:val="%3."/>
+      <w:lvlJc w:val="left"/>
+      <w:pPr>
+        <w:tabs>
+          <w:tab w:val="num" w:pos="2160"/>
+        </w:tabs>
+        <w:ind w:left="2160" w:hanging="360"/>
+      </w:pPr>
+    </w:lvl>
+    <w:lvl w:ilvl="3" w:tentative="1">
+      <w:start w:val="1"/>
+      <w:numFmt w:val="decimal"/>
+      <w:lvlText w:val="%4."/>
+      <w:lvlJc w:val="left"/>
+      <w:pPr>
+        <w:tabs>
+          <w:tab w:val="num" w:pos="2880"/>
+        </w:tabs>
+        <w:ind w:left="2880" w:hanging="360"/>
+      </w:pPr>
+    </w:lvl>
+    <w:lvl w:ilvl="4" w:tentative="1">
+      <w:start w:val="1"/>
+      <w:numFmt w:val="decimal"/>
+      <w:lvlText w:val="%5."/>
+      <w:lvlJc w:val="left"/>
+      <w:pPr>
+        <w:tabs>
+          <w:tab w:val="num" w:pos="3600"/>
+        </w:tabs>
+        <w:ind w:left="3600" w:hanging="360"/>
+      </w:pPr>
+    </w:lvl>
+    <w:lvl w:ilvl="5" w:tentative="1">
+      <w:start w:val="1"/>
+      <w:numFmt w:val="decimal"/>
+      <w:lvlText w:val="%6."/>
+      <w:lvlJc w:val="left"/>
+      <w:pPr>
+        <w:tabs>
+          <w:tab w:val="num" w:pos="4320"/>
+        </w:tabs>
+        <w:ind w:left="4320" w:hanging="360"/>
+      </w:pPr>
+    </w:lvl>
+    <w:lvl w:ilvl="6" w:tentative="1">
+      <w:start w:val="1"/>
+      <w:numFmt w:val="decimal"/>
+      <w:lvlText w:val="%7."/>
+      <w:lvlJc w:val="left"/>
+      <w:pPr>
+        <w:tabs>
+          <w:tab w:val="num" w:pos="5040"/>
+        </w:tabs>
+        <w:ind w:left="5040" w:hanging="360"/>
+      </w:pPr>
+    </w:lvl>
+    <w:lvl w:ilvl="7" w:tentative="1">
+      <w:start w:val="1"/>
+      <w:numFmt w:val="decimal"/>
+      <w:lvlText w:val="%8."/>
+      <w:lvlJc w:val="left"/>
+      <w:pPr>
+        <w:tabs>
+          <w:tab w:val="num" w:pos="5760"/>
+        </w:tabs>
+        <w:ind w:left="5760" w:hanging="360"/>
+      </w:pPr>
+    </w:lvl>
+    <w:lvl w:ilvl="8" w:tentative="1">
+      <w:start w:val="1"/>
+      <w:numFmt w:val="decimal"/>
+      <w:lvlText w:val="%9."/>
+      <w:lvlJc w:val="left"/>
+      <w:pPr>
+        <w:tabs>
+          <w:tab w:val="num" w:pos="6480"/>
+        </w:tabs>
+        <w:ind w:left="6480" w:hanging="360"/>
+      </w:pPr>
+    </w:lvl>
+  </w:abstractNum>
+  <w:abstractNum w:abstractNumId="2" w15:restartNumberingAfterBreak="0">
     <w:nsid w:val="08DC23AE"/>
     <w:multiLevelType w:val="multilevel"/>
     <w:tmpl w:val="E36E7BF0"/>
@@ -7270,7 +14087,124 @@
       </w:rPr>
     </w:lvl>
   </w:abstractNum>
-  <w:abstractNum w:abstractNumId="1" w15:restartNumberingAfterBreak="0">
+  <w:abstractNum w:abstractNumId="3" w15:restartNumberingAfterBreak="0">
+    <w:nsid w:val="08FD09A7"/>
+    <w:multiLevelType w:val="multilevel"/>
+    <w:tmpl w:val="F680491E"/>
+    <w:lvl w:ilvl="0">
+      <w:start w:val="8"/>
+      <w:numFmt w:val="decimal"/>
+      <w:lvlText w:val="%1."/>
+      <w:lvlJc w:val="left"/>
+      <w:pPr>
+        <w:tabs>
+          <w:tab w:val="num" w:pos="720"/>
+        </w:tabs>
+        <w:ind w:left="720" w:hanging="360"/>
+      </w:pPr>
+    </w:lvl>
+    <w:lvl w:ilvl="1">
+      <w:start w:val="1"/>
+      <w:numFmt w:val="bullet"/>
+      <w:lvlText w:val="o"/>
+      <w:lvlJc w:val="left"/>
+      <w:pPr>
+        <w:tabs>
+          <w:tab w:val="num" w:pos="1440"/>
+        </w:tabs>
+        <w:ind w:left="1440" w:hanging="360"/>
+      </w:pPr>
+      <w:rPr>
+        <w:rFonts w:ascii="Courier New" w:hAnsi="Courier New" w:hint="default"/>
+        <w:sz w:val="20"/>
+      </w:rPr>
+    </w:lvl>
+    <w:lvl w:ilvl="2" w:tentative="1">
+      <w:start w:val="1"/>
+      <w:numFmt w:val="decimal"/>
+      <w:lvlText w:val="%3."/>
+      <w:lvlJc w:val="left"/>
+      <w:pPr>
+        <w:tabs>
+          <w:tab w:val="num" w:pos="2160"/>
+        </w:tabs>
+        <w:ind w:left="2160" w:hanging="360"/>
+      </w:pPr>
+    </w:lvl>
+    <w:lvl w:ilvl="3" w:tentative="1">
+      <w:start w:val="1"/>
+      <w:numFmt w:val="decimal"/>
+      <w:lvlText w:val="%4."/>
+      <w:lvlJc w:val="left"/>
+      <w:pPr>
+        <w:tabs>
+          <w:tab w:val="num" w:pos="2880"/>
+        </w:tabs>
+        <w:ind w:left="2880" w:hanging="360"/>
+      </w:pPr>
+    </w:lvl>
+    <w:lvl w:ilvl="4" w:tentative="1">
+      <w:start w:val="1"/>
+      <w:numFmt w:val="decimal"/>
+      <w:lvlText w:val="%5."/>
+      <w:lvlJc w:val="left"/>
+      <w:pPr>
+        <w:tabs>
+          <w:tab w:val="num" w:pos="3600"/>
+        </w:tabs>
+        <w:ind w:left="3600" w:hanging="360"/>
+      </w:pPr>
+    </w:lvl>
+    <w:lvl w:ilvl="5" w:tentative="1">
+      <w:start w:val="1"/>
+      <w:numFmt w:val="decimal"/>
+      <w:lvlText w:val="%6."/>
+      <w:lvlJc w:val="left"/>
+      <w:pPr>
+        <w:tabs>
+          <w:tab w:val="num" w:pos="4320"/>
+        </w:tabs>
+        <w:ind w:left="4320" w:hanging="360"/>
+      </w:pPr>
+    </w:lvl>
+    <w:lvl w:ilvl="6" w:tentative="1">
+      <w:start w:val="1"/>
+      <w:numFmt w:val="decimal"/>
+      <w:lvlText w:val="%7."/>
+      <w:lvlJc w:val="left"/>
+      <w:pPr>
+        <w:tabs>
+          <w:tab w:val="num" w:pos="5040"/>
+        </w:tabs>
+        <w:ind w:left="5040" w:hanging="360"/>
+      </w:pPr>
+    </w:lvl>
+    <w:lvl w:ilvl="7" w:tentative="1">
+      <w:start w:val="1"/>
+      <w:numFmt w:val="decimal"/>
+      <w:lvlText w:val="%8."/>
+      <w:lvlJc w:val="left"/>
+      <w:pPr>
+        <w:tabs>
+          <w:tab w:val="num" w:pos="5760"/>
+        </w:tabs>
+        <w:ind w:left="5760" w:hanging="360"/>
+      </w:pPr>
+    </w:lvl>
+    <w:lvl w:ilvl="8" w:tentative="1">
+      <w:start w:val="1"/>
+      <w:numFmt w:val="decimal"/>
+      <w:lvlText w:val="%9."/>
+      <w:lvlJc w:val="left"/>
+      <w:pPr>
+        <w:tabs>
+          <w:tab w:val="num" w:pos="6480"/>
+        </w:tabs>
+        <w:ind w:left="6480" w:hanging="360"/>
+      </w:pPr>
+    </w:lvl>
+  </w:abstractNum>
+  <w:abstractNum w:abstractNumId="4" w15:restartNumberingAfterBreak="0">
     <w:nsid w:val="0AC13022"/>
     <w:multiLevelType w:val="hybridMultilevel"/>
     <w:tmpl w:val="DBB2CA2E"/>
@@ -7382,7 +14316,273 @@
       </w:rPr>
     </w:lvl>
   </w:abstractNum>
-  <w:abstractNum w:abstractNumId="2" w15:restartNumberingAfterBreak="0">
+  <w:abstractNum w:abstractNumId="5" w15:restartNumberingAfterBreak="0">
+    <w:nsid w:val="0C5122F2"/>
+    <w:multiLevelType w:val="multilevel"/>
+    <w:tmpl w:val="C872769A"/>
+    <w:lvl w:ilvl="0">
+      <w:start w:val="1"/>
+      <w:numFmt w:val="decimal"/>
+      <w:lvlText w:val="%1."/>
+      <w:lvlJc w:val="left"/>
+      <w:pPr>
+        <w:tabs>
+          <w:tab w:val="num" w:pos="720"/>
+        </w:tabs>
+        <w:ind w:left="720" w:hanging="360"/>
+      </w:pPr>
+    </w:lvl>
+    <w:lvl w:ilvl="1">
+      <w:start w:val="1"/>
+      <w:numFmt w:val="bullet"/>
+      <w:lvlText w:val="o"/>
+      <w:lvlJc w:val="left"/>
+      <w:pPr>
+        <w:tabs>
+          <w:tab w:val="num" w:pos="1440"/>
+        </w:tabs>
+        <w:ind w:left="1440" w:hanging="360"/>
+      </w:pPr>
+      <w:rPr>
+        <w:rFonts w:ascii="Courier New" w:hAnsi="Courier New" w:hint="default"/>
+        <w:sz w:val="20"/>
+      </w:rPr>
+    </w:lvl>
+    <w:lvl w:ilvl="2" w:tentative="1">
+      <w:start w:val="1"/>
+      <w:numFmt w:val="decimal"/>
+      <w:lvlText w:val="%3."/>
+      <w:lvlJc w:val="left"/>
+      <w:pPr>
+        <w:tabs>
+          <w:tab w:val="num" w:pos="2160"/>
+        </w:tabs>
+        <w:ind w:left="2160" w:hanging="360"/>
+      </w:pPr>
+    </w:lvl>
+    <w:lvl w:ilvl="3" w:tentative="1">
+      <w:start w:val="1"/>
+      <w:numFmt w:val="decimal"/>
+      <w:lvlText w:val="%4."/>
+      <w:lvlJc w:val="left"/>
+      <w:pPr>
+        <w:tabs>
+          <w:tab w:val="num" w:pos="2880"/>
+        </w:tabs>
+        <w:ind w:left="2880" w:hanging="360"/>
+      </w:pPr>
+    </w:lvl>
+    <w:lvl w:ilvl="4" w:tentative="1">
+      <w:start w:val="1"/>
+      <w:numFmt w:val="decimal"/>
+      <w:lvlText w:val="%5."/>
+      <w:lvlJc w:val="left"/>
+      <w:pPr>
+        <w:tabs>
+          <w:tab w:val="num" w:pos="3600"/>
+        </w:tabs>
+        <w:ind w:left="3600" w:hanging="360"/>
+      </w:pPr>
+    </w:lvl>
+    <w:lvl w:ilvl="5" w:tentative="1">
+      <w:start w:val="1"/>
+      <w:numFmt w:val="decimal"/>
+      <w:lvlText w:val="%6."/>
+      <w:lvlJc w:val="left"/>
+      <w:pPr>
+        <w:tabs>
+          <w:tab w:val="num" w:pos="4320"/>
+        </w:tabs>
+        <w:ind w:left="4320" w:hanging="360"/>
+      </w:pPr>
+    </w:lvl>
+    <w:lvl w:ilvl="6" w:tentative="1">
+      <w:start w:val="1"/>
+      <w:numFmt w:val="decimal"/>
+      <w:lvlText w:val="%7."/>
+      <w:lvlJc w:val="left"/>
+      <w:pPr>
+        <w:tabs>
+          <w:tab w:val="num" w:pos="5040"/>
+        </w:tabs>
+        <w:ind w:left="5040" w:hanging="360"/>
+      </w:pPr>
+    </w:lvl>
+    <w:lvl w:ilvl="7" w:tentative="1">
+      <w:start w:val="1"/>
+      <w:numFmt w:val="decimal"/>
+      <w:lvlText w:val="%8."/>
+      <w:lvlJc w:val="left"/>
+      <w:pPr>
+        <w:tabs>
+          <w:tab w:val="num" w:pos="5760"/>
+        </w:tabs>
+        <w:ind w:left="5760" w:hanging="360"/>
+      </w:pPr>
+    </w:lvl>
+    <w:lvl w:ilvl="8" w:tentative="1">
+      <w:start w:val="1"/>
+      <w:numFmt w:val="decimal"/>
+      <w:lvlText w:val="%9."/>
+      <w:lvlJc w:val="left"/>
+      <w:pPr>
+        <w:tabs>
+          <w:tab w:val="num" w:pos="6480"/>
+        </w:tabs>
+        <w:ind w:left="6480" w:hanging="360"/>
+      </w:pPr>
+    </w:lvl>
+  </w:abstractNum>
+  <w:abstractNum w:abstractNumId="6" w15:restartNumberingAfterBreak="0">
+    <w:nsid w:val="12FA4428"/>
+    <w:multiLevelType w:val="multilevel"/>
+    <w:tmpl w:val="EBF0F450"/>
+    <w:lvl w:ilvl="0">
+      <w:start w:val="1"/>
+      <w:numFmt w:val="bullet"/>
+      <w:lvlText w:val=""/>
+      <w:lvlJc w:val="left"/>
+      <w:pPr>
+        <w:tabs>
+          <w:tab w:val="num" w:pos="720"/>
+        </w:tabs>
+        <w:ind w:left="720" w:hanging="360"/>
+      </w:pPr>
+      <w:rPr>
+        <w:rFonts w:ascii="Symbol" w:hAnsi="Symbol" w:hint="default"/>
+        <w:sz w:val="20"/>
+      </w:rPr>
+    </w:lvl>
+    <w:lvl w:ilvl="1" w:tentative="1">
+      <w:start w:val="1"/>
+      <w:numFmt w:val="bullet"/>
+      <w:lvlText w:val="o"/>
+      <w:lvlJc w:val="left"/>
+      <w:pPr>
+        <w:tabs>
+          <w:tab w:val="num" w:pos="1440"/>
+        </w:tabs>
+        <w:ind w:left="1440" w:hanging="360"/>
+      </w:pPr>
+      <w:rPr>
+        <w:rFonts w:ascii="Courier New" w:hAnsi="Courier New" w:hint="default"/>
+        <w:sz w:val="20"/>
+      </w:rPr>
+    </w:lvl>
+    <w:lvl w:ilvl="2" w:tentative="1">
+      <w:start w:val="1"/>
+      <w:numFmt w:val="bullet"/>
+      <w:lvlText w:val=""/>
+      <w:lvlJc w:val="left"/>
+      <w:pPr>
+        <w:tabs>
+          <w:tab w:val="num" w:pos="2160"/>
+        </w:tabs>
+        <w:ind w:left="2160" w:hanging="360"/>
+      </w:pPr>
+      <w:rPr>
+        <w:rFonts w:ascii="Wingdings" w:hAnsi="Wingdings" w:hint="default"/>
+        <w:sz w:val="20"/>
+      </w:rPr>
+    </w:lvl>
+    <w:lvl w:ilvl="3" w:tentative="1">
+      <w:start w:val="1"/>
+      <w:numFmt w:val="bullet"/>
+      <w:lvlText w:val=""/>
+      <w:lvlJc w:val="left"/>
+      <w:pPr>
+        <w:tabs>
+          <w:tab w:val="num" w:pos="2880"/>
+        </w:tabs>
+        <w:ind w:left="2880" w:hanging="360"/>
+      </w:pPr>
+      <w:rPr>
+        <w:rFonts w:ascii="Wingdings" w:hAnsi="Wingdings" w:hint="default"/>
+        <w:sz w:val="20"/>
+      </w:rPr>
+    </w:lvl>
+    <w:lvl w:ilvl="4" w:tentative="1">
+      <w:start w:val="1"/>
+      <w:numFmt w:val="bullet"/>
+      <w:lvlText w:val=""/>
+      <w:lvlJc w:val="left"/>
+      <w:pPr>
+        <w:tabs>
+          <w:tab w:val="num" w:pos="3600"/>
+        </w:tabs>
+        <w:ind w:left="3600" w:hanging="360"/>
+      </w:pPr>
+      <w:rPr>
+        <w:rFonts w:ascii="Wingdings" w:hAnsi="Wingdings" w:hint="default"/>
+        <w:sz w:val="20"/>
+      </w:rPr>
+    </w:lvl>
+    <w:lvl w:ilvl="5" w:tentative="1">
+      <w:start w:val="1"/>
+      <w:numFmt w:val="bullet"/>
+      <w:lvlText w:val=""/>
+      <w:lvlJc w:val="left"/>
+      <w:pPr>
+        <w:tabs>
+          <w:tab w:val="num" w:pos="4320"/>
+        </w:tabs>
+        <w:ind w:left="4320" w:hanging="360"/>
+      </w:pPr>
+      <w:rPr>
+        <w:rFonts w:ascii="Wingdings" w:hAnsi="Wingdings" w:hint="default"/>
+        <w:sz w:val="20"/>
+      </w:rPr>
+    </w:lvl>
+    <w:lvl w:ilvl="6" w:tentative="1">
+      <w:start w:val="1"/>
+      <w:numFmt w:val="bullet"/>
+      <w:lvlText w:val=""/>
+      <w:lvlJc w:val="left"/>
+      <w:pPr>
+        <w:tabs>
+          <w:tab w:val="num" w:pos="5040"/>
+        </w:tabs>
+        <w:ind w:left="5040" w:hanging="360"/>
+      </w:pPr>
+      <w:rPr>
+        <w:rFonts w:ascii="Wingdings" w:hAnsi="Wingdings" w:hint="default"/>
+        <w:sz w:val="20"/>
+      </w:rPr>
+    </w:lvl>
+    <w:lvl w:ilvl="7" w:tentative="1">
+      <w:start w:val="1"/>
+      <w:numFmt w:val="bullet"/>
+      <w:lvlText w:val=""/>
+      <w:lvlJc w:val="left"/>
+      <w:pPr>
+        <w:tabs>
+          <w:tab w:val="num" w:pos="5760"/>
+        </w:tabs>
+        <w:ind w:left="5760" w:hanging="360"/>
+      </w:pPr>
+      <w:rPr>
+        <w:rFonts w:ascii="Wingdings" w:hAnsi="Wingdings" w:hint="default"/>
+        <w:sz w:val="20"/>
+      </w:rPr>
+    </w:lvl>
+    <w:lvl w:ilvl="8" w:tentative="1">
+      <w:start w:val="1"/>
+      <w:numFmt w:val="bullet"/>
+      <w:lvlText w:val=""/>
+      <w:lvlJc w:val="left"/>
+      <w:pPr>
+        <w:tabs>
+          <w:tab w:val="num" w:pos="6480"/>
+        </w:tabs>
+        <w:ind w:left="6480" w:hanging="360"/>
+      </w:pPr>
+      <w:rPr>
+        <w:rFonts w:ascii="Wingdings" w:hAnsi="Wingdings" w:hint="default"/>
+        <w:sz w:val="20"/>
+      </w:rPr>
+    </w:lvl>
+  </w:abstractNum>
+  <w:abstractNum w:abstractNumId="7" w15:restartNumberingAfterBreak="0">
     <w:nsid w:val="137B04DD"/>
     <w:multiLevelType w:val="multilevel"/>
     <w:tmpl w:val="91EEF282"/>
@@ -7495,7 +14695,7 @@
       </w:pPr>
     </w:lvl>
   </w:abstractNum>
-  <w:abstractNum w:abstractNumId="3" w15:restartNumberingAfterBreak="0">
+  <w:abstractNum w:abstractNumId="8" w15:restartNumberingAfterBreak="0">
     <w:nsid w:val="14510B44"/>
     <w:multiLevelType w:val="multilevel"/>
     <w:tmpl w:val="C3C272A8"/>
@@ -7608,7 +14808,7 @@
       </w:pPr>
     </w:lvl>
   </w:abstractNum>
-  <w:abstractNum w:abstractNumId="4" w15:restartNumberingAfterBreak="0">
+  <w:abstractNum w:abstractNumId="9" w15:restartNumberingAfterBreak="0">
     <w:nsid w:val="157A255B"/>
     <w:multiLevelType w:val="multilevel"/>
     <w:tmpl w:val="8ADCBDA8"/>
@@ -7757,7 +14957,7 @@
       </w:rPr>
     </w:lvl>
   </w:abstractNum>
-  <w:abstractNum w:abstractNumId="5" w15:restartNumberingAfterBreak="0">
+  <w:abstractNum w:abstractNumId="10" w15:restartNumberingAfterBreak="0">
     <w:nsid w:val="1DD81281"/>
     <w:multiLevelType w:val="multilevel"/>
     <w:tmpl w:val="0D4A40D8"/>
@@ -7906,7 +15106,7 @@
       </w:rPr>
     </w:lvl>
   </w:abstractNum>
-  <w:abstractNum w:abstractNumId="6" w15:restartNumberingAfterBreak="0">
+  <w:abstractNum w:abstractNumId="11" w15:restartNumberingAfterBreak="0">
     <w:nsid w:val="1FA8367B"/>
     <w:multiLevelType w:val="multilevel"/>
     <w:tmpl w:val="9F5629B0"/>
@@ -8055,7 +15255,7 @@
       </w:rPr>
     </w:lvl>
   </w:abstractNum>
-  <w:abstractNum w:abstractNumId="7" w15:restartNumberingAfterBreak="0">
+  <w:abstractNum w:abstractNumId="12" w15:restartNumberingAfterBreak="0">
     <w:nsid w:val="1FC16570"/>
     <w:multiLevelType w:val="multilevel"/>
     <w:tmpl w:val="8F8EE6FE"/>
@@ -8204,7 +15404,7 @@
       </w:rPr>
     </w:lvl>
   </w:abstractNum>
-  <w:abstractNum w:abstractNumId="8" w15:restartNumberingAfterBreak="0">
+  <w:abstractNum w:abstractNumId="13" w15:restartNumberingAfterBreak="0">
     <w:nsid w:val="1FEB33DB"/>
     <w:multiLevelType w:val="multilevel"/>
     <w:tmpl w:val="278A3A4E"/>
@@ -8353,7 +15553,7 @@
       </w:rPr>
     </w:lvl>
   </w:abstractNum>
-  <w:abstractNum w:abstractNumId="9" w15:restartNumberingAfterBreak="0">
+  <w:abstractNum w:abstractNumId="14" w15:restartNumberingAfterBreak="0">
     <w:nsid w:val="201E4884"/>
     <w:multiLevelType w:val="multilevel"/>
     <w:tmpl w:val="6928B060"/>
@@ -8502,7 +15702,7 @@
       </w:rPr>
     </w:lvl>
   </w:abstractNum>
-  <w:abstractNum w:abstractNumId="10" w15:restartNumberingAfterBreak="0">
+  <w:abstractNum w:abstractNumId="15" w15:restartNumberingAfterBreak="0">
     <w:nsid w:val="21446A46"/>
     <w:multiLevelType w:val="multilevel"/>
     <w:tmpl w:val="8F4CF192"/>
@@ -8651,7 +15851,7 @@
       </w:rPr>
     </w:lvl>
   </w:abstractNum>
-  <w:abstractNum w:abstractNumId="11" w15:restartNumberingAfterBreak="0">
+  <w:abstractNum w:abstractNumId="16" w15:restartNumberingAfterBreak="0">
     <w:nsid w:val="245A4EBB"/>
     <w:multiLevelType w:val="hybridMultilevel"/>
     <w:tmpl w:val="AF2CA396"/>
@@ -8763,7 +15963,7 @@
       </w:rPr>
     </w:lvl>
   </w:abstractNum>
-  <w:abstractNum w:abstractNumId="12" w15:restartNumberingAfterBreak="0">
+  <w:abstractNum w:abstractNumId="17" w15:restartNumberingAfterBreak="0">
     <w:nsid w:val="28BC5CB1"/>
     <w:multiLevelType w:val="multilevel"/>
     <w:tmpl w:val="9EB28D50"/>
@@ -8912,7 +16112,688 @@
       </w:rPr>
     </w:lvl>
   </w:abstractNum>
-  <w:abstractNum w:abstractNumId="13" w15:restartNumberingAfterBreak="0">
+  <w:abstractNum w:abstractNumId="18" w15:restartNumberingAfterBreak="0">
+    <w:nsid w:val="2AD15B5B"/>
+    <w:multiLevelType w:val="multilevel"/>
+    <w:tmpl w:val="D7183D1A"/>
+    <w:lvl w:ilvl="0">
+      <w:start w:val="1"/>
+      <w:numFmt w:val="decimal"/>
+      <w:lvlText w:val="%1."/>
+      <w:lvlJc w:val="left"/>
+      <w:pPr>
+        <w:tabs>
+          <w:tab w:val="num" w:pos="720"/>
+        </w:tabs>
+        <w:ind w:left="720" w:hanging="360"/>
+      </w:pPr>
+    </w:lvl>
+    <w:lvl w:ilvl="1">
+      <w:start w:val="1"/>
+      <w:numFmt w:val="bullet"/>
+      <w:lvlText w:val="o"/>
+      <w:lvlJc w:val="left"/>
+      <w:pPr>
+        <w:tabs>
+          <w:tab w:val="num" w:pos="1440"/>
+        </w:tabs>
+        <w:ind w:left="1440" w:hanging="360"/>
+      </w:pPr>
+      <w:rPr>
+        <w:rFonts w:ascii="Courier New" w:hAnsi="Courier New" w:hint="default"/>
+        <w:sz w:val="20"/>
+      </w:rPr>
+    </w:lvl>
+    <w:lvl w:ilvl="2" w:tentative="1">
+      <w:start w:val="1"/>
+      <w:numFmt w:val="decimal"/>
+      <w:lvlText w:val="%3."/>
+      <w:lvlJc w:val="left"/>
+      <w:pPr>
+        <w:tabs>
+          <w:tab w:val="num" w:pos="2160"/>
+        </w:tabs>
+        <w:ind w:left="2160" w:hanging="360"/>
+      </w:pPr>
+    </w:lvl>
+    <w:lvl w:ilvl="3" w:tentative="1">
+      <w:start w:val="1"/>
+      <w:numFmt w:val="decimal"/>
+      <w:lvlText w:val="%4."/>
+      <w:lvlJc w:val="left"/>
+      <w:pPr>
+        <w:tabs>
+          <w:tab w:val="num" w:pos="2880"/>
+        </w:tabs>
+        <w:ind w:left="2880" w:hanging="360"/>
+      </w:pPr>
+    </w:lvl>
+    <w:lvl w:ilvl="4" w:tentative="1">
+      <w:start w:val="1"/>
+      <w:numFmt w:val="decimal"/>
+      <w:lvlText w:val="%5."/>
+      <w:lvlJc w:val="left"/>
+      <w:pPr>
+        <w:tabs>
+          <w:tab w:val="num" w:pos="3600"/>
+        </w:tabs>
+        <w:ind w:left="3600" w:hanging="360"/>
+      </w:pPr>
+    </w:lvl>
+    <w:lvl w:ilvl="5" w:tentative="1">
+      <w:start w:val="1"/>
+      <w:numFmt w:val="decimal"/>
+      <w:lvlText w:val="%6."/>
+      <w:lvlJc w:val="left"/>
+      <w:pPr>
+        <w:tabs>
+          <w:tab w:val="num" w:pos="4320"/>
+        </w:tabs>
+        <w:ind w:left="4320" w:hanging="360"/>
+      </w:pPr>
+    </w:lvl>
+    <w:lvl w:ilvl="6" w:tentative="1">
+      <w:start w:val="1"/>
+      <w:numFmt w:val="decimal"/>
+      <w:lvlText w:val="%7."/>
+      <w:lvlJc w:val="left"/>
+      <w:pPr>
+        <w:tabs>
+          <w:tab w:val="num" w:pos="5040"/>
+        </w:tabs>
+        <w:ind w:left="5040" w:hanging="360"/>
+      </w:pPr>
+    </w:lvl>
+    <w:lvl w:ilvl="7" w:tentative="1">
+      <w:start w:val="1"/>
+      <w:numFmt w:val="decimal"/>
+      <w:lvlText w:val="%8."/>
+      <w:lvlJc w:val="left"/>
+      <w:pPr>
+        <w:tabs>
+          <w:tab w:val="num" w:pos="5760"/>
+        </w:tabs>
+        <w:ind w:left="5760" w:hanging="360"/>
+      </w:pPr>
+    </w:lvl>
+    <w:lvl w:ilvl="8" w:tentative="1">
+      <w:start w:val="1"/>
+      <w:numFmt w:val="decimal"/>
+      <w:lvlText w:val="%9."/>
+      <w:lvlJc w:val="left"/>
+      <w:pPr>
+        <w:tabs>
+          <w:tab w:val="num" w:pos="6480"/>
+        </w:tabs>
+        <w:ind w:left="6480" w:hanging="360"/>
+      </w:pPr>
+    </w:lvl>
+  </w:abstractNum>
+  <w:abstractNum w:abstractNumId="19" w15:restartNumberingAfterBreak="0">
+    <w:nsid w:val="2AFC41D7"/>
+    <w:multiLevelType w:val="multilevel"/>
+    <w:tmpl w:val="301C2C7A"/>
+    <w:lvl w:ilvl="0">
+      <w:start w:val="1"/>
+      <w:numFmt w:val="bullet"/>
+      <w:lvlText w:val=""/>
+      <w:lvlJc w:val="left"/>
+      <w:pPr>
+        <w:tabs>
+          <w:tab w:val="num" w:pos="720"/>
+        </w:tabs>
+        <w:ind w:left="720" w:hanging="360"/>
+      </w:pPr>
+      <w:rPr>
+        <w:rFonts w:ascii="Symbol" w:hAnsi="Symbol" w:hint="default"/>
+        <w:sz w:val="20"/>
+      </w:rPr>
+    </w:lvl>
+    <w:lvl w:ilvl="1" w:tentative="1">
+      <w:start w:val="1"/>
+      <w:numFmt w:val="bullet"/>
+      <w:lvlText w:val="o"/>
+      <w:lvlJc w:val="left"/>
+      <w:pPr>
+        <w:tabs>
+          <w:tab w:val="num" w:pos="1440"/>
+        </w:tabs>
+        <w:ind w:left="1440" w:hanging="360"/>
+      </w:pPr>
+      <w:rPr>
+        <w:rFonts w:ascii="Courier New" w:hAnsi="Courier New" w:hint="default"/>
+        <w:sz w:val="20"/>
+      </w:rPr>
+    </w:lvl>
+    <w:lvl w:ilvl="2" w:tentative="1">
+      <w:start w:val="1"/>
+      <w:numFmt w:val="bullet"/>
+      <w:lvlText w:val=""/>
+      <w:lvlJc w:val="left"/>
+      <w:pPr>
+        <w:tabs>
+          <w:tab w:val="num" w:pos="2160"/>
+        </w:tabs>
+        <w:ind w:left="2160" w:hanging="360"/>
+      </w:pPr>
+      <w:rPr>
+        <w:rFonts w:ascii="Wingdings" w:hAnsi="Wingdings" w:hint="default"/>
+        <w:sz w:val="20"/>
+      </w:rPr>
+    </w:lvl>
+    <w:lvl w:ilvl="3" w:tentative="1">
+      <w:start w:val="1"/>
+      <w:numFmt w:val="bullet"/>
+      <w:lvlText w:val=""/>
+      <w:lvlJc w:val="left"/>
+      <w:pPr>
+        <w:tabs>
+          <w:tab w:val="num" w:pos="2880"/>
+        </w:tabs>
+        <w:ind w:left="2880" w:hanging="360"/>
+      </w:pPr>
+      <w:rPr>
+        <w:rFonts w:ascii="Wingdings" w:hAnsi="Wingdings" w:hint="default"/>
+        <w:sz w:val="20"/>
+      </w:rPr>
+    </w:lvl>
+    <w:lvl w:ilvl="4" w:tentative="1">
+      <w:start w:val="1"/>
+      <w:numFmt w:val="bullet"/>
+      <w:lvlText w:val=""/>
+      <w:lvlJc w:val="left"/>
+      <w:pPr>
+        <w:tabs>
+          <w:tab w:val="num" w:pos="3600"/>
+        </w:tabs>
+        <w:ind w:left="3600" w:hanging="360"/>
+      </w:pPr>
+      <w:rPr>
+        <w:rFonts w:ascii="Wingdings" w:hAnsi="Wingdings" w:hint="default"/>
+        <w:sz w:val="20"/>
+      </w:rPr>
+    </w:lvl>
+    <w:lvl w:ilvl="5" w:tentative="1">
+      <w:start w:val="1"/>
+      <w:numFmt w:val="bullet"/>
+      <w:lvlText w:val=""/>
+      <w:lvlJc w:val="left"/>
+      <w:pPr>
+        <w:tabs>
+          <w:tab w:val="num" w:pos="4320"/>
+        </w:tabs>
+        <w:ind w:left="4320" w:hanging="360"/>
+      </w:pPr>
+      <w:rPr>
+        <w:rFonts w:ascii="Wingdings" w:hAnsi="Wingdings" w:hint="default"/>
+        <w:sz w:val="20"/>
+      </w:rPr>
+    </w:lvl>
+    <w:lvl w:ilvl="6" w:tentative="1">
+      <w:start w:val="1"/>
+      <w:numFmt w:val="bullet"/>
+      <w:lvlText w:val=""/>
+      <w:lvlJc w:val="left"/>
+      <w:pPr>
+        <w:tabs>
+          <w:tab w:val="num" w:pos="5040"/>
+        </w:tabs>
+        <w:ind w:left="5040" w:hanging="360"/>
+      </w:pPr>
+      <w:rPr>
+        <w:rFonts w:ascii="Wingdings" w:hAnsi="Wingdings" w:hint="default"/>
+        <w:sz w:val="20"/>
+      </w:rPr>
+    </w:lvl>
+    <w:lvl w:ilvl="7" w:tentative="1">
+      <w:start w:val="1"/>
+      <w:numFmt w:val="bullet"/>
+      <w:lvlText w:val=""/>
+      <w:lvlJc w:val="left"/>
+      <w:pPr>
+        <w:tabs>
+          <w:tab w:val="num" w:pos="5760"/>
+        </w:tabs>
+        <w:ind w:left="5760" w:hanging="360"/>
+      </w:pPr>
+      <w:rPr>
+        <w:rFonts w:ascii="Wingdings" w:hAnsi="Wingdings" w:hint="default"/>
+        <w:sz w:val="20"/>
+      </w:rPr>
+    </w:lvl>
+    <w:lvl w:ilvl="8" w:tentative="1">
+      <w:start w:val="1"/>
+      <w:numFmt w:val="bullet"/>
+      <w:lvlText w:val=""/>
+      <w:lvlJc w:val="left"/>
+      <w:pPr>
+        <w:tabs>
+          <w:tab w:val="num" w:pos="6480"/>
+        </w:tabs>
+        <w:ind w:left="6480" w:hanging="360"/>
+      </w:pPr>
+      <w:rPr>
+        <w:rFonts w:ascii="Wingdings" w:hAnsi="Wingdings" w:hint="default"/>
+        <w:sz w:val="20"/>
+      </w:rPr>
+    </w:lvl>
+  </w:abstractNum>
+  <w:abstractNum w:abstractNumId="20" w15:restartNumberingAfterBreak="0">
+    <w:nsid w:val="3131732E"/>
+    <w:multiLevelType w:val="multilevel"/>
+    <w:tmpl w:val="E5800CEA"/>
+    <w:lvl w:ilvl="0">
+      <w:start w:val="1"/>
+      <w:numFmt w:val="decimal"/>
+      <w:lvlText w:val="%1."/>
+      <w:lvlJc w:val="left"/>
+      <w:pPr>
+        <w:tabs>
+          <w:tab w:val="num" w:pos="720"/>
+        </w:tabs>
+        <w:ind w:left="720" w:hanging="360"/>
+      </w:pPr>
+    </w:lvl>
+    <w:lvl w:ilvl="1">
+      <w:start w:val="1"/>
+      <w:numFmt w:val="bullet"/>
+      <w:lvlText w:val="o"/>
+      <w:lvlJc w:val="left"/>
+      <w:pPr>
+        <w:tabs>
+          <w:tab w:val="num" w:pos="1440"/>
+        </w:tabs>
+        <w:ind w:left="1440" w:hanging="360"/>
+      </w:pPr>
+      <w:rPr>
+        <w:rFonts w:ascii="Courier New" w:hAnsi="Courier New" w:hint="default"/>
+        <w:sz w:val="20"/>
+      </w:rPr>
+    </w:lvl>
+    <w:lvl w:ilvl="2">
+      <w:start w:val="1"/>
+      <w:numFmt w:val="bullet"/>
+      <w:lvlText w:val=""/>
+      <w:lvlJc w:val="left"/>
+      <w:pPr>
+        <w:tabs>
+          <w:tab w:val="num" w:pos="2160"/>
+        </w:tabs>
+        <w:ind w:left="2160" w:hanging="360"/>
+      </w:pPr>
+      <w:rPr>
+        <w:rFonts w:ascii="Wingdings" w:hAnsi="Wingdings" w:hint="default"/>
+        <w:sz w:val="20"/>
+      </w:rPr>
+    </w:lvl>
+    <w:lvl w:ilvl="3" w:tentative="1">
+      <w:start w:val="1"/>
+      <w:numFmt w:val="decimal"/>
+      <w:lvlText w:val="%4."/>
+      <w:lvlJc w:val="left"/>
+      <w:pPr>
+        <w:tabs>
+          <w:tab w:val="num" w:pos="2880"/>
+        </w:tabs>
+        <w:ind w:left="2880" w:hanging="360"/>
+      </w:pPr>
+    </w:lvl>
+    <w:lvl w:ilvl="4" w:tentative="1">
+      <w:start w:val="1"/>
+      <w:numFmt w:val="decimal"/>
+      <w:lvlText w:val="%5."/>
+      <w:lvlJc w:val="left"/>
+      <w:pPr>
+        <w:tabs>
+          <w:tab w:val="num" w:pos="3600"/>
+        </w:tabs>
+        <w:ind w:left="3600" w:hanging="360"/>
+      </w:pPr>
+    </w:lvl>
+    <w:lvl w:ilvl="5" w:tentative="1">
+      <w:start w:val="1"/>
+      <w:numFmt w:val="decimal"/>
+      <w:lvlText w:val="%6."/>
+      <w:lvlJc w:val="left"/>
+      <w:pPr>
+        <w:tabs>
+          <w:tab w:val="num" w:pos="4320"/>
+        </w:tabs>
+        <w:ind w:left="4320" w:hanging="360"/>
+      </w:pPr>
+    </w:lvl>
+    <w:lvl w:ilvl="6" w:tentative="1">
+      <w:start w:val="1"/>
+      <w:numFmt w:val="decimal"/>
+      <w:lvlText w:val="%7."/>
+      <w:lvlJc w:val="left"/>
+      <w:pPr>
+        <w:tabs>
+          <w:tab w:val="num" w:pos="5040"/>
+        </w:tabs>
+        <w:ind w:left="5040" w:hanging="360"/>
+      </w:pPr>
+    </w:lvl>
+    <w:lvl w:ilvl="7" w:tentative="1">
+      <w:start w:val="1"/>
+      <w:numFmt w:val="decimal"/>
+      <w:lvlText w:val="%8."/>
+      <w:lvlJc w:val="left"/>
+      <w:pPr>
+        <w:tabs>
+          <w:tab w:val="num" w:pos="5760"/>
+        </w:tabs>
+        <w:ind w:left="5760" w:hanging="360"/>
+      </w:pPr>
+    </w:lvl>
+    <w:lvl w:ilvl="8" w:tentative="1">
+      <w:start w:val="1"/>
+      <w:numFmt w:val="decimal"/>
+      <w:lvlText w:val="%9."/>
+      <w:lvlJc w:val="left"/>
+      <w:pPr>
+        <w:tabs>
+          <w:tab w:val="num" w:pos="6480"/>
+        </w:tabs>
+        <w:ind w:left="6480" w:hanging="360"/>
+      </w:pPr>
+    </w:lvl>
+  </w:abstractNum>
+  <w:abstractNum w:abstractNumId="21" w15:restartNumberingAfterBreak="0">
+    <w:nsid w:val="35E97058"/>
+    <w:multiLevelType w:val="multilevel"/>
+    <w:tmpl w:val="3BE4117A"/>
+    <w:lvl w:ilvl="0">
+      <w:start w:val="1"/>
+      <w:numFmt w:val="bullet"/>
+      <w:lvlText w:val=""/>
+      <w:lvlJc w:val="left"/>
+      <w:pPr>
+        <w:tabs>
+          <w:tab w:val="num" w:pos="720"/>
+        </w:tabs>
+        <w:ind w:left="720" w:hanging="360"/>
+      </w:pPr>
+      <w:rPr>
+        <w:rFonts w:ascii="Symbol" w:hAnsi="Symbol" w:hint="default"/>
+        <w:sz w:val="20"/>
+      </w:rPr>
+    </w:lvl>
+    <w:lvl w:ilvl="1">
+      <w:start w:val="1"/>
+      <w:numFmt w:val="decimal"/>
+      <w:lvlText w:val="%2."/>
+      <w:lvlJc w:val="left"/>
+      <w:pPr>
+        <w:tabs>
+          <w:tab w:val="num" w:pos="1440"/>
+        </w:tabs>
+        <w:ind w:left="1440" w:hanging="360"/>
+      </w:pPr>
+    </w:lvl>
+    <w:lvl w:ilvl="2" w:tentative="1">
+      <w:start w:val="1"/>
+      <w:numFmt w:val="bullet"/>
+      <w:lvlText w:val=""/>
+      <w:lvlJc w:val="left"/>
+      <w:pPr>
+        <w:tabs>
+          <w:tab w:val="num" w:pos="2160"/>
+        </w:tabs>
+        <w:ind w:left="2160" w:hanging="360"/>
+      </w:pPr>
+      <w:rPr>
+        <w:rFonts w:ascii="Wingdings" w:hAnsi="Wingdings" w:hint="default"/>
+        <w:sz w:val="20"/>
+      </w:rPr>
+    </w:lvl>
+    <w:lvl w:ilvl="3" w:tentative="1">
+      <w:start w:val="1"/>
+      <w:numFmt w:val="bullet"/>
+      <w:lvlText w:val=""/>
+      <w:lvlJc w:val="left"/>
+      <w:pPr>
+        <w:tabs>
+          <w:tab w:val="num" w:pos="2880"/>
+        </w:tabs>
+        <w:ind w:left="2880" w:hanging="360"/>
+      </w:pPr>
+      <w:rPr>
+        <w:rFonts w:ascii="Wingdings" w:hAnsi="Wingdings" w:hint="default"/>
+        <w:sz w:val="20"/>
+      </w:rPr>
+    </w:lvl>
+    <w:lvl w:ilvl="4" w:tentative="1">
+      <w:start w:val="1"/>
+      <w:numFmt w:val="bullet"/>
+      <w:lvlText w:val=""/>
+      <w:lvlJc w:val="left"/>
+      <w:pPr>
+        <w:tabs>
+          <w:tab w:val="num" w:pos="3600"/>
+        </w:tabs>
+        <w:ind w:left="3600" w:hanging="360"/>
+      </w:pPr>
+      <w:rPr>
+        <w:rFonts w:ascii="Wingdings" w:hAnsi="Wingdings" w:hint="default"/>
+        <w:sz w:val="20"/>
+      </w:rPr>
+    </w:lvl>
+    <w:lvl w:ilvl="5" w:tentative="1">
+      <w:start w:val="1"/>
+      <w:numFmt w:val="bullet"/>
+      <w:lvlText w:val=""/>
+      <w:lvlJc w:val="left"/>
+      <w:pPr>
+        <w:tabs>
+          <w:tab w:val="num" w:pos="4320"/>
+        </w:tabs>
+        <w:ind w:left="4320" w:hanging="360"/>
+      </w:pPr>
+      <w:rPr>
+        <w:rFonts w:ascii="Wingdings" w:hAnsi="Wingdings" w:hint="default"/>
+        <w:sz w:val="20"/>
+      </w:rPr>
+    </w:lvl>
+    <w:lvl w:ilvl="6" w:tentative="1">
+      <w:start w:val="1"/>
+      <w:numFmt w:val="bullet"/>
+      <w:lvlText w:val=""/>
+      <w:lvlJc w:val="left"/>
+      <w:pPr>
+        <w:tabs>
+          <w:tab w:val="num" w:pos="5040"/>
+        </w:tabs>
+        <w:ind w:left="5040" w:hanging="360"/>
+      </w:pPr>
+      <w:rPr>
+        <w:rFonts w:ascii="Wingdings" w:hAnsi="Wingdings" w:hint="default"/>
+        <w:sz w:val="20"/>
+      </w:rPr>
+    </w:lvl>
+    <w:lvl w:ilvl="7" w:tentative="1">
+      <w:start w:val="1"/>
+      <w:numFmt w:val="bullet"/>
+      <w:lvlText w:val=""/>
+      <w:lvlJc w:val="left"/>
+      <w:pPr>
+        <w:tabs>
+          <w:tab w:val="num" w:pos="5760"/>
+        </w:tabs>
+        <w:ind w:left="5760" w:hanging="360"/>
+      </w:pPr>
+      <w:rPr>
+        <w:rFonts w:ascii="Wingdings" w:hAnsi="Wingdings" w:hint="default"/>
+        <w:sz w:val="20"/>
+      </w:rPr>
+    </w:lvl>
+    <w:lvl w:ilvl="8" w:tentative="1">
+      <w:start w:val="1"/>
+      <w:numFmt w:val="bullet"/>
+      <w:lvlText w:val=""/>
+      <w:lvlJc w:val="left"/>
+      <w:pPr>
+        <w:tabs>
+          <w:tab w:val="num" w:pos="6480"/>
+        </w:tabs>
+        <w:ind w:left="6480" w:hanging="360"/>
+      </w:pPr>
+      <w:rPr>
+        <w:rFonts w:ascii="Wingdings" w:hAnsi="Wingdings" w:hint="default"/>
+        <w:sz w:val="20"/>
+      </w:rPr>
+    </w:lvl>
+  </w:abstractNum>
+  <w:abstractNum w:abstractNumId="22" w15:restartNumberingAfterBreak="0">
+    <w:nsid w:val="38887354"/>
+    <w:multiLevelType w:val="multilevel"/>
+    <w:tmpl w:val="4C9ECD46"/>
+    <w:lvl w:ilvl="0">
+      <w:start w:val="1"/>
+      <w:numFmt w:val="bullet"/>
+      <w:lvlText w:val=""/>
+      <w:lvlJc w:val="left"/>
+      <w:pPr>
+        <w:tabs>
+          <w:tab w:val="num" w:pos="720"/>
+        </w:tabs>
+        <w:ind w:left="720" w:hanging="360"/>
+      </w:pPr>
+      <w:rPr>
+        <w:rFonts w:ascii="Symbol" w:hAnsi="Symbol" w:hint="default"/>
+        <w:sz w:val="20"/>
+      </w:rPr>
+    </w:lvl>
+    <w:lvl w:ilvl="1" w:tentative="1">
+      <w:start w:val="1"/>
+      <w:numFmt w:val="bullet"/>
+      <w:lvlText w:val="o"/>
+      <w:lvlJc w:val="left"/>
+      <w:pPr>
+        <w:tabs>
+          <w:tab w:val="num" w:pos="1440"/>
+        </w:tabs>
+        <w:ind w:left="1440" w:hanging="360"/>
+      </w:pPr>
+      <w:rPr>
+        <w:rFonts w:ascii="Courier New" w:hAnsi="Courier New" w:hint="default"/>
+        <w:sz w:val="20"/>
+      </w:rPr>
+    </w:lvl>
+    <w:lvl w:ilvl="2" w:tentative="1">
+      <w:start w:val="1"/>
+      <w:numFmt w:val="bullet"/>
+      <w:lvlText w:val=""/>
+      <w:lvlJc w:val="left"/>
+      <w:pPr>
+        <w:tabs>
+          <w:tab w:val="num" w:pos="2160"/>
+        </w:tabs>
+        <w:ind w:left="2160" w:hanging="360"/>
+      </w:pPr>
+      <w:rPr>
+        <w:rFonts w:ascii="Wingdings" w:hAnsi="Wingdings" w:hint="default"/>
+        <w:sz w:val="20"/>
+      </w:rPr>
+    </w:lvl>
+    <w:lvl w:ilvl="3" w:tentative="1">
+      <w:start w:val="1"/>
+      <w:numFmt w:val="bullet"/>
+      <w:lvlText w:val=""/>
+      <w:lvlJc w:val="left"/>
+      <w:pPr>
+        <w:tabs>
+          <w:tab w:val="num" w:pos="2880"/>
+        </w:tabs>
+        <w:ind w:left="2880" w:hanging="360"/>
+      </w:pPr>
+      <w:rPr>
+        <w:rFonts w:ascii="Wingdings" w:hAnsi="Wingdings" w:hint="default"/>
+        <w:sz w:val="20"/>
+      </w:rPr>
+    </w:lvl>
+    <w:lvl w:ilvl="4" w:tentative="1">
+      <w:start w:val="1"/>
+      <w:numFmt w:val="bullet"/>
+      <w:lvlText w:val=""/>
+      <w:lvlJc w:val="left"/>
+      <w:pPr>
+        <w:tabs>
+          <w:tab w:val="num" w:pos="3600"/>
+        </w:tabs>
+        <w:ind w:left="3600" w:hanging="360"/>
+      </w:pPr>
+      <w:rPr>
+        <w:rFonts w:ascii="Wingdings" w:hAnsi="Wingdings" w:hint="default"/>
+        <w:sz w:val="20"/>
+      </w:rPr>
+    </w:lvl>
+    <w:lvl w:ilvl="5" w:tentative="1">
+      <w:start w:val="1"/>
+      <w:numFmt w:val="bullet"/>
+      <w:lvlText w:val=""/>
+      <w:lvlJc w:val="left"/>
+      <w:pPr>
+        <w:tabs>
+          <w:tab w:val="num" w:pos="4320"/>
+        </w:tabs>
+        <w:ind w:left="4320" w:hanging="360"/>
+      </w:pPr>
+      <w:rPr>
+        <w:rFonts w:ascii="Wingdings" w:hAnsi="Wingdings" w:hint="default"/>
+        <w:sz w:val="20"/>
+      </w:rPr>
+    </w:lvl>
+    <w:lvl w:ilvl="6" w:tentative="1">
+      <w:start w:val="1"/>
+      <w:numFmt w:val="bullet"/>
+      <w:lvlText w:val=""/>
+      <w:lvlJc w:val="left"/>
+      <w:pPr>
+        <w:tabs>
+          <w:tab w:val="num" w:pos="5040"/>
+        </w:tabs>
+        <w:ind w:left="5040" w:hanging="360"/>
+      </w:pPr>
+      <w:rPr>
+        <w:rFonts w:ascii="Wingdings" w:hAnsi="Wingdings" w:hint="default"/>
+        <w:sz w:val="20"/>
+      </w:rPr>
+    </w:lvl>
+    <w:lvl w:ilvl="7" w:tentative="1">
+      <w:start w:val="1"/>
+      <w:numFmt w:val="bullet"/>
+      <w:lvlText w:val=""/>
+      <w:lvlJc w:val="left"/>
+      <w:pPr>
+        <w:tabs>
+          <w:tab w:val="num" w:pos="5760"/>
+        </w:tabs>
+        <w:ind w:left="5760" w:hanging="360"/>
+      </w:pPr>
+      <w:rPr>
+        <w:rFonts w:ascii="Wingdings" w:hAnsi="Wingdings" w:hint="default"/>
+        <w:sz w:val="20"/>
+      </w:rPr>
+    </w:lvl>
+    <w:lvl w:ilvl="8" w:tentative="1">
+      <w:start w:val="1"/>
+      <w:numFmt w:val="bullet"/>
+      <w:lvlText w:val=""/>
+      <w:lvlJc w:val="left"/>
+      <w:pPr>
+        <w:tabs>
+          <w:tab w:val="num" w:pos="6480"/>
+        </w:tabs>
+        <w:ind w:left="6480" w:hanging="360"/>
+      </w:pPr>
+      <w:rPr>
+        <w:rFonts w:ascii="Wingdings" w:hAnsi="Wingdings" w:hint="default"/>
+        <w:sz w:val="20"/>
+      </w:rPr>
+    </w:lvl>
+  </w:abstractNum>
+  <w:abstractNum w:abstractNumId="23" w15:restartNumberingAfterBreak="0">
     <w:nsid w:val="38EE374B"/>
     <w:multiLevelType w:val="multilevel"/>
     <w:tmpl w:val="FFA8691C"/>
@@ -9061,7 +16942,156 @@
       </w:rPr>
     </w:lvl>
   </w:abstractNum>
-  <w:abstractNum w:abstractNumId="14" w15:restartNumberingAfterBreak="0">
+  <w:abstractNum w:abstractNumId="24" w15:restartNumberingAfterBreak="0">
+    <w:nsid w:val="38F84FCA"/>
+    <w:multiLevelType w:val="multilevel"/>
+    <w:tmpl w:val="73109270"/>
+    <w:lvl w:ilvl="0">
+      <w:start w:val="1"/>
+      <w:numFmt w:val="bullet"/>
+      <w:lvlText w:val=""/>
+      <w:lvlJc w:val="left"/>
+      <w:pPr>
+        <w:tabs>
+          <w:tab w:val="num" w:pos="720"/>
+        </w:tabs>
+        <w:ind w:left="720" w:hanging="360"/>
+      </w:pPr>
+      <w:rPr>
+        <w:rFonts w:ascii="Symbol" w:hAnsi="Symbol" w:hint="default"/>
+        <w:sz w:val="20"/>
+      </w:rPr>
+    </w:lvl>
+    <w:lvl w:ilvl="1" w:tentative="1">
+      <w:start w:val="1"/>
+      <w:numFmt w:val="bullet"/>
+      <w:lvlText w:val="o"/>
+      <w:lvlJc w:val="left"/>
+      <w:pPr>
+        <w:tabs>
+          <w:tab w:val="num" w:pos="1440"/>
+        </w:tabs>
+        <w:ind w:left="1440" w:hanging="360"/>
+      </w:pPr>
+      <w:rPr>
+        <w:rFonts w:ascii="Courier New" w:hAnsi="Courier New" w:hint="default"/>
+        <w:sz w:val="20"/>
+      </w:rPr>
+    </w:lvl>
+    <w:lvl w:ilvl="2" w:tentative="1">
+      <w:start w:val="1"/>
+      <w:numFmt w:val="bullet"/>
+      <w:lvlText w:val=""/>
+      <w:lvlJc w:val="left"/>
+      <w:pPr>
+        <w:tabs>
+          <w:tab w:val="num" w:pos="2160"/>
+        </w:tabs>
+        <w:ind w:left="2160" w:hanging="360"/>
+      </w:pPr>
+      <w:rPr>
+        <w:rFonts w:ascii="Wingdings" w:hAnsi="Wingdings" w:hint="default"/>
+        <w:sz w:val="20"/>
+      </w:rPr>
+    </w:lvl>
+    <w:lvl w:ilvl="3" w:tentative="1">
+      <w:start w:val="1"/>
+      <w:numFmt w:val="bullet"/>
+      <w:lvlText w:val=""/>
+      <w:lvlJc w:val="left"/>
+      <w:pPr>
+        <w:tabs>
+          <w:tab w:val="num" w:pos="2880"/>
+        </w:tabs>
+        <w:ind w:left="2880" w:hanging="360"/>
+      </w:pPr>
+      <w:rPr>
+        <w:rFonts w:ascii="Wingdings" w:hAnsi="Wingdings" w:hint="default"/>
+        <w:sz w:val="20"/>
+      </w:rPr>
+    </w:lvl>
+    <w:lvl w:ilvl="4" w:tentative="1">
+      <w:start w:val="1"/>
+      <w:numFmt w:val="bullet"/>
+      <w:lvlText w:val=""/>
+      <w:lvlJc w:val="left"/>
+      <w:pPr>
+        <w:tabs>
+          <w:tab w:val="num" w:pos="3600"/>
+        </w:tabs>
+        <w:ind w:left="3600" w:hanging="360"/>
+      </w:pPr>
+      <w:rPr>
+        <w:rFonts w:ascii="Wingdings" w:hAnsi="Wingdings" w:hint="default"/>
+        <w:sz w:val="20"/>
+      </w:rPr>
+    </w:lvl>
+    <w:lvl w:ilvl="5" w:tentative="1">
+      <w:start w:val="1"/>
+      <w:numFmt w:val="bullet"/>
+      <w:lvlText w:val=""/>
+      <w:lvlJc w:val="left"/>
+      <w:pPr>
+        <w:tabs>
+          <w:tab w:val="num" w:pos="4320"/>
+        </w:tabs>
+        <w:ind w:left="4320" w:hanging="360"/>
+      </w:pPr>
+      <w:rPr>
+        <w:rFonts w:ascii="Wingdings" w:hAnsi="Wingdings" w:hint="default"/>
+        <w:sz w:val="20"/>
+      </w:rPr>
+    </w:lvl>
+    <w:lvl w:ilvl="6" w:tentative="1">
+      <w:start w:val="1"/>
+      <w:numFmt w:val="bullet"/>
+      <w:lvlText w:val=""/>
+      <w:lvlJc w:val="left"/>
+      <w:pPr>
+        <w:tabs>
+          <w:tab w:val="num" w:pos="5040"/>
+        </w:tabs>
+        <w:ind w:left="5040" w:hanging="360"/>
+      </w:pPr>
+      <w:rPr>
+        <w:rFonts w:ascii="Wingdings" w:hAnsi="Wingdings" w:hint="default"/>
+        <w:sz w:val="20"/>
+      </w:rPr>
+    </w:lvl>
+    <w:lvl w:ilvl="7" w:tentative="1">
+      <w:start w:val="1"/>
+      <w:numFmt w:val="bullet"/>
+      <w:lvlText w:val=""/>
+      <w:lvlJc w:val="left"/>
+      <w:pPr>
+        <w:tabs>
+          <w:tab w:val="num" w:pos="5760"/>
+        </w:tabs>
+        <w:ind w:left="5760" w:hanging="360"/>
+      </w:pPr>
+      <w:rPr>
+        <w:rFonts w:ascii="Wingdings" w:hAnsi="Wingdings" w:hint="default"/>
+        <w:sz w:val="20"/>
+      </w:rPr>
+    </w:lvl>
+    <w:lvl w:ilvl="8" w:tentative="1">
+      <w:start w:val="1"/>
+      <w:numFmt w:val="bullet"/>
+      <w:lvlText w:val=""/>
+      <w:lvlJc w:val="left"/>
+      <w:pPr>
+        <w:tabs>
+          <w:tab w:val="num" w:pos="6480"/>
+        </w:tabs>
+        <w:ind w:left="6480" w:hanging="360"/>
+      </w:pPr>
+      <w:rPr>
+        <w:rFonts w:ascii="Wingdings" w:hAnsi="Wingdings" w:hint="default"/>
+        <w:sz w:val="20"/>
+      </w:rPr>
+    </w:lvl>
+  </w:abstractNum>
+  <w:abstractNum w:abstractNumId="25" w15:restartNumberingAfterBreak="0">
     <w:nsid w:val="3A9A68C4"/>
     <w:multiLevelType w:val="multilevel"/>
     <w:tmpl w:val="DECA6C2C"/>
@@ -9174,7 +17204,7 @@
       </w:pPr>
     </w:lvl>
   </w:abstractNum>
-  <w:abstractNum w:abstractNumId="15" w15:restartNumberingAfterBreak="0">
+  <w:abstractNum w:abstractNumId="26" w15:restartNumberingAfterBreak="0">
     <w:nsid w:val="3D6746BC"/>
     <w:multiLevelType w:val="multilevel"/>
     <w:tmpl w:val="B0903B76"/>
@@ -9287,7 +17317,156 @@
       </w:pPr>
     </w:lvl>
   </w:abstractNum>
-  <w:abstractNum w:abstractNumId="16" w15:restartNumberingAfterBreak="0">
+  <w:abstractNum w:abstractNumId="27" w15:restartNumberingAfterBreak="0">
+    <w:nsid w:val="3F7E0C6A"/>
+    <w:multiLevelType w:val="multilevel"/>
+    <w:tmpl w:val="C89ECFF8"/>
+    <w:lvl w:ilvl="0">
+      <w:start w:val="1"/>
+      <w:numFmt w:val="bullet"/>
+      <w:lvlText w:val=""/>
+      <w:lvlJc w:val="left"/>
+      <w:pPr>
+        <w:tabs>
+          <w:tab w:val="num" w:pos="720"/>
+        </w:tabs>
+        <w:ind w:left="720" w:hanging="360"/>
+      </w:pPr>
+      <w:rPr>
+        <w:rFonts w:ascii="Symbol" w:hAnsi="Symbol" w:hint="default"/>
+        <w:sz w:val="20"/>
+      </w:rPr>
+    </w:lvl>
+    <w:lvl w:ilvl="1" w:tentative="1">
+      <w:start w:val="1"/>
+      <w:numFmt w:val="bullet"/>
+      <w:lvlText w:val="o"/>
+      <w:lvlJc w:val="left"/>
+      <w:pPr>
+        <w:tabs>
+          <w:tab w:val="num" w:pos="1440"/>
+        </w:tabs>
+        <w:ind w:left="1440" w:hanging="360"/>
+      </w:pPr>
+      <w:rPr>
+        <w:rFonts w:ascii="Courier New" w:hAnsi="Courier New" w:hint="default"/>
+        <w:sz w:val="20"/>
+      </w:rPr>
+    </w:lvl>
+    <w:lvl w:ilvl="2" w:tentative="1">
+      <w:start w:val="1"/>
+      <w:numFmt w:val="bullet"/>
+      <w:lvlText w:val=""/>
+      <w:lvlJc w:val="left"/>
+      <w:pPr>
+        <w:tabs>
+          <w:tab w:val="num" w:pos="2160"/>
+        </w:tabs>
+        <w:ind w:left="2160" w:hanging="360"/>
+      </w:pPr>
+      <w:rPr>
+        <w:rFonts w:ascii="Wingdings" w:hAnsi="Wingdings" w:hint="default"/>
+        <w:sz w:val="20"/>
+      </w:rPr>
+    </w:lvl>
+    <w:lvl w:ilvl="3" w:tentative="1">
+      <w:start w:val="1"/>
+      <w:numFmt w:val="bullet"/>
+      <w:lvlText w:val=""/>
+      <w:lvlJc w:val="left"/>
+      <w:pPr>
+        <w:tabs>
+          <w:tab w:val="num" w:pos="2880"/>
+        </w:tabs>
+        <w:ind w:left="2880" w:hanging="360"/>
+      </w:pPr>
+      <w:rPr>
+        <w:rFonts w:ascii="Wingdings" w:hAnsi="Wingdings" w:hint="default"/>
+        <w:sz w:val="20"/>
+      </w:rPr>
+    </w:lvl>
+    <w:lvl w:ilvl="4" w:tentative="1">
+      <w:start w:val="1"/>
+      <w:numFmt w:val="bullet"/>
+      <w:lvlText w:val=""/>
+      <w:lvlJc w:val="left"/>
+      <w:pPr>
+        <w:tabs>
+          <w:tab w:val="num" w:pos="3600"/>
+        </w:tabs>
+        <w:ind w:left="3600" w:hanging="360"/>
+      </w:pPr>
+      <w:rPr>
+        <w:rFonts w:ascii="Wingdings" w:hAnsi="Wingdings" w:hint="default"/>
+        <w:sz w:val="20"/>
+      </w:rPr>
+    </w:lvl>
+    <w:lvl w:ilvl="5" w:tentative="1">
+      <w:start w:val="1"/>
+      <w:numFmt w:val="bullet"/>
+      <w:lvlText w:val=""/>
+      <w:lvlJc w:val="left"/>
+      <w:pPr>
+        <w:tabs>
+          <w:tab w:val="num" w:pos="4320"/>
+        </w:tabs>
+        <w:ind w:left="4320" w:hanging="360"/>
+      </w:pPr>
+      <w:rPr>
+        <w:rFonts w:ascii="Wingdings" w:hAnsi="Wingdings" w:hint="default"/>
+        <w:sz w:val="20"/>
+      </w:rPr>
+    </w:lvl>
+    <w:lvl w:ilvl="6" w:tentative="1">
+      <w:start w:val="1"/>
+      <w:numFmt w:val="bullet"/>
+      <w:lvlText w:val=""/>
+      <w:lvlJc w:val="left"/>
+      <w:pPr>
+        <w:tabs>
+          <w:tab w:val="num" w:pos="5040"/>
+        </w:tabs>
+        <w:ind w:left="5040" w:hanging="360"/>
+      </w:pPr>
+      <w:rPr>
+        <w:rFonts w:ascii="Wingdings" w:hAnsi="Wingdings" w:hint="default"/>
+        <w:sz w:val="20"/>
+      </w:rPr>
+    </w:lvl>
+    <w:lvl w:ilvl="7" w:tentative="1">
+      <w:start w:val="1"/>
+      <w:numFmt w:val="bullet"/>
+      <w:lvlText w:val=""/>
+      <w:lvlJc w:val="left"/>
+      <w:pPr>
+        <w:tabs>
+          <w:tab w:val="num" w:pos="5760"/>
+        </w:tabs>
+        <w:ind w:left="5760" w:hanging="360"/>
+      </w:pPr>
+      <w:rPr>
+        <w:rFonts w:ascii="Wingdings" w:hAnsi="Wingdings" w:hint="default"/>
+        <w:sz w:val="20"/>
+      </w:rPr>
+    </w:lvl>
+    <w:lvl w:ilvl="8" w:tentative="1">
+      <w:start w:val="1"/>
+      <w:numFmt w:val="bullet"/>
+      <w:lvlText w:val=""/>
+      <w:lvlJc w:val="left"/>
+      <w:pPr>
+        <w:tabs>
+          <w:tab w:val="num" w:pos="6480"/>
+        </w:tabs>
+        <w:ind w:left="6480" w:hanging="360"/>
+      </w:pPr>
+      <w:rPr>
+        <w:rFonts w:ascii="Wingdings" w:hAnsi="Wingdings" w:hint="default"/>
+        <w:sz w:val="20"/>
+      </w:rPr>
+    </w:lvl>
+  </w:abstractNum>
+  <w:abstractNum w:abstractNumId="28" w15:restartNumberingAfterBreak="0">
     <w:nsid w:val="421B514B"/>
     <w:multiLevelType w:val="multilevel"/>
     <w:tmpl w:val="FE267C56"/>
@@ -9432,7 +17611,7 @@
       </w:rPr>
     </w:lvl>
   </w:abstractNum>
-  <w:abstractNum w:abstractNumId="17" w15:restartNumberingAfterBreak="0">
+  <w:abstractNum w:abstractNumId="29" w15:restartNumberingAfterBreak="0">
     <w:nsid w:val="48703DAC"/>
     <w:multiLevelType w:val="multilevel"/>
     <w:tmpl w:val="763EB722"/>
@@ -9581,7 +17760,156 @@
       </w:rPr>
     </w:lvl>
   </w:abstractNum>
-  <w:abstractNum w:abstractNumId="18" w15:restartNumberingAfterBreak="0">
+  <w:abstractNum w:abstractNumId="30" w15:restartNumberingAfterBreak="0">
+    <w:nsid w:val="4F6B75A2"/>
+    <w:multiLevelType w:val="multilevel"/>
+    <w:tmpl w:val="19AC3430"/>
+    <w:lvl w:ilvl="0">
+      <w:start w:val="1"/>
+      <w:numFmt w:val="bullet"/>
+      <w:lvlText w:val=""/>
+      <w:lvlJc w:val="left"/>
+      <w:pPr>
+        <w:tabs>
+          <w:tab w:val="num" w:pos="720"/>
+        </w:tabs>
+        <w:ind w:left="720" w:hanging="360"/>
+      </w:pPr>
+      <w:rPr>
+        <w:rFonts w:ascii="Symbol" w:hAnsi="Symbol" w:hint="default"/>
+        <w:sz w:val="20"/>
+      </w:rPr>
+    </w:lvl>
+    <w:lvl w:ilvl="1" w:tentative="1">
+      <w:start w:val="1"/>
+      <w:numFmt w:val="bullet"/>
+      <w:lvlText w:val="o"/>
+      <w:lvlJc w:val="left"/>
+      <w:pPr>
+        <w:tabs>
+          <w:tab w:val="num" w:pos="1440"/>
+        </w:tabs>
+        <w:ind w:left="1440" w:hanging="360"/>
+      </w:pPr>
+      <w:rPr>
+        <w:rFonts w:ascii="Courier New" w:hAnsi="Courier New" w:hint="default"/>
+        <w:sz w:val="20"/>
+      </w:rPr>
+    </w:lvl>
+    <w:lvl w:ilvl="2" w:tentative="1">
+      <w:start w:val="1"/>
+      <w:numFmt w:val="bullet"/>
+      <w:lvlText w:val=""/>
+      <w:lvlJc w:val="left"/>
+      <w:pPr>
+        <w:tabs>
+          <w:tab w:val="num" w:pos="2160"/>
+        </w:tabs>
+        <w:ind w:left="2160" w:hanging="360"/>
+      </w:pPr>
+      <w:rPr>
+        <w:rFonts w:ascii="Wingdings" w:hAnsi="Wingdings" w:hint="default"/>
+        <w:sz w:val="20"/>
+      </w:rPr>
+    </w:lvl>
+    <w:lvl w:ilvl="3" w:tentative="1">
+      <w:start w:val="1"/>
+      <w:numFmt w:val="bullet"/>
+      <w:lvlText w:val=""/>
+      <w:lvlJc w:val="left"/>
+      <w:pPr>
+        <w:tabs>
+          <w:tab w:val="num" w:pos="2880"/>
+        </w:tabs>
+        <w:ind w:left="2880" w:hanging="360"/>
+      </w:pPr>
+      <w:rPr>
+        <w:rFonts w:ascii="Wingdings" w:hAnsi="Wingdings" w:hint="default"/>
+        <w:sz w:val="20"/>
+      </w:rPr>
+    </w:lvl>
+    <w:lvl w:ilvl="4" w:tentative="1">
+      <w:start w:val="1"/>
+      <w:numFmt w:val="bullet"/>
+      <w:lvlText w:val=""/>
+      <w:lvlJc w:val="left"/>
+      <w:pPr>
+        <w:tabs>
+          <w:tab w:val="num" w:pos="3600"/>
+        </w:tabs>
+        <w:ind w:left="3600" w:hanging="360"/>
+      </w:pPr>
+      <w:rPr>
+        <w:rFonts w:ascii="Wingdings" w:hAnsi="Wingdings" w:hint="default"/>
+        <w:sz w:val="20"/>
+      </w:rPr>
+    </w:lvl>
+    <w:lvl w:ilvl="5" w:tentative="1">
+      <w:start w:val="1"/>
+      <w:numFmt w:val="bullet"/>
+      <w:lvlText w:val=""/>
+      <w:lvlJc w:val="left"/>
+      <w:pPr>
+        <w:tabs>
+          <w:tab w:val="num" w:pos="4320"/>
+        </w:tabs>
+        <w:ind w:left="4320" w:hanging="360"/>
+      </w:pPr>
+      <w:rPr>
+        <w:rFonts w:ascii="Wingdings" w:hAnsi="Wingdings" w:hint="default"/>
+        <w:sz w:val="20"/>
+      </w:rPr>
+    </w:lvl>
+    <w:lvl w:ilvl="6" w:tentative="1">
+      <w:start w:val="1"/>
+      <w:numFmt w:val="bullet"/>
+      <w:lvlText w:val=""/>
+      <w:lvlJc w:val="left"/>
+      <w:pPr>
+        <w:tabs>
+          <w:tab w:val="num" w:pos="5040"/>
+        </w:tabs>
+        <w:ind w:left="5040" w:hanging="360"/>
+      </w:pPr>
+      <w:rPr>
+        <w:rFonts w:ascii="Wingdings" w:hAnsi="Wingdings" w:hint="default"/>
+        <w:sz w:val="20"/>
+      </w:rPr>
+    </w:lvl>
+    <w:lvl w:ilvl="7" w:tentative="1">
+      <w:start w:val="1"/>
+      <w:numFmt w:val="bullet"/>
+      <w:lvlText w:val=""/>
+      <w:lvlJc w:val="left"/>
+      <w:pPr>
+        <w:tabs>
+          <w:tab w:val="num" w:pos="5760"/>
+        </w:tabs>
+        <w:ind w:left="5760" w:hanging="360"/>
+      </w:pPr>
+      <w:rPr>
+        <w:rFonts w:ascii="Wingdings" w:hAnsi="Wingdings" w:hint="default"/>
+        <w:sz w:val="20"/>
+      </w:rPr>
+    </w:lvl>
+    <w:lvl w:ilvl="8" w:tentative="1">
+      <w:start w:val="1"/>
+      <w:numFmt w:val="bullet"/>
+      <w:lvlText w:val=""/>
+      <w:lvlJc w:val="left"/>
+      <w:pPr>
+        <w:tabs>
+          <w:tab w:val="num" w:pos="6480"/>
+        </w:tabs>
+        <w:ind w:left="6480" w:hanging="360"/>
+      </w:pPr>
+      <w:rPr>
+        <w:rFonts w:ascii="Wingdings" w:hAnsi="Wingdings" w:hint="default"/>
+        <w:sz w:val="20"/>
+      </w:rPr>
+    </w:lvl>
+  </w:abstractNum>
+  <w:abstractNum w:abstractNumId="31" w15:restartNumberingAfterBreak="0">
     <w:nsid w:val="50AD39B5"/>
     <w:multiLevelType w:val="multilevel"/>
     <w:tmpl w:val="17DA6AF4"/>
@@ -9730,7 +18058,305 @@
       </w:rPr>
     </w:lvl>
   </w:abstractNum>
-  <w:abstractNum w:abstractNumId="19" w15:restartNumberingAfterBreak="0">
+  <w:abstractNum w:abstractNumId="32" w15:restartNumberingAfterBreak="0">
+    <w:nsid w:val="550736B4"/>
+    <w:multiLevelType w:val="multilevel"/>
+    <w:tmpl w:val="CE786E68"/>
+    <w:lvl w:ilvl="0">
+      <w:start w:val="1"/>
+      <w:numFmt w:val="bullet"/>
+      <w:lvlText w:val=""/>
+      <w:lvlJc w:val="left"/>
+      <w:pPr>
+        <w:tabs>
+          <w:tab w:val="num" w:pos="720"/>
+        </w:tabs>
+        <w:ind w:left="720" w:hanging="360"/>
+      </w:pPr>
+      <w:rPr>
+        <w:rFonts w:ascii="Symbol" w:hAnsi="Symbol" w:hint="default"/>
+        <w:sz w:val="20"/>
+      </w:rPr>
+    </w:lvl>
+    <w:lvl w:ilvl="1" w:tentative="1">
+      <w:start w:val="1"/>
+      <w:numFmt w:val="bullet"/>
+      <w:lvlText w:val="o"/>
+      <w:lvlJc w:val="left"/>
+      <w:pPr>
+        <w:tabs>
+          <w:tab w:val="num" w:pos="1440"/>
+        </w:tabs>
+        <w:ind w:left="1440" w:hanging="360"/>
+      </w:pPr>
+      <w:rPr>
+        <w:rFonts w:ascii="Courier New" w:hAnsi="Courier New" w:hint="default"/>
+        <w:sz w:val="20"/>
+      </w:rPr>
+    </w:lvl>
+    <w:lvl w:ilvl="2" w:tentative="1">
+      <w:start w:val="1"/>
+      <w:numFmt w:val="bullet"/>
+      <w:lvlText w:val=""/>
+      <w:lvlJc w:val="left"/>
+      <w:pPr>
+        <w:tabs>
+          <w:tab w:val="num" w:pos="2160"/>
+        </w:tabs>
+        <w:ind w:left="2160" w:hanging="360"/>
+      </w:pPr>
+      <w:rPr>
+        <w:rFonts w:ascii="Wingdings" w:hAnsi="Wingdings" w:hint="default"/>
+        <w:sz w:val="20"/>
+      </w:rPr>
+    </w:lvl>
+    <w:lvl w:ilvl="3" w:tentative="1">
+      <w:start w:val="1"/>
+      <w:numFmt w:val="bullet"/>
+      <w:lvlText w:val=""/>
+      <w:lvlJc w:val="left"/>
+      <w:pPr>
+        <w:tabs>
+          <w:tab w:val="num" w:pos="2880"/>
+        </w:tabs>
+        <w:ind w:left="2880" w:hanging="360"/>
+      </w:pPr>
+      <w:rPr>
+        <w:rFonts w:ascii="Wingdings" w:hAnsi="Wingdings" w:hint="default"/>
+        <w:sz w:val="20"/>
+      </w:rPr>
+    </w:lvl>
+    <w:lvl w:ilvl="4" w:tentative="1">
+      <w:start w:val="1"/>
+      <w:numFmt w:val="bullet"/>
+      <w:lvlText w:val=""/>
+      <w:lvlJc w:val="left"/>
+      <w:pPr>
+        <w:tabs>
+          <w:tab w:val="num" w:pos="3600"/>
+        </w:tabs>
+        <w:ind w:left="3600" w:hanging="360"/>
+      </w:pPr>
+      <w:rPr>
+        <w:rFonts w:ascii="Wingdings" w:hAnsi="Wingdings" w:hint="default"/>
+        <w:sz w:val="20"/>
+      </w:rPr>
+    </w:lvl>
+    <w:lvl w:ilvl="5" w:tentative="1">
+      <w:start w:val="1"/>
+      <w:numFmt w:val="bullet"/>
+      <w:lvlText w:val=""/>
+      <w:lvlJc w:val="left"/>
+      <w:pPr>
+        <w:tabs>
+          <w:tab w:val="num" w:pos="4320"/>
+        </w:tabs>
+        <w:ind w:left="4320" w:hanging="360"/>
+      </w:pPr>
+      <w:rPr>
+        <w:rFonts w:ascii="Wingdings" w:hAnsi="Wingdings" w:hint="default"/>
+        <w:sz w:val="20"/>
+      </w:rPr>
+    </w:lvl>
+    <w:lvl w:ilvl="6" w:tentative="1">
+      <w:start w:val="1"/>
+      <w:numFmt w:val="bullet"/>
+      <w:lvlText w:val=""/>
+      <w:lvlJc w:val="left"/>
+      <w:pPr>
+        <w:tabs>
+          <w:tab w:val="num" w:pos="5040"/>
+        </w:tabs>
+        <w:ind w:left="5040" w:hanging="360"/>
+      </w:pPr>
+      <w:rPr>
+        <w:rFonts w:ascii="Wingdings" w:hAnsi="Wingdings" w:hint="default"/>
+        <w:sz w:val="20"/>
+      </w:rPr>
+    </w:lvl>
+    <w:lvl w:ilvl="7" w:tentative="1">
+      <w:start w:val="1"/>
+      <w:numFmt w:val="bullet"/>
+      <w:lvlText w:val=""/>
+      <w:lvlJc w:val="left"/>
+      <w:pPr>
+        <w:tabs>
+          <w:tab w:val="num" w:pos="5760"/>
+        </w:tabs>
+        <w:ind w:left="5760" w:hanging="360"/>
+      </w:pPr>
+      <w:rPr>
+        <w:rFonts w:ascii="Wingdings" w:hAnsi="Wingdings" w:hint="default"/>
+        <w:sz w:val="20"/>
+      </w:rPr>
+    </w:lvl>
+    <w:lvl w:ilvl="8" w:tentative="1">
+      <w:start w:val="1"/>
+      <w:numFmt w:val="bullet"/>
+      <w:lvlText w:val=""/>
+      <w:lvlJc w:val="left"/>
+      <w:pPr>
+        <w:tabs>
+          <w:tab w:val="num" w:pos="6480"/>
+        </w:tabs>
+        <w:ind w:left="6480" w:hanging="360"/>
+      </w:pPr>
+      <w:rPr>
+        <w:rFonts w:ascii="Wingdings" w:hAnsi="Wingdings" w:hint="default"/>
+        <w:sz w:val="20"/>
+      </w:rPr>
+    </w:lvl>
+  </w:abstractNum>
+  <w:abstractNum w:abstractNumId="33" w15:restartNumberingAfterBreak="0">
+    <w:nsid w:val="55304F00"/>
+    <w:multiLevelType w:val="multilevel"/>
+    <w:tmpl w:val="0E1240A2"/>
+    <w:lvl w:ilvl="0">
+      <w:start w:val="1"/>
+      <w:numFmt w:val="bullet"/>
+      <w:lvlText w:val=""/>
+      <w:lvlJc w:val="left"/>
+      <w:pPr>
+        <w:tabs>
+          <w:tab w:val="num" w:pos="720"/>
+        </w:tabs>
+        <w:ind w:left="720" w:hanging="360"/>
+      </w:pPr>
+      <w:rPr>
+        <w:rFonts w:ascii="Symbol" w:hAnsi="Symbol" w:hint="default"/>
+        <w:sz w:val="20"/>
+      </w:rPr>
+    </w:lvl>
+    <w:lvl w:ilvl="1" w:tentative="1">
+      <w:start w:val="1"/>
+      <w:numFmt w:val="bullet"/>
+      <w:lvlText w:val="o"/>
+      <w:lvlJc w:val="left"/>
+      <w:pPr>
+        <w:tabs>
+          <w:tab w:val="num" w:pos="1440"/>
+        </w:tabs>
+        <w:ind w:left="1440" w:hanging="360"/>
+      </w:pPr>
+      <w:rPr>
+        <w:rFonts w:ascii="Courier New" w:hAnsi="Courier New" w:hint="default"/>
+        <w:sz w:val="20"/>
+      </w:rPr>
+    </w:lvl>
+    <w:lvl w:ilvl="2" w:tentative="1">
+      <w:start w:val="1"/>
+      <w:numFmt w:val="bullet"/>
+      <w:lvlText w:val=""/>
+      <w:lvlJc w:val="left"/>
+      <w:pPr>
+        <w:tabs>
+          <w:tab w:val="num" w:pos="2160"/>
+        </w:tabs>
+        <w:ind w:left="2160" w:hanging="360"/>
+      </w:pPr>
+      <w:rPr>
+        <w:rFonts w:ascii="Wingdings" w:hAnsi="Wingdings" w:hint="default"/>
+        <w:sz w:val="20"/>
+      </w:rPr>
+    </w:lvl>
+    <w:lvl w:ilvl="3" w:tentative="1">
+      <w:start w:val="1"/>
+      <w:numFmt w:val="bullet"/>
+      <w:lvlText w:val=""/>
+      <w:lvlJc w:val="left"/>
+      <w:pPr>
+        <w:tabs>
+          <w:tab w:val="num" w:pos="2880"/>
+        </w:tabs>
+        <w:ind w:left="2880" w:hanging="360"/>
+      </w:pPr>
+      <w:rPr>
+        <w:rFonts w:ascii="Wingdings" w:hAnsi="Wingdings" w:hint="default"/>
+        <w:sz w:val="20"/>
+      </w:rPr>
+    </w:lvl>
+    <w:lvl w:ilvl="4" w:tentative="1">
+      <w:start w:val="1"/>
+      <w:numFmt w:val="bullet"/>
+      <w:lvlText w:val=""/>
+      <w:lvlJc w:val="left"/>
+      <w:pPr>
+        <w:tabs>
+          <w:tab w:val="num" w:pos="3600"/>
+        </w:tabs>
+        <w:ind w:left="3600" w:hanging="360"/>
+      </w:pPr>
+      <w:rPr>
+        <w:rFonts w:ascii="Wingdings" w:hAnsi="Wingdings" w:hint="default"/>
+        <w:sz w:val="20"/>
+      </w:rPr>
+    </w:lvl>
+    <w:lvl w:ilvl="5" w:tentative="1">
+      <w:start w:val="1"/>
+      <w:numFmt w:val="bullet"/>
+      <w:lvlText w:val=""/>
+      <w:lvlJc w:val="left"/>
+      <w:pPr>
+        <w:tabs>
+          <w:tab w:val="num" w:pos="4320"/>
+        </w:tabs>
+        <w:ind w:left="4320" w:hanging="360"/>
+      </w:pPr>
+      <w:rPr>
+        <w:rFonts w:ascii="Wingdings" w:hAnsi="Wingdings" w:hint="default"/>
+        <w:sz w:val="20"/>
+      </w:rPr>
+    </w:lvl>
+    <w:lvl w:ilvl="6" w:tentative="1">
+      <w:start w:val="1"/>
+      <w:numFmt w:val="bullet"/>
+      <w:lvlText w:val=""/>
+      <w:lvlJc w:val="left"/>
+      <w:pPr>
+        <w:tabs>
+          <w:tab w:val="num" w:pos="5040"/>
+        </w:tabs>
+        <w:ind w:left="5040" w:hanging="360"/>
+      </w:pPr>
+      <w:rPr>
+        <w:rFonts w:ascii="Wingdings" w:hAnsi="Wingdings" w:hint="default"/>
+        <w:sz w:val="20"/>
+      </w:rPr>
+    </w:lvl>
+    <w:lvl w:ilvl="7" w:tentative="1">
+      <w:start w:val="1"/>
+      <w:numFmt w:val="bullet"/>
+      <w:lvlText w:val=""/>
+      <w:lvlJc w:val="left"/>
+      <w:pPr>
+        <w:tabs>
+          <w:tab w:val="num" w:pos="5760"/>
+        </w:tabs>
+        <w:ind w:left="5760" w:hanging="360"/>
+      </w:pPr>
+      <w:rPr>
+        <w:rFonts w:ascii="Wingdings" w:hAnsi="Wingdings" w:hint="default"/>
+        <w:sz w:val="20"/>
+      </w:rPr>
+    </w:lvl>
+    <w:lvl w:ilvl="8" w:tentative="1">
+      <w:start w:val="1"/>
+      <w:numFmt w:val="bullet"/>
+      <w:lvlText w:val=""/>
+      <w:lvlJc w:val="left"/>
+      <w:pPr>
+        <w:tabs>
+          <w:tab w:val="num" w:pos="6480"/>
+        </w:tabs>
+        <w:ind w:left="6480" w:hanging="360"/>
+      </w:pPr>
+      <w:rPr>
+        <w:rFonts w:ascii="Wingdings" w:hAnsi="Wingdings" w:hint="default"/>
+        <w:sz w:val="20"/>
+      </w:rPr>
+    </w:lvl>
+  </w:abstractNum>
+  <w:abstractNum w:abstractNumId="34" w15:restartNumberingAfterBreak="0">
     <w:nsid w:val="588815ED"/>
     <w:multiLevelType w:val="multilevel"/>
     <w:tmpl w:val="CFFC8BF4"/>
@@ -9843,7 +18469,7 @@
       </w:pPr>
     </w:lvl>
   </w:abstractNum>
-  <w:abstractNum w:abstractNumId="20" w15:restartNumberingAfterBreak="0">
+  <w:abstractNum w:abstractNumId="35" w15:restartNumberingAfterBreak="0">
     <w:nsid w:val="62192D69"/>
     <w:multiLevelType w:val="multilevel"/>
     <w:tmpl w:val="BD829D5C"/>
@@ -9992,7 +18618,7 @@
       </w:rPr>
     </w:lvl>
   </w:abstractNum>
-  <w:abstractNum w:abstractNumId="21" w15:restartNumberingAfterBreak="0">
+  <w:abstractNum w:abstractNumId="36" w15:restartNumberingAfterBreak="0">
     <w:nsid w:val="62812D66"/>
     <w:multiLevelType w:val="multilevel"/>
     <w:tmpl w:val="D3F6393A"/>
@@ -10109,7 +18735,7 @@
       </w:pPr>
     </w:lvl>
   </w:abstractNum>
-  <w:abstractNum w:abstractNumId="22" w15:restartNumberingAfterBreak="0">
+  <w:abstractNum w:abstractNumId="37" w15:restartNumberingAfterBreak="0">
     <w:nsid w:val="66372309"/>
     <w:multiLevelType w:val="multilevel"/>
     <w:tmpl w:val="95D8FCAE"/>
@@ -10258,7 +18884,418 @@
       </w:rPr>
     </w:lvl>
   </w:abstractNum>
-  <w:abstractNum w:abstractNumId="23" w15:restartNumberingAfterBreak="0">
+  <w:abstractNum w:abstractNumId="38" w15:restartNumberingAfterBreak="0">
+    <w:nsid w:val="68234D5F"/>
+    <w:multiLevelType w:val="multilevel"/>
+    <w:tmpl w:val="F80C7084"/>
+    <w:lvl w:ilvl="0">
+      <w:start w:val="1"/>
+      <w:numFmt w:val="bullet"/>
+      <w:lvlText w:val=""/>
+      <w:lvlJc w:val="left"/>
+      <w:pPr>
+        <w:tabs>
+          <w:tab w:val="num" w:pos="720"/>
+        </w:tabs>
+        <w:ind w:left="720" w:hanging="360"/>
+      </w:pPr>
+      <w:rPr>
+        <w:rFonts w:ascii="Symbol" w:hAnsi="Symbol" w:hint="default"/>
+        <w:sz w:val="20"/>
+      </w:rPr>
+    </w:lvl>
+    <w:lvl w:ilvl="1" w:tentative="1">
+      <w:start w:val="1"/>
+      <w:numFmt w:val="bullet"/>
+      <w:lvlText w:val="o"/>
+      <w:lvlJc w:val="left"/>
+      <w:pPr>
+        <w:tabs>
+          <w:tab w:val="num" w:pos="1440"/>
+        </w:tabs>
+        <w:ind w:left="1440" w:hanging="360"/>
+      </w:pPr>
+      <w:rPr>
+        <w:rFonts w:ascii="Courier New" w:hAnsi="Courier New" w:hint="default"/>
+        <w:sz w:val="20"/>
+      </w:rPr>
+    </w:lvl>
+    <w:lvl w:ilvl="2" w:tentative="1">
+      <w:start w:val="1"/>
+      <w:numFmt w:val="bullet"/>
+      <w:lvlText w:val=""/>
+      <w:lvlJc w:val="left"/>
+      <w:pPr>
+        <w:tabs>
+          <w:tab w:val="num" w:pos="2160"/>
+        </w:tabs>
+        <w:ind w:left="2160" w:hanging="360"/>
+      </w:pPr>
+      <w:rPr>
+        <w:rFonts w:ascii="Wingdings" w:hAnsi="Wingdings" w:hint="default"/>
+        <w:sz w:val="20"/>
+      </w:rPr>
+    </w:lvl>
+    <w:lvl w:ilvl="3" w:tentative="1">
+      <w:start w:val="1"/>
+      <w:numFmt w:val="bullet"/>
+      <w:lvlText w:val=""/>
+      <w:lvlJc w:val="left"/>
+      <w:pPr>
+        <w:tabs>
+          <w:tab w:val="num" w:pos="2880"/>
+        </w:tabs>
+        <w:ind w:left="2880" w:hanging="360"/>
+      </w:pPr>
+      <w:rPr>
+        <w:rFonts w:ascii="Wingdings" w:hAnsi="Wingdings" w:hint="default"/>
+        <w:sz w:val="20"/>
+      </w:rPr>
+    </w:lvl>
+    <w:lvl w:ilvl="4" w:tentative="1">
+      <w:start w:val="1"/>
+      <w:numFmt w:val="bullet"/>
+      <w:lvlText w:val=""/>
+      <w:lvlJc w:val="left"/>
+      <w:pPr>
+        <w:tabs>
+          <w:tab w:val="num" w:pos="3600"/>
+        </w:tabs>
+        <w:ind w:left="3600" w:hanging="360"/>
+      </w:pPr>
+      <w:rPr>
+        <w:rFonts w:ascii="Wingdings" w:hAnsi="Wingdings" w:hint="default"/>
+        <w:sz w:val="20"/>
+      </w:rPr>
+    </w:lvl>
+    <w:lvl w:ilvl="5" w:tentative="1">
+      <w:start w:val="1"/>
+      <w:numFmt w:val="bullet"/>
+      <w:lvlText w:val=""/>
+      <w:lvlJc w:val="left"/>
+      <w:pPr>
+        <w:tabs>
+          <w:tab w:val="num" w:pos="4320"/>
+        </w:tabs>
+        <w:ind w:left="4320" w:hanging="360"/>
+      </w:pPr>
+      <w:rPr>
+        <w:rFonts w:ascii="Wingdings" w:hAnsi="Wingdings" w:hint="default"/>
+        <w:sz w:val="20"/>
+      </w:rPr>
+    </w:lvl>
+    <w:lvl w:ilvl="6" w:tentative="1">
+      <w:start w:val="1"/>
+      <w:numFmt w:val="bullet"/>
+      <w:lvlText w:val=""/>
+      <w:lvlJc w:val="left"/>
+      <w:pPr>
+        <w:tabs>
+          <w:tab w:val="num" w:pos="5040"/>
+        </w:tabs>
+        <w:ind w:left="5040" w:hanging="360"/>
+      </w:pPr>
+      <w:rPr>
+        <w:rFonts w:ascii="Wingdings" w:hAnsi="Wingdings" w:hint="default"/>
+        <w:sz w:val="20"/>
+      </w:rPr>
+    </w:lvl>
+    <w:lvl w:ilvl="7" w:tentative="1">
+      <w:start w:val="1"/>
+      <w:numFmt w:val="bullet"/>
+      <w:lvlText w:val=""/>
+      <w:lvlJc w:val="left"/>
+      <w:pPr>
+        <w:tabs>
+          <w:tab w:val="num" w:pos="5760"/>
+        </w:tabs>
+        <w:ind w:left="5760" w:hanging="360"/>
+      </w:pPr>
+      <w:rPr>
+        <w:rFonts w:ascii="Wingdings" w:hAnsi="Wingdings" w:hint="default"/>
+        <w:sz w:val="20"/>
+      </w:rPr>
+    </w:lvl>
+    <w:lvl w:ilvl="8" w:tentative="1">
+      <w:start w:val="1"/>
+      <w:numFmt w:val="bullet"/>
+      <w:lvlText w:val=""/>
+      <w:lvlJc w:val="left"/>
+      <w:pPr>
+        <w:tabs>
+          <w:tab w:val="num" w:pos="6480"/>
+        </w:tabs>
+        <w:ind w:left="6480" w:hanging="360"/>
+      </w:pPr>
+      <w:rPr>
+        <w:rFonts w:ascii="Wingdings" w:hAnsi="Wingdings" w:hint="default"/>
+        <w:sz w:val="20"/>
+      </w:rPr>
+    </w:lvl>
+  </w:abstractNum>
+  <w:abstractNum w:abstractNumId="39" w15:restartNumberingAfterBreak="0">
+    <w:nsid w:val="6F821D78"/>
+    <w:multiLevelType w:val="multilevel"/>
+    <w:tmpl w:val="67A6B5B4"/>
+    <w:lvl w:ilvl="0">
+      <w:start w:val="1"/>
+      <w:numFmt w:val="decimal"/>
+      <w:lvlText w:val="%1."/>
+      <w:lvlJc w:val="left"/>
+      <w:pPr>
+        <w:tabs>
+          <w:tab w:val="num" w:pos="720"/>
+        </w:tabs>
+        <w:ind w:left="720" w:hanging="360"/>
+      </w:pPr>
+    </w:lvl>
+    <w:lvl w:ilvl="1" w:tentative="1">
+      <w:start w:val="1"/>
+      <w:numFmt w:val="decimal"/>
+      <w:lvlText w:val="%2."/>
+      <w:lvlJc w:val="left"/>
+      <w:pPr>
+        <w:tabs>
+          <w:tab w:val="num" w:pos="1440"/>
+        </w:tabs>
+        <w:ind w:left="1440" w:hanging="360"/>
+      </w:pPr>
+    </w:lvl>
+    <w:lvl w:ilvl="2" w:tentative="1">
+      <w:start w:val="1"/>
+      <w:numFmt w:val="decimal"/>
+      <w:lvlText w:val="%3."/>
+      <w:lvlJc w:val="left"/>
+      <w:pPr>
+        <w:tabs>
+          <w:tab w:val="num" w:pos="2160"/>
+        </w:tabs>
+        <w:ind w:left="2160" w:hanging="360"/>
+      </w:pPr>
+    </w:lvl>
+    <w:lvl w:ilvl="3" w:tentative="1">
+      <w:start w:val="1"/>
+      <w:numFmt w:val="decimal"/>
+      <w:lvlText w:val="%4."/>
+      <w:lvlJc w:val="left"/>
+      <w:pPr>
+        <w:tabs>
+          <w:tab w:val="num" w:pos="2880"/>
+        </w:tabs>
+        <w:ind w:left="2880" w:hanging="360"/>
+      </w:pPr>
+    </w:lvl>
+    <w:lvl w:ilvl="4" w:tentative="1">
+      <w:start w:val="1"/>
+      <w:numFmt w:val="decimal"/>
+      <w:lvlText w:val="%5."/>
+      <w:lvlJc w:val="left"/>
+      <w:pPr>
+        <w:tabs>
+          <w:tab w:val="num" w:pos="3600"/>
+        </w:tabs>
+        <w:ind w:left="3600" w:hanging="360"/>
+      </w:pPr>
+    </w:lvl>
+    <w:lvl w:ilvl="5" w:tentative="1">
+      <w:start w:val="1"/>
+      <w:numFmt w:val="decimal"/>
+      <w:lvlText w:val="%6."/>
+      <w:lvlJc w:val="left"/>
+      <w:pPr>
+        <w:tabs>
+          <w:tab w:val="num" w:pos="4320"/>
+        </w:tabs>
+        <w:ind w:left="4320" w:hanging="360"/>
+      </w:pPr>
+    </w:lvl>
+    <w:lvl w:ilvl="6" w:tentative="1">
+      <w:start w:val="1"/>
+      <w:numFmt w:val="decimal"/>
+      <w:lvlText w:val="%7."/>
+      <w:lvlJc w:val="left"/>
+      <w:pPr>
+        <w:tabs>
+          <w:tab w:val="num" w:pos="5040"/>
+        </w:tabs>
+        <w:ind w:left="5040" w:hanging="360"/>
+      </w:pPr>
+    </w:lvl>
+    <w:lvl w:ilvl="7" w:tentative="1">
+      <w:start w:val="1"/>
+      <w:numFmt w:val="decimal"/>
+      <w:lvlText w:val="%8."/>
+      <w:lvlJc w:val="left"/>
+      <w:pPr>
+        <w:tabs>
+          <w:tab w:val="num" w:pos="5760"/>
+        </w:tabs>
+        <w:ind w:left="5760" w:hanging="360"/>
+      </w:pPr>
+    </w:lvl>
+    <w:lvl w:ilvl="8" w:tentative="1">
+      <w:start w:val="1"/>
+      <w:numFmt w:val="decimal"/>
+      <w:lvlText w:val="%9."/>
+      <w:lvlJc w:val="left"/>
+      <w:pPr>
+        <w:tabs>
+          <w:tab w:val="num" w:pos="6480"/>
+        </w:tabs>
+        <w:ind w:left="6480" w:hanging="360"/>
+      </w:pPr>
+    </w:lvl>
+  </w:abstractNum>
+  <w:abstractNum w:abstractNumId="40" w15:restartNumberingAfterBreak="0">
+    <w:nsid w:val="74412986"/>
+    <w:multiLevelType w:val="multilevel"/>
+    <w:tmpl w:val="57581DEC"/>
+    <w:lvl w:ilvl="0">
+      <w:start w:val="1"/>
+      <w:numFmt w:val="bullet"/>
+      <w:lvlText w:val=""/>
+      <w:lvlJc w:val="left"/>
+      <w:pPr>
+        <w:tabs>
+          <w:tab w:val="num" w:pos="720"/>
+        </w:tabs>
+        <w:ind w:left="720" w:hanging="360"/>
+      </w:pPr>
+      <w:rPr>
+        <w:rFonts w:ascii="Symbol" w:hAnsi="Symbol" w:hint="default"/>
+        <w:sz w:val="20"/>
+      </w:rPr>
+    </w:lvl>
+    <w:lvl w:ilvl="1" w:tentative="1">
+      <w:start w:val="1"/>
+      <w:numFmt w:val="bullet"/>
+      <w:lvlText w:val="o"/>
+      <w:lvlJc w:val="left"/>
+      <w:pPr>
+        <w:tabs>
+          <w:tab w:val="num" w:pos="1440"/>
+        </w:tabs>
+        <w:ind w:left="1440" w:hanging="360"/>
+      </w:pPr>
+      <w:rPr>
+        <w:rFonts w:ascii="Courier New" w:hAnsi="Courier New" w:hint="default"/>
+        <w:sz w:val="20"/>
+      </w:rPr>
+    </w:lvl>
+    <w:lvl w:ilvl="2" w:tentative="1">
+      <w:start w:val="1"/>
+      <w:numFmt w:val="bullet"/>
+      <w:lvlText w:val=""/>
+      <w:lvlJc w:val="left"/>
+      <w:pPr>
+        <w:tabs>
+          <w:tab w:val="num" w:pos="2160"/>
+        </w:tabs>
+        <w:ind w:left="2160" w:hanging="360"/>
+      </w:pPr>
+      <w:rPr>
+        <w:rFonts w:ascii="Wingdings" w:hAnsi="Wingdings" w:hint="default"/>
+        <w:sz w:val="20"/>
+      </w:rPr>
+    </w:lvl>
+    <w:lvl w:ilvl="3" w:tentative="1">
+      <w:start w:val="1"/>
+      <w:numFmt w:val="bullet"/>
+      <w:lvlText w:val=""/>
+      <w:lvlJc w:val="left"/>
+      <w:pPr>
+        <w:tabs>
+          <w:tab w:val="num" w:pos="2880"/>
+        </w:tabs>
+        <w:ind w:left="2880" w:hanging="360"/>
+      </w:pPr>
+      <w:rPr>
+        <w:rFonts w:ascii="Wingdings" w:hAnsi="Wingdings" w:hint="default"/>
+        <w:sz w:val="20"/>
+      </w:rPr>
+    </w:lvl>
+    <w:lvl w:ilvl="4" w:tentative="1">
+      <w:start w:val="1"/>
+      <w:numFmt w:val="bullet"/>
+      <w:lvlText w:val=""/>
+      <w:lvlJc w:val="left"/>
+      <w:pPr>
+        <w:tabs>
+          <w:tab w:val="num" w:pos="3600"/>
+        </w:tabs>
+        <w:ind w:left="3600" w:hanging="360"/>
+      </w:pPr>
+      <w:rPr>
+        <w:rFonts w:ascii="Wingdings" w:hAnsi="Wingdings" w:hint="default"/>
+        <w:sz w:val="20"/>
+      </w:rPr>
+    </w:lvl>
+    <w:lvl w:ilvl="5" w:tentative="1">
+      <w:start w:val="1"/>
+      <w:numFmt w:val="bullet"/>
+      <w:lvlText w:val=""/>
+      <w:lvlJc w:val="left"/>
+      <w:pPr>
+        <w:tabs>
+          <w:tab w:val="num" w:pos="4320"/>
+        </w:tabs>
+        <w:ind w:left="4320" w:hanging="360"/>
+      </w:pPr>
+      <w:rPr>
+        <w:rFonts w:ascii="Wingdings" w:hAnsi="Wingdings" w:hint="default"/>
+        <w:sz w:val="20"/>
+      </w:rPr>
+    </w:lvl>
+    <w:lvl w:ilvl="6" w:tentative="1">
+      <w:start w:val="1"/>
+      <w:numFmt w:val="bullet"/>
+      <w:lvlText w:val=""/>
+      <w:lvlJc w:val="left"/>
+      <w:pPr>
+        <w:tabs>
+          <w:tab w:val="num" w:pos="5040"/>
+        </w:tabs>
+        <w:ind w:left="5040" w:hanging="360"/>
+      </w:pPr>
+      <w:rPr>
+        <w:rFonts w:ascii="Wingdings" w:hAnsi="Wingdings" w:hint="default"/>
+        <w:sz w:val="20"/>
+      </w:rPr>
+    </w:lvl>
+    <w:lvl w:ilvl="7" w:tentative="1">
+      <w:start w:val="1"/>
+      <w:numFmt w:val="bullet"/>
+      <w:lvlText w:val=""/>
+      <w:lvlJc w:val="left"/>
+      <w:pPr>
+        <w:tabs>
+          <w:tab w:val="num" w:pos="5760"/>
+        </w:tabs>
+        <w:ind w:left="5760" w:hanging="360"/>
+      </w:pPr>
+      <w:rPr>
+        <w:rFonts w:ascii="Wingdings" w:hAnsi="Wingdings" w:hint="default"/>
+        <w:sz w:val="20"/>
+      </w:rPr>
+    </w:lvl>
+    <w:lvl w:ilvl="8" w:tentative="1">
+      <w:start w:val="1"/>
+      <w:numFmt w:val="bullet"/>
+      <w:lvlText w:val=""/>
+      <w:lvlJc w:val="left"/>
+      <w:pPr>
+        <w:tabs>
+          <w:tab w:val="num" w:pos="6480"/>
+        </w:tabs>
+        <w:ind w:left="6480" w:hanging="360"/>
+      </w:pPr>
+      <w:rPr>
+        <w:rFonts w:ascii="Wingdings" w:hAnsi="Wingdings" w:hint="default"/>
+        <w:sz w:val="20"/>
+      </w:rPr>
+    </w:lvl>
+  </w:abstractNum>
+  <w:abstractNum w:abstractNumId="41" w15:restartNumberingAfterBreak="0">
     <w:nsid w:val="7490043A"/>
     <w:multiLevelType w:val="multilevel"/>
     <w:tmpl w:val="B78600C4"/>
@@ -10371,7 +19408,7 @@
       </w:pPr>
     </w:lvl>
   </w:abstractNum>
-  <w:abstractNum w:abstractNumId="24" w15:restartNumberingAfterBreak="0">
+  <w:abstractNum w:abstractNumId="42" w15:restartNumberingAfterBreak="0">
     <w:nsid w:val="777C2DEE"/>
     <w:multiLevelType w:val="multilevel"/>
     <w:tmpl w:val="66740FE6"/>
@@ -10520,7 +19557,7 @@
       </w:rPr>
     </w:lvl>
   </w:abstractNum>
-  <w:abstractNum w:abstractNumId="25" w15:restartNumberingAfterBreak="0">
+  <w:abstractNum w:abstractNumId="43" w15:restartNumberingAfterBreak="0">
     <w:nsid w:val="78D969FB"/>
     <w:multiLevelType w:val="multilevel"/>
     <w:tmpl w:val="0D000B3A"/>
@@ -10669,7 +19706,7 @@
       </w:rPr>
     </w:lvl>
   </w:abstractNum>
-  <w:abstractNum w:abstractNumId="26" w15:restartNumberingAfterBreak="0">
+  <w:abstractNum w:abstractNumId="44" w15:restartNumberingAfterBreak="0">
     <w:nsid w:val="796F6D28"/>
     <w:multiLevelType w:val="multilevel"/>
     <w:tmpl w:val="D31EC47E"/>
@@ -10818,86 +19855,292 @@
       </w:rPr>
     </w:lvl>
   </w:abstractNum>
+  <w:abstractNum w:abstractNumId="45" w15:restartNumberingAfterBreak="0">
+    <w:nsid w:val="7FB75B87"/>
+    <w:multiLevelType w:val="multilevel"/>
+    <w:tmpl w:val="1AC08252"/>
+    <w:lvl w:ilvl="0">
+      <w:start w:val="1"/>
+      <w:numFmt w:val="bullet"/>
+      <w:lvlText w:val=""/>
+      <w:lvlJc w:val="left"/>
+      <w:pPr>
+        <w:tabs>
+          <w:tab w:val="num" w:pos="720"/>
+        </w:tabs>
+        <w:ind w:left="720" w:hanging="360"/>
+      </w:pPr>
+      <w:rPr>
+        <w:rFonts w:ascii="Symbol" w:hAnsi="Symbol" w:hint="default"/>
+        <w:sz w:val="20"/>
+      </w:rPr>
+    </w:lvl>
+    <w:lvl w:ilvl="1" w:tentative="1">
+      <w:start w:val="1"/>
+      <w:numFmt w:val="bullet"/>
+      <w:lvlText w:val="o"/>
+      <w:lvlJc w:val="left"/>
+      <w:pPr>
+        <w:tabs>
+          <w:tab w:val="num" w:pos="1440"/>
+        </w:tabs>
+        <w:ind w:left="1440" w:hanging="360"/>
+      </w:pPr>
+      <w:rPr>
+        <w:rFonts w:ascii="Courier New" w:hAnsi="Courier New" w:hint="default"/>
+        <w:sz w:val="20"/>
+      </w:rPr>
+    </w:lvl>
+    <w:lvl w:ilvl="2" w:tentative="1">
+      <w:start w:val="1"/>
+      <w:numFmt w:val="bullet"/>
+      <w:lvlText w:val=""/>
+      <w:lvlJc w:val="left"/>
+      <w:pPr>
+        <w:tabs>
+          <w:tab w:val="num" w:pos="2160"/>
+        </w:tabs>
+        <w:ind w:left="2160" w:hanging="360"/>
+      </w:pPr>
+      <w:rPr>
+        <w:rFonts w:ascii="Wingdings" w:hAnsi="Wingdings" w:hint="default"/>
+        <w:sz w:val="20"/>
+      </w:rPr>
+    </w:lvl>
+    <w:lvl w:ilvl="3" w:tentative="1">
+      <w:start w:val="1"/>
+      <w:numFmt w:val="bullet"/>
+      <w:lvlText w:val=""/>
+      <w:lvlJc w:val="left"/>
+      <w:pPr>
+        <w:tabs>
+          <w:tab w:val="num" w:pos="2880"/>
+        </w:tabs>
+        <w:ind w:left="2880" w:hanging="360"/>
+      </w:pPr>
+      <w:rPr>
+        <w:rFonts w:ascii="Wingdings" w:hAnsi="Wingdings" w:hint="default"/>
+        <w:sz w:val="20"/>
+      </w:rPr>
+    </w:lvl>
+    <w:lvl w:ilvl="4" w:tentative="1">
+      <w:start w:val="1"/>
+      <w:numFmt w:val="bullet"/>
+      <w:lvlText w:val=""/>
+      <w:lvlJc w:val="left"/>
+      <w:pPr>
+        <w:tabs>
+          <w:tab w:val="num" w:pos="3600"/>
+        </w:tabs>
+        <w:ind w:left="3600" w:hanging="360"/>
+      </w:pPr>
+      <w:rPr>
+        <w:rFonts w:ascii="Wingdings" w:hAnsi="Wingdings" w:hint="default"/>
+        <w:sz w:val="20"/>
+      </w:rPr>
+    </w:lvl>
+    <w:lvl w:ilvl="5" w:tentative="1">
+      <w:start w:val="1"/>
+      <w:numFmt w:val="bullet"/>
+      <w:lvlText w:val=""/>
+      <w:lvlJc w:val="left"/>
+      <w:pPr>
+        <w:tabs>
+          <w:tab w:val="num" w:pos="4320"/>
+        </w:tabs>
+        <w:ind w:left="4320" w:hanging="360"/>
+      </w:pPr>
+      <w:rPr>
+        <w:rFonts w:ascii="Wingdings" w:hAnsi="Wingdings" w:hint="default"/>
+        <w:sz w:val="20"/>
+      </w:rPr>
+    </w:lvl>
+    <w:lvl w:ilvl="6" w:tentative="1">
+      <w:start w:val="1"/>
+      <w:numFmt w:val="bullet"/>
+      <w:lvlText w:val=""/>
+      <w:lvlJc w:val="left"/>
+      <w:pPr>
+        <w:tabs>
+          <w:tab w:val="num" w:pos="5040"/>
+        </w:tabs>
+        <w:ind w:left="5040" w:hanging="360"/>
+      </w:pPr>
+      <w:rPr>
+        <w:rFonts w:ascii="Wingdings" w:hAnsi="Wingdings" w:hint="default"/>
+        <w:sz w:val="20"/>
+      </w:rPr>
+    </w:lvl>
+    <w:lvl w:ilvl="7" w:tentative="1">
+      <w:start w:val="1"/>
+      <w:numFmt w:val="bullet"/>
+      <w:lvlText w:val=""/>
+      <w:lvlJc w:val="left"/>
+      <w:pPr>
+        <w:tabs>
+          <w:tab w:val="num" w:pos="5760"/>
+        </w:tabs>
+        <w:ind w:left="5760" w:hanging="360"/>
+      </w:pPr>
+      <w:rPr>
+        <w:rFonts w:ascii="Wingdings" w:hAnsi="Wingdings" w:hint="default"/>
+        <w:sz w:val="20"/>
+      </w:rPr>
+    </w:lvl>
+    <w:lvl w:ilvl="8" w:tentative="1">
+      <w:start w:val="1"/>
+      <w:numFmt w:val="bullet"/>
+      <w:lvlText w:val=""/>
+      <w:lvlJc w:val="left"/>
+      <w:pPr>
+        <w:tabs>
+          <w:tab w:val="num" w:pos="6480"/>
+        </w:tabs>
+        <w:ind w:left="6480" w:hanging="360"/>
+      </w:pPr>
+      <w:rPr>
+        <w:rFonts w:ascii="Wingdings" w:hAnsi="Wingdings" w:hint="default"/>
+        <w:sz w:val="20"/>
+      </w:rPr>
+    </w:lvl>
+  </w:abstractNum>
   <w:num w:numId="1">
+    <w:abstractNumId w:val="4"/>
+  </w:num>
+  <w:num w:numId="2">
+    <w:abstractNumId w:val="16"/>
+  </w:num>
+  <w:num w:numId="3">
+    <w:abstractNumId w:val="36"/>
+  </w:num>
+  <w:num w:numId="4">
+    <w:abstractNumId w:val="35"/>
+  </w:num>
+  <w:num w:numId="5">
+    <w:abstractNumId w:val="12"/>
+  </w:num>
+  <w:num w:numId="6">
+    <w:abstractNumId w:val="10"/>
+  </w:num>
+  <w:num w:numId="7">
+    <w:abstractNumId w:val="44"/>
+  </w:num>
+  <w:num w:numId="8">
+    <w:abstractNumId w:val="17"/>
+  </w:num>
+  <w:num w:numId="9">
+    <w:abstractNumId w:val="37"/>
+  </w:num>
+  <w:num w:numId="10">
+    <w:abstractNumId w:val="8"/>
+  </w:num>
+  <w:num w:numId="11">
+    <w:abstractNumId w:val="43"/>
+  </w:num>
+  <w:num w:numId="12">
+    <w:abstractNumId w:val="23"/>
+  </w:num>
+  <w:num w:numId="13">
+    <w:abstractNumId w:val="34"/>
+  </w:num>
+  <w:num w:numId="14">
+    <w:abstractNumId w:val="26"/>
+  </w:num>
+  <w:num w:numId="15">
+    <w:abstractNumId w:val="31"/>
+  </w:num>
+  <w:num w:numId="16">
+    <w:abstractNumId w:val="7"/>
+  </w:num>
+  <w:num w:numId="17">
+    <w:abstractNumId w:val="28"/>
+  </w:num>
+  <w:num w:numId="18">
+    <w:abstractNumId w:val="29"/>
+  </w:num>
+  <w:num w:numId="19">
+    <w:abstractNumId w:val="2"/>
+  </w:num>
+  <w:num w:numId="20">
+    <w:abstractNumId w:val="9"/>
+  </w:num>
+  <w:num w:numId="21">
+    <w:abstractNumId w:val="25"/>
+  </w:num>
+  <w:num w:numId="22">
+    <w:abstractNumId w:val="14"/>
+  </w:num>
+  <w:num w:numId="23">
+    <w:abstractNumId w:val="11"/>
+  </w:num>
+  <w:num w:numId="24">
+    <w:abstractNumId w:val="15"/>
+  </w:num>
+  <w:num w:numId="25">
+    <w:abstractNumId w:val="42"/>
+  </w:num>
+  <w:num w:numId="26">
+    <w:abstractNumId w:val="13"/>
+  </w:num>
+  <w:num w:numId="27">
+    <w:abstractNumId w:val="41"/>
+  </w:num>
+  <w:num w:numId="28">
+    <w:abstractNumId w:val="20"/>
+  </w:num>
+  <w:num w:numId="29">
+    <w:abstractNumId w:val="0"/>
+  </w:num>
+  <w:num w:numId="30">
+    <w:abstractNumId w:val="38"/>
+  </w:num>
+  <w:num w:numId="31">
+    <w:abstractNumId w:val="18"/>
+  </w:num>
+  <w:num w:numId="32">
+    <w:abstractNumId w:val="33"/>
+  </w:num>
+  <w:num w:numId="33">
+    <w:abstractNumId w:val="6"/>
+  </w:num>
+  <w:num w:numId="34">
+    <w:abstractNumId w:val="22"/>
+  </w:num>
+  <w:num w:numId="35">
+    <w:abstractNumId w:val="5"/>
+  </w:num>
+  <w:num w:numId="36">
     <w:abstractNumId w:val="1"/>
   </w:num>
-  <w:num w:numId="2">
-    <w:abstractNumId w:val="11"/>
+  <w:num w:numId="37">
+    <w:abstractNumId w:val="3"/>
   </w:num>
-  <w:num w:numId="3">
+  <w:num w:numId="38">
+    <w:abstractNumId w:val="27"/>
+  </w:num>
+  <w:num w:numId="39">
+    <w:abstractNumId w:val="39"/>
+  </w:num>
+  <w:num w:numId="40">
+    <w:abstractNumId w:val="30"/>
+  </w:num>
+  <w:num w:numId="41">
+    <w:abstractNumId w:val="32"/>
+  </w:num>
+  <w:num w:numId="42">
+    <w:abstractNumId w:val="40"/>
+  </w:num>
+  <w:num w:numId="43">
+    <w:abstractNumId w:val="19"/>
+  </w:num>
+  <w:num w:numId="44">
+    <w:abstractNumId w:val="45"/>
+  </w:num>
+  <w:num w:numId="45">
     <w:abstractNumId w:val="21"/>
   </w:num>
-  <w:num w:numId="4">
-    <w:abstractNumId w:val="20"/>
-  </w:num>
-  <w:num w:numId="5">
-    <w:abstractNumId w:val="7"/>
-  </w:num>
-  <w:num w:numId="6">
-    <w:abstractNumId w:val="5"/>
-  </w:num>
-  <w:num w:numId="7">
-    <w:abstractNumId w:val="26"/>
-  </w:num>
-  <w:num w:numId="8">
-    <w:abstractNumId w:val="12"/>
-  </w:num>
-  <w:num w:numId="9">
-    <w:abstractNumId w:val="22"/>
-  </w:num>
-  <w:num w:numId="10">
-    <w:abstractNumId w:val="3"/>
-  </w:num>
-  <w:num w:numId="11">
-    <w:abstractNumId w:val="25"/>
-  </w:num>
-  <w:num w:numId="12">
-    <w:abstractNumId w:val="13"/>
-  </w:num>
-  <w:num w:numId="13">
-    <w:abstractNumId w:val="19"/>
-  </w:num>
-  <w:num w:numId="14">
-    <w:abstractNumId w:val="15"/>
-  </w:num>
-  <w:num w:numId="15">
-    <w:abstractNumId w:val="18"/>
-  </w:num>
-  <w:num w:numId="16">
-    <w:abstractNumId w:val="2"/>
-  </w:num>
-  <w:num w:numId="17">
-    <w:abstractNumId w:val="16"/>
-  </w:num>
-  <w:num w:numId="18">
-    <w:abstractNumId w:val="17"/>
-  </w:num>
-  <w:num w:numId="19">
-    <w:abstractNumId w:val="0"/>
-  </w:num>
-  <w:num w:numId="20">
-    <w:abstractNumId w:val="4"/>
-  </w:num>
-  <w:num w:numId="21">
-    <w:abstractNumId w:val="14"/>
-  </w:num>
-  <w:num w:numId="22">
-    <w:abstractNumId w:val="9"/>
-  </w:num>
-  <w:num w:numId="23">
-    <w:abstractNumId w:val="6"/>
-  </w:num>
-  <w:num w:numId="24">
-    <w:abstractNumId w:val="10"/>
-  </w:num>
-  <w:num w:numId="25">
+  <w:num w:numId="46">
     <w:abstractNumId w:val="24"/>
-  </w:num>
-  <w:num w:numId="26">
-    <w:abstractNumId w:val="8"/>
-  </w:num>
-  <w:num w:numId="27">
-    <w:abstractNumId w:val="23"/>
   </w:num>
 </w:numbering>
 </file>
@@ -11492,6 +20735,60 @@
       <w14:ligatures w14:val="none"/>
     </w:rPr>
   </w:style>
+  <w:style w:type="paragraph" w:styleId="Pr-formataoHTML">
+    <w:name w:val="HTML Preformatted"/>
+    <w:basedOn w:val="Normal"/>
+    <w:link w:val="Pr-formataoHTMLChar"/>
+    <w:uiPriority w:val="99"/>
+    <w:semiHidden/>
+    <w:unhideWhenUsed/>
+    <w:rsid w:val="003B7A6F"/>
+    <w:pPr>
+      <w:tabs>
+        <w:tab w:val="left" w:pos="916"/>
+        <w:tab w:val="left" w:pos="1832"/>
+        <w:tab w:val="left" w:pos="2748"/>
+        <w:tab w:val="left" w:pos="3664"/>
+        <w:tab w:val="left" w:pos="4580"/>
+        <w:tab w:val="left" w:pos="5496"/>
+        <w:tab w:val="left" w:pos="6412"/>
+        <w:tab w:val="left" w:pos="7328"/>
+        <w:tab w:val="left" w:pos="8244"/>
+        <w:tab w:val="left" w:pos="9160"/>
+        <w:tab w:val="left" w:pos="10076"/>
+        <w:tab w:val="left" w:pos="10992"/>
+        <w:tab w:val="left" w:pos="11908"/>
+        <w:tab w:val="left" w:pos="12824"/>
+        <w:tab w:val="left" w:pos="13740"/>
+        <w:tab w:val="left" w:pos="14656"/>
+      </w:tabs>
+      <w:spacing w:after="0" w:line="240" w:lineRule="auto"/>
+    </w:pPr>
+    <w:rPr>
+      <w:rFonts w:ascii="Courier New" w:eastAsia="Times New Roman" w:hAnsi="Courier New" w:cs="Courier New"/>
+      <w:kern w:val="0"/>
+      <w:sz w:val="20"/>
+      <w:szCs w:val="20"/>
+      <w:lang w:eastAsia="pt-BR"/>
+      <w14:ligatures w14:val="none"/>
+    </w:rPr>
+  </w:style>
+  <w:style w:type="character" w:customStyle="1" w:styleId="Pr-formataoHTMLChar">
+    <w:name w:val="Pré-formatação HTML Char"/>
+    <w:basedOn w:val="Fontepargpadro"/>
+    <w:link w:val="Pr-formataoHTML"/>
+    <w:uiPriority w:val="99"/>
+    <w:semiHidden/>
+    <w:rsid w:val="003B7A6F"/>
+    <w:rPr>
+      <w:rFonts w:ascii="Courier New" w:eastAsia="Times New Roman" w:hAnsi="Courier New" w:cs="Courier New"/>
+      <w:kern w:val="0"/>
+      <w:sz w:val="20"/>
+      <w:szCs w:val="20"/>
+      <w:lang w:eastAsia="pt-BR"/>
+      <w14:ligatures w14:val="none"/>
+    </w:rPr>
+  </w:style>
 </w:styles>
 </file>
 

--- a/planejamento/planejamento.docx
+++ b/planejamento/planejamento.docx
@@ -12751,7 +12751,7 @@
     <w:p>
       <w:r>
         <w:pict w14:anchorId="059A2F04">
-          <v:rect id="_x0000_i1058" style="width:0;height:1.5pt" o:hralign="center" o:hrstd="t" o:hr="t" fillcolor="#a0a0a0" stroked="f"/>
+          <v:rect id="_x0000_i1044" style="width:0;height:1.5pt" o:hralign="center" o:hrstd="t" o:hr="t" fillcolor="#a0a0a0" stroked="f"/>
         </w:pict>
       </w:r>
     </w:p>
@@ -13330,7 +13330,7 @@
     <w:p>
       <w:r>
         <w:pict w14:anchorId="070A4D5A">
-          <v:rect id="_x0000_i1059" style="width:0;height:1.5pt" o:hralign="center" o:hrstd="t" o:hr="t" fillcolor="#a0a0a0" stroked="f"/>
+          <v:rect id="_x0000_i1045" style="width:0;height:1.5pt" o:hralign="center" o:hrstd="t" o:hr="t" fillcolor="#a0a0a0" stroked="f"/>
         </w:pict>
       </w:r>
     </w:p>
@@ -13517,7 +13517,7 @@
     <w:p>
       <w:r>
         <w:pict w14:anchorId="31461F35">
-          <v:rect id="_x0000_i1060" style="width:0;height:1.5pt" o:hralign="center" o:hrstd="t" o:hr="t" fillcolor="#a0a0a0" stroked="f"/>
+          <v:rect id="_x0000_i1046" style="width:0;height:1.5pt" o:hralign="center" o:hrstd="t" o:hr="t" fillcolor="#a0a0a0" stroked="f"/>
         </w:pict>
       </w:r>
     </w:p>
@@ -13711,9 +13711,9 @@
       <w:lvlJc w:val="left"/>
       <w:pPr>
         <w:tabs>
-          <w:tab w:val="num" w:pos="720"/>
-        </w:tabs>
-        <w:ind w:left="720" w:hanging="360"/>
+          <w:tab w:val="num" w:pos="643"/>
+        </w:tabs>
+        <w:ind w:left="643" w:hanging="360"/>
       </w:pPr>
     </w:lvl>
     <w:lvl w:ilvl="1">
@@ -13723,9 +13723,9 @@
       <w:lvlJc w:val="left"/>
       <w:pPr>
         <w:tabs>
-          <w:tab w:val="num" w:pos="1440"/>
-        </w:tabs>
-        <w:ind w:left="1440" w:hanging="360"/>
+          <w:tab w:val="num" w:pos="1363"/>
+        </w:tabs>
+        <w:ind w:left="1363" w:hanging="360"/>
       </w:pPr>
       <w:rPr>
         <w:rFonts w:ascii="Courier New" w:hAnsi="Courier New" w:hint="default"/>
@@ -13739,9 +13739,9 @@
       <w:lvlJc w:val="left"/>
       <w:pPr>
         <w:tabs>
-          <w:tab w:val="num" w:pos="2160"/>
-        </w:tabs>
-        <w:ind w:left="2160" w:hanging="360"/>
+          <w:tab w:val="num" w:pos="2083"/>
+        </w:tabs>
+        <w:ind w:left="2083" w:hanging="360"/>
       </w:pPr>
       <w:rPr>
         <w:rFonts w:ascii="Wingdings" w:hAnsi="Wingdings" w:hint="default"/>
@@ -13755,9 +13755,9 @@
       <w:lvlJc w:val="left"/>
       <w:pPr>
         <w:tabs>
-          <w:tab w:val="num" w:pos="2880"/>
-        </w:tabs>
-        <w:ind w:left="2880" w:hanging="360"/>
+          <w:tab w:val="num" w:pos="2803"/>
+        </w:tabs>
+        <w:ind w:left="2803" w:hanging="360"/>
       </w:pPr>
     </w:lvl>
     <w:lvl w:ilvl="4" w:tentative="1">
@@ -13767,9 +13767,9 @@
       <w:lvlJc w:val="left"/>
       <w:pPr>
         <w:tabs>
-          <w:tab w:val="num" w:pos="3600"/>
-        </w:tabs>
-        <w:ind w:left="3600" w:hanging="360"/>
+          <w:tab w:val="num" w:pos="3523"/>
+        </w:tabs>
+        <w:ind w:left="3523" w:hanging="360"/>
       </w:pPr>
     </w:lvl>
     <w:lvl w:ilvl="5" w:tentative="1">
@@ -13779,9 +13779,9 @@
       <w:lvlJc w:val="left"/>
       <w:pPr>
         <w:tabs>
-          <w:tab w:val="num" w:pos="4320"/>
-        </w:tabs>
-        <w:ind w:left="4320" w:hanging="360"/>
+          <w:tab w:val="num" w:pos="4243"/>
+        </w:tabs>
+        <w:ind w:left="4243" w:hanging="360"/>
       </w:pPr>
     </w:lvl>
     <w:lvl w:ilvl="6" w:tentative="1">
@@ -13791,9 +13791,9 @@
       <w:lvlJc w:val="left"/>
       <w:pPr>
         <w:tabs>
-          <w:tab w:val="num" w:pos="5040"/>
-        </w:tabs>
-        <w:ind w:left="5040" w:hanging="360"/>
+          <w:tab w:val="num" w:pos="4963"/>
+        </w:tabs>
+        <w:ind w:left="4963" w:hanging="360"/>
       </w:pPr>
     </w:lvl>
     <w:lvl w:ilvl="7" w:tentative="1">
@@ -13803,9 +13803,9 @@
       <w:lvlJc w:val="left"/>
       <w:pPr>
         <w:tabs>
-          <w:tab w:val="num" w:pos="5760"/>
-        </w:tabs>
-        <w:ind w:left="5760" w:hanging="360"/>
+          <w:tab w:val="num" w:pos="5683"/>
+        </w:tabs>
+        <w:ind w:left="5683" w:hanging="360"/>
       </w:pPr>
     </w:lvl>
     <w:lvl w:ilvl="8" w:tentative="1">
@@ -13815,9 +13815,9 @@
       <w:lvlJc w:val="left"/>
       <w:pPr>
         <w:tabs>
-          <w:tab w:val="num" w:pos="6480"/>
-        </w:tabs>
-        <w:ind w:left="6480" w:hanging="360"/>
+          <w:tab w:val="num" w:pos="6403"/>
+        </w:tabs>
+        <w:ind w:left="6403" w:hanging="360"/>
       </w:pPr>
     </w:lvl>
   </w:abstractNum>

--- a/planejamento/planejamento.docx
+++ b/planejamento/planejamento.docx
@@ -521,31 +521,7 @@
           <w:lang w:eastAsia="pt-BR"/>
           <w14:ligatures w14:val="none"/>
         </w:rPr>
-        <w:t>Armazenar o contrato na nuvem (</w:t>
-      </w:r>
-      <w:proofErr w:type="spellStart"/>
-      <w:r>
-        <w:rPr>
-          <w:rFonts w:ascii="Times New Roman" w:eastAsia="Times New Roman" w:hAnsi="Times New Roman" w:cs="Times New Roman"/>
-          <w:kern w:val="0"/>
-          <w:sz w:val="24"/>
-          <w:szCs w:val="24"/>
-          <w:lang w:eastAsia="pt-BR"/>
-          <w14:ligatures w14:val="none"/>
-        </w:rPr>
-        <w:t>Firebase</w:t>
-      </w:r>
-      <w:proofErr w:type="spellEnd"/>
-      <w:r>
-        <w:rPr>
-          <w:rFonts w:ascii="Times New Roman" w:eastAsia="Times New Roman" w:hAnsi="Times New Roman" w:cs="Times New Roman"/>
-          <w:kern w:val="0"/>
-          <w:sz w:val="24"/>
-          <w:szCs w:val="24"/>
-          <w:lang w:eastAsia="pt-BR"/>
-          <w14:ligatures w14:val="none"/>
-        </w:rPr>
-        <w:t>).</w:t>
+        <w:t>Armazenar o contrato na nuvem (Firebase).</w:t>
       </w:r>
     </w:p>
     <w:p>
@@ -792,15 +768,7 @@
         <w:t>assinatura na tela</w:t>
       </w:r>
       <w:r>
-        <w:t xml:space="preserve"> (</w:t>
-      </w:r>
-      <w:proofErr w:type="spellStart"/>
-      <w:r>
-        <w:t>canvas</w:t>
-      </w:r>
-      <w:proofErr w:type="spellEnd"/>
-      <w:r>
-        <w:t>).</w:t>
+        <w:t xml:space="preserve"> (canvas).</w:t>
       </w:r>
     </w:p>
     <w:p>
@@ -846,15 +814,7 @@
         <w:pStyle w:val="Ttulo3"/>
       </w:pPr>
       <w:r>
-        <w:t xml:space="preserve">3. Organização por Clientes (O </w:t>
-      </w:r>
-      <w:proofErr w:type="spellStart"/>
-      <w:r>
-        <w:t>mini-CRM</w:t>
-      </w:r>
-      <w:proofErr w:type="spellEnd"/>
-      <w:r>
-        <w:t>)</w:t>
+        <w:t>3. Organização por Clientes (O mini-CRM)</w:t>
       </w:r>
     </w:p>
     <w:p>
@@ -881,15 +841,7 @@
         <w:t>Melhoria:</w:t>
       </w:r>
       <w:r>
-        <w:t xml:space="preserve"> Use o </w:t>
-      </w:r>
-      <w:proofErr w:type="spellStart"/>
-      <w:r>
-        <w:t>Firebase</w:t>
-      </w:r>
-      <w:proofErr w:type="spellEnd"/>
-      <w:r>
-        <w:t xml:space="preserve"> para criar um "Histórico de Contratos". O usuário faz login e vê: </w:t>
+        <w:t xml:space="preserve"> Use o Firebase para criar um "Histórico de Contratos". O usuário faz login e vê: </w:t>
       </w:r>
       <w:r>
         <w:rPr>
@@ -929,15 +881,7 @@
         <w:t>Monetização:</w:t>
       </w:r>
       <w:r>
-        <w:t xml:space="preserve"> Você pode oferecer 3 contratos grátis por mês e cobrar uma assinatura (</w:t>
-      </w:r>
-      <w:proofErr w:type="spellStart"/>
-      <w:r>
-        <w:t>ex</w:t>
-      </w:r>
-      <w:proofErr w:type="spellEnd"/>
-      <w:r>
-        <w:t xml:space="preserve">: R$ 29,90) para contratos ilimitados e gestão de clientes. </w:t>
+        <w:t xml:space="preserve"> Você pode oferecer 3 contratos grátis por mês e cobrar uma assinatura (ex: R$ 29,90) para contratos ilimitados e gestão de clientes. </w:t>
       </w:r>
       <w:r>
         <w:rPr>
@@ -981,21 +925,12 @@
       <w:r>
         <w:t xml:space="preserve"> No contrato de compra e venda, adicione um "Checklist de Estado": </w:t>
       </w:r>
-      <w:proofErr w:type="gramStart"/>
       <w:r>
         <w:rPr>
           <w:i/>
           <w:iCs/>
         </w:rPr>
-        <w:t>( )</w:t>
-      </w:r>
-      <w:proofErr w:type="gramEnd"/>
-      <w:r>
-        <w:rPr>
-          <w:i/>
-          <w:iCs/>
-        </w:rPr>
-        <w:t xml:space="preserve"> Motor funcionando, ( ) Pintura com riscos, ( ) Sem garantia.</w:t>
+        <w:t>( ) Motor funcionando, ( ) Pintura com riscos, ( ) Sem garantia.</w:t>
       </w:r>
     </w:p>
     <w:p>
@@ -1205,23 +1140,7 @@
                 <w:b/>
                 <w:bCs/>
               </w:rPr>
-              <w:t>Hospedagem (</w:t>
-            </w:r>
-            <w:proofErr w:type="spellStart"/>
-            <w:r>
-              <w:rPr>
-                <w:b/>
-                <w:bCs/>
-              </w:rPr>
-              <w:t>Firebase</w:t>
-            </w:r>
-            <w:proofErr w:type="spellEnd"/>
-            <w:r>
-              <w:rPr>
-                <w:b/>
-                <w:bCs/>
-              </w:rPr>
-              <w:t>/GitHub)</w:t>
+              <w:t>Hospedagem (Firebase/GitHub)</w:t>
             </w:r>
           </w:p>
         </w:tc>
@@ -1263,15 +1182,7 @@
               <w:spacing w:after="480"/>
             </w:pPr>
             <w:r>
-              <w:t>No plano gratuito (</w:t>
-            </w:r>
-            <w:proofErr w:type="spellStart"/>
-            <w:r>
-              <w:t>Spark</w:t>
-            </w:r>
-            <w:proofErr w:type="spellEnd"/>
-            <w:r>
-              <w:t>) você aguenta milhares de usuários.</w:t>
+              <w:t>No plano gratuito (Spark) você aguenta milhares de usuários.</w:t>
             </w:r>
           </w:p>
         </w:tc>
@@ -1301,23 +1212,7 @@
                 <w:b/>
                 <w:bCs/>
               </w:rPr>
-              <w:t xml:space="preserve">Domínio </w:t>
-            </w:r>
-            <w:proofErr w:type="gramStart"/>
-            <w:r>
-              <w:rPr>
-                <w:b/>
-                <w:bCs/>
-              </w:rPr>
-              <w:t>(.com.br</w:t>
-            </w:r>
-            <w:proofErr w:type="gramEnd"/>
-            <w:r>
-              <w:rPr>
-                <w:b/>
-                <w:bCs/>
-              </w:rPr>
-              <w:t>)</w:t>
+              <w:t>Domínio (.com.br)</w:t>
             </w:r>
           </w:p>
         </w:tc>
@@ -2146,7 +2041,6 @@
           <w14:ligatures w14:val="none"/>
         </w:rPr>
       </w:pPr>
-      <w:proofErr w:type="spellStart"/>
       <w:r>
         <w:rPr>
           <w:rFonts w:ascii="Times New Roman" w:eastAsia="Times New Roman" w:hAnsi="Times New Roman" w:cs="Times New Roman"/>
@@ -2158,9 +2052,36 @@
           <w:lang w:eastAsia="pt-BR"/>
           <w14:ligatures w14:val="none"/>
         </w:rPr>
-        <w:t>Remarketing</w:t>
-      </w:r>
-      <w:proofErr w:type="spellEnd"/>
+        <w:t>Remarketing:</w:t>
+      </w:r>
+      <w:r>
+        <w:rPr>
+          <w:rFonts w:ascii="Times New Roman" w:eastAsia="Times New Roman" w:hAnsi="Times New Roman" w:cs="Times New Roman"/>
+          <w:kern w:val="0"/>
+          <w:sz w:val="24"/>
+          <w:szCs w:val="24"/>
+          <w:lang w:eastAsia="pt-BR"/>
+          <w14:ligatures w14:val="none"/>
+        </w:rPr>
+        <w:t xml:space="preserve"> Não tente atrair gente nova todo dia. Use o dinheiro para "perseguir" quem já entrou no seu site via busca orgânica ou indicação.</w:t>
+      </w:r>
+    </w:p>
+    <w:p>
+      <w:pPr>
+        <w:numPr>
+          <w:ilvl w:val="0"/>
+          <w:numId w:val="10"/>
+        </w:numPr>
+        <w:spacing w:before="100" w:beforeAutospacing="1" w:after="100" w:afterAutospacing="1" w:line="240" w:lineRule="auto"/>
+        <w:rPr>
+          <w:rFonts w:ascii="Times New Roman" w:eastAsia="Times New Roman" w:hAnsi="Times New Roman" w:cs="Times New Roman"/>
+          <w:kern w:val="0"/>
+          <w:sz w:val="24"/>
+          <w:szCs w:val="24"/>
+          <w:lang w:eastAsia="pt-BR"/>
+          <w14:ligatures w14:val="none"/>
+        </w:rPr>
+      </w:pPr>
       <w:r>
         <w:rPr>
           <w:rFonts w:ascii="Times New Roman" w:eastAsia="Times New Roman" w:hAnsi="Times New Roman" w:cs="Times New Roman"/>
@@ -2172,18 +2093,18 @@
           <w:lang w:eastAsia="pt-BR"/>
           <w14:ligatures w14:val="none"/>
         </w:rPr>
-        <w:t>:</w:t>
-      </w:r>
-      <w:r>
-        <w:rPr>
-          <w:rFonts w:ascii="Times New Roman" w:eastAsia="Times New Roman" w:hAnsi="Times New Roman" w:cs="Times New Roman"/>
-          <w:kern w:val="0"/>
-          <w:sz w:val="24"/>
-          <w:szCs w:val="24"/>
-          <w:lang w:eastAsia="pt-BR"/>
-          <w14:ligatures w14:val="none"/>
-        </w:rPr>
-        <w:t xml:space="preserve"> Não tente atrair gente nova todo dia. Use o dinheiro para "perseguir" quem já entrou no seu site via busca orgânica ou indicação.</w:t>
+        <w:t>Nichos Hiper-Locais:</w:t>
+      </w:r>
+      <w:r>
+        <w:rPr>
+          <w:rFonts w:ascii="Times New Roman" w:eastAsia="Times New Roman" w:hAnsi="Times New Roman" w:cs="Times New Roman"/>
+          <w:kern w:val="0"/>
+          <w:sz w:val="24"/>
+          <w:szCs w:val="24"/>
+          <w:lang w:eastAsia="pt-BR"/>
+          <w14:ligatures w14:val="none"/>
+        </w:rPr>
+        <w:t xml:space="preserve"> Em vez de anunciar para "Brasil", anuncie para profissionais de manutenção em uma região específica. O leilão é mais barato.</w:t>
       </w:r>
     </w:p>
     <w:p>
@@ -2213,75 +2134,6 @@
           <w:lang w:eastAsia="pt-BR"/>
           <w14:ligatures w14:val="none"/>
         </w:rPr>
-        <w:t xml:space="preserve">Nichos </w:t>
-      </w:r>
-      <w:proofErr w:type="spellStart"/>
-      <w:r>
-        <w:rPr>
-          <w:rFonts w:ascii="Times New Roman" w:eastAsia="Times New Roman" w:hAnsi="Times New Roman" w:cs="Times New Roman"/>
-          <w:b/>
-          <w:bCs/>
-          <w:kern w:val="0"/>
-          <w:sz w:val="24"/>
-          <w:szCs w:val="24"/>
-          <w:lang w:eastAsia="pt-BR"/>
-          <w14:ligatures w14:val="none"/>
-        </w:rPr>
-        <w:t>Hiper-Locais</w:t>
-      </w:r>
-      <w:proofErr w:type="spellEnd"/>
-      <w:r>
-        <w:rPr>
-          <w:rFonts w:ascii="Times New Roman" w:eastAsia="Times New Roman" w:hAnsi="Times New Roman" w:cs="Times New Roman"/>
-          <w:b/>
-          <w:bCs/>
-          <w:kern w:val="0"/>
-          <w:sz w:val="24"/>
-          <w:szCs w:val="24"/>
-          <w:lang w:eastAsia="pt-BR"/>
-          <w14:ligatures w14:val="none"/>
-        </w:rPr>
-        <w:t>:</w:t>
-      </w:r>
-      <w:r>
-        <w:rPr>
-          <w:rFonts w:ascii="Times New Roman" w:eastAsia="Times New Roman" w:hAnsi="Times New Roman" w:cs="Times New Roman"/>
-          <w:kern w:val="0"/>
-          <w:sz w:val="24"/>
-          <w:szCs w:val="24"/>
-          <w:lang w:eastAsia="pt-BR"/>
-          <w14:ligatures w14:val="none"/>
-        </w:rPr>
-        <w:t xml:space="preserve"> Em vez de anunciar para "Brasil", anuncie para profissionais de manutenção em uma região específica. O leilão é mais barato.</w:t>
-      </w:r>
-    </w:p>
-    <w:p>
-      <w:pPr>
-        <w:numPr>
-          <w:ilvl w:val="0"/>
-          <w:numId w:val="10"/>
-        </w:numPr>
-        <w:spacing w:before="100" w:beforeAutospacing="1" w:after="100" w:afterAutospacing="1" w:line="240" w:lineRule="auto"/>
-        <w:rPr>
-          <w:rFonts w:ascii="Times New Roman" w:eastAsia="Times New Roman" w:hAnsi="Times New Roman" w:cs="Times New Roman"/>
-          <w:kern w:val="0"/>
-          <w:sz w:val="24"/>
-          <w:szCs w:val="24"/>
-          <w:lang w:eastAsia="pt-BR"/>
-          <w14:ligatures w14:val="none"/>
-        </w:rPr>
-      </w:pPr>
-      <w:r>
-        <w:rPr>
-          <w:rFonts w:ascii="Times New Roman" w:eastAsia="Times New Roman" w:hAnsi="Times New Roman" w:cs="Times New Roman"/>
-          <w:b/>
-          <w:bCs/>
-          <w:kern w:val="0"/>
-          <w:sz w:val="24"/>
-          <w:szCs w:val="24"/>
-          <w:lang w:eastAsia="pt-BR"/>
-          <w14:ligatures w14:val="none"/>
-        </w:rPr>
         <w:t>Vídeos de Demonstração:</w:t>
       </w:r>
       <w:r>
@@ -2293,55 +2145,7 @@
           <w:lang w:eastAsia="pt-BR"/>
           <w14:ligatures w14:val="none"/>
         </w:rPr>
-        <w:t xml:space="preserve"> Invista os R$ 300,00 em impulsionar um vídeo curto (</w:t>
-      </w:r>
-      <w:proofErr w:type="spellStart"/>
-      <w:r>
-        <w:rPr>
-          <w:rFonts w:ascii="Times New Roman" w:eastAsia="Times New Roman" w:hAnsi="Times New Roman" w:cs="Times New Roman"/>
-          <w:kern w:val="0"/>
-          <w:sz w:val="24"/>
-          <w:szCs w:val="24"/>
-          <w:lang w:eastAsia="pt-BR"/>
-          <w14:ligatures w14:val="none"/>
-        </w:rPr>
-        <w:t>Reels</w:t>
-      </w:r>
-      <w:proofErr w:type="spellEnd"/>
-      <w:r>
-        <w:rPr>
-          <w:rFonts w:ascii="Times New Roman" w:eastAsia="Times New Roman" w:hAnsi="Times New Roman" w:cs="Times New Roman"/>
-          <w:kern w:val="0"/>
-          <w:sz w:val="24"/>
-          <w:szCs w:val="24"/>
-          <w:lang w:eastAsia="pt-BR"/>
-          <w14:ligatures w14:val="none"/>
-        </w:rPr>
-        <w:t>/</w:t>
-      </w:r>
-      <w:proofErr w:type="spellStart"/>
-      <w:r>
-        <w:rPr>
-          <w:rFonts w:ascii="Times New Roman" w:eastAsia="Times New Roman" w:hAnsi="Times New Roman" w:cs="Times New Roman"/>
-          <w:kern w:val="0"/>
-          <w:sz w:val="24"/>
-          <w:szCs w:val="24"/>
-          <w:lang w:eastAsia="pt-BR"/>
-          <w14:ligatures w14:val="none"/>
-        </w:rPr>
-        <w:t>TikTok</w:t>
-      </w:r>
-      <w:proofErr w:type="spellEnd"/>
-      <w:r>
-        <w:rPr>
-          <w:rFonts w:ascii="Times New Roman" w:eastAsia="Times New Roman" w:hAnsi="Times New Roman" w:cs="Times New Roman"/>
-          <w:kern w:val="0"/>
-          <w:sz w:val="24"/>
-          <w:szCs w:val="24"/>
-          <w:lang w:eastAsia="pt-BR"/>
-          <w14:ligatures w14:val="none"/>
-        </w:rPr>
-        <w:t xml:space="preserve">) mostrando: </w:t>
+        <w:t xml:space="preserve"> Invista os R$ 300,00 em impulsionar um vídeo curto (Reels/TikTok) mostrando: </w:t>
       </w:r>
       <w:r>
         <w:rPr>
@@ -2886,121 +2690,89 @@
           <w:b/>
           <w:bCs/>
         </w:rPr>
-        <w:t xml:space="preserve">O segredo para você não perder esses clientes (evitar o </w:t>
-      </w:r>
-      <w:proofErr w:type="spellStart"/>
+        <w:t>O segredo para você não perder esses clientes (evitar o churn) é:</w:t>
+      </w:r>
+      <w:r>
+        <w:t xml:space="preserve"> O seu app não pode ser apenas um "gerador". Ele tem que ser o "arquivo" do profissional. Se ele sentir que todos os contratos da vida dele estão salvos ali no seu Firebase, ele </w:t>
+      </w:r>
       <w:r>
         <w:rPr>
           <w:b/>
           <w:bCs/>
         </w:rPr>
-        <w:t>churn</w:t>
-      </w:r>
-      <w:proofErr w:type="spellEnd"/>
+        <w:t>nunca</w:t>
+      </w:r>
+      <w:r>
+        <w:t xml:space="preserve"> vai cancelar, porque ele terá medo de perder o histórico.</w:t>
+      </w:r>
+    </w:p>
+    <w:p>
+      <w:pPr>
+        <w:pStyle w:val="NormalWeb"/>
+      </w:pPr>
+    </w:p>
+    <w:p>
+      <w:pPr>
+        <w:pStyle w:val="Ttulo3"/>
+      </w:pPr>
+      <w:r>
+        <w:t>3. A Estratégia de "Ancoragem" (O segredo do meio termo)</w:t>
+      </w:r>
+    </w:p>
+    <w:p>
+      <w:pPr>
+        <w:pStyle w:val="NormalWeb"/>
+      </w:pPr>
+      <w:r>
+        <w:t xml:space="preserve">Como estrategista, eu não escolheria um valor só. Eu usaria a </w:t>
+      </w:r>
       <w:r>
         <w:rPr>
           <w:b/>
           <w:bCs/>
         </w:rPr>
-        <w:t>) é:</w:t>
-      </w:r>
-      <w:r>
-        <w:t xml:space="preserve"> O seu app não pode ser apenas um "gerador". Ele tem que ser o "arquivo" do profissional. Se ele sentir que todos os contratos da vida dele estão salvos ali no seu </w:t>
-      </w:r>
-      <w:proofErr w:type="spellStart"/>
-      <w:r>
-        <w:t>Firebase</w:t>
-      </w:r>
-      <w:proofErr w:type="spellEnd"/>
-      <w:r>
-        <w:t xml:space="preserve">, ele </w:t>
-      </w:r>
+        <w:t>Ancoragem de Preço</w:t>
+      </w:r>
+      <w:r>
+        <w:t>:</w:t>
+      </w:r>
+    </w:p>
+    <w:p>
+      <w:pPr>
+        <w:pStyle w:val="NormalWeb"/>
+        <w:numPr>
+          <w:ilvl w:val="0"/>
+          <w:numId w:val="12"/>
+        </w:numPr>
+      </w:pPr>
       <w:r>
         <w:rPr>
           <w:b/>
           <w:bCs/>
         </w:rPr>
-        <w:t>nunca</w:t>
-      </w:r>
-      <w:r>
-        <w:t xml:space="preserve"> vai cancelar, porque ele terá medo de perder o histórico.</w:t>
+        <w:t>Plano Starter (Grátis):</w:t>
+      </w:r>
+      <w:r>
+        <w:t xml:space="preserve"> Gera 1 contrato por mês (para o usuário comum sentir o gostinho).</w:t>
       </w:r>
     </w:p>
     <w:p>
       <w:pPr>
         <w:pStyle w:val="NormalWeb"/>
-      </w:pPr>
-    </w:p>
-    <w:p>
-      <w:pPr>
-        <w:pStyle w:val="Ttulo3"/>
-      </w:pPr>
-      <w:r>
-        <w:t>3. A Estratégia de "Ancoragem" (O segredo do meio termo)</w:t>
-      </w:r>
-    </w:p>
-    <w:p>
-      <w:pPr>
-        <w:pStyle w:val="NormalWeb"/>
-      </w:pPr>
-      <w:r>
-        <w:t xml:space="preserve">Como estrategista, eu não escolheria um valor só. Eu usaria a </w:t>
-      </w:r>
+        <w:numPr>
+          <w:ilvl w:val="0"/>
+          <w:numId w:val="12"/>
+        </w:numPr>
+      </w:pPr>
       <w:r>
         <w:rPr>
           <w:b/>
           <w:bCs/>
         </w:rPr>
-        <w:t>Ancoragem de Preço</w:t>
-      </w:r>
-      <w:r>
-        <w:t>:</w:t>
-      </w:r>
-    </w:p>
-    <w:p>
-      <w:pPr>
-        <w:pStyle w:val="NormalWeb"/>
-        <w:numPr>
-          <w:ilvl w:val="0"/>
-          <w:numId w:val="12"/>
-        </w:numPr>
-      </w:pPr>
-      <w:r>
-        <w:rPr>
-          <w:b/>
-          <w:bCs/>
-        </w:rPr>
-        <w:t>Plano Starter (Grátis):</w:t>
-      </w:r>
-      <w:r>
-        <w:t xml:space="preserve"> Gera 1 contrato por mês (para o usuário comum sentir o gostinho).</w:t>
-      </w:r>
-    </w:p>
-    <w:p>
-      <w:pPr>
-        <w:pStyle w:val="NormalWeb"/>
-        <w:numPr>
-          <w:ilvl w:val="0"/>
-          <w:numId w:val="12"/>
-        </w:numPr>
-      </w:pPr>
-      <w:r>
-        <w:rPr>
-          <w:b/>
-          <w:bCs/>
-        </w:rPr>
         <w:t>Plano Profissional (R$ 24,90 ou R$ 29,90):</w:t>
       </w:r>
       <w:r>
-        <w:t xml:space="preserve"> Contratos ilimitados + Assinatura na tela + Histórico no </w:t>
-      </w:r>
-      <w:proofErr w:type="spellStart"/>
-      <w:r>
-        <w:t>Firebase</w:t>
-      </w:r>
-      <w:proofErr w:type="spellEnd"/>
-      <w:r>
-        <w:t xml:space="preserve">. </w:t>
+        <w:t xml:space="preserve"> Contratos ilimitados + Assinatura na tela + Histórico no Firebase. </w:t>
       </w:r>
       <w:r>
         <w:rPr>
@@ -3299,7 +3071,6 @@
         </w:rPr>
         <w:t xml:space="preserve"> Quem aluga imóvel "sozinho" hoje usa o </w:t>
       </w:r>
-      <w:proofErr w:type="spellStart"/>
       <w:r>
         <w:rPr>
           <w:rFonts w:ascii="Times New Roman" w:eastAsia="Times New Roman" w:hAnsi="Times New Roman" w:cs="Times New Roman"/>
@@ -3313,7 +3084,6 @@
         </w:rPr>
         <w:t>QuintoAndar</w:t>
       </w:r>
-      <w:proofErr w:type="spellEnd"/>
       <w:r>
         <w:rPr>
           <w:rFonts w:ascii="Times New Roman" w:eastAsia="Times New Roman" w:hAnsi="Times New Roman" w:cs="Times New Roman"/>
@@ -3754,57 +3524,18 @@
           <w:lang w:eastAsia="pt-BR"/>
           <w14:ligatures w14:val="none"/>
         </w:rPr>
-        <w:t xml:space="preserve">Instagram/Facebook </w:t>
-      </w:r>
-      <w:proofErr w:type="spellStart"/>
-      <w:r>
-        <w:rPr>
-          <w:rFonts w:ascii="Times New Roman" w:eastAsia="Times New Roman" w:hAnsi="Times New Roman" w:cs="Times New Roman"/>
-          <w:b/>
-          <w:bCs/>
-          <w:kern w:val="0"/>
-          <w:sz w:val="24"/>
-          <w:szCs w:val="24"/>
-          <w:lang w:eastAsia="pt-BR"/>
-          <w14:ligatures w14:val="none"/>
-        </w:rPr>
-        <w:t>Ads</w:t>
-      </w:r>
-      <w:proofErr w:type="spellEnd"/>
-      <w:r>
-        <w:rPr>
-          <w:rFonts w:ascii="Times New Roman" w:eastAsia="Times New Roman" w:hAnsi="Times New Roman" w:cs="Times New Roman"/>
-          <w:kern w:val="0"/>
-          <w:sz w:val="24"/>
-          <w:szCs w:val="24"/>
-          <w:lang w:eastAsia="pt-BR"/>
-          <w14:ligatures w14:val="none"/>
-        </w:rPr>
-        <w:t xml:space="preserve"> segmentado por "Interesses em ferramentas (</w:t>
-      </w:r>
-      <w:proofErr w:type="spellStart"/>
-      <w:r>
-        <w:rPr>
-          <w:rFonts w:ascii="Times New Roman" w:eastAsia="Times New Roman" w:hAnsi="Times New Roman" w:cs="Times New Roman"/>
-          <w:kern w:val="0"/>
-          <w:sz w:val="24"/>
-          <w:szCs w:val="24"/>
-          <w:lang w:eastAsia="pt-BR"/>
-          <w14:ligatures w14:val="none"/>
-        </w:rPr>
-        <w:t>Makita</w:t>
-      </w:r>
-      <w:proofErr w:type="spellEnd"/>
-      <w:r>
-        <w:rPr>
-          <w:rFonts w:ascii="Times New Roman" w:eastAsia="Times New Roman" w:hAnsi="Times New Roman" w:cs="Times New Roman"/>
-          <w:kern w:val="0"/>
-          <w:sz w:val="24"/>
-          <w:szCs w:val="24"/>
-          <w:lang w:eastAsia="pt-BR"/>
-          <w14:ligatures w14:val="none"/>
-        </w:rPr>
-        <w:t>, Bosch)" ou "Profissões autônomas".</w:t>
+        <w:t>Instagram/Facebook Ads</w:t>
+      </w:r>
+      <w:r>
+        <w:rPr>
+          <w:rFonts w:ascii="Times New Roman" w:eastAsia="Times New Roman" w:hAnsi="Times New Roman" w:cs="Times New Roman"/>
+          <w:kern w:val="0"/>
+          <w:sz w:val="24"/>
+          <w:szCs w:val="24"/>
+          <w:lang w:eastAsia="pt-BR"/>
+          <w14:ligatures w14:val="none"/>
+        </w:rPr>
+        <w:t xml:space="preserve"> segmentado por "Interesses em ferramentas (Makita, Bosch)" ou "Profissões autônomas".</w:t>
       </w:r>
     </w:p>
     <w:p>
@@ -4139,7 +3870,6 @@
         </w:rPr>
         <w:t xml:space="preserve">Como seu estrategista de tráfego e social media, aqui está o plano real para invadir o </w:t>
       </w:r>
-      <w:proofErr w:type="spellStart"/>
       <w:r>
         <w:rPr>
           <w:rFonts w:ascii="Times New Roman" w:eastAsia="Times New Roman" w:hAnsi="Times New Roman" w:cs="Times New Roman"/>
@@ -4153,7 +3883,6 @@
         </w:rPr>
         <w:t>TikTok</w:t>
       </w:r>
-      <w:proofErr w:type="spellEnd"/>
       <w:r>
         <w:rPr>
           <w:rFonts w:ascii="Times New Roman" w:eastAsia="Times New Roman" w:hAnsi="Times New Roman" w:cs="Times New Roman"/>
@@ -4176,35 +3905,7 @@
           <w:lang w:eastAsia="pt-BR"/>
           <w14:ligatures w14:val="none"/>
         </w:rPr>
-        <w:t>Instagram (</w:t>
-      </w:r>
-      <w:proofErr w:type="spellStart"/>
-      <w:r>
-        <w:rPr>
-          <w:rFonts w:ascii="Times New Roman" w:eastAsia="Times New Roman" w:hAnsi="Times New Roman" w:cs="Times New Roman"/>
-          <w:b/>
-          <w:bCs/>
-          <w:kern w:val="0"/>
-          <w:sz w:val="24"/>
-          <w:szCs w:val="24"/>
-          <w:lang w:eastAsia="pt-BR"/>
-          <w14:ligatures w14:val="none"/>
-        </w:rPr>
-        <w:t>Reels</w:t>
-      </w:r>
-      <w:proofErr w:type="spellEnd"/>
-      <w:r>
-        <w:rPr>
-          <w:rFonts w:ascii="Times New Roman" w:eastAsia="Times New Roman" w:hAnsi="Times New Roman" w:cs="Times New Roman"/>
-          <w:b/>
-          <w:bCs/>
-          <w:kern w:val="0"/>
-          <w:sz w:val="24"/>
-          <w:szCs w:val="24"/>
-          <w:lang w:eastAsia="pt-BR"/>
-          <w14:ligatures w14:val="none"/>
-        </w:rPr>
-        <w:t>)</w:t>
+        <w:t>Instagram (Reels)</w:t>
       </w:r>
       <w:r>
         <w:rPr>
@@ -4577,31 +4278,7 @@
           <w:lang w:eastAsia="pt-BR"/>
           <w14:ligatures w14:val="none"/>
         </w:rPr>
-        <w:t xml:space="preserve"> "Se você é autônomo, o link tá na minha </w:t>
-      </w:r>
-      <w:proofErr w:type="spellStart"/>
-      <w:r>
-        <w:rPr>
-          <w:rFonts w:ascii="Times New Roman" w:eastAsia="Times New Roman" w:hAnsi="Times New Roman" w:cs="Times New Roman"/>
-          <w:kern w:val="0"/>
-          <w:sz w:val="24"/>
-          <w:szCs w:val="24"/>
-          <w:lang w:eastAsia="pt-BR"/>
-          <w14:ligatures w14:val="none"/>
-        </w:rPr>
-        <w:t>bio</w:t>
-      </w:r>
-      <w:proofErr w:type="spellEnd"/>
-      <w:r>
-        <w:rPr>
-          <w:rFonts w:ascii="Times New Roman" w:eastAsia="Times New Roman" w:hAnsi="Times New Roman" w:cs="Times New Roman"/>
-          <w:kern w:val="0"/>
-          <w:sz w:val="24"/>
-          <w:szCs w:val="24"/>
-          <w:lang w:eastAsia="pt-BR"/>
-          <w14:ligatures w14:val="none"/>
-        </w:rPr>
-        <w:t>. Testa aí."</w:t>
+        <w:t xml:space="preserve"> "Se você é autônomo, o link tá na minha bio. Testa aí."</w:t>
       </w:r>
     </w:p>
     <w:p>
@@ -4704,33 +4381,8 @@
           <w:lang w:eastAsia="pt-BR"/>
           <w14:ligatures w14:val="none"/>
         </w:rPr>
-        <w:t xml:space="preserve"> (Meta </w:t>
-      </w:r>
-      <w:proofErr w:type="spellStart"/>
-      <w:r>
-        <w:rPr>
-          <w:rFonts w:ascii="Times New Roman" w:eastAsia="Times New Roman" w:hAnsi="Times New Roman" w:cs="Times New Roman"/>
-          <w:kern w:val="0"/>
-          <w:sz w:val="24"/>
-          <w:szCs w:val="24"/>
-          <w:lang w:eastAsia="pt-BR"/>
-          <w14:ligatures w14:val="none"/>
-        </w:rPr>
-        <w:t>Ads</w:t>
-      </w:r>
-      <w:proofErr w:type="spellEnd"/>
-      <w:r>
-        <w:rPr>
-          <w:rFonts w:ascii="Times New Roman" w:eastAsia="Times New Roman" w:hAnsi="Times New Roman" w:cs="Times New Roman"/>
-          <w:kern w:val="0"/>
-          <w:sz w:val="24"/>
-          <w:szCs w:val="24"/>
-          <w:lang w:eastAsia="pt-BR"/>
-          <w14:ligatures w14:val="none"/>
-        </w:rPr>
-        <w:t xml:space="preserve">) ou o </w:t>
-      </w:r>
-      <w:proofErr w:type="spellStart"/>
+        <w:t xml:space="preserve"> (Meta Ads) ou o </w:t>
+      </w:r>
       <w:r>
         <w:rPr>
           <w:rFonts w:ascii="Times New Roman" w:eastAsia="Times New Roman" w:hAnsi="Times New Roman" w:cs="Times New Roman"/>
@@ -4742,9 +4394,36 @@
           <w:lang w:eastAsia="pt-BR"/>
           <w14:ligatures w14:val="none"/>
         </w:rPr>
-        <w:t>TikTok</w:t>
-      </w:r>
-      <w:proofErr w:type="spellEnd"/>
+        <w:t>TikTok Ads</w:t>
+      </w:r>
+      <w:r>
+        <w:rPr>
+          <w:rFonts w:ascii="Times New Roman" w:eastAsia="Times New Roman" w:hAnsi="Times New Roman" w:cs="Times New Roman"/>
+          <w:kern w:val="0"/>
+          <w:sz w:val="24"/>
+          <w:szCs w:val="24"/>
+          <w:lang w:eastAsia="pt-BR"/>
+          <w14:ligatures w14:val="none"/>
+        </w:rPr>
+        <w:t>.</w:t>
+      </w:r>
+    </w:p>
+    <w:p>
+      <w:pPr>
+        <w:numPr>
+          <w:ilvl w:val="0"/>
+          <w:numId w:val="18"/>
+        </w:numPr>
+        <w:spacing w:before="100" w:beforeAutospacing="1" w:after="100" w:afterAutospacing="1" w:line="240" w:lineRule="auto"/>
+        <w:rPr>
+          <w:rFonts w:ascii="Times New Roman" w:eastAsia="Times New Roman" w:hAnsi="Times New Roman" w:cs="Times New Roman"/>
+          <w:kern w:val="0"/>
+          <w:sz w:val="24"/>
+          <w:szCs w:val="24"/>
+          <w:lang w:eastAsia="pt-BR"/>
+          <w14:ligatures w14:val="none"/>
+        </w:rPr>
+      </w:pPr>
       <w:r>
         <w:rPr>
           <w:rFonts w:ascii="Times New Roman" w:eastAsia="Times New Roman" w:hAnsi="Times New Roman" w:cs="Times New Roman"/>
@@ -4756,9 +4435,124 @@
           <w:lang w:eastAsia="pt-BR"/>
           <w14:ligatures w14:val="none"/>
         </w:rPr>
-        <w:t xml:space="preserve"> </w:t>
-      </w:r>
-      <w:proofErr w:type="spellStart"/>
+        <w:t>No TikTok:</w:t>
+      </w:r>
+      <w:r>
+        <w:rPr>
+          <w:rFonts w:ascii="Times New Roman" w:eastAsia="Times New Roman" w:hAnsi="Times New Roman" w:cs="Times New Roman"/>
+          <w:kern w:val="0"/>
+          <w:sz w:val="24"/>
+          <w:szCs w:val="24"/>
+          <w:lang w:eastAsia="pt-BR"/>
+          <w14:ligatures w14:val="none"/>
+        </w:rPr>
+        <w:t xml:space="preserve"> O algoritmo é excelente para achar "tribos". Use hashtags como </w:t>
+      </w:r>
+      <w:r>
+        <w:rPr>
+          <w:rFonts w:ascii="Courier New" w:eastAsia="Times New Roman" w:hAnsi="Courier New" w:cs="Courier New"/>
+          <w:kern w:val="0"/>
+          <w:sz w:val="20"/>
+          <w:szCs w:val="20"/>
+          <w:lang w:eastAsia="pt-BR"/>
+          <w14:ligatures w14:val="none"/>
+        </w:rPr>
+        <w:t>#arcondicionado</w:t>
+      </w:r>
+      <w:r>
+        <w:rPr>
+          <w:rFonts w:ascii="Times New Roman" w:eastAsia="Times New Roman" w:hAnsi="Times New Roman" w:cs="Times New Roman"/>
+          <w:kern w:val="0"/>
+          <w:sz w:val="24"/>
+          <w:szCs w:val="24"/>
+          <w:lang w:eastAsia="pt-BR"/>
+          <w14:ligatures w14:val="none"/>
+        </w:rPr>
+        <w:t xml:space="preserve">, </w:t>
+      </w:r>
+      <w:r>
+        <w:rPr>
+          <w:rFonts w:ascii="Courier New" w:eastAsia="Times New Roman" w:hAnsi="Courier New" w:cs="Courier New"/>
+          <w:kern w:val="0"/>
+          <w:sz w:val="20"/>
+          <w:szCs w:val="20"/>
+          <w:lang w:eastAsia="pt-BR"/>
+          <w14:ligatures w14:val="none"/>
+        </w:rPr>
+        <w:t>#eletricista</w:t>
+      </w:r>
+      <w:r>
+        <w:rPr>
+          <w:rFonts w:ascii="Times New Roman" w:eastAsia="Times New Roman" w:hAnsi="Times New Roman" w:cs="Times New Roman"/>
+          <w:kern w:val="0"/>
+          <w:sz w:val="24"/>
+          <w:szCs w:val="24"/>
+          <w:lang w:eastAsia="pt-BR"/>
+          <w14:ligatures w14:val="none"/>
+        </w:rPr>
+        <w:t xml:space="preserve">, </w:t>
+      </w:r>
+      <w:r>
+        <w:rPr>
+          <w:rFonts w:ascii="Courier New" w:eastAsia="Times New Roman" w:hAnsi="Courier New" w:cs="Courier New"/>
+          <w:kern w:val="0"/>
+          <w:sz w:val="20"/>
+          <w:szCs w:val="20"/>
+          <w:lang w:eastAsia="pt-BR"/>
+          <w14:ligatures w14:val="none"/>
+        </w:rPr>
+        <w:t>#maridodealuguel</w:t>
+      </w:r>
+      <w:r>
+        <w:rPr>
+          <w:rFonts w:ascii="Times New Roman" w:eastAsia="Times New Roman" w:hAnsi="Times New Roman" w:cs="Times New Roman"/>
+          <w:kern w:val="0"/>
+          <w:sz w:val="24"/>
+          <w:szCs w:val="24"/>
+          <w:lang w:eastAsia="pt-BR"/>
+          <w14:ligatures w14:val="none"/>
+        </w:rPr>
+        <w:t xml:space="preserve">, </w:t>
+      </w:r>
+      <w:r>
+        <w:rPr>
+          <w:rFonts w:ascii="Courier New" w:eastAsia="Times New Roman" w:hAnsi="Courier New" w:cs="Courier New"/>
+          <w:kern w:val="0"/>
+          <w:sz w:val="20"/>
+          <w:szCs w:val="20"/>
+          <w:lang w:eastAsia="pt-BR"/>
+          <w14:ligatures w14:val="none"/>
+        </w:rPr>
+        <w:t>#refrigeração</w:t>
+      </w:r>
+      <w:r>
+        <w:rPr>
+          <w:rFonts w:ascii="Times New Roman" w:eastAsia="Times New Roman" w:hAnsi="Times New Roman" w:cs="Times New Roman"/>
+          <w:kern w:val="0"/>
+          <w:sz w:val="24"/>
+          <w:szCs w:val="24"/>
+          <w:lang w:eastAsia="pt-BR"/>
+          <w14:ligatures w14:val="none"/>
+        </w:rPr>
+        <w:t>. O TikTok vai entregar para quem consome esses conteúdos de trabalho manual.</w:t>
+      </w:r>
+    </w:p>
+    <w:p>
+      <w:pPr>
+        <w:numPr>
+          <w:ilvl w:val="0"/>
+          <w:numId w:val="18"/>
+        </w:numPr>
+        <w:spacing w:before="100" w:beforeAutospacing="1" w:after="100" w:afterAutospacing="1" w:line="240" w:lineRule="auto"/>
+        <w:rPr>
+          <w:rFonts w:ascii="Times New Roman" w:eastAsia="Times New Roman" w:hAnsi="Times New Roman" w:cs="Times New Roman"/>
+          <w:kern w:val="0"/>
+          <w:sz w:val="24"/>
+          <w:szCs w:val="24"/>
+          <w:lang w:eastAsia="pt-BR"/>
+          <w14:ligatures w14:val="none"/>
+        </w:rPr>
+      </w:pPr>
       <w:r>
         <w:rPr>
           <w:rFonts w:ascii="Times New Roman" w:eastAsia="Times New Roman" w:hAnsi="Times New Roman" w:cs="Times New Roman"/>
@@ -4770,37 +4564,19 @@
           <w:lang w:eastAsia="pt-BR"/>
           <w14:ligatures w14:val="none"/>
         </w:rPr>
-        <w:t>Ads</w:t>
-      </w:r>
-      <w:proofErr w:type="spellEnd"/>
-      <w:r>
-        <w:rPr>
-          <w:rFonts w:ascii="Times New Roman" w:eastAsia="Times New Roman" w:hAnsi="Times New Roman" w:cs="Times New Roman"/>
-          <w:kern w:val="0"/>
-          <w:sz w:val="24"/>
-          <w:szCs w:val="24"/>
-          <w:lang w:eastAsia="pt-BR"/>
-          <w14:ligatures w14:val="none"/>
-        </w:rPr>
-        <w:t>.</w:t>
-      </w:r>
-    </w:p>
-    <w:p>
-      <w:pPr>
-        <w:numPr>
-          <w:ilvl w:val="0"/>
-          <w:numId w:val="18"/>
-        </w:numPr>
-        <w:spacing w:before="100" w:beforeAutospacing="1" w:after="100" w:afterAutospacing="1" w:line="240" w:lineRule="auto"/>
-        <w:rPr>
-          <w:rFonts w:ascii="Times New Roman" w:eastAsia="Times New Roman" w:hAnsi="Times New Roman" w:cs="Times New Roman"/>
-          <w:kern w:val="0"/>
-          <w:sz w:val="24"/>
-          <w:szCs w:val="24"/>
-          <w:lang w:eastAsia="pt-BR"/>
-          <w14:ligatures w14:val="none"/>
-        </w:rPr>
-      </w:pPr>
+        <w:t>No Instagram/Facebook:</w:t>
+      </w:r>
+      <w:r>
+        <w:rPr>
+          <w:rFonts w:ascii="Times New Roman" w:eastAsia="Times New Roman" w:hAnsi="Times New Roman" w:cs="Times New Roman"/>
+          <w:kern w:val="0"/>
+          <w:sz w:val="24"/>
+          <w:szCs w:val="24"/>
+          <w:lang w:eastAsia="pt-BR"/>
+          <w14:ligatures w14:val="none"/>
+        </w:rPr>
+        <w:t xml:space="preserve"> Foque em </w:t>
+      </w:r>
       <w:r>
         <w:rPr>
           <w:rFonts w:ascii="Times New Roman" w:eastAsia="Times New Roman" w:hAnsi="Times New Roman" w:cs="Times New Roman"/>
@@ -4812,9 +4588,36 @@
           <w:lang w:eastAsia="pt-BR"/>
           <w14:ligatures w14:val="none"/>
         </w:rPr>
-        <w:t xml:space="preserve">No </w:t>
-      </w:r>
-      <w:proofErr w:type="spellStart"/>
+        <w:t>Interesses Profissionais</w:t>
+      </w:r>
+      <w:r>
+        <w:rPr>
+          <w:rFonts w:ascii="Times New Roman" w:eastAsia="Times New Roman" w:hAnsi="Times New Roman" w:cs="Times New Roman"/>
+          <w:kern w:val="0"/>
+          <w:sz w:val="24"/>
+          <w:szCs w:val="24"/>
+          <w:lang w:eastAsia="pt-BR"/>
+          <w14:ligatures w14:val="none"/>
+        </w:rPr>
+        <w:t>.</w:t>
+      </w:r>
+    </w:p>
+    <w:p>
+      <w:pPr>
+        <w:numPr>
+          <w:ilvl w:val="1"/>
+          <w:numId w:val="18"/>
+        </w:numPr>
+        <w:spacing w:before="100" w:beforeAutospacing="1" w:after="100" w:afterAutospacing="1" w:line="240" w:lineRule="auto"/>
+        <w:rPr>
+          <w:rFonts w:ascii="Times New Roman" w:eastAsia="Times New Roman" w:hAnsi="Times New Roman" w:cs="Times New Roman"/>
+          <w:kern w:val="0"/>
+          <w:sz w:val="24"/>
+          <w:szCs w:val="24"/>
+          <w:lang w:eastAsia="pt-BR"/>
+          <w14:ligatures w14:val="none"/>
+        </w:rPr>
+      </w:pPr>
       <w:r>
         <w:rPr>
           <w:rFonts w:ascii="Times New Roman" w:eastAsia="Times New Roman" w:hAnsi="Times New Roman" w:cs="Times New Roman"/>
@@ -4826,9 +4629,36 @@
           <w:lang w:eastAsia="pt-BR"/>
           <w14:ligatures w14:val="none"/>
         </w:rPr>
-        <w:t>TikTok</w:t>
-      </w:r>
-      <w:proofErr w:type="spellEnd"/>
+        <w:t>Público:</w:t>
+      </w:r>
+      <w:r>
+        <w:rPr>
+          <w:rFonts w:ascii="Times New Roman" w:eastAsia="Times New Roman" w:hAnsi="Times New Roman" w:cs="Times New Roman"/>
+          <w:kern w:val="0"/>
+          <w:sz w:val="24"/>
+          <w:szCs w:val="24"/>
+          <w:lang w:eastAsia="pt-BR"/>
+          <w14:ligatures w14:val="none"/>
+        </w:rPr>
+        <w:t xml:space="preserve"> Homens/Mulheres, 25-50 anos.</w:t>
+      </w:r>
+    </w:p>
+    <w:p>
+      <w:pPr>
+        <w:numPr>
+          <w:ilvl w:val="1"/>
+          <w:numId w:val="18"/>
+        </w:numPr>
+        <w:spacing w:before="100" w:beforeAutospacing="1" w:after="100" w:afterAutospacing="1" w:line="240" w:lineRule="auto"/>
+        <w:rPr>
+          <w:rFonts w:ascii="Times New Roman" w:eastAsia="Times New Roman" w:hAnsi="Times New Roman" w:cs="Times New Roman"/>
+          <w:kern w:val="0"/>
+          <w:sz w:val="24"/>
+          <w:szCs w:val="24"/>
+          <w:lang w:eastAsia="pt-BR"/>
+          <w14:ligatures w14:val="none"/>
+        </w:rPr>
+      </w:pPr>
       <w:r>
         <w:rPr>
           <w:rFonts w:ascii="Times New Roman" w:eastAsia="Times New Roman" w:hAnsi="Times New Roman" w:cs="Times New Roman"/>
@@ -4840,265 +4670,6 @@
           <w:lang w:eastAsia="pt-BR"/>
           <w14:ligatures w14:val="none"/>
         </w:rPr>
-        <w:t>:</w:t>
-      </w:r>
-      <w:r>
-        <w:rPr>
-          <w:rFonts w:ascii="Times New Roman" w:eastAsia="Times New Roman" w:hAnsi="Times New Roman" w:cs="Times New Roman"/>
-          <w:kern w:val="0"/>
-          <w:sz w:val="24"/>
-          <w:szCs w:val="24"/>
-          <w:lang w:eastAsia="pt-BR"/>
-          <w14:ligatures w14:val="none"/>
-        </w:rPr>
-        <w:t xml:space="preserve"> O algoritmo é excelente para achar "tribos". Use hashtags como </w:t>
-      </w:r>
-      <w:r>
-        <w:rPr>
-          <w:rFonts w:ascii="Courier New" w:eastAsia="Times New Roman" w:hAnsi="Courier New" w:cs="Courier New"/>
-          <w:kern w:val="0"/>
-          <w:sz w:val="20"/>
-          <w:szCs w:val="20"/>
-          <w:lang w:eastAsia="pt-BR"/>
-          <w14:ligatures w14:val="none"/>
-        </w:rPr>
-        <w:t>#arcondicionado</w:t>
-      </w:r>
-      <w:r>
-        <w:rPr>
-          <w:rFonts w:ascii="Times New Roman" w:eastAsia="Times New Roman" w:hAnsi="Times New Roman" w:cs="Times New Roman"/>
-          <w:kern w:val="0"/>
-          <w:sz w:val="24"/>
-          <w:szCs w:val="24"/>
-          <w:lang w:eastAsia="pt-BR"/>
-          <w14:ligatures w14:val="none"/>
-        </w:rPr>
-        <w:t xml:space="preserve">, </w:t>
-      </w:r>
-      <w:r>
-        <w:rPr>
-          <w:rFonts w:ascii="Courier New" w:eastAsia="Times New Roman" w:hAnsi="Courier New" w:cs="Courier New"/>
-          <w:kern w:val="0"/>
-          <w:sz w:val="20"/>
-          <w:szCs w:val="20"/>
-          <w:lang w:eastAsia="pt-BR"/>
-          <w14:ligatures w14:val="none"/>
-        </w:rPr>
-        <w:t>#eletricista</w:t>
-      </w:r>
-      <w:r>
-        <w:rPr>
-          <w:rFonts w:ascii="Times New Roman" w:eastAsia="Times New Roman" w:hAnsi="Times New Roman" w:cs="Times New Roman"/>
-          <w:kern w:val="0"/>
-          <w:sz w:val="24"/>
-          <w:szCs w:val="24"/>
-          <w:lang w:eastAsia="pt-BR"/>
-          <w14:ligatures w14:val="none"/>
-        </w:rPr>
-        <w:t xml:space="preserve">, </w:t>
-      </w:r>
-      <w:r>
-        <w:rPr>
-          <w:rFonts w:ascii="Courier New" w:eastAsia="Times New Roman" w:hAnsi="Courier New" w:cs="Courier New"/>
-          <w:kern w:val="0"/>
-          <w:sz w:val="20"/>
-          <w:szCs w:val="20"/>
-          <w:lang w:eastAsia="pt-BR"/>
-          <w14:ligatures w14:val="none"/>
-        </w:rPr>
-        <w:t>#maridodealuguel</w:t>
-      </w:r>
-      <w:r>
-        <w:rPr>
-          <w:rFonts w:ascii="Times New Roman" w:eastAsia="Times New Roman" w:hAnsi="Times New Roman" w:cs="Times New Roman"/>
-          <w:kern w:val="0"/>
-          <w:sz w:val="24"/>
-          <w:szCs w:val="24"/>
-          <w:lang w:eastAsia="pt-BR"/>
-          <w14:ligatures w14:val="none"/>
-        </w:rPr>
-        <w:t xml:space="preserve">, </w:t>
-      </w:r>
-      <w:r>
-        <w:rPr>
-          <w:rFonts w:ascii="Courier New" w:eastAsia="Times New Roman" w:hAnsi="Courier New" w:cs="Courier New"/>
-          <w:kern w:val="0"/>
-          <w:sz w:val="20"/>
-          <w:szCs w:val="20"/>
-          <w:lang w:eastAsia="pt-BR"/>
-          <w14:ligatures w14:val="none"/>
-        </w:rPr>
-        <w:t>#refrigeração</w:t>
-      </w:r>
-      <w:r>
-        <w:rPr>
-          <w:rFonts w:ascii="Times New Roman" w:eastAsia="Times New Roman" w:hAnsi="Times New Roman" w:cs="Times New Roman"/>
-          <w:kern w:val="0"/>
-          <w:sz w:val="24"/>
-          <w:szCs w:val="24"/>
-          <w:lang w:eastAsia="pt-BR"/>
-          <w14:ligatures w14:val="none"/>
-        </w:rPr>
-        <w:t xml:space="preserve">. O </w:t>
-      </w:r>
-      <w:proofErr w:type="spellStart"/>
-      <w:r>
-        <w:rPr>
-          <w:rFonts w:ascii="Times New Roman" w:eastAsia="Times New Roman" w:hAnsi="Times New Roman" w:cs="Times New Roman"/>
-          <w:kern w:val="0"/>
-          <w:sz w:val="24"/>
-          <w:szCs w:val="24"/>
-          <w:lang w:eastAsia="pt-BR"/>
-          <w14:ligatures w14:val="none"/>
-        </w:rPr>
-        <w:t>TikTok</w:t>
-      </w:r>
-      <w:proofErr w:type="spellEnd"/>
-      <w:r>
-        <w:rPr>
-          <w:rFonts w:ascii="Times New Roman" w:eastAsia="Times New Roman" w:hAnsi="Times New Roman" w:cs="Times New Roman"/>
-          <w:kern w:val="0"/>
-          <w:sz w:val="24"/>
-          <w:szCs w:val="24"/>
-          <w:lang w:eastAsia="pt-BR"/>
-          <w14:ligatures w14:val="none"/>
-        </w:rPr>
-        <w:t xml:space="preserve"> vai entregar para quem consome esses conteúdos de trabalho manual.</w:t>
-      </w:r>
-    </w:p>
-    <w:p>
-      <w:pPr>
-        <w:numPr>
-          <w:ilvl w:val="0"/>
-          <w:numId w:val="18"/>
-        </w:numPr>
-        <w:spacing w:before="100" w:beforeAutospacing="1" w:after="100" w:afterAutospacing="1" w:line="240" w:lineRule="auto"/>
-        <w:rPr>
-          <w:rFonts w:ascii="Times New Roman" w:eastAsia="Times New Roman" w:hAnsi="Times New Roman" w:cs="Times New Roman"/>
-          <w:kern w:val="0"/>
-          <w:sz w:val="24"/>
-          <w:szCs w:val="24"/>
-          <w:lang w:eastAsia="pt-BR"/>
-          <w14:ligatures w14:val="none"/>
-        </w:rPr>
-      </w:pPr>
-      <w:r>
-        <w:rPr>
-          <w:rFonts w:ascii="Times New Roman" w:eastAsia="Times New Roman" w:hAnsi="Times New Roman" w:cs="Times New Roman"/>
-          <w:b/>
-          <w:bCs/>
-          <w:kern w:val="0"/>
-          <w:sz w:val="24"/>
-          <w:szCs w:val="24"/>
-          <w:lang w:eastAsia="pt-BR"/>
-          <w14:ligatures w14:val="none"/>
-        </w:rPr>
-        <w:t>No Instagram/Facebook:</w:t>
-      </w:r>
-      <w:r>
-        <w:rPr>
-          <w:rFonts w:ascii="Times New Roman" w:eastAsia="Times New Roman" w:hAnsi="Times New Roman" w:cs="Times New Roman"/>
-          <w:kern w:val="0"/>
-          <w:sz w:val="24"/>
-          <w:szCs w:val="24"/>
-          <w:lang w:eastAsia="pt-BR"/>
-          <w14:ligatures w14:val="none"/>
-        </w:rPr>
-        <w:t xml:space="preserve"> Foque em </w:t>
-      </w:r>
-      <w:r>
-        <w:rPr>
-          <w:rFonts w:ascii="Times New Roman" w:eastAsia="Times New Roman" w:hAnsi="Times New Roman" w:cs="Times New Roman"/>
-          <w:b/>
-          <w:bCs/>
-          <w:kern w:val="0"/>
-          <w:sz w:val="24"/>
-          <w:szCs w:val="24"/>
-          <w:lang w:eastAsia="pt-BR"/>
-          <w14:ligatures w14:val="none"/>
-        </w:rPr>
-        <w:t>Interesses Profissionais</w:t>
-      </w:r>
-      <w:r>
-        <w:rPr>
-          <w:rFonts w:ascii="Times New Roman" w:eastAsia="Times New Roman" w:hAnsi="Times New Roman" w:cs="Times New Roman"/>
-          <w:kern w:val="0"/>
-          <w:sz w:val="24"/>
-          <w:szCs w:val="24"/>
-          <w:lang w:eastAsia="pt-BR"/>
-          <w14:ligatures w14:val="none"/>
-        </w:rPr>
-        <w:t>.</w:t>
-      </w:r>
-    </w:p>
-    <w:p>
-      <w:pPr>
-        <w:numPr>
-          <w:ilvl w:val="1"/>
-          <w:numId w:val="18"/>
-        </w:numPr>
-        <w:spacing w:before="100" w:beforeAutospacing="1" w:after="100" w:afterAutospacing="1" w:line="240" w:lineRule="auto"/>
-        <w:rPr>
-          <w:rFonts w:ascii="Times New Roman" w:eastAsia="Times New Roman" w:hAnsi="Times New Roman" w:cs="Times New Roman"/>
-          <w:kern w:val="0"/>
-          <w:sz w:val="24"/>
-          <w:szCs w:val="24"/>
-          <w:lang w:eastAsia="pt-BR"/>
-          <w14:ligatures w14:val="none"/>
-        </w:rPr>
-      </w:pPr>
-      <w:r>
-        <w:rPr>
-          <w:rFonts w:ascii="Times New Roman" w:eastAsia="Times New Roman" w:hAnsi="Times New Roman" w:cs="Times New Roman"/>
-          <w:b/>
-          <w:bCs/>
-          <w:kern w:val="0"/>
-          <w:sz w:val="24"/>
-          <w:szCs w:val="24"/>
-          <w:lang w:eastAsia="pt-BR"/>
-          <w14:ligatures w14:val="none"/>
-        </w:rPr>
-        <w:t>Público:</w:t>
-      </w:r>
-      <w:r>
-        <w:rPr>
-          <w:rFonts w:ascii="Times New Roman" w:eastAsia="Times New Roman" w:hAnsi="Times New Roman" w:cs="Times New Roman"/>
-          <w:kern w:val="0"/>
-          <w:sz w:val="24"/>
-          <w:szCs w:val="24"/>
-          <w:lang w:eastAsia="pt-BR"/>
-          <w14:ligatures w14:val="none"/>
-        </w:rPr>
-        <w:t xml:space="preserve"> Homens/Mulheres, 25-50 anos.</w:t>
-      </w:r>
-    </w:p>
-    <w:p>
-      <w:pPr>
-        <w:numPr>
-          <w:ilvl w:val="1"/>
-          <w:numId w:val="18"/>
-        </w:numPr>
-        <w:spacing w:before="100" w:beforeAutospacing="1" w:after="100" w:afterAutospacing="1" w:line="240" w:lineRule="auto"/>
-        <w:rPr>
-          <w:rFonts w:ascii="Times New Roman" w:eastAsia="Times New Roman" w:hAnsi="Times New Roman" w:cs="Times New Roman"/>
-          <w:kern w:val="0"/>
-          <w:sz w:val="24"/>
-          <w:szCs w:val="24"/>
-          <w:lang w:eastAsia="pt-BR"/>
-          <w14:ligatures w14:val="none"/>
-        </w:rPr>
-      </w:pPr>
-      <w:r>
-        <w:rPr>
-          <w:rFonts w:ascii="Times New Roman" w:eastAsia="Times New Roman" w:hAnsi="Times New Roman" w:cs="Times New Roman"/>
-          <w:b/>
-          <w:bCs/>
-          <w:kern w:val="0"/>
-          <w:sz w:val="24"/>
-          <w:szCs w:val="24"/>
-          <w:lang w:eastAsia="pt-BR"/>
-          <w14:ligatures w14:val="none"/>
-        </w:rPr>
         <w:lastRenderedPageBreak/>
         <w:t>Interesses:</w:t>
       </w:r>
@@ -5111,79 +4682,7 @@
           <w:lang w:eastAsia="pt-BR"/>
           <w14:ligatures w14:val="none"/>
         </w:rPr>
-        <w:t xml:space="preserve"> Ferramentas (</w:t>
-      </w:r>
-      <w:proofErr w:type="spellStart"/>
-      <w:r>
-        <w:rPr>
-          <w:rFonts w:ascii="Times New Roman" w:eastAsia="Times New Roman" w:hAnsi="Times New Roman" w:cs="Times New Roman"/>
-          <w:kern w:val="0"/>
-          <w:sz w:val="24"/>
-          <w:szCs w:val="24"/>
-          <w:lang w:eastAsia="pt-BR"/>
-          <w14:ligatures w14:val="none"/>
-        </w:rPr>
-        <w:t>Makita</w:t>
-      </w:r>
-      <w:proofErr w:type="spellEnd"/>
-      <w:r>
-        <w:rPr>
-          <w:rFonts w:ascii="Times New Roman" w:eastAsia="Times New Roman" w:hAnsi="Times New Roman" w:cs="Times New Roman"/>
-          <w:kern w:val="0"/>
-          <w:sz w:val="24"/>
-          <w:szCs w:val="24"/>
-          <w:lang w:eastAsia="pt-BR"/>
-          <w14:ligatures w14:val="none"/>
-        </w:rPr>
-        <w:t xml:space="preserve">, </w:t>
-      </w:r>
-      <w:proofErr w:type="spellStart"/>
-      <w:r>
-        <w:rPr>
-          <w:rFonts w:ascii="Times New Roman" w:eastAsia="Times New Roman" w:hAnsi="Times New Roman" w:cs="Times New Roman"/>
-          <w:kern w:val="0"/>
-          <w:sz w:val="24"/>
-          <w:szCs w:val="24"/>
-          <w:lang w:eastAsia="pt-BR"/>
-          <w14:ligatures w14:val="none"/>
-        </w:rPr>
-        <w:t>DeWalt</w:t>
-      </w:r>
-      <w:proofErr w:type="spellEnd"/>
-      <w:r>
-        <w:rPr>
-          <w:rFonts w:ascii="Times New Roman" w:eastAsia="Times New Roman" w:hAnsi="Times New Roman" w:cs="Times New Roman"/>
-          <w:kern w:val="0"/>
-          <w:sz w:val="24"/>
-          <w:szCs w:val="24"/>
-          <w:lang w:eastAsia="pt-BR"/>
-          <w14:ligatures w14:val="none"/>
-        </w:rPr>
-        <w:t xml:space="preserve">), Pagamento por aproximação (quem usa maquininha de cartão), </w:t>
-      </w:r>
-      <w:proofErr w:type="gramStart"/>
-      <w:r>
-        <w:rPr>
-          <w:rFonts w:ascii="Times New Roman" w:eastAsia="Times New Roman" w:hAnsi="Times New Roman" w:cs="Times New Roman"/>
-          <w:kern w:val="0"/>
-          <w:sz w:val="24"/>
-          <w:szCs w:val="24"/>
-          <w:lang w:eastAsia="pt-BR"/>
-          <w14:ligatures w14:val="none"/>
-        </w:rPr>
-        <w:t>Pequenos</w:t>
-      </w:r>
-      <w:proofErr w:type="gramEnd"/>
-      <w:r>
-        <w:rPr>
-          <w:rFonts w:ascii="Times New Roman" w:eastAsia="Times New Roman" w:hAnsi="Times New Roman" w:cs="Times New Roman"/>
-          <w:kern w:val="0"/>
-          <w:sz w:val="24"/>
-          <w:szCs w:val="24"/>
-          <w:lang w:eastAsia="pt-BR"/>
-          <w14:ligatures w14:val="none"/>
-        </w:rPr>
-        <w:t xml:space="preserve"> empresários.</w:t>
+        <w:t xml:space="preserve"> Ferramentas (Makita, DeWalt), Pagamento por aproximação (quem usa maquininha de cartão), Pequenos empresários.</w:t>
       </w:r>
     </w:p>
     <w:p>
@@ -5635,55 +5134,7 @@
           <w:lang w:eastAsia="pt-BR"/>
           <w14:ligatures w14:val="none"/>
         </w:rPr>
-        <w:t xml:space="preserve"> no </w:t>
-      </w:r>
-      <w:proofErr w:type="spellStart"/>
-      <w:r>
-        <w:rPr>
-          <w:rFonts w:ascii="Times New Roman" w:eastAsia="Times New Roman" w:hAnsi="Times New Roman" w:cs="Times New Roman"/>
-          <w:kern w:val="0"/>
-          <w:sz w:val="24"/>
-          <w:szCs w:val="24"/>
-          <w:lang w:eastAsia="pt-BR"/>
-          <w14:ligatures w14:val="none"/>
-        </w:rPr>
-        <w:t>TikTok</w:t>
-      </w:r>
-      <w:proofErr w:type="spellEnd"/>
-      <w:r>
-        <w:rPr>
-          <w:rFonts w:ascii="Times New Roman" w:eastAsia="Times New Roman" w:hAnsi="Times New Roman" w:cs="Times New Roman"/>
-          <w:kern w:val="0"/>
-          <w:sz w:val="24"/>
-          <w:szCs w:val="24"/>
-          <w:lang w:eastAsia="pt-BR"/>
-          <w14:ligatures w14:val="none"/>
-        </w:rPr>
-        <w:t>/</w:t>
-      </w:r>
-      <w:proofErr w:type="spellStart"/>
-      <w:r>
-        <w:rPr>
-          <w:rFonts w:ascii="Times New Roman" w:eastAsia="Times New Roman" w:hAnsi="Times New Roman" w:cs="Times New Roman"/>
-          <w:kern w:val="0"/>
-          <w:sz w:val="24"/>
-          <w:szCs w:val="24"/>
-          <w:lang w:eastAsia="pt-BR"/>
-          <w14:ligatures w14:val="none"/>
-        </w:rPr>
-        <w:t>Reels</w:t>
-      </w:r>
-      <w:proofErr w:type="spellEnd"/>
-      <w:r>
-        <w:rPr>
-          <w:rFonts w:ascii="Times New Roman" w:eastAsia="Times New Roman" w:hAnsi="Times New Roman" w:cs="Times New Roman"/>
-          <w:kern w:val="0"/>
-          <w:sz w:val="24"/>
-          <w:szCs w:val="24"/>
-          <w:lang w:eastAsia="pt-BR"/>
-          <w14:ligatures w14:val="none"/>
-        </w:rPr>
-        <w:t>. Se o seu vídeo for sincero e mostrar a dor do calote, você vai ter uma fila de profissionais querendo testar.</w:t>
+        <w:t xml:space="preserve"> no TikTok/Reels. Se o seu vídeo for sincero e mostrar a dor do calote, você vai ter uma fila de profissionais querendo testar.</w:t>
       </w:r>
     </w:p>
     <w:p>
@@ -5734,31 +5185,7 @@
           <w:lang w:eastAsia="pt-BR"/>
           <w14:ligatures w14:val="none"/>
         </w:rPr>
-        <w:t xml:space="preserve"> O </w:t>
-      </w:r>
-      <w:proofErr w:type="spellStart"/>
-      <w:r>
-        <w:rPr>
-          <w:rFonts w:ascii="Times New Roman" w:eastAsia="Times New Roman" w:hAnsi="Times New Roman" w:cs="Times New Roman"/>
-          <w:kern w:val="0"/>
-          <w:sz w:val="24"/>
-          <w:szCs w:val="24"/>
-          <w:lang w:eastAsia="pt-BR"/>
-          <w14:ligatures w14:val="none"/>
-        </w:rPr>
-        <w:t>Firebase</w:t>
-      </w:r>
-      <w:proofErr w:type="spellEnd"/>
-      <w:r>
-        <w:rPr>
-          <w:rFonts w:ascii="Times New Roman" w:eastAsia="Times New Roman" w:hAnsi="Times New Roman" w:cs="Times New Roman"/>
-          <w:kern w:val="0"/>
-          <w:sz w:val="24"/>
-          <w:szCs w:val="24"/>
-          <w:lang w:eastAsia="pt-BR"/>
-          <w14:ligatures w14:val="none"/>
-        </w:rPr>
-        <w:t>, o PDF e o WhatsApp precisam estar integrados e sem "bugs". É melhor gastar tempo agora depurando o código do que gastar dinheiro depois pedindo desculpas para um cliente que pagou e o contrato não gerou.</w:t>
+        <w:t xml:space="preserve"> O Firebase, o PDF e o WhatsApp precisam estar integrados e sem "bugs". É melhor gastar tempo agora depurando o código do que gastar dinheiro depois pedindo desculpas para um cliente que pagou e o contrato não gerou.</w:t>
       </w:r>
     </w:p>
     <w:p>
@@ -5946,31 +5373,7 @@
           <w14:ligatures w14:val="none"/>
         </w:rPr>
         <w:lastRenderedPageBreak/>
-        <w:t xml:space="preserve">Os dados estão sendo salvos corretamente no </w:t>
-      </w:r>
-      <w:proofErr w:type="spellStart"/>
-      <w:r>
-        <w:rPr>
-          <w:rFonts w:ascii="Times New Roman" w:eastAsia="Times New Roman" w:hAnsi="Times New Roman" w:cs="Times New Roman"/>
-          <w:kern w:val="0"/>
-          <w:sz w:val="24"/>
-          <w:szCs w:val="24"/>
-          <w:lang w:eastAsia="pt-BR"/>
-          <w14:ligatures w14:val="none"/>
-        </w:rPr>
-        <w:t>Firebase</w:t>
-      </w:r>
-      <w:proofErr w:type="spellEnd"/>
-      <w:r>
-        <w:rPr>
-          <w:rFonts w:ascii="Times New Roman" w:eastAsia="Times New Roman" w:hAnsi="Times New Roman" w:cs="Times New Roman"/>
-          <w:kern w:val="0"/>
-          <w:sz w:val="24"/>
-          <w:szCs w:val="24"/>
-          <w:lang w:eastAsia="pt-BR"/>
-          <w14:ligatures w14:val="none"/>
-        </w:rPr>
-        <w:t>?</w:t>
+        <w:t>Os dados estão sendo salvos corretamente no Firebase?</w:t>
       </w:r>
     </w:p>
     <w:p>
@@ -6005,17 +5408,8 @@
           <w:sz w:val="72"/>
           <w:szCs w:val="72"/>
         </w:rPr>
-        <w:t xml:space="preserve">Entrada do </w:t>
-      </w:r>
-      <w:proofErr w:type="spellStart"/>
-      <w:r>
-        <w:rPr>
-          <w:sz w:val="72"/>
-          <w:szCs w:val="72"/>
-        </w:rPr>
-        <w:t>claude</w:t>
-      </w:r>
-      <w:proofErr w:type="spellEnd"/>
+        <w:t>Entrada do claude</w:t>
+      </w:r>
     </w:p>
     <w:p>
       <w:pPr>
@@ -6122,23 +5516,7 @@
           <w:sz w:val="36"/>
           <w:szCs w:val="36"/>
         </w:rPr>
-        <w:t xml:space="preserve"> PWA instalável e offline-</w:t>
-      </w:r>
-      <w:proofErr w:type="spellStart"/>
-      <w:r>
-        <w:rPr>
-          <w:sz w:val="36"/>
-          <w:szCs w:val="36"/>
-        </w:rPr>
-        <w:t>first</w:t>
-      </w:r>
-      <w:proofErr w:type="spellEnd"/>
-      <w:r>
-        <w:rPr>
-          <w:sz w:val="36"/>
-          <w:szCs w:val="36"/>
-        </w:rPr>
-        <w:t xml:space="preserve"> (Feito: </w:t>
+        <w:t xml:space="preserve"> PWA instalável e offline-first (Feito: </w:t>
       </w:r>
       <w:r>
         <w:rPr>
@@ -6155,8 +5533,6 @@
         </w:rPr>
         <w:t xml:space="preserve"> e </w:t>
       </w:r>
-      <w:proofErr w:type="spellStart"/>
-      <w:proofErr w:type="gramStart"/>
       <w:r>
         <w:rPr>
           <w:rStyle w:val="CdigoHTML"/>
@@ -6165,8 +5541,6 @@
         </w:rPr>
         <w:t>manifest.json</w:t>
       </w:r>
-      <w:proofErr w:type="spellEnd"/>
-      <w:proofErr w:type="gramEnd"/>
       <w:r>
         <w:rPr>
           <w:sz w:val="36"/>
@@ -6236,47 +5610,14 @@
           <w:sz w:val="36"/>
           <w:szCs w:val="36"/>
         </w:rPr>
-        <w:t>(PRÓXIMO PASSO</w:t>
-      </w:r>
-      <w:proofErr w:type="gramStart"/>
-      <w:r>
-        <w:rPr>
-          <w:rStyle w:val="font-semibold"/>
-          <w:sz w:val="36"/>
-          <w:szCs w:val="36"/>
-        </w:rPr>
-        <w:t>)</w:t>
-      </w:r>
-      <w:r>
-        <w:rPr>
-          <w:sz w:val="36"/>
-          <w:szCs w:val="36"/>
-        </w:rPr>
-        <w:t xml:space="preserve"> Salvar</w:t>
-      </w:r>
-      <w:proofErr w:type="gramEnd"/>
-      <w:r>
-        <w:rPr>
-          <w:sz w:val="36"/>
-          <w:szCs w:val="36"/>
-        </w:rPr>
-        <w:t xml:space="preserve"> os dados no dispositivo (</w:t>
-      </w:r>
-      <w:proofErr w:type="spellStart"/>
-      <w:r>
-        <w:rPr>
-          <w:sz w:val="36"/>
-          <w:szCs w:val="36"/>
-        </w:rPr>
-        <w:t>LocalStorage</w:t>
-      </w:r>
-      <w:proofErr w:type="spellEnd"/>
-      <w:r>
-        <w:rPr>
-          <w:sz w:val="36"/>
-          <w:szCs w:val="36"/>
-        </w:rPr>
-        <w:t>): Para o usuário não perder os dados se fechar a aba e para preencher automaticamente os próprios dados na próxima vez.</w:t>
+        <w:t>(PRÓXIMO PASSO)</w:t>
+      </w:r>
+      <w:r>
+        <w:rPr>
+          <w:sz w:val="36"/>
+          <w:szCs w:val="36"/>
+        </w:rPr>
+        <w:t xml:space="preserve"> Salvar os dados no dispositivo (LocalStorage): Para o usuário não perder os dados se fechar a aba e para preencher automaticamente os próprios dados na próxima vez.</w:t>
       </w:r>
     </w:p>
     <w:p>
@@ -6304,23 +5645,7 @@
           <w:sz w:val="36"/>
           <w:szCs w:val="36"/>
         </w:rPr>
-        <w:t xml:space="preserve"> Exportação e Compartilhamento: Botões para PDF, </w:t>
-      </w:r>
-      <w:proofErr w:type="gramStart"/>
-      <w:r>
-        <w:rPr>
-          <w:sz w:val="36"/>
-          <w:szCs w:val="36"/>
-        </w:rPr>
-        <w:t>Imprimir e enviar</w:t>
-      </w:r>
-      <w:proofErr w:type="gramEnd"/>
-      <w:r>
-        <w:rPr>
-          <w:sz w:val="36"/>
-          <w:szCs w:val="36"/>
-        </w:rPr>
-        <w:t xml:space="preserve"> direto pro WhatsApp.</w:t>
+        <w:t xml:space="preserve"> Exportação e Compartilhamento: Botões para PDF, Imprimir e enviar direto pro WhatsApp.</w:t>
       </w:r>
     </w:p>
     <w:p>
@@ -6448,39 +5773,7 @@
           <w:sz w:val="36"/>
           <w:szCs w:val="36"/>
         </w:rPr>
-        <w:t xml:space="preserve"> Uma lista dos contratos já gerados (salvos no celular via </w:t>
-      </w:r>
-      <w:proofErr w:type="spellStart"/>
-      <w:r>
-        <w:rPr>
-          <w:sz w:val="36"/>
-          <w:szCs w:val="36"/>
-        </w:rPr>
-        <w:t>IndexedDB</w:t>
-      </w:r>
-      <w:proofErr w:type="spellEnd"/>
-      <w:r>
-        <w:rPr>
-          <w:sz w:val="36"/>
-          <w:szCs w:val="36"/>
-        </w:rPr>
-        <w:t>/</w:t>
-      </w:r>
-      <w:proofErr w:type="spellStart"/>
-      <w:r>
-        <w:rPr>
-          <w:sz w:val="36"/>
-          <w:szCs w:val="36"/>
-        </w:rPr>
-        <w:t>LocalStorage</w:t>
-      </w:r>
-      <w:proofErr w:type="spellEnd"/>
-      <w:r>
-        <w:rPr>
-          <w:sz w:val="36"/>
-          <w:szCs w:val="36"/>
-        </w:rPr>
-        <w:t>) para ele consultar ou baixar de novo.</w:t>
+        <w:t xml:space="preserve"> Uma lista dos contratos já gerados (salvos no celular via IndexedDB/LocalStorage) para ele consultar ou baixar de novo.</w:t>
       </w:r>
     </w:p>
     <w:p>
@@ -6600,55 +5893,7 @@
           <w:sz w:val="36"/>
           <w:szCs w:val="36"/>
         </w:rPr>
-        <w:t xml:space="preserve"> Login simples (</w:t>
-      </w:r>
-      <w:proofErr w:type="spellStart"/>
-      <w:r>
-        <w:rPr>
-          <w:sz w:val="36"/>
-          <w:szCs w:val="36"/>
-        </w:rPr>
-        <w:t>Email</w:t>
-      </w:r>
-      <w:proofErr w:type="spellEnd"/>
-      <w:r>
-        <w:rPr>
-          <w:sz w:val="36"/>
-          <w:szCs w:val="36"/>
-        </w:rPr>
-        <w:t xml:space="preserve">/Senha ou Google). Podemos usar o </w:t>
-      </w:r>
-      <w:proofErr w:type="spellStart"/>
-      <w:r>
-        <w:rPr>
-          <w:sz w:val="36"/>
-          <w:szCs w:val="36"/>
-        </w:rPr>
-        <w:t>Firebase</w:t>
-      </w:r>
-      <w:proofErr w:type="spellEnd"/>
-      <w:r>
-        <w:rPr>
-          <w:sz w:val="36"/>
-          <w:szCs w:val="36"/>
-        </w:rPr>
-        <w:t xml:space="preserve"> (gratuito e excelente para </w:t>
-      </w:r>
-      <w:proofErr w:type="spellStart"/>
-      <w:r>
-        <w:rPr>
-          <w:sz w:val="36"/>
-          <w:szCs w:val="36"/>
-        </w:rPr>
-        <w:t>PWAs</w:t>
-      </w:r>
-      <w:proofErr w:type="spellEnd"/>
-      <w:r>
-        <w:rPr>
-          <w:sz w:val="36"/>
-          <w:szCs w:val="36"/>
-        </w:rPr>
-        <w:t xml:space="preserve"> híbridos).</w:t>
+        <w:t xml:space="preserve"> Login simples (Email/Senha ou Google). Podemos usar o Firebase (gratuito e excelente para PWAs híbridos).</w:t>
       </w:r>
     </w:p>
     <w:p>
@@ -6691,23 +5936,7 @@
           <w:sz w:val="36"/>
           <w:szCs w:val="36"/>
         </w:rPr>
-        <w:t xml:space="preserve"> O app pega o histórico que estava só no celular e joga pra nuvem associado àquela conta. Se ele </w:t>
-      </w:r>
-      <w:proofErr w:type="spellStart"/>
-      <w:r>
-        <w:rPr>
-          <w:sz w:val="36"/>
-          <w:szCs w:val="36"/>
-        </w:rPr>
-        <w:t>logar</w:t>
-      </w:r>
-      <w:proofErr w:type="spellEnd"/>
-      <w:r>
-        <w:rPr>
-          <w:sz w:val="36"/>
-          <w:szCs w:val="36"/>
-        </w:rPr>
-        <w:t xml:space="preserve"> no computador, os contratos estão lá.</w:t>
+        <w:t xml:space="preserve"> O app pega o histórico que estava só no celular e joga pra nuvem associado àquela conta. Se ele logar no computador, os contratos estão lá.</w:t>
       </w:r>
     </w:p>
     <w:p>
@@ -6777,25 +6006,7 @@
           <w:sz w:val="36"/>
           <w:szCs w:val="36"/>
         </w:rPr>
-        <w:t>Contador de Uso (</w:t>
-      </w:r>
-      <w:proofErr w:type="spellStart"/>
-      <w:r>
-        <w:rPr>
-          <w:rStyle w:val="font-semibold"/>
-          <w:sz w:val="36"/>
-          <w:szCs w:val="36"/>
-        </w:rPr>
-        <w:t>Paywall</w:t>
-      </w:r>
-      <w:proofErr w:type="spellEnd"/>
-      <w:r>
-        <w:rPr>
-          <w:rStyle w:val="font-semibold"/>
-          <w:sz w:val="36"/>
-          <w:szCs w:val="36"/>
-        </w:rPr>
-        <w:t>):</w:t>
+        <w:t>Contador de Uso (Paywall):</w:t>
       </w:r>
       <w:r>
         <w:rPr>
@@ -6846,39 +6057,7 @@
           <w:sz w:val="36"/>
           <w:szCs w:val="36"/>
         </w:rPr>
-        <w:t xml:space="preserve"> Conectar com </w:t>
-      </w:r>
-      <w:proofErr w:type="spellStart"/>
-      <w:r>
-        <w:rPr>
-          <w:sz w:val="36"/>
-          <w:szCs w:val="36"/>
-        </w:rPr>
-        <w:t>Stripe</w:t>
-      </w:r>
-      <w:proofErr w:type="spellEnd"/>
-      <w:r>
-        <w:rPr>
-          <w:sz w:val="36"/>
-          <w:szCs w:val="36"/>
-        </w:rPr>
-        <w:t xml:space="preserve">, Mercado Pago ou </w:t>
-      </w:r>
-      <w:proofErr w:type="spellStart"/>
-      <w:r>
-        <w:rPr>
-          <w:sz w:val="36"/>
-          <w:szCs w:val="36"/>
-        </w:rPr>
-        <w:t>Asaas</w:t>
-      </w:r>
-      <w:proofErr w:type="spellEnd"/>
-      <w:r>
-        <w:rPr>
-          <w:sz w:val="36"/>
-          <w:szCs w:val="36"/>
-        </w:rPr>
-        <w:t xml:space="preserve"> para cobrar a assinatura (mensal/anual).</w:t>
+        <w:t xml:space="preserve"> Conectar com Stripe, Mercado Pago ou Asaas para cobrar a assinatura (mensal/anual).</w:t>
       </w:r>
     </w:p>
     <w:p>
@@ -7046,23 +6225,13 @@
           <w:szCs w:val="36"/>
         </w:rPr>
       </w:pPr>
-      <w:proofErr w:type="spellStart"/>
       <w:r>
         <w:rPr>
           <w:rStyle w:val="font-semibold"/>
           <w:sz w:val="36"/>
           <w:szCs w:val="36"/>
         </w:rPr>
-        <w:t>LocalStorage</w:t>
-      </w:r>
-      <w:proofErr w:type="spellEnd"/>
-      <w:r>
-        <w:rPr>
-          <w:rStyle w:val="font-semibold"/>
-          <w:sz w:val="36"/>
-          <w:szCs w:val="36"/>
-        </w:rPr>
-        <w:t xml:space="preserve"> (Salvar Dados):</w:t>
+        <w:t>LocalStorage (Salvar Dados):</w:t>
       </w:r>
       <w:r>
         <w:rPr>
@@ -7260,6 +6429,7 @@
           <w:numId w:val="29"/>
         </w:numPr>
         <w:rPr>
+          <w:color w:val="ACB9CA" w:themeColor="text2" w:themeTint="66"/>
           <w:sz w:val="36"/>
           <w:szCs w:val="36"/>
         </w:rPr>
@@ -7267,6 +6437,7 @@
       <w:r>
         <w:rPr>
           <w:rFonts w:ascii="Segoe UI Symbol" w:hAnsi="Segoe UI Symbol" w:cs="Segoe UI Symbol"/>
+          <w:color w:val="ACB9CA" w:themeColor="text2" w:themeTint="66"/>
           <w:sz w:val="36"/>
           <w:szCs w:val="36"/>
         </w:rPr>
@@ -7274,26 +6445,19 @@
       </w:r>
       <w:r>
         <w:rPr>
-          <w:sz w:val="36"/>
-          <w:szCs w:val="36"/>
-        </w:rPr>
-        <w:t xml:space="preserve"> Termo de Responsabilidade (</w:t>
-      </w:r>
-      <w:proofErr w:type="spellStart"/>
-      <w:r>
-        <w:rPr>
-          <w:sz w:val="36"/>
-          <w:szCs w:val="36"/>
-        </w:rPr>
-        <w:t>disclaimer</w:t>
-      </w:r>
-      <w:proofErr w:type="spellEnd"/>
-      <w:r>
-        <w:rPr>
-          <w:sz w:val="36"/>
-          <w:szCs w:val="36"/>
-        </w:rPr>
-        <w:t xml:space="preserve"> jurídico)</w:t>
+          <w:color w:val="ACB9CA" w:themeColor="text2" w:themeTint="66"/>
+          <w:sz w:val="36"/>
+          <w:szCs w:val="36"/>
+        </w:rPr>
+        <w:t xml:space="preserve"> Termo de Responsabilidade (disclaimer jurídico)</w:t>
+      </w:r>
+      <w:r>
+        <w:rPr>
+          <w:color w:val="ACB9CA" w:themeColor="text2" w:themeTint="66"/>
+          <w:sz w:val="36"/>
+          <w:szCs w:val="36"/>
+        </w:rPr>
+        <w:t xml:space="preserve"> - FEITO</w:t>
       </w:r>
     </w:p>
     <w:p>
@@ -7705,23 +6869,7 @@
           <w:sz w:val="36"/>
           <w:szCs w:val="36"/>
         </w:rPr>
-        <w:t xml:space="preserve"> CPF/CNPJ - você </w:t>
-      </w:r>
-      <w:proofErr w:type="spellStart"/>
-      <w:r>
-        <w:rPr>
-          <w:sz w:val="36"/>
-          <w:szCs w:val="36"/>
-        </w:rPr>
-        <w:t>valida</w:t>
-      </w:r>
-      <w:proofErr w:type="spellEnd"/>
-      <w:r>
-        <w:rPr>
-          <w:sz w:val="36"/>
-          <w:szCs w:val="36"/>
-        </w:rPr>
-        <w:t>, mas não integra com API de validação</w:t>
+        <w:t xml:space="preserve"> CPF/CNPJ - você valida, mas não integra com API de validação</w:t>
       </w:r>
     </w:p>
     <w:p>
@@ -7799,25 +6947,7 @@
           <w:szCs w:val="36"/>
         </w:rPr>
         <w:lastRenderedPageBreak/>
-        <w:t xml:space="preserve">Questões de </w:t>
-      </w:r>
-      <w:proofErr w:type="spellStart"/>
-      <w:r>
-        <w:rPr>
-          <w:rStyle w:val="font-semibold"/>
-          <w:sz w:val="36"/>
-          <w:szCs w:val="36"/>
-        </w:rPr>
-        <w:t>Compliance</w:t>
-      </w:r>
-      <w:proofErr w:type="spellEnd"/>
-      <w:r>
-        <w:rPr>
-          <w:rStyle w:val="font-semibold"/>
-          <w:sz w:val="36"/>
-          <w:szCs w:val="36"/>
-        </w:rPr>
-        <w:t>:</w:t>
+        <w:t>Questões de Compliance:</w:t>
       </w:r>
     </w:p>
     <w:p>
@@ -7872,23 +7002,7 @@
           <w:sz w:val="36"/>
           <w:szCs w:val="36"/>
         </w:rPr>
-        <w:t>Assinatura eletrônica (e-</w:t>
-      </w:r>
-      <w:proofErr w:type="spellStart"/>
-      <w:r>
-        <w:rPr>
-          <w:sz w:val="36"/>
-          <w:szCs w:val="36"/>
-        </w:rPr>
-        <w:t>signature</w:t>
-      </w:r>
-      <w:proofErr w:type="spellEnd"/>
-      <w:r>
-        <w:rPr>
-          <w:sz w:val="36"/>
-          <w:szCs w:val="36"/>
-        </w:rPr>
-        <w:t>) - você tem?</w:t>
+        <w:t>Assinatura eletrônica (e-signature) - você tem?</w:t>
       </w:r>
     </w:p>
     <w:p>
@@ -8078,21 +7192,12 @@
           <w:szCs w:val="36"/>
         </w:rPr>
       </w:pPr>
-      <w:proofErr w:type="spellStart"/>
-      <w:r>
-        <w:rPr>
-          <w:sz w:val="36"/>
-          <w:szCs w:val="36"/>
-        </w:rPr>
-        <w:t>Responsive</w:t>
-      </w:r>
-      <w:proofErr w:type="spellEnd"/>
-      <w:r>
-        <w:rPr>
-          <w:sz w:val="36"/>
-          <w:szCs w:val="36"/>
-        </w:rPr>
-        <w:t xml:space="preserve"> design</w:t>
+      <w:r>
+        <w:rPr>
+          <w:sz w:val="36"/>
+          <w:szCs w:val="36"/>
+        </w:rPr>
+        <w:t>Responsive design</w:t>
       </w:r>
     </w:p>
     <w:p>
@@ -8107,21 +7212,12 @@
           <w:szCs w:val="36"/>
         </w:rPr>
       </w:pPr>
-      <w:proofErr w:type="spellStart"/>
-      <w:r>
-        <w:rPr>
-          <w:sz w:val="36"/>
-          <w:szCs w:val="36"/>
-        </w:rPr>
-        <w:t>Toggle</w:t>
-      </w:r>
-      <w:proofErr w:type="spellEnd"/>
-      <w:r>
-        <w:rPr>
-          <w:sz w:val="36"/>
-          <w:szCs w:val="36"/>
-        </w:rPr>
-        <w:t xml:space="preserve"> switches bem implementados</w:t>
+      <w:r>
+        <w:rPr>
+          <w:sz w:val="36"/>
+          <w:szCs w:val="36"/>
+        </w:rPr>
+        <w:t>Toggle switches bem implementados</w:t>
       </w:r>
     </w:p>
     <w:p>
@@ -8231,23 +7327,7 @@
           <w:sz w:val="36"/>
           <w:szCs w:val="36"/>
         </w:rPr>
-        <w:t xml:space="preserve"> (</w:t>
-      </w:r>
-      <w:proofErr w:type="spellStart"/>
-      <w:r>
-        <w:rPr>
-          <w:sz w:val="36"/>
-          <w:szCs w:val="36"/>
-        </w:rPr>
-        <w:t>user</w:t>
-      </w:r>
-      <w:proofErr w:type="spellEnd"/>
-      <w:r>
-        <w:rPr>
-          <w:sz w:val="36"/>
-          <w:szCs w:val="36"/>
-        </w:rPr>
-        <w:t xml:space="preserve"> vê tudo de uma vez no final)</w:t>
+        <w:t xml:space="preserve"> (user vê tudo de uma vez no final)</w:t>
       </w:r>
     </w:p>
     <w:p>
@@ -8320,46 +7400,20 @@
         </w:rPr>
         <w:t xml:space="preserve"> Sem </w:t>
       </w:r>
-      <w:proofErr w:type="spellStart"/>
       <w:r>
         <w:rPr>
           <w:rStyle w:val="font-semibold"/>
           <w:sz w:val="36"/>
           <w:szCs w:val="36"/>
         </w:rPr>
-        <w:t>templates</w:t>
-      </w:r>
-      <w:proofErr w:type="spellEnd"/>
-      <w:r>
-        <w:rPr>
-          <w:rStyle w:val="font-semibold"/>
-          <w:sz w:val="36"/>
-          <w:szCs w:val="36"/>
-        </w:rPr>
-        <w:t xml:space="preserve"> salvos</w:t>
-      </w:r>
-      <w:r>
-        <w:rPr>
-          <w:sz w:val="36"/>
-          <w:szCs w:val="36"/>
-        </w:rPr>
-        <w:t xml:space="preserve"> (</w:t>
-      </w:r>
-      <w:proofErr w:type="spellStart"/>
-      <w:r>
-        <w:rPr>
-          <w:sz w:val="36"/>
-          <w:szCs w:val="36"/>
-        </w:rPr>
-        <w:t>user</w:t>
-      </w:r>
-      <w:proofErr w:type="spellEnd"/>
-      <w:r>
-        <w:rPr>
-          <w:sz w:val="36"/>
-          <w:szCs w:val="36"/>
-        </w:rPr>
-        <w:t xml:space="preserve"> preenche tudo toda vez)</w:t>
+        <w:t>templates salvos</w:t>
+      </w:r>
+      <w:r>
+        <w:rPr>
+          <w:sz w:val="36"/>
+          <w:szCs w:val="36"/>
+        </w:rPr>
+        <w:t xml:space="preserve"> (user preenche tudo toda vez)</w:t>
       </w:r>
     </w:p>
     <w:p>
@@ -8402,39 +7456,7 @@
           <w:sz w:val="36"/>
           <w:szCs w:val="36"/>
         </w:rPr>
-        <w:t xml:space="preserve"> (</w:t>
-      </w:r>
-      <w:proofErr w:type="spellStart"/>
-      <w:r>
-        <w:rPr>
-          <w:sz w:val="36"/>
-          <w:szCs w:val="36"/>
-        </w:rPr>
-        <w:t>Dark</w:t>
-      </w:r>
-      <w:proofErr w:type="spellEnd"/>
-      <w:r>
-        <w:rPr>
-          <w:sz w:val="36"/>
-          <w:szCs w:val="36"/>
-        </w:rPr>
-        <w:t xml:space="preserve"> </w:t>
-      </w:r>
-      <w:proofErr w:type="spellStart"/>
-      <w:r>
-        <w:rPr>
-          <w:sz w:val="36"/>
-          <w:szCs w:val="36"/>
-        </w:rPr>
-        <w:t>Mode</w:t>
-      </w:r>
-      <w:proofErr w:type="spellEnd"/>
-      <w:r>
-        <w:rPr>
-          <w:sz w:val="36"/>
-          <w:szCs w:val="36"/>
-        </w:rPr>
-        <w:t>)</w:t>
+        <w:t xml:space="preserve"> (Dark Mode)</w:t>
       </w:r>
     </w:p>
     <w:p>
@@ -8477,39 +7499,7 @@
           <w:sz w:val="36"/>
           <w:szCs w:val="36"/>
         </w:rPr>
-        <w:t xml:space="preserve"> </w:t>
-      </w:r>
-      <w:proofErr w:type="spellStart"/>
-      <w:r>
-        <w:rPr>
-          <w:sz w:val="36"/>
-          <w:szCs w:val="36"/>
-        </w:rPr>
-        <w:t>inline</w:t>
-      </w:r>
-      <w:proofErr w:type="spellEnd"/>
-      <w:r>
-        <w:rPr>
-          <w:sz w:val="36"/>
-          <w:szCs w:val="36"/>
-        </w:rPr>
-        <w:t xml:space="preserve"> (</w:t>
-      </w:r>
-      <w:proofErr w:type="spellStart"/>
-      <w:r>
-        <w:rPr>
-          <w:sz w:val="36"/>
-          <w:szCs w:val="36"/>
-        </w:rPr>
-        <w:t>tooltips</w:t>
-      </w:r>
-      <w:proofErr w:type="spellEnd"/>
-      <w:r>
-        <w:rPr>
-          <w:sz w:val="36"/>
-          <w:szCs w:val="36"/>
-        </w:rPr>
-        <w:t xml:space="preserve"> nos campos)</w:t>
+        <w:t xml:space="preserve"> inline (tooltips nos campos)</w:t>
       </w:r>
     </w:p>
     <w:p>
@@ -8637,23 +7627,13 @@
         </w:rPr>
         <w:t xml:space="preserve"> Sem </w:t>
       </w:r>
-      <w:proofErr w:type="spellStart"/>
       <w:r>
         <w:rPr>
           <w:rStyle w:val="font-semibold"/>
           <w:sz w:val="36"/>
           <w:szCs w:val="36"/>
         </w:rPr>
-        <w:t>labels</w:t>
-      </w:r>
-      <w:proofErr w:type="spellEnd"/>
-      <w:r>
-        <w:rPr>
-          <w:rStyle w:val="font-semibold"/>
-          <w:sz w:val="36"/>
-          <w:szCs w:val="36"/>
-        </w:rPr>
-        <w:t xml:space="preserve"> acessíveis</w:t>
+        <w:t>labels acessíveis</w:t>
       </w:r>
       <w:r>
         <w:rPr>
@@ -8696,18 +7676,8 @@
           <w:sz w:val="36"/>
           <w:szCs w:val="36"/>
         </w:rPr>
-        <w:t xml:space="preserve">ARIA </w:t>
-      </w:r>
-      <w:proofErr w:type="spellStart"/>
-      <w:r>
-        <w:rPr>
-          <w:rStyle w:val="font-semibold"/>
-          <w:sz w:val="36"/>
-          <w:szCs w:val="36"/>
-        </w:rPr>
-        <w:t>attributes</w:t>
-      </w:r>
-      <w:proofErr w:type="spellEnd"/>
+        <w:t>ARIA attributes</w:t>
+      </w:r>
     </w:p>
     <w:p>
       <w:pPr>
@@ -8742,18 +7712,8 @@
           <w:sz w:val="36"/>
           <w:szCs w:val="36"/>
         </w:rPr>
-        <w:t xml:space="preserve">keyboard </w:t>
-      </w:r>
-      <w:proofErr w:type="spellStart"/>
-      <w:r>
-        <w:rPr>
-          <w:rStyle w:val="font-semibold"/>
-          <w:sz w:val="36"/>
-          <w:szCs w:val="36"/>
-        </w:rPr>
-        <w:t>navigation</w:t>
-      </w:r>
-      <w:proofErr w:type="spellEnd"/>
+        <w:t>keyboard navigation</w:t>
+      </w:r>
       <w:r>
         <w:rPr>
           <w:sz w:val="36"/>
@@ -8846,34 +7806,14 @@
         </w:rPr>
         <w:t xml:space="preserve"> Sem </w:t>
       </w:r>
-      <w:proofErr w:type="spellStart"/>
       <w:r>
         <w:rPr>
           <w:rStyle w:val="font-semibold"/>
           <w:sz w:val="36"/>
           <w:szCs w:val="36"/>
         </w:rPr>
-        <w:t>spinner</w:t>
-      </w:r>
-      <w:proofErr w:type="spellEnd"/>
-      <w:r>
-        <w:rPr>
-          <w:rStyle w:val="font-semibold"/>
-          <w:sz w:val="36"/>
-          <w:szCs w:val="36"/>
-        </w:rPr>
-        <w:t>/</w:t>
-      </w:r>
-      <w:proofErr w:type="spellStart"/>
-      <w:r>
-        <w:rPr>
-          <w:rStyle w:val="font-semibold"/>
-          <w:sz w:val="36"/>
-          <w:szCs w:val="36"/>
-        </w:rPr>
-        <w:t>loading</w:t>
-      </w:r>
-      <w:proofErr w:type="spellEnd"/>
+        <w:t>spinner/loading</w:t>
+      </w:r>
       <w:r>
         <w:rPr>
           <w:sz w:val="36"/>
@@ -9388,23 +8328,13 @@
               </w:rPr>
               <w:t xml:space="preserve"> </w:t>
             </w:r>
-            <w:proofErr w:type="spellStart"/>
             <w:r>
               <w:rPr>
                 <w:rStyle w:val="font-semibold"/>
                 <w:sz w:val="36"/>
                 <w:szCs w:val="36"/>
               </w:rPr>
-              <w:t>Email</w:t>
-            </w:r>
-            <w:proofErr w:type="spellEnd"/>
-            <w:r>
-              <w:rPr>
-                <w:rStyle w:val="font-semibold"/>
-                <w:sz w:val="36"/>
-                <w:szCs w:val="36"/>
-              </w:rPr>
-              <w:t xml:space="preserve"> para usuário</w:t>
+              <w:t>Email para usuário</w:t>
             </w:r>
           </w:p>
         </w:tc>
@@ -10119,18 +9049,8 @@
           <w:sz w:val="36"/>
           <w:szCs w:val="36"/>
         </w:rPr>
-        <w:t xml:space="preserve">armazenados apenas no </w:t>
-      </w:r>
-      <w:proofErr w:type="spellStart"/>
-      <w:r>
-        <w:rPr>
-          <w:rStyle w:val="font-semibold"/>
-          <w:sz w:val="36"/>
-          <w:szCs w:val="36"/>
-        </w:rPr>
-        <w:t>localStorage</w:t>
-      </w:r>
-      <w:proofErr w:type="spellEnd"/>
+        <w:t>armazenados apenas no localStorage</w:t>
+      </w:r>
       <w:r>
         <w:rPr>
           <w:sz w:val="36"/>
@@ -10506,39 +9426,7 @@
           <w:sz w:val="36"/>
           <w:szCs w:val="36"/>
         </w:rPr>
-        <w:t xml:space="preserve"> (</w:t>
-      </w:r>
-      <w:proofErr w:type="spellStart"/>
-      <w:r>
-        <w:rPr>
-          <w:sz w:val="36"/>
-          <w:szCs w:val="36"/>
-        </w:rPr>
-        <w:t>Vue</w:t>
-      </w:r>
-      <w:proofErr w:type="spellEnd"/>
-      <w:r>
-        <w:rPr>
-          <w:sz w:val="36"/>
-          <w:szCs w:val="36"/>
-        </w:rPr>
-        <w:t>/</w:t>
-      </w:r>
-      <w:proofErr w:type="spellStart"/>
-      <w:r>
-        <w:rPr>
-          <w:sz w:val="36"/>
-          <w:szCs w:val="36"/>
-        </w:rPr>
-        <w:t>React</w:t>
-      </w:r>
-      <w:proofErr w:type="spellEnd"/>
-      <w:r>
-        <w:rPr>
-          <w:sz w:val="36"/>
-          <w:szCs w:val="36"/>
-        </w:rPr>
-        <w:t>) - dificulta escalabilidade</w:t>
+        <w:t xml:space="preserve"> (Vue/React) - dificulta escalabilidade</w:t>
       </w:r>
     </w:p>
     <w:p>
@@ -10574,34 +9462,15 @@
           <w:sz w:val="36"/>
           <w:szCs w:val="36"/>
         </w:rPr>
-        <w:t xml:space="preserve">API </w:t>
-      </w:r>
-      <w:proofErr w:type="spellStart"/>
-      <w:r>
-        <w:rPr>
-          <w:rStyle w:val="font-semibold"/>
-          <w:sz w:val="36"/>
-          <w:szCs w:val="36"/>
-        </w:rPr>
-        <w:t>Backend</w:t>
-      </w:r>
-      <w:proofErr w:type="spellEnd"/>
-      <w:r>
-        <w:rPr>
-          <w:sz w:val="36"/>
-          <w:szCs w:val="36"/>
-        </w:rPr>
-        <w:t xml:space="preserve"> - tudo </w:t>
-      </w:r>
-      <w:proofErr w:type="spellStart"/>
-      <w:r>
-        <w:rPr>
-          <w:sz w:val="36"/>
-          <w:szCs w:val="36"/>
-        </w:rPr>
-        <w:t>client-side</w:t>
-      </w:r>
-      <w:proofErr w:type="spellEnd"/>
+        <w:t>API Backend</w:t>
+      </w:r>
+      <w:r>
+        <w:rPr>
+          <w:sz w:val="36"/>
+          <w:szCs w:val="36"/>
+        </w:rPr>
+        <w:t xml:space="preserve"> - tudo client-side</w:t>
+      </w:r>
     </w:p>
     <w:p>
       <w:pPr>
@@ -10666,23 +9535,13 @@
         </w:rPr>
         <w:t xml:space="preserve"> Sem </w:t>
       </w:r>
-      <w:proofErr w:type="spellStart"/>
       <w:r>
         <w:rPr>
           <w:rStyle w:val="font-semibold"/>
           <w:sz w:val="36"/>
           <w:szCs w:val="36"/>
         </w:rPr>
-        <w:t>Logging</w:t>
-      </w:r>
-      <w:proofErr w:type="spellEnd"/>
-      <w:r>
-        <w:rPr>
-          <w:rStyle w:val="font-semibold"/>
-          <w:sz w:val="36"/>
-          <w:szCs w:val="36"/>
-        </w:rPr>
-        <w:t>/Monitoramento</w:t>
+        <w:t>Logging/Monitoramento</w:t>
       </w:r>
     </w:p>
     <w:p>
@@ -10937,23 +9796,7 @@
           <w:sz w:val="36"/>
           <w:szCs w:val="36"/>
         </w:rPr>
-        <w:t>├─ Assinatura digital (e-</w:t>
-      </w:r>
-      <w:proofErr w:type="spellStart"/>
-      <w:r>
-        <w:rPr>
-          <w:sz w:val="36"/>
-          <w:szCs w:val="36"/>
-        </w:rPr>
-        <w:t>signature</w:t>
-      </w:r>
-      <w:proofErr w:type="spellEnd"/>
-      <w:r>
-        <w:rPr>
-          <w:sz w:val="36"/>
-          <w:szCs w:val="36"/>
-        </w:rPr>
-        <w:t>)</w:t>
+        <w:t>├─ Assinatura digital (e-signature)</w:t>
       </w:r>
     </w:p>
     <w:p>
@@ -10985,23 +9828,7 @@
           <w:sz w:val="36"/>
           <w:szCs w:val="36"/>
         </w:rPr>
-        <w:t xml:space="preserve">├─ </w:t>
-      </w:r>
-      <w:proofErr w:type="spellStart"/>
-      <w:r>
-        <w:rPr>
-          <w:sz w:val="36"/>
-          <w:szCs w:val="36"/>
-        </w:rPr>
-        <w:t>Templates</w:t>
-      </w:r>
-      <w:proofErr w:type="spellEnd"/>
-      <w:r>
-        <w:rPr>
-          <w:sz w:val="36"/>
-          <w:szCs w:val="36"/>
-        </w:rPr>
-        <w:t xml:space="preserve"> salvos</w:t>
+        <w:t>├─ Templates salvos</w:t>
       </w:r>
     </w:p>
     <w:p>
@@ -11018,17 +9845,8 @@
           <w:szCs w:val="36"/>
         </w:rPr>
         <w:lastRenderedPageBreak/>
-        <w:t xml:space="preserve">├─ Suporte por </w:t>
-      </w:r>
-      <w:proofErr w:type="spellStart"/>
-      <w:r>
-        <w:rPr>
-          <w:sz w:val="36"/>
-          <w:szCs w:val="36"/>
-        </w:rPr>
-        <w:t>email</w:t>
-      </w:r>
-      <w:proofErr w:type="spellEnd"/>
+        <w:t>├─ Suporte por email</w:t>
+      </w:r>
     </w:p>
     <w:p>
       <w:pPr>
@@ -11100,17 +9918,8 @@
           <w:sz w:val="36"/>
           <w:szCs w:val="36"/>
         </w:rPr>
-        <w:t>├─ White-</w:t>
-      </w:r>
-      <w:proofErr w:type="spellStart"/>
-      <w:r>
-        <w:rPr>
-          <w:sz w:val="36"/>
-          <w:szCs w:val="36"/>
-        </w:rPr>
-        <w:t>label</w:t>
-      </w:r>
-      <w:proofErr w:type="spellEnd"/>
+        <w:t>├─ White-label</w:t>
+      </w:r>
     </w:p>
     <w:p>
       <w:pPr>
@@ -11249,7 +10058,6 @@
         </w:rPr>
         <w:t xml:space="preserve">Usar biblioteca como </w:t>
       </w:r>
-      <w:proofErr w:type="spellStart"/>
       <w:r>
         <w:rPr>
           <w:rStyle w:val="CdigoHTML"/>
@@ -11258,7 +10066,6 @@
         </w:rPr>
         <w:t>pdfkit</w:t>
       </w:r>
-      <w:proofErr w:type="spellEnd"/>
       <w:r>
         <w:rPr>
           <w:sz w:val="36"/>
@@ -11328,18 +10135,8 @@
           <w:sz w:val="36"/>
           <w:szCs w:val="36"/>
         </w:rPr>
-        <w:t xml:space="preserve">Banco de Dados </w:t>
-      </w:r>
-      <w:proofErr w:type="spellStart"/>
-      <w:r>
-        <w:rPr>
-          <w:rStyle w:val="font-semibold"/>
-          <w:sz w:val="36"/>
-          <w:szCs w:val="36"/>
-        </w:rPr>
-        <w:t>Backend</w:t>
-      </w:r>
-      <w:proofErr w:type="spellEnd"/>
+        <w:t>Banco de Dados Backend</w:t>
+      </w:r>
     </w:p>
     <w:p>
       <w:pPr>
@@ -11353,21 +10150,12 @@
           <w:szCs w:val="36"/>
         </w:rPr>
       </w:pPr>
-      <w:proofErr w:type="spellStart"/>
-      <w:r>
-        <w:rPr>
-          <w:sz w:val="36"/>
-          <w:szCs w:val="36"/>
-        </w:rPr>
-        <w:t>Firebase</w:t>
-      </w:r>
-      <w:proofErr w:type="spellEnd"/>
-      <w:r>
-        <w:rPr>
-          <w:sz w:val="36"/>
-          <w:szCs w:val="36"/>
-        </w:rPr>
-        <w:t xml:space="preserve"> (mais fácil) ou</w:t>
+      <w:r>
+        <w:rPr>
+          <w:sz w:val="36"/>
+          <w:szCs w:val="36"/>
+        </w:rPr>
+        <w:t>Firebase (mais fácil) ou</w:t>
       </w:r>
     </w:p>
     <w:p>
@@ -11387,23 +10175,7 @@
           <w:sz w:val="36"/>
           <w:szCs w:val="36"/>
         </w:rPr>
-        <w:t xml:space="preserve">Node.js + </w:t>
-      </w:r>
-      <w:proofErr w:type="spellStart"/>
-      <w:r>
-        <w:rPr>
-          <w:sz w:val="36"/>
-          <w:szCs w:val="36"/>
-        </w:rPr>
-        <w:t>MongoDB</w:t>
-      </w:r>
-      <w:proofErr w:type="spellEnd"/>
-      <w:r>
-        <w:rPr>
-          <w:sz w:val="36"/>
-          <w:szCs w:val="36"/>
-        </w:rPr>
-        <w:t xml:space="preserve"> (mais controle)</w:t>
+        <w:t>Node.js + MongoDB (mais controle)</w:t>
       </w:r>
     </w:p>
     <w:p>
@@ -11479,23 +10251,7 @@
           <w:sz w:val="36"/>
           <w:szCs w:val="36"/>
         </w:rPr>
-        <w:t xml:space="preserve">Login com </w:t>
-      </w:r>
-      <w:proofErr w:type="spellStart"/>
-      <w:r>
-        <w:rPr>
-          <w:sz w:val="36"/>
-          <w:szCs w:val="36"/>
-        </w:rPr>
-        <w:t>Email</w:t>
-      </w:r>
-      <w:proofErr w:type="spellEnd"/>
-      <w:r>
-        <w:rPr>
-          <w:sz w:val="36"/>
-          <w:szCs w:val="36"/>
-        </w:rPr>
-        <w:t>/Senha ou Google</w:t>
+        <w:t>Login com Email/Senha ou Google</w:t>
       </w:r>
     </w:p>
     <w:p>
@@ -11545,23 +10301,13 @@
         </w:rPr>
         <w:t xml:space="preserve"> </w:t>
       </w:r>
-      <w:proofErr w:type="spellStart"/>
       <w:r>
         <w:rPr>
           <w:rStyle w:val="font-semibold"/>
           <w:sz w:val="36"/>
           <w:szCs w:val="36"/>
         </w:rPr>
-        <w:t>Compliance</w:t>
-      </w:r>
-      <w:proofErr w:type="spellEnd"/>
-      <w:r>
-        <w:rPr>
-          <w:rStyle w:val="font-semibold"/>
-          <w:sz w:val="36"/>
-          <w:szCs w:val="36"/>
-        </w:rPr>
-        <w:t xml:space="preserve"> Legal</w:t>
+        <w:t>Compliance Legal</w:t>
       </w:r>
     </w:p>
     <w:p>
@@ -11581,23 +10327,7 @@
           <w:sz w:val="36"/>
           <w:szCs w:val="36"/>
         </w:rPr>
-        <w:t xml:space="preserve">Adicionar </w:t>
-      </w:r>
-      <w:proofErr w:type="spellStart"/>
-      <w:r>
-        <w:rPr>
-          <w:sz w:val="36"/>
-          <w:szCs w:val="36"/>
-        </w:rPr>
-        <w:t>disclaimer</w:t>
-      </w:r>
-      <w:proofErr w:type="spellEnd"/>
-      <w:r>
-        <w:rPr>
-          <w:sz w:val="36"/>
-          <w:szCs w:val="36"/>
-        </w:rPr>
-        <w:t xml:space="preserve"> jurídico</w:t>
+        <w:t>Adicionar disclaimer jurídico</w:t>
       </w:r>
     </w:p>
     <w:p>
@@ -11712,7 +10442,6 @@
         </w:rPr>
         <w:t xml:space="preserve">Integrar com plataforma como </w:t>
       </w:r>
-      <w:proofErr w:type="spellStart"/>
       <w:r>
         <w:rPr>
           <w:rStyle w:val="font-semibold"/>
@@ -11721,7 +10450,6 @@
         </w:rPr>
         <w:t>DocuSign</w:t>
       </w:r>
-      <w:proofErr w:type="spellEnd"/>
       <w:r>
         <w:rPr>
           <w:sz w:val="36"/>
@@ -11729,7 +10457,6 @@
         </w:rPr>
         <w:t xml:space="preserve"> ou </w:t>
       </w:r>
-      <w:proofErr w:type="spellStart"/>
       <w:r>
         <w:rPr>
           <w:rStyle w:val="font-semibold"/>
@@ -11738,7 +10465,6 @@
         </w:rPr>
         <w:t>Clicksign</w:t>
       </w:r>
-      <w:proofErr w:type="spellEnd"/>
     </w:p>
     <w:p>
       <w:pPr>
@@ -11849,21 +10575,12 @@
           <w:szCs w:val="36"/>
         </w:rPr>
       </w:pPr>
-      <w:proofErr w:type="spellStart"/>
-      <w:r>
-        <w:rPr>
-          <w:sz w:val="36"/>
-          <w:szCs w:val="36"/>
-        </w:rPr>
-        <w:t>Templates</w:t>
-      </w:r>
-      <w:proofErr w:type="spellEnd"/>
-      <w:r>
-        <w:rPr>
-          <w:sz w:val="36"/>
-          <w:szCs w:val="36"/>
-        </w:rPr>
-        <w:t xml:space="preserve"> salvos</w:t>
+      <w:r>
+        <w:rPr>
+          <w:sz w:val="36"/>
+          <w:szCs w:val="36"/>
+        </w:rPr>
+        <w:t>Templates salvos</w:t>
       </w:r>
     </w:p>
     <w:p>
@@ -11914,31 +10631,13 @@
           <w:szCs w:val="36"/>
         </w:rPr>
       </w:pPr>
-      <w:proofErr w:type="spellStart"/>
-      <w:r>
-        <w:rPr>
-          <w:sz w:val="36"/>
-          <w:szCs w:val="36"/>
-        </w:rPr>
-        <w:t>Dark</w:t>
-      </w:r>
-      <w:proofErr w:type="spellEnd"/>
-      <w:r>
-        <w:rPr>
-          <w:sz w:val="36"/>
-          <w:szCs w:val="36"/>
-        </w:rPr>
-        <w:t xml:space="preserve"> </w:t>
-      </w:r>
-      <w:proofErr w:type="spellStart"/>
-      <w:r>
-        <w:rPr>
-          <w:sz w:val="36"/>
-          <w:szCs w:val="36"/>
-        </w:rPr>
-        <w:t>mode</w:t>
-      </w:r>
-      <w:proofErr w:type="spellEnd"/>
+      <w:r>
+        <w:rPr>
+          <w:sz w:val="36"/>
+          <w:szCs w:val="36"/>
+        </w:rPr>
+        <w:t>Dark mode</w:t>
+      </w:r>
     </w:p>
     <w:p>
       <w:pPr>
@@ -11957,23 +10656,7 @@
           <w:sz w:val="36"/>
           <w:szCs w:val="36"/>
         </w:rPr>
-        <w:t>Mobile-</w:t>
-      </w:r>
-      <w:proofErr w:type="spellStart"/>
-      <w:r>
-        <w:rPr>
-          <w:sz w:val="36"/>
-          <w:szCs w:val="36"/>
-        </w:rPr>
-        <w:t>first</w:t>
-      </w:r>
-      <w:proofErr w:type="spellEnd"/>
-      <w:r>
-        <w:rPr>
-          <w:sz w:val="36"/>
-          <w:szCs w:val="36"/>
-        </w:rPr>
-        <w:t xml:space="preserve"> responsividade</w:t>
+        <w:t>Mobile-first responsividade</w:t>
       </w:r>
     </w:p>
     <w:p>
@@ -12133,23 +10816,7 @@
           <w:sz w:val="36"/>
           <w:szCs w:val="36"/>
         </w:rPr>
-        <w:t xml:space="preserve">API pública (para </w:t>
-      </w:r>
-      <w:proofErr w:type="spellStart"/>
-      <w:r>
-        <w:rPr>
-          <w:sz w:val="36"/>
-          <w:szCs w:val="36"/>
-        </w:rPr>
-        <w:t>white-label</w:t>
-      </w:r>
-      <w:proofErr w:type="spellEnd"/>
-      <w:r>
-        <w:rPr>
-          <w:sz w:val="36"/>
-          <w:szCs w:val="36"/>
-        </w:rPr>
-        <w:t>)</w:t>
+        <w:t>API pública (para white-label)</w:t>
       </w:r>
     </w:p>
     <w:p>
@@ -12291,7 +10958,6 @@
           <w:szCs w:val="36"/>
         </w:rPr>
       </w:pPr>
-      <w:proofErr w:type="spellStart"/>
       <w:r>
         <w:rPr>
           <w:sz w:val="36"/>
@@ -12299,7 +10965,6 @@
         </w:rPr>
         <w:t>Backend</w:t>
       </w:r>
-      <w:proofErr w:type="spellEnd"/>
     </w:p>
     <w:p>
       <w:pPr>
@@ -12338,17 +11003,8 @@
           <w:sz w:val="36"/>
           <w:szCs w:val="36"/>
         </w:rPr>
-        <w:t>Download/</w:t>
-      </w:r>
-      <w:proofErr w:type="spellStart"/>
-      <w:r>
-        <w:rPr>
-          <w:sz w:val="36"/>
-          <w:szCs w:val="36"/>
-        </w:rPr>
-        <w:t>export</w:t>
-      </w:r>
-      <w:proofErr w:type="spellEnd"/>
+        <w:t>Download/export</w:t>
+      </w:r>
     </w:p>
     <w:p>
       <w:pPr>
@@ -12382,21 +11038,12 @@
           <w:szCs w:val="36"/>
         </w:rPr>
       </w:pPr>
-      <w:proofErr w:type="spellStart"/>
-      <w:r>
-        <w:rPr>
-          <w:sz w:val="36"/>
-          <w:szCs w:val="36"/>
-        </w:rPr>
-        <w:t>Compliance</w:t>
-      </w:r>
-      <w:proofErr w:type="spellEnd"/>
-      <w:r>
-        <w:rPr>
-          <w:sz w:val="36"/>
-          <w:szCs w:val="36"/>
-        </w:rPr>
-        <w:t xml:space="preserve"> legal</w:t>
+      <w:r>
+        <w:rPr>
+          <w:sz w:val="36"/>
+          <w:szCs w:val="36"/>
+        </w:rPr>
+        <w:t>Compliance legal</w:t>
       </w:r>
     </w:p>
     <w:p>
@@ -12435,40 +11082,14 @@
           <w:sz w:val="36"/>
           <w:szCs w:val="36"/>
         </w:rPr>
-        <w:t xml:space="preserve">Adicionar </w:t>
-      </w:r>
-      <w:proofErr w:type="spellStart"/>
-      <w:r>
-        <w:rPr>
-          <w:rStyle w:val="font-semibold"/>
-          <w:sz w:val="36"/>
-          <w:szCs w:val="36"/>
-        </w:rPr>
-        <w:t>Backend</w:t>
-      </w:r>
-      <w:proofErr w:type="spellEnd"/>
-      <w:r>
-        <w:rPr>
-          <w:sz w:val="36"/>
-          <w:szCs w:val="36"/>
-        </w:rPr>
-        <w:t xml:space="preserve"> (</w:t>
-      </w:r>
-      <w:proofErr w:type="spellStart"/>
-      <w:r>
-        <w:rPr>
-          <w:sz w:val="36"/>
-          <w:szCs w:val="36"/>
-        </w:rPr>
-        <w:t>Firebase</w:t>
-      </w:r>
-      <w:proofErr w:type="spellEnd"/>
-      <w:r>
-        <w:rPr>
-          <w:sz w:val="36"/>
-          <w:szCs w:val="36"/>
-        </w:rPr>
-        <w:t xml:space="preserve"> é mais rápido)</w:t>
+        <w:t>Adicionar Backend</w:t>
+      </w:r>
+      <w:r>
+        <w:rPr>
+          <w:sz w:val="36"/>
+          <w:szCs w:val="36"/>
+        </w:rPr>
+        <w:t xml:space="preserve"> (Firebase é mais rápido)</w:t>
       </w:r>
     </w:p>
     <w:p>
@@ -12517,25 +11138,7 @@
           <w:sz w:val="36"/>
           <w:szCs w:val="36"/>
         </w:rPr>
-        <w:t xml:space="preserve">Adicionar </w:t>
-      </w:r>
-      <w:proofErr w:type="spellStart"/>
-      <w:r>
-        <w:rPr>
-          <w:rStyle w:val="font-semibold"/>
-          <w:sz w:val="36"/>
-          <w:szCs w:val="36"/>
-        </w:rPr>
-        <w:t>Disclaimer</w:t>
-      </w:r>
-      <w:proofErr w:type="spellEnd"/>
-      <w:r>
-        <w:rPr>
-          <w:rStyle w:val="font-semibold"/>
-          <w:sz w:val="36"/>
-          <w:szCs w:val="36"/>
-        </w:rPr>
-        <w:t xml:space="preserve"> jurídico</w:t>
+        <w:t>Adicionar Disclaimer jurídico</w:t>
       </w:r>
       <w:r>
         <w:rPr>
@@ -12591,91 +11194,61 @@
           <w:sz w:val="36"/>
           <w:szCs w:val="36"/>
         </w:rPr>
-        <w:t xml:space="preserve">Plano </w:t>
-      </w:r>
-      <w:proofErr w:type="spellStart"/>
+        <w:t>Plano Freemium</w:t>
+      </w:r>
+      <w:r>
+        <w:rPr>
+          <w:sz w:val="36"/>
+          <w:szCs w:val="36"/>
+        </w:rPr>
+        <w:t xml:space="preserve"> com limites (2 dias)</w:t>
+      </w:r>
+    </w:p>
+    <w:p>
+      <w:pPr>
+        <w:pStyle w:val="NormalWeb"/>
+        <w:rPr>
+          <w:sz w:val="36"/>
+          <w:szCs w:val="36"/>
+        </w:rPr>
+      </w:pPr>
       <w:r>
         <w:rPr>
           <w:rStyle w:val="font-semibold"/>
           <w:sz w:val="36"/>
           <w:szCs w:val="36"/>
         </w:rPr>
-        <w:t>Freemium</w:t>
-      </w:r>
-      <w:proofErr w:type="spellEnd"/>
-      <w:r>
-        <w:rPr>
-          <w:sz w:val="36"/>
-          <w:szCs w:val="36"/>
-        </w:rPr>
-        <w:t xml:space="preserve"> com limites (2 dias)</w:t>
-      </w:r>
-    </w:p>
-    <w:p>
-      <w:pPr>
-        <w:pStyle w:val="NormalWeb"/>
-        <w:rPr>
-          <w:sz w:val="36"/>
-          <w:szCs w:val="36"/>
-        </w:rPr>
-      </w:pPr>
-      <w:proofErr w:type="spellStart"/>
+        <w:t>Timeline realista:</w:t>
+      </w:r>
+      <w:r>
+        <w:rPr>
+          <w:sz w:val="36"/>
+          <w:szCs w:val="36"/>
+        </w:rPr>
+        <w:t xml:space="preserve"> </w:t>
+      </w:r>
       <w:r>
         <w:rPr>
           <w:rStyle w:val="font-semibold"/>
           <w:sz w:val="36"/>
           <w:szCs w:val="36"/>
         </w:rPr>
-        <w:t>Timeline</w:t>
-      </w:r>
-      <w:proofErr w:type="spellEnd"/>
+        <w:t>2-3 semanas</w:t>
+      </w:r>
+      <w:r>
+        <w:rPr>
+          <w:sz w:val="36"/>
+          <w:szCs w:val="36"/>
+        </w:rPr>
+        <w:t xml:space="preserve"> de desenvolvimento para ter um produto </w:t>
+      </w:r>
       <w:r>
         <w:rPr>
           <w:rStyle w:val="font-semibold"/>
           <w:sz w:val="36"/>
           <w:szCs w:val="36"/>
         </w:rPr>
-        <w:t xml:space="preserve"> realista:</w:t>
-      </w:r>
-      <w:r>
-        <w:rPr>
-          <w:sz w:val="36"/>
-          <w:szCs w:val="36"/>
-        </w:rPr>
-        <w:t xml:space="preserve"> </w:t>
-      </w:r>
-      <w:r>
-        <w:rPr>
-          <w:rStyle w:val="font-semibold"/>
-          <w:sz w:val="36"/>
-          <w:szCs w:val="36"/>
-        </w:rPr>
-        <w:t>2-3 semanas</w:t>
-      </w:r>
-      <w:r>
-        <w:rPr>
-          <w:sz w:val="36"/>
-          <w:szCs w:val="36"/>
-        </w:rPr>
-        <w:t xml:space="preserve"> de desenvolvimento para ter um produto </w:t>
-      </w:r>
-      <w:proofErr w:type="spellStart"/>
-      <w:r>
-        <w:rPr>
-          <w:rStyle w:val="font-semibold"/>
-          <w:sz w:val="36"/>
-          <w:szCs w:val="36"/>
-        </w:rPr>
-        <w:t>monetizável</w:t>
-      </w:r>
-      <w:proofErr w:type="spellEnd"/>
-      <w:r>
-        <w:rPr>
-          <w:rStyle w:val="font-semibold"/>
-          <w:sz w:val="36"/>
-          <w:szCs w:val="36"/>
-        </w:rPr>
-        <w:t xml:space="preserve"> e legal</w:t>
+        <w:t>monetizável e legal</w:t>
       </w:r>
       <w:r>
         <w:rPr>
@@ -12760,15 +11333,7 @@
         <w:pStyle w:val="Ttulo3"/>
       </w:pPr>
       <w:r>
-        <w:t>1. Hospedagem do App (</w:t>
-      </w:r>
-      <w:proofErr w:type="spellStart"/>
-      <w:r>
-        <w:t>Frontend</w:t>
-      </w:r>
-      <w:proofErr w:type="spellEnd"/>
-      <w:r>
-        <w:t>)</w:t>
+        <w:t>1. Hospedagem do App (Frontend)</w:t>
       </w:r>
     </w:p>
     <w:p>
@@ -12814,74 +11379,14 @@
       <w:r>
         <w:t xml:space="preserve"> Usando plataformas modernas como </w:t>
       </w:r>
-      <w:proofErr w:type="spellStart"/>
       <w:r>
         <w:rPr>
           <w:rStyle w:val="font-semibold"/>
         </w:rPr>
-        <w:t>Vercel</w:t>
-      </w:r>
-      <w:proofErr w:type="spellEnd"/>
-      <w:r>
-        <w:rPr>
-          <w:rStyle w:val="font-semibold"/>
-        </w:rPr>
-        <w:t xml:space="preserve">, </w:t>
-      </w:r>
-      <w:proofErr w:type="spellStart"/>
-      <w:r>
-        <w:rPr>
-          <w:rStyle w:val="font-semibold"/>
-        </w:rPr>
-        <w:t>Netlify</w:t>
-      </w:r>
-      <w:proofErr w:type="spellEnd"/>
-      <w:r>
-        <w:rPr>
-          <w:rStyle w:val="font-semibold"/>
-        </w:rPr>
-        <w:t xml:space="preserve"> ou </w:t>
-      </w:r>
-      <w:proofErr w:type="spellStart"/>
-      <w:r>
-        <w:rPr>
-          <w:rStyle w:val="font-semibold"/>
-        </w:rPr>
-        <w:t>Cloudflare</w:t>
-      </w:r>
-      <w:proofErr w:type="spellEnd"/>
-      <w:r>
-        <w:rPr>
-          <w:rStyle w:val="font-semibold"/>
-        </w:rPr>
-        <w:t xml:space="preserve"> </w:t>
-      </w:r>
-      <w:proofErr w:type="spellStart"/>
-      <w:r>
-        <w:rPr>
-          <w:rStyle w:val="font-semibold"/>
-        </w:rPr>
-        <w:t>Pages</w:t>
-      </w:r>
-      <w:proofErr w:type="spellEnd"/>
-      <w:r>
-        <w:t xml:space="preserve">. Elas hospedam aplicativos em </w:t>
-      </w:r>
-      <w:proofErr w:type="spellStart"/>
-      <w:r>
-        <w:t>JavaScript</w:t>
-      </w:r>
-      <w:proofErr w:type="spellEnd"/>
-      <w:r>
-        <w:t>/</w:t>
-      </w:r>
-      <w:proofErr w:type="spellStart"/>
-      <w:r>
-        <w:t>React</w:t>
-      </w:r>
-      <w:proofErr w:type="spellEnd"/>
-      <w:r>
-        <w:t xml:space="preserve"> de graça, com certificado de segurança (HTTPS) e são extremamente rápidas.</w:t>
+        <w:t>Vercel, Netlify ou Cloudflare Pages</w:t>
+      </w:r>
+      <w:r>
+        <w:t>. Elas hospedam aplicativos em JavaScript/React de graça, com certificado de segurança (HTTPS) e são extremamente rápidas.</w:t>
       </w:r>
     </w:p>
     <w:p>
@@ -12913,15 +11418,7 @@
         <w:pStyle w:val="Ttulo3"/>
       </w:pPr>
       <w:r>
-        <w:t xml:space="preserve">2. Banco de Dados, Login e </w:t>
-      </w:r>
-      <w:proofErr w:type="spellStart"/>
-      <w:r>
-        <w:t>Backend</w:t>
-      </w:r>
-      <w:proofErr w:type="spellEnd"/>
-      <w:r>
-        <w:t xml:space="preserve"> (A Nuvem)</w:t>
+        <w:t>2. Banco de Dados, Login e Backend (A Nuvem)</w:t>
       </w:r>
     </w:p>
     <w:p>
@@ -12968,35 +11465,23 @@
       <w:r>
         <w:t xml:space="preserve"> Usando o </w:t>
       </w:r>
-      <w:proofErr w:type="spellStart"/>
       <w:r>
         <w:rPr>
           <w:rStyle w:val="font-semibold"/>
         </w:rPr>
         <w:t>Firebase</w:t>
       </w:r>
-      <w:proofErr w:type="spellEnd"/>
       <w:r>
         <w:t xml:space="preserve"> (do Google) ou </w:t>
       </w:r>
-      <w:proofErr w:type="spellStart"/>
       <w:r>
         <w:rPr>
           <w:rStyle w:val="font-semibold"/>
         </w:rPr>
         <w:t>Supabase</w:t>
       </w:r>
-      <w:proofErr w:type="spellEnd"/>
-      <w:r>
-        <w:t xml:space="preserve">. O </w:t>
-      </w:r>
-      <w:proofErr w:type="spellStart"/>
-      <w:r>
-        <w:t>Firebase</w:t>
-      </w:r>
-      <w:proofErr w:type="spellEnd"/>
-      <w:r>
-        <w:t xml:space="preserve"> te dá de graça: até 50.000 logins por mês, 1 GB de banco de dados (cabe </w:t>
+      <w:r>
+        <w:t xml:space="preserve">. O Firebase te dá de graça: até 50.000 logins por mês, 1 GB de banco de dados (cabe </w:t>
       </w:r>
       <w:r>
         <w:rPr>
@@ -13006,15 +11491,7 @@
         <w:t>muito</w:t>
       </w:r>
       <w:r>
-        <w:t xml:space="preserve"> contrato em texto) e 5 GB para salvar os </w:t>
-      </w:r>
-      <w:proofErr w:type="spellStart"/>
-      <w:r>
-        <w:t>PDFs</w:t>
-      </w:r>
-      <w:proofErr w:type="spellEnd"/>
-      <w:r>
-        <w:t xml:space="preserve"> gerados.</w:t>
+        <w:t xml:space="preserve"> contrato em texto) e 5 GB para salvar os PDFs gerados.</w:t>
       </w:r>
     </w:p>
     <w:p>
@@ -13095,42 +11572,12 @@
       <w:r>
         <w:t xml:space="preserve"> Serviços como </w:t>
       </w:r>
-      <w:proofErr w:type="spellStart"/>
       <w:r>
         <w:rPr>
           <w:rStyle w:val="font-semibold"/>
         </w:rPr>
-        <w:t>Resend</w:t>
-      </w:r>
-      <w:proofErr w:type="spellEnd"/>
-      <w:r>
-        <w:rPr>
-          <w:rStyle w:val="font-semibold"/>
-        </w:rPr>
-        <w:t xml:space="preserve">, </w:t>
-      </w:r>
-      <w:proofErr w:type="spellStart"/>
-      <w:r>
-        <w:rPr>
-          <w:rStyle w:val="font-semibold"/>
-        </w:rPr>
-        <w:t>SendGrid</w:t>
-      </w:r>
-      <w:proofErr w:type="spellEnd"/>
-      <w:r>
-        <w:rPr>
-          <w:rStyle w:val="font-semibold"/>
-        </w:rPr>
-        <w:t xml:space="preserve"> ou </w:t>
-      </w:r>
-      <w:proofErr w:type="spellStart"/>
-      <w:r>
-        <w:rPr>
-          <w:rStyle w:val="font-semibold"/>
-        </w:rPr>
-        <w:t>MailerSend</w:t>
-      </w:r>
-      <w:proofErr w:type="spellEnd"/>
+        <w:t>Resend, SendGrid ou MailerSend</w:t>
+      </w:r>
       <w:r>
         <w:t xml:space="preserve"> permitem enviar entre 3.000 a 10.000 e-mails por mês totalmente de graça.</w:t>
       </w:r>
@@ -13182,15 +11629,7 @@
         <w:t>CEP:</w:t>
       </w:r>
       <w:r>
-        <w:t xml:space="preserve"> A API do </w:t>
-      </w:r>
-      <w:proofErr w:type="spellStart"/>
-      <w:r>
-        <w:t>ViaCEP</w:t>
-      </w:r>
-      <w:proofErr w:type="spellEnd"/>
-      <w:r>
-        <w:t xml:space="preserve"> é gratuita e ilimitada.</w:t>
+        <w:t xml:space="preserve"> A API do ViaCEP é gratuita e ilimitada.</w:t>
       </w:r>
     </w:p>
     <w:p>
@@ -13208,31 +11647,7 @@
         <w:t>CNPJ/CPF:</w:t>
       </w:r>
       <w:r>
-        <w:t xml:space="preserve"> A API da </w:t>
-      </w:r>
-      <w:proofErr w:type="spellStart"/>
-      <w:r>
-        <w:t>ReceitaWS</w:t>
-      </w:r>
-      <w:proofErr w:type="spellEnd"/>
-      <w:r>
-        <w:t xml:space="preserve"> ou </w:t>
-      </w:r>
-      <w:proofErr w:type="spellStart"/>
-      <w:r>
-        <w:t>BrasilAPI</w:t>
-      </w:r>
-      <w:proofErr w:type="spellEnd"/>
-      <w:r>
-        <w:t xml:space="preserve"> permite consultas gratuitas (</w:t>
-      </w:r>
-      <w:proofErr w:type="spellStart"/>
-      <w:r>
-        <w:t>ex</w:t>
-      </w:r>
-      <w:proofErr w:type="spellEnd"/>
-      <w:r>
-        <w:t>: 3 consultas por minuto). Para um app começando, é mais que suficiente.</w:t>
+        <w:t xml:space="preserve"> A API da ReceitaWS ou BrasilAPI permite consultas gratuitas (ex: 3 consultas por minuto). Para um app começando, é mais que suficiente.</w:t>
       </w:r>
     </w:p>
     <w:p>
@@ -13264,15 +11679,7 @@
         <w:pStyle w:val="Ttulo3"/>
       </w:pPr>
       <w:r>
-        <w:t xml:space="preserve">5. Domínio do Site (O seu </w:t>
-      </w:r>
-      <w:proofErr w:type="gramStart"/>
-      <w:r>
-        <w:t>endereço .</w:t>
-      </w:r>
-      <w:proofErr w:type="gramEnd"/>
-      <w:r>
-        <w:t>com.br)</w:t>
+        <w:t>5. Domínio do Site (O seu endereço .com.br)</w:t>
       </w:r>
     </w:p>
     <w:p>
@@ -13280,15 +11687,7 @@
         <w:pStyle w:val="NormalWeb"/>
       </w:pPr>
       <w:r>
-        <w:t>Esse não tem como fugir, você precisa de um nome profissional (</w:t>
-      </w:r>
-      <w:proofErr w:type="spellStart"/>
-      <w:r>
-        <w:t>ex</w:t>
-      </w:r>
-      <w:proofErr w:type="spellEnd"/>
-      <w:r>
-        <w:t xml:space="preserve">: </w:t>
+        <w:t xml:space="preserve">Esse não tem como fugir, você precisa de um nome profissional (ex: </w:t>
       </w:r>
       <w:r>
         <w:rPr>
@@ -13353,31 +11752,7 @@
         <w:pStyle w:val="NormalWeb"/>
       </w:pPr>
       <w:r>
-        <w:t>Aqui é onde o "bicho pega". Integrar assinatura digital via API (</w:t>
-      </w:r>
-      <w:proofErr w:type="spellStart"/>
-      <w:r>
-        <w:t>DocuSign</w:t>
-      </w:r>
-      <w:proofErr w:type="spellEnd"/>
-      <w:r>
-        <w:t xml:space="preserve">, </w:t>
-      </w:r>
-      <w:proofErr w:type="spellStart"/>
-      <w:r>
-        <w:t>ZapSign</w:t>
-      </w:r>
-      <w:proofErr w:type="spellEnd"/>
-      <w:r>
-        <w:t xml:space="preserve">, </w:t>
-      </w:r>
-      <w:proofErr w:type="spellStart"/>
-      <w:r>
-        <w:t>Clicksign</w:t>
-      </w:r>
-      <w:proofErr w:type="spellEnd"/>
-      <w:r>
-        <w:t xml:space="preserve">) </w:t>
+        <w:t xml:space="preserve">Aqui é onde o "bicho pega". Integrar assinatura digital via API (DocuSign, ZapSign, Clicksign) </w:t>
       </w:r>
       <w:r>
         <w:rPr>
@@ -13458,15 +11833,7 @@
         <w:t>Portal GOV.BR</w:t>
       </w:r>
       <w:r>
-        <w:t xml:space="preserve"> (o governo brasileiro tem um portal oficial, 100% gratuito, que assina </w:t>
-      </w:r>
-      <w:proofErr w:type="spellStart"/>
-      <w:r>
-        <w:t>PDFs</w:t>
-      </w:r>
-      <w:proofErr w:type="spellEnd"/>
-      <w:r>
-        <w:t xml:space="preserve"> com validade ICP-Brasil). Você pode até colocar um botão no seu app: </w:t>
+        <w:t xml:space="preserve"> (o governo brasileiro tem um portal oficial, 100% gratuito, que assina PDFs com validade ICP-Brasil). Você pode até colocar um botão no seu app: </w:t>
       </w:r>
       <w:r>
         <w:rPr>
@@ -13495,23 +11862,7 @@
         <w:t>Modo Premium (Quando você for cobrar):</w:t>
       </w:r>
       <w:r>
-        <w:t xml:space="preserve"> Se você cobrar R$ 29,90 por mês do usuário no plano Premium, você pode pagar um plano básico de API (</w:t>
-      </w:r>
-      <w:proofErr w:type="spellStart"/>
-      <w:r>
-        <w:t>ex</w:t>
-      </w:r>
-      <w:proofErr w:type="spellEnd"/>
-      <w:r>
-        <w:t xml:space="preserve">: </w:t>
-      </w:r>
-      <w:proofErr w:type="spellStart"/>
-      <w:r>
-        <w:t>ZapSign</w:t>
-      </w:r>
-      <w:proofErr w:type="spellEnd"/>
-      <w:r>
-        <w:t>) de R$ 100,00. Se 10 usuários pagarem o Premium, você arrecada R$ 300, paga a API e já tem lucro. Você repassa o custo da assinatura para o usuário que paga o app.</w:t>
+        <w:t xml:space="preserve"> Se você cobrar R$ 29,90 por mês do usuário no plano Premium, você pode pagar um plano básico de API (ex: ZapSign) de R$ 100,00. Se 10 usuários pagarem o Premium, você arrecada R$ 300, paga a API e já tem lucro. Você repassa o custo da assinatura para o usuário que paga o app.</w:t>
       </w:r>
     </w:p>
     <w:p>
@@ -13540,15 +11891,7 @@
         <w:pStyle w:val="NormalWeb"/>
       </w:pPr>
       <w:r>
-        <w:t xml:space="preserve">Para colocar o app no ar (Fases 1, 2 e 3 do nosso </w:t>
-      </w:r>
-      <w:proofErr w:type="spellStart"/>
-      <w:r>
-        <w:t>roadmap</w:t>
-      </w:r>
-      <w:proofErr w:type="spellEnd"/>
-      <w:r>
-        <w:t>), com login, salvando contratos e gerando PDF:</w:t>
+        <w:t>Para colocar o app no ar (Fases 1, 2 e 3 do nosso roadmap), com login, salvando contratos e gerando PDF:</w:t>
       </w:r>
     </w:p>
     <w:p>
@@ -13672,7 +12015,6 @@
     </w:p>
     <w:p>
       <w:pPr>
-        <w:pStyle w:val="PargrafodaLista"/>
         <w:rPr>
           <w:sz w:val="32"/>
           <w:szCs w:val="32"/>
@@ -13681,12 +12023,369 @@
     </w:p>
     <w:p>
       <w:pPr>
-        <w:pStyle w:val="PargrafodaLista"/>
-        <w:rPr>
-          <w:sz w:val="32"/>
-          <w:szCs w:val="32"/>
-        </w:rPr>
-      </w:pPr>
+        <w:rPr>
+          <w:rFonts w:ascii="Times New Roman" w:eastAsia="Times New Roman" w:hAnsi="Times New Roman" w:cs="Times New Roman"/>
+          <w:kern w:val="0"/>
+          <w:sz w:val="36"/>
+          <w:szCs w:val="36"/>
+          <w:lang w:eastAsia="pt-BR"/>
+          <w14:ligatures w14:val="none"/>
+        </w:rPr>
+      </w:pPr>
+      <w:r>
+        <w:rPr>
+          <w:sz w:val="56"/>
+          <w:szCs w:val="56"/>
+        </w:rPr>
+        <w:t>NOMES</w:t>
+      </w:r>
+      <w:r>
+        <w:rPr>
+          <w:sz w:val="36"/>
+          <w:szCs w:val="36"/>
+        </w:rPr>
+        <w:br/>
+      </w:r>
+      <w:r>
+        <w:rPr>
+          <w:sz w:val="36"/>
+          <w:szCs w:val="36"/>
+        </w:rPr>
+        <w:br/>
+      </w:r>
+      <w:r>
+        <w:rPr>
+          <w:rFonts w:ascii="Times New Roman" w:eastAsia="Times New Roman" w:hAnsi="Symbol" w:cs="Times New Roman"/>
+          <w:kern w:val="0"/>
+          <w:sz w:val="36"/>
+          <w:szCs w:val="36"/>
+          <w:lang w:eastAsia="pt-BR"/>
+          <w14:ligatures w14:val="none"/>
+        </w:rPr>
+        <w:t></w:t>
+      </w:r>
+      <w:r>
+        <w:rPr>
+          <w:rFonts w:ascii="Times New Roman" w:eastAsia="Times New Roman" w:hAnsi="Times New Roman" w:cs="Times New Roman"/>
+          <w:kern w:val="0"/>
+          <w:sz w:val="36"/>
+          <w:szCs w:val="36"/>
+          <w:lang w:eastAsia="pt-BR"/>
+          <w14:ligatures w14:val="none"/>
+        </w:rPr>
+        <w:t xml:space="preserve">  Contratei - Simples, memorável, sem concorrência </w:t>
+      </w:r>
+    </w:p>
+    <w:p>
+      <w:pPr>
+        <w:spacing w:after="0" w:line="240" w:lineRule="auto"/>
+        <w:rPr>
+          <w:rFonts w:ascii="Times New Roman" w:eastAsia="Times New Roman" w:hAnsi="Times New Roman" w:cs="Times New Roman"/>
+          <w:kern w:val="0"/>
+          <w:sz w:val="36"/>
+          <w:szCs w:val="36"/>
+          <w:lang w:eastAsia="pt-BR"/>
+          <w14:ligatures w14:val="none"/>
+        </w:rPr>
+      </w:pPr>
+      <w:r>
+        <w:rPr>
+          <w:rFonts w:ascii="Times New Roman" w:eastAsia="Times New Roman" w:hAnsi="Symbol" w:cs="Times New Roman"/>
+          <w:kern w:val="0"/>
+          <w:sz w:val="36"/>
+          <w:szCs w:val="36"/>
+          <w:lang w:eastAsia="pt-BR"/>
+          <w14:ligatures w14:val="none"/>
+        </w:rPr>
+        <w:t></w:t>
+      </w:r>
+      <w:r>
+        <w:rPr>
+          <w:rFonts w:ascii="Times New Roman" w:eastAsia="Times New Roman" w:hAnsi="Times New Roman" w:cs="Times New Roman"/>
+          <w:kern w:val="0"/>
+          <w:sz w:val="36"/>
+          <w:szCs w:val="36"/>
+          <w:lang w:eastAsia="pt-BR"/>
+          <w14:ligatures w14:val="none"/>
+        </w:rPr>
+        <w:t xml:space="preserve">  Docílio - Friendy, refere a "domicílio" (local do contrato) </w:t>
+      </w:r>
+    </w:p>
+    <w:p>
+      <w:pPr>
+        <w:spacing w:after="0" w:line="240" w:lineRule="auto"/>
+        <w:rPr>
+          <w:rFonts w:ascii="Times New Roman" w:eastAsia="Times New Roman" w:hAnsi="Times New Roman" w:cs="Times New Roman"/>
+          <w:kern w:val="0"/>
+          <w:sz w:val="36"/>
+          <w:szCs w:val="36"/>
+          <w:lang w:eastAsia="pt-BR"/>
+          <w14:ligatures w14:val="none"/>
+        </w:rPr>
+      </w:pPr>
+      <w:r>
+        <w:rPr>
+          <w:rFonts w:ascii="Times New Roman" w:eastAsia="Times New Roman" w:hAnsi="Symbol" w:cs="Times New Roman"/>
+          <w:kern w:val="0"/>
+          <w:sz w:val="36"/>
+          <w:szCs w:val="36"/>
+          <w:lang w:eastAsia="pt-BR"/>
+          <w14:ligatures w14:val="none"/>
+        </w:rPr>
+        <w:t></w:t>
+      </w:r>
+      <w:r>
+        <w:rPr>
+          <w:rFonts w:ascii="Times New Roman" w:eastAsia="Times New Roman" w:hAnsi="Times New Roman" w:cs="Times New Roman"/>
+          <w:kern w:val="0"/>
+          <w:sz w:val="36"/>
+          <w:szCs w:val="36"/>
+          <w:lang w:eastAsia="pt-BR"/>
+          <w14:ligatures w14:val="none"/>
+        </w:rPr>
+        <w:t xml:space="preserve">  Acordo Agora - Direto, ação imediata </w:t>
+      </w:r>
+    </w:p>
+    <w:p>
+      <w:pPr>
+        <w:spacing w:after="0" w:line="240" w:lineRule="auto"/>
+        <w:rPr>
+          <w:rFonts w:ascii="Times New Roman" w:eastAsia="Times New Roman" w:hAnsi="Times New Roman" w:cs="Times New Roman"/>
+          <w:kern w:val="0"/>
+          <w:sz w:val="36"/>
+          <w:szCs w:val="36"/>
+          <w:lang w:eastAsia="pt-BR"/>
+          <w14:ligatures w14:val="none"/>
+        </w:rPr>
+      </w:pPr>
+      <w:r>
+        <w:rPr>
+          <w:rFonts w:ascii="Times New Roman" w:eastAsia="Times New Roman" w:hAnsi="Symbol" w:cs="Times New Roman"/>
+          <w:kern w:val="0"/>
+          <w:sz w:val="36"/>
+          <w:szCs w:val="36"/>
+          <w:lang w:eastAsia="pt-BR"/>
+          <w14:ligatures w14:val="none"/>
+        </w:rPr>
+        <w:t></w:t>
+      </w:r>
+      <w:r>
+        <w:rPr>
+          <w:rFonts w:ascii="Times New Roman" w:eastAsia="Times New Roman" w:hAnsi="Times New Roman" w:cs="Times New Roman"/>
+          <w:kern w:val="0"/>
+          <w:sz w:val="36"/>
+          <w:szCs w:val="36"/>
+          <w:lang w:eastAsia="pt-BR"/>
+          <w14:ligatures w14:val="none"/>
+        </w:rPr>
+        <w:t xml:space="preserve">  Cláusula Fácil - Específico, diferenciado </w:t>
+      </w:r>
+    </w:p>
+    <w:p>
+      <w:pPr>
+        <w:spacing w:after="0" w:line="240" w:lineRule="auto"/>
+        <w:rPr>
+          <w:rFonts w:ascii="Times New Roman" w:eastAsia="Times New Roman" w:hAnsi="Times New Roman" w:cs="Times New Roman"/>
+          <w:kern w:val="0"/>
+          <w:sz w:val="36"/>
+          <w:szCs w:val="36"/>
+          <w:lang w:eastAsia="pt-BR"/>
+          <w14:ligatures w14:val="none"/>
+        </w:rPr>
+      </w:pPr>
+      <w:r>
+        <w:rPr>
+          <w:rFonts w:ascii="Times New Roman" w:eastAsia="Times New Roman" w:hAnsi="Symbol" w:cs="Times New Roman"/>
+          <w:kern w:val="0"/>
+          <w:sz w:val="36"/>
+          <w:szCs w:val="36"/>
+          <w:lang w:eastAsia="pt-BR"/>
+          <w14:ligatures w14:val="none"/>
+        </w:rPr>
+        <w:t></w:t>
+      </w:r>
+      <w:r>
+        <w:rPr>
+          <w:rFonts w:ascii="Times New Roman" w:eastAsia="Times New Roman" w:hAnsi="Times New Roman" w:cs="Times New Roman"/>
+          <w:kern w:val="0"/>
+          <w:sz w:val="36"/>
+          <w:szCs w:val="36"/>
+          <w:lang w:eastAsia="pt-BR"/>
+          <w14:ligatures w14:val="none"/>
+        </w:rPr>
+        <w:t xml:space="preserve">  ContratBox - Moderno, único </w:t>
+      </w:r>
+    </w:p>
+    <w:p>
+      <w:pPr>
+        <w:spacing w:after="0" w:line="240" w:lineRule="auto"/>
+        <w:rPr>
+          <w:rFonts w:ascii="Times New Roman" w:eastAsia="Times New Roman" w:hAnsi="Times New Roman" w:cs="Times New Roman"/>
+          <w:kern w:val="0"/>
+          <w:sz w:val="36"/>
+          <w:szCs w:val="36"/>
+          <w:lang w:eastAsia="pt-BR"/>
+          <w14:ligatures w14:val="none"/>
+        </w:rPr>
+      </w:pPr>
+      <w:r>
+        <w:rPr>
+          <w:rFonts w:ascii="Times New Roman" w:eastAsia="Times New Roman" w:hAnsi="Symbol" w:cs="Times New Roman"/>
+          <w:kern w:val="0"/>
+          <w:sz w:val="36"/>
+          <w:szCs w:val="36"/>
+          <w:lang w:eastAsia="pt-BR"/>
+          <w14:ligatures w14:val="none"/>
+        </w:rPr>
+        <w:t></w:t>
+      </w:r>
+      <w:r>
+        <w:rPr>
+          <w:rFonts w:ascii="Times New Roman" w:eastAsia="Times New Roman" w:hAnsi="Times New Roman" w:cs="Times New Roman"/>
+          <w:kern w:val="0"/>
+          <w:sz w:val="36"/>
+          <w:szCs w:val="36"/>
+          <w:lang w:eastAsia="pt-BR"/>
+          <w14:ligatures w14:val="none"/>
+        </w:rPr>
+        <w:t xml:space="preserve">  Pacto Rápido - Ação + simplicidade </w:t>
+      </w:r>
+    </w:p>
+    <w:p>
+      <w:pPr>
+        <w:spacing w:after="0" w:line="240" w:lineRule="auto"/>
+        <w:rPr>
+          <w:rFonts w:ascii="Times New Roman" w:eastAsia="Times New Roman" w:hAnsi="Times New Roman" w:cs="Times New Roman"/>
+          <w:kern w:val="0"/>
+          <w:sz w:val="36"/>
+          <w:szCs w:val="36"/>
+          <w:lang w:eastAsia="pt-BR"/>
+          <w14:ligatures w14:val="none"/>
+        </w:rPr>
+      </w:pPr>
+      <w:r>
+        <w:rPr>
+          <w:rFonts w:ascii="Times New Roman" w:eastAsia="Times New Roman" w:hAnsi="Symbol" w:cs="Times New Roman"/>
+          <w:kern w:val="0"/>
+          <w:sz w:val="36"/>
+          <w:szCs w:val="36"/>
+          <w:lang w:eastAsia="pt-BR"/>
+          <w14:ligatures w14:val="none"/>
+        </w:rPr>
+        <w:t></w:t>
+      </w:r>
+      <w:r>
+        <w:rPr>
+          <w:rFonts w:ascii="Times New Roman" w:eastAsia="Times New Roman" w:hAnsi="Times New Roman" w:cs="Times New Roman"/>
+          <w:kern w:val="0"/>
+          <w:sz w:val="36"/>
+          <w:szCs w:val="36"/>
+          <w:lang w:eastAsia="pt-BR"/>
+          <w14:ligatures w14:val="none"/>
+        </w:rPr>
+        <w:t xml:space="preserve">  DocFácil - Referencia a documento </w:t>
+      </w:r>
+    </w:p>
+    <w:p>
+      <w:pPr>
+        <w:spacing w:after="0" w:line="240" w:lineRule="auto"/>
+        <w:rPr>
+          <w:rFonts w:ascii="Times New Roman" w:eastAsia="Times New Roman" w:hAnsi="Times New Roman" w:cs="Times New Roman"/>
+          <w:kern w:val="0"/>
+          <w:sz w:val="36"/>
+          <w:szCs w:val="36"/>
+          <w:lang w:eastAsia="pt-BR"/>
+          <w14:ligatures w14:val="none"/>
+        </w:rPr>
+      </w:pPr>
+      <w:r>
+        <w:rPr>
+          <w:rFonts w:ascii="Times New Roman" w:eastAsia="Times New Roman" w:hAnsi="Symbol" w:cs="Times New Roman"/>
+          <w:kern w:val="0"/>
+          <w:sz w:val="36"/>
+          <w:szCs w:val="36"/>
+          <w:lang w:eastAsia="pt-BR"/>
+          <w14:ligatures w14:val="none"/>
+        </w:rPr>
+        <w:t></w:t>
+      </w:r>
+      <w:r>
+        <w:rPr>
+          <w:rFonts w:ascii="Times New Roman" w:eastAsia="Times New Roman" w:hAnsi="Times New Roman" w:cs="Times New Roman"/>
+          <w:kern w:val="0"/>
+          <w:sz w:val="36"/>
+          <w:szCs w:val="36"/>
+          <w:lang w:eastAsia="pt-BR"/>
+          <w14:ligatures w14:val="none"/>
+        </w:rPr>
+        <w:t xml:space="preserve">  ContratoAI - Moderno, mostra uso de IA </w:t>
+      </w:r>
+    </w:p>
+    <w:p>
+      <w:pPr>
+        <w:spacing w:after="0" w:line="240" w:lineRule="auto"/>
+        <w:rPr>
+          <w:rFonts w:ascii="Times New Roman" w:eastAsia="Times New Roman" w:hAnsi="Times New Roman" w:cs="Times New Roman"/>
+          <w:kern w:val="0"/>
+          <w:sz w:val="36"/>
+          <w:szCs w:val="36"/>
+          <w:lang w:eastAsia="pt-BR"/>
+          <w14:ligatures w14:val="none"/>
+        </w:rPr>
+      </w:pPr>
+      <w:r>
+        <w:rPr>
+          <w:rFonts w:ascii="Times New Roman" w:eastAsia="Times New Roman" w:hAnsi="Symbol" w:cs="Times New Roman"/>
+          <w:kern w:val="0"/>
+          <w:sz w:val="36"/>
+          <w:szCs w:val="36"/>
+          <w:lang w:eastAsia="pt-BR"/>
+          <w14:ligatures w14:val="none"/>
+        </w:rPr>
+        <w:lastRenderedPageBreak/>
+        <w:t></w:t>
+      </w:r>
+      <w:r>
+        <w:rPr>
+          <w:rFonts w:ascii="Times New Roman" w:eastAsia="Times New Roman" w:hAnsi="Times New Roman" w:cs="Times New Roman"/>
+          <w:kern w:val="0"/>
+          <w:sz w:val="36"/>
+          <w:szCs w:val="36"/>
+          <w:lang w:eastAsia="pt-BR"/>
+          <w14:ligatures w14:val="none"/>
+        </w:rPr>
+        <w:t xml:space="preserve">  AssinaAí - Refere ao ato de assinar </w:t>
+      </w:r>
+    </w:p>
+    <w:p>
+      <w:pPr>
+        <w:rPr>
+          <w:sz w:val="36"/>
+          <w:szCs w:val="36"/>
+        </w:rPr>
+      </w:pPr>
+      <w:r>
+        <w:rPr>
+          <w:rFonts w:ascii="Times New Roman" w:eastAsia="Times New Roman" w:hAnsi="Symbol" w:cs="Times New Roman"/>
+          <w:kern w:val="0"/>
+          <w:sz w:val="36"/>
+          <w:szCs w:val="36"/>
+          <w:lang w:eastAsia="pt-BR"/>
+          <w14:ligatures w14:val="none"/>
+        </w:rPr>
+        <w:t></w:t>
+      </w:r>
+      <w:r>
+        <w:rPr>
+          <w:rFonts w:ascii="Times New Roman" w:eastAsia="Times New Roman" w:hAnsi="Times New Roman" w:cs="Times New Roman"/>
+          <w:kern w:val="0"/>
+          <w:sz w:val="36"/>
+          <w:szCs w:val="36"/>
+          <w:lang w:eastAsia="pt-BR"/>
+          <w14:ligatures w14:val="none"/>
+        </w:rPr>
+        <w:t xml:space="preserve">  ContratosGO - Ágil, moderno</w:t>
+      </w:r>
     </w:p>
     <w:sectPr>
       <w:pgSz w:w="11906" w:h="16838"/>
@@ -13711,9 +12410,9 @@
       <w:lvlJc w:val="left"/>
       <w:pPr>
         <w:tabs>
-          <w:tab w:val="num" w:pos="643"/>
-        </w:tabs>
-        <w:ind w:left="643" w:hanging="360"/>
+          <w:tab w:val="num" w:pos="785"/>
+        </w:tabs>
+        <w:ind w:left="785" w:hanging="360"/>
       </w:pPr>
     </w:lvl>
     <w:lvl w:ilvl="1">
@@ -13723,9 +12422,9 @@
       <w:lvlJc w:val="left"/>
       <w:pPr>
         <w:tabs>
-          <w:tab w:val="num" w:pos="1363"/>
-        </w:tabs>
-        <w:ind w:left="1363" w:hanging="360"/>
+          <w:tab w:val="num" w:pos="1505"/>
+        </w:tabs>
+        <w:ind w:left="1505" w:hanging="360"/>
       </w:pPr>
       <w:rPr>
         <w:rFonts w:ascii="Courier New" w:hAnsi="Courier New" w:hint="default"/>
@@ -13739,9 +12438,9 @@
       <w:lvlJc w:val="left"/>
       <w:pPr>
         <w:tabs>
-          <w:tab w:val="num" w:pos="2083"/>
-        </w:tabs>
-        <w:ind w:left="2083" w:hanging="360"/>
+          <w:tab w:val="num" w:pos="2225"/>
+        </w:tabs>
+        <w:ind w:left="2225" w:hanging="360"/>
       </w:pPr>
       <w:rPr>
         <w:rFonts w:ascii="Wingdings" w:hAnsi="Wingdings" w:hint="default"/>
@@ -13755,9 +12454,9 @@
       <w:lvlJc w:val="left"/>
       <w:pPr>
         <w:tabs>
-          <w:tab w:val="num" w:pos="2803"/>
-        </w:tabs>
-        <w:ind w:left="2803" w:hanging="360"/>
+          <w:tab w:val="num" w:pos="2945"/>
+        </w:tabs>
+        <w:ind w:left="2945" w:hanging="360"/>
       </w:pPr>
     </w:lvl>
     <w:lvl w:ilvl="4" w:tentative="1">
@@ -13767,9 +12466,9 @@
       <w:lvlJc w:val="left"/>
       <w:pPr>
         <w:tabs>
-          <w:tab w:val="num" w:pos="3523"/>
-        </w:tabs>
-        <w:ind w:left="3523" w:hanging="360"/>
+          <w:tab w:val="num" w:pos="3665"/>
+        </w:tabs>
+        <w:ind w:left="3665" w:hanging="360"/>
       </w:pPr>
     </w:lvl>
     <w:lvl w:ilvl="5" w:tentative="1">
@@ -13779,9 +12478,9 @@
       <w:lvlJc w:val="left"/>
       <w:pPr>
         <w:tabs>
-          <w:tab w:val="num" w:pos="4243"/>
-        </w:tabs>
-        <w:ind w:left="4243" w:hanging="360"/>
+          <w:tab w:val="num" w:pos="4385"/>
+        </w:tabs>
+        <w:ind w:left="4385" w:hanging="360"/>
       </w:pPr>
     </w:lvl>
     <w:lvl w:ilvl="6" w:tentative="1">
@@ -13791,9 +12490,9 @@
       <w:lvlJc w:val="left"/>
       <w:pPr>
         <w:tabs>
-          <w:tab w:val="num" w:pos="4963"/>
-        </w:tabs>
-        <w:ind w:left="4963" w:hanging="360"/>
+          <w:tab w:val="num" w:pos="5105"/>
+        </w:tabs>
+        <w:ind w:left="5105" w:hanging="360"/>
       </w:pPr>
     </w:lvl>
     <w:lvl w:ilvl="7" w:tentative="1">
@@ -13803,9 +12502,9 @@
       <w:lvlJc w:val="left"/>
       <w:pPr>
         <w:tabs>
-          <w:tab w:val="num" w:pos="5683"/>
-        </w:tabs>
-        <w:ind w:left="5683" w:hanging="360"/>
+          <w:tab w:val="num" w:pos="5825"/>
+        </w:tabs>
+        <w:ind w:left="5825" w:hanging="360"/>
       </w:pPr>
     </w:lvl>
     <w:lvl w:ilvl="8" w:tentative="1">
@@ -13815,9 +12514,9 @@
       <w:lvlJc w:val="left"/>
       <w:pPr>
         <w:tabs>
-          <w:tab w:val="num" w:pos="6403"/>
-        </w:tabs>
-        <w:ind w:left="6403" w:hanging="360"/>
+          <w:tab w:val="num" w:pos="6545"/>
+        </w:tabs>
+        <w:ind w:left="6545" w:hanging="360"/>
       </w:pPr>
     </w:lvl>
   </w:abstractNum>
